--- a/Zdeněk_Vostrovský_4ITC.docx
+++ b/Zdeněk_Vostrovský_4ITC.docx
@@ -875,10 +875,7 @@
         <w:t xml:space="preserve">, </w:t>
       </w:r>
       <w:r>
-        <w:t>telekineze</w:t>
-      </w:r>
-      <w:r>
-        <w:t xml:space="preserve">, </w:t>
+        <w:t xml:space="preserve">telekineze, </w:t>
       </w:r>
       <w:r>
         <w:t xml:space="preserve">checkpoint, </w:t>
@@ -952,7 +949,6 @@
             <w:tabs>
               <w:tab w:val="right" w:leader="dot" w:pos="9062"/>
             </w:tabs>
-            <w:jc w:val="left"/>
             <w:rPr>
               <w:noProof/>
               <w:kern w:val="2"/>
@@ -971,7 +967,7 @@
           <w:r>
             <w:fldChar w:fldCharType="separate"/>
           </w:r>
-          <w:hyperlink w:anchor="_Toc187244679" w:history="1">
+          <w:hyperlink w:anchor="_Toc187252998" w:history="1">
             <w:r>
               <w:rPr>
                 <w:rStyle w:val="Hypertextovodkaz"/>
@@ -998,7 +994,7 @@
                 <w:noProof/>
                 <w:webHidden/>
               </w:rPr>
-              <w:instrText xml:space="preserve"> PAGEREF _Toc187244679 \h </w:instrText>
+              <w:instrText xml:space="preserve"> PAGEREF _Toc187252998 \h </w:instrText>
             </w:r>
             <w:r>
               <w:rPr>
@@ -1033,10 +1029,9 @@
           <w:pPr>
             <w:pStyle w:val="Obsah1"/>
             <w:tabs>
-              <w:tab w:val="left" w:pos="480"/>
+              <w:tab w:val="left" w:pos="440"/>
               <w:tab w:val="right" w:leader="dot" w:pos="9062"/>
             </w:tabs>
-            <w:jc w:val="left"/>
             <w:rPr>
               <w:noProof/>
               <w:kern w:val="2"/>
@@ -1046,7 +1041,7 @@
               <w14:ligatures w14:val="standardContextual"/>
             </w:rPr>
           </w:pPr>
-          <w:hyperlink w:anchor="_Toc187244680" w:history="1">
+          <w:hyperlink w:anchor="_Toc187252999" w:history="1">
             <w:r>
               <w:rPr>
                 <w:rStyle w:val="Hypertextovodkaz"/>
@@ -1091,7 +1086,7 @@
                 <w:noProof/>
                 <w:webHidden/>
               </w:rPr>
-              <w:instrText xml:space="preserve"> PAGEREF _Toc187244680 \h </w:instrText>
+              <w:instrText xml:space="preserve"> PAGEREF _Toc187252999 \h </w:instrText>
             </w:r>
             <w:r>
               <w:rPr>
@@ -1129,7 +1124,6 @@
               <w:tab w:val="left" w:pos="960"/>
               <w:tab w:val="right" w:leader="dot" w:pos="9062"/>
             </w:tabs>
-            <w:jc w:val="left"/>
             <w:rPr>
               <w:noProof/>
               <w:kern w:val="2"/>
@@ -1139,7 +1133,7 @@
               <w14:ligatures w14:val="standardContextual"/>
             </w:rPr>
           </w:pPr>
-          <w:hyperlink w:anchor="_Toc187244681" w:history="1">
+          <w:hyperlink w:anchor="_Toc187253000" w:history="1">
             <w:r>
               <w:rPr>
                 <w:rStyle w:val="Hypertextovodkaz"/>
@@ -1184,7 +1178,7 @@
                 <w:noProof/>
                 <w:webHidden/>
               </w:rPr>
-              <w:instrText xml:space="preserve"> PAGEREF _Toc187244681 \h </w:instrText>
+              <w:instrText xml:space="preserve"> PAGEREF _Toc187253000 \h </w:instrText>
             </w:r>
             <w:r>
               <w:rPr>
@@ -1219,15 +1213,19 @@
           <w:pPr>
             <w:pStyle w:val="Obsah3"/>
             <w:tabs>
-              <w:tab w:val="left" w:pos="1440"/>
+              <w:tab w:val="left" w:pos="1200"/>
               <w:tab w:val="right" w:leader="dot" w:pos="9062"/>
             </w:tabs>
-            <w:jc w:val="left"/>
             <w:rPr>
               <w:noProof/>
+              <w:kern w:val="2"/>
+              <w:sz w:val="24"/>
+              <w:szCs w:val="24"/>
+              <w:lang w:eastAsia="cs-CZ"/>
+              <w14:ligatures w14:val="standardContextual"/>
             </w:rPr>
           </w:pPr>
-          <w:hyperlink w:anchor="_Toc187244682" w:history="1">
+          <w:hyperlink w:anchor="_Toc187253001" w:history="1">
             <w:r>
               <w:rPr>
                 <w:rStyle w:val="Hypertextovodkaz"/>
@@ -1238,6 +1236,11 @@
             <w:r>
               <w:rPr>
                 <w:noProof/>
+                <w:kern w:val="2"/>
+                <w:sz w:val="24"/>
+                <w:szCs w:val="24"/>
+                <w:lang w:eastAsia="cs-CZ"/>
+                <w14:ligatures w14:val="standardContextual"/>
               </w:rPr>
               <w:tab/>
             </w:r>
@@ -1267,7 +1270,7 @@
                 <w:noProof/>
                 <w:webHidden/>
               </w:rPr>
-              <w:instrText xml:space="preserve"> PAGEREF _Toc187244682 \h </w:instrText>
+              <w:instrText xml:space="preserve"> PAGEREF _Toc187253001 \h </w:instrText>
             </w:r>
             <w:r>
               <w:rPr>
@@ -1305,7 +1308,6 @@
               <w:tab w:val="left" w:pos="960"/>
               <w:tab w:val="right" w:leader="dot" w:pos="9062"/>
             </w:tabs>
-            <w:jc w:val="left"/>
             <w:rPr>
               <w:noProof/>
               <w:kern w:val="2"/>
@@ -1315,7 +1317,7 @@
               <w14:ligatures w14:val="standardContextual"/>
             </w:rPr>
           </w:pPr>
-          <w:hyperlink w:anchor="_Toc187244683" w:history="1">
+          <w:hyperlink w:anchor="_Toc187253002" w:history="1">
             <w:r>
               <w:rPr>
                 <w:rStyle w:val="Hypertextovodkaz"/>
@@ -1360,7 +1362,7 @@
                 <w:noProof/>
                 <w:webHidden/>
               </w:rPr>
-              <w:instrText xml:space="preserve"> PAGEREF _Toc187244683 \h </w:instrText>
+              <w:instrText xml:space="preserve"> PAGEREF _Toc187253002 \h </w:instrText>
             </w:r>
             <w:r>
               <w:rPr>
@@ -1398,7 +1400,6 @@
               <w:tab w:val="left" w:pos="440"/>
               <w:tab w:val="right" w:leader="dot" w:pos="9062"/>
             </w:tabs>
-            <w:jc w:val="left"/>
             <w:rPr>
               <w:noProof/>
               <w:kern w:val="2"/>
@@ -1408,7 +1409,7 @@
               <w14:ligatures w14:val="standardContextual"/>
             </w:rPr>
           </w:pPr>
-          <w:hyperlink w:anchor="_Toc187244684" w:history="1">
+          <w:hyperlink w:anchor="_Toc187253003" w:history="1">
             <w:r>
               <w:rPr>
                 <w:rStyle w:val="Hypertextovodkaz"/>
@@ -1453,7 +1454,7 @@
                 <w:noProof/>
                 <w:webHidden/>
               </w:rPr>
-              <w:instrText xml:space="preserve"> PAGEREF _Toc187244684 \h </w:instrText>
+              <w:instrText xml:space="preserve"> PAGEREF _Toc187253003 \h </w:instrText>
             </w:r>
             <w:r>
               <w:rPr>
@@ -1491,7 +1492,6 @@
               <w:tab w:val="left" w:pos="960"/>
               <w:tab w:val="right" w:leader="dot" w:pos="9062"/>
             </w:tabs>
-            <w:jc w:val="left"/>
             <w:rPr>
               <w:noProof/>
               <w:kern w:val="2"/>
@@ -1501,7 +1501,7 @@
               <w14:ligatures w14:val="standardContextual"/>
             </w:rPr>
           </w:pPr>
-          <w:hyperlink w:anchor="_Toc187244685" w:history="1">
+          <w:hyperlink w:anchor="_Toc187253004" w:history="1">
             <w:r>
               <w:rPr>
                 <w:rStyle w:val="Hypertextovodkaz"/>
@@ -1546,7 +1546,7 @@
                 <w:noProof/>
                 <w:webHidden/>
               </w:rPr>
-              <w:instrText xml:space="preserve"> PAGEREF _Toc187244685 \h </w:instrText>
+              <w:instrText xml:space="preserve"> PAGEREF _Toc187253004 \h </w:instrText>
             </w:r>
             <w:r>
               <w:rPr>
@@ -1584,7 +1584,6 @@
               <w:tab w:val="left" w:pos="960"/>
               <w:tab w:val="right" w:leader="dot" w:pos="9062"/>
             </w:tabs>
-            <w:jc w:val="left"/>
             <w:rPr>
               <w:noProof/>
               <w:kern w:val="2"/>
@@ -1594,7 +1593,7 @@
               <w14:ligatures w14:val="standardContextual"/>
             </w:rPr>
           </w:pPr>
-          <w:hyperlink w:anchor="_Toc187244686" w:history="1">
+          <w:hyperlink w:anchor="_Toc187253005" w:history="1">
             <w:r>
               <w:rPr>
                 <w:rStyle w:val="Hypertextovodkaz"/>
@@ -1639,7 +1638,7 @@
                 <w:noProof/>
                 <w:webHidden/>
               </w:rPr>
-              <w:instrText xml:space="preserve"> PAGEREF _Toc187244686 \h </w:instrText>
+              <w:instrText xml:space="preserve"> PAGEREF _Toc187253005 \h </w:instrText>
             </w:r>
             <w:r>
               <w:rPr>
@@ -1677,7 +1676,6 @@
               <w:tab w:val="left" w:pos="960"/>
               <w:tab w:val="right" w:leader="dot" w:pos="9062"/>
             </w:tabs>
-            <w:jc w:val="left"/>
             <w:rPr>
               <w:noProof/>
               <w:kern w:val="2"/>
@@ -1687,7 +1685,7 @@
               <w14:ligatures w14:val="standardContextual"/>
             </w:rPr>
           </w:pPr>
-          <w:hyperlink w:anchor="_Toc187244687" w:history="1">
+          <w:hyperlink w:anchor="_Toc187253006" w:history="1">
             <w:r>
               <w:rPr>
                 <w:rStyle w:val="Hypertextovodkaz"/>
@@ -1732,7 +1730,7 @@
                 <w:noProof/>
                 <w:webHidden/>
               </w:rPr>
-              <w:instrText xml:space="preserve"> PAGEREF _Toc187244687 \h </w:instrText>
+              <w:instrText xml:space="preserve"> PAGEREF _Toc187253006 \h </w:instrText>
             </w:r>
             <w:r>
               <w:rPr>
@@ -1769,7 +1767,6 @@
             <w:tabs>
               <w:tab w:val="right" w:leader="dot" w:pos="9062"/>
             </w:tabs>
-            <w:jc w:val="left"/>
             <w:rPr>
               <w:noProof/>
               <w:kern w:val="2"/>
@@ -1779,7 +1776,7 @@
               <w14:ligatures w14:val="standardContextual"/>
             </w:rPr>
           </w:pPr>
-          <w:hyperlink w:anchor="_Toc187244688" w:history="1">
+          <w:hyperlink w:anchor="_Toc187253007" w:history="1">
             <w:r>
               <w:rPr>
                 <w:rStyle w:val="Hypertextovodkaz"/>
@@ -1806,7 +1803,7 @@
                 <w:noProof/>
                 <w:webHidden/>
               </w:rPr>
-              <w:instrText xml:space="preserve"> PAGEREF _Toc187244688 \h </w:instrText>
+              <w:instrText xml:space="preserve"> PAGEREF _Toc187253007 \h </w:instrText>
             </w:r>
             <w:r>
               <w:rPr>
@@ -1843,7 +1840,6 @@
             <w:tabs>
               <w:tab w:val="right" w:leader="dot" w:pos="9062"/>
             </w:tabs>
-            <w:jc w:val="left"/>
             <w:rPr>
               <w:noProof/>
               <w:kern w:val="2"/>
@@ -1853,7 +1849,7 @@
               <w14:ligatures w14:val="standardContextual"/>
             </w:rPr>
           </w:pPr>
-          <w:hyperlink w:anchor="_Toc187244689" w:history="1">
+          <w:hyperlink w:anchor="_Toc187253008" w:history="1">
             <w:r>
               <w:rPr>
                 <w:rStyle w:val="Hypertextovodkaz"/>
@@ -1880,7 +1876,7 @@
                 <w:noProof/>
                 <w:webHidden/>
               </w:rPr>
-              <w:instrText xml:space="preserve"> PAGEREF _Toc187244689 \h </w:instrText>
+              <w:instrText xml:space="preserve"> PAGEREF _Toc187253008 \h </w:instrText>
             </w:r>
             <w:r>
               <w:rPr>
@@ -1917,7 +1913,6 @@
             <w:tabs>
               <w:tab w:val="right" w:leader="dot" w:pos="9062"/>
             </w:tabs>
-            <w:jc w:val="left"/>
             <w:rPr>
               <w:noProof/>
               <w:kern w:val="2"/>
@@ -1927,7 +1922,7 @@
               <w14:ligatures w14:val="standardContextual"/>
             </w:rPr>
           </w:pPr>
-          <w:hyperlink w:anchor="_Toc187244690" w:history="1">
+          <w:hyperlink w:anchor="_Toc187253009" w:history="1">
             <w:r>
               <w:rPr>
                 <w:rStyle w:val="Hypertextovodkaz"/>
@@ -1954,7 +1949,7 @@
                 <w:noProof/>
                 <w:webHidden/>
               </w:rPr>
-              <w:instrText xml:space="preserve"> PAGEREF _Toc187244690 \h </w:instrText>
+              <w:instrText xml:space="preserve"> PAGEREF _Toc187253009 \h </w:instrText>
             </w:r>
             <w:r>
               <w:rPr>
@@ -1991,7 +1986,6 @@
             <w:tabs>
               <w:tab w:val="right" w:leader="dot" w:pos="9062"/>
             </w:tabs>
-            <w:jc w:val="left"/>
             <w:rPr>
               <w:noProof/>
               <w:kern w:val="2"/>
@@ -2001,7 +1995,7 @@
               <w14:ligatures w14:val="standardContextual"/>
             </w:rPr>
           </w:pPr>
-          <w:hyperlink w:anchor="_Toc187244691" w:history="1">
+          <w:hyperlink w:anchor="_Toc187253010" w:history="1">
             <w:r>
               <w:rPr>
                 <w:rStyle w:val="Hypertextovodkaz"/>
@@ -2028,7 +2022,7 @@
                 <w:noProof/>
                 <w:webHidden/>
               </w:rPr>
-              <w:instrText xml:space="preserve"> PAGEREF _Toc187244691 \h </w:instrText>
+              <w:instrText xml:space="preserve"> PAGEREF _Toc187253010 \h </w:instrText>
             </w:r>
             <w:r>
               <w:rPr>
@@ -2092,7 +2086,7 @@
         </w:pBdr>
         <w:jc w:val="left"/>
       </w:pPr>
-      <w:bookmarkStart w:id="0" w:name="_Toc187244679"/>
+      <w:bookmarkStart w:id="0" w:name="_Toc187252998"/>
       <w:r>
         <w:lastRenderedPageBreak/>
         <w:t>Ú</w:t>
@@ -2141,28 +2135,53 @@
         <w:jc w:val="left"/>
       </w:pPr>
       <w:r>
-        <w:t>Hlavním cílem hry bude postupně dokončit 3 mapy za pomoci skákaní, již zmíněných lektvarů a jiných pomůcek. Při tom se bude hráč muset vyhýbat všem nástrahám, překážkám a pastičkám. Tyto pastičky však nebudou muset vždy jen uškodit, ale budou moci i pomoct s postupem na mapě. Hráč bude během objevování mapy narážet na neviditelné území, do kterého když vejde, tak z nebe spadne cedule s nápisem checkpoint. Téhle cedule se bude muset dotknout, a pokud tak neučiní a následně zemře, zbytečně přijde o kus cesty, kterou si mohl ušetřit, a to proto, protože se objeví zpět na začátku mapy. Pokud se té cedule ale dotkne, tak se po smrti objeví na místě, kde se cedule dotkl a bez problémů bude moct pokračovat dále v jeho cestě.</w:t>
-      </w:r>
+        <w:t xml:space="preserve">Hlavním cílem hry bude postupně dokončit 3 mapy za pomoci skákaní, již zmíněných lektvarů a jiných pomůcek. Při tom se bude hráč muset vyhýbat všem nástrahám, překážkám a pastičkám. Tyto pastičky však nebudou muset vždy jen uškodit, ale budou moci i pomoct s postupem na mapě. Hráč bude během objevování mapy narážet na neviditelné území, do kterého když vejde, tak z nebe spadne cedule s nápisem checkpoint. Téhle cedule se bude muset dotknout, a pokud tak neučiní a následně zemře, zbytečně přijde o kus cesty, kterou si mohl ušetřit, a to proto, protože se objeví zpět na začátku mapy. Pokud se té cedule ale dotkne, tak se po smrti objeví na místě, kde se cedule dotkl a bez problémů bude moct pokračovat dále v jeho cestě. </w:t>
+      </w:r>
+    </w:p>
+    <w:p>
+      <w:pPr>
+        <w:ind w:firstLine="357"/>
+        <w:jc w:val="left"/>
+      </w:pPr>
+      <w:proofErr w:type="gramStart"/>
+      <w:r>
+        <w:t>3D</w:t>
+      </w:r>
+      <w:proofErr w:type="gramEnd"/>
+      <w:r>
+        <w:t xml:space="preserve"> jsem si vybral, protože jsem minulý rok pracoval na 2D hře, a z toho důvodu jsem si chtěl vyzkoušet i druhou možnost vývoje her. Žánr </w:t>
+      </w:r>
+      <w:proofErr w:type="spellStart"/>
+      <w:r>
+        <w:t>rage-quit</w:t>
+      </w:r>
+      <w:proofErr w:type="spellEnd"/>
       <w:r>
         <w:t xml:space="preserve"> </w:t>
       </w:r>
+      <w:proofErr w:type="spellStart"/>
+      <w:r>
+        <w:t>skákačky</w:t>
+      </w:r>
+      <w:proofErr w:type="spellEnd"/>
+      <w:r>
+        <w:t xml:space="preserve"> jsem si zase vybral, protože jsem ho často sledoval na internetu, nebo jej i hrál ve volném čase. Tento žánr mě tedy hlavně bavilo sledovat, utrpení cizích lidí pro kontent je přeci jenom klíč pro zábavu jejich sledujících, a tak jsem si řekl, že nějakou takovou hru zkusím vytvořit. </w:t>
+      </w:r>
     </w:p>
     <w:p>
       <w:pPr>
         <w:ind w:firstLine="357"/>
         <w:jc w:val="left"/>
       </w:pPr>
-      <w:proofErr w:type="gramStart"/>
-      <w:r>
-        <w:t>3D</w:t>
-      </w:r>
-      <w:proofErr w:type="gramEnd"/>
-      <w:r>
-        <w:t xml:space="preserve"> jsem si vybral, protože jsem minulý rok pracoval na 2D hře, a z toho důvodu jsem si chtěl vyzkoušet i druhou možnost vývoje her. Žánr </w:t>
+      <w:r>
+        <w:t>Téměř všechny objekty, textury a další budou staženy z</w:t>
+      </w:r>
+      <w:r>
+        <w:t xml:space="preserve"> Unity </w:t>
       </w:r>
       <w:proofErr w:type="spellStart"/>
       <w:r>
-        <w:t>rage-quit</w:t>
+        <w:t>Asset</w:t>
       </w:r>
       <w:proofErr w:type="spellEnd"/>
       <w:r>
@@ -2170,48 +2189,14 @@
       </w:r>
       <w:proofErr w:type="spellStart"/>
       <w:r>
-        <w:t>skákačky</w:t>
+        <w:t>Store</w:t>
       </w:r>
       <w:proofErr w:type="spellEnd"/>
       <w:r>
-        <w:t xml:space="preserve"> jsem si zase vybral, protože jsem ho často sledoval na internetu, nebo jej i hrál ve volném čase. Tento žánr mě tedy hlavně bavilo sledovat, utrpení cizích lidí pro kontent je přeci jenom klíč pro zábavu jejich sledujících, a tak jsem si řekl, že nějakou takovou hru zkusím vytvořit.</w:t>
-      </w:r>
-      <w:r>
         <w:t xml:space="preserve"> </w:t>
       </w:r>
-    </w:p>
-    <w:p>
-      <w:pPr>
-        <w:ind w:firstLine="357"/>
-        <w:jc w:val="left"/>
-      </w:pPr>
-      <w:r>
-        <w:t>Téměř všechny objekty, textury a další budou staženy z</w:t>
-      </w:r>
-      <w:r>
-        <w:t xml:space="preserve"> Unity </w:t>
-      </w:r>
-      <w:proofErr w:type="spellStart"/>
-      <w:r>
-        <w:t>Asset</w:t>
-      </w:r>
-      <w:proofErr w:type="spellEnd"/>
-      <w:r>
-        <w:t xml:space="preserve"> </w:t>
-      </w:r>
-      <w:proofErr w:type="spellStart"/>
-      <w:r>
-        <w:t>Store</w:t>
-      </w:r>
-      <w:proofErr w:type="spellEnd"/>
-      <w:r>
-        <w:t xml:space="preserve"> </w:t>
-      </w:r>
-      <w:r>
-        <w:t>a využity pro vývoj této hry. Věděl jsem totiž, že kdybych si měl modely vytvářet sám, tak tento projekt nejspíš nestihnu dokončit v omezeném čase, anebo bych v něm nechal stovky hodin.</w:t>
-      </w:r>
-      <w:r>
-        <w:t xml:space="preserve"> </w:t>
+      <w:r>
+        <w:t xml:space="preserve">a využity pro vývoj této hry. Věděl jsem totiž, že kdybych si měl modely vytvářet sám, tak tento projekt nejspíš nestihnu dokončit v omezeném čase, anebo bych v něm nechal stovky hodin. </w:t>
       </w:r>
       <w:r>
         <w:br w:type="page"/>
@@ -2225,7 +2210,7 @@
         </w:pBdr>
         <w:jc w:val="left"/>
       </w:pPr>
-      <w:bookmarkStart w:id="1" w:name="_Toc187244680"/>
+      <w:bookmarkStart w:id="1" w:name="_Toc187252999"/>
       <w:r>
         <w:lastRenderedPageBreak/>
         <w:t>Teoretická část</w:t>
@@ -2237,7 +2222,7 @@
         <w:pStyle w:val="Nadpis2"/>
         <w:jc w:val="left"/>
       </w:pPr>
-      <w:bookmarkStart w:id="2" w:name="_Toc187244681"/>
+      <w:bookmarkStart w:id="2" w:name="_Toc187253000"/>
       <w:r>
         <w:t>Rešerše</w:t>
       </w:r>
@@ -2248,7 +2233,7 @@
         <w:pStyle w:val="Nadpis3"/>
         <w:jc w:val="left"/>
       </w:pPr>
-      <w:bookmarkStart w:id="3" w:name="_Toc187244682"/>
+      <w:bookmarkStart w:id="3" w:name="_Toc187253001"/>
       <w:r>
         <w:t>Inspirace</w:t>
       </w:r>
@@ -2260,6 +2245,9 @@
         <w:jc w:val="left"/>
       </w:pPr>
       <w:r>
+        <w:rPr>
+          <w:noProof/>
+        </w:rPr>
         <w:drawing>
           <wp:anchor distT="0" distB="0" distL="114300" distR="114300" simplePos="0" relativeHeight="251662336" behindDoc="0" locked="0" layoutInCell="1" allowOverlap="1" wp14:anchorId="7253F19E" wp14:editId="5679A2DD">
             <wp:simplePos x="0" y="0"/>
@@ -2354,13 +2342,7 @@
         <w:t xml:space="preserve"> zvláštní mechaniky</w:t>
       </w:r>
       <w:r>
-        <w:t xml:space="preserve">. </w:t>
-      </w:r>
-      <w:r>
-        <w:t>AltF4</w:t>
-      </w:r>
-      <w:r>
-        <w:t xml:space="preserve"> je </w:t>
+        <w:t xml:space="preserve">. AltF4 je </w:t>
       </w:r>
       <w:proofErr w:type="gramStart"/>
       <w:r>
@@ -2420,10 +2402,7 @@
         <w:t xml:space="preserve"> </w:t>
       </w:r>
       <w:r>
-        <w:t>Dalším smyslem hodu slepicí je sbírání checkpointů, či zneškodňování pastí a dalších překážek.</w:t>
-      </w:r>
-      <w:r>
-        <w:t xml:space="preserve"> </w:t>
+        <w:t xml:space="preserve">Dalším smyslem hodu slepicí je sbírání checkpointů, či zneškodňování pastí a dalších překážek. </w:t>
       </w:r>
       <w:r>
         <w:t xml:space="preserve">Cílem hry je dokončovat mapy a mít je dohrané za co nejkratší čas, nebo co nejméně smrtí. AltF4 má do hry zakomponovanou měnu, kterou můžete využít na nákup různých </w:t>
@@ -2467,6 +2446,9 @@
         <w:jc w:val="left"/>
       </w:pPr>
       <w:r>
+        <w:rPr>
+          <w:noProof/>
+        </w:rPr>
         <w:drawing>
           <wp:anchor distT="0" distB="0" distL="114300" distR="114300" simplePos="0" relativeHeight="251663360" behindDoc="0" locked="0" layoutInCell="1" allowOverlap="1" wp14:anchorId="2F55A915" wp14:editId="7676D8CF">
             <wp:simplePos x="0" y="0"/>
@@ -2577,7 +2559,7 @@
         <w:pStyle w:val="Nadpis2"/>
         <w:jc w:val="left"/>
       </w:pPr>
-      <w:bookmarkStart w:id="4" w:name="_Toc187244683"/>
+      <w:bookmarkStart w:id="4" w:name="_Toc187253002"/>
       <w:r>
         <w:lastRenderedPageBreak/>
         <w:t>Technologie</w:t>
@@ -2616,7 +2598,7 @@
         </w:pBdr>
         <w:jc w:val="left"/>
       </w:pPr>
-      <w:bookmarkStart w:id="5" w:name="_Toc187244684"/>
+      <w:bookmarkStart w:id="5" w:name="_Toc187253003"/>
       <w:r>
         <w:lastRenderedPageBreak/>
         <w:t>Praktická</w:t>
@@ -2731,7 +2713,7 @@
         </w:pBdr>
         <w:jc w:val="left"/>
       </w:pPr>
-      <w:bookmarkStart w:id="6" w:name="_Toc187244685"/>
+      <w:bookmarkStart w:id="6" w:name="_Toc187253004"/>
       <w:r>
         <w:t>Návrhy</w:t>
       </w:r>
@@ -2758,7 +2740,7 @@
         </w:pBdr>
         <w:jc w:val="left"/>
       </w:pPr>
-      <w:bookmarkStart w:id="7" w:name="_Toc187244686"/>
+      <w:bookmarkStart w:id="7" w:name="_Toc187253005"/>
       <w:proofErr w:type="spellStart"/>
       <w:r>
         <w:t>Produktizace</w:t>
@@ -2787,7 +2769,7 @@
         </w:pBdr>
         <w:jc w:val="left"/>
       </w:pPr>
-      <w:bookmarkStart w:id="8" w:name="_Toc187244687"/>
+      <w:bookmarkStart w:id="8" w:name="_Toc187253006"/>
       <w:r>
         <w:t>Popis pro uživatele</w:t>
       </w:r>
@@ -2817,7 +2799,7 @@
         </w:pBdr>
         <w:jc w:val="left"/>
       </w:pPr>
-      <w:bookmarkStart w:id="9" w:name="_Toc187244688"/>
+      <w:bookmarkStart w:id="9" w:name="_Toc187253007"/>
       <w:r>
         <w:lastRenderedPageBreak/>
         <w:t>Závěr</w:t>
@@ -2885,7 +2867,7 @@
         </w:pBdr>
         <w:jc w:val="left"/>
       </w:pPr>
-      <w:bookmarkStart w:id="10" w:name="_Toc187244689"/>
+      <w:bookmarkStart w:id="10" w:name="_Toc187253008"/>
       <w:r>
         <w:lastRenderedPageBreak/>
         <w:t>Použitá literatura</w:t>
@@ -2916,7 +2898,7 @@
         </w:pBdr>
         <w:jc w:val="left"/>
       </w:pPr>
-      <w:bookmarkStart w:id="11" w:name="_Toc187244690"/>
+      <w:bookmarkStart w:id="11" w:name="_Toc187253009"/>
       <w:r>
         <w:lastRenderedPageBreak/>
         <w:t>Seznam obrázků</w:t>
@@ -2955,7 +2937,7 @@
         </w:pBdr>
         <w:jc w:val="left"/>
       </w:pPr>
-      <w:bookmarkStart w:id="12" w:name="_Toc187244691"/>
+      <w:bookmarkStart w:id="12" w:name="_Toc187253010"/>
       <w:r>
         <w:lastRenderedPageBreak/>
         <w:t>Obsah média</w:t>
@@ -4756,6 +4738,7 @@
   <w:style w:type="character" w:default="1" w:styleId="Standardnpsmoodstavce">
     <w:name w:val="Default Paragraph Font"/>
     <w:uiPriority w:val="1"/>
+    <w:semiHidden/>
     <w:unhideWhenUsed/>
   </w:style>
   <w:style w:type="table" w:default="1" w:styleId="Normlntabulka">
@@ -5375,10 +5358,6 @@
 </file>
 
 <file path=customXml/item1.xml><?xml version="1.0" encoding="utf-8"?>
-<b:Sources xmlns:b="http://schemas.openxmlformats.org/officeDocument/2006/bibliography" xmlns="http://schemas.openxmlformats.org/officeDocument/2006/bibliography" SelectedStyle="\ISO690Nmerical.XSL" StyleName="ISO 690 – číselná reference" Version="1987"/>
-</file>
-
-<file path=customXml/item2.xml><?xml version="1.0" encoding="utf-8"?>
 <ct:contentTypeSchema xmlns:ct="http://schemas.microsoft.com/office/2006/metadata/contentType" xmlns:ma="http://schemas.microsoft.com/office/2006/metadata/properties/metaAttributes" ct:_="" ma:_="" ma:contentTypeName="Dokument" ma:contentTypeID="0x01010050B1E99129EB1C4B94650070FE2E0B3B" ma:contentTypeVersion="4" ma:contentTypeDescription="Vytvoří nový dokument" ma:contentTypeScope="" ma:versionID="4b1406bcfa7da0748f6a3409a4d9ec36">
   <xsd:schema xmlns:xsd="http://www.w3.org/2001/XMLSchema" xmlns:xs="http://www.w3.org/2001/XMLSchema" xmlns:p="http://schemas.microsoft.com/office/2006/metadata/properties" xmlns:ns2="c3e65571-a390-4c9e-b8e9-5d531d8bbe37" xmlns:ns3="754b39a0-e428-4fa2-823f-61c0c676bbed" targetNamespace="http://schemas.microsoft.com/office/2006/metadata/properties" ma:root="true" ma:fieldsID="85554ed8242ef730ce8ebbc69a9f6cc5" ns2:_="" ns3:_="">
     <xsd:import namespace="c3e65571-a390-4c9e-b8e9-5d531d8bbe37"/>
@@ -5543,7 +5522,17 @@
 </ct:contentTypeSchema>
 </file>
 
+<file path=customXml/item2.xml><?xml version="1.0" encoding="utf-8"?>
+<b:Sources xmlns:b="http://schemas.openxmlformats.org/officeDocument/2006/bibliography" xmlns="http://schemas.openxmlformats.org/officeDocument/2006/bibliography" SelectedStyle="\ISO690Nmerical.XSL" StyleName="ISO 690 – číselná reference" Version="1987"/>
+</file>
+
 <file path=customXml/item3.xml><?xml version="1.0" encoding="utf-8"?>
+<p:properties xmlns:p="http://schemas.microsoft.com/office/2006/metadata/properties" xmlns:xsi="http://www.w3.org/2001/XMLSchema-instance" xmlns:pc="http://schemas.microsoft.com/office/infopath/2007/PartnerControls">
+  <documentManagement/>
+</p:properties>
+</file>
+
+<file path=customXml/item4.xml><?xml version="1.0" encoding="utf-8"?>
 <?mso-contentType ?>
 <FormTemplates xmlns="http://schemas.microsoft.com/sharepoint/v3/contenttype/forms">
   <Display>DocumentLibraryForm</Display>
@@ -5552,21 +5541,7 @@
 </FormTemplates>
 </file>
 
-<file path=customXml/item4.xml><?xml version="1.0" encoding="utf-8"?>
-<p:properties xmlns:p="http://schemas.microsoft.com/office/2006/metadata/properties" xmlns:xsi="http://www.w3.org/2001/XMLSchema-instance" xmlns:pc="http://schemas.microsoft.com/office/infopath/2007/PartnerControls">
-  <documentManagement/>
-</p:properties>
-</file>
-
 <file path=customXml/itemProps1.xml><?xml version="1.0" encoding="utf-8"?>
-<ds:datastoreItem xmlns:ds="http://schemas.openxmlformats.org/officeDocument/2006/customXml" ds:itemID="{324DBA31-953D-436A-9E77-D8A7DC4AD694}">
-  <ds:schemaRefs>
-    <ds:schemaRef ds:uri="http://schemas.openxmlformats.org/officeDocument/2006/bibliography"/>
-  </ds:schemaRefs>
-</ds:datastoreItem>
-</file>
-
-<file path=customXml/itemProps2.xml><?xml version="1.0" encoding="utf-8"?>
 <ds:datastoreItem xmlns:ds="http://schemas.openxmlformats.org/officeDocument/2006/customXml" ds:itemID="{82A38B51-6072-4AA7-82FD-DFB83251AC2E}">
   <ds:schemaRefs>
     <ds:schemaRef ds:uri="http://schemas.microsoft.com/office/2006/metadata/contentType"/>
@@ -5585,19 +5560,27 @@
 </ds:datastoreItem>
 </file>
 
-<file path=customXml/itemProps3.xml><?xml version="1.0" encoding="utf-8"?>
-<ds:datastoreItem xmlns:ds="http://schemas.openxmlformats.org/officeDocument/2006/customXml" ds:itemID="{4FF85B71-35EB-4667-B5A7-25BC67E7B3EE}">
+<file path=customXml/itemProps2.xml><?xml version="1.0" encoding="utf-8"?>
+<ds:datastoreItem xmlns:ds="http://schemas.openxmlformats.org/officeDocument/2006/customXml" ds:itemID="{324DBA31-953D-436A-9E77-D8A7DC4AD694}">
   <ds:schemaRefs>
-    <ds:schemaRef ds:uri="http://schemas.microsoft.com/sharepoint/v3/contenttype/forms"/>
+    <ds:schemaRef ds:uri="http://schemas.openxmlformats.org/officeDocument/2006/bibliography"/>
   </ds:schemaRefs>
 </ds:datastoreItem>
 </file>
 
-<file path=customXml/itemProps4.xml><?xml version="1.0" encoding="utf-8"?>
+<file path=customXml/itemProps3.xml><?xml version="1.0" encoding="utf-8"?>
 <ds:datastoreItem xmlns:ds="http://schemas.openxmlformats.org/officeDocument/2006/customXml" ds:itemID="{43079A01-61F3-44B1-90C1-B1FEC405C657}">
   <ds:schemaRefs>
     <ds:schemaRef ds:uri="http://schemas.microsoft.com/office/2006/metadata/properties"/>
     <ds:schemaRef ds:uri="http://schemas.microsoft.com/office/infopath/2007/PartnerControls"/>
   </ds:schemaRefs>
 </ds:datastoreItem>
+</file>
+
+<file path=customXml/itemProps4.xml><?xml version="1.0" encoding="utf-8"?>
+<ds:datastoreItem xmlns:ds="http://schemas.openxmlformats.org/officeDocument/2006/customXml" ds:itemID="{4FF85B71-35EB-4667-B5A7-25BC67E7B3EE}">
+  <ds:schemaRefs>
+    <ds:schemaRef ds:uri="http://schemas.microsoft.com/sharepoint/v3/contenttype/forms"/>
+  </ds:schemaRefs>
+</ds:datastoreItem>
 </file>
--- a/Zdeněk_Vostrovský_4ITC.docx
+++ b/Zdeněk_Vostrovský_4ITC.docx
@@ -855,10 +855,10 @@
         <w:t>hra,</w:t>
       </w:r>
       <w:r>
-        <w:t xml:space="preserve"> hráč,</w:t>
-      </w:r>
-      <w:r>
-        <w:t xml:space="preserve"> unity, scripty, </w:t>
+        <w:t xml:space="preserve"> hráč</w:t>
+      </w:r>
+      <w:r>
+        <w:t xml:space="preserve">, scripty, </w:t>
       </w:r>
       <w:r>
         <w:t>kód</w:t>
@@ -894,6 +894,22 @@
       <w:r>
         <w:t>, mapa</w:t>
       </w:r>
+      <w:r>
+        <w:t xml:space="preserve">, </w:t>
+      </w:r>
+      <w:proofErr w:type="spellStart"/>
+      <w:r>
+        <w:t>ragdoll</w:t>
+      </w:r>
+      <w:proofErr w:type="spellEnd"/>
+      <w:r>
+        <w:t xml:space="preserve">, </w:t>
+      </w:r>
+      <w:proofErr w:type="spellStart"/>
+      <w:r>
+        <w:t>aim</w:t>
+      </w:r>
+      <w:proofErr w:type="spellEnd"/>
     </w:p>
     <w:p>
       <w:pPr>
@@ -2238,6 +2254,9 @@
         <w:t>Inspirace</w:t>
       </w:r>
       <w:bookmarkEnd w:id="3"/>
+      <w:r>
+        <w:t xml:space="preserve"> a konkurence</w:t>
+      </w:r>
     </w:p>
     <w:p>
       <w:pPr>
@@ -2312,7 +2331,13 @@
         </w:drawing>
       </w:r>
       <w:r>
-        <w:t xml:space="preserve">Největší inspirace pro </w:t>
+        <w:t>Největší inspirace</w:t>
+      </w:r>
+      <w:r>
+        <w:t xml:space="preserve"> a zároveň největší konkurence</w:t>
+      </w:r>
+      <w:r>
+        <w:t xml:space="preserve"> pro </w:t>
       </w:r>
       <w:r>
         <w:t>tento</w:t>
@@ -2550,6 +2575,127 @@
       <w:r>
         <w:t xml:space="preserve"> </w:t>
       </w:r>
+    </w:p>
+    <w:p>
+      <w:pPr>
+        <w:ind w:firstLine="578"/>
+        <w:jc w:val="left"/>
+      </w:pPr>
+    </w:p>
+    <w:p>
+      <w:pPr>
+        <w:ind w:firstLine="578"/>
+        <w:jc w:val="left"/>
+      </w:pPr>
+      <w:r>
+        <w:rPr>
+          <w:noProof/>
+        </w:rPr>
+        <w:drawing>
+          <wp:anchor distT="0" distB="0" distL="114300" distR="114300" simplePos="0" relativeHeight="251664384" behindDoc="0" locked="0" layoutInCell="1" allowOverlap="1" wp14:anchorId="2CE2748F" wp14:editId="404E654F">
+            <wp:simplePos x="0" y="0"/>
+            <wp:positionH relativeFrom="margin">
+              <wp:align>right</wp:align>
+            </wp:positionH>
+            <wp:positionV relativeFrom="paragraph">
+              <wp:posOffset>8890</wp:posOffset>
+            </wp:positionV>
+            <wp:extent cx="3307080" cy="1893570"/>
+            <wp:effectExtent l="0" t="0" r="7620" b="0"/>
+            <wp:wrapSquare wrapText="bothSides"/>
+            <wp:docPr id="1768249058" name="Obrázek 2" descr="Slackers - Carts of Glory ve službě Steam"/>
+            <wp:cNvGraphicFramePr>
+              <a:graphicFrameLocks xmlns:a="http://schemas.openxmlformats.org/drawingml/2006/main" noChangeAspect="1"/>
+            </wp:cNvGraphicFramePr>
+            <a:graphic xmlns:a="http://schemas.openxmlformats.org/drawingml/2006/main">
+              <a:graphicData uri="http://schemas.openxmlformats.org/drawingml/2006/picture">
+                <pic:pic xmlns:pic="http://schemas.openxmlformats.org/drawingml/2006/picture">
+                  <pic:nvPicPr>
+                    <pic:cNvPr id="0" name="Picture 1" descr="Slackers - Carts of Glory ve službě Steam"/>
+                    <pic:cNvPicPr>
+                      <a:picLocks noChangeAspect="1" noChangeArrowheads="1"/>
+                    </pic:cNvPicPr>
+                  </pic:nvPicPr>
+                  <pic:blipFill>
+                    <a:blip r:embed="rId16">
+                      <a:extLst>
+                        <a:ext uri="{28A0092B-C50C-407E-A947-70E740481C1C}">
+                          <a14:useLocalDpi xmlns:a14="http://schemas.microsoft.com/office/drawing/2010/main" val="0"/>
+                        </a:ext>
+                      </a:extLst>
+                    </a:blip>
+                    <a:srcRect/>
+                    <a:stretch>
+                      <a:fillRect/>
+                    </a:stretch>
+                  </pic:blipFill>
+                  <pic:spPr bwMode="auto">
+                    <a:xfrm>
+                      <a:off x="0" y="0"/>
+                      <a:ext cx="3307080" cy="1893570"/>
+                    </a:xfrm>
+                    <a:prstGeom prst="rect">
+                      <a:avLst/>
+                    </a:prstGeom>
+                    <a:noFill/>
+                    <a:ln>
+                      <a:noFill/>
+                    </a:ln>
+                  </pic:spPr>
+                </pic:pic>
+              </a:graphicData>
+            </a:graphic>
+          </wp:anchor>
+        </w:drawing>
+      </w:r>
+      <w:r>
+        <w:t xml:space="preserve">Hra </w:t>
+      </w:r>
+      <w:proofErr w:type="spellStart"/>
+      <w:proofErr w:type="gramStart"/>
+      <w:r>
+        <w:t>Slackers</w:t>
+      </w:r>
+      <w:proofErr w:type="spellEnd"/>
+      <w:r>
+        <w:t xml:space="preserve"> - </w:t>
+      </w:r>
+      <w:proofErr w:type="spellStart"/>
+      <w:r>
+        <w:t>Carts</w:t>
+      </w:r>
+      <w:proofErr w:type="spellEnd"/>
+      <w:proofErr w:type="gramEnd"/>
+      <w:r>
+        <w:t xml:space="preserve"> </w:t>
+      </w:r>
+      <w:proofErr w:type="spellStart"/>
+      <w:r>
+        <w:t>of</w:t>
+      </w:r>
+      <w:proofErr w:type="spellEnd"/>
+      <w:r>
+        <w:t xml:space="preserve"> </w:t>
+      </w:r>
+      <w:proofErr w:type="spellStart"/>
+      <w:r>
+        <w:t>Glory</w:t>
+      </w:r>
+      <w:proofErr w:type="spellEnd"/>
+      <w:r>
+        <w:t xml:space="preserve"> je další z mnoha ze žánru </w:t>
+      </w:r>
+      <w:proofErr w:type="spellStart"/>
+      <w:r>
+        <w:t>rage-quit</w:t>
+      </w:r>
+      <w:proofErr w:type="spellEnd"/>
+      <w:r>
+        <w:t>, taky je to další inspirace pro tento projekt. Ve hře jde o to, že hráč řídí nákupní košík a snaží se vyhýbat všem překážkám po strmé cestě do obchodu. Do obchodu má namířeno kvůli tomu, že si hlavní postava potřebuje koupit pivo, aby mohl hráč odemykat nové mapy. Kolik koupí piva, závisí na tom, za jak dlouho projede hráč danou mapu. Hrát tuto hru zní lehce, jenže to není tak úplně pravda. Dostatečně dobře ovládat košík a do toho jezdit v lepším a lepším časovém rozsahu je obtížnější, než se zdá.</w:t>
+      </w:r>
+      <w:r>
+        <w:t xml:space="preserve"> </w:t>
+      </w:r>
       <w:r>
         <w:br w:type="page"/>
       </w:r>
@@ -2568,26 +2714,559 @@
     </w:p>
     <w:p>
       <w:pPr>
-        <w:jc w:val="left"/>
-      </w:pPr>
-      <w:r>
-        <w:t xml:space="preserve">Soupis všech technologií, které budete v projektu používat. Není to jen seznam jazyků, ale popis veškerých externích součástí (frameworků, </w:t>
+        <w:pStyle w:val="Nadpis3"/>
+      </w:pPr>
+      <w:r>
+        <w:t>Unity</w:t>
+      </w:r>
+    </w:p>
+    <w:p/>
+    <w:p>
+      <w:pPr>
+        <w:jc w:val="left"/>
+        <w:rPr>
+          <w:noProof/>
+        </w:rPr>
+      </w:pPr>
+      <w:r>
+        <w:rPr>
+          <w:noProof/>
+        </w:rPr>
+        <w:drawing>
+          <wp:anchor distT="0" distB="0" distL="114300" distR="114300" simplePos="0" relativeHeight="251666432" behindDoc="0" locked="0" layoutInCell="1" allowOverlap="1" wp14:anchorId="01DFF2FA" wp14:editId="5E17EF12">
+            <wp:simplePos x="0" y="0"/>
+            <wp:positionH relativeFrom="column">
+              <wp:posOffset>4518660</wp:posOffset>
+            </wp:positionH>
+            <wp:positionV relativeFrom="paragraph">
+              <wp:posOffset>26035</wp:posOffset>
+            </wp:positionV>
+            <wp:extent cx="1196340" cy="1196340"/>
+            <wp:effectExtent l="0" t="0" r="3810" b="3810"/>
+            <wp:wrapSquare wrapText="bothSides"/>
+            <wp:docPr id="2116285400" name="Obrázek 8" descr="Unity"/>
+            <wp:cNvGraphicFramePr>
+              <a:graphicFrameLocks xmlns:a="http://schemas.openxmlformats.org/drawingml/2006/main" noChangeAspect="1"/>
+            </wp:cNvGraphicFramePr>
+            <a:graphic xmlns:a="http://schemas.openxmlformats.org/drawingml/2006/main">
+              <a:graphicData uri="http://schemas.openxmlformats.org/drawingml/2006/picture">
+                <pic:pic xmlns:pic="http://schemas.openxmlformats.org/drawingml/2006/picture">
+                  <pic:nvPicPr>
+                    <pic:cNvPr id="0" name="Picture 27" descr="Unity"/>
+                    <pic:cNvPicPr>
+                      <a:picLocks noChangeAspect="1" noChangeArrowheads="1"/>
+                    </pic:cNvPicPr>
+                  </pic:nvPicPr>
+                  <pic:blipFill>
+                    <a:blip r:embed="rId17">
+                      <a:extLst>
+                        <a:ext uri="{28A0092B-C50C-407E-A947-70E740481C1C}">
+                          <a14:useLocalDpi xmlns:a14="http://schemas.microsoft.com/office/drawing/2010/main" val="0"/>
+                        </a:ext>
+                      </a:extLst>
+                    </a:blip>
+                    <a:srcRect/>
+                    <a:stretch>
+                      <a:fillRect/>
+                    </a:stretch>
+                  </pic:blipFill>
+                  <pic:spPr bwMode="auto">
+                    <a:xfrm>
+                      <a:off x="0" y="0"/>
+                      <a:ext cx="1196340" cy="1196340"/>
+                    </a:xfrm>
+                    <a:prstGeom prst="rect">
+                      <a:avLst/>
+                    </a:prstGeom>
+                    <a:noFill/>
+                    <a:ln>
+                      <a:noFill/>
+                    </a:ln>
+                  </pic:spPr>
+                </pic:pic>
+              </a:graphicData>
+            </a:graphic>
+            <wp14:sizeRelH relativeFrom="margin">
+              <wp14:pctWidth>0</wp14:pctWidth>
+            </wp14:sizeRelH>
+            <wp14:sizeRelV relativeFrom="margin">
+              <wp14:pctHeight>0</wp14:pctHeight>
+            </wp14:sizeRelV>
+          </wp:anchor>
+        </w:drawing>
+      </w:r>
+      <w:r>
+        <w:t xml:space="preserve">Unity je aplikace pro vývoj her, který využívá jazyk C#. Dají se zde vytvářet hry na téměř jakékoli platformy, dokáže pomoci s optimalizací, rychlostí a během hry. </w:t>
+      </w:r>
+      <w:r>
+        <w:rPr>
+          <w:rStyle w:val="cf01"/>
+          <w:rFonts w:cstheme="minorHAnsi"/>
+        </w:rPr>
+        <w:t xml:space="preserve">Dále bych mohl použít ještě </w:t>
       </w:r>
       <w:proofErr w:type="spellStart"/>
       <w:r>
-        <w:t>enginů</w:t>
+        <w:rPr>
+          <w:rStyle w:val="cf01"/>
+          <w:rFonts w:cstheme="minorHAnsi"/>
+        </w:rPr>
+        <w:t>Unreal</w:t>
       </w:r>
       <w:proofErr w:type="spellEnd"/>
       <w:r>
-        <w:t>, pluginů, jazyků…), které využíváte. U každé technologie byste měli uvést krátký popis (nezapomeňte citovat, protože informace o dané technologie určitě nemáte z hlavy) a k čemu to ve vašem projektu přesně využijete. Klidně můžete rozebrat i technologie, které jste si nevybrali a z jakých důvodů jste zvolili jinou cestu/alternativu.</w:t>
-      </w:r>
-    </w:p>
-    <w:p>
-      <w:pPr>
-        <w:jc w:val="left"/>
-      </w:pPr>
-      <w:r>
-        <w:br w:type="page"/>
+        <w:rPr>
+          <w:rStyle w:val="cf01"/>
+          <w:rFonts w:cstheme="minorHAnsi"/>
+        </w:rPr>
+        <w:t xml:space="preserve"> </w:t>
+      </w:r>
+      <w:proofErr w:type="spellStart"/>
+      <w:r>
+        <w:rPr>
+          <w:rStyle w:val="cf01"/>
+          <w:rFonts w:cstheme="minorHAnsi"/>
+        </w:rPr>
+        <w:t>Engine</w:t>
+      </w:r>
+      <w:proofErr w:type="spellEnd"/>
+      <w:r>
+        <w:rPr>
+          <w:rStyle w:val="cf01"/>
+          <w:rFonts w:cstheme="minorHAnsi"/>
+        </w:rPr>
+        <w:t>, ale ten je velice náročný na výkon počítače, proto jsem zůstal u Unity</w:t>
+      </w:r>
+      <w:r>
+        <w:rPr>
+          <w:rStyle w:val="cf01"/>
+          <w:rFonts w:cstheme="minorHAnsi"/>
+        </w:rPr>
+        <w:t>.</w:t>
+      </w:r>
+      <w:r>
+        <w:rPr>
+          <w:rStyle w:val="cf01"/>
+        </w:rPr>
+        <w:t xml:space="preserve"> </w:t>
+      </w:r>
+      <w:r>
+        <w:t xml:space="preserve">Zároveň by i trvalo, než bych se naučil v tomto game </w:t>
+      </w:r>
+      <w:proofErr w:type="spellStart"/>
+      <w:r>
+        <w:t>enginu</w:t>
+      </w:r>
+      <w:proofErr w:type="spellEnd"/>
+      <w:r>
+        <w:t xml:space="preserve"> základy</w:t>
+      </w:r>
+      <w:r>
+        <w:t>.</w:t>
+      </w:r>
+      <w:r>
+        <w:rPr>
+          <w:noProof/>
+        </w:rPr>
+        <w:t xml:space="preserve"> </w:t>
+      </w:r>
+    </w:p>
+    <w:p>
+      <w:pPr>
+        <w:rPr>
+          <w:noProof/>
+        </w:rPr>
+      </w:pPr>
+    </w:p>
+    <w:p/>
+    <w:p>
+      <w:pPr>
+        <w:pStyle w:val="Nadpis3"/>
+      </w:pPr>
+      <w:proofErr w:type="spellStart"/>
+      <w:r>
+        <w:t>Visual</w:t>
+      </w:r>
+      <w:proofErr w:type="spellEnd"/>
+      <w:r>
+        <w:t xml:space="preserve"> Studio 2022</w:t>
+      </w:r>
+    </w:p>
+    <w:p/>
+    <w:p>
+      <w:pPr>
+        <w:jc w:val="left"/>
+      </w:pPr>
+      <w:r>
+        <w:rPr>
+          <w:noProof/>
+        </w:rPr>
+        <w:drawing>
+          <wp:anchor distT="0" distB="0" distL="114300" distR="114300" simplePos="0" relativeHeight="251672576" behindDoc="0" locked="0" layoutInCell="1" allowOverlap="1" wp14:anchorId="52423696" wp14:editId="63FD5FCF">
+            <wp:simplePos x="0" y="0"/>
+            <wp:positionH relativeFrom="margin">
+              <wp:align>left</wp:align>
+            </wp:positionH>
+            <wp:positionV relativeFrom="paragraph">
+              <wp:posOffset>9525</wp:posOffset>
+            </wp:positionV>
+            <wp:extent cx="1043940" cy="1043940"/>
+            <wp:effectExtent l="0" t="0" r="0" b="0"/>
+            <wp:wrapSquare wrapText="bothSides"/>
+            <wp:docPr id="125357741" name="Obrázek 2" descr="Visual Studio Community 2022 - Aplikace Microsoft"/>
+            <wp:cNvGraphicFramePr>
+              <a:graphicFrameLocks xmlns:a="http://schemas.openxmlformats.org/drawingml/2006/main" noChangeAspect="1"/>
+            </wp:cNvGraphicFramePr>
+            <a:graphic xmlns:a="http://schemas.openxmlformats.org/drawingml/2006/main">
+              <a:graphicData uri="http://schemas.openxmlformats.org/drawingml/2006/picture">
+                <pic:pic xmlns:pic="http://schemas.openxmlformats.org/drawingml/2006/picture">
+                  <pic:nvPicPr>
+                    <pic:cNvPr id="0" name="Picture 3" descr="Visual Studio Community 2022 - Aplikace Microsoft"/>
+                    <pic:cNvPicPr>
+                      <a:picLocks noChangeAspect="1" noChangeArrowheads="1"/>
+                    </pic:cNvPicPr>
+                  </pic:nvPicPr>
+                  <pic:blipFill>
+                    <a:blip r:embed="rId18" cstate="print">
+                      <a:extLst>
+                        <a:ext uri="{28A0092B-C50C-407E-A947-70E740481C1C}">
+                          <a14:useLocalDpi xmlns:a14="http://schemas.microsoft.com/office/drawing/2010/main" val="0"/>
+                        </a:ext>
+                      </a:extLst>
+                    </a:blip>
+                    <a:srcRect/>
+                    <a:stretch>
+                      <a:fillRect/>
+                    </a:stretch>
+                  </pic:blipFill>
+                  <pic:spPr bwMode="auto">
+                    <a:xfrm>
+                      <a:off x="0" y="0"/>
+                      <a:ext cx="1043940" cy="1043940"/>
+                    </a:xfrm>
+                    <a:prstGeom prst="rect">
+                      <a:avLst/>
+                    </a:prstGeom>
+                    <a:noFill/>
+                    <a:ln>
+                      <a:noFill/>
+                    </a:ln>
+                  </pic:spPr>
+                </pic:pic>
+              </a:graphicData>
+            </a:graphic>
+            <wp14:sizeRelH relativeFrom="margin">
+              <wp14:pctWidth>0</wp14:pctWidth>
+            </wp14:sizeRelH>
+            <wp14:sizeRelV relativeFrom="margin">
+              <wp14:pctHeight>0</wp14:pctHeight>
+            </wp14:sizeRelV>
+          </wp:anchor>
+        </w:drawing>
+      </w:r>
+      <w:proofErr w:type="spellStart"/>
+      <w:r>
+        <w:t>Visual</w:t>
+      </w:r>
+      <w:proofErr w:type="spellEnd"/>
+      <w:r>
+        <w:t xml:space="preserve"> Studio je aplikace, ve které budu psát všechny scripty v C# a poté je implementuji do Unity. Je to textový editor, co obsahuje např. propojení s Azure, sdílení více než jen obrazovky, možnost tvořit multiplatformní a responsivní aplikace, nástroje pro usnadnění práce s SQL a mnoho dalšího</w:t>
+      </w:r>
+      <w:r>
+        <w:t>.</w:t>
+      </w:r>
+      <w:r>
+        <w:rPr>
+          <w:noProof/>
+        </w:rPr>
+        <w:t xml:space="preserve"> </w:t>
+      </w:r>
+    </w:p>
+    <w:p/>
+    <w:p/>
+    <w:p>
+      <w:pPr>
+        <w:pStyle w:val="Nadpis3"/>
+      </w:pPr>
+      <w:r>
+        <w:t>C#</w:t>
+      </w:r>
+    </w:p>
+    <w:p/>
+    <w:p>
+      <w:pPr>
+        <w:jc w:val="left"/>
+      </w:pPr>
+      <w:r>
+        <w:rPr>
+          <w:noProof/>
+        </w:rPr>
+        <w:drawing>
+          <wp:anchor distT="0" distB="0" distL="114300" distR="114300" simplePos="0" relativeHeight="251670528" behindDoc="0" locked="0" layoutInCell="1" allowOverlap="1" wp14:anchorId="1776997F" wp14:editId="15B6A293">
+            <wp:simplePos x="0" y="0"/>
+            <wp:positionH relativeFrom="margin">
+              <wp:align>right</wp:align>
+            </wp:positionH>
+            <wp:positionV relativeFrom="paragraph">
+              <wp:posOffset>48260</wp:posOffset>
+            </wp:positionV>
+            <wp:extent cx="868680" cy="868680"/>
+            <wp:effectExtent l="0" t="0" r="7620" b="7620"/>
+            <wp:wrapSquare wrapText="bothSides"/>
+            <wp:docPr id="929623815" name="Obrázek 3" descr="Exercises C# – Aplikace na Google Play"/>
+            <wp:cNvGraphicFramePr>
+              <a:graphicFrameLocks xmlns:a="http://schemas.openxmlformats.org/drawingml/2006/main" noChangeAspect="1"/>
+            </wp:cNvGraphicFramePr>
+            <a:graphic xmlns:a="http://schemas.openxmlformats.org/drawingml/2006/main">
+              <a:graphicData uri="http://schemas.openxmlformats.org/drawingml/2006/picture">
+                <pic:pic xmlns:pic="http://schemas.openxmlformats.org/drawingml/2006/picture">
+                  <pic:nvPicPr>
+                    <pic:cNvPr id="0" name="Picture 5" descr="Exercises C# – Aplikace na Google Play"/>
+                    <pic:cNvPicPr>
+                      <a:picLocks noChangeAspect="1" noChangeArrowheads="1"/>
+                    </pic:cNvPicPr>
+                  </pic:nvPicPr>
+                  <pic:blipFill>
+                    <a:blip r:embed="rId19" cstate="print">
+                      <a:extLst>
+                        <a:ext uri="{28A0092B-C50C-407E-A947-70E740481C1C}">
+                          <a14:useLocalDpi xmlns:a14="http://schemas.microsoft.com/office/drawing/2010/main" val="0"/>
+                        </a:ext>
+                      </a:extLst>
+                    </a:blip>
+                    <a:srcRect/>
+                    <a:stretch>
+                      <a:fillRect/>
+                    </a:stretch>
+                  </pic:blipFill>
+                  <pic:spPr bwMode="auto">
+                    <a:xfrm>
+                      <a:off x="0" y="0"/>
+                      <a:ext cx="868680" cy="868680"/>
+                    </a:xfrm>
+                    <a:prstGeom prst="rect">
+                      <a:avLst/>
+                    </a:prstGeom>
+                    <a:noFill/>
+                    <a:ln>
+                      <a:noFill/>
+                    </a:ln>
+                  </pic:spPr>
+                </pic:pic>
+              </a:graphicData>
+            </a:graphic>
+            <wp14:sizeRelH relativeFrom="margin">
+              <wp14:pctWidth>0</wp14:pctWidth>
+            </wp14:sizeRelH>
+            <wp14:sizeRelV relativeFrom="margin">
+              <wp14:pctHeight>0</wp14:pctHeight>
+            </wp14:sizeRelV>
+          </wp:anchor>
+        </w:drawing>
+      </w:r>
+      <w:r>
+        <w:t xml:space="preserve">S Unity je celkem úzce propojen C# – programovací jazyk, který automaticky spravuje správu paměti, alokaci a </w:t>
+      </w:r>
+      <w:proofErr w:type="spellStart"/>
+      <w:r>
+        <w:t>delokaci</w:t>
+      </w:r>
+      <w:proofErr w:type="spellEnd"/>
+      <w:r>
+        <w:t xml:space="preserve"> paměti, používá </w:t>
+      </w:r>
+      <w:proofErr w:type="spellStart"/>
+      <w:r>
+        <w:t>garbage</w:t>
+      </w:r>
+      <w:proofErr w:type="spellEnd"/>
+      <w:r>
+        <w:t xml:space="preserve"> </w:t>
+      </w:r>
+      <w:proofErr w:type="spellStart"/>
+      <w:r>
+        <w:t>collection</w:t>
+      </w:r>
+      <w:proofErr w:type="spellEnd"/>
+      <w:r>
+        <w:t xml:space="preserve"> k zabránění paměťovým únikům a mnoho dalšího. Je to jediný jazyk, který umím aspoň tak, abych v něm dokázal něco lepšího sám vytvořit, proto si vybírat jiný jazyk nehodlám</w:t>
+      </w:r>
+      <w:r>
+        <w:t>.</w:t>
+      </w:r>
+    </w:p>
+    <w:p/>
+    <w:p/>
+    <w:p>
+      <w:pPr>
+        <w:pStyle w:val="Nadpis3"/>
+      </w:pPr>
+      <w:r>
+        <w:t>GitHub</w:t>
+      </w:r>
+    </w:p>
+    <w:p>
+      <w:r>
+        <w:rPr>
+          <w:noProof/>
+        </w:rPr>
+        <w:drawing>
+          <wp:anchor distT="0" distB="0" distL="114300" distR="114300" simplePos="0" relativeHeight="251674624" behindDoc="0" locked="0" layoutInCell="1" allowOverlap="1" wp14:anchorId="09A12991" wp14:editId="09FD2E07">
+            <wp:simplePos x="0" y="0"/>
+            <wp:positionH relativeFrom="column">
+              <wp:posOffset>-45720</wp:posOffset>
+            </wp:positionH>
+            <wp:positionV relativeFrom="paragraph">
+              <wp:posOffset>297815</wp:posOffset>
+            </wp:positionV>
+            <wp:extent cx="2426729" cy="899160"/>
+            <wp:effectExtent l="0" t="0" r="0" b="0"/>
+            <wp:wrapSquare wrapText="bothSides"/>
+            <wp:docPr id="1751847712" name="Obrázek 9" descr="Your very First GitHub Repository. | by olatunde ibitoye | Medium"/>
+            <wp:cNvGraphicFramePr>
+              <a:graphicFrameLocks xmlns:a="http://schemas.openxmlformats.org/drawingml/2006/main" noChangeAspect="1"/>
+            </wp:cNvGraphicFramePr>
+            <a:graphic xmlns:a="http://schemas.openxmlformats.org/drawingml/2006/main">
+              <a:graphicData uri="http://schemas.openxmlformats.org/drawingml/2006/picture">
+                <pic:pic xmlns:pic="http://schemas.openxmlformats.org/drawingml/2006/picture">
+                  <pic:nvPicPr>
+                    <pic:cNvPr id="0" name="Picture 29" descr="Your very First GitHub Repository. | by olatunde ibitoye | Medium"/>
+                    <pic:cNvPicPr>
+                      <a:picLocks noChangeAspect="1" noChangeArrowheads="1"/>
+                    </pic:cNvPicPr>
+                  </pic:nvPicPr>
+                  <pic:blipFill>
+                    <a:blip r:embed="rId20" cstate="print">
+                      <a:extLst>
+                        <a:ext uri="{28A0092B-C50C-407E-A947-70E740481C1C}">
+                          <a14:useLocalDpi xmlns:a14="http://schemas.microsoft.com/office/drawing/2010/main" val="0"/>
+                        </a:ext>
+                      </a:extLst>
+                    </a:blip>
+                    <a:srcRect/>
+                    <a:stretch>
+                      <a:fillRect/>
+                    </a:stretch>
+                  </pic:blipFill>
+                  <pic:spPr bwMode="auto">
+                    <a:xfrm>
+                      <a:off x="0" y="0"/>
+                      <a:ext cx="2426729" cy="899160"/>
+                    </a:xfrm>
+                    <a:prstGeom prst="rect">
+                      <a:avLst/>
+                    </a:prstGeom>
+                    <a:noFill/>
+                    <a:ln>
+                      <a:noFill/>
+                    </a:ln>
+                  </pic:spPr>
+                </pic:pic>
+              </a:graphicData>
+            </a:graphic>
+            <wp14:sizeRelH relativeFrom="margin">
+              <wp14:pctWidth>0</wp14:pctWidth>
+            </wp14:sizeRelH>
+            <wp14:sizeRelV relativeFrom="margin">
+              <wp14:pctHeight>0</wp14:pctHeight>
+            </wp14:sizeRelV>
+          </wp:anchor>
+        </w:drawing>
+      </w:r>
+    </w:p>
+    <w:p>
+      <w:r>
+        <w:t>Stránka teoreticky hlavně pro vývojáře čehokoliv, dají se tam ukládat všechny možné soubory, od .</w:t>
+      </w:r>
+      <w:proofErr w:type="spellStart"/>
+      <w:r>
+        <w:t>docx</w:t>
+      </w:r>
+      <w:proofErr w:type="spellEnd"/>
+      <w:r>
+        <w:t xml:space="preserve"> (Word) přes .</w:t>
+      </w:r>
+      <w:proofErr w:type="spellStart"/>
+      <w:r>
+        <w:t>png</w:t>
+      </w:r>
+      <w:proofErr w:type="spellEnd"/>
+      <w:r>
+        <w:t xml:space="preserve"> (obrázky) po .cs (C# scripty).</w:t>
+      </w:r>
+    </w:p>
+    <w:p/>
+    <w:p/>
+    <w:p>
+      <w:r>
+        <w:rPr>
+          <w:noProof/>
+        </w:rPr>
+        <w:drawing>
+          <wp:anchor distT="0" distB="0" distL="114300" distR="114300" simplePos="0" relativeHeight="251676672" behindDoc="0" locked="0" layoutInCell="1" allowOverlap="1" wp14:anchorId="2241B8B0" wp14:editId="19BD3093">
+            <wp:simplePos x="0" y="0"/>
+            <wp:positionH relativeFrom="margin">
+              <wp:align>right</wp:align>
+            </wp:positionH>
+            <wp:positionV relativeFrom="paragraph">
+              <wp:posOffset>-327025</wp:posOffset>
+            </wp:positionV>
+            <wp:extent cx="1112520" cy="1112520"/>
+            <wp:effectExtent l="0" t="0" r="0" b="0"/>
+            <wp:wrapSquare wrapText="bothSides"/>
+            <wp:docPr id="1200577134" name="Obrázek 10" descr="Obsah obrázku kočka, klipart, Grafika&#10;&#10;Popis byl vytvořen automaticky"/>
+            <wp:cNvGraphicFramePr>
+              <a:graphicFrameLocks xmlns:a="http://schemas.openxmlformats.org/drawingml/2006/main" noChangeAspect="1"/>
+            </wp:cNvGraphicFramePr>
+            <a:graphic xmlns:a="http://schemas.openxmlformats.org/drawingml/2006/main">
+              <a:graphicData uri="http://schemas.openxmlformats.org/drawingml/2006/picture">
+                <pic:pic xmlns:pic="http://schemas.openxmlformats.org/drawingml/2006/picture">
+                  <pic:nvPicPr>
+                    <pic:cNvPr id="1200577134" name="Obrázek 10" descr="Obsah obrázku kočka, klipart, Grafika&#10;&#10;Popis byl vytvořen automaticky"/>
+                    <pic:cNvPicPr>
+                      <a:picLocks noChangeAspect="1" noChangeArrowheads="1"/>
+                    </pic:cNvPicPr>
+                  </pic:nvPicPr>
+                  <pic:blipFill>
+                    <a:blip r:embed="rId21" cstate="print">
+                      <a:extLst>
+                        <a:ext uri="{28A0092B-C50C-407E-A947-70E740481C1C}">
+                          <a14:useLocalDpi xmlns:a14="http://schemas.microsoft.com/office/drawing/2010/main" val="0"/>
+                        </a:ext>
+                      </a:extLst>
+                    </a:blip>
+                    <a:srcRect/>
+                    <a:stretch>
+                      <a:fillRect/>
+                    </a:stretch>
+                  </pic:blipFill>
+                  <pic:spPr bwMode="auto">
+                    <a:xfrm>
+                      <a:off x="0" y="0"/>
+                      <a:ext cx="1112520" cy="1112520"/>
+                    </a:xfrm>
+                    <a:prstGeom prst="rect">
+                      <a:avLst/>
+                    </a:prstGeom>
+                    <a:noFill/>
+                    <a:ln>
+                      <a:noFill/>
+                    </a:ln>
+                  </pic:spPr>
+                </pic:pic>
+              </a:graphicData>
+            </a:graphic>
+          </wp:anchor>
+        </w:drawing>
+      </w:r>
+      <w:r>
+        <w:t>GitHub desktop je aplikace, která funguje díky webovým stránkám GitHub. Zjednodušuje vše, ať už vkládání a stahování souborů, nebo opravu a kontrolu chyb.</w:t>
+      </w:r>
+      <w:r>
+        <w:rPr>
+          <w:noProof/>
+        </w:rPr>
+        <w:t xml:space="preserve"> </w:t>
       </w:r>
     </w:p>
     <w:p>
@@ -2777,16 +3456,178 @@
     </w:p>
     <w:p>
       <w:pPr>
-        <w:jc w:val="left"/>
-      </w:pPr>
-      <w:r>
-        <w:t>Zde by mohl být popis použití z pohledu uživatele</w:t>
-      </w:r>
-    </w:p>
-    <w:p>
-      <w:pPr>
-        <w:jc w:val="left"/>
-      </w:pPr>
+        <w:ind w:firstLine="357"/>
+        <w:jc w:val="left"/>
+      </w:pPr>
+      <w:r>
+        <w:t>Hra bude schválně obtížná na dokončení</w:t>
+      </w:r>
+      <w:r>
+        <w:t>, a proto bude vaším úkolem využívat herní mechaniky pro svoje dobro, abyste dokázali dohrát všechny mapy.</w:t>
+      </w:r>
+    </w:p>
+    <w:p>
+      <w:pPr>
+        <w:ind w:firstLine="357"/>
+        <w:jc w:val="left"/>
+      </w:pPr>
+    </w:p>
+    <w:p>
+      <w:pPr>
+        <w:pStyle w:val="Nadpis3"/>
+      </w:pPr>
+      <w:r>
+        <w:t>Mechaniky a jejich krátký popis</w:t>
+      </w:r>
+    </w:p>
+    <w:p>
+      <w:pPr>
+        <w:pStyle w:val="Nadpis4"/>
+      </w:pPr>
+      <w:r>
+        <w:t>Pohyb</w:t>
+      </w:r>
+    </w:p>
+    <w:p>
+      <w:r>
+        <w:t xml:space="preserve">Ovládání je stejné jako v téměř jakékoliv jiné hře, W – pohyb vpřed, A – pohyb vlevo, S – pohyb vzad, D – pohyb vpravo. Dále je tu sprint pomocí držení tlačítka Shift a skok pomocí mezerníku. </w:t>
+      </w:r>
+    </w:p>
+    <w:p>
+      <w:pPr>
+        <w:pStyle w:val="Nadpis4"/>
+      </w:pPr>
+      <w:r>
+        <w:t>Hod</w:t>
+      </w:r>
+    </w:p>
+    <w:p>
+      <w:r>
+        <w:t xml:space="preserve">Když má hráč dosah na nějaký </w:t>
+      </w:r>
+      <w:proofErr w:type="spellStart"/>
+      <w:r>
+        <w:t>item</w:t>
+      </w:r>
+      <w:proofErr w:type="spellEnd"/>
+      <w:r>
+        <w:t xml:space="preserve">, může ho pomocí tlačítka E vzít a poté pomocí levého kliknutí myši hodit. Toto </w:t>
+      </w:r>
+      <w:r>
+        <w:t>neplatí,</w:t>
+      </w:r>
+      <w:r>
+        <w:t xml:space="preserve"> pokud hraje hráč s kamerou </w:t>
+      </w:r>
+      <w:r>
+        <w:t>s pohledem ze třetí osoby</w:t>
+      </w:r>
+      <w:r>
+        <w:t xml:space="preserve">, pokud se </w:t>
+      </w:r>
+      <w:r>
+        <w:t xml:space="preserve">přepne do zaměřovací kamery, zobrazí se mu tzv. </w:t>
+      </w:r>
+      <w:proofErr w:type="spellStart"/>
+      <w:r>
+        <w:t>crosshair</w:t>
+      </w:r>
+      <w:proofErr w:type="spellEnd"/>
+      <w:r>
+        <w:t xml:space="preserve"> a může brát a házet </w:t>
+      </w:r>
+      <w:proofErr w:type="spellStart"/>
+      <w:r>
+        <w:t>itemy</w:t>
+      </w:r>
+      <w:proofErr w:type="spellEnd"/>
+      <w:r>
+        <w:t xml:space="preserve">. </w:t>
+      </w:r>
+    </w:p>
+    <w:p>
+      <w:pPr>
+        <w:pStyle w:val="Nadpis4"/>
+      </w:pPr>
+      <w:r>
+        <w:t>Lektvary</w:t>
+      </w:r>
+    </w:p>
+    <w:p>
+      <w:r>
+        <w:t xml:space="preserve">Lektvary podporují a zlepšují skok, rychlost anebo díky jednomu z nic hráč může zpomalit čas na polovinu. </w:t>
+      </w:r>
+      <w:proofErr w:type="spellStart"/>
+      <w:r>
+        <w:t>Né</w:t>
+      </w:r>
+      <w:proofErr w:type="spellEnd"/>
+      <w:r>
+        <w:t xml:space="preserve"> všechny tyto lektvary ale musí vypadat jako klasické lahvičky s tekutinou.</w:t>
+      </w:r>
+    </w:p>
+    <w:p>
+      <w:pPr>
+        <w:pStyle w:val="Nadpis4"/>
+      </w:pPr>
+      <w:r>
+        <w:t>Telekineze</w:t>
+      </w:r>
+    </w:p>
+    <w:p>
+      <w:r>
+        <w:t xml:space="preserve">Díky telekinezi můžete brát a házet již zmíněné </w:t>
+      </w:r>
+      <w:proofErr w:type="spellStart"/>
+      <w:r>
+        <w:t>itemy</w:t>
+      </w:r>
+      <w:proofErr w:type="spellEnd"/>
+      <w:r>
+        <w:t xml:space="preserve">, taktéž ale můžete ovládat pohyb posuvných platforem. </w:t>
+      </w:r>
+    </w:p>
+    <w:p>
+      <w:pPr>
+        <w:pStyle w:val="Nadpis4"/>
+      </w:pPr>
+      <w:proofErr w:type="spellStart"/>
+      <w:r>
+        <w:lastRenderedPageBreak/>
+        <w:t>Ragdoll</w:t>
+      </w:r>
+      <w:proofErr w:type="spellEnd"/>
+    </w:p>
+    <w:p>
+      <w:proofErr w:type="spellStart"/>
+      <w:r>
+        <w:t>Ragdoll</w:t>
+      </w:r>
+      <w:proofErr w:type="spellEnd"/>
+      <w:r>
+        <w:t xml:space="preserve"> je mechanika která lze využít na pohyb pomocí tlačítka R ale aktivuje se taky před úmrtím. Vypadá to jako když by tělo hlavní postavy ztratilo kontrolu nad svým tělem.</w:t>
+      </w:r>
+    </w:p>
+    <w:p>
+      <w:pPr>
+        <w:pStyle w:val="Nadpis4"/>
+      </w:pPr>
+      <w:r>
+        <w:t>Kamery</w:t>
+      </w:r>
+    </w:p>
+    <w:p>
+      <w:r>
+        <w:t>Ve hře se nachází dvě kamery, jedna primární (pohled ze třetí osoby) a jedna sekundární (</w:t>
+      </w:r>
+      <w:r>
+        <w:t xml:space="preserve">zaměřovací </w:t>
+      </w:r>
+      <w:r>
+        <w:t>kamera). Přepínat mezi těmito dvěma kamerami lze pomocí pravého tlačítka myši.</w:t>
+      </w:r>
+    </w:p>
+    <w:p>
       <w:r>
         <w:br w:type="page"/>
       </w:r>
@@ -3227,8 +4068,8 @@
       </w:pPr>
     </w:p>
     <w:sectPr>
-      <w:footerReference w:type="default" r:id="rId16"/>
-      <w:footerReference w:type="first" r:id="rId17"/>
+      <w:footerReference w:type="default" r:id="rId22"/>
+      <w:footerReference w:type="first" r:id="rId23"/>
       <w:pgSz w:w="11906" w:h="16838"/>
       <w:pgMar w:top="1417" w:right="1417" w:bottom="1417" w:left="1417" w:header="850" w:footer="680" w:gutter="0"/>
       <w:cols w:space="708"/>
@@ -4488,7 +5329,7 @@
   <w:style w:type="paragraph" w:default="1" w:styleId="Normln">
     <w:name w:val="Normal"/>
     <w:qFormat/>
-    <w:rsid w:val="003F75E5"/>
+    <w:rsid w:val="006054F4"/>
     <w:pPr>
       <w:jc w:val="both"/>
     </w:pPr>
@@ -4581,7 +5422,6 @@
     <w:next w:val="Normln"/>
     <w:link w:val="Nadpis4Char"/>
     <w:uiPriority w:val="9"/>
-    <w:semiHidden/>
     <w:unhideWhenUsed/>
     <w:qFormat/>
     <w:rsid w:val="00825E18"/>
@@ -4926,7 +5766,6 @@
     <w:basedOn w:val="Standardnpsmoodstavce"/>
     <w:link w:val="Nadpis4"/>
     <w:uiPriority w:val="9"/>
-    <w:semiHidden/>
     <w:rsid w:val="00825E18"/>
     <w:rPr>
       <w:rFonts w:asciiTheme="majorHAnsi" w:eastAsiaTheme="majorEastAsia" w:hAnsiTheme="majorHAnsi" w:cstheme="majorBidi"/>
@@ -5058,6 +5897,16 @@
       <w:spacing w:after="100"/>
       <w:ind w:left="440"/>
     </w:pPr>
+  </w:style>
+  <w:style w:type="character" w:customStyle="1" w:styleId="cf01">
+    <w:name w:val="cf01"/>
+    <w:basedOn w:val="Standardnpsmoodstavce"/>
+    <w:rsid w:val="006054F4"/>
+    <w:rPr>
+      <w:rFonts w:ascii="Segoe UI" w:hAnsi="Segoe UI" w:cs="Segoe UI" w:hint="default"/>
+      <w:sz w:val="18"/>
+      <w:szCs w:val="18"/>
+    </w:rPr>
   </w:style>
 </w:styles>
 </file>
@@ -5523,7 +6372,12 @@
 </file>
 
 <file path=customXml/item2.xml><?xml version="1.0" encoding="utf-8"?>
-<b:Sources xmlns:b="http://schemas.openxmlformats.org/officeDocument/2006/bibliography" xmlns="http://schemas.openxmlformats.org/officeDocument/2006/bibliography" SelectedStyle="\ISO690Nmerical.XSL" StyleName="ISO 690 – číselná reference" Version="1987"/>
+<?mso-contentType ?>
+<FormTemplates xmlns="http://schemas.microsoft.com/sharepoint/v3/contenttype/forms">
+  <Display>DocumentLibraryForm</Display>
+  <Edit>DocumentLibraryForm</Edit>
+  <New>DocumentLibraryForm</New>
+</FormTemplates>
 </file>
 
 <file path=customXml/item3.xml><?xml version="1.0" encoding="utf-8"?>
@@ -5533,12 +6387,7 @@
 </file>
 
 <file path=customXml/item4.xml><?xml version="1.0" encoding="utf-8"?>
-<?mso-contentType ?>
-<FormTemplates xmlns="http://schemas.microsoft.com/sharepoint/v3/contenttype/forms">
-  <Display>DocumentLibraryForm</Display>
-  <Edit>DocumentLibraryForm</Edit>
-  <New>DocumentLibraryForm</New>
-</FormTemplates>
+<b:Sources xmlns:b="http://schemas.openxmlformats.org/officeDocument/2006/bibliography" xmlns="http://schemas.openxmlformats.org/officeDocument/2006/bibliography" SelectedStyle="\ISO690Nmerical.XSL" StyleName="ISO 690 – číselná reference" Version="1987"/>
 </file>
 
 <file path=customXml/itemProps1.xml><?xml version="1.0" encoding="utf-8"?>
@@ -5561,9 +6410,9 @@
 </file>
 
 <file path=customXml/itemProps2.xml><?xml version="1.0" encoding="utf-8"?>
-<ds:datastoreItem xmlns:ds="http://schemas.openxmlformats.org/officeDocument/2006/customXml" ds:itemID="{324DBA31-953D-436A-9E77-D8A7DC4AD694}">
+<ds:datastoreItem xmlns:ds="http://schemas.openxmlformats.org/officeDocument/2006/customXml" ds:itemID="{4FF85B71-35EB-4667-B5A7-25BC67E7B3EE}">
   <ds:schemaRefs>
-    <ds:schemaRef ds:uri="http://schemas.openxmlformats.org/officeDocument/2006/bibliography"/>
+    <ds:schemaRef ds:uri="http://schemas.microsoft.com/sharepoint/v3/contenttype/forms"/>
   </ds:schemaRefs>
 </ds:datastoreItem>
 </file>
@@ -5578,9 +6427,9 @@
 </file>
 
 <file path=customXml/itemProps4.xml><?xml version="1.0" encoding="utf-8"?>
-<ds:datastoreItem xmlns:ds="http://schemas.openxmlformats.org/officeDocument/2006/customXml" ds:itemID="{4FF85B71-35EB-4667-B5A7-25BC67E7B3EE}">
+<ds:datastoreItem xmlns:ds="http://schemas.openxmlformats.org/officeDocument/2006/customXml" ds:itemID="{324DBA31-953D-436A-9E77-D8A7DC4AD694}">
   <ds:schemaRefs>
-    <ds:schemaRef ds:uri="http://schemas.microsoft.com/sharepoint/v3/contenttype/forms"/>
+    <ds:schemaRef ds:uri="http://schemas.openxmlformats.org/officeDocument/2006/bibliography"/>
   </ds:schemaRefs>
 </ds:datastoreItem>
 </file>
--- a/Zdeněk_Vostrovský_4ITC.docx
+++ b/Zdeněk_Vostrovský_4ITC.docx
@@ -317,7 +317,6 @@
           <w:szCs w:val="48"/>
         </w:rPr>
       </w:pPr>
-      <w:proofErr w:type="spellStart"/>
       <w:r>
         <w:rPr>
           <w:rFonts w:asciiTheme="majorHAnsi" w:hAnsiTheme="majorHAnsi" w:cstheme="majorHAnsi"/>
@@ -326,7 +325,6 @@
         </w:rPr>
         <w:t>CtrlAltDelete</w:t>
       </w:r>
-      <w:proofErr w:type="spellEnd"/>
     </w:p>
     <w:p>
       <w:pPr>
@@ -573,11 +571,9 @@
       <w:r>
         <w:t>Prohlašuji, že jsem ročníkovou práci na téma „</w:t>
       </w:r>
-      <w:proofErr w:type="spellStart"/>
       <w:r>
         <w:t>CtrlAltDelete</w:t>
       </w:r>
-      <w:proofErr w:type="spellEnd"/>
       <w:r>
         <w:t xml:space="preserve">“ vypracoval samostatně a s použitím uvedené literatury a pramenů. </w:t>
       </w:r>
@@ -655,30 +651,8 @@
         <w:rPr>
           <w:shd w:val="clear" w:color="auto" w:fill="FFFFFF"/>
         </w:rPr>
-        <w:t xml:space="preserve">Bc. </w:t>
-      </w:r>
-      <w:proofErr w:type="spellStart"/>
-      <w:r>
-        <w:rPr>
-          <w:shd w:val="clear" w:color="auto" w:fill="FFFFFF"/>
-        </w:rPr>
-        <w:t>Jířímu</w:t>
-      </w:r>
-      <w:proofErr w:type="spellEnd"/>
-      <w:r>
-        <w:rPr>
-          <w:shd w:val="clear" w:color="auto" w:fill="FFFFFF"/>
-        </w:rPr>
-        <w:t xml:space="preserve"> </w:t>
-      </w:r>
-      <w:proofErr w:type="spellStart"/>
-      <w:r>
-        <w:rPr>
-          <w:shd w:val="clear" w:color="auto" w:fill="FFFFFF"/>
-        </w:rPr>
-        <w:t>Mítovi</w:t>
-      </w:r>
-      <w:proofErr w:type="spellEnd"/>
+        <w:t>Bc. Jířímu Mítovi</w:t>
+      </w:r>
       <w:r>
         <w:rPr>
           <w:shd w:val="clear" w:color="auto" w:fill="FFFFFF"/>
@@ -745,11 +719,9 @@
       <w:r>
         <w:t xml:space="preserve">Tento dokument slouží jako dokumentace k ročníkové práci </w:t>
       </w:r>
-      <w:proofErr w:type="spellStart"/>
       <w:r>
         <w:t>CtrlAltDelete</w:t>
       </w:r>
-      <w:proofErr w:type="spellEnd"/>
       <w:r>
         <w:t>. V úvodu jsou uvedeny cíle projektu a představa jeho finální podoby. V rešerši je uveden výčet konkurenčních titulů a jiných zdrojů, které byly inspirací pro tento projekt jako takový, nebo pro tvorbu postav. Kapitola technologie obsahuje přehled programovacích jazyků, programů a dalších nástrojů použitých při vývoji. Stěžejní kapitolou je praktická část, která popisuje vývoj projektu od návrhu postav až po implementaci herních mechanik. Součástí jsou také ukázky kódu s detailním popisem.</w:t>
       </w:r>
@@ -843,13 +815,8 @@
       <w:pPr>
         <w:jc w:val="left"/>
       </w:pPr>
-      <w:proofErr w:type="spellStart"/>
-      <w:r>
-        <w:t>Rage</w:t>
-      </w:r>
-      <w:proofErr w:type="spellEnd"/>
-      <w:r>
-        <w:t xml:space="preserve">-Quit, </w:t>
+      <w:r>
+        <w:t xml:space="preserve">Rage-Quit, </w:t>
       </w:r>
       <w:r>
         <w:t>hra,</w:t>
@@ -864,15 +831,7 @@
         <w:t>kód</w:t>
       </w:r>
       <w:r>
-        <w:t xml:space="preserve">, </w:t>
-      </w:r>
-      <w:proofErr w:type="spellStart"/>
-      <w:r>
-        <w:t>assety</w:t>
-      </w:r>
-      <w:proofErr w:type="spellEnd"/>
-      <w:r>
-        <w:t xml:space="preserve">, </w:t>
+        <w:t xml:space="preserve">, assety, </w:t>
       </w:r>
       <w:r>
         <w:t xml:space="preserve">telekineze, </w:t>
@@ -884,32 +843,14 @@
         <w:t>cedule</w:t>
       </w:r>
       <w:r>
-        <w:t xml:space="preserve">, </w:t>
-      </w:r>
-      <w:proofErr w:type="spellStart"/>
-      <w:r>
-        <w:t>item</w:t>
-      </w:r>
-      <w:proofErr w:type="spellEnd"/>
-      <w:r>
-        <w:t>, mapa</w:t>
-      </w:r>
-      <w:r>
-        <w:t xml:space="preserve">, </w:t>
-      </w:r>
-      <w:proofErr w:type="spellStart"/>
-      <w:r>
-        <w:t>ragdoll</w:t>
-      </w:r>
-      <w:proofErr w:type="spellEnd"/>
-      <w:r>
-        <w:t xml:space="preserve">, </w:t>
-      </w:r>
-      <w:proofErr w:type="spellStart"/>
-      <w:r>
-        <w:t>aim</w:t>
-      </w:r>
-      <w:proofErr w:type="spellEnd"/>
+        <w:t>, item, mapa</w:t>
+      </w:r>
+      <w:r>
+        <w:t>, ragdoll</w:t>
+      </w:r>
+      <w:r>
+        <w:t>, aim</w:t>
+      </w:r>
     </w:p>
     <w:p>
       <w:pPr>
@@ -983,7 +924,7 @@
           <w:r>
             <w:fldChar w:fldCharType="separate"/>
           </w:r>
-          <w:hyperlink w:anchor="_Toc187252998" w:history="1">
+          <w:hyperlink w:anchor="_Toc187342109" w:history="1">
             <w:r>
               <w:rPr>
                 <w:rStyle w:val="Hypertextovodkaz"/>
@@ -1010,7 +951,7 @@
                 <w:noProof/>
                 <w:webHidden/>
               </w:rPr>
-              <w:instrText xml:space="preserve"> PAGEREF _Toc187252998 \h </w:instrText>
+              <w:instrText xml:space="preserve"> PAGEREF _Toc187342109 \h </w:instrText>
             </w:r>
             <w:r>
               <w:rPr>
@@ -1057,7 +998,7 @@
               <w14:ligatures w14:val="standardContextual"/>
             </w:rPr>
           </w:pPr>
-          <w:hyperlink w:anchor="_Toc187252999" w:history="1">
+          <w:hyperlink w:anchor="_Toc187342110" w:history="1">
             <w:r>
               <w:rPr>
                 <w:rStyle w:val="Hypertextovodkaz"/>
@@ -1102,7 +1043,7 @@
                 <w:noProof/>
                 <w:webHidden/>
               </w:rPr>
-              <w:instrText xml:space="preserve"> PAGEREF _Toc187252999 \h </w:instrText>
+              <w:instrText xml:space="preserve"> PAGEREF _Toc187342110 \h </w:instrText>
             </w:r>
             <w:r>
               <w:rPr>
@@ -1149,7 +1090,7 @@
               <w14:ligatures w14:val="standardContextual"/>
             </w:rPr>
           </w:pPr>
-          <w:hyperlink w:anchor="_Toc187253000" w:history="1">
+          <w:hyperlink w:anchor="_Toc187342111" w:history="1">
             <w:r>
               <w:rPr>
                 <w:rStyle w:val="Hypertextovodkaz"/>
@@ -1194,7 +1135,7 @@
                 <w:noProof/>
                 <w:webHidden/>
               </w:rPr>
-              <w:instrText xml:space="preserve"> PAGEREF _Toc187253000 \h </w:instrText>
+              <w:instrText xml:space="preserve"> PAGEREF _Toc187342111 \h </w:instrText>
             </w:r>
             <w:r>
               <w:rPr>
@@ -1241,7 +1182,7 @@
               <w14:ligatures w14:val="standardContextual"/>
             </w:rPr>
           </w:pPr>
-          <w:hyperlink w:anchor="_Toc187253001" w:history="1">
+          <w:hyperlink w:anchor="_Toc187342112" w:history="1">
             <w:r>
               <w:rPr>
                 <w:rStyle w:val="Hypertextovodkaz"/>
@@ -1265,7 +1206,7 @@
                 <w:rStyle w:val="Hypertextovodkaz"/>
                 <w:noProof/>
               </w:rPr>
-              <w:t>Inspirace</w:t>
+              <w:t>Inspirace a konkurence</w:t>
             </w:r>
             <w:r>
               <w:rPr>
@@ -1286,7 +1227,7 @@
                 <w:noProof/>
                 <w:webHidden/>
               </w:rPr>
-              <w:instrText xml:space="preserve"> PAGEREF _Toc187253001 \h </w:instrText>
+              <w:instrText xml:space="preserve"> PAGEREF _Toc187342112 \h </w:instrText>
             </w:r>
             <w:r>
               <w:rPr>
@@ -1333,7 +1274,7 @@
               <w14:ligatures w14:val="standardContextual"/>
             </w:rPr>
           </w:pPr>
-          <w:hyperlink w:anchor="_Toc187253002" w:history="1">
+          <w:hyperlink w:anchor="_Toc187342113" w:history="1">
             <w:r>
               <w:rPr>
                 <w:rStyle w:val="Hypertextovodkaz"/>
@@ -1378,7 +1319,375 @@
                 <w:noProof/>
                 <w:webHidden/>
               </w:rPr>
-              <w:instrText xml:space="preserve"> PAGEREF _Toc187253002 \h </w:instrText>
+              <w:instrText xml:space="preserve"> PAGEREF _Toc187342113 \h </w:instrText>
+            </w:r>
+            <w:r>
+              <w:rPr>
+                <w:noProof/>
+                <w:webHidden/>
+              </w:rPr>
+            </w:r>
+            <w:r>
+              <w:rPr>
+                <w:noProof/>
+                <w:webHidden/>
+              </w:rPr>
+              <w:fldChar w:fldCharType="separate"/>
+            </w:r>
+            <w:r>
+              <w:rPr>
+                <w:noProof/>
+                <w:webHidden/>
+              </w:rPr>
+              <w:t>9</w:t>
+            </w:r>
+            <w:r>
+              <w:rPr>
+                <w:noProof/>
+                <w:webHidden/>
+              </w:rPr>
+              <w:fldChar w:fldCharType="end"/>
+            </w:r>
+          </w:hyperlink>
+        </w:p>
+        <w:p>
+          <w:pPr>
+            <w:pStyle w:val="Obsah3"/>
+            <w:tabs>
+              <w:tab w:val="left" w:pos="1200"/>
+              <w:tab w:val="right" w:leader="dot" w:pos="9062"/>
+            </w:tabs>
+            <w:rPr>
+              <w:noProof/>
+              <w:kern w:val="2"/>
+              <w:sz w:val="24"/>
+              <w:szCs w:val="24"/>
+              <w:lang w:eastAsia="cs-CZ"/>
+              <w14:ligatures w14:val="standardContextual"/>
+            </w:rPr>
+          </w:pPr>
+          <w:hyperlink w:anchor="_Toc187342114" w:history="1">
+            <w:r>
+              <w:rPr>
+                <w:rStyle w:val="Hypertextovodkaz"/>
+                <w:noProof/>
+              </w:rPr>
+              <w:t>1.2.1</w:t>
+            </w:r>
+            <w:r>
+              <w:rPr>
+                <w:noProof/>
+                <w:kern w:val="2"/>
+                <w:sz w:val="24"/>
+                <w:szCs w:val="24"/>
+                <w:lang w:eastAsia="cs-CZ"/>
+                <w14:ligatures w14:val="standardContextual"/>
+              </w:rPr>
+              <w:tab/>
+            </w:r>
+            <w:r>
+              <w:rPr>
+                <w:rStyle w:val="Hypertextovodkaz"/>
+                <w:noProof/>
+              </w:rPr>
+              <w:t>Unity</w:t>
+            </w:r>
+            <w:r>
+              <w:rPr>
+                <w:noProof/>
+                <w:webHidden/>
+              </w:rPr>
+              <w:tab/>
+            </w:r>
+            <w:r>
+              <w:rPr>
+                <w:noProof/>
+                <w:webHidden/>
+              </w:rPr>
+              <w:fldChar w:fldCharType="begin"/>
+            </w:r>
+            <w:r>
+              <w:rPr>
+                <w:noProof/>
+                <w:webHidden/>
+              </w:rPr>
+              <w:instrText xml:space="preserve"> PAGEREF _Toc187342114 \h </w:instrText>
+            </w:r>
+            <w:r>
+              <w:rPr>
+                <w:noProof/>
+                <w:webHidden/>
+              </w:rPr>
+            </w:r>
+            <w:r>
+              <w:rPr>
+                <w:noProof/>
+                <w:webHidden/>
+              </w:rPr>
+              <w:fldChar w:fldCharType="separate"/>
+            </w:r>
+            <w:r>
+              <w:rPr>
+                <w:noProof/>
+                <w:webHidden/>
+              </w:rPr>
+              <w:t>9</w:t>
+            </w:r>
+            <w:r>
+              <w:rPr>
+                <w:noProof/>
+                <w:webHidden/>
+              </w:rPr>
+              <w:fldChar w:fldCharType="end"/>
+            </w:r>
+          </w:hyperlink>
+        </w:p>
+        <w:p>
+          <w:pPr>
+            <w:pStyle w:val="Obsah3"/>
+            <w:tabs>
+              <w:tab w:val="left" w:pos="1200"/>
+              <w:tab w:val="right" w:leader="dot" w:pos="9062"/>
+            </w:tabs>
+            <w:rPr>
+              <w:noProof/>
+              <w:kern w:val="2"/>
+              <w:sz w:val="24"/>
+              <w:szCs w:val="24"/>
+              <w:lang w:eastAsia="cs-CZ"/>
+              <w14:ligatures w14:val="standardContextual"/>
+            </w:rPr>
+          </w:pPr>
+          <w:hyperlink w:anchor="_Toc187342115" w:history="1">
+            <w:r>
+              <w:rPr>
+                <w:rStyle w:val="Hypertextovodkaz"/>
+                <w:noProof/>
+              </w:rPr>
+              <w:t>1.2.2</w:t>
+            </w:r>
+            <w:r>
+              <w:rPr>
+                <w:noProof/>
+                <w:kern w:val="2"/>
+                <w:sz w:val="24"/>
+                <w:szCs w:val="24"/>
+                <w:lang w:eastAsia="cs-CZ"/>
+                <w14:ligatures w14:val="standardContextual"/>
+              </w:rPr>
+              <w:tab/>
+            </w:r>
+            <w:r>
+              <w:rPr>
+                <w:rStyle w:val="Hypertextovodkaz"/>
+                <w:noProof/>
+              </w:rPr>
+              <w:t>Visual Studio 2022</w:t>
+            </w:r>
+            <w:r>
+              <w:rPr>
+                <w:noProof/>
+                <w:webHidden/>
+              </w:rPr>
+              <w:tab/>
+            </w:r>
+            <w:r>
+              <w:rPr>
+                <w:noProof/>
+                <w:webHidden/>
+              </w:rPr>
+              <w:fldChar w:fldCharType="begin"/>
+            </w:r>
+            <w:r>
+              <w:rPr>
+                <w:noProof/>
+                <w:webHidden/>
+              </w:rPr>
+              <w:instrText xml:space="preserve"> PAGEREF _Toc187342115 \h </w:instrText>
+            </w:r>
+            <w:r>
+              <w:rPr>
+                <w:noProof/>
+                <w:webHidden/>
+              </w:rPr>
+            </w:r>
+            <w:r>
+              <w:rPr>
+                <w:noProof/>
+                <w:webHidden/>
+              </w:rPr>
+              <w:fldChar w:fldCharType="separate"/>
+            </w:r>
+            <w:r>
+              <w:rPr>
+                <w:noProof/>
+                <w:webHidden/>
+              </w:rPr>
+              <w:t>9</w:t>
+            </w:r>
+            <w:r>
+              <w:rPr>
+                <w:noProof/>
+                <w:webHidden/>
+              </w:rPr>
+              <w:fldChar w:fldCharType="end"/>
+            </w:r>
+          </w:hyperlink>
+        </w:p>
+        <w:p>
+          <w:pPr>
+            <w:pStyle w:val="Obsah3"/>
+            <w:tabs>
+              <w:tab w:val="left" w:pos="1200"/>
+              <w:tab w:val="right" w:leader="dot" w:pos="9062"/>
+            </w:tabs>
+            <w:rPr>
+              <w:noProof/>
+              <w:kern w:val="2"/>
+              <w:sz w:val="24"/>
+              <w:szCs w:val="24"/>
+              <w:lang w:eastAsia="cs-CZ"/>
+              <w14:ligatures w14:val="standardContextual"/>
+            </w:rPr>
+          </w:pPr>
+          <w:hyperlink w:anchor="_Toc187342116" w:history="1">
+            <w:r>
+              <w:rPr>
+                <w:rStyle w:val="Hypertextovodkaz"/>
+                <w:noProof/>
+              </w:rPr>
+              <w:t>1.2.3</w:t>
+            </w:r>
+            <w:r>
+              <w:rPr>
+                <w:noProof/>
+                <w:kern w:val="2"/>
+                <w:sz w:val="24"/>
+                <w:szCs w:val="24"/>
+                <w:lang w:eastAsia="cs-CZ"/>
+                <w14:ligatures w14:val="standardContextual"/>
+              </w:rPr>
+              <w:tab/>
+            </w:r>
+            <w:r>
+              <w:rPr>
+                <w:rStyle w:val="Hypertextovodkaz"/>
+                <w:noProof/>
+              </w:rPr>
+              <w:t>C#</w:t>
+            </w:r>
+            <w:r>
+              <w:rPr>
+                <w:noProof/>
+                <w:webHidden/>
+              </w:rPr>
+              <w:tab/>
+            </w:r>
+            <w:r>
+              <w:rPr>
+                <w:noProof/>
+                <w:webHidden/>
+              </w:rPr>
+              <w:fldChar w:fldCharType="begin"/>
+            </w:r>
+            <w:r>
+              <w:rPr>
+                <w:noProof/>
+                <w:webHidden/>
+              </w:rPr>
+              <w:instrText xml:space="preserve"> PAGEREF _Toc187342116 \h </w:instrText>
+            </w:r>
+            <w:r>
+              <w:rPr>
+                <w:noProof/>
+                <w:webHidden/>
+              </w:rPr>
+            </w:r>
+            <w:r>
+              <w:rPr>
+                <w:noProof/>
+                <w:webHidden/>
+              </w:rPr>
+              <w:fldChar w:fldCharType="separate"/>
+            </w:r>
+            <w:r>
+              <w:rPr>
+                <w:noProof/>
+                <w:webHidden/>
+              </w:rPr>
+              <w:t>9</w:t>
+            </w:r>
+            <w:r>
+              <w:rPr>
+                <w:noProof/>
+                <w:webHidden/>
+              </w:rPr>
+              <w:fldChar w:fldCharType="end"/>
+            </w:r>
+          </w:hyperlink>
+        </w:p>
+        <w:p>
+          <w:pPr>
+            <w:pStyle w:val="Obsah3"/>
+            <w:tabs>
+              <w:tab w:val="left" w:pos="1200"/>
+              <w:tab w:val="right" w:leader="dot" w:pos="9062"/>
+            </w:tabs>
+            <w:rPr>
+              <w:noProof/>
+              <w:kern w:val="2"/>
+              <w:sz w:val="24"/>
+              <w:szCs w:val="24"/>
+              <w:lang w:eastAsia="cs-CZ"/>
+              <w14:ligatures w14:val="standardContextual"/>
+            </w:rPr>
+          </w:pPr>
+          <w:hyperlink w:anchor="_Toc187342117" w:history="1">
+            <w:r>
+              <w:rPr>
+                <w:rStyle w:val="Hypertextovodkaz"/>
+                <w:noProof/>
+              </w:rPr>
+              <w:t>1.2.4</w:t>
+            </w:r>
+            <w:r>
+              <w:rPr>
+                <w:noProof/>
+                <w:kern w:val="2"/>
+                <w:sz w:val="24"/>
+                <w:szCs w:val="24"/>
+                <w:lang w:eastAsia="cs-CZ"/>
+                <w14:ligatures w14:val="standardContextual"/>
+              </w:rPr>
+              <w:tab/>
+            </w:r>
+            <w:r>
+              <w:rPr>
+                <w:rStyle w:val="Hypertextovodkaz"/>
+                <w:noProof/>
+              </w:rPr>
+              <w:t>GitHub</w:t>
+            </w:r>
+            <w:r>
+              <w:rPr>
+                <w:noProof/>
+                <w:webHidden/>
+              </w:rPr>
+              <w:tab/>
+            </w:r>
+            <w:r>
+              <w:rPr>
+                <w:noProof/>
+                <w:webHidden/>
+              </w:rPr>
+              <w:fldChar w:fldCharType="begin"/>
+            </w:r>
+            <w:r>
+              <w:rPr>
+                <w:noProof/>
+                <w:webHidden/>
+              </w:rPr>
+              <w:instrText xml:space="preserve"> PAGEREF _Toc187342117 \h </w:instrText>
             </w:r>
             <w:r>
               <w:rPr>
@@ -1425,7 +1734,7 @@
               <w14:ligatures w14:val="standardContextual"/>
             </w:rPr>
           </w:pPr>
-          <w:hyperlink w:anchor="_Toc187253003" w:history="1">
+          <w:hyperlink w:anchor="_Toc187342118" w:history="1">
             <w:r>
               <w:rPr>
                 <w:rStyle w:val="Hypertextovodkaz"/>
@@ -1470,7 +1779,7 @@
                 <w:noProof/>
                 <w:webHidden/>
               </w:rPr>
-              <w:instrText xml:space="preserve"> PAGEREF _Toc187253003 \h </w:instrText>
+              <w:instrText xml:space="preserve"> PAGEREF _Toc187342118 \h </w:instrText>
             </w:r>
             <w:r>
               <w:rPr>
@@ -1517,7 +1826,7 @@
               <w14:ligatures w14:val="standardContextual"/>
             </w:rPr>
           </w:pPr>
-          <w:hyperlink w:anchor="_Toc187253004" w:history="1">
+          <w:hyperlink w:anchor="_Toc187342119" w:history="1">
             <w:r>
               <w:rPr>
                 <w:rStyle w:val="Hypertextovodkaz"/>
@@ -1562,7 +1871,7 @@
                 <w:noProof/>
                 <w:webHidden/>
               </w:rPr>
-              <w:instrText xml:space="preserve"> PAGEREF _Toc187253004 \h </w:instrText>
+              <w:instrText xml:space="preserve"> PAGEREF _Toc187342119 \h </w:instrText>
             </w:r>
             <w:r>
               <w:rPr>
@@ -1609,7 +1918,7 @@
               <w14:ligatures w14:val="standardContextual"/>
             </w:rPr>
           </w:pPr>
-          <w:hyperlink w:anchor="_Toc187253005" w:history="1">
+          <w:hyperlink w:anchor="_Toc187342120" w:history="1">
             <w:r>
               <w:rPr>
                 <w:rStyle w:val="Hypertextovodkaz"/>
@@ -1654,7 +1963,7 @@
                 <w:noProof/>
                 <w:webHidden/>
               </w:rPr>
-              <w:instrText xml:space="preserve"> PAGEREF _Toc187253005 \h </w:instrText>
+              <w:instrText xml:space="preserve"> PAGEREF _Toc187342120 \h </w:instrText>
             </w:r>
             <w:r>
               <w:rPr>
@@ -1674,7 +1983,99 @@
                 <w:noProof/>
                 <w:webHidden/>
               </w:rPr>
-              <w:t>10</w:t>
+              <w:t>11</w:t>
+            </w:r>
+            <w:r>
+              <w:rPr>
+                <w:noProof/>
+                <w:webHidden/>
+              </w:rPr>
+              <w:fldChar w:fldCharType="end"/>
+            </w:r>
+          </w:hyperlink>
+        </w:p>
+        <w:p>
+          <w:pPr>
+            <w:pStyle w:val="Obsah3"/>
+            <w:tabs>
+              <w:tab w:val="left" w:pos="1200"/>
+              <w:tab w:val="right" w:leader="dot" w:pos="9062"/>
+            </w:tabs>
+            <w:rPr>
+              <w:noProof/>
+              <w:kern w:val="2"/>
+              <w:sz w:val="24"/>
+              <w:szCs w:val="24"/>
+              <w:lang w:eastAsia="cs-CZ"/>
+              <w14:ligatures w14:val="standardContextual"/>
+            </w:rPr>
+          </w:pPr>
+          <w:hyperlink w:anchor="_Toc187342121" w:history="1">
+            <w:r>
+              <w:rPr>
+                <w:rStyle w:val="Hypertextovodkaz"/>
+                <w:noProof/>
+              </w:rPr>
+              <w:t>2.2.1</w:t>
+            </w:r>
+            <w:r>
+              <w:rPr>
+                <w:noProof/>
+                <w:kern w:val="2"/>
+                <w:sz w:val="24"/>
+                <w:szCs w:val="24"/>
+                <w:lang w:eastAsia="cs-CZ"/>
+                <w14:ligatures w14:val="standardContextual"/>
+              </w:rPr>
+              <w:tab/>
+            </w:r>
+            <w:r>
+              <w:rPr>
+                <w:rStyle w:val="Hypertextovodkaz"/>
+                <w:noProof/>
+              </w:rPr>
+              <w:t>Kód pro výměnu kamer</w:t>
+            </w:r>
+            <w:r>
+              <w:rPr>
+                <w:noProof/>
+                <w:webHidden/>
+              </w:rPr>
+              <w:tab/>
+            </w:r>
+            <w:r>
+              <w:rPr>
+                <w:noProof/>
+                <w:webHidden/>
+              </w:rPr>
+              <w:fldChar w:fldCharType="begin"/>
+            </w:r>
+            <w:r>
+              <w:rPr>
+                <w:noProof/>
+                <w:webHidden/>
+              </w:rPr>
+              <w:instrText xml:space="preserve"> PAGEREF _Toc187342121 \h </w:instrText>
+            </w:r>
+            <w:r>
+              <w:rPr>
+                <w:noProof/>
+                <w:webHidden/>
+              </w:rPr>
+            </w:r>
+            <w:r>
+              <w:rPr>
+                <w:noProof/>
+                <w:webHidden/>
+              </w:rPr>
+              <w:fldChar w:fldCharType="separate"/>
+            </w:r>
+            <w:r>
+              <w:rPr>
+                <w:noProof/>
+                <w:webHidden/>
+              </w:rPr>
+              <w:t>11</w:t>
             </w:r>
             <w:r>
               <w:rPr>
@@ -1701,7 +2102,7 @@
               <w14:ligatures w14:val="standardContextual"/>
             </w:rPr>
           </w:pPr>
-          <w:hyperlink w:anchor="_Toc187253006" w:history="1">
+          <w:hyperlink w:anchor="_Toc187342122" w:history="1">
             <w:r>
               <w:rPr>
                 <w:rStyle w:val="Hypertextovodkaz"/>
@@ -1746,7 +2147,7 @@
                 <w:noProof/>
                 <w:webHidden/>
               </w:rPr>
-              <w:instrText xml:space="preserve"> PAGEREF _Toc187253006 \h </w:instrText>
+              <w:instrText xml:space="preserve"> PAGEREF _Toc187342122 \h </w:instrText>
             </w:r>
             <w:r>
               <w:rPr>
@@ -1766,7 +2167,99 @@
                 <w:noProof/>
                 <w:webHidden/>
               </w:rPr>
-              <w:t>10</w:t>
+              <w:t>14</w:t>
+            </w:r>
+            <w:r>
+              <w:rPr>
+                <w:noProof/>
+                <w:webHidden/>
+              </w:rPr>
+              <w:fldChar w:fldCharType="end"/>
+            </w:r>
+          </w:hyperlink>
+        </w:p>
+        <w:p>
+          <w:pPr>
+            <w:pStyle w:val="Obsah3"/>
+            <w:tabs>
+              <w:tab w:val="left" w:pos="1200"/>
+              <w:tab w:val="right" w:leader="dot" w:pos="9062"/>
+            </w:tabs>
+            <w:rPr>
+              <w:noProof/>
+              <w:kern w:val="2"/>
+              <w:sz w:val="24"/>
+              <w:szCs w:val="24"/>
+              <w:lang w:eastAsia="cs-CZ"/>
+              <w14:ligatures w14:val="standardContextual"/>
+            </w:rPr>
+          </w:pPr>
+          <w:hyperlink w:anchor="_Toc187342123" w:history="1">
+            <w:r>
+              <w:rPr>
+                <w:rStyle w:val="Hypertextovodkaz"/>
+                <w:noProof/>
+              </w:rPr>
+              <w:t>2.3.1</w:t>
+            </w:r>
+            <w:r>
+              <w:rPr>
+                <w:noProof/>
+                <w:kern w:val="2"/>
+                <w:sz w:val="24"/>
+                <w:szCs w:val="24"/>
+                <w:lang w:eastAsia="cs-CZ"/>
+                <w14:ligatures w14:val="standardContextual"/>
+              </w:rPr>
+              <w:tab/>
+            </w:r>
+            <w:r>
+              <w:rPr>
+                <w:rStyle w:val="Hypertextovodkaz"/>
+                <w:noProof/>
+              </w:rPr>
+              <w:t>Mechaniky a jejich krátký popis</w:t>
+            </w:r>
+            <w:r>
+              <w:rPr>
+                <w:noProof/>
+                <w:webHidden/>
+              </w:rPr>
+              <w:tab/>
+            </w:r>
+            <w:r>
+              <w:rPr>
+                <w:noProof/>
+                <w:webHidden/>
+              </w:rPr>
+              <w:fldChar w:fldCharType="begin"/>
+            </w:r>
+            <w:r>
+              <w:rPr>
+                <w:noProof/>
+                <w:webHidden/>
+              </w:rPr>
+              <w:instrText xml:space="preserve"> PAGEREF _Toc187342123 \h </w:instrText>
+            </w:r>
+            <w:r>
+              <w:rPr>
+                <w:noProof/>
+                <w:webHidden/>
+              </w:rPr>
+            </w:r>
+            <w:r>
+              <w:rPr>
+                <w:noProof/>
+                <w:webHidden/>
+              </w:rPr>
+              <w:fldChar w:fldCharType="separate"/>
+            </w:r>
+            <w:r>
+              <w:rPr>
+                <w:noProof/>
+                <w:webHidden/>
+              </w:rPr>
+              <w:t>14</w:t>
             </w:r>
             <w:r>
               <w:rPr>
@@ -1792,7 +2285,7 @@
               <w14:ligatures w14:val="standardContextual"/>
             </w:rPr>
           </w:pPr>
-          <w:hyperlink w:anchor="_Toc187253007" w:history="1">
+          <w:hyperlink w:anchor="_Toc187342124" w:history="1">
             <w:r>
               <w:rPr>
                 <w:rStyle w:val="Hypertextovodkaz"/>
@@ -1819,7 +2312,7 @@
                 <w:noProof/>
                 <w:webHidden/>
               </w:rPr>
-              <w:instrText xml:space="preserve"> PAGEREF _Toc187253007 \h </w:instrText>
+              <w:instrText xml:space="preserve"> PAGEREF _Toc187342124 \h </w:instrText>
             </w:r>
             <w:r>
               <w:rPr>
@@ -1839,7 +2332,7 @@
                 <w:noProof/>
                 <w:webHidden/>
               </w:rPr>
-              <w:t>11</w:t>
+              <w:t>15</w:t>
             </w:r>
             <w:r>
               <w:rPr>
@@ -1865,7 +2358,7 @@
               <w14:ligatures w14:val="standardContextual"/>
             </w:rPr>
           </w:pPr>
-          <w:hyperlink w:anchor="_Toc187253008" w:history="1">
+          <w:hyperlink w:anchor="_Toc187342125" w:history="1">
             <w:r>
               <w:rPr>
                 <w:rStyle w:val="Hypertextovodkaz"/>
@@ -1892,7 +2385,7 @@
                 <w:noProof/>
                 <w:webHidden/>
               </w:rPr>
-              <w:instrText xml:space="preserve"> PAGEREF _Toc187253008 \h </w:instrText>
+              <w:instrText xml:space="preserve"> PAGEREF _Toc187342125 \h </w:instrText>
             </w:r>
             <w:r>
               <w:rPr>
@@ -1912,7 +2405,7 @@
                 <w:noProof/>
                 <w:webHidden/>
               </w:rPr>
-              <w:t>12</w:t>
+              <w:t>16</w:t>
             </w:r>
             <w:r>
               <w:rPr>
@@ -1938,7 +2431,7 @@
               <w14:ligatures w14:val="standardContextual"/>
             </w:rPr>
           </w:pPr>
-          <w:hyperlink w:anchor="_Toc187253009" w:history="1">
+          <w:hyperlink w:anchor="_Toc187342126" w:history="1">
             <w:r>
               <w:rPr>
                 <w:rStyle w:val="Hypertextovodkaz"/>
@@ -1965,7 +2458,7 @@
                 <w:noProof/>
                 <w:webHidden/>
               </w:rPr>
-              <w:instrText xml:space="preserve"> PAGEREF _Toc187253009 \h </w:instrText>
+              <w:instrText xml:space="preserve"> PAGEREF _Toc187342126 \h </w:instrText>
             </w:r>
             <w:r>
               <w:rPr>
@@ -1985,7 +2478,7 @@
                 <w:noProof/>
                 <w:webHidden/>
               </w:rPr>
-              <w:t>13</w:t>
+              <w:t>17</w:t>
             </w:r>
             <w:r>
               <w:rPr>
@@ -2011,7 +2504,7 @@
               <w14:ligatures w14:val="standardContextual"/>
             </w:rPr>
           </w:pPr>
-          <w:hyperlink w:anchor="_Toc187253010" w:history="1">
+          <w:hyperlink w:anchor="_Toc187342127" w:history="1">
             <w:r>
               <w:rPr>
                 <w:rStyle w:val="Hypertextovodkaz"/>
@@ -2038,7 +2531,7 @@
                 <w:noProof/>
                 <w:webHidden/>
               </w:rPr>
-              <w:instrText xml:space="preserve"> PAGEREF _Toc187253010 \h </w:instrText>
+              <w:instrText xml:space="preserve"> PAGEREF _Toc187342127 \h </w:instrText>
             </w:r>
             <w:r>
               <w:rPr>
@@ -2058,7 +2551,7 @@
                 <w:noProof/>
                 <w:webHidden/>
               </w:rPr>
-              <w:t>14</w:t>
+              <w:t>18</w:t>
             </w:r>
             <w:r>
               <w:rPr>
@@ -2102,7 +2595,7 @@
         </w:pBdr>
         <w:jc w:val="left"/>
       </w:pPr>
-      <w:bookmarkStart w:id="0" w:name="_Toc187252998"/>
+      <w:bookmarkStart w:id="0" w:name="_Toc187342109"/>
       <w:r>
         <w:lastRenderedPageBreak/>
         <w:t>Ú</w:t>
@@ -2126,23 +2619,7 @@
       </w:r>
       <w:proofErr w:type="gramEnd"/>
       <w:r>
-        <w:t xml:space="preserve"> </w:t>
-      </w:r>
-      <w:proofErr w:type="spellStart"/>
-      <w:r>
-        <w:t>rage-quit</w:t>
-      </w:r>
-      <w:proofErr w:type="spellEnd"/>
-      <w:r>
-        <w:t xml:space="preserve"> hry na styl </w:t>
-      </w:r>
-      <w:proofErr w:type="spellStart"/>
-      <w:r>
-        <w:t>skákačky</w:t>
-      </w:r>
-      <w:proofErr w:type="spellEnd"/>
-      <w:r>
-        <w:t xml:space="preserve">. Tato hra nabídne jejím hráčům jedinečné výzvy a prozkoumávaní předem vytvořených map, které mají být obtížné na dokončení a také si mají pohrát s výdrží vašich nervů. V projektu bude vytvořeno komplexní herní prostředí, ve kterém budou hráči muset prokázat své dovednosti přežití. Hra bude zasazena do nerealistického prostředí, kde sice bude vše vypadat jako z našeho světa, ale nebude částečně fungovat gravitace. Hráč bude mít možnost ovládat určité objekty a platformy pomocí telekineze a také bude mít k dispozici určité lektvary, které výrazně zlepší jeho schopnosti nejen skoku, ale i rychlosti, a dokonce i ovládání času. </w:t>
+        <w:t xml:space="preserve"> rage-quit hry na styl skákačky. Tato hra nabídne jejím hráčům jedinečné výzvy a prozkoumávaní předem vytvořených map, které mají být obtížné na dokončení a také si mají pohrát s výdrží vašich nervů. V projektu bude vytvořeno komplexní herní prostředí, ve kterém budou hráči muset prokázat své dovednosti přežití. Hra bude zasazena do nerealistického prostředí, kde sice bude vše vypadat jako z našeho světa, ale nebude částečně fungovat gravitace. Hráč bude mít možnost ovládat určité objekty a platformy pomocí telekineze a také bude mít k dispozici určité lektvary, které výrazně zlepší jeho schopnosti nejen skoku, ale i rychlosti, a dokonce i ovládání času. </w:t>
       </w:r>
     </w:p>
     <w:p>
@@ -2165,23 +2642,7 @@
       </w:r>
       <w:proofErr w:type="gramEnd"/>
       <w:r>
-        <w:t xml:space="preserve"> jsem si vybral, protože jsem minulý rok pracoval na 2D hře, a z toho důvodu jsem si chtěl vyzkoušet i druhou možnost vývoje her. Žánr </w:t>
-      </w:r>
-      <w:proofErr w:type="spellStart"/>
-      <w:r>
-        <w:t>rage-quit</w:t>
-      </w:r>
-      <w:proofErr w:type="spellEnd"/>
-      <w:r>
-        <w:t xml:space="preserve"> </w:t>
-      </w:r>
-      <w:proofErr w:type="spellStart"/>
-      <w:r>
-        <w:t>skákačky</w:t>
-      </w:r>
-      <w:proofErr w:type="spellEnd"/>
-      <w:r>
-        <w:t xml:space="preserve"> jsem si zase vybral, protože jsem ho často sledoval na internetu, nebo jej i hrál ve volném čase. Tento žánr mě tedy hlavně bavilo sledovat, utrpení cizích lidí pro kontent je přeci jenom klíč pro zábavu jejich sledujících, a tak jsem si řekl, že nějakou takovou hru zkusím vytvořit. </w:t>
+        <w:t xml:space="preserve"> jsem si vybral, protože jsem minulý rok pracoval na 2D hře, a z toho důvodu jsem si chtěl vyzkoušet i druhou možnost vývoje her. Žánr rage-quit skákačky jsem si zase vybral, protože jsem ho často sledoval na internetu, nebo jej i hrál ve volném čase. Tento žánr mě tedy hlavně bavilo sledovat, utrpení cizích lidí pro kontent je přeci jenom klíč pro zábavu jejich sledujících, a tak jsem si řekl, že nějakou takovou hru zkusím vytvořit. </w:t>
       </w:r>
     </w:p>
     <w:p>
@@ -2193,23 +2654,7 @@
         <w:t>Téměř všechny objekty, textury a další budou staženy z</w:t>
       </w:r>
       <w:r>
-        <w:t xml:space="preserve"> Unity </w:t>
-      </w:r>
-      <w:proofErr w:type="spellStart"/>
-      <w:r>
-        <w:t>Asset</w:t>
-      </w:r>
-      <w:proofErr w:type="spellEnd"/>
-      <w:r>
-        <w:t xml:space="preserve"> </w:t>
-      </w:r>
-      <w:proofErr w:type="spellStart"/>
-      <w:r>
-        <w:t>Store</w:t>
-      </w:r>
-      <w:proofErr w:type="spellEnd"/>
-      <w:r>
-        <w:t xml:space="preserve"> </w:t>
+        <w:t xml:space="preserve"> Unity Asset Store </w:t>
       </w:r>
       <w:r>
         <w:t xml:space="preserve">a využity pro vývoj této hry. Věděl jsem totiž, že kdybych si měl modely vytvářet sám, tak tento projekt nejspíš nestihnu dokončit v omezeném čase, anebo bych v něm nechal stovky hodin. </w:t>
@@ -2226,7 +2671,7 @@
         </w:pBdr>
         <w:jc w:val="left"/>
       </w:pPr>
-      <w:bookmarkStart w:id="1" w:name="_Toc187252999"/>
+      <w:bookmarkStart w:id="1" w:name="_Toc187342110"/>
       <w:r>
         <w:lastRenderedPageBreak/>
         <w:t>Teoretická část</w:t>
@@ -2238,7 +2683,7 @@
         <w:pStyle w:val="Nadpis2"/>
         <w:jc w:val="left"/>
       </w:pPr>
-      <w:bookmarkStart w:id="2" w:name="_Toc187253000"/>
+      <w:bookmarkStart w:id="2" w:name="_Toc187342111"/>
       <w:r>
         <w:t>Rešerše</w:t>
       </w:r>
@@ -2249,20 +2694,168 @@
         <w:pStyle w:val="Nadpis3"/>
         <w:jc w:val="left"/>
       </w:pPr>
-      <w:bookmarkStart w:id="3" w:name="_Toc187253001"/>
+      <w:bookmarkStart w:id="3" w:name="_Toc187342112"/>
       <w:r>
         <w:t>Inspirace</w:t>
       </w:r>
+      <w:r>
+        <w:t xml:space="preserve"> a konkurence</w:t>
+      </w:r>
       <w:bookmarkEnd w:id="3"/>
-      <w:r>
-        <w:t xml:space="preserve"> a konkurence</w:t>
-      </w:r>
     </w:p>
     <w:p>
       <w:pPr>
         <w:ind w:firstLine="578"/>
         <w:jc w:val="left"/>
       </w:pPr>
+      <w:r>
+        <w:rPr>
+          <w:noProof/>
+        </w:rPr>
+        <mc:AlternateContent>
+          <mc:Choice Requires="wps">
+            <w:drawing>
+              <wp:anchor distT="0" distB="0" distL="114300" distR="114300" simplePos="0" relativeHeight="251678720" behindDoc="0" locked="0" layoutInCell="1" allowOverlap="1" wp14:anchorId="382B32B9" wp14:editId="6793CDF0">
+                <wp:simplePos x="0" y="0"/>
+                <wp:positionH relativeFrom="column">
+                  <wp:posOffset>2788920</wp:posOffset>
+                </wp:positionH>
+                <wp:positionV relativeFrom="paragraph">
+                  <wp:posOffset>1404620</wp:posOffset>
+                </wp:positionV>
+                <wp:extent cx="2844800" cy="635"/>
+                <wp:effectExtent l="0" t="0" r="0" b="0"/>
+                <wp:wrapSquare wrapText="bothSides"/>
+                <wp:docPr id="703366226" name="Textové pole 1"/>
+                <wp:cNvGraphicFramePr/>
+                <a:graphic xmlns:a="http://schemas.openxmlformats.org/drawingml/2006/main">
+                  <a:graphicData uri="http://schemas.microsoft.com/office/word/2010/wordprocessingShape">
+                    <wps:wsp>
+                      <wps:cNvSpPr txBox="1"/>
+                      <wps:spPr>
+                        <a:xfrm>
+                          <a:off x="0" y="0"/>
+                          <a:ext cx="2844800" cy="635"/>
+                        </a:xfrm>
+                        <a:prstGeom prst="rect">
+                          <a:avLst/>
+                        </a:prstGeom>
+                        <a:solidFill>
+                          <a:prstClr val="white"/>
+                        </a:solidFill>
+                        <a:ln>
+                          <a:noFill/>
+                        </a:ln>
+                      </wps:spPr>
+                      <wps:txbx>
+                        <w:txbxContent>
+                          <w:p>
+                            <w:pPr>
+                              <w:pStyle w:val="Titulek"/>
+                              <w:jc w:val="right"/>
+                            </w:pPr>
+                            <w:bookmarkStart w:id="4" w:name="_Toc187343133"/>
+                            <w:r>
+                              <w:t xml:space="preserve">Obrázek </w:t>
+                            </w:r>
+                            <w:r>
+                              <w:fldChar w:fldCharType="begin"/>
+                            </w:r>
+                            <w:r>
+                              <w:instrText xml:space="preserve"> SEQ Obrázek \* ARABIC </w:instrText>
+                            </w:r>
+                            <w:r>
+                              <w:fldChar w:fldCharType="separate"/>
+                            </w:r>
+                            <w:r>
+                              <w:rPr>
+                                <w:noProof/>
+                              </w:rPr>
+                              <w:t>1</w:t>
+                            </w:r>
+                            <w:r>
+                              <w:fldChar w:fldCharType="end"/>
+                            </w:r>
+                            <w:r>
+                              <w:t xml:space="preserve"> </w:t>
+                            </w:r>
+                            <w:r>
+                              <w:t>|</w:t>
+                            </w:r>
+                            <w:r>
+                              <w:t xml:space="preserve"> AltF4</w:t>
+                            </w:r>
+                            <w:bookmarkEnd w:id="4"/>
+                          </w:p>
+                        </w:txbxContent>
+                      </wps:txbx>
+                      <wps:bodyPr rot="0" spcFirstLastPara="0" vertOverflow="overflow" horzOverflow="overflow" vert="horz" wrap="square" lIns="0" tIns="0" rIns="0" bIns="0" numCol="1" spcCol="0" rtlCol="0" fromWordArt="0" anchor="t" anchorCtr="0" forceAA="0" compatLnSpc="1">
+                        <a:prstTxWarp prst="textNoShape">
+                          <a:avLst/>
+                        </a:prstTxWarp>
+                        <a:spAutoFit/>
+                      </wps:bodyPr>
+                    </wps:wsp>
+                  </a:graphicData>
+                </a:graphic>
+              </wp:anchor>
+            </w:drawing>
+          </mc:Choice>
+          <mc:Fallback>
+            <w:pict>
+              <v:shapetype w14:anchorId="382B32B9" id="_x0000_t202" coordsize="21600,21600" o:spt="202" path="m,l,21600r21600,l21600,xe">
+                <v:stroke joinstyle="miter"/>
+                <v:path gradientshapeok="t" o:connecttype="rect"/>
+              </v:shapetype>
+              <v:shape id="Textové pole 1" o:spid="_x0000_s1026" type="#_x0000_t202" style="position:absolute;left:0;text-align:left;margin-left:219.6pt;margin-top:110.6pt;width:224pt;height:.05pt;z-index:251678720;visibility:visible;mso-wrap-style:square;mso-wrap-distance-left:9pt;mso-wrap-distance-top:0;mso-wrap-distance-right:9pt;mso-wrap-distance-bottom:0;mso-position-horizontal:absolute;mso-position-horizontal-relative:text;mso-position-vertical:absolute;mso-position-vertical-relative:text;v-text-anchor:top" o:gfxdata="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" stroked="f">
+                <v:textbox style="mso-fit-shape-to-text:t" inset="0,0,0,0">
+                  <w:txbxContent>
+                    <w:p>
+                      <w:pPr>
+                        <w:pStyle w:val="Titulek"/>
+                        <w:jc w:val="right"/>
+                      </w:pPr>
+                      <w:bookmarkStart w:id="5" w:name="_Toc187343133"/>
+                      <w:r>
+                        <w:t xml:space="preserve">Obrázek </w:t>
+                      </w:r>
+                      <w:r>
+                        <w:fldChar w:fldCharType="begin"/>
+                      </w:r>
+                      <w:r>
+                        <w:instrText xml:space="preserve"> SEQ Obrázek \* ARABIC </w:instrText>
+                      </w:r>
+                      <w:r>
+                        <w:fldChar w:fldCharType="separate"/>
+                      </w:r>
+                      <w:r>
+                        <w:rPr>
+                          <w:noProof/>
+                        </w:rPr>
+                        <w:t>1</w:t>
+                      </w:r>
+                      <w:r>
+                        <w:fldChar w:fldCharType="end"/>
+                      </w:r>
+                      <w:r>
+                        <w:t xml:space="preserve"> </w:t>
+                      </w:r>
+                      <w:r>
+                        <w:t>|</w:t>
+                      </w:r>
+                      <w:r>
+                        <w:t xml:space="preserve"> AltF4</w:t>
+                      </w:r>
+                      <w:bookmarkEnd w:id="5"/>
+                    </w:p>
+                  </w:txbxContent>
+                </v:textbox>
+                <w10:wrap type="square"/>
+              </v:shape>
+            </w:pict>
+          </mc:Fallback>
+        </mc:AlternateContent>
+      </w:r>
       <w:r>
         <w:rPr>
           <w:noProof/>
@@ -2375,21 +2968,8 @@
       </w:r>
       <w:proofErr w:type="gramEnd"/>
       <w:r>
-        <w:t xml:space="preserve"> </w:t>
-      </w:r>
-      <w:proofErr w:type="spellStart"/>
-      <w:r>
-        <w:t>rage-quit</w:t>
-      </w:r>
-      <w:proofErr w:type="spellEnd"/>
-      <w:r>
-        <w:t xml:space="preserve"> </w:t>
-      </w:r>
-      <w:proofErr w:type="spellStart"/>
-      <w:r>
-        <w:t>skákačka</w:t>
-      </w:r>
-      <w:proofErr w:type="spellEnd"/>
+        <w:t xml:space="preserve"> rage-quit skákačka</w:t>
+      </w:r>
       <w:r>
         <w:t>,</w:t>
       </w:r>
@@ -2430,13 +3010,8 @@
         <w:t xml:space="preserve">Dalším smyslem hodu slepicí je sbírání checkpointů, či zneškodňování pastí a dalších překážek. </w:t>
       </w:r>
       <w:r>
-        <w:t xml:space="preserve">Cílem hry je dokončovat mapy a mít je dohrané za co nejkratší čas, nebo co nejméně smrtí. AltF4 má do hry zakomponovanou měnu, kterou můžete využít na nákup různých </w:t>
-      </w:r>
-      <w:proofErr w:type="spellStart"/>
-      <w:r>
-        <w:t>itemů</w:t>
-      </w:r>
-      <w:proofErr w:type="spellEnd"/>
+        <w:t>Cílem hry je dokončovat mapy a mít je dohrané za co nejkratší čas, nebo co nejméně smrtí. AltF4 má do hry zakomponovanou měnu, kterou můžete využít na nákup různých itemů</w:t>
+      </w:r>
       <w:r>
         <w:t>,</w:t>
       </w:r>
@@ -2470,6 +3045,158 @@
         <w:ind w:firstLine="578"/>
         <w:jc w:val="left"/>
       </w:pPr>
+      <w:r>
+        <w:rPr>
+          <w:noProof/>
+        </w:rPr>
+        <mc:AlternateContent>
+          <mc:Choice Requires="wps">
+            <w:drawing>
+              <wp:anchor distT="0" distB="0" distL="114300" distR="114300" simplePos="0" relativeHeight="251680768" behindDoc="0" locked="0" layoutInCell="1" allowOverlap="1" wp14:anchorId="3EDDF5FD" wp14:editId="6B2780AD">
+                <wp:simplePos x="0" y="0"/>
+                <wp:positionH relativeFrom="column">
+                  <wp:posOffset>0</wp:posOffset>
+                </wp:positionH>
+                <wp:positionV relativeFrom="paragraph">
+                  <wp:posOffset>1510665</wp:posOffset>
+                </wp:positionV>
+                <wp:extent cx="3097530" cy="635"/>
+                <wp:effectExtent l="0" t="0" r="0" b="0"/>
+                <wp:wrapSquare wrapText="bothSides"/>
+                <wp:docPr id="1848504165" name="Textové pole 1"/>
+                <wp:cNvGraphicFramePr/>
+                <a:graphic xmlns:a="http://schemas.openxmlformats.org/drawingml/2006/main">
+                  <a:graphicData uri="http://schemas.microsoft.com/office/word/2010/wordprocessingShape">
+                    <wps:wsp>
+                      <wps:cNvSpPr txBox="1"/>
+                      <wps:spPr>
+                        <a:xfrm>
+                          <a:off x="0" y="0"/>
+                          <a:ext cx="3097530" cy="635"/>
+                        </a:xfrm>
+                        <a:prstGeom prst="rect">
+                          <a:avLst/>
+                        </a:prstGeom>
+                        <a:solidFill>
+                          <a:prstClr val="white"/>
+                        </a:solidFill>
+                        <a:ln>
+                          <a:noFill/>
+                        </a:ln>
+                      </wps:spPr>
+                      <wps:txbx>
+                        <w:txbxContent>
+                          <w:p>
+                            <w:pPr>
+                              <w:pStyle w:val="Titulek"/>
+                              <w:rPr>
+                                <w:noProof/>
+                                <w:sz w:val="22"/>
+                                <w:szCs w:val="22"/>
+                              </w:rPr>
+                            </w:pPr>
+                            <w:bookmarkStart w:id="6" w:name="_Toc187343134"/>
+                            <w:r>
+                              <w:t xml:space="preserve">Obrázek </w:t>
+                            </w:r>
+                            <w:r>
+                              <w:fldChar w:fldCharType="begin"/>
+                            </w:r>
+                            <w:r>
+                              <w:instrText xml:space="preserve"> SEQ Obrázek \* ARABIC </w:instrText>
+                            </w:r>
+                            <w:r>
+                              <w:fldChar w:fldCharType="separate"/>
+                            </w:r>
+                            <w:r>
+                              <w:rPr>
+                                <w:noProof/>
+                              </w:rPr>
+                              <w:t>2</w:t>
+                            </w:r>
+                            <w:r>
+                              <w:fldChar w:fldCharType="end"/>
+                            </w:r>
+                            <w:r>
+                              <w:t xml:space="preserve"> </w:t>
+                            </w:r>
+                            <w:r>
+                              <w:t>|</w:t>
+                            </w:r>
+                            <w:r>
+                              <w:t xml:space="preserve"> Jump King</w:t>
+                            </w:r>
+                            <w:bookmarkEnd w:id="6"/>
+                          </w:p>
+                        </w:txbxContent>
+                      </wps:txbx>
+                      <wps:bodyPr rot="0" spcFirstLastPara="0" vertOverflow="overflow" horzOverflow="overflow" vert="horz" wrap="square" lIns="0" tIns="0" rIns="0" bIns="0" numCol="1" spcCol="0" rtlCol="0" fromWordArt="0" anchor="t" anchorCtr="0" forceAA="0" compatLnSpc="1">
+                        <a:prstTxWarp prst="textNoShape">
+                          <a:avLst/>
+                        </a:prstTxWarp>
+                        <a:spAutoFit/>
+                      </wps:bodyPr>
+                    </wps:wsp>
+                  </a:graphicData>
+                </a:graphic>
+              </wp:anchor>
+            </w:drawing>
+          </mc:Choice>
+          <mc:Fallback>
+            <w:pict>
+              <v:shape w14:anchorId="3EDDF5FD" id="_x0000_s1027" type="#_x0000_t202" style="position:absolute;left:0;text-align:left;margin-left:0;margin-top:118.95pt;width:243.9pt;height:.05pt;z-index:251680768;visibility:visible;mso-wrap-style:square;mso-wrap-distance-left:9pt;mso-wrap-distance-top:0;mso-wrap-distance-right:9pt;mso-wrap-distance-bottom:0;mso-position-horizontal:absolute;mso-position-horizontal-relative:text;mso-position-vertical:absolute;mso-position-vertical-relative:text;v-text-anchor:top" o:gfxdata="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" stroked="f">
+                <v:textbox style="mso-fit-shape-to-text:t" inset="0,0,0,0">
+                  <w:txbxContent>
+                    <w:p>
+                      <w:pPr>
+                        <w:pStyle w:val="Titulek"/>
+                        <w:rPr>
+                          <w:noProof/>
+                          <w:sz w:val="22"/>
+                          <w:szCs w:val="22"/>
+                        </w:rPr>
+                      </w:pPr>
+                      <w:bookmarkStart w:id="7" w:name="_Toc187343134"/>
+                      <w:r>
+                        <w:t xml:space="preserve">Obrázek </w:t>
+                      </w:r>
+                      <w:r>
+                        <w:fldChar w:fldCharType="begin"/>
+                      </w:r>
+                      <w:r>
+                        <w:instrText xml:space="preserve"> SEQ Obrázek \* ARABIC </w:instrText>
+                      </w:r>
+                      <w:r>
+                        <w:fldChar w:fldCharType="separate"/>
+                      </w:r>
+                      <w:r>
+                        <w:rPr>
+                          <w:noProof/>
+                        </w:rPr>
+                        <w:t>2</w:t>
+                      </w:r>
+                      <w:r>
+                        <w:fldChar w:fldCharType="end"/>
+                      </w:r>
+                      <w:r>
+                        <w:t xml:space="preserve"> </w:t>
+                      </w:r>
+                      <w:r>
+                        <w:t>|</w:t>
+                      </w:r>
+                      <w:r>
+                        <w:t xml:space="preserve"> Jump King</w:t>
+                      </w:r>
+                      <w:bookmarkEnd w:id="7"/>
+                    </w:p>
+                  </w:txbxContent>
+                </v:textbox>
+                <w10:wrap type="square"/>
+              </v:shape>
+            </w:pict>
+          </mc:Fallback>
+        </mc:AlternateContent>
+      </w:r>
       <w:r>
         <w:rPr>
           <w:noProof/>
@@ -2532,39 +3259,7 @@
         </w:drawing>
       </w:r>
       <w:r>
-        <w:t xml:space="preserve">Další inspiraci ze žánru </w:t>
-      </w:r>
-      <w:proofErr w:type="spellStart"/>
-      <w:r>
-        <w:t>rage-quit</w:t>
-      </w:r>
-      <w:proofErr w:type="spellEnd"/>
-      <w:r>
-        <w:t xml:space="preserve"> je hra </w:t>
-      </w:r>
-      <w:proofErr w:type="spellStart"/>
-      <w:r>
-        <w:t>Jump</w:t>
-      </w:r>
-      <w:proofErr w:type="spellEnd"/>
-      <w:r>
-        <w:t xml:space="preserve"> King. Hlavním rozdílem mezi tímto projektem a hrou </w:t>
-      </w:r>
-      <w:proofErr w:type="spellStart"/>
-      <w:r>
-        <w:t>Jump</w:t>
-      </w:r>
-      <w:proofErr w:type="spellEnd"/>
-      <w:r>
-        <w:t xml:space="preserve"> King je v dimenzích, Hra </w:t>
-      </w:r>
-      <w:proofErr w:type="spellStart"/>
-      <w:r>
-        <w:t>Jump</w:t>
-      </w:r>
-      <w:proofErr w:type="spellEnd"/>
-      <w:r>
-        <w:t xml:space="preserve"> King je ve 2D. Ve hře je </w:t>
+        <w:t xml:space="preserve">Další inspiraci ze žánru rage-quit je hra Jump King. Hlavním rozdílem mezi tímto projektem a hrou Jump King je v dimenzích, Hra Jump King je ve 2D. Ve hře je </w:t>
       </w:r>
       <w:r>
         <w:t>taktéž</w:t>
@@ -2587,6 +3282,166 @@
         <w:ind w:firstLine="578"/>
         <w:jc w:val="left"/>
       </w:pPr>
+      <w:r>
+        <w:rPr>
+          <w:noProof/>
+        </w:rPr>
+        <mc:AlternateContent>
+          <mc:Choice Requires="wps">
+            <w:drawing>
+              <wp:anchor distT="0" distB="0" distL="114300" distR="114300" simplePos="0" relativeHeight="251682816" behindDoc="0" locked="0" layoutInCell="1" allowOverlap="1" wp14:anchorId="4ED18A88" wp14:editId="7F1DDCA6">
+                <wp:simplePos x="0" y="0"/>
+                <wp:positionH relativeFrom="column">
+                  <wp:posOffset>2446020</wp:posOffset>
+                </wp:positionH>
+                <wp:positionV relativeFrom="paragraph">
+                  <wp:posOffset>1959610</wp:posOffset>
+                </wp:positionV>
+                <wp:extent cx="3307080" cy="635"/>
+                <wp:effectExtent l="0" t="0" r="0" b="0"/>
+                <wp:wrapSquare wrapText="bothSides"/>
+                <wp:docPr id="374910940" name="Textové pole 1"/>
+                <wp:cNvGraphicFramePr/>
+                <a:graphic xmlns:a="http://schemas.openxmlformats.org/drawingml/2006/main">
+                  <a:graphicData uri="http://schemas.microsoft.com/office/word/2010/wordprocessingShape">
+                    <wps:wsp>
+                      <wps:cNvSpPr txBox="1"/>
+                      <wps:spPr>
+                        <a:xfrm>
+                          <a:off x="0" y="0"/>
+                          <a:ext cx="3307080" cy="635"/>
+                        </a:xfrm>
+                        <a:prstGeom prst="rect">
+                          <a:avLst/>
+                        </a:prstGeom>
+                        <a:solidFill>
+                          <a:prstClr val="white"/>
+                        </a:solidFill>
+                        <a:ln>
+                          <a:noFill/>
+                        </a:ln>
+                      </wps:spPr>
+                      <wps:txbx>
+                        <w:txbxContent>
+                          <w:p>
+                            <w:pPr>
+                              <w:pStyle w:val="Titulek"/>
+                              <w:jc w:val="right"/>
+                              <w:rPr>
+                                <w:noProof/>
+                                <w:sz w:val="22"/>
+                                <w:szCs w:val="22"/>
+                              </w:rPr>
+                            </w:pPr>
+                            <w:bookmarkStart w:id="8" w:name="_Toc187343135"/>
+                            <w:r>
+                              <w:t xml:space="preserve">Obrázek </w:t>
+                            </w:r>
+                            <w:r>
+                              <w:fldChar w:fldCharType="begin"/>
+                            </w:r>
+                            <w:r>
+                              <w:instrText xml:space="preserve"> SEQ Obrázek \* ARABIC </w:instrText>
+                            </w:r>
+                            <w:r>
+                              <w:fldChar w:fldCharType="separate"/>
+                            </w:r>
+                            <w:r>
+                              <w:rPr>
+                                <w:noProof/>
+                              </w:rPr>
+                              <w:t>3</w:t>
+                            </w:r>
+                            <w:r>
+                              <w:fldChar w:fldCharType="end"/>
+                            </w:r>
+                            <w:r>
+                              <w:t xml:space="preserve"> </w:t>
+                            </w:r>
+                            <w:r>
+                              <w:t>|</w:t>
+                            </w:r>
+                            <w:r>
+                              <w:rPr>
+                                <w:noProof/>
+                              </w:rPr>
+                              <w:t xml:space="preserve"> Slackers Carts of Glory</w:t>
+                            </w:r>
+                            <w:bookmarkEnd w:id="8"/>
+                          </w:p>
+                        </w:txbxContent>
+                      </wps:txbx>
+                      <wps:bodyPr rot="0" spcFirstLastPara="0" vertOverflow="overflow" horzOverflow="overflow" vert="horz" wrap="square" lIns="0" tIns="0" rIns="0" bIns="0" numCol="1" spcCol="0" rtlCol="0" fromWordArt="0" anchor="t" anchorCtr="0" forceAA="0" compatLnSpc="1">
+                        <a:prstTxWarp prst="textNoShape">
+                          <a:avLst/>
+                        </a:prstTxWarp>
+                        <a:spAutoFit/>
+                      </wps:bodyPr>
+                    </wps:wsp>
+                  </a:graphicData>
+                </a:graphic>
+              </wp:anchor>
+            </w:drawing>
+          </mc:Choice>
+          <mc:Fallback>
+            <w:pict>
+              <v:shape w14:anchorId="4ED18A88" id="_x0000_s1028" type="#_x0000_t202" style="position:absolute;left:0;text-align:left;margin-left:192.6pt;margin-top:154.3pt;width:260.4pt;height:.05pt;z-index:251682816;visibility:visible;mso-wrap-style:square;mso-wrap-distance-left:9pt;mso-wrap-distance-top:0;mso-wrap-distance-right:9pt;mso-wrap-distance-bottom:0;mso-position-horizontal:absolute;mso-position-horizontal-relative:text;mso-position-vertical:absolute;mso-position-vertical-relative:text;v-text-anchor:top" o:gfxdata="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" stroked="f">
+                <v:textbox style="mso-fit-shape-to-text:t" inset="0,0,0,0">
+                  <w:txbxContent>
+                    <w:p>
+                      <w:pPr>
+                        <w:pStyle w:val="Titulek"/>
+                        <w:jc w:val="right"/>
+                        <w:rPr>
+                          <w:noProof/>
+                          <w:sz w:val="22"/>
+                          <w:szCs w:val="22"/>
+                        </w:rPr>
+                      </w:pPr>
+                      <w:bookmarkStart w:id="9" w:name="_Toc187343135"/>
+                      <w:r>
+                        <w:t xml:space="preserve">Obrázek </w:t>
+                      </w:r>
+                      <w:r>
+                        <w:fldChar w:fldCharType="begin"/>
+                      </w:r>
+                      <w:r>
+                        <w:instrText xml:space="preserve"> SEQ Obrázek \* ARABIC </w:instrText>
+                      </w:r>
+                      <w:r>
+                        <w:fldChar w:fldCharType="separate"/>
+                      </w:r>
+                      <w:r>
+                        <w:rPr>
+                          <w:noProof/>
+                        </w:rPr>
+                        <w:t>3</w:t>
+                      </w:r>
+                      <w:r>
+                        <w:fldChar w:fldCharType="end"/>
+                      </w:r>
+                      <w:r>
+                        <w:t xml:space="preserve"> </w:t>
+                      </w:r>
+                      <w:r>
+                        <w:t>|</w:t>
+                      </w:r>
+                      <w:r>
+                        <w:rPr>
+                          <w:noProof/>
+                        </w:rPr>
+                        <w:t xml:space="preserve"> Slackers Carts of Glory</w:t>
+                      </w:r>
+                      <w:bookmarkEnd w:id="9"/>
+                    </w:p>
+                  </w:txbxContent>
+                </v:textbox>
+                <w10:wrap type="square"/>
+              </v:shape>
+            </w:pict>
+          </mc:Fallback>
+        </mc:AlternateContent>
+      </w:r>
       <w:r>
         <w:rPr>
           <w:noProof/>
@@ -2651,51 +3506,17 @@
       <w:r>
         <w:t xml:space="preserve">Hra </w:t>
       </w:r>
-      <w:proofErr w:type="spellStart"/>
       <w:proofErr w:type="gramStart"/>
       <w:r>
-        <w:t>Slackers</w:t>
-      </w:r>
-      <w:proofErr w:type="spellEnd"/>
-      <w:r>
-        <w:t xml:space="preserve"> - </w:t>
-      </w:r>
-      <w:proofErr w:type="spellStart"/>
-      <w:r>
-        <w:t>Carts</w:t>
-      </w:r>
-      <w:proofErr w:type="spellEnd"/>
+        <w:t>Slackers - Carts</w:t>
+      </w:r>
       <w:proofErr w:type="gramEnd"/>
       <w:r>
+        <w:t xml:space="preserve"> of Glory je další z mnoha ze žánru rage-quit, taky je to další inspirace pro tento projekt. Ve hře jde o to, že hráč řídí nákupní košík a snaží se vyhýbat všem překážkám po strmé cestě do obchodu. Do obchodu má namířeno kvůli tomu, že si hlavní postava potřebuje koupit pivo, aby mohl hráč odemykat nové mapy. Kolik koupí piva, závisí na tom, za jak dlouho projede hráč danou mapu. Hrát tuto hru zní lehce, jenže to není tak úplně pravda. Dostatečně dobře ovládat košík a do toho jezdit v lepším a lepším časovém rozsahu je obtížnější, než se zdá.</w:t>
+      </w:r>
+      <w:r>
         <w:t xml:space="preserve"> </w:t>
       </w:r>
-      <w:proofErr w:type="spellStart"/>
-      <w:r>
-        <w:t>of</w:t>
-      </w:r>
-      <w:proofErr w:type="spellEnd"/>
-      <w:r>
-        <w:t xml:space="preserve"> </w:t>
-      </w:r>
-      <w:proofErr w:type="spellStart"/>
-      <w:r>
-        <w:t>Glory</w:t>
-      </w:r>
-      <w:proofErr w:type="spellEnd"/>
-      <w:r>
-        <w:t xml:space="preserve"> je další z mnoha ze žánru </w:t>
-      </w:r>
-      <w:proofErr w:type="spellStart"/>
-      <w:r>
-        <w:t>rage-quit</w:t>
-      </w:r>
-      <w:proofErr w:type="spellEnd"/>
-      <w:r>
-        <w:t>, taky je to další inspirace pro tento projekt. Ve hře jde o to, že hráč řídí nákupní košík a snaží se vyhýbat všem překážkám po strmé cestě do obchodu. Do obchodu má namířeno kvůli tomu, že si hlavní postava potřebuje koupit pivo, aby mohl hráč odemykat nové mapy. Kolik koupí piva, závisí na tom, za jak dlouho projede hráč danou mapu. Hrát tuto hru zní lehce, jenže to není tak úplně pravda. Dostatečně dobře ovládat košík a do toho jezdit v lepším a lepším časovém rozsahu je obtížnější, než se zdá.</w:t>
-      </w:r>
-      <w:r>
-        <w:t xml:space="preserve"> </w:t>
-      </w:r>
       <w:r>
         <w:br w:type="page"/>
       </w:r>
@@ -2705,35 +3526,195 @@
         <w:pStyle w:val="Nadpis2"/>
         <w:jc w:val="left"/>
       </w:pPr>
-      <w:bookmarkStart w:id="4" w:name="_Toc187253002"/>
+      <w:bookmarkStart w:id="10" w:name="_Toc187342113"/>
       <w:r>
         <w:lastRenderedPageBreak/>
         <w:t>Technologie</w:t>
       </w:r>
-      <w:bookmarkEnd w:id="4"/>
+      <w:bookmarkEnd w:id="10"/>
     </w:p>
     <w:p>
       <w:pPr>
         <w:pStyle w:val="Nadpis3"/>
       </w:pPr>
+      <w:bookmarkStart w:id="11" w:name="_Toc187342114"/>
       <w:r>
         <w:t>Unity</w:t>
       </w:r>
+      <w:bookmarkEnd w:id="11"/>
     </w:p>
     <w:p/>
     <w:p>
       <w:pPr>
-        <w:jc w:val="left"/>
-        <w:rPr>
-          <w:noProof/>
-        </w:rPr>
-      </w:pPr>
+        <w:ind w:firstLine="708"/>
+        <w:jc w:val="left"/>
+        <w:rPr>
+          <w:noProof/>
+        </w:rPr>
+      </w:pPr>
+      <w:r>
+        <w:rPr>
+          <w:noProof/>
+        </w:rPr>
+        <mc:AlternateContent>
+          <mc:Choice Requires="wps">
+            <w:drawing>
+              <wp:anchor distT="0" distB="0" distL="114300" distR="114300" simplePos="0" relativeHeight="251684864" behindDoc="0" locked="0" layoutInCell="1" allowOverlap="1" wp14:anchorId="4EAB1E36" wp14:editId="34FB84E9">
+                <wp:simplePos x="0" y="0"/>
+                <wp:positionH relativeFrom="column">
+                  <wp:posOffset>4518660</wp:posOffset>
+                </wp:positionH>
+                <wp:positionV relativeFrom="paragraph">
+                  <wp:posOffset>1279525</wp:posOffset>
+                </wp:positionV>
+                <wp:extent cx="1196340" cy="635"/>
+                <wp:effectExtent l="0" t="0" r="5715" b="0"/>
+                <wp:wrapSquare wrapText="bothSides"/>
+                <wp:docPr id="596767291" name="Textové pole 1"/>
+                <wp:cNvGraphicFramePr/>
+                <a:graphic xmlns:a="http://schemas.openxmlformats.org/drawingml/2006/main">
+                  <a:graphicData uri="http://schemas.microsoft.com/office/word/2010/wordprocessingShape">
+                    <wps:wsp>
+                      <wps:cNvSpPr txBox="1"/>
+                      <wps:spPr>
+                        <a:xfrm>
+                          <a:off x="0" y="0"/>
+                          <a:ext cx="1196340" cy="635"/>
+                        </a:xfrm>
+                        <a:prstGeom prst="rect">
+                          <a:avLst/>
+                        </a:prstGeom>
+                        <a:solidFill>
+                          <a:prstClr val="white"/>
+                        </a:solidFill>
+                        <a:ln>
+                          <a:noFill/>
+                        </a:ln>
+                      </wps:spPr>
+                      <wps:txbx>
+                        <w:txbxContent>
+                          <w:p>
+                            <w:pPr>
+                              <w:pStyle w:val="Titulek"/>
+                              <w:jc w:val="right"/>
+                              <w:rPr>
+                                <w:noProof/>
+                                <w:sz w:val="22"/>
+                                <w:szCs w:val="22"/>
+                              </w:rPr>
+                            </w:pPr>
+                            <w:bookmarkStart w:id="12" w:name="_Toc187343136"/>
+                            <w:r>
+                              <w:t xml:space="preserve">Obrázek </w:t>
+                            </w:r>
+                            <w:r>
+                              <w:fldChar w:fldCharType="begin"/>
+                            </w:r>
+                            <w:r>
+                              <w:instrText xml:space="preserve"> SEQ Obrázek \* ARABIC </w:instrText>
+                            </w:r>
+                            <w:r>
+                              <w:fldChar w:fldCharType="separate"/>
+                            </w:r>
+                            <w:r>
+                              <w:rPr>
+                                <w:noProof/>
+                              </w:rPr>
+                              <w:t>4</w:t>
+                            </w:r>
+                            <w:r>
+                              <w:fldChar w:fldCharType="end"/>
+                            </w:r>
+                            <w:r>
+                              <w:t xml:space="preserve"> </w:t>
+                            </w:r>
+                            <w:r>
+                              <w:t>|</w:t>
+                            </w:r>
+                            <w:r>
+                              <w:t xml:space="preserve"> Unity</w:t>
+                            </w:r>
+                            <w:bookmarkEnd w:id="12"/>
+                          </w:p>
+                        </w:txbxContent>
+                      </wps:txbx>
+                      <wps:bodyPr rot="0" spcFirstLastPara="0" vertOverflow="overflow" horzOverflow="overflow" vert="horz" wrap="square" lIns="0" tIns="0" rIns="0" bIns="0" numCol="1" spcCol="0" rtlCol="0" fromWordArt="0" anchor="t" anchorCtr="0" forceAA="0" compatLnSpc="1">
+                        <a:prstTxWarp prst="textNoShape">
+                          <a:avLst/>
+                        </a:prstTxWarp>
+                        <a:spAutoFit/>
+                      </wps:bodyPr>
+                    </wps:wsp>
+                  </a:graphicData>
+                </a:graphic>
+                <wp14:sizeRelH relativeFrom="margin">
+                  <wp14:pctWidth>0</wp14:pctWidth>
+                </wp14:sizeRelH>
+              </wp:anchor>
+            </w:drawing>
+          </mc:Choice>
+          <mc:Fallback>
+            <w:pict>
+              <v:shape w14:anchorId="4EAB1E36" id="_x0000_s1029" type="#_x0000_t202" style="position:absolute;left:0;text-align:left;margin-left:355.8pt;margin-top:100.75pt;width:94.2pt;height:.05pt;z-index:251684864;visibility:visible;mso-wrap-style:square;mso-width-percent:0;mso-wrap-distance-left:9pt;mso-wrap-distance-top:0;mso-wrap-distance-right:9pt;mso-wrap-distance-bottom:0;mso-position-horizontal:absolute;mso-position-horizontal-relative:text;mso-position-vertical:absolute;mso-position-vertical-relative:text;mso-width-percent:0;mso-width-relative:margin;v-text-anchor:top" o:gfxdata="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" stroked="f">
+                <v:textbox style="mso-fit-shape-to-text:t" inset="0,0,0,0">
+                  <w:txbxContent>
+                    <w:p>
+                      <w:pPr>
+                        <w:pStyle w:val="Titulek"/>
+                        <w:jc w:val="right"/>
+                        <w:rPr>
+                          <w:noProof/>
+                          <w:sz w:val="22"/>
+                          <w:szCs w:val="22"/>
+                        </w:rPr>
+                      </w:pPr>
+                      <w:bookmarkStart w:id="13" w:name="_Toc187343136"/>
+                      <w:r>
+                        <w:t xml:space="preserve">Obrázek </w:t>
+                      </w:r>
+                      <w:r>
+                        <w:fldChar w:fldCharType="begin"/>
+                      </w:r>
+                      <w:r>
+                        <w:instrText xml:space="preserve"> SEQ Obrázek \* ARABIC </w:instrText>
+                      </w:r>
+                      <w:r>
+                        <w:fldChar w:fldCharType="separate"/>
+                      </w:r>
+                      <w:r>
+                        <w:rPr>
+                          <w:noProof/>
+                        </w:rPr>
+                        <w:t>4</w:t>
+                      </w:r>
+                      <w:r>
+                        <w:fldChar w:fldCharType="end"/>
+                      </w:r>
+                      <w:r>
+                        <w:t xml:space="preserve"> </w:t>
+                      </w:r>
+                      <w:r>
+                        <w:t>|</w:t>
+                      </w:r>
+                      <w:r>
+                        <w:t xml:space="preserve"> Unity</w:t>
+                      </w:r>
+                      <w:bookmarkEnd w:id="13"/>
+                    </w:p>
+                  </w:txbxContent>
+                </v:textbox>
+                <w10:wrap type="square"/>
+              </v:shape>
+            </w:pict>
+          </mc:Fallback>
+        </mc:AlternateContent>
+      </w:r>
       <w:r>
         <w:rPr>
           <w:noProof/>
         </w:rPr>
         <w:drawing>
-          <wp:anchor distT="0" distB="0" distL="114300" distR="114300" simplePos="0" relativeHeight="251666432" behindDoc="0" locked="0" layoutInCell="1" allowOverlap="1" wp14:anchorId="01DFF2FA" wp14:editId="5E17EF12">
+          <wp:anchor distT="0" distB="0" distL="114300" distR="114300" simplePos="0" relativeHeight="251666432" behindDoc="0" locked="0" layoutInCell="1" allowOverlap="1" wp14:anchorId="01DFF2FA" wp14:editId="1DEF1995">
             <wp:simplePos x="0" y="0"/>
             <wp:positionH relativeFrom="column">
               <wp:posOffset>4518660</wp:posOffset>
@@ -2803,73 +3784,30 @@
           <w:rStyle w:val="cf01"/>
           <w:rFonts w:cstheme="minorHAnsi"/>
         </w:rPr>
-        <w:t xml:space="preserve">Dále bych mohl použít ještě </w:t>
-      </w:r>
-      <w:proofErr w:type="spellStart"/>
+        <w:t>Dále bych mohl použít ještě Unreal Engine, ale ten je velice náročný na výkon počítače, proto jsem zůstal u Unity</w:t>
+      </w:r>
       <w:r>
         <w:rPr>
           <w:rStyle w:val="cf01"/>
           <w:rFonts w:cstheme="minorHAnsi"/>
         </w:rPr>
-        <w:t>Unreal</w:t>
-      </w:r>
-      <w:proofErr w:type="spellEnd"/>
+        <w:t>.</w:t>
+      </w:r>
       <w:r>
         <w:rPr>
           <w:rStyle w:val="cf01"/>
-          <w:rFonts w:cstheme="minorHAnsi"/>
         </w:rPr>
         <w:t xml:space="preserve"> </w:t>
       </w:r>
-      <w:proofErr w:type="spellStart"/>
-      <w:r>
-        <w:rPr>
-          <w:rStyle w:val="cf01"/>
-          <w:rFonts w:cstheme="minorHAnsi"/>
-        </w:rPr>
-        <w:t>Engine</w:t>
-      </w:r>
-      <w:proofErr w:type="spellEnd"/>
-      <w:r>
-        <w:rPr>
-          <w:rStyle w:val="cf01"/>
-          <w:rFonts w:cstheme="minorHAnsi"/>
-        </w:rPr>
-        <w:t>, ale ten je velice náročný na výkon počítače, proto jsem zůstal u Unity</w:t>
-      </w:r>
-      <w:r>
-        <w:rPr>
-          <w:rStyle w:val="cf01"/>
-          <w:rFonts w:cstheme="minorHAnsi"/>
-        </w:rPr>
-        <w:t>.</w:t>
-      </w:r>
-      <w:r>
-        <w:rPr>
-          <w:rStyle w:val="cf01"/>
+      <w:r>
+        <w:t>Zároveň by i trvalo, než bych se naučil v tomto game enginu základy.</w:t>
+      </w:r>
+      <w:r>
+        <w:rPr>
+          <w:noProof/>
         </w:rPr>
         <w:t xml:space="preserve"> </w:t>
       </w:r>
-      <w:r>
-        <w:t xml:space="preserve">Zároveň by i trvalo, než bych se naučil v tomto game </w:t>
-      </w:r>
-      <w:proofErr w:type="spellStart"/>
-      <w:r>
-        <w:t>enginu</w:t>
-      </w:r>
-      <w:proofErr w:type="spellEnd"/>
-      <w:r>
-        <w:t xml:space="preserve"> základy</w:t>
-      </w:r>
-      <w:r>
-        <w:t>.</w:t>
-      </w:r>
-      <w:r>
-        <w:rPr>
-          <w:noProof/>
-        </w:rPr>
-        <w:t xml:space="preserve"> </w:t>
-      </w:r>
     </w:p>
     <w:p>
       <w:pPr>
@@ -2883,18 +3821,16 @@
       <w:pPr>
         <w:pStyle w:val="Nadpis3"/>
       </w:pPr>
-      <w:proofErr w:type="spellStart"/>
-      <w:r>
-        <w:t>Visual</w:t>
-      </w:r>
-      <w:proofErr w:type="spellEnd"/>
-      <w:r>
-        <w:t xml:space="preserve"> Studio 2022</w:t>
-      </w:r>
+      <w:bookmarkStart w:id="14" w:name="_Toc187342115"/>
+      <w:r>
+        <w:t>Visual Studio 2022</w:t>
+      </w:r>
+      <w:bookmarkEnd w:id="14"/>
     </w:p>
     <w:p/>
     <w:p>
       <w:pPr>
+        <w:ind w:firstLine="708"/>
         <w:jc w:val="left"/>
       </w:pPr>
       <w:r>
@@ -2902,7 +3838,7 @@
           <w:noProof/>
         </w:rPr>
         <w:drawing>
-          <wp:anchor distT="0" distB="0" distL="114300" distR="114300" simplePos="0" relativeHeight="251672576" behindDoc="0" locked="0" layoutInCell="1" allowOverlap="1" wp14:anchorId="52423696" wp14:editId="63FD5FCF">
+          <wp:anchor distT="0" distB="0" distL="114300" distR="114300" simplePos="0" relativeHeight="251672576" behindDoc="0" locked="0" layoutInCell="1" allowOverlap="1" wp14:anchorId="52423696" wp14:editId="1B5ECFD1">
             <wp:simplePos x="0" y="0"/>
             <wp:positionH relativeFrom="margin">
               <wp:align>left</wp:align>
@@ -2964,16 +3900,8 @@
           </wp:anchor>
         </w:drawing>
       </w:r>
-      <w:proofErr w:type="spellStart"/>
-      <w:r>
-        <w:t>Visual</w:t>
-      </w:r>
-      <w:proofErr w:type="spellEnd"/>
-      <w:r>
-        <w:t xml:space="preserve"> Studio je aplikace, ve které budu psát všechny scripty v C# a poté je implementuji do Unity. Je to textový editor, co obsahuje např. propojení s Azure, sdílení více než jen obrazovky, možnost tvořit multiplatformní a responsivní aplikace, nástroje pro usnadnění práce s SQL a mnoho dalšího</w:t>
-      </w:r>
-      <w:r>
-        <w:t>.</w:t>
+      <w:r>
+        <w:t>Visual Studio je aplikace, ve které budu psát všechny scripty v C# a poté je implementuji do Unity. Je to textový editor, co obsahuje např. propojení s Azure, sdílení více než jen obrazovky, možnost tvořit multiplatformní a responsivní aplikace, nástroje pro usnadnění práce s SQL a mnoho dalšího.</w:t>
       </w:r>
       <w:r>
         <w:rPr>
@@ -2982,21 +3910,334 @@
         <w:t xml:space="preserve"> </w:t>
       </w:r>
     </w:p>
+    <w:p>
+      <w:r>
+        <w:rPr>
+          <w:noProof/>
+        </w:rPr>
+        <mc:AlternateContent>
+          <mc:Choice Requires="wps">
+            <w:drawing>
+              <wp:anchor distT="0" distB="0" distL="114300" distR="114300" simplePos="0" relativeHeight="251686912" behindDoc="0" locked="0" layoutInCell="1" allowOverlap="1" wp14:anchorId="5D7CF6DE" wp14:editId="0897AC09">
+                <wp:simplePos x="0" y="0"/>
+                <wp:positionH relativeFrom="margin">
+                  <wp:align>left</wp:align>
+                </wp:positionH>
+                <wp:positionV relativeFrom="paragraph">
+                  <wp:posOffset>273685</wp:posOffset>
+                </wp:positionV>
+                <wp:extent cx="1859915" cy="635"/>
+                <wp:effectExtent l="0" t="0" r="6985" b="0"/>
+                <wp:wrapSquare wrapText="bothSides"/>
+                <wp:docPr id="1524704096" name="Textové pole 1"/>
+                <wp:cNvGraphicFramePr/>
+                <a:graphic xmlns:a="http://schemas.openxmlformats.org/drawingml/2006/main">
+                  <a:graphicData uri="http://schemas.microsoft.com/office/word/2010/wordprocessingShape">
+                    <wps:wsp>
+                      <wps:cNvSpPr txBox="1"/>
+                      <wps:spPr>
+                        <a:xfrm>
+                          <a:off x="0" y="0"/>
+                          <a:ext cx="1859915" cy="635"/>
+                        </a:xfrm>
+                        <a:prstGeom prst="rect">
+                          <a:avLst/>
+                        </a:prstGeom>
+                        <a:solidFill>
+                          <a:prstClr val="white"/>
+                        </a:solidFill>
+                        <a:ln>
+                          <a:noFill/>
+                        </a:ln>
+                      </wps:spPr>
+                      <wps:txbx>
+                        <w:txbxContent>
+                          <w:p>
+                            <w:pPr>
+                              <w:pStyle w:val="Titulek"/>
+                              <w:rPr>
+                                <w:noProof/>
+                                <w:sz w:val="22"/>
+                                <w:szCs w:val="22"/>
+                              </w:rPr>
+                            </w:pPr>
+                            <w:bookmarkStart w:id="15" w:name="_Toc187343137"/>
+                            <w:r>
+                              <w:t xml:space="preserve">Obrázek </w:t>
+                            </w:r>
+                            <w:r>
+                              <w:fldChar w:fldCharType="begin"/>
+                            </w:r>
+                            <w:r>
+                              <w:instrText xml:space="preserve"> SEQ Obrázek \* ARABIC </w:instrText>
+                            </w:r>
+                            <w:r>
+                              <w:fldChar w:fldCharType="separate"/>
+                            </w:r>
+                            <w:r>
+                              <w:rPr>
+                                <w:noProof/>
+                              </w:rPr>
+                              <w:t>5</w:t>
+                            </w:r>
+                            <w:r>
+                              <w:fldChar w:fldCharType="end"/>
+                            </w:r>
+                            <w:r>
+                              <w:t xml:space="preserve"> </w:t>
+                            </w:r>
+                            <w:r>
+                              <w:t>|</w:t>
+                            </w:r>
+                            <w:r>
+                              <w:t xml:space="preserve"> Visual Studio 2022</w:t>
+                            </w:r>
+                            <w:bookmarkEnd w:id="15"/>
+                          </w:p>
+                        </w:txbxContent>
+                      </wps:txbx>
+                      <wps:bodyPr rot="0" spcFirstLastPara="0" vertOverflow="overflow" horzOverflow="overflow" vert="horz" wrap="square" lIns="0" tIns="0" rIns="0" bIns="0" numCol="1" spcCol="0" rtlCol="0" fromWordArt="0" anchor="t" anchorCtr="0" forceAA="0" compatLnSpc="1">
+                        <a:prstTxWarp prst="textNoShape">
+                          <a:avLst/>
+                        </a:prstTxWarp>
+                        <a:spAutoFit/>
+                      </wps:bodyPr>
+                    </wps:wsp>
+                  </a:graphicData>
+                </a:graphic>
+                <wp14:sizeRelH relativeFrom="margin">
+                  <wp14:pctWidth>0</wp14:pctWidth>
+                </wp14:sizeRelH>
+              </wp:anchor>
+            </w:drawing>
+          </mc:Choice>
+          <mc:Fallback>
+            <w:pict>
+              <v:shape w14:anchorId="5D7CF6DE" id="_x0000_s1030" type="#_x0000_t202" style="position:absolute;left:0;text-align:left;margin-left:0;margin-top:21.55pt;width:146.45pt;height:.05pt;z-index:251686912;visibility:visible;mso-wrap-style:square;mso-width-percent:0;mso-wrap-distance-left:9pt;mso-wrap-distance-top:0;mso-wrap-distance-right:9pt;mso-wrap-distance-bottom:0;mso-position-horizontal:left;mso-position-horizontal-relative:margin;mso-position-vertical:absolute;mso-position-vertical-relative:text;mso-width-percent:0;mso-width-relative:margin;v-text-anchor:top" o:gfxdata="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" stroked="f">
+                <v:textbox style="mso-fit-shape-to-text:t" inset="0,0,0,0">
+                  <w:txbxContent>
+                    <w:p>
+                      <w:pPr>
+                        <w:pStyle w:val="Titulek"/>
+                        <w:rPr>
+                          <w:noProof/>
+                          <w:sz w:val="22"/>
+                          <w:szCs w:val="22"/>
+                        </w:rPr>
+                      </w:pPr>
+                      <w:bookmarkStart w:id="16" w:name="_Toc187343137"/>
+                      <w:r>
+                        <w:t xml:space="preserve">Obrázek </w:t>
+                      </w:r>
+                      <w:r>
+                        <w:fldChar w:fldCharType="begin"/>
+                      </w:r>
+                      <w:r>
+                        <w:instrText xml:space="preserve"> SEQ Obrázek \* ARABIC </w:instrText>
+                      </w:r>
+                      <w:r>
+                        <w:fldChar w:fldCharType="separate"/>
+                      </w:r>
+                      <w:r>
+                        <w:rPr>
+                          <w:noProof/>
+                        </w:rPr>
+                        <w:t>5</w:t>
+                      </w:r>
+                      <w:r>
+                        <w:fldChar w:fldCharType="end"/>
+                      </w:r>
+                      <w:r>
+                        <w:t xml:space="preserve"> </w:t>
+                      </w:r>
+                      <w:r>
+                        <w:t>|</w:t>
+                      </w:r>
+                      <w:r>
+                        <w:t xml:space="preserve"> Visual Studio 2022</w:t>
+                      </w:r>
+                      <w:bookmarkEnd w:id="16"/>
+                    </w:p>
+                  </w:txbxContent>
+                </v:textbox>
+                <w10:wrap type="square" anchorx="margin"/>
+              </v:shape>
+            </w:pict>
+          </mc:Fallback>
+        </mc:AlternateContent>
+      </w:r>
+    </w:p>
     <w:p/>
+    <w:p>
+      <w:pPr>
+        <w:pStyle w:val="Nadpis3"/>
+      </w:pPr>
+      <w:bookmarkStart w:id="17" w:name="_Toc187342116"/>
+      <w:r>
+        <w:t>C#</w:t>
+      </w:r>
+      <w:bookmarkEnd w:id="17"/>
+    </w:p>
     <w:p/>
     <w:p>
       <w:pPr>
-        <w:pStyle w:val="Nadpis3"/>
-      </w:pPr>
-      <w:r>
-        <w:t>C#</w:t>
-      </w:r>
-    </w:p>
-    <w:p/>
-    <w:p>
-      <w:pPr>
-        <w:jc w:val="left"/>
-      </w:pPr>
+        <w:ind w:firstLine="708"/>
+        <w:jc w:val="left"/>
+      </w:pPr>
+      <w:r>
+        <w:rPr>
+          <w:noProof/>
+        </w:rPr>
+        <mc:AlternateContent>
+          <mc:Choice Requires="wps">
+            <w:drawing>
+              <wp:anchor distT="0" distB="0" distL="114300" distR="114300" simplePos="0" relativeHeight="251688960" behindDoc="0" locked="0" layoutInCell="1" allowOverlap="1" wp14:anchorId="37ED11E3" wp14:editId="5371D3C6">
+                <wp:simplePos x="0" y="0"/>
+                <wp:positionH relativeFrom="column">
+                  <wp:posOffset>4749339</wp:posOffset>
+                </wp:positionH>
+                <wp:positionV relativeFrom="paragraph">
+                  <wp:posOffset>974090</wp:posOffset>
+                </wp:positionV>
+                <wp:extent cx="914400" cy="635"/>
+                <wp:effectExtent l="0" t="0" r="0" b="0"/>
+                <wp:wrapSquare wrapText="bothSides"/>
+                <wp:docPr id="1931067173" name="Textové pole 1"/>
+                <wp:cNvGraphicFramePr/>
+                <a:graphic xmlns:a="http://schemas.openxmlformats.org/drawingml/2006/main">
+                  <a:graphicData uri="http://schemas.microsoft.com/office/word/2010/wordprocessingShape">
+                    <wps:wsp>
+                      <wps:cNvSpPr txBox="1"/>
+                      <wps:spPr>
+                        <a:xfrm>
+                          <a:off x="0" y="0"/>
+                          <a:ext cx="914400" cy="635"/>
+                        </a:xfrm>
+                        <a:prstGeom prst="rect">
+                          <a:avLst/>
+                        </a:prstGeom>
+                        <a:solidFill>
+                          <a:prstClr val="white"/>
+                        </a:solidFill>
+                        <a:ln>
+                          <a:noFill/>
+                        </a:ln>
+                      </wps:spPr>
+                      <wps:txbx>
+                        <w:txbxContent>
+                          <w:p>
+                            <w:pPr>
+                              <w:pStyle w:val="Titulek"/>
+                              <w:jc w:val="right"/>
+                              <w:rPr>
+                                <w:noProof/>
+                                <w:sz w:val="22"/>
+                                <w:szCs w:val="22"/>
+                              </w:rPr>
+                            </w:pPr>
+                            <w:bookmarkStart w:id="18" w:name="_Toc187343138"/>
+                            <w:r>
+                              <w:t xml:space="preserve">Obrázek </w:t>
+                            </w:r>
+                            <w:r>
+                              <w:fldChar w:fldCharType="begin"/>
+                            </w:r>
+                            <w:r>
+                              <w:instrText xml:space="preserve"> SEQ Obrázek \* ARABIC </w:instrText>
+                            </w:r>
+                            <w:r>
+                              <w:fldChar w:fldCharType="separate"/>
+                            </w:r>
+                            <w:r>
+                              <w:rPr>
+                                <w:noProof/>
+                              </w:rPr>
+                              <w:t>6</w:t>
+                            </w:r>
+                            <w:r>
+                              <w:fldChar w:fldCharType="end"/>
+                            </w:r>
+                            <w:r>
+                              <w:t xml:space="preserve"> </w:t>
+                            </w:r>
+                            <w:r>
+                              <w:t>|</w:t>
+                            </w:r>
+                            <w:r>
+                              <w:t xml:space="preserve"> C#</w:t>
+                            </w:r>
+                            <w:bookmarkEnd w:id="18"/>
+                          </w:p>
+                        </w:txbxContent>
+                      </wps:txbx>
+                      <wps:bodyPr rot="0" spcFirstLastPara="0" vertOverflow="overflow" horzOverflow="overflow" vert="horz" wrap="square" lIns="0" tIns="0" rIns="0" bIns="0" numCol="1" spcCol="0" rtlCol="0" fromWordArt="0" anchor="t" anchorCtr="0" forceAA="0" compatLnSpc="1">
+                        <a:prstTxWarp prst="textNoShape">
+                          <a:avLst/>
+                        </a:prstTxWarp>
+                        <a:spAutoFit/>
+                      </wps:bodyPr>
+                    </wps:wsp>
+                  </a:graphicData>
+                </a:graphic>
+              </wp:anchor>
+            </w:drawing>
+          </mc:Choice>
+          <mc:Fallback>
+            <w:pict>
+              <v:shape w14:anchorId="37ED11E3" id="_x0000_s1031" type="#_x0000_t202" style="position:absolute;left:0;text-align:left;margin-left:373.95pt;margin-top:76.7pt;width:1in;height:.05pt;z-index:251688960;visibility:visible;mso-wrap-style:square;mso-wrap-distance-left:9pt;mso-wrap-distance-top:0;mso-wrap-distance-right:9pt;mso-wrap-distance-bottom:0;mso-position-horizontal:absolute;mso-position-horizontal-relative:text;mso-position-vertical:absolute;mso-position-vertical-relative:text;v-text-anchor:top" o:gfxdata="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" stroked="f">
+                <v:textbox style="mso-fit-shape-to-text:t" inset="0,0,0,0">
+                  <w:txbxContent>
+                    <w:p>
+                      <w:pPr>
+                        <w:pStyle w:val="Titulek"/>
+                        <w:jc w:val="right"/>
+                        <w:rPr>
+                          <w:noProof/>
+                          <w:sz w:val="22"/>
+                          <w:szCs w:val="22"/>
+                        </w:rPr>
+                      </w:pPr>
+                      <w:bookmarkStart w:id="19" w:name="_Toc187343138"/>
+                      <w:r>
+                        <w:t xml:space="preserve">Obrázek </w:t>
+                      </w:r>
+                      <w:r>
+                        <w:fldChar w:fldCharType="begin"/>
+                      </w:r>
+                      <w:r>
+                        <w:instrText xml:space="preserve"> SEQ Obrázek \* ARABIC </w:instrText>
+                      </w:r>
+                      <w:r>
+                        <w:fldChar w:fldCharType="separate"/>
+                      </w:r>
+                      <w:r>
+                        <w:rPr>
+                          <w:noProof/>
+                        </w:rPr>
+                        <w:t>6</w:t>
+                      </w:r>
+                      <w:r>
+                        <w:fldChar w:fldCharType="end"/>
+                      </w:r>
+                      <w:r>
+                        <w:t xml:space="preserve"> </w:t>
+                      </w:r>
+                      <w:r>
+                        <w:t>|</w:t>
+                      </w:r>
+                      <w:r>
+                        <w:t xml:space="preserve"> C#</w:t>
+                      </w:r>
+                      <w:bookmarkEnd w:id="19"/>
+                    </w:p>
+                  </w:txbxContent>
+                </v:textbox>
+                <w10:wrap type="square"/>
+              </v:shape>
+            </w:pict>
+          </mc:Fallback>
+        </mc:AlternateContent>
+      </w:r>
       <w:r>
         <w:rPr>
           <w:noProof/>
@@ -3065,53 +4306,179 @@
         </w:drawing>
       </w:r>
       <w:r>
-        <w:t xml:space="preserve">S Unity je celkem úzce propojen C# – programovací jazyk, který automaticky spravuje správu paměti, alokaci a </w:t>
-      </w:r>
-      <w:proofErr w:type="spellStart"/>
-      <w:r>
-        <w:t>delokaci</w:t>
-      </w:r>
-      <w:proofErr w:type="spellEnd"/>
-      <w:r>
-        <w:t xml:space="preserve"> paměti, používá </w:t>
-      </w:r>
-      <w:proofErr w:type="spellStart"/>
-      <w:r>
-        <w:t>garbage</w:t>
-      </w:r>
-      <w:proofErr w:type="spellEnd"/>
-      <w:r>
-        <w:t xml:space="preserve"> </w:t>
-      </w:r>
-      <w:proofErr w:type="spellStart"/>
-      <w:r>
-        <w:t>collection</w:t>
-      </w:r>
-      <w:proofErr w:type="spellEnd"/>
-      <w:r>
-        <w:t xml:space="preserve"> k zabránění paměťovým únikům a mnoho dalšího. Je to jediný jazyk, který umím aspoň tak, abych v něm dokázal něco lepšího sám vytvořit, proto si vybírat jiný jazyk nehodlám</w:t>
-      </w:r>
-      <w:r>
-        <w:t>.</w:t>
+        <w:t>S Unity je celkem úzce propojen C# – programovací jazyk, který automaticky spravuje správu paměti, alokaci a delokaci paměti, používá garbage collection k zabránění paměťovým únikům a mnoho dalšího. Je to jediný jazyk, který umím aspoň tak, abych v něm dokázal něco lepšího sám vytvořit, proto si vybírat jiný jazyk nehodlám.</w:t>
       </w:r>
     </w:p>
     <w:p/>
-    <w:p/>
     <w:p>
       <w:pPr>
         <w:pStyle w:val="Nadpis3"/>
       </w:pPr>
+      <w:bookmarkStart w:id="20" w:name="_Toc187342117"/>
       <w:r>
         <w:t>GitHub</w:t>
       </w:r>
-    </w:p>
-    <w:p>
+      <w:bookmarkEnd w:id="20"/>
+    </w:p>
+    <w:p>
+      <w:r>
+        <w:rPr>
+          <w:noProof/>
+        </w:rPr>
+        <mc:AlternateContent>
+          <mc:Choice Requires="wps">
+            <w:drawing>
+              <wp:anchor distT="0" distB="0" distL="114300" distR="114300" simplePos="0" relativeHeight="251691008" behindDoc="0" locked="0" layoutInCell="1" allowOverlap="1" wp14:anchorId="3B0D423B" wp14:editId="2FC34F49">
+                <wp:simplePos x="0" y="0"/>
+                <wp:positionH relativeFrom="column">
+                  <wp:posOffset>-45720</wp:posOffset>
+                </wp:positionH>
+                <wp:positionV relativeFrom="paragraph">
+                  <wp:posOffset>1254125</wp:posOffset>
+                </wp:positionV>
+                <wp:extent cx="2426335" cy="635"/>
+                <wp:effectExtent l="0" t="0" r="0" b="0"/>
+                <wp:wrapSquare wrapText="bothSides"/>
+                <wp:docPr id="1462062012" name="Textové pole 1"/>
+                <wp:cNvGraphicFramePr/>
+                <a:graphic xmlns:a="http://schemas.openxmlformats.org/drawingml/2006/main">
+                  <a:graphicData uri="http://schemas.microsoft.com/office/word/2010/wordprocessingShape">
+                    <wps:wsp>
+                      <wps:cNvSpPr txBox="1"/>
+                      <wps:spPr>
+                        <a:xfrm>
+                          <a:off x="0" y="0"/>
+                          <a:ext cx="2426335" cy="635"/>
+                        </a:xfrm>
+                        <a:prstGeom prst="rect">
+                          <a:avLst/>
+                        </a:prstGeom>
+                        <a:solidFill>
+                          <a:prstClr val="white"/>
+                        </a:solidFill>
+                        <a:ln>
+                          <a:noFill/>
+                        </a:ln>
+                      </wps:spPr>
+                      <wps:txbx>
+                        <w:txbxContent>
+                          <w:p>
+                            <w:pPr>
+                              <w:pStyle w:val="Titulek"/>
+                              <w:rPr>
+                                <w:noProof/>
+                                <w:sz w:val="22"/>
+                                <w:szCs w:val="22"/>
+                              </w:rPr>
+                            </w:pPr>
+                            <w:bookmarkStart w:id="21" w:name="_Toc187343139"/>
+                            <w:r>
+                              <w:t xml:space="preserve">Obrázek </w:t>
+                            </w:r>
+                            <w:r>
+                              <w:fldChar w:fldCharType="begin"/>
+                            </w:r>
+                            <w:r>
+                              <w:instrText xml:space="preserve"> SEQ Obrázek \* ARABIC </w:instrText>
+                            </w:r>
+                            <w:r>
+                              <w:fldChar w:fldCharType="separate"/>
+                            </w:r>
+                            <w:r>
+                              <w:rPr>
+                                <w:noProof/>
+                              </w:rPr>
+                              <w:t>7</w:t>
+                            </w:r>
+                            <w:r>
+                              <w:fldChar w:fldCharType="end"/>
+                            </w:r>
+                            <w:r>
+                              <w:t xml:space="preserve"> </w:t>
+                            </w:r>
+                            <w:r>
+                              <w:t>|</w:t>
+                            </w:r>
+                            <w:r>
+                              <w:t xml:space="preserve"> Github</w:t>
+                            </w:r>
+                            <w:bookmarkEnd w:id="21"/>
+                          </w:p>
+                        </w:txbxContent>
+                      </wps:txbx>
+                      <wps:bodyPr rot="0" spcFirstLastPara="0" vertOverflow="overflow" horzOverflow="overflow" vert="horz" wrap="square" lIns="0" tIns="0" rIns="0" bIns="0" numCol="1" spcCol="0" rtlCol="0" fromWordArt="0" anchor="t" anchorCtr="0" forceAA="0" compatLnSpc="1">
+                        <a:prstTxWarp prst="textNoShape">
+                          <a:avLst/>
+                        </a:prstTxWarp>
+                        <a:spAutoFit/>
+                      </wps:bodyPr>
+                    </wps:wsp>
+                  </a:graphicData>
+                </a:graphic>
+              </wp:anchor>
+            </w:drawing>
+          </mc:Choice>
+          <mc:Fallback>
+            <w:pict>
+              <v:shape w14:anchorId="3B0D423B" id="_x0000_s1032" type="#_x0000_t202" style="position:absolute;left:0;text-align:left;margin-left:-3.6pt;margin-top:98.75pt;width:191.05pt;height:.05pt;z-index:251691008;visibility:visible;mso-wrap-style:square;mso-wrap-distance-left:9pt;mso-wrap-distance-top:0;mso-wrap-distance-right:9pt;mso-wrap-distance-bottom:0;mso-position-horizontal:absolute;mso-position-horizontal-relative:text;mso-position-vertical:absolute;mso-position-vertical-relative:text;v-text-anchor:top" o:gfxdata="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" stroked="f">
+                <v:textbox style="mso-fit-shape-to-text:t" inset="0,0,0,0">
+                  <w:txbxContent>
+                    <w:p>
+                      <w:pPr>
+                        <w:pStyle w:val="Titulek"/>
+                        <w:rPr>
+                          <w:noProof/>
+                          <w:sz w:val="22"/>
+                          <w:szCs w:val="22"/>
+                        </w:rPr>
+                      </w:pPr>
+                      <w:bookmarkStart w:id="22" w:name="_Toc187343139"/>
+                      <w:r>
+                        <w:t xml:space="preserve">Obrázek </w:t>
+                      </w:r>
+                      <w:r>
+                        <w:fldChar w:fldCharType="begin"/>
+                      </w:r>
+                      <w:r>
+                        <w:instrText xml:space="preserve"> SEQ Obrázek \* ARABIC </w:instrText>
+                      </w:r>
+                      <w:r>
+                        <w:fldChar w:fldCharType="separate"/>
+                      </w:r>
+                      <w:r>
+                        <w:rPr>
+                          <w:noProof/>
+                        </w:rPr>
+                        <w:t>7</w:t>
+                      </w:r>
+                      <w:r>
+                        <w:fldChar w:fldCharType="end"/>
+                      </w:r>
+                      <w:r>
+                        <w:t xml:space="preserve"> </w:t>
+                      </w:r>
+                      <w:r>
+                        <w:t>|</w:t>
+                      </w:r>
+                      <w:r>
+                        <w:t xml:space="preserve"> Github</w:t>
+                      </w:r>
+                      <w:bookmarkEnd w:id="22"/>
+                    </w:p>
+                  </w:txbxContent>
+                </v:textbox>
+                <w10:wrap type="square"/>
+              </v:shape>
+            </w:pict>
+          </mc:Fallback>
+        </mc:AlternateContent>
+      </w:r>
       <w:r>
         <w:rPr>
           <w:noProof/>
         </w:rPr>
         <w:drawing>
-          <wp:anchor distT="0" distB="0" distL="114300" distR="114300" simplePos="0" relativeHeight="251674624" behindDoc="0" locked="0" layoutInCell="1" allowOverlap="1" wp14:anchorId="09A12991" wp14:editId="09FD2E07">
+          <wp:anchor distT="0" distB="0" distL="114300" distR="114300" simplePos="0" relativeHeight="251674624" behindDoc="0" locked="0" layoutInCell="1" allowOverlap="1" wp14:anchorId="09A12991" wp14:editId="768AB902">
             <wp:simplePos x="0" y="0"/>
             <wp:positionH relativeFrom="column">
               <wp:posOffset>-45720</wp:posOffset>
@@ -3175,43 +4542,32 @@
       </w:r>
     </w:p>
     <w:p>
-      <w:r>
-        <w:t>Stránka teoreticky hlavně pro vývojáře čehokoliv, dají se tam ukládat všechny možné soubory, od .</w:t>
-      </w:r>
-      <w:proofErr w:type="spellStart"/>
-      <w:r>
-        <w:t>docx</w:t>
-      </w:r>
-      <w:proofErr w:type="spellEnd"/>
-      <w:r>
-        <w:t xml:space="preserve"> (Word) přes .</w:t>
-      </w:r>
-      <w:proofErr w:type="spellStart"/>
-      <w:r>
-        <w:t>png</w:t>
-      </w:r>
-      <w:proofErr w:type="spellEnd"/>
-      <w:r>
-        <w:t xml:space="preserve"> (obrázky) po .cs (C# scripty).</w:t>
-      </w:r>
-    </w:p>
-    <w:p/>
-    <w:p/>
-    <w:p>
+      <w:pPr>
+        <w:ind w:firstLine="708"/>
+        <w:jc w:val="left"/>
+      </w:pPr>
+      <w:r>
+        <w:t>Stránka teoreticky hlavně pro vývojáře čehokoliv, dají se tam ukládat všechny možné soubory, od .docx (Word) přes .png (obrázky) po .cs (C# scripty).</w:t>
+      </w:r>
+    </w:p>
+    <w:p>
+      <w:pPr>
+        <w:jc w:val="left"/>
+      </w:pPr>
       <w:r>
         <w:rPr>
           <w:noProof/>
         </w:rPr>
         <w:drawing>
-          <wp:anchor distT="0" distB="0" distL="114300" distR="114300" simplePos="0" relativeHeight="251676672" behindDoc="0" locked="0" layoutInCell="1" allowOverlap="1" wp14:anchorId="2241B8B0" wp14:editId="19BD3093">
+          <wp:anchor distT="0" distB="0" distL="114300" distR="114300" simplePos="0" relativeHeight="251676672" behindDoc="0" locked="0" layoutInCell="1" allowOverlap="1" wp14:anchorId="2241B8B0" wp14:editId="3442A385">
             <wp:simplePos x="0" y="0"/>
             <wp:positionH relativeFrom="margin">
-              <wp:align>right</wp:align>
+              <wp:posOffset>4627245</wp:posOffset>
             </wp:positionH>
             <wp:positionV relativeFrom="paragraph">
-              <wp:posOffset>-327025</wp:posOffset>
+              <wp:posOffset>259830</wp:posOffset>
             </wp:positionV>
-            <wp:extent cx="1112520" cy="1112520"/>
+            <wp:extent cx="1070610" cy="1070610"/>
             <wp:effectExtent l="0" t="0" r="0" b="0"/>
             <wp:wrapSquare wrapText="bothSides"/>
             <wp:docPr id="1200577134" name="Obrázek 10" descr="Obsah obrázku kočka, klipart, Grafika&#10;&#10;Popis byl vytvořen automaticky"/>
@@ -3243,7 +4599,7 @@
                   <pic:spPr bwMode="auto">
                     <a:xfrm>
                       <a:off x="0" y="0"/>
-                      <a:ext cx="1112520" cy="1112520"/>
+                      <a:ext cx="1070610" cy="1070610"/>
                     </a:xfrm>
                     <a:prstGeom prst="rect">
                       <a:avLst/>
@@ -3256,8 +4612,187 @@
                 </pic:pic>
               </a:graphicData>
             </a:graphic>
+            <wp14:sizeRelH relativeFrom="margin">
+              <wp14:pctWidth>0</wp14:pctWidth>
+            </wp14:sizeRelH>
+            <wp14:sizeRelV relativeFrom="margin">
+              <wp14:pctHeight>0</wp14:pctHeight>
+            </wp14:sizeRelV>
           </wp:anchor>
         </w:drawing>
+      </w:r>
+    </w:p>
+    <w:p>
+      <w:pPr>
+        <w:jc w:val="left"/>
+      </w:pPr>
+    </w:p>
+    <w:p>
+      <w:pPr>
+        <w:jc w:val="left"/>
+      </w:pPr>
+    </w:p>
+    <w:p>
+      <w:pPr>
+        <w:ind w:firstLine="708"/>
+        <w:jc w:val="left"/>
+      </w:pPr>
+      <w:r>
+        <w:rPr>
+          <w:noProof/>
+        </w:rPr>
+        <mc:AlternateContent>
+          <mc:Choice Requires="wps">
+            <w:drawing>
+              <wp:anchor distT="0" distB="0" distL="114300" distR="114300" simplePos="0" relativeHeight="251693056" behindDoc="0" locked="0" layoutInCell="1" allowOverlap="1" wp14:anchorId="677DEB8B" wp14:editId="684B054D">
+                <wp:simplePos x="0" y="0"/>
+                <wp:positionH relativeFrom="margin">
+                  <wp:align>right</wp:align>
+                </wp:positionH>
+                <wp:positionV relativeFrom="paragraph">
+                  <wp:posOffset>519199</wp:posOffset>
+                </wp:positionV>
+                <wp:extent cx="1569720" cy="635"/>
+                <wp:effectExtent l="0" t="0" r="0" b="0"/>
+                <wp:wrapSquare wrapText="bothSides"/>
+                <wp:docPr id="137377960" name="Textové pole 1"/>
+                <wp:cNvGraphicFramePr/>
+                <a:graphic xmlns:a="http://schemas.openxmlformats.org/drawingml/2006/main">
+                  <a:graphicData uri="http://schemas.microsoft.com/office/word/2010/wordprocessingShape">
+                    <wps:wsp>
+                      <wps:cNvSpPr txBox="1"/>
+                      <wps:spPr>
+                        <a:xfrm>
+                          <a:off x="0" y="0"/>
+                          <a:ext cx="1569720" cy="635"/>
+                        </a:xfrm>
+                        <a:prstGeom prst="rect">
+                          <a:avLst/>
+                        </a:prstGeom>
+                        <a:solidFill>
+                          <a:prstClr val="white"/>
+                        </a:solidFill>
+                        <a:ln>
+                          <a:noFill/>
+                        </a:ln>
+                      </wps:spPr>
+                      <wps:txbx>
+                        <w:txbxContent>
+                          <w:p>
+                            <w:pPr>
+                              <w:pStyle w:val="Titulek"/>
+                              <w:jc w:val="right"/>
+                              <w:rPr>
+                                <w:noProof/>
+                                <w:sz w:val="22"/>
+                                <w:szCs w:val="22"/>
+                              </w:rPr>
+                            </w:pPr>
+                            <w:bookmarkStart w:id="23" w:name="_Toc187343140"/>
+                            <w:r>
+                              <w:t xml:space="preserve">Obrázek </w:t>
+                            </w:r>
+                            <w:r>
+                              <w:fldChar w:fldCharType="begin"/>
+                            </w:r>
+                            <w:r>
+                              <w:instrText xml:space="preserve"> SEQ Obrázek \* ARABIC </w:instrText>
+                            </w:r>
+                            <w:r>
+                              <w:fldChar w:fldCharType="separate"/>
+                            </w:r>
+                            <w:r>
+                              <w:rPr>
+                                <w:noProof/>
+                              </w:rPr>
+                              <w:t>8</w:t>
+                            </w:r>
+                            <w:r>
+                              <w:fldChar w:fldCharType="end"/>
+                            </w:r>
+                            <w:r>
+                              <w:t xml:space="preserve"> </w:t>
+                            </w:r>
+                            <w:r>
+                              <w:t>|</w:t>
+                            </w:r>
+                            <w:r>
+                              <w:t xml:space="preserve"> Github Desktop</w:t>
+                            </w:r>
+                            <w:bookmarkEnd w:id="23"/>
+                          </w:p>
+                        </w:txbxContent>
+                      </wps:txbx>
+                      <wps:bodyPr rot="0" spcFirstLastPara="0" vertOverflow="overflow" horzOverflow="overflow" vert="horz" wrap="square" lIns="0" tIns="0" rIns="0" bIns="0" numCol="1" spcCol="0" rtlCol="0" fromWordArt="0" anchor="t" anchorCtr="0" forceAA="0" compatLnSpc="1">
+                        <a:prstTxWarp prst="textNoShape">
+                          <a:avLst/>
+                        </a:prstTxWarp>
+                        <a:spAutoFit/>
+                      </wps:bodyPr>
+                    </wps:wsp>
+                  </a:graphicData>
+                </a:graphic>
+                <wp14:sizeRelH relativeFrom="margin">
+                  <wp14:pctWidth>0</wp14:pctWidth>
+                </wp14:sizeRelH>
+              </wp:anchor>
+            </w:drawing>
+          </mc:Choice>
+          <mc:Fallback>
+            <w:pict>
+              <v:shape w14:anchorId="677DEB8B" id="_x0000_s1033" type="#_x0000_t202" style="position:absolute;left:0;text-align:left;margin-left:72.4pt;margin-top:40.9pt;width:123.6pt;height:.05pt;z-index:251693056;visibility:visible;mso-wrap-style:square;mso-width-percent:0;mso-wrap-distance-left:9pt;mso-wrap-distance-top:0;mso-wrap-distance-right:9pt;mso-wrap-distance-bottom:0;mso-position-horizontal:right;mso-position-horizontal-relative:margin;mso-position-vertical:absolute;mso-position-vertical-relative:text;mso-width-percent:0;mso-width-relative:margin;v-text-anchor:top" o:gfxdata="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" stroked="f">
+                <v:textbox style="mso-fit-shape-to-text:t" inset="0,0,0,0">
+                  <w:txbxContent>
+                    <w:p>
+                      <w:pPr>
+                        <w:pStyle w:val="Titulek"/>
+                        <w:jc w:val="right"/>
+                        <w:rPr>
+                          <w:noProof/>
+                          <w:sz w:val="22"/>
+                          <w:szCs w:val="22"/>
+                        </w:rPr>
+                      </w:pPr>
+                      <w:bookmarkStart w:id="24" w:name="_Toc187343140"/>
+                      <w:r>
+                        <w:t xml:space="preserve">Obrázek </w:t>
+                      </w:r>
+                      <w:r>
+                        <w:fldChar w:fldCharType="begin"/>
+                      </w:r>
+                      <w:r>
+                        <w:instrText xml:space="preserve"> SEQ Obrázek \* ARABIC </w:instrText>
+                      </w:r>
+                      <w:r>
+                        <w:fldChar w:fldCharType="separate"/>
+                      </w:r>
+                      <w:r>
+                        <w:rPr>
+                          <w:noProof/>
+                        </w:rPr>
+                        <w:t>8</w:t>
+                      </w:r>
+                      <w:r>
+                        <w:fldChar w:fldCharType="end"/>
+                      </w:r>
+                      <w:r>
+                        <w:t xml:space="preserve"> </w:t>
+                      </w:r>
+                      <w:r>
+                        <w:t>|</w:t>
+                      </w:r>
+                      <w:r>
+                        <w:t xml:space="preserve"> Github Desktop</w:t>
+                      </w:r>
+                      <w:bookmarkEnd w:id="24"/>
+                    </w:p>
+                  </w:txbxContent>
+                </v:textbox>
+                <w10:wrap type="square" anchorx="margin"/>
+              </v:shape>
+            </w:pict>
+          </mc:Fallback>
+        </mc:AlternateContent>
       </w:r>
       <w:r>
         <w:t>GitHub desktop je aplikace, která funguje díky webovým stránkám GitHub. Zjednodušuje vše, ať už vkládání a stahování souborů, nebo opravu a kontrolu chyb.</w:t>
@@ -3277,112 +4812,18 @@
         </w:pBdr>
         <w:jc w:val="left"/>
       </w:pPr>
-      <w:bookmarkStart w:id="5" w:name="_Toc187253003"/>
+      <w:bookmarkStart w:id="25" w:name="_Toc187342118"/>
       <w:r>
         <w:lastRenderedPageBreak/>
         <w:t>Praktická</w:t>
       </w:r>
       <w:r>
-        <w:t xml:space="preserve"> část</w:t>
-      </w:r>
-      <w:bookmarkEnd w:id="5"/>
-    </w:p>
-    <w:p>
-      <w:pPr>
-        <w:ind w:firstLine="357"/>
-        <w:jc w:val="left"/>
-      </w:pPr>
-      <w:r>
-        <w:t>V této části se nachází vlastní práce. Je žádoucí rozdělit tuto kapitolu na podkapitoly a rozebírat svůj projekt. Doporučuji chronologické dělení projektu, ale je to na vás. Rozdělil bych si projekt například do fází „</w:t>
-      </w:r>
-      <w:r>
-        <w:rPr>
-          <w:i/>
-        </w:rPr>
-        <w:t>Návrhy</w:t>
-      </w:r>
-      <w:r>
-        <w:t>“, „</w:t>
-      </w:r>
-      <w:proofErr w:type="spellStart"/>
-      <w:r>
-        <w:rPr>
-          <w:i/>
-        </w:rPr>
-        <w:t>Produktizace</w:t>
-      </w:r>
-      <w:proofErr w:type="spellEnd"/>
-      <w:r>
-        <w:t>“, „</w:t>
-      </w:r>
-      <w:r>
-        <w:rPr>
-          <w:i/>
-        </w:rPr>
-        <w:t>Popis pro uživatele</w:t>
-      </w:r>
-      <w:r>
-        <w:t xml:space="preserve">“. Ve fázi </w:t>
-      </w:r>
-      <w:r>
-        <w:rPr>
-          <w:i/>
-        </w:rPr>
-        <w:t xml:space="preserve">Návrhy </w:t>
-      </w:r>
-      <w:r>
-        <w:t xml:space="preserve">potom můžete vkládat různé UML diagramy s objektovým návrhem, case study, business plán atd., ve fázi </w:t>
-      </w:r>
-      <w:proofErr w:type="spellStart"/>
-      <w:r>
-        <w:rPr>
-          <w:i/>
-        </w:rPr>
-        <w:t>Produktizace</w:t>
-      </w:r>
-      <w:proofErr w:type="spellEnd"/>
-      <w:r>
-        <w:rPr>
-          <w:i/>
-        </w:rPr>
-        <w:t xml:space="preserve"> </w:t>
-      </w:r>
-      <w:r>
-        <w:t xml:space="preserve">můžete vkládat části kódu (+ popis), na které jste pyšní, vysvětlovat některé důležité mechaniky atd., ve fázi </w:t>
-      </w:r>
-      <w:r>
-        <w:rPr>
-          <w:i/>
-        </w:rPr>
-        <w:t>Popis pro uživatele</w:t>
-      </w:r>
-      <w:r>
-        <w:t xml:space="preserve"> můžete dát jednoduchý návod/tutoriál, jak váš produkt funguje a jak jej používat z pohledu uživatele. </w:t>
-      </w:r>
-    </w:p>
-    <w:p>
-      <w:pPr>
-        <w:ind w:firstLine="357"/>
-        <w:jc w:val="left"/>
-      </w:pPr>
-      <w:r>
-        <w:t xml:space="preserve">Tato celá kapitola by </w:t>
-      </w:r>
-      <w:r>
-        <w:rPr>
-          <w:b/>
-        </w:rPr>
-        <w:t>měla být nejdelší</w:t>
-      </w:r>
-      <w:r>
-        <w:t>. Je samozřejmě možné rozdělit kapitolu tři na další velké kapitoly (tím pádem nebudete mít jen 3 velké kapitoly, ale například 5)</w:t>
-      </w:r>
-    </w:p>
-    <w:p>
-      <w:pPr>
-        <w:ind w:firstLine="357"/>
-        <w:jc w:val="left"/>
-      </w:pPr>
+        <w:t xml:space="preserve"> čás</w:t>
+      </w:r>
+      <w:r>
+        <w:t>t</w:t>
+      </w:r>
+      <w:bookmarkEnd w:id="25"/>
     </w:p>
     <w:p>
       <w:pPr>
@@ -3392,18 +4833,144 @@
         </w:pBdr>
         <w:jc w:val="left"/>
       </w:pPr>
-      <w:bookmarkStart w:id="6" w:name="_Toc187253004"/>
+      <w:bookmarkStart w:id="26" w:name="_Toc187342119"/>
       <w:r>
         <w:t>Návrhy</w:t>
       </w:r>
-      <w:bookmarkEnd w:id="6"/>
-    </w:p>
-    <w:p>
-      <w:pPr>
-        <w:jc w:val="left"/>
-      </w:pPr>
-      <w:r>
-        <w:t>Zde by mohly být návrhy</w:t>
+      <w:bookmarkEnd w:id="26"/>
+    </w:p>
+    <w:p>
+      <w:pPr>
+        <w:ind w:firstLine="578"/>
+      </w:pPr>
+      <w:r>
+        <w:t>Jelikož jsem většinu objektů, textur, animací a dalších potřebných věcí stáhl</w:t>
+      </w:r>
+      <w:r>
+        <w:t xml:space="preserve"> z Unity Asset Store</w:t>
+      </w:r>
+      <w:r>
+        <w:t xml:space="preserve">, vytvářel jsem hlavně scripty, spojoval zmíněné objekty a skládal mapy. Zde můžete vidět moji testovací scénu jménem </w:t>
+      </w:r>
+      <w:r>
+        <w:rPr>
+          <w:b/>
+          <w:bCs/>
+        </w:rPr>
+        <w:t>SampleScene</w:t>
+      </w:r>
+      <w:r>
+        <w:t xml:space="preserve">, </w:t>
+      </w:r>
+      <w:r>
+        <w:t>zkoušel jsem zde hlavně mechaniky postavy a ostatních objektů.</w:t>
+      </w:r>
+    </w:p>
+    <w:p>
+      <w:pPr>
+        <w:keepNext/>
+        <w:jc w:val="left"/>
+      </w:pPr>
+      <w:r>
+        <w:drawing>
+          <wp:inline distT="0" distB="0" distL="0" distR="0" wp14:anchorId="4DFB6FB6" wp14:editId="08AD72DA">
+            <wp:extent cx="5760720" cy="3079115"/>
+            <wp:effectExtent l="0" t="0" r="0" b="6985"/>
+            <wp:docPr id="366742263" name="Obrázek 1" descr="Obsah obrázku snímek obrazovky, Multimediální software, text, počítač&#10;&#10;Popis byl vytvořen automaticky"/>
+            <wp:cNvGraphicFramePr>
+              <a:graphicFrameLocks xmlns:a="http://schemas.openxmlformats.org/drawingml/2006/main" noChangeAspect="1"/>
+            </wp:cNvGraphicFramePr>
+            <a:graphic xmlns:a="http://schemas.openxmlformats.org/drawingml/2006/main">
+              <a:graphicData uri="http://schemas.openxmlformats.org/drawingml/2006/picture">
+                <pic:pic xmlns:pic="http://schemas.openxmlformats.org/drawingml/2006/picture">
+                  <pic:nvPicPr>
+                    <pic:cNvPr id="366742263" name="Obrázek 1" descr="Obsah obrázku snímek obrazovky, Multimediální software, text, počítač&#10;&#10;Popis byl vytvořen automaticky"/>
+                    <pic:cNvPicPr/>
+                  </pic:nvPicPr>
+                  <pic:blipFill>
+                    <a:blip r:embed="rId22"/>
+                    <a:stretch>
+                      <a:fillRect/>
+                    </a:stretch>
+                  </pic:blipFill>
+                  <pic:spPr>
+                    <a:xfrm>
+                      <a:off x="0" y="0"/>
+                      <a:ext cx="5760720" cy="3079115"/>
+                    </a:xfrm>
+                    <a:prstGeom prst="rect">
+                      <a:avLst/>
+                    </a:prstGeom>
+                  </pic:spPr>
+                </pic:pic>
+              </a:graphicData>
+            </a:graphic>
+          </wp:inline>
+        </w:drawing>
+      </w:r>
+    </w:p>
+    <w:p>
+      <w:pPr>
+        <w:pStyle w:val="Titulek"/>
+        <w:jc w:val="left"/>
+      </w:pPr>
+      <w:bookmarkStart w:id="27" w:name="_Toc187343141"/>
+      <w:r>
+        <w:t xml:space="preserve">Obrázek </w:t>
+      </w:r>
+      <w:r>
+        <w:fldChar w:fldCharType="begin"/>
+      </w:r>
+      <w:r>
+        <w:instrText xml:space="preserve"> SEQ Obrázek \* ARABIC </w:instrText>
+      </w:r>
+      <w:r>
+        <w:fldChar w:fldCharType="separate"/>
+      </w:r>
+      <w:r>
+        <w:rPr>
+          <w:noProof/>
+        </w:rPr>
+        <w:t>9</w:t>
+      </w:r>
+      <w:r>
+        <w:fldChar w:fldCharType="end"/>
+      </w:r>
+      <w:r>
+        <w:t xml:space="preserve"> </w:t>
+      </w:r>
+      <w:r>
+        <w:t>|</w:t>
+      </w:r>
+      <w:r>
+        <w:t xml:space="preserve"> Testovací scéna</w:t>
+      </w:r>
+      <w:bookmarkEnd w:id="27"/>
+    </w:p>
+    <w:p>
+      <w:pPr>
+        <w:jc w:val="left"/>
+      </w:pPr>
+    </w:p>
+    <w:p>
+      <w:pPr>
+        <w:jc w:val="left"/>
+      </w:pPr>
+      <w:r>
+        <w:tab/>
+        <w:t xml:space="preserve">Hlavní postava měla více vypadat jako rytíř, každopádně jsem se uchýlil k tomu, že hlavní postava může být jak muž, tak žena. Oba ale vypadají více jako </w:t>
+      </w:r>
+      <w:r>
+        <w:t>vikingové</w:t>
+      </w:r>
+      <w:r>
+        <w:t xml:space="preserve"> </w:t>
+      </w:r>
+      <w:r>
+        <w:t>či až gladiátoři.</w:t>
+      </w:r>
+      <w:r>
+        <w:br w:type="page"/>
       </w:r>
     </w:p>
     <w:p>
@@ -3419,25 +4986,3786 @@
         </w:pBdr>
         <w:jc w:val="left"/>
       </w:pPr>
-      <w:bookmarkStart w:id="7" w:name="_Toc187253005"/>
-      <w:proofErr w:type="spellStart"/>
+      <w:bookmarkStart w:id="28" w:name="_Toc187342120"/>
       <w:r>
         <w:t>Produktizace</w:t>
       </w:r>
-      <w:bookmarkEnd w:id="7"/>
-      <w:proofErr w:type="spellEnd"/>
-    </w:p>
-    <w:p>
-      <w:pPr>
-        <w:jc w:val="left"/>
-      </w:pPr>
-      <w:r>
-        <w:t>Zde by mohlo být zpracování algoritmů atd</w:t>
-      </w:r>
-    </w:p>
-    <w:p>
-      <w:pPr>
-        <w:jc w:val="left"/>
+      <w:bookmarkEnd w:id="28"/>
+    </w:p>
+    <w:p>
+      <w:pPr>
+        <w:pStyle w:val="Nadpis3"/>
+      </w:pPr>
+      <w:bookmarkStart w:id="29" w:name="_Toc187342121"/>
+      <w:r>
+        <w:t>Kód pro výměnu kamer</w:t>
+      </w:r>
+      <w:bookmarkEnd w:id="29"/>
+    </w:p>
+    <w:p>
+      <w:pPr>
+        <w:ind w:firstLine="708"/>
+        <w:jc w:val="left"/>
+      </w:pPr>
+      <w:r>
+        <w:t>V této části kódu najdeme</w:t>
+      </w:r>
+      <w:r>
+        <w:t xml:space="preserve"> </w:t>
+      </w:r>
+      <w:r>
+        <w:t>dvě</w:t>
+      </w:r>
+      <w:r>
+        <w:t xml:space="preserve"> knihovny</w:t>
+      </w:r>
+      <w:r>
+        <w:t xml:space="preserve">, jmenovitě: </w:t>
+      </w:r>
+      <w:r>
+        <w:rPr>
+          <w:b/>
+          <w:bCs/>
+        </w:rPr>
+        <w:t>Cinemachine</w:t>
+      </w:r>
+      <w:r>
+        <w:rPr>
+          <w:b/>
+          <w:bCs/>
+        </w:rPr>
+        <w:t xml:space="preserve"> </w:t>
+      </w:r>
+      <w:r>
+        <w:t>– ta pracuje s kamerou</w:t>
+      </w:r>
+      <w:r>
+        <w:t xml:space="preserve"> a </w:t>
+      </w:r>
+      <w:r>
+        <w:rPr>
+          <w:b/>
+          <w:bCs/>
+        </w:rPr>
+        <w:t>InputSystem</w:t>
+      </w:r>
+      <w:r>
+        <w:rPr>
+          <w:b/>
+          <w:bCs/>
+        </w:rPr>
+        <w:t xml:space="preserve"> </w:t>
+      </w:r>
+      <w:r>
+        <w:t>– ten pracuje s</w:t>
+      </w:r>
+      <w:r>
+        <w:rPr>
+          <w:b/>
+          <w:bCs/>
+        </w:rPr>
+        <w:t>e</w:t>
+      </w:r>
+      <w:r>
+        <w:t xml:space="preserve"> vstupem klávesnice a myši. </w:t>
+      </w:r>
+      <w:r>
+        <w:t xml:space="preserve">Jsou zde dvě proměnné jménem </w:t>
+      </w:r>
+      <w:r>
+        <w:rPr>
+          <w:b/>
+          <w:bCs/>
+        </w:rPr>
+        <w:t>vcam</w:t>
+      </w:r>
+      <w:r>
+        <w:t xml:space="preserve"> – virtuální kamera a </w:t>
+      </w:r>
+      <w:r>
+        <w:rPr>
+          <w:b/>
+          <w:bCs/>
+        </w:rPr>
+        <w:t>aimcam</w:t>
+      </w:r>
+      <w:r>
+        <w:t xml:space="preserve"> – kamera pro míření. Dále se zde taky nachází odkaz na canvas v unity jménem </w:t>
+      </w:r>
+      <w:r>
+        <w:rPr>
+          <w:b/>
+          <w:bCs/>
+        </w:rPr>
+        <w:t>crossHair</w:t>
+      </w:r>
+      <w:r>
+        <w:t xml:space="preserve">. Nakonec tu najdeme bool </w:t>
+      </w:r>
+      <w:r>
+        <w:rPr>
+          <w:b/>
+          <w:bCs/>
+        </w:rPr>
+        <w:t>isAimCameraActive</w:t>
+      </w:r>
+      <w:r>
+        <w:t xml:space="preserve">, odkaz na pravé kliknuti myši a metodu </w:t>
+      </w:r>
+      <w:proofErr w:type="gramStart"/>
+      <w:r>
+        <w:rPr>
+          <w:b/>
+          <w:bCs/>
+        </w:rPr>
+        <w:t>Start</w:t>
+      </w:r>
+      <w:proofErr w:type="gramEnd"/>
+      <w:r>
+        <w:t xml:space="preserve"> ve které se přiřazuje priorita mířicí kameře na 0, což znamená že má menší prioritu než </w:t>
+      </w:r>
+      <w:r>
+        <w:rPr>
+          <w:b/>
+          <w:bCs/>
+        </w:rPr>
+        <w:t>vcam</w:t>
+      </w:r>
+      <w:r>
+        <w:t xml:space="preserve"> a zakazuje zobrazeni crosshairu.</w:t>
+      </w:r>
+    </w:p>
+    <w:p>
+      <w:pPr>
+        <w:shd w:val="clear" w:color="auto" w:fill="D9D9D9" w:themeFill="background1" w:themeFillShade="D9"/>
+        <w:spacing w:after="0" w:line="285" w:lineRule="atLeast"/>
+        <w:jc w:val="left"/>
+        <w:rPr>
+          <w:rFonts w:ascii="Consolas" w:eastAsia="Times New Roman" w:hAnsi="Consolas" w:cs="Times New Roman"/>
+          <w:color w:val="000000"/>
+          <w:sz w:val="21"/>
+          <w:szCs w:val="21"/>
+          <w:lang w:eastAsia="cs-CZ"/>
+        </w:rPr>
+      </w:pPr>
+      <w:r>
+        <w:rPr>
+          <w:rFonts w:ascii="Consolas" w:eastAsia="Times New Roman" w:hAnsi="Consolas" w:cs="Times New Roman"/>
+          <w:color w:val="0000FF"/>
+          <w:sz w:val="21"/>
+          <w:szCs w:val="21"/>
+          <w:lang w:eastAsia="cs-CZ"/>
+        </w:rPr>
+        <w:t>using</w:t>
+      </w:r>
+      <w:r>
+        <w:rPr>
+          <w:rFonts w:ascii="Consolas" w:eastAsia="Times New Roman" w:hAnsi="Consolas" w:cs="Times New Roman"/>
+          <w:color w:val="000000"/>
+          <w:sz w:val="21"/>
+          <w:szCs w:val="21"/>
+          <w:lang w:eastAsia="cs-CZ"/>
+        </w:rPr>
+        <w:t xml:space="preserve"> System.Collections;</w:t>
+      </w:r>
+    </w:p>
+    <w:p>
+      <w:pPr>
+        <w:shd w:val="clear" w:color="auto" w:fill="D9D9D9" w:themeFill="background1" w:themeFillShade="D9"/>
+        <w:spacing w:after="0" w:line="285" w:lineRule="atLeast"/>
+        <w:jc w:val="left"/>
+        <w:rPr>
+          <w:rFonts w:ascii="Consolas" w:eastAsia="Times New Roman" w:hAnsi="Consolas" w:cs="Times New Roman"/>
+          <w:color w:val="000000"/>
+          <w:sz w:val="21"/>
+          <w:szCs w:val="21"/>
+          <w:lang w:eastAsia="cs-CZ"/>
+        </w:rPr>
+      </w:pPr>
+      <w:r>
+        <w:rPr>
+          <w:rFonts w:ascii="Consolas" w:eastAsia="Times New Roman" w:hAnsi="Consolas" w:cs="Times New Roman"/>
+          <w:color w:val="0000FF"/>
+          <w:sz w:val="21"/>
+          <w:szCs w:val="21"/>
+          <w:lang w:eastAsia="cs-CZ"/>
+        </w:rPr>
+        <w:t>using</w:t>
+      </w:r>
+      <w:r>
+        <w:rPr>
+          <w:rFonts w:ascii="Consolas" w:eastAsia="Times New Roman" w:hAnsi="Consolas" w:cs="Times New Roman"/>
+          <w:color w:val="000000"/>
+          <w:sz w:val="21"/>
+          <w:szCs w:val="21"/>
+          <w:lang w:eastAsia="cs-CZ"/>
+        </w:rPr>
+        <w:t xml:space="preserve"> </w:t>
+      </w:r>
+      <w:proofErr w:type="gramStart"/>
+      <w:r>
+        <w:rPr>
+          <w:rFonts w:ascii="Consolas" w:eastAsia="Times New Roman" w:hAnsi="Consolas" w:cs="Times New Roman"/>
+          <w:color w:val="000000"/>
+          <w:sz w:val="21"/>
+          <w:szCs w:val="21"/>
+          <w:lang w:eastAsia="cs-CZ"/>
+        </w:rPr>
+        <w:t>System.Collections.Generic</w:t>
+      </w:r>
+      <w:proofErr w:type="gramEnd"/>
+      <w:r>
+        <w:rPr>
+          <w:rFonts w:ascii="Consolas" w:eastAsia="Times New Roman" w:hAnsi="Consolas" w:cs="Times New Roman"/>
+          <w:color w:val="000000"/>
+          <w:sz w:val="21"/>
+          <w:szCs w:val="21"/>
+          <w:lang w:eastAsia="cs-CZ"/>
+        </w:rPr>
+        <w:t>;</w:t>
+      </w:r>
+    </w:p>
+    <w:p>
+      <w:pPr>
+        <w:shd w:val="clear" w:color="auto" w:fill="D9D9D9" w:themeFill="background1" w:themeFillShade="D9"/>
+        <w:spacing w:after="0" w:line="285" w:lineRule="atLeast"/>
+        <w:jc w:val="left"/>
+        <w:rPr>
+          <w:rFonts w:ascii="Consolas" w:eastAsia="Times New Roman" w:hAnsi="Consolas" w:cs="Times New Roman"/>
+          <w:color w:val="000000"/>
+          <w:sz w:val="21"/>
+          <w:szCs w:val="21"/>
+          <w:lang w:eastAsia="cs-CZ"/>
+        </w:rPr>
+      </w:pPr>
+      <w:r>
+        <w:rPr>
+          <w:rFonts w:ascii="Consolas" w:eastAsia="Times New Roman" w:hAnsi="Consolas" w:cs="Times New Roman"/>
+          <w:color w:val="0000FF"/>
+          <w:sz w:val="21"/>
+          <w:szCs w:val="21"/>
+          <w:lang w:eastAsia="cs-CZ"/>
+        </w:rPr>
+        <w:t>using</w:t>
+      </w:r>
+      <w:r>
+        <w:rPr>
+          <w:rFonts w:ascii="Consolas" w:eastAsia="Times New Roman" w:hAnsi="Consolas" w:cs="Times New Roman"/>
+          <w:color w:val="000000"/>
+          <w:sz w:val="21"/>
+          <w:szCs w:val="21"/>
+          <w:lang w:eastAsia="cs-CZ"/>
+        </w:rPr>
+        <w:t xml:space="preserve"> UnityEngine;</w:t>
+      </w:r>
+    </w:p>
+    <w:p>
+      <w:pPr>
+        <w:shd w:val="clear" w:color="auto" w:fill="D9D9D9" w:themeFill="background1" w:themeFillShade="D9"/>
+        <w:spacing w:after="0" w:line="285" w:lineRule="atLeast"/>
+        <w:jc w:val="left"/>
+        <w:rPr>
+          <w:rFonts w:ascii="Consolas" w:eastAsia="Times New Roman" w:hAnsi="Consolas" w:cs="Times New Roman"/>
+          <w:color w:val="000000"/>
+          <w:sz w:val="21"/>
+          <w:szCs w:val="21"/>
+          <w:lang w:eastAsia="cs-CZ"/>
+        </w:rPr>
+      </w:pPr>
+      <w:r>
+        <w:rPr>
+          <w:rFonts w:ascii="Consolas" w:eastAsia="Times New Roman" w:hAnsi="Consolas" w:cs="Times New Roman"/>
+          <w:color w:val="0000FF"/>
+          <w:sz w:val="21"/>
+          <w:szCs w:val="21"/>
+          <w:lang w:eastAsia="cs-CZ"/>
+        </w:rPr>
+        <w:t>using</w:t>
+      </w:r>
+      <w:r>
+        <w:rPr>
+          <w:rFonts w:ascii="Consolas" w:eastAsia="Times New Roman" w:hAnsi="Consolas" w:cs="Times New Roman"/>
+          <w:color w:val="000000"/>
+          <w:sz w:val="21"/>
+          <w:szCs w:val="21"/>
+          <w:lang w:eastAsia="cs-CZ"/>
+        </w:rPr>
+        <w:t xml:space="preserve"> Cinemachine;</w:t>
+      </w:r>
+    </w:p>
+    <w:p>
+      <w:pPr>
+        <w:shd w:val="clear" w:color="auto" w:fill="D9D9D9" w:themeFill="background1" w:themeFillShade="D9"/>
+        <w:spacing w:after="0" w:line="285" w:lineRule="atLeast"/>
+        <w:jc w:val="left"/>
+        <w:rPr>
+          <w:rFonts w:ascii="Consolas" w:eastAsia="Times New Roman" w:hAnsi="Consolas" w:cs="Times New Roman"/>
+          <w:color w:val="000000"/>
+          <w:sz w:val="21"/>
+          <w:szCs w:val="21"/>
+          <w:lang w:eastAsia="cs-CZ"/>
+        </w:rPr>
+      </w:pPr>
+      <w:r>
+        <w:rPr>
+          <w:rFonts w:ascii="Consolas" w:eastAsia="Times New Roman" w:hAnsi="Consolas" w:cs="Times New Roman"/>
+          <w:color w:val="0000FF"/>
+          <w:sz w:val="21"/>
+          <w:szCs w:val="21"/>
+          <w:lang w:eastAsia="cs-CZ"/>
+        </w:rPr>
+        <w:t>using</w:t>
+      </w:r>
+      <w:r>
+        <w:rPr>
+          <w:rFonts w:ascii="Consolas" w:eastAsia="Times New Roman" w:hAnsi="Consolas" w:cs="Times New Roman"/>
+          <w:color w:val="000000"/>
+          <w:sz w:val="21"/>
+          <w:szCs w:val="21"/>
+          <w:lang w:eastAsia="cs-CZ"/>
+        </w:rPr>
+        <w:t xml:space="preserve"> UnityEngine.InputSystem;</w:t>
+      </w:r>
+    </w:p>
+    <w:p>
+      <w:pPr>
+        <w:shd w:val="clear" w:color="auto" w:fill="D9D9D9" w:themeFill="background1" w:themeFillShade="D9"/>
+        <w:spacing w:after="0" w:line="285" w:lineRule="atLeast"/>
+        <w:jc w:val="left"/>
+        <w:rPr>
+          <w:rFonts w:ascii="Consolas" w:eastAsia="Times New Roman" w:hAnsi="Consolas" w:cs="Times New Roman"/>
+          <w:color w:val="000000"/>
+          <w:sz w:val="21"/>
+          <w:szCs w:val="21"/>
+          <w:lang w:eastAsia="cs-CZ"/>
+        </w:rPr>
+      </w:pPr>
+    </w:p>
+    <w:p>
+      <w:pPr>
+        <w:shd w:val="clear" w:color="auto" w:fill="D9D9D9" w:themeFill="background1" w:themeFillShade="D9"/>
+        <w:spacing w:after="0" w:line="285" w:lineRule="atLeast"/>
+        <w:jc w:val="left"/>
+        <w:rPr>
+          <w:rFonts w:ascii="Consolas" w:eastAsia="Times New Roman" w:hAnsi="Consolas" w:cs="Times New Roman"/>
+          <w:color w:val="000000"/>
+          <w:sz w:val="21"/>
+          <w:szCs w:val="21"/>
+          <w:lang w:eastAsia="cs-CZ"/>
+        </w:rPr>
+      </w:pPr>
+      <w:r>
+        <w:rPr>
+          <w:rFonts w:ascii="Consolas" w:eastAsia="Times New Roman" w:hAnsi="Consolas" w:cs="Times New Roman"/>
+          <w:color w:val="0000FF"/>
+          <w:sz w:val="21"/>
+          <w:szCs w:val="21"/>
+          <w:lang w:eastAsia="cs-CZ"/>
+        </w:rPr>
+        <w:t>public</w:t>
+      </w:r>
+      <w:r>
+        <w:rPr>
+          <w:rFonts w:ascii="Consolas" w:eastAsia="Times New Roman" w:hAnsi="Consolas" w:cs="Times New Roman"/>
+          <w:color w:val="000000"/>
+          <w:sz w:val="21"/>
+          <w:szCs w:val="21"/>
+          <w:lang w:eastAsia="cs-CZ"/>
+        </w:rPr>
+        <w:t xml:space="preserve"> </w:t>
+      </w:r>
+      <w:r>
+        <w:rPr>
+          <w:rFonts w:ascii="Consolas" w:eastAsia="Times New Roman" w:hAnsi="Consolas" w:cs="Times New Roman"/>
+          <w:color w:val="0000FF"/>
+          <w:sz w:val="21"/>
+          <w:szCs w:val="21"/>
+          <w:lang w:eastAsia="cs-CZ"/>
+        </w:rPr>
+        <w:t>class</w:t>
+      </w:r>
+      <w:r>
+        <w:rPr>
+          <w:rFonts w:ascii="Consolas" w:eastAsia="Times New Roman" w:hAnsi="Consolas" w:cs="Times New Roman"/>
+          <w:color w:val="000000"/>
+          <w:sz w:val="21"/>
+          <w:szCs w:val="21"/>
+          <w:lang w:eastAsia="cs-CZ"/>
+        </w:rPr>
+        <w:t xml:space="preserve"> </w:t>
+      </w:r>
+      <w:proofErr w:type="gramStart"/>
+      <w:r>
+        <w:rPr>
+          <w:rFonts w:ascii="Consolas" w:eastAsia="Times New Roman" w:hAnsi="Consolas" w:cs="Times New Roman"/>
+          <w:color w:val="000000"/>
+          <w:sz w:val="21"/>
+          <w:szCs w:val="21"/>
+          <w:lang w:eastAsia="cs-CZ"/>
+        </w:rPr>
+        <w:t>CameraSwitcher :</w:t>
+      </w:r>
+      <w:proofErr w:type="gramEnd"/>
+      <w:r>
+        <w:rPr>
+          <w:rFonts w:ascii="Consolas" w:eastAsia="Times New Roman" w:hAnsi="Consolas" w:cs="Times New Roman"/>
+          <w:color w:val="000000"/>
+          <w:sz w:val="21"/>
+          <w:szCs w:val="21"/>
+          <w:lang w:eastAsia="cs-CZ"/>
+        </w:rPr>
+        <w:t xml:space="preserve"> MonoBehaviour</w:t>
+      </w:r>
+    </w:p>
+    <w:p>
+      <w:pPr>
+        <w:shd w:val="clear" w:color="auto" w:fill="D9D9D9" w:themeFill="background1" w:themeFillShade="D9"/>
+        <w:spacing w:after="0" w:line="285" w:lineRule="atLeast"/>
+        <w:jc w:val="left"/>
+        <w:rPr>
+          <w:rFonts w:ascii="Consolas" w:eastAsia="Times New Roman" w:hAnsi="Consolas" w:cs="Times New Roman"/>
+          <w:color w:val="000000"/>
+          <w:sz w:val="21"/>
+          <w:szCs w:val="21"/>
+          <w:lang w:eastAsia="cs-CZ"/>
+        </w:rPr>
+      </w:pPr>
+      <w:r>
+        <w:rPr>
+          <w:rFonts w:ascii="Consolas" w:eastAsia="Times New Roman" w:hAnsi="Consolas" w:cs="Times New Roman"/>
+          <w:color w:val="000000"/>
+          <w:sz w:val="21"/>
+          <w:szCs w:val="21"/>
+          <w:lang w:eastAsia="cs-CZ"/>
+        </w:rPr>
+        <w:t>{</w:t>
+      </w:r>
+    </w:p>
+    <w:p>
+      <w:pPr>
+        <w:shd w:val="clear" w:color="auto" w:fill="D9D9D9" w:themeFill="background1" w:themeFillShade="D9"/>
+        <w:spacing w:after="0" w:line="285" w:lineRule="atLeast"/>
+        <w:jc w:val="left"/>
+        <w:rPr>
+          <w:rFonts w:ascii="Consolas" w:eastAsia="Times New Roman" w:hAnsi="Consolas" w:cs="Times New Roman"/>
+          <w:color w:val="000000"/>
+          <w:sz w:val="21"/>
+          <w:szCs w:val="21"/>
+          <w:lang w:eastAsia="cs-CZ"/>
+        </w:rPr>
+      </w:pPr>
+      <w:r>
+        <w:rPr>
+          <w:rFonts w:ascii="Consolas" w:eastAsia="Times New Roman" w:hAnsi="Consolas" w:cs="Times New Roman"/>
+          <w:color w:val="000000"/>
+          <w:sz w:val="21"/>
+          <w:szCs w:val="21"/>
+          <w:lang w:eastAsia="cs-CZ"/>
+        </w:rPr>
+        <w:t>    [SerializeField]</w:t>
+      </w:r>
+    </w:p>
+    <w:p>
+      <w:pPr>
+        <w:shd w:val="clear" w:color="auto" w:fill="D9D9D9" w:themeFill="background1" w:themeFillShade="D9"/>
+        <w:spacing w:after="0" w:line="285" w:lineRule="atLeast"/>
+        <w:jc w:val="left"/>
+        <w:rPr>
+          <w:rFonts w:ascii="Consolas" w:eastAsia="Times New Roman" w:hAnsi="Consolas" w:cs="Times New Roman"/>
+          <w:color w:val="000000"/>
+          <w:sz w:val="21"/>
+          <w:szCs w:val="21"/>
+          <w:lang w:eastAsia="cs-CZ"/>
+        </w:rPr>
+      </w:pPr>
+      <w:r>
+        <w:rPr>
+          <w:rFonts w:ascii="Consolas" w:eastAsia="Times New Roman" w:hAnsi="Consolas" w:cs="Times New Roman"/>
+          <w:color w:val="000000"/>
+          <w:sz w:val="21"/>
+          <w:szCs w:val="21"/>
+          <w:lang w:eastAsia="cs-CZ"/>
+        </w:rPr>
+        <w:t xml:space="preserve">    </w:t>
+      </w:r>
+      <w:r>
+        <w:rPr>
+          <w:rFonts w:ascii="Consolas" w:eastAsia="Times New Roman" w:hAnsi="Consolas" w:cs="Times New Roman"/>
+          <w:color w:val="0000FF"/>
+          <w:sz w:val="21"/>
+          <w:szCs w:val="21"/>
+          <w:lang w:eastAsia="cs-CZ"/>
+        </w:rPr>
+        <w:t>private</w:t>
+      </w:r>
+      <w:r>
+        <w:rPr>
+          <w:rFonts w:ascii="Consolas" w:eastAsia="Times New Roman" w:hAnsi="Consolas" w:cs="Times New Roman"/>
+          <w:color w:val="000000"/>
+          <w:sz w:val="21"/>
+          <w:szCs w:val="21"/>
+          <w:lang w:eastAsia="cs-CZ"/>
+        </w:rPr>
+        <w:t xml:space="preserve"> CinemachineVirtualCamera vcam;</w:t>
+      </w:r>
+    </w:p>
+    <w:p>
+      <w:pPr>
+        <w:shd w:val="clear" w:color="auto" w:fill="D9D9D9" w:themeFill="background1" w:themeFillShade="D9"/>
+        <w:spacing w:after="0" w:line="285" w:lineRule="atLeast"/>
+        <w:jc w:val="left"/>
+        <w:rPr>
+          <w:rFonts w:ascii="Consolas" w:eastAsia="Times New Roman" w:hAnsi="Consolas" w:cs="Times New Roman"/>
+          <w:color w:val="000000"/>
+          <w:sz w:val="21"/>
+          <w:szCs w:val="21"/>
+          <w:lang w:eastAsia="cs-CZ"/>
+        </w:rPr>
+      </w:pPr>
+      <w:r>
+        <w:rPr>
+          <w:rFonts w:ascii="Consolas" w:eastAsia="Times New Roman" w:hAnsi="Consolas" w:cs="Times New Roman"/>
+          <w:color w:val="000000"/>
+          <w:sz w:val="21"/>
+          <w:szCs w:val="21"/>
+          <w:lang w:eastAsia="cs-CZ"/>
+        </w:rPr>
+        <w:t>    [SerializeField]</w:t>
+      </w:r>
+    </w:p>
+    <w:p>
+      <w:pPr>
+        <w:shd w:val="clear" w:color="auto" w:fill="D9D9D9" w:themeFill="background1" w:themeFillShade="D9"/>
+        <w:spacing w:after="0" w:line="285" w:lineRule="atLeast"/>
+        <w:jc w:val="left"/>
+        <w:rPr>
+          <w:rFonts w:ascii="Consolas" w:eastAsia="Times New Roman" w:hAnsi="Consolas" w:cs="Times New Roman"/>
+          <w:color w:val="000000"/>
+          <w:sz w:val="21"/>
+          <w:szCs w:val="21"/>
+          <w:lang w:eastAsia="cs-CZ"/>
+        </w:rPr>
+      </w:pPr>
+      <w:r>
+        <w:rPr>
+          <w:rFonts w:ascii="Consolas" w:eastAsia="Times New Roman" w:hAnsi="Consolas" w:cs="Times New Roman"/>
+          <w:color w:val="000000"/>
+          <w:sz w:val="21"/>
+          <w:szCs w:val="21"/>
+          <w:lang w:eastAsia="cs-CZ"/>
+        </w:rPr>
+        <w:t xml:space="preserve">    </w:t>
+      </w:r>
+      <w:r>
+        <w:rPr>
+          <w:rFonts w:ascii="Consolas" w:eastAsia="Times New Roman" w:hAnsi="Consolas" w:cs="Times New Roman"/>
+          <w:color w:val="0000FF"/>
+          <w:sz w:val="21"/>
+          <w:szCs w:val="21"/>
+          <w:lang w:eastAsia="cs-CZ"/>
+        </w:rPr>
+        <w:t>private</w:t>
+      </w:r>
+      <w:r>
+        <w:rPr>
+          <w:rFonts w:ascii="Consolas" w:eastAsia="Times New Roman" w:hAnsi="Consolas" w:cs="Times New Roman"/>
+          <w:color w:val="000000"/>
+          <w:sz w:val="21"/>
+          <w:szCs w:val="21"/>
+          <w:lang w:eastAsia="cs-CZ"/>
+        </w:rPr>
+        <w:t xml:space="preserve"> CinemachineVirtualCamera aimcam;</w:t>
+      </w:r>
+    </w:p>
+    <w:p>
+      <w:pPr>
+        <w:shd w:val="clear" w:color="auto" w:fill="D9D9D9" w:themeFill="background1" w:themeFillShade="D9"/>
+        <w:spacing w:after="0" w:line="285" w:lineRule="atLeast"/>
+        <w:jc w:val="left"/>
+        <w:rPr>
+          <w:rFonts w:ascii="Consolas" w:eastAsia="Times New Roman" w:hAnsi="Consolas" w:cs="Times New Roman"/>
+          <w:color w:val="000000"/>
+          <w:sz w:val="21"/>
+          <w:szCs w:val="21"/>
+          <w:lang w:eastAsia="cs-CZ"/>
+        </w:rPr>
+      </w:pPr>
+      <w:r>
+        <w:rPr>
+          <w:rFonts w:ascii="Consolas" w:eastAsia="Times New Roman" w:hAnsi="Consolas" w:cs="Times New Roman"/>
+          <w:color w:val="000000"/>
+          <w:sz w:val="21"/>
+          <w:szCs w:val="21"/>
+          <w:lang w:eastAsia="cs-CZ"/>
+        </w:rPr>
+        <w:t xml:space="preserve">    </w:t>
+      </w:r>
+      <w:r>
+        <w:rPr>
+          <w:rFonts w:ascii="Consolas" w:eastAsia="Times New Roman" w:hAnsi="Consolas" w:cs="Times New Roman"/>
+          <w:color w:val="0000FF"/>
+          <w:sz w:val="21"/>
+          <w:szCs w:val="21"/>
+          <w:lang w:eastAsia="cs-CZ"/>
+        </w:rPr>
+        <w:t>public</w:t>
+      </w:r>
+      <w:r>
+        <w:rPr>
+          <w:rFonts w:ascii="Consolas" w:eastAsia="Times New Roman" w:hAnsi="Consolas" w:cs="Times New Roman"/>
+          <w:color w:val="000000"/>
+          <w:sz w:val="21"/>
+          <w:szCs w:val="21"/>
+          <w:lang w:eastAsia="cs-CZ"/>
+        </w:rPr>
+        <w:t xml:space="preserve"> Canvas crossHair;</w:t>
+      </w:r>
+    </w:p>
+    <w:p>
+      <w:pPr>
+        <w:shd w:val="clear" w:color="auto" w:fill="D9D9D9" w:themeFill="background1" w:themeFillShade="D9"/>
+        <w:spacing w:after="0" w:line="285" w:lineRule="atLeast"/>
+        <w:jc w:val="left"/>
+        <w:rPr>
+          <w:rFonts w:ascii="Consolas" w:eastAsia="Times New Roman" w:hAnsi="Consolas" w:cs="Times New Roman"/>
+          <w:color w:val="000000"/>
+          <w:sz w:val="21"/>
+          <w:szCs w:val="21"/>
+          <w:lang w:eastAsia="cs-CZ"/>
+        </w:rPr>
+      </w:pPr>
+    </w:p>
+    <w:p>
+      <w:pPr>
+        <w:shd w:val="clear" w:color="auto" w:fill="D9D9D9" w:themeFill="background1" w:themeFillShade="D9"/>
+        <w:spacing w:after="0" w:line="285" w:lineRule="atLeast"/>
+        <w:jc w:val="left"/>
+        <w:rPr>
+          <w:rFonts w:ascii="Consolas" w:eastAsia="Times New Roman" w:hAnsi="Consolas" w:cs="Times New Roman"/>
+          <w:color w:val="000000"/>
+          <w:sz w:val="21"/>
+          <w:szCs w:val="21"/>
+          <w:lang w:eastAsia="cs-CZ"/>
+        </w:rPr>
+      </w:pPr>
+      <w:r>
+        <w:rPr>
+          <w:rFonts w:ascii="Consolas" w:eastAsia="Times New Roman" w:hAnsi="Consolas" w:cs="Times New Roman"/>
+          <w:color w:val="000000"/>
+          <w:sz w:val="21"/>
+          <w:szCs w:val="21"/>
+          <w:lang w:eastAsia="cs-CZ"/>
+        </w:rPr>
+        <w:t xml:space="preserve">    </w:t>
+      </w:r>
+      <w:r>
+        <w:rPr>
+          <w:rFonts w:ascii="Consolas" w:eastAsia="Times New Roman" w:hAnsi="Consolas" w:cs="Times New Roman"/>
+          <w:color w:val="0000FF"/>
+          <w:sz w:val="21"/>
+          <w:szCs w:val="21"/>
+          <w:lang w:eastAsia="cs-CZ"/>
+        </w:rPr>
+        <w:t>private</w:t>
+      </w:r>
+      <w:r>
+        <w:rPr>
+          <w:rFonts w:ascii="Consolas" w:eastAsia="Times New Roman" w:hAnsi="Consolas" w:cs="Times New Roman"/>
+          <w:color w:val="000000"/>
+          <w:sz w:val="21"/>
+          <w:szCs w:val="21"/>
+          <w:lang w:eastAsia="cs-CZ"/>
+        </w:rPr>
+        <w:t xml:space="preserve"> </w:t>
+      </w:r>
+      <w:r>
+        <w:rPr>
+          <w:rFonts w:ascii="Consolas" w:eastAsia="Times New Roman" w:hAnsi="Consolas" w:cs="Times New Roman"/>
+          <w:color w:val="0000FF"/>
+          <w:sz w:val="21"/>
+          <w:szCs w:val="21"/>
+          <w:lang w:eastAsia="cs-CZ"/>
+        </w:rPr>
+        <w:t>bool</w:t>
+      </w:r>
+      <w:r>
+        <w:rPr>
+          <w:rFonts w:ascii="Consolas" w:eastAsia="Times New Roman" w:hAnsi="Consolas" w:cs="Times New Roman"/>
+          <w:color w:val="000000"/>
+          <w:sz w:val="21"/>
+          <w:szCs w:val="21"/>
+          <w:lang w:eastAsia="cs-CZ"/>
+        </w:rPr>
+        <w:t xml:space="preserve"> isAimCameraActive = </w:t>
+      </w:r>
+      <w:r>
+        <w:rPr>
+          <w:rFonts w:ascii="Consolas" w:eastAsia="Times New Roman" w:hAnsi="Consolas" w:cs="Times New Roman"/>
+          <w:color w:val="0000FF"/>
+          <w:sz w:val="21"/>
+          <w:szCs w:val="21"/>
+          <w:lang w:eastAsia="cs-CZ"/>
+        </w:rPr>
+        <w:t>false</w:t>
+      </w:r>
+      <w:r>
+        <w:rPr>
+          <w:rFonts w:ascii="Consolas" w:eastAsia="Times New Roman" w:hAnsi="Consolas" w:cs="Times New Roman"/>
+          <w:color w:val="000000"/>
+          <w:sz w:val="21"/>
+          <w:szCs w:val="21"/>
+          <w:lang w:eastAsia="cs-CZ"/>
+        </w:rPr>
+        <w:t>;</w:t>
+      </w:r>
+    </w:p>
+    <w:p>
+      <w:pPr>
+        <w:shd w:val="clear" w:color="auto" w:fill="D9D9D9" w:themeFill="background1" w:themeFillShade="D9"/>
+        <w:spacing w:after="0" w:line="285" w:lineRule="atLeast"/>
+        <w:jc w:val="left"/>
+        <w:rPr>
+          <w:rFonts w:ascii="Consolas" w:eastAsia="Times New Roman" w:hAnsi="Consolas" w:cs="Times New Roman"/>
+          <w:color w:val="000000"/>
+          <w:sz w:val="21"/>
+          <w:szCs w:val="21"/>
+          <w:lang w:eastAsia="cs-CZ"/>
+        </w:rPr>
+      </w:pPr>
+      <w:r>
+        <w:rPr>
+          <w:rFonts w:ascii="Consolas" w:eastAsia="Times New Roman" w:hAnsi="Consolas" w:cs="Times New Roman"/>
+          <w:color w:val="000000"/>
+          <w:sz w:val="21"/>
+          <w:szCs w:val="21"/>
+          <w:lang w:eastAsia="cs-CZ"/>
+        </w:rPr>
+        <w:t xml:space="preserve">    </w:t>
+      </w:r>
+      <w:r>
+        <w:rPr>
+          <w:rFonts w:ascii="Consolas" w:eastAsia="Times New Roman" w:hAnsi="Consolas" w:cs="Times New Roman"/>
+          <w:color w:val="0000FF"/>
+          <w:sz w:val="21"/>
+          <w:szCs w:val="21"/>
+          <w:lang w:eastAsia="cs-CZ"/>
+        </w:rPr>
+        <w:t>private</w:t>
+      </w:r>
+      <w:r>
+        <w:rPr>
+          <w:rFonts w:ascii="Consolas" w:eastAsia="Times New Roman" w:hAnsi="Consolas" w:cs="Times New Roman"/>
+          <w:color w:val="000000"/>
+          <w:sz w:val="21"/>
+          <w:szCs w:val="21"/>
+          <w:lang w:eastAsia="cs-CZ"/>
+        </w:rPr>
+        <w:t xml:space="preserve"> InputAction rightClickAction;</w:t>
+      </w:r>
+    </w:p>
+    <w:p>
+      <w:pPr>
+        <w:shd w:val="clear" w:color="auto" w:fill="D9D9D9" w:themeFill="background1" w:themeFillShade="D9"/>
+        <w:spacing w:after="240" w:line="285" w:lineRule="atLeast"/>
+        <w:jc w:val="left"/>
+        <w:rPr>
+          <w:rFonts w:ascii="Consolas" w:eastAsia="Times New Roman" w:hAnsi="Consolas" w:cs="Times New Roman"/>
+          <w:color w:val="000000"/>
+          <w:sz w:val="21"/>
+          <w:szCs w:val="21"/>
+          <w:lang w:eastAsia="cs-CZ"/>
+        </w:rPr>
+      </w:pPr>
+    </w:p>
+    <w:p>
+      <w:pPr>
+        <w:shd w:val="clear" w:color="auto" w:fill="D9D9D9" w:themeFill="background1" w:themeFillShade="D9"/>
+        <w:spacing w:after="0" w:line="285" w:lineRule="atLeast"/>
+        <w:jc w:val="left"/>
+        <w:rPr>
+          <w:rFonts w:ascii="Consolas" w:eastAsia="Times New Roman" w:hAnsi="Consolas" w:cs="Times New Roman"/>
+          <w:color w:val="000000"/>
+          <w:sz w:val="21"/>
+          <w:szCs w:val="21"/>
+          <w:lang w:eastAsia="cs-CZ"/>
+        </w:rPr>
+      </w:pPr>
+      <w:r>
+        <w:rPr>
+          <w:rFonts w:ascii="Consolas" w:eastAsia="Times New Roman" w:hAnsi="Consolas" w:cs="Times New Roman"/>
+          <w:color w:val="000000"/>
+          <w:sz w:val="21"/>
+          <w:szCs w:val="21"/>
+          <w:lang w:eastAsia="cs-CZ"/>
+        </w:rPr>
+        <w:t xml:space="preserve">    </w:t>
+      </w:r>
+      <w:r>
+        <w:rPr>
+          <w:rFonts w:ascii="Consolas" w:eastAsia="Times New Roman" w:hAnsi="Consolas" w:cs="Times New Roman"/>
+          <w:color w:val="0000FF"/>
+          <w:sz w:val="21"/>
+          <w:szCs w:val="21"/>
+          <w:lang w:eastAsia="cs-CZ"/>
+        </w:rPr>
+        <w:t>private</w:t>
+      </w:r>
+      <w:r>
+        <w:rPr>
+          <w:rFonts w:ascii="Consolas" w:eastAsia="Times New Roman" w:hAnsi="Consolas" w:cs="Times New Roman"/>
+          <w:color w:val="000000"/>
+          <w:sz w:val="21"/>
+          <w:szCs w:val="21"/>
+          <w:lang w:eastAsia="cs-CZ"/>
+        </w:rPr>
+        <w:t xml:space="preserve"> </w:t>
+      </w:r>
+      <w:r>
+        <w:rPr>
+          <w:rFonts w:ascii="Consolas" w:eastAsia="Times New Roman" w:hAnsi="Consolas" w:cs="Times New Roman"/>
+          <w:color w:val="0000FF"/>
+          <w:sz w:val="21"/>
+          <w:szCs w:val="21"/>
+          <w:lang w:eastAsia="cs-CZ"/>
+        </w:rPr>
+        <w:t>void</w:t>
+      </w:r>
+      <w:r>
+        <w:rPr>
+          <w:rFonts w:ascii="Consolas" w:eastAsia="Times New Roman" w:hAnsi="Consolas" w:cs="Times New Roman"/>
+          <w:color w:val="000000"/>
+          <w:sz w:val="21"/>
+          <w:szCs w:val="21"/>
+          <w:lang w:eastAsia="cs-CZ"/>
+        </w:rPr>
+        <w:t xml:space="preserve"> </w:t>
+      </w:r>
+      <w:proofErr w:type="gramStart"/>
+      <w:r>
+        <w:rPr>
+          <w:rFonts w:ascii="Consolas" w:eastAsia="Times New Roman" w:hAnsi="Consolas" w:cs="Times New Roman"/>
+          <w:color w:val="000000"/>
+          <w:sz w:val="21"/>
+          <w:szCs w:val="21"/>
+          <w:lang w:eastAsia="cs-CZ"/>
+        </w:rPr>
+        <w:t>Start(</w:t>
+      </w:r>
+      <w:proofErr w:type="gramEnd"/>
+      <w:r>
+        <w:rPr>
+          <w:rFonts w:ascii="Consolas" w:eastAsia="Times New Roman" w:hAnsi="Consolas" w:cs="Times New Roman"/>
+          <w:color w:val="000000"/>
+          <w:sz w:val="21"/>
+          <w:szCs w:val="21"/>
+          <w:lang w:eastAsia="cs-CZ"/>
+        </w:rPr>
+        <w:t>)</w:t>
+      </w:r>
+    </w:p>
+    <w:p>
+      <w:pPr>
+        <w:shd w:val="clear" w:color="auto" w:fill="D9D9D9" w:themeFill="background1" w:themeFillShade="D9"/>
+        <w:spacing w:after="0" w:line="285" w:lineRule="atLeast"/>
+        <w:jc w:val="left"/>
+        <w:rPr>
+          <w:rFonts w:ascii="Consolas" w:eastAsia="Times New Roman" w:hAnsi="Consolas" w:cs="Times New Roman"/>
+          <w:color w:val="000000"/>
+          <w:sz w:val="21"/>
+          <w:szCs w:val="21"/>
+          <w:lang w:eastAsia="cs-CZ"/>
+        </w:rPr>
+      </w:pPr>
+      <w:r>
+        <w:rPr>
+          <w:rFonts w:ascii="Consolas" w:eastAsia="Times New Roman" w:hAnsi="Consolas" w:cs="Times New Roman"/>
+          <w:color w:val="000000"/>
+          <w:sz w:val="21"/>
+          <w:szCs w:val="21"/>
+          <w:lang w:eastAsia="cs-CZ"/>
+        </w:rPr>
+        <w:t>    {</w:t>
+      </w:r>
+    </w:p>
+    <w:p>
+      <w:pPr>
+        <w:shd w:val="clear" w:color="auto" w:fill="D9D9D9" w:themeFill="background1" w:themeFillShade="D9"/>
+        <w:spacing w:after="0" w:line="285" w:lineRule="atLeast"/>
+        <w:jc w:val="left"/>
+        <w:rPr>
+          <w:rFonts w:ascii="Consolas" w:eastAsia="Times New Roman" w:hAnsi="Consolas" w:cs="Times New Roman"/>
+          <w:color w:val="000000"/>
+          <w:sz w:val="21"/>
+          <w:szCs w:val="21"/>
+          <w:lang w:eastAsia="cs-CZ"/>
+        </w:rPr>
+      </w:pPr>
+      <w:r>
+        <w:rPr>
+          <w:rFonts w:ascii="Consolas" w:eastAsia="Times New Roman" w:hAnsi="Consolas" w:cs="Times New Roman"/>
+          <w:color w:val="008000"/>
+          <w:sz w:val="21"/>
+          <w:szCs w:val="21"/>
+          <w:lang w:eastAsia="cs-CZ"/>
+        </w:rPr>
+        <w:t>        // Disable the aim camera at the start</w:t>
+      </w:r>
+    </w:p>
+    <w:p>
+      <w:pPr>
+        <w:shd w:val="clear" w:color="auto" w:fill="D9D9D9" w:themeFill="background1" w:themeFillShade="D9"/>
+        <w:spacing w:after="0" w:line="285" w:lineRule="atLeast"/>
+        <w:jc w:val="left"/>
+        <w:rPr>
+          <w:rFonts w:ascii="Consolas" w:eastAsia="Times New Roman" w:hAnsi="Consolas" w:cs="Times New Roman"/>
+          <w:color w:val="000000"/>
+          <w:sz w:val="21"/>
+          <w:szCs w:val="21"/>
+          <w:lang w:eastAsia="cs-CZ"/>
+        </w:rPr>
+      </w:pPr>
+      <w:r>
+        <w:rPr>
+          <w:rFonts w:ascii="Consolas" w:eastAsia="Times New Roman" w:hAnsi="Consolas" w:cs="Times New Roman"/>
+          <w:color w:val="000000"/>
+          <w:sz w:val="21"/>
+          <w:szCs w:val="21"/>
+          <w:lang w:eastAsia="cs-CZ"/>
+        </w:rPr>
+        <w:t xml:space="preserve">        </w:t>
+      </w:r>
+      <w:proofErr w:type="gramStart"/>
+      <w:r>
+        <w:rPr>
+          <w:rFonts w:ascii="Consolas" w:eastAsia="Times New Roman" w:hAnsi="Consolas" w:cs="Times New Roman"/>
+          <w:color w:val="000000"/>
+          <w:sz w:val="21"/>
+          <w:szCs w:val="21"/>
+          <w:lang w:eastAsia="cs-CZ"/>
+        </w:rPr>
+        <w:t>aimcam.Priority</w:t>
+      </w:r>
+      <w:proofErr w:type="gramEnd"/>
+      <w:r>
+        <w:rPr>
+          <w:rFonts w:ascii="Consolas" w:eastAsia="Times New Roman" w:hAnsi="Consolas" w:cs="Times New Roman"/>
+          <w:color w:val="000000"/>
+          <w:sz w:val="21"/>
+          <w:szCs w:val="21"/>
+          <w:lang w:eastAsia="cs-CZ"/>
+        </w:rPr>
+        <w:t xml:space="preserve"> = </w:t>
+      </w:r>
+      <w:r>
+        <w:rPr>
+          <w:rFonts w:ascii="Consolas" w:eastAsia="Times New Roman" w:hAnsi="Consolas" w:cs="Times New Roman"/>
+          <w:color w:val="098658"/>
+          <w:sz w:val="21"/>
+          <w:szCs w:val="21"/>
+          <w:lang w:eastAsia="cs-CZ"/>
+        </w:rPr>
+        <w:t>0</w:t>
+      </w:r>
+      <w:r>
+        <w:rPr>
+          <w:rFonts w:ascii="Consolas" w:eastAsia="Times New Roman" w:hAnsi="Consolas" w:cs="Times New Roman"/>
+          <w:color w:val="000000"/>
+          <w:sz w:val="21"/>
+          <w:szCs w:val="21"/>
+          <w:lang w:eastAsia="cs-CZ"/>
+        </w:rPr>
+        <w:t>;</w:t>
+      </w:r>
+    </w:p>
+    <w:p>
+      <w:pPr>
+        <w:shd w:val="clear" w:color="auto" w:fill="D9D9D9" w:themeFill="background1" w:themeFillShade="D9"/>
+        <w:spacing w:after="0" w:line="285" w:lineRule="atLeast"/>
+        <w:jc w:val="left"/>
+        <w:rPr>
+          <w:rFonts w:ascii="Consolas" w:eastAsia="Times New Roman" w:hAnsi="Consolas" w:cs="Times New Roman"/>
+          <w:color w:val="000000"/>
+          <w:sz w:val="21"/>
+          <w:szCs w:val="21"/>
+          <w:lang w:eastAsia="cs-CZ"/>
+        </w:rPr>
+      </w:pPr>
+      <w:r>
+        <w:rPr>
+          <w:rFonts w:ascii="Consolas" w:eastAsia="Times New Roman" w:hAnsi="Consolas" w:cs="Times New Roman"/>
+          <w:color w:val="000000"/>
+          <w:sz w:val="21"/>
+          <w:szCs w:val="21"/>
+          <w:lang w:eastAsia="cs-CZ"/>
+        </w:rPr>
+        <w:t xml:space="preserve">        crossHair.enabled = </w:t>
+      </w:r>
+      <w:r>
+        <w:rPr>
+          <w:rFonts w:ascii="Consolas" w:eastAsia="Times New Roman" w:hAnsi="Consolas" w:cs="Times New Roman"/>
+          <w:color w:val="0000FF"/>
+          <w:sz w:val="21"/>
+          <w:szCs w:val="21"/>
+          <w:lang w:eastAsia="cs-CZ"/>
+        </w:rPr>
+        <w:t>false</w:t>
+      </w:r>
+      <w:r>
+        <w:rPr>
+          <w:rFonts w:ascii="Consolas" w:eastAsia="Times New Roman" w:hAnsi="Consolas" w:cs="Times New Roman"/>
+          <w:color w:val="000000"/>
+          <w:sz w:val="21"/>
+          <w:szCs w:val="21"/>
+          <w:lang w:eastAsia="cs-CZ"/>
+        </w:rPr>
+        <w:t>;</w:t>
+      </w:r>
+    </w:p>
+    <w:p>
+      <w:pPr>
+        <w:shd w:val="clear" w:color="auto" w:fill="D9D9D9" w:themeFill="background1" w:themeFillShade="D9"/>
+        <w:spacing w:after="0" w:line="285" w:lineRule="atLeast"/>
+        <w:jc w:val="left"/>
+        <w:rPr>
+          <w:rFonts w:ascii="Consolas" w:eastAsia="Times New Roman" w:hAnsi="Consolas" w:cs="Times New Roman"/>
+          <w:color w:val="000000"/>
+          <w:sz w:val="21"/>
+          <w:szCs w:val="21"/>
+          <w:lang w:eastAsia="cs-CZ"/>
+        </w:rPr>
+      </w:pPr>
+      <w:r>
+        <w:rPr>
+          <w:rFonts w:ascii="Consolas" w:eastAsia="Times New Roman" w:hAnsi="Consolas" w:cs="Times New Roman"/>
+          <w:color w:val="000000"/>
+          <w:sz w:val="21"/>
+          <w:szCs w:val="21"/>
+          <w:lang w:eastAsia="cs-CZ"/>
+        </w:rPr>
+        <w:t>    }</w:t>
+      </w:r>
+    </w:p>
+    <w:p>
+      <w:pPr>
+        <w:pStyle w:val="Titulek"/>
+        <w:rPr>
+          <w:rFonts w:cstheme="minorHAnsi"/>
+          <w:color w:val="000000" w:themeColor="text1"/>
+          <w:highlight w:val="white"/>
+        </w:rPr>
+      </w:pPr>
+      <w:bookmarkStart w:id="30" w:name="_Toc187343142"/>
+      <w:r>
+        <w:t xml:space="preserve">Obrázek </w:t>
+      </w:r>
+      <w:r>
+        <w:fldChar w:fldCharType="begin"/>
+      </w:r>
+      <w:r>
+        <w:instrText xml:space="preserve"> SEQ Obrázek \* ARABIC </w:instrText>
+      </w:r>
+      <w:r>
+        <w:fldChar w:fldCharType="separate"/>
+      </w:r>
+      <w:r>
+        <w:rPr>
+          <w:noProof/>
+        </w:rPr>
+        <w:t>10</w:t>
+      </w:r>
+      <w:r>
+        <w:fldChar w:fldCharType="end"/>
+      </w:r>
+      <w:r>
+        <w:t xml:space="preserve"> </w:t>
+      </w:r>
+      <w:r>
+        <w:t>|</w:t>
+      </w:r>
+      <w:r>
+        <w:t xml:space="preserve"> Výměna </w:t>
+      </w:r>
+      <w:proofErr w:type="gramStart"/>
+      <w:r>
+        <w:t>kamer - Část</w:t>
+      </w:r>
+      <w:proofErr w:type="gramEnd"/>
+      <w:r>
+        <w:t>: Proměnné a Start</w:t>
+      </w:r>
+      <w:bookmarkEnd w:id="30"/>
+      <w:r>
+        <w:rPr>
+          <w:rFonts w:cstheme="minorHAnsi"/>
+          <w:color w:val="000000" w:themeColor="text1"/>
+          <w:highlight w:val="white"/>
+        </w:rPr>
+        <w:tab/>
+      </w:r>
+    </w:p>
+    <w:p>
+      <w:pPr>
+        <w:jc w:val="left"/>
+        <w:rPr>
+          <w:rFonts w:cstheme="minorHAnsi"/>
+          <w:color w:val="000000" w:themeColor="text1"/>
+          <w:highlight w:val="white"/>
+        </w:rPr>
+      </w:pPr>
+      <w:r>
+        <w:rPr>
+          <w:rFonts w:cstheme="minorHAnsi"/>
+          <w:color w:val="000000" w:themeColor="text1"/>
+          <w:highlight w:val="white"/>
+        </w:rPr>
+        <w:br w:type="page"/>
+      </w:r>
+    </w:p>
+    <w:p>
+      <w:pPr>
+        <w:ind w:firstLine="708"/>
+        <w:jc w:val="left"/>
+        <w:rPr>
+          <w:rFonts w:cstheme="minorHAnsi"/>
+          <w:color w:val="000000" w:themeColor="text1"/>
+          <w:highlight w:val="white"/>
+        </w:rPr>
+      </w:pPr>
+      <w:r>
+        <w:rPr>
+          <w:rFonts w:cstheme="minorHAnsi"/>
+          <w:color w:val="000000" w:themeColor="text1"/>
+          <w:highlight w:val="white"/>
+        </w:rPr>
+        <w:lastRenderedPageBreak/>
+        <w:t>Kód</w:t>
+      </w:r>
+      <w:r>
+        <w:rPr>
+          <w:rFonts w:cstheme="minorHAnsi"/>
+          <w:color w:val="000000" w:themeColor="text1"/>
+          <w:highlight w:val="white"/>
+        </w:rPr>
+        <w:t xml:space="preserve"> </w:t>
+      </w:r>
+      <w:r>
+        <w:rPr>
+          <w:rFonts w:cstheme="minorHAnsi"/>
+          <w:color w:val="000000" w:themeColor="text1"/>
+          <w:highlight w:val="white"/>
+        </w:rPr>
+        <w:t>pokračuje</w:t>
+      </w:r>
+      <w:r>
+        <w:rPr>
+          <w:rFonts w:cstheme="minorHAnsi"/>
+          <w:color w:val="000000" w:themeColor="text1"/>
+          <w:highlight w:val="white"/>
+        </w:rPr>
+        <w:t xml:space="preserve"> metodou </w:t>
+      </w:r>
+      <w:proofErr w:type="gramStart"/>
+      <w:r>
+        <w:rPr>
+          <w:rFonts w:cstheme="minorHAnsi"/>
+          <w:b/>
+          <w:bCs/>
+          <w:color w:val="000000" w:themeColor="text1"/>
+          <w:highlight w:val="white"/>
+        </w:rPr>
+        <w:t>OnEnable</w:t>
+      </w:r>
+      <w:proofErr w:type="gramEnd"/>
+      <w:r>
+        <w:rPr>
+          <w:rFonts w:cstheme="minorHAnsi"/>
+          <w:b/>
+          <w:bCs/>
+          <w:color w:val="000000" w:themeColor="text1"/>
+          <w:highlight w:val="white"/>
+        </w:rPr>
+        <w:t xml:space="preserve"> </w:t>
+      </w:r>
+      <w:r>
+        <w:rPr>
+          <w:rFonts w:cstheme="minorHAnsi"/>
+          <w:color w:val="000000" w:themeColor="text1"/>
+          <w:highlight w:val="white"/>
+        </w:rPr>
+        <w:t>která</w:t>
+      </w:r>
+      <w:r>
+        <w:rPr>
+          <w:rFonts w:cstheme="minorHAnsi"/>
+          <w:color w:val="000000" w:themeColor="text1"/>
+          <w:highlight w:val="white"/>
+        </w:rPr>
+        <w:t xml:space="preserve"> povoluje </w:t>
+      </w:r>
+      <w:r>
+        <w:rPr>
+          <w:rFonts w:cstheme="minorHAnsi"/>
+          <w:color w:val="000000" w:themeColor="text1"/>
+          <w:highlight w:val="white"/>
+        </w:rPr>
+        <w:t>pravé</w:t>
+      </w:r>
+      <w:r>
+        <w:rPr>
+          <w:rFonts w:cstheme="minorHAnsi"/>
+          <w:color w:val="000000" w:themeColor="text1"/>
+          <w:highlight w:val="white"/>
+        </w:rPr>
+        <w:t xml:space="preserve"> kliknuti </w:t>
+      </w:r>
+      <w:r>
+        <w:rPr>
+          <w:rFonts w:cstheme="minorHAnsi"/>
+          <w:color w:val="000000" w:themeColor="text1"/>
+          <w:highlight w:val="white"/>
+        </w:rPr>
+        <w:t>myši</w:t>
+      </w:r>
+      <w:r>
+        <w:rPr>
+          <w:rFonts w:cstheme="minorHAnsi"/>
+          <w:color w:val="000000" w:themeColor="text1"/>
+          <w:highlight w:val="white"/>
+        </w:rPr>
+        <w:t xml:space="preserve"> a říká </w:t>
+      </w:r>
+      <w:r>
+        <w:rPr>
+          <w:rFonts w:cstheme="minorHAnsi"/>
+          <w:color w:val="000000" w:themeColor="text1"/>
+          <w:highlight w:val="white"/>
+        </w:rPr>
+        <w:t>ž</w:t>
+      </w:r>
+      <w:r>
+        <w:rPr>
+          <w:rFonts w:cstheme="minorHAnsi"/>
+          <w:color w:val="000000" w:themeColor="text1"/>
+          <w:highlight w:val="white"/>
+        </w:rPr>
+        <w:t xml:space="preserve">e to musí byt </w:t>
+      </w:r>
+      <w:r>
+        <w:rPr>
+          <w:rFonts w:cstheme="minorHAnsi"/>
+          <w:color w:val="000000" w:themeColor="text1"/>
+          <w:highlight w:val="white"/>
+        </w:rPr>
+        <w:t>pravé</w:t>
+      </w:r>
+      <w:r>
+        <w:rPr>
+          <w:rFonts w:cstheme="minorHAnsi"/>
+          <w:color w:val="000000" w:themeColor="text1"/>
+          <w:highlight w:val="white"/>
+        </w:rPr>
+        <w:t xml:space="preserve"> kliknuti </w:t>
+      </w:r>
+      <w:r>
+        <w:rPr>
+          <w:rFonts w:cstheme="minorHAnsi"/>
+          <w:color w:val="000000" w:themeColor="text1"/>
+          <w:highlight w:val="white"/>
+        </w:rPr>
+        <w:t>myši</w:t>
+      </w:r>
+      <w:r>
+        <w:rPr>
+          <w:rFonts w:cstheme="minorHAnsi"/>
+          <w:color w:val="000000" w:themeColor="text1"/>
+          <w:highlight w:val="white"/>
+        </w:rPr>
+        <w:t xml:space="preserve"> a pak metodou </w:t>
+      </w:r>
+      <w:r>
+        <w:rPr>
+          <w:rFonts w:cstheme="minorHAnsi"/>
+          <w:b/>
+          <w:bCs/>
+          <w:color w:val="000000" w:themeColor="text1"/>
+          <w:highlight w:val="white"/>
+        </w:rPr>
+        <w:t>OnDisable</w:t>
+      </w:r>
+      <w:r>
+        <w:rPr>
+          <w:rFonts w:cstheme="minorHAnsi"/>
+          <w:color w:val="000000" w:themeColor="text1"/>
+          <w:highlight w:val="white"/>
+        </w:rPr>
+        <w:t xml:space="preserve"> která ho naopak zakazuje. Asi </w:t>
+      </w:r>
+      <w:r>
+        <w:rPr>
+          <w:rFonts w:cstheme="minorHAnsi"/>
+          <w:color w:val="000000" w:themeColor="text1"/>
+          <w:highlight w:val="white"/>
+        </w:rPr>
+        <w:t>nejdůležitější</w:t>
+      </w:r>
+      <w:r>
+        <w:rPr>
+          <w:rFonts w:cstheme="minorHAnsi"/>
+          <w:color w:val="000000" w:themeColor="text1"/>
+          <w:highlight w:val="white"/>
+        </w:rPr>
+        <w:t xml:space="preserve"> </w:t>
+      </w:r>
+      <w:r>
+        <w:rPr>
+          <w:rFonts w:cstheme="minorHAnsi"/>
+          <w:color w:val="000000" w:themeColor="text1"/>
+          <w:highlight w:val="white"/>
+        </w:rPr>
+        <w:t>části</w:t>
+      </w:r>
+      <w:r>
+        <w:rPr>
+          <w:rFonts w:cstheme="minorHAnsi"/>
+          <w:color w:val="000000" w:themeColor="text1"/>
+          <w:highlight w:val="white"/>
+        </w:rPr>
+        <w:t xml:space="preserve"> tohoto </w:t>
+      </w:r>
+      <w:r>
+        <w:rPr>
+          <w:rFonts w:cstheme="minorHAnsi"/>
+          <w:color w:val="000000" w:themeColor="text1"/>
+          <w:highlight w:val="white"/>
+        </w:rPr>
+        <w:t>kódu</w:t>
+      </w:r>
+      <w:r>
+        <w:rPr>
+          <w:rFonts w:cstheme="minorHAnsi"/>
+          <w:color w:val="000000" w:themeColor="text1"/>
+          <w:highlight w:val="white"/>
+        </w:rPr>
+        <w:t xml:space="preserve"> je metoda </w:t>
+      </w:r>
+      <w:proofErr w:type="gramStart"/>
+      <w:r>
+        <w:rPr>
+          <w:rFonts w:cstheme="minorHAnsi"/>
+          <w:b/>
+          <w:bCs/>
+          <w:color w:val="000000" w:themeColor="text1"/>
+          <w:highlight w:val="white"/>
+        </w:rPr>
+        <w:t>OnRightMouseClick</w:t>
+      </w:r>
+      <w:proofErr w:type="gramEnd"/>
+      <w:r>
+        <w:rPr>
+          <w:rFonts w:cstheme="minorHAnsi"/>
+          <w:b/>
+          <w:bCs/>
+          <w:color w:val="000000" w:themeColor="text1"/>
+          <w:highlight w:val="white"/>
+        </w:rPr>
+        <w:t xml:space="preserve"> </w:t>
+      </w:r>
+      <w:r>
+        <w:rPr>
+          <w:rFonts w:cstheme="minorHAnsi"/>
+          <w:color w:val="000000" w:themeColor="text1"/>
+          <w:highlight w:val="white"/>
+        </w:rPr>
+        <w:t>která</w:t>
+      </w:r>
+      <w:r>
+        <w:rPr>
+          <w:rFonts w:cstheme="minorHAnsi"/>
+          <w:color w:val="000000" w:themeColor="text1"/>
+          <w:highlight w:val="white"/>
+        </w:rPr>
+        <w:t xml:space="preserve"> </w:t>
+      </w:r>
+      <w:r>
+        <w:rPr>
+          <w:rFonts w:cstheme="minorHAnsi"/>
+          <w:color w:val="000000" w:themeColor="text1"/>
+          <w:highlight w:val="white"/>
+        </w:rPr>
+        <w:t>říká,</w:t>
+      </w:r>
+      <w:r>
+        <w:rPr>
+          <w:rFonts w:cstheme="minorHAnsi"/>
+          <w:color w:val="000000" w:themeColor="text1"/>
+          <w:highlight w:val="white"/>
+        </w:rPr>
+        <w:t xml:space="preserve"> co se stane po </w:t>
+      </w:r>
+      <w:r>
+        <w:rPr>
+          <w:rFonts w:cstheme="minorHAnsi"/>
+          <w:color w:val="000000" w:themeColor="text1"/>
+          <w:highlight w:val="white"/>
+        </w:rPr>
+        <w:t>pravém</w:t>
+      </w:r>
+      <w:r>
+        <w:rPr>
+          <w:rFonts w:cstheme="minorHAnsi"/>
+          <w:color w:val="000000" w:themeColor="text1"/>
+          <w:highlight w:val="white"/>
+        </w:rPr>
+        <w:t xml:space="preserve"> kliknuti </w:t>
+      </w:r>
+      <w:r>
+        <w:rPr>
+          <w:rFonts w:cstheme="minorHAnsi"/>
+          <w:color w:val="000000" w:themeColor="text1"/>
+          <w:highlight w:val="white"/>
+        </w:rPr>
+        <w:t>myši</w:t>
+      </w:r>
+      <w:r>
+        <w:rPr>
+          <w:rFonts w:cstheme="minorHAnsi"/>
+          <w:color w:val="000000" w:themeColor="text1"/>
+          <w:highlight w:val="white"/>
+        </w:rPr>
+        <w:t>. V </w:t>
+      </w:r>
+      <w:r>
+        <w:rPr>
+          <w:rFonts w:cstheme="minorHAnsi"/>
+          <w:color w:val="000000" w:themeColor="text1"/>
+          <w:highlight w:val="white"/>
+        </w:rPr>
+        <w:t>metodě</w:t>
+      </w:r>
+      <w:r>
+        <w:rPr>
+          <w:rFonts w:cstheme="minorHAnsi"/>
+          <w:color w:val="000000" w:themeColor="text1"/>
+          <w:highlight w:val="white"/>
+        </w:rPr>
+        <w:t xml:space="preserve"> se </w:t>
+      </w:r>
+      <w:proofErr w:type="gramStart"/>
+      <w:r>
+        <w:rPr>
+          <w:rFonts w:cstheme="minorHAnsi"/>
+          <w:color w:val="000000" w:themeColor="text1"/>
+          <w:highlight w:val="white"/>
+        </w:rPr>
+        <w:t>řeší</w:t>
+      </w:r>
+      <w:proofErr w:type="gramEnd"/>
+      <w:r>
+        <w:rPr>
+          <w:rFonts w:cstheme="minorHAnsi"/>
+          <w:color w:val="000000" w:themeColor="text1"/>
+          <w:highlight w:val="white"/>
+        </w:rPr>
+        <w:t xml:space="preserve"> jestli je </w:t>
+      </w:r>
+      <w:r>
+        <w:rPr>
+          <w:rFonts w:cstheme="minorHAnsi"/>
+          <w:color w:val="000000" w:themeColor="text1"/>
+          <w:highlight w:val="white"/>
+        </w:rPr>
+        <w:t>mířicí</w:t>
+      </w:r>
+      <w:r>
+        <w:rPr>
+          <w:rFonts w:cstheme="minorHAnsi"/>
+          <w:color w:val="000000" w:themeColor="text1"/>
+          <w:highlight w:val="white"/>
+        </w:rPr>
+        <w:t xml:space="preserve"> kamera </w:t>
+      </w:r>
+      <w:r>
+        <w:rPr>
+          <w:rFonts w:cstheme="minorHAnsi"/>
+          <w:color w:val="000000" w:themeColor="text1"/>
+          <w:highlight w:val="white"/>
+        </w:rPr>
+        <w:t>aktivní</w:t>
+      </w:r>
+      <w:r>
+        <w:rPr>
+          <w:rFonts w:cstheme="minorHAnsi"/>
+          <w:color w:val="000000" w:themeColor="text1"/>
+          <w:highlight w:val="white"/>
+        </w:rPr>
+        <w:t xml:space="preserve">, pokud ano, tak se zapne </w:t>
+      </w:r>
+      <w:r>
+        <w:rPr>
+          <w:rFonts w:cstheme="minorHAnsi"/>
+          <w:b/>
+          <w:bCs/>
+          <w:color w:val="000000" w:themeColor="text1"/>
+          <w:highlight w:val="white"/>
+        </w:rPr>
+        <w:t>crosshair</w:t>
+      </w:r>
+      <w:r>
+        <w:rPr>
+          <w:rFonts w:cstheme="minorHAnsi"/>
+          <w:color w:val="000000" w:themeColor="text1"/>
+          <w:highlight w:val="white"/>
+        </w:rPr>
+        <w:t xml:space="preserve"> a pohled se </w:t>
+      </w:r>
+      <w:r>
+        <w:rPr>
+          <w:rFonts w:cstheme="minorHAnsi"/>
+          <w:color w:val="000000" w:themeColor="text1"/>
+          <w:highlight w:val="white"/>
+        </w:rPr>
+        <w:t>přepne</w:t>
+      </w:r>
+      <w:r>
+        <w:rPr>
+          <w:rFonts w:cstheme="minorHAnsi"/>
+          <w:color w:val="000000" w:themeColor="text1"/>
+          <w:highlight w:val="white"/>
+        </w:rPr>
+        <w:t xml:space="preserve"> na tuto </w:t>
+      </w:r>
+      <w:r>
+        <w:rPr>
+          <w:rFonts w:cstheme="minorHAnsi"/>
+          <w:color w:val="000000" w:themeColor="text1"/>
+          <w:highlight w:val="white"/>
+        </w:rPr>
+        <w:t>mířicí</w:t>
+      </w:r>
+      <w:r>
+        <w:rPr>
+          <w:rFonts w:cstheme="minorHAnsi"/>
+          <w:color w:val="000000" w:themeColor="text1"/>
+          <w:highlight w:val="white"/>
+        </w:rPr>
+        <w:t xml:space="preserve"> kameru, pokud ale </w:t>
+      </w:r>
+      <w:r>
+        <w:rPr>
+          <w:rFonts w:cstheme="minorHAnsi"/>
+          <w:color w:val="000000" w:themeColor="text1"/>
+          <w:highlight w:val="white"/>
+        </w:rPr>
+        <w:t>aktivní</w:t>
+      </w:r>
+      <w:r>
+        <w:rPr>
+          <w:rFonts w:cstheme="minorHAnsi"/>
+          <w:color w:val="000000" w:themeColor="text1"/>
+          <w:highlight w:val="white"/>
+        </w:rPr>
+        <w:t xml:space="preserve"> není, tak se </w:t>
+      </w:r>
+      <w:r>
+        <w:rPr>
+          <w:rFonts w:cstheme="minorHAnsi"/>
+          <w:color w:val="000000" w:themeColor="text1"/>
+          <w:highlight w:val="white"/>
+        </w:rPr>
+        <w:t xml:space="preserve">v podstatě stane to samé co v metodě </w:t>
+      </w:r>
+      <w:r>
+        <w:rPr>
+          <w:rFonts w:cstheme="minorHAnsi"/>
+          <w:b/>
+          <w:bCs/>
+          <w:color w:val="000000" w:themeColor="text1"/>
+          <w:highlight w:val="white"/>
+        </w:rPr>
+        <w:t>Start</w:t>
+      </w:r>
+      <w:r>
+        <w:rPr>
+          <w:rFonts w:cstheme="minorHAnsi"/>
+          <w:color w:val="000000" w:themeColor="text1"/>
+          <w:highlight w:val="white"/>
+        </w:rPr>
+        <w:t>.</w:t>
+      </w:r>
+    </w:p>
+    <w:p>
+      <w:pPr>
+        <w:shd w:val="clear" w:color="auto" w:fill="D9D9D9" w:themeFill="background1" w:themeFillShade="D9"/>
+        <w:spacing w:after="0" w:line="285" w:lineRule="atLeast"/>
+        <w:jc w:val="left"/>
+        <w:rPr>
+          <w:rFonts w:ascii="Consolas" w:eastAsia="Times New Roman" w:hAnsi="Consolas" w:cs="Times New Roman"/>
+          <w:color w:val="000000"/>
+          <w:sz w:val="21"/>
+          <w:szCs w:val="21"/>
+          <w:lang w:eastAsia="cs-CZ"/>
+        </w:rPr>
+      </w:pPr>
+      <w:r>
+        <w:rPr>
+          <w:rFonts w:ascii="Consolas" w:eastAsia="Times New Roman" w:hAnsi="Consolas" w:cs="Times New Roman"/>
+          <w:color w:val="0000FF"/>
+          <w:sz w:val="21"/>
+          <w:szCs w:val="21"/>
+          <w:lang w:eastAsia="cs-CZ"/>
+        </w:rPr>
+        <w:t>private</w:t>
+      </w:r>
+      <w:r>
+        <w:rPr>
+          <w:rFonts w:ascii="Consolas" w:eastAsia="Times New Roman" w:hAnsi="Consolas" w:cs="Times New Roman"/>
+          <w:color w:val="000000"/>
+          <w:sz w:val="21"/>
+          <w:szCs w:val="21"/>
+          <w:lang w:eastAsia="cs-CZ"/>
+        </w:rPr>
+        <w:t xml:space="preserve"> </w:t>
+      </w:r>
+      <w:r>
+        <w:rPr>
+          <w:rFonts w:ascii="Consolas" w:eastAsia="Times New Roman" w:hAnsi="Consolas" w:cs="Times New Roman"/>
+          <w:color w:val="0000FF"/>
+          <w:sz w:val="21"/>
+          <w:szCs w:val="21"/>
+          <w:lang w:eastAsia="cs-CZ"/>
+        </w:rPr>
+        <w:t>void</w:t>
+      </w:r>
+      <w:r>
+        <w:rPr>
+          <w:rFonts w:ascii="Consolas" w:eastAsia="Times New Roman" w:hAnsi="Consolas" w:cs="Times New Roman"/>
+          <w:color w:val="000000"/>
+          <w:sz w:val="21"/>
+          <w:szCs w:val="21"/>
+          <w:lang w:eastAsia="cs-CZ"/>
+        </w:rPr>
+        <w:t xml:space="preserve"> </w:t>
+      </w:r>
+      <w:proofErr w:type="gramStart"/>
+      <w:r>
+        <w:rPr>
+          <w:rFonts w:ascii="Consolas" w:eastAsia="Times New Roman" w:hAnsi="Consolas" w:cs="Times New Roman"/>
+          <w:color w:val="000000"/>
+          <w:sz w:val="21"/>
+          <w:szCs w:val="21"/>
+          <w:lang w:eastAsia="cs-CZ"/>
+        </w:rPr>
+        <w:t>OnEnable(</w:t>
+      </w:r>
+      <w:proofErr w:type="gramEnd"/>
+      <w:r>
+        <w:rPr>
+          <w:rFonts w:ascii="Consolas" w:eastAsia="Times New Roman" w:hAnsi="Consolas" w:cs="Times New Roman"/>
+          <w:color w:val="000000"/>
+          <w:sz w:val="21"/>
+          <w:szCs w:val="21"/>
+          <w:lang w:eastAsia="cs-CZ"/>
+        </w:rPr>
+        <w:t>)</w:t>
+      </w:r>
+    </w:p>
+    <w:p>
+      <w:pPr>
+        <w:shd w:val="clear" w:color="auto" w:fill="D9D9D9" w:themeFill="background1" w:themeFillShade="D9"/>
+        <w:spacing w:after="0" w:line="285" w:lineRule="atLeast"/>
+        <w:jc w:val="left"/>
+        <w:rPr>
+          <w:rFonts w:ascii="Consolas" w:eastAsia="Times New Roman" w:hAnsi="Consolas" w:cs="Times New Roman"/>
+          <w:color w:val="000000"/>
+          <w:sz w:val="21"/>
+          <w:szCs w:val="21"/>
+          <w:lang w:eastAsia="cs-CZ"/>
+        </w:rPr>
+      </w:pPr>
+      <w:r>
+        <w:rPr>
+          <w:rFonts w:ascii="Consolas" w:eastAsia="Times New Roman" w:hAnsi="Consolas" w:cs="Times New Roman"/>
+          <w:color w:val="000000"/>
+          <w:sz w:val="21"/>
+          <w:szCs w:val="21"/>
+          <w:lang w:eastAsia="cs-CZ"/>
+        </w:rPr>
+        <w:t>    {</w:t>
+      </w:r>
+    </w:p>
+    <w:p>
+      <w:pPr>
+        <w:shd w:val="clear" w:color="auto" w:fill="D9D9D9" w:themeFill="background1" w:themeFillShade="D9"/>
+        <w:spacing w:after="0" w:line="285" w:lineRule="atLeast"/>
+        <w:jc w:val="left"/>
+        <w:rPr>
+          <w:rFonts w:ascii="Consolas" w:eastAsia="Times New Roman" w:hAnsi="Consolas" w:cs="Times New Roman"/>
+          <w:color w:val="000000"/>
+          <w:sz w:val="21"/>
+          <w:szCs w:val="21"/>
+          <w:lang w:eastAsia="cs-CZ"/>
+        </w:rPr>
+      </w:pPr>
+      <w:r>
+        <w:rPr>
+          <w:rFonts w:ascii="Consolas" w:eastAsia="Times New Roman" w:hAnsi="Consolas" w:cs="Times New Roman"/>
+          <w:color w:val="008000"/>
+          <w:sz w:val="21"/>
+          <w:szCs w:val="21"/>
+          <w:lang w:eastAsia="cs-CZ"/>
+        </w:rPr>
+        <w:t>        // Create and enable the right click action</w:t>
+      </w:r>
+    </w:p>
+    <w:p>
+      <w:pPr>
+        <w:shd w:val="clear" w:color="auto" w:fill="D9D9D9" w:themeFill="background1" w:themeFillShade="D9"/>
+        <w:spacing w:after="0" w:line="285" w:lineRule="atLeast"/>
+        <w:jc w:val="left"/>
+        <w:rPr>
+          <w:rFonts w:ascii="Consolas" w:eastAsia="Times New Roman" w:hAnsi="Consolas" w:cs="Times New Roman"/>
+          <w:color w:val="000000"/>
+          <w:sz w:val="21"/>
+          <w:szCs w:val="21"/>
+          <w:lang w:eastAsia="cs-CZ"/>
+        </w:rPr>
+      </w:pPr>
+      <w:r>
+        <w:rPr>
+          <w:rFonts w:ascii="Consolas" w:eastAsia="Times New Roman" w:hAnsi="Consolas" w:cs="Times New Roman"/>
+          <w:color w:val="000000"/>
+          <w:sz w:val="21"/>
+          <w:szCs w:val="21"/>
+          <w:lang w:eastAsia="cs-CZ"/>
+        </w:rPr>
+        <w:t xml:space="preserve">        rightClickAction = </w:t>
+      </w:r>
+      <w:r>
+        <w:rPr>
+          <w:rFonts w:ascii="Consolas" w:eastAsia="Times New Roman" w:hAnsi="Consolas" w:cs="Times New Roman"/>
+          <w:color w:val="0000FF"/>
+          <w:sz w:val="21"/>
+          <w:szCs w:val="21"/>
+          <w:lang w:eastAsia="cs-CZ"/>
+        </w:rPr>
+        <w:t>new</w:t>
+      </w:r>
+      <w:r>
+        <w:rPr>
+          <w:rFonts w:ascii="Consolas" w:eastAsia="Times New Roman" w:hAnsi="Consolas" w:cs="Times New Roman"/>
+          <w:color w:val="000000"/>
+          <w:sz w:val="21"/>
+          <w:szCs w:val="21"/>
+          <w:lang w:eastAsia="cs-CZ"/>
+        </w:rPr>
+        <w:t xml:space="preserve"> </w:t>
+      </w:r>
+      <w:proofErr w:type="gramStart"/>
+      <w:r>
+        <w:rPr>
+          <w:rFonts w:ascii="Consolas" w:eastAsia="Times New Roman" w:hAnsi="Consolas" w:cs="Times New Roman"/>
+          <w:color w:val="000000"/>
+          <w:sz w:val="21"/>
+          <w:szCs w:val="21"/>
+          <w:lang w:eastAsia="cs-CZ"/>
+        </w:rPr>
+        <w:t>InputAction(</w:t>
+      </w:r>
+      <w:proofErr w:type="gramEnd"/>
+      <w:r>
+        <w:rPr>
+          <w:rFonts w:ascii="Consolas" w:eastAsia="Times New Roman" w:hAnsi="Consolas" w:cs="Times New Roman"/>
+          <w:color w:val="000000"/>
+          <w:sz w:val="21"/>
+          <w:szCs w:val="21"/>
+          <w:lang w:eastAsia="cs-CZ"/>
+        </w:rPr>
+        <w:t xml:space="preserve">type: InputActionType.Button, binding: </w:t>
+      </w:r>
+      <w:r>
+        <w:rPr>
+          <w:rFonts w:ascii="Consolas" w:eastAsia="Times New Roman" w:hAnsi="Consolas" w:cs="Times New Roman"/>
+          <w:color w:val="A31515"/>
+          <w:sz w:val="21"/>
+          <w:szCs w:val="21"/>
+          <w:lang w:eastAsia="cs-CZ"/>
+        </w:rPr>
+        <w:t>"&lt;Mouse&gt;/rightButton"</w:t>
+      </w:r>
+      <w:r>
+        <w:rPr>
+          <w:rFonts w:ascii="Consolas" w:eastAsia="Times New Roman" w:hAnsi="Consolas" w:cs="Times New Roman"/>
+          <w:color w:val="000000"/>
+          <w:sz w:val="21"/>
+          <w:szCs w:val="21"/>
+          <w:lang w:eastAsia="cs-CZ"/>
+        </w:rPr>
+        <w:t>);</w:t>
+      </w:r>
+    </w:p>
+    <w:p>
+      <w:pPr>
+        <w:shd w:val="clear" w:color="auto" w:fill="D9D9D9" w:themeFill="background1" w:themeFillShade="D9"/>
+        <w:spacing w:after="0" w:line="285" w:lineRule="atLeast"/>
+        <w:jc w:val="left"/>
+        <w:rPr>
+          <w:rFonts w:ascii="Consolas" w:eastAsia="Times New Roman" w:hAnsi="Consolas" w:cs="Times New Roman"/>
+          <w:color w:val="000000"/>
+          <w:sz w:val="21"/>
+          <w:szCs w:val="21"/>
+          <w:lang w:eastAsia="cs-CZ"/>
+        </w:rPr>
+      </w:pPr>
+      <w:r>
+        <w:rPr>
+          <w:rFonts w:ascii="Consolas" w:eastAsia="Times New Roman" w:hAnsi="Consolas" w:cs="Times New Roman"/>
+          <w:color w:val="000000"/>
+          <w:sz w:val="21"/>
+          <w:szCs w:val="21"/>
+          <w:lang w:eastAsia="cs-CZ"/>
+        </w:rPr>
+        <w:t>        rightClickAction.performed += OnRightMouseClick;</w:t>
+      </w:r>
+    </w:p>
+    <w:p>
+      <w:pPr>
+        <w:shd w:val="clear" w:color="auto" w:fill="D9D9D9" w:themeFill="background1" w:themeFillShade="D9"/>
+        <w:spacing w:after="0" w:line="285" w:lineRule="atLeast"/>
+        <w:jc w:val="left"/>
+        <w:rPr>
+          <w:rFonts w:ascii="Consolas" w:eastAsia="Times New Roman" w:hAnsi="Consolas" w:cs="Times New Roman"/>
+          <w:color w:val="000000"/>
+          <w:sz w:val="21"/>
+          <w:szCs w:val="21"/>
+          <w:lang w:eastAsia="cs-CZ"/>
+        </w:rPr>
+      </w:pPr>
+      <w:r>
+        <w:rPr>
+          <w:rFonts w:ascii="Consolas" w:eastAsia="Times New Roman" w:hAnsi="Consolas" w:cs="Times New Roman"/>
+          <w:color w:val="000000"/>
+          <w:sz w:val="21"/>
+          <w:szCs w:val="21"/>
+          <w:lang w:eastAsia="cs-CZ"/>
+        </w:rPr>
+        <w:t>        rightClickAction.Enable();</w:t>
+      </w:r>
+    </w:p>
+    <w:p>
+      <w:pPr>
+        <w:shd w:val="clear" w:color="auto" w:fill="D9D9D9" w:themeFill="background1" w:themeFillShade="D9"/>
+        <w:spacing w:after="0" w:line="285" w:lineRule="atLeast"/>
+        <w:jc w:val="left"/>
+        <w:rPr>
+          <w:rFonts w:ascii="Consolas" w:eastAsia="Times New Roman" w:hAnsi="Consolas" w:cs="Times New Roman"/>
+          <w:color w:val="000000"/>
+          <w:sz w:val="21"/>
+          <w:szCs w:val="21"/>
+          <w:lang w:eastAsia="cs-CZ"/>
+        </w:rPr>
+      </w:pPr>
+      <w:r>
+        <w:rPr>
+          <w:rFonts w:ascii="Consolas" w:eastAsia="Times New Roman" w:hAnsi="Consolas" w:cs="Times New Roman"/>
+          <w:color w:val="000000"/>
+          <w:sz w:val="21"/>
+          <w:szCs w:val="21"/>
+          <w:lang w:eastAsia="cs-CZ"/>
+        </w:rPr>
+        <w:t>    }</w:t>
+      </w:r>
+    </w:p>
+    <w:p>
+      <w:pPr>
+        <w:shd w:val="clear" w:color="auto" w:fill="D9D9D9" w:themeFill="background1" w:themeFillShade="D9"/>
+        <w:spacing w:after="0" w:line="285" w:lineRule="atLeast"/>
+        <w:jc w:val="left"/>
+        <w:rPr>
+          <w:rFonts w:ascii="Consolas" w:eastAsia="Times New Roman" w:hAnsi="Consolas" w:cs="Times New Roman"/>
+          <w:color w:val="000000"/>
+          <w:sz w:val="21"/>
+          <w:szCs w:val="21"/>
+          <w:lang w:eastAsia="cs-CZ"/>
+        </w:rPr>
+      </w:pPr>
+    </w:p>
+    <w:p>
+      <w:pPr>
+        <w:shd w:val="clear" w:color="auto" w:fill="D9D9D9" w:themeFill="background1" w:themeFillShade="D9"/>
+        <w:spacing w:after="0" w:line="285" w:lineRule="atLeast"/>
+        <w:jc w:val="left"/>
+        <w:rPr>
+          <w:rFonts w:ascii="Consolas" w:eastAsia="Times New Roman" w:hAnsi="Consolas" w:cs="Times New Roman"/>
+          <w:color w:val="000000"/>
+          <w:sz w:val="21"/>
+          <w:szCs w:val="21"/>
+          <w:lang w:eastAsia="cs-CZ"/>
+        </w:rPr>
+      </w:pPr>
+      <w:r>
+        <w:rPr>
+          <w:rFonts w:ascii="Consolas" w:eastAsia="Times New Roman" w:hAnsi="Consolas" w:cs="Times New Roman"/>
+          <w:color w:val="000000"/>
+          <w:sz w:val="21"/>
+          <w:szCs w:val="21"/>
+          <w:lang w:eastAsia="cs-CZ"/>
+        </w:rPr>
+        <w:t xml:space="preserve">    </w:t>
+      </w:r>
+      <w:r>
+        <w:rPr>
+          <w:rFonts w:ascii="Consolas" w:eastAsia="Times New Roman" w:hAnsi="Consolas" w:cs="Times New Roman"/>
+          <w:color w:val="0000FF"/>
+          <w:sz w:val="21"/>
+          <w:szCs w:val="21"/>
+          <w:lang w:eastAsia="cs-CZ"/>
+        </w:rPr>
+        <w:t>private</w:t>
+      </w:r>
+      <w:r>
+        <w:rPr>
+          <w:rFonts w:ascii="Consolas" w:eastAsia="Times New Roman" w:hAnsi="Consolas" w:cs="Times New Roman"/>
+          <w:color w:val="000000"/>
+          <w:sz w:val="21"/>
+          <w:szCs w:val="21"/>
+          <w:lang w:eastAsia="cs-CZ"/>
+        </w:rPr>
+        <w:t xml:space="preserve"> </w:t>
+      </w:r>
+      <w:r>
+        <w:rPr>
+          <w:rFonts w:ascii="Consolas" w:eastAsia="Times New Roman" w:hAnsi="Consolas" w:cs="Times New Roman"/>
+          <w:color w:val="0000FF"/>
+          <w:sz w:val="21"/>
+          <w:szCs w:val="21"/>
+          <w:lang w:eastAsia="cs-CZ"/>
+        </w:rPr>
+        <w:t>void</w:t>
+      </w:r>
+      <w:r>
+        <w:rPr>
+          <w:rFonts w:ascii="Consolas" w:eastAsia="Times New Roman" w:hAnsi="Consolas" w:cs="Times New Roman"/>
+          <w:color w:val="000000"/>
+          <w:sz w:val="21"/>
+          <w:szCs w:val="21"/>
+          <w:lang w:eastAsia="cs-CZ"/>
+        </w:rPr>
+        <w:t xml:space="preserve"> </w:t>
+      </w:r>
+      <w:proofErr w:type="gramStart"/>
+      <w:r>
+        <w:rPr>
+          <w:rFonts w:ascii="Consolas" w:eastAsia="Times New Roman" w:hAnsi="Consolas" w:cs="Times New Roman"/>
+          <w:color w:val="000000"/>
+          <w:sz w:val="21"/>
+          <w:szCs w:val="21"/>
+          <w:lang w:eastAsia="cs-CZ"/>
+        </w:rPr>
+        <w:t>OnDisable(</w:t>
+      </w:r>
+      <w:proofErr w:type="gramEnd"/>
+      <w:r>
+        <w:rPr>
+          <w:rFonts w:ascii="Consolas" w:eastAsia="Times New Roman" w:hAnsi="Consolas" w:cs="Times New Roman"/>
+          <w:color w:val="000000"/>
+          <w:sz w:val="21"/>
+          <w:szCs w:val="21"/>
+          <w:lang w:eastAsia="cs-CZ"/>
+        </w:rPr>
+        <w:t>)</w:t>
+      </w:r>
+    </w:p>
+    <w:p>
+      <w:pPr>
+        <w:shd w:val="clear" w:color="auto" w:fill="D9D9D9" w:themeFill="background1" w:themeFillShade="D9"/>
+        <w:spacing w:after="0" w:line="285" w:lineRule="atLeast"/>
+        <w:jc w:val="left"/>
+        <w:rPr>
+          <w:rFonts w:ascii="Consolas" w:eastAsia="Times New Roman" w:hAnsi="Consolas" w:cs="Times New Roman"/>
+          <w:color w:val="000000"/>
+          <w:sz w:val="21"/>
+          <w:szCs w:val="21"/>
+          <w:lang w:eastAsia="cs-CZ"/>
+        </w:rPr>
+      </w:pPr>
+      <w:r>
+        <w:rPr>
+          <w:rFonts w:ascii="Consolas" w:eastAsia="Times New Roman" w:hAnsi="Consolas" w:cs="Times New Roman"/>
+          <w:color w:val="000000"/>
+          <w:sz w:val="21"/>
+          <w:szCs w:val="21"/>
+          <w:lang w:eastAsia="cs-CZ"/>
+        </w:rPr>
+        <w:t>    {</w:t>
+      </w:r>
+    </w:p>
+    <w:p>
+      <w:pPr>
+        <w:shd w:val="clear" w:color="auto" w:fill="D9D9D9" w:themeFill="background1" w:themeFillShade="D9"/>
+        <w:spacing w:after="0" w:line="285" w:lineRule="atLeast"/>
+        <w:jc w:val="left"/>
+        <w:rPr>
+          <w:rFonts w:ascii="Consolas" w:eastAsia="Times New Roman" w:hAnsi="Consolas" w:cs="Times New Roman"/>
+          <w:color w:val="000000"/>
+          <w:sz w:val="21"/>
+          <w:szCs w:val="21"/>
+          <w:lang w:eastAsia="cs-CZ"/>
+        </w:rPr>
+      </w:pPr>
+      <w:r>
+        <w:rPr>
+          <w:rFonts w:ascii="Consolas" w:eastAsia="Times New Roman" w:hAnsi="Consolas" w:cs="Times New Roman"/>
+          <w:color w:val="008000"/>
+          <w:sz w:val="21"/>
+          <w:szCs w:val="21"/>
+          <w:lang w:eastAsia="cs-CZ"/>
+        </w:rPr>
+        <w:t>        // Disable and dispose the right click action</w:t>
+      </w:r>
+    </w:p>
+    <w:p>
+      <w:pPr>
+        <w:shd w:val="clear" w:color="auto" w:fill="D9D9D9" w:themeFill="background1" w:themeFillShade="D9"/>
+        <w:spacing w:after="0" w:line="285" w:lineRule="atLeast"/>
+        <w:jc w:val="left"/>
+        <w:rPr>
+          <w:rFonts w:ascii="Consolas" w:eastAsia="Times New Roman" w:hAnsi="Consolas" w:cs="Times New Roman"/>
+          <w:color w:val="000000"/>
+          <w:sz w:val="21"/>
+          <w:szCs w:val="21"/>
+          <w:lang w:eastAsia="cs-CZ"/>
+        </w:rPr>
+      </w:pPr>
+      <w:r>
+        <w:rPr>
+          <w:rFonts w:ascii="Consolas" w:eastAsia="Times New Roman" w:hAnsi="Consolas" w:cs="Times New Roman"/>
+          <w:color w:val="000000"/>
+          <w:sz w:val="21"/>
+          <w:szCs w:val="21"/>
+          <w:lang w:eastAsia="cs-CZ"/>
+        </w:rPr>
+        <w:t>        rightClickAction.performed -= OnRightMouseClick;</w:t>
+      </w:r>
+    </w:p>
+    <w:p>
+      <w:pPr>
+        <w:shd w:val="clear" w:color="auto" w:fill="D9D9D9" w:themeFill="background1" w:themeFillShade="D9"/>
+        <w:spacing w:after="0" w:line="285" w:lineRule="atLeast"/>
+        <w:jc w:val="left"/>
+        <w:rPr>
+          <w:rFonts w:ascii="Consolas" w:eastAsia="Times New Roman" w:hAnsi="Consolas" w:cs="Times New Roman"/>
+          <w:color w:val="000000"/>
+          <w:sz w:val="21"/>
+          <w:szCs w:val="21"/>
+          <w:lang w:eastAsia="cs-CZ"/>
+        </w:rPr>
+      </w:pPr>
+      <w:r>
+        <w:rPr>
+          <w:rFonts w:ascii="Consolas" w:eastAsia="Times New Roman" w:hAnsi="Consolas" w:cs="Times New Roman"/>
+          <w:color w:val="000000"/>
+          <w:sz w:val="21"/>
+          <w:szCs w:val="21"/>
+          <w:lang w:eastAsia="cs-CZ"/>
+        </w:rPr>
+        <w:t>        rightClickAction.Disable();</w:t>
+      </w:r>
+    </w:p>
+    <w:p>
+      <w:pPr>
+        <w:shd w:val="clear" w:color="auto" w:fill="D9D9D9" w:themeFill="background1" w:themeFillShade="D9"/>
+        <w:spacing w:after="0" w:line="285" w:lineRule="atLeast"/>
+        <w:jc w:val="left"/>
+        <w:rPr>
+          <w:rFonts w:ascii="Consolas" w:eastAsia="Times New Roman" w:hAnsi="Consolas" w:cs="Times New Roman"/>
+          <w:color w:val="000000"/>
+          <w:sz w:val="21"/>
+          <w:szCs w:val="21"/>
+          <w:lang w:eastAsia="cs-CZ"/>
+        </w:rPr>
+      </w:pPr>
+      <w:r>
+        <w:rPr>
+          <w:rFonts w:ascii="Consolas" w:eastAsia="Times New Roman" w:hAnsi="Consolas" w:cs="Times New Roman"/>
+          <w:color w:val="000000"/>
+          <w:sz w:val="21"/>
+          <w:szCs w:val="21"/>
+          <w:lang w:eastAsia="cs-CZ"/>
+        </w:rPr>
+        <w:t>        rightClickAction.Dispose();</w:t>
+      </w:r>
+    </w:p>
+    <w:p>
+      <w:pPr>
+        <w:shd w:val="clear" w:color="auto" w:fill="D9D9D9" w:themeFill="background1" w:themeFillShade="D9"/>
+        <w:spacing w:after="0" w:line="285" w:lineRule="atLeast"/>
+        <w:jc w:val="left"/>
+        <w:rPr>
+          <w:rFonts w:ascii="Consolas" w:eastAsia="Times New Roman" w:hAnsi="Consolas" w:cs="Times New Roman"/>
+          <w:color w:val="000000"/>
+          <w:sz w:val="21"/>
+          <w:szCs w:val="21"/>
+          <w:lang w:eastAsia="cs-CZ"/>
+        </w:rPr>
+      </w:pPr>
+      <w:r>
+        <w:rPr>
+          <w:rFonts w:ascii="Consolas" w:eastAsia="Times New Roman" w:hAnsi="Consolas" w:cs="Times New Roman"/>
+          <w:color w:val="000000"/>
+          <w:sz w:val="21"/>
+          <w:szCs w:val="21"/>
+          <w:lang w:eastAsia="cs-CZ"/>
+        </w:rPr>
+        <w:t>    }</w:t>
+      </w:r>
+    </w:p>
+    <w:p>
+      <w:pPr>
+        <w:shd w:val="clear" w:color="auto" w:fill="D9D9D9" w:themeFill="background1" w:themeFillShade="D9"/>
+        <w:spacing w:after="0" w:line="285" w:lineRule="atLeast"/>
+        <w:jc w:val="left"/>
+        <w:rPr>
+          <w:rFonts w:ascii="Consolas" w:eastAsia="Times New Roman" w:hAnsi="Consolas" w:cs="Times New Roman"/>
+          <w:color w:val="000000"/>
+          <w:sz w:val="21"/>
+          <w:szCs w:val="21"/>
+          <w:lang w:eastAsia="cs-CZ"/>
+        </w:rPr>
+      </w:pPr>
+    </w:p>
+    <w:p>
+      <w:pPr>
+        <w:shd w:val="clear" w:color="auto" w:fill="D9D9D9" w:themeFill="background1" w:themeFillShade="D9"/>
+        <w:spacing w:after="0" w:line="285" w:lineRule="atLeast"/>
+        <w:jc w:val="left"/>
+        <w:rPr>
+          <w:rFonts w:ascii="Consolas" w:eastAsia="Times New Roman" w:hAnsi="Consolas" w:cs="Times New Roman"/>
+          <w:color w:val="000000"/>
+          <w:sz w:val="21"/>
+          <w:szCs w:val="21"/>
+          <w:lang w:eastAsia="cs-CZ"/>
+        </w:rPr>
+      </w:pPr>
+      <w:r>
+        <w:rPr>
+          <w:rFonts w:ascii="Consolas" w:eastAsia="Times New Roman" w:hAnsi="Consolas" w:cs="Times New Roman"/>
+          <w:color w:val="000000"/>
+          <w:sz w:val="21"/>
+          <w:szCs w:val="21"/>
+          <w:lang w:eastAsia="cs-CZ"/>
+        </w:rPr>
+        <w:t xml:space="preserve">    </w:t>
+      </w:r>
+      <w:r>
+        <w:rPr>
+          <w:rFonts w:ascii="Consolas" w:eastAsia="Times New Roman" w:hAnsi="Consolas" w:cs="Times New Roman"/>
+          <w:color w:val="0000FF"/>
+          <w:sz w:val="21"/>
+          <w:szCs w:val="21"/>
+          <w:lang w:eastAsia="cs-CZ"/>
+        </w:rPr>
+        <w:t>private</w:t>
+      </w:r>
+      <w:r>
+        <w:rPr>
+          <w:rFonts w:ascii="Consolas" w:eastAsia="Times New Roman" w:hAnsi="Consolas" w:cs="Times New Roman"/>
+          <w:color w:val="000000"/>
+          <w:sz w:val="21"/>
+          <w:szCs w:val="21"/>
+          <w:lang w:eastAsia="cs-CZ"/>
+        </w:rPr>
+        <w:t xml:space="preserve"> </w:t>
+      </w:r>
+      <w:r>
+        <w:rPr>
+          <w:rFonts w:ascii="Consolas" w:eastAsia="Times New Roman" w:hAnsi="Consolas" w:cs="Times New Roman"/>
+          <w:color w:val="0000FF"/>
+          <w:sz w:val="21"/>
+          <w:szCs w:val="21"/>
+          <w:lang w:eastAsia="cs-CZ"/>
+        </w:rPr>
+        <w:t>void</w:t>
+      </w:r>
+      <w:r>
+        <w:rPr>
+          <w:rFonts w:ascii="Consolas" w:eastAsia="Times New Roman" w:hAnsi="Consolas" w:cs="Times New Roman"/>
+          <w:color w:val="000000"/>
+          <w:sz w:val="21"/>
+          <w:szCs w:val="21"/>
+          <w:lang w:eastAsia="cs-CZ"/>
+        </w:rPr>
+        <w:t xml:space="preserve"> </w:t>
+      </w:r>
+      <w:proofErr w:type="gramStart"/>
+      <w:r>
+        <w:rPr>
+          <w:rFonts w:ascii="Consolas" w:eastAsia="Times New Roman" w:hAnsi="Consolas" w:cs="Times New Roman"/>
+          <w:color w:val="000000"/>
+          <w:sz w:val="21"/>
+          <w:szCs w:val="21"/>
+          <w:lang w:eastAsia="cs-CZ"/>
+        </w:rPr>
+        <w:t>OnRightMouseClick(</w:t>
+      </w:r>
+      <w:proofErr w:type="gramEnd"/>
+      <w:r>
+        <w:rPr>
+          <w:rFonts w:ascii="Consolas" w:eastAsia="Times New Roman" w:hAnsi="Consolas" w:cs="Times New Roman"/>
+          <w:color w:val="000000"/>
+          <w:sz w:val="21"/>
+          <w:szCs w:val="21"/>
+          <w:lang w:eastAsia="cs-CZ"/>
+        </w:rPr>
+        <w:t>InputAction.CallbackContext context)</w:t>
+      </w:r>
+    </w:p>
+    <w:p>
+      <w:pPr>
+        <w:shd w:val="clear" w:color="auto" w:fill="D9D9D9" w:themeFill="background1" w:themeFillShade="D9"/>
+        <w:spacing w:after="0" w:line="285" w:lineRule="atLeast"/>
+        <w:jc w:val="left"/>
+        <w:rPr>
+          <w:rFonts w:ascii="Consolas" w:eastAsia="Times New Roman" w:hAnsi="Consolas" w:cs="Times New Roman"/>
+          <w:color w:val="000000"/>
+          <w:sz w:val="21"/>
+          <w:szCs w:val="21"/>
+          <w:lang w:eastAsia="cs-CZ"/>
+        </w:rPr>
+      </w:pPr>
+      <w:r>
+        <w:rPr>
+          <w:rFonts w:ascii="Consolas" w:eastAsia="Times New Roman" w:hAnsi="Consolas" w:cs="Times New Roman"/>
+          <w:color w:val="000000"/>
+          <w:sz w:val="21"/>
+          <w:szCs w:val="21"/>
+          <w:lang w:eastAsia="cs-CZ"/>
+        </w:rPr>
+        <w:t>    {</w:t>
+      </w:r>
+    </w:p>
+    <w:p>
+      <w:pPr>
+        <w:shd w:val="clear" w:color="auto" w:fill="D9D9D9" w:themeFill="background1" w:themeFillShade="D9"/>
+        <w:spacing w:after="0" w:line="285" w:lineRule="atLeast"/>
+        <w:jc w:val="left"/>
+        <w:rPr>
+          <w:rFonts w:ascii="Consolas" w:eastAsia="Times New Roman" w:hAnsi="Consolas" w:cs="Times New Roman"/>
+          <w:color w:val="000000"/>
+          <w:sz w:val="21"/>
+          <w:szCs w:val="21"/>
+          <w:lang w:eastAsia="cs-CZ"/>
+        </w:rPr>
+      </w:pPr>
+      <w:r>
+        <w:rPr>
+          <w:rFonts w:ascii="Consolas" w:eastAsia="Times New Roman" w:hAnsi="Consolas" w:cs="Times New Roman"/>
+          <w:color w:val="000000"/>
+          <w:sz w:val="21"/>
+          <w:szCs w:val="21"/>
+          <w:lang w:eastAsia="cs-CZ"/>
+        </w:rPr>
+        <w:t xml:space="preserve">        </w:t>
+      </w:r>
+      <w:r>
+        <w:rPr>
+          <w:rFonts w:ascii="Consolas" w:eastAsia="Times New Roman" w:hAnsi="Consolas" w:cs="Times New Roman"/>
+          <w:color w:val="0000FF"/>
+          <w:sz w:val="21"/>
+          <w:szCs w:val="21"/>
+          <w:lang w:eastAsia="cs-CZ"/>
+        </w:rPr>
+        <w:t>if</w:t>
+      </w:r>
+      <w:r>
+        <w:rPr>
+          <w:rFonts w:ascii="Consolas" w:eastAsia="Times New Roman" w:hAnsi="Consolas" w:cs="Times New Roman"/>
+          <w:color w:val="000000"/>
+          <w:sz w:val="21"/>
+          <w:szCs w:val="21"/>
+          <w:lang w:eastAsia="cs-CZ"/>
+        </w:rPr>
+        <w:t xml:space="preserve"> (</w:t>
+      </w:r>
+      <w:proofErr w:type="gramStart"/>
+      <w:r>
+        <w:rPr>
+          <w:rFonts w:ascii="Consolas" w:eastAsia="Times New Roman" w:hAnsi="Consolas" w:cs="Times New Roman"/>
+          <w:color w:val="000000"/>
+          <w:sz w:val="21"/>
+          <w:szCs w:val="21"/>
+          <w:lang w:eastAsia="cs-CZ"/>
+        </w:rPr>
+        <w:t>context.performed</w:t>
+      </w:r>
+      <w:proofErr w:type="gramEnd"/>
+      <w:r>
+        <w:rPr>
+          <w:rFonts w:ascii="Consolas" w:eastAsia="Times New Roman" w:hAnsi="Consolas" w:cs="Times New Roman"/>
+          <w:color w:val="000000"/>
+          <w:sz w:val="21"/>
+          <w:szCs w:val="21"/>
+          <w:lang w:eastAsia="cs-CZ"/>
+        </w:rPr>
+        <w:t>)</w:t>
+      </w:r>
+    </w:p>
+    <w:p>
+      <w:pPr>
+        <w:shd w:val="clear" w:color="auto" w:fill="D9D9D9" w:themeFill="background1" w:themeFillShade="D9"/>
+        <w:spacing w:after="0" w:line="285" w:lineRule="atLeast"/>
+        <w:jc w:val="left"/>
+        <w:rPr>
+          <w:rFonts w:ascii="Consolas" w:eastAsia="Times New Roman" w:hAnsi="Consolas" w:cs="Times New Roman"/>
+          <w:color w:val="000000"/>
+          <w:sz w:val="21"/>
+          <w:szCs w:val="21"/>
+          <w:lang w:eastAsia="cs-CZ"/>
+        </w:rPr>
+      </w:pPr>
+      <w:r>
+        <w:rPr>
+          <w:rFonts w:ascii="Consolas" w:eastAsia="Times New Roman" w:hAnsi="Consolas" w:cs="Times New Roman"/>
+          <w:color w:val="000000"/>
+          <w:sz w:val="21"/>
+          <w:szCs w:val="21"/>
+          <w:lang w:eastAsia="cs-CZ"/>
+        </w:rPr>
+        <w:t>        {</w:t>
+      </w:r>
+    </w:p>
+    <w:p>
+      <w:pPr>
+        <w:shd w:val="clear" w:color="auto" w:fill="D9D9D9" w:themeFill="background1" w:themeFillShade="D9"/>
+        <w:spacing w:after="0" w:line="285" w:lineRule="atLeast"/>
+        <w:jc w:val="left"/>
+        <w:rPr>
+          <w:rFonts w:ascii="Consolas" w:eastAsia="Times New Roman" w:hAnsi="Consolas" w:cs="Times New Roman"/>
+          <w:color w:val="000000"/>
+          <w:sz w:val="21"/>
+          <w:szCs w:val="21"/>
+          <w:lang w:eastAsia="cs-CZ"/>
+        </w:rPr>
+      </w:pPr>
+      <w:r>
+        <w:rPr>
+          <w:rFonts w:ascii="Consolas" w:eastAsia="Times New Roman" w:hAnsi="Consolas" w:cs="Times New Roman"/>
+          <w:color w:val="000000"/>
+          <w:sz w:val="21"/>
+          <w:szCs w:val="21"/>
+          <w:lang w:eastAsia="cs-CZ"/>
+        </w:rPr>
+        <w:t xml:space="preserve">            isAimCameraActive </w:t>
+      </w:r>
+      <w:proofErr w:type="gramStart"/>
+      <w:r>
+        <w:rPr>
+          <w:rFonts w:ascii="Consolas" w:eastAsia="Times New Roman" w:hAnsi="Consolas" w:cs="Times New Roman"/>
+          <w:color w:val="000000"/>
+          <w:sz w:val="21"/>
+          <w:szCs w:val="21"/>
+          <w:lang w:eastAsia="cs-CZ"/>
+        </w:rPr>
+        <w:t>= !isAimCameraActive</w:t>
+      </w:r>
+      <w:proofErr w:type="gramEnd"/>
+      <w:r>
+        <w:rPr>
+          <w:rFonts w:ascii="Consolas" w:eastAsia="Times New Roman" w:hAnsi="Consolas" w:cs="Times New Roman"/>
+          <w:color w:val="000000"/>
+          <w:sz w:val="21"/>
+          <w:szCs w:val="21"/>
+          <w:lang w:eastAsia="cs-CZ"/>
+        </w:rPr>
+        <w:t>;</w:t>
+      </w:r>
+    </w:p>
+    <w:p>
+      <w:pPr>
+        <w:shd w:val="clear" w:color="auto" w:fill="D9D9D9" w:themeFill="background1" w:themeFillShade="D9"/>
+        <w:spacing w:after="0" w:line="285" w:lineRule="atLeast"/>
+        <w:jc w:val="left"/>
+        <w:rPr>
+          <w:rFonts w:ascii="Consolas" w:eastAsia="Times New Roman" w:hAnsi="Consolas" w:cs="Times New Roman"/>
+          <w:color w:val="000000"/>
+          <w:sz w:val="21"/>
+          <w:szCs w:val="21"/>
+          <w:lang w:eastAsia="cs-CZ"/>
+        </w:rPr>
+      </w:pPr>
+      <w:r>
+        <w:rPr>
+          <w:rFonts w:ascii="Consolas" w:eastAsia="Times New Roman" w:hAnsi="Consolas" w:cs="Times New Roman"/>
+          <w:color w:val="000000"/>
+          <w:sz w:val="21"/>
+          <w:szCs w:val="21"/>
+          <w:lang w:eastAsia="cs-CZ"/>
+        </w:rPr>
+        <w:t xml:space="preserve">            </w:t>
+      </w:r>
+      <w:r>
+        <w:rPr>
+          <w:rFonts w:ascii="Consolas" w:eastAsia="Times New Roman" w:hAnsi="Consolas" w:cs="Times New Roman"/>
+          <w:color w:val="0000FF"/>
+          <w:sz w:val="21"/>
+          <w:szCs w:val="21"/>
+          <w:lang w:eastAsia="cs-CZ"/>
+        </w:rPr>
+        <w:t>if</w:t>
+      </w:r>
+      <w:r>
+        <w:rPr>
+          <w:rFonts w:ascii="Consolas" w:eastAsia="Times New Roman" w:hAnsi="Consolas" w:cs="Times New Roman"/>
+          <w:color w:val="000000"/>
+          <w:sz w:val="21"/>
+          <w:szCs w:val="21"/>
+          <w:lang w:eastAsia="cs-CZ"/>
+        </w:rPr>
+        <w:t xml:space="preserve"> (isAimCameraActive)</w:t>
+      </w:r>
+    </w:p>
+    <w:p>
+      <w:pPr>
+        <w:shd w:val="clear" w:color="auto" w:fill="D9D9D9" w:themeFill="background1" w:themeFillShade="D9"/>
+        <w:spacing w:after="0" w:line="285" w:lineRule="atLeast"/>
+        <w:jc w:val="left"/>
+        <w:rPr>
+          <w:rFonts w:ascii="Consolas" w:eastAsia="Times New Roman" w:hAnsi="Consolas" w:cs="Times New Roman"/>
+          <w:color w:val="000000"/>
+          <w:sz w:val="21"/>
+          <w:szCs w:val="21"/>
+          <w:lang w:eastAsia="cs-CZ"/>
+        </w:rPr>
+      </w:pPr>
+      <w:r>
+        <w:rPr>
+          <w:rFonts w:ascii="Consolas" w:eastAsia="Times New Roman" w:hAnsi="Consolas" w:cs="Times New Roman"/>
+          <w:color w:val="000000"/>
+          <w:sz w:val="21"/>
+          <w:szCs w:val="21"/>
+          <w:lang w:eastAsia="cs-CZ"/>
+        </w:rPr>
+        <w:t>            {</w:t>
+      </w:r>
+    </w:p>
+    <w:p>
+      <w:pPr>
+        <w:shd w:val="clear" w:color="auto" w:fill="D9D9D9" w:themeFill="background1" w:themeFillShade="D9"/>
+        <w:spacing w:after="0" w:line="285" w:lineRule="atLeast"/>
+        <w:jc w:val="left"/>
+        <w:rPr>
+          <w:rFonts w:ascii="Consolas" w:eastAsia="Times New Roman" w:hAnsi="Consolas" w:cs="Times New Roman"/>
+          <w:color w:val="000000"/>
+          <w:sz w:val="21"/>
+          <w:szCs w:val="21"/>
+          <w:lang w:eastAsia="cs-CZ"/>
+        </w:rPr>
+      </w:pPr>
+      <w:r>
+        <w:rPr>
+          <w:rFonts w:ascii="Consolas" w:eastAsia="Times New Roman" w:hAnsi="Consolas" w:cs="Times New Roman"/>
+          <w:color w:val="000000"/>
+          <w:sz w:val="21"/>
+          <w:szCs w:val="21"/>
+          <w:lang w:eastAsia="cs-CZ"/>
+        </w:rPr>
+        <w:t xml:space="preserve">                </w:t>
+      </w:r>
+      <w:proofErr w:type="gramStart"/>
+      <w:r>
+        <w:rPr>
+          <w:rFonts w:ascii="Consolas" w:eastAsia="Times New Roman" w:hAnsi="Consolas" w:cs="Times New Roman"/>
+          <w:color w:val="000000"/>
+          <w:sz w:val="21"/>
+          <w:szCs w:val="21"/>
+          <w:lang w:eastAsia="cs-CZ"/>
+        </w:rPr>
+        <w:t>SwitchToAimCamera(</w:t>
+      </w:r>
+      <w:proofErr w:type="gramEnd"/>
+      <w:r>
+        <w:rPr>
+          <w:rFonts w:ascii="Consolas" w:eastAsia="Times New Roman" w:hAnsi="Consolas" w:cs="Times New Roman"/>
+          <w:color w:val="000000"/>
+          <w:sz w:val="21"/>
+          <w:szCs w:val="21"/>
+          <w:lang w:eastAsia="cs-CZ"/>
+        </w:rPr>
+        <w:t>);</w:t>
+      </w:r>
+    </w:p>
+    <w:p>
+      <w:pPr>
+        <w:shd w:val="clear" w:color="auto" w:fill="D9D9D9" w:themeFill="background1" w:themeFillShade="D9"/>
+        <w:spacing w:after="0" w:line="285" w:lineRule="atLeast"/>
+        <w:jc w:val="left"/>
+        <w:rPr>
+          <w:rFonts w:ascii="Consolas" w:eastAsia="Times New Roman" w:hAnsi="Consolas" w:cs="Times New Roman"/>
+          <w:color w:val="000000"/>
+          <w:sz w:val="21"/>
+          <w:szCs w:val="21"/>
+          <w:lang w:eastAsia="cs-CZ"/>
+        </w:rPr>
+      </w:pPr>
+      <w:r>
+        <w:rPr>
+          <w:rFonts w:ascii="Consolas" w:eastAsia="Times New Roman" w:hAnsi="Consolas" w:cs="Times New Roman"/>
+          <w:color w:val="000000"/>
+          <w:sz w:val="21"/>
+          <w:szCs w:val="21"/>
+          <w:lang w:eastAsia="cs-CZ"/>
+        </w:rPr>
+        <w:t xml:space="preserve">                crossHair.enabled = </w:t>
+      </w:r>
+      <w:r>
+        <w:rPr>
+          <w:rFonts w:ascii="Consolas" w:eastAsia="Times New Roman" w:hAnsi="Consolas" w:cs="Times New Roman"/>
+          <w:color w:val="0000FF"/>
+          <w:sz w:val="21"/>
+          <w:szCs w:val="21"/>
+          <w:lang w:eastAsia="cs-CZ"/>
+        </w:rPr>
+        <w:t>true</w:t>
+      </w:r>
+      <w:r>
+        <w:rPr>
+          <w:rFonts w:ascii="Consolas" w:eastAsia="Times New Roman" w:hAnsi="Consolas" w:cs="Times New Roman"/>
+          <w:color w:val="000000"/>
+          <w:sz w:val="21"/>
+          <w:szCs w:val="21"/>
+          <w:lang w:eastAsia="cs-CZ"/>
+        </w:rPr>
+        <w:t>;</w:t>
+      </w:r>
+    </w:p>
+    <w:p>
+      <w:pPr>
+        <w:shd w:val="clear" w:color="auto" w:fill="D9D9D9" w:themeFill="background1" w:themeFillShade="D9"/>
+        <w:spacing w:after="0" w:line="285" w:lineRule="atLeast"/>
+        <w:jc w:val="left"/>
+        <w:rPr>
+          <w:rFonts w:ascii="Consolas" w:eastAsia="Times New Roman" w:hAnsi="Consolas" w:cs="Times New Roman"/>
+          <w:color w:val="000000"/>
+          <w:sz w:val="21"/>
+          <w:szCs w:val="21"/>
+          <w:lang w:eastAsia="cs-CZ"/>
+        </w:rPr>
+      </w:pPr>
+      <w:r>
+        <w:rPr>
+          <w:rFonts w:ascii="Consolas" w:eastAsia="Times New Roman" w:hAnsi="Consolas" w:cs="Times New Roman"/>
+          <w:color w:val="000000"/>
+          <w:sz w:val="21"/>
+          <w:szCs w:val="21"/>
+          <w:lang w:eastAsia="cs-CZ"/>
+        </w:rPr>
+        <w:t>            }</w:t>
+      </w:r>
+    </w:p>
+    <w:p>
+      <w:pPr>
+        <w:shd w:val="clear" w:color="auto" w:fill="D9D9D9" w:themeFill="background1" w:themeFillShade="D9"/>
+        <w:spacing w:after="0" w:line="285" w:lineRule="atLeast"/>
+        <w:jc w:val="left"/>
+        <w:rPr>
+          <w:rFonts w:ascii="Consolas" w:eastAsia="Times New Roman" w:hAnsi="Consolas" w:cs="Times New Roman"/>
+          <w:color w:val="000000"/>
+          <w:sz w:val="21"/>
+          <w:szCs w:val="21"/>
+          <w:lang w:eastAsia="cs-CZ"/>
+        </w:rPr>
+      </w:pPr>
+      <w:r>
+        <w:rPr>
+          <w:rFonts w:ascii="Consolas" w:eastAsia="Times New Roman" w:hAnsi="Consolas" w:cs="Times New Roman"/>
+          <w:color w:val="000000"/>
+          <w:sz w:val="21"/>
+          <w:szCs w:val="21"/>
+          <w:lang w:eastAsia="cs-CZ"/>
+        </w:rPr>
+        <w:t xml:space="preserve">            </w:t>
+      </w:r>
+      <w:r>
+        <w:rPr>
+          <w:rFonts w:ascii="Consolas" w:eastAsia="Times New Roman" w:hAnsi="Consolas" w:cs="Times New Roman"/>
+          <w:color w:val="0000FF"/>
+          <w:sz w:val="21"/>
+          <w:szCs w:val="21"/>
+          <w:lang w:eastAsia="cs-CZ"/>
+        </w:rPr>
+        <w:t>else</w:t>
+      </w:r>
+    </w:p>
+    <w:p>
+      <w:pPr>
+        <w:shd w:val="clear" w:color="auto" w:fill="D9D9D9" w:themeFill="background1" w:themeFillShade="D9"/>
+        <w:spacing w:after="0" w:line="285" w:lineRule="atLeast"/>
+        <w:jc w:val="left"/>
+        <w:rPr>
+          <w:rFonts w:ascii="Consolas" w:eastAsia="Times New Roman" w:hAnsi="Consolas" w:cs="Times New Roman"/>
+          <w:color w:val="000000"/>
+          <w:sz w:val="21"/>
+          <w:szCs w:val="21"/>
+          <w:lang w:eastAsia="cs-CZ"/>
+        </w:rPr>
+      </w:pPr>
+      <w:r>
+        <w:rPr>
+          <w:rFonts w:ascii="Consolas" w:eastAsia="Times New Roman" w:hAnsi="Consolas" w:cs="Times New Roman"/>
+          <w:color w:val="000000"/>
+          <w:sz w:val="21"/>
+          <w:szCs w:val="21"/>
+          <w:lang w:eastAsia="cs-CZ"/>
+        </w:rPr>
+        <w:t>            {</w:t>
+      </w:r>
+    </w:p>
+    <w:p>
+      <w:pPr>
+        <w:shd w:val="clear" w:color="auto" w:fill="D9D9D9" w:themeFill="background1" w:themeFillShade="D9"/>
+        <w:spacing w:after="0" w:line="285" w:lineRule="atLeast"/>
+        <w:jc w:val="left"/>
+        <w:rPr>
+          <w:rFonts w:ascii="Consolas" w:eastAsia="Times New Roman" w:hAnsi="Consolas" w:cs="Times New Roman"/>
+          <w:color w:val="000000"/>
+          <w:sz w:val="21"/>
+          <w:szCs w:val="21"/>
+          <w:lang w:eastAsia="cs-CZ"/>
+        </w:rPr>
+      </w:pPr>
+      <w:r>
+        <w:rPr>
+          <w:rFonts w:ascii="Consolas" w:eastAsia="Times New Roman" w:hAnsi="Consolas" w:cs="Times New Roman"/>
+          <w:color w:val="000000"/>
+          <w:sz w:val="21"/>
+          <w:szCs w:val="21"/>
+          <w:lang w:eastAsia="cs-CZ"/>
+        </w:rPr>
+        <w:t xml:space="preserve">                </w:t>
+      </w:r>
+      <w:proofErr w:type="gramStart"/>
+      <w:r>
+        <w:rPr>
+          <w:rFonts w:ascii="Consolas" w:eastAsia="Times New Roman" w:hAnsi="Consolas" w:cs="Times New Roman"/>
+          <w:color w:val="000000"/>
+          <w:sz w:val="21"/>
+          <w:szCs w:val="21"/>
+          <w:lang w:eastAsia="cs-CZ"/>
+        </w:rPr>
+        <w:t>SwitchToDefaultCamera(</w:t>
+      </w:r>
+      <w:proofErr w:type="gramEnd"/>
+      <w:r>
+        <w:rPr>
+          <w:rFonts w:ascii="Consolas" w:eastAsia="Times New Roman" w:hAnsi="Consolas" w:cs="Times New Roman"/>
+          <w:color w:val="000000"/>
+          <w:sz w:val="21"/>
+          <w:szCs w:val="21"/>
+          <w:lang w:eastAsia="cs-CZ"/>
+        </w:rPr>
+        <w:t>);</w:t>
+      </w:r>
+    </w:p>
+    <w:p>
+      <w:pPr>
+        <w:shd w:val="clear" w:color="auto" w:fill="D9D9D9" w:themeFill="background1" w:themeFillShade="D9"/>
+        <w:spacing w:after="0" w:line="285" w:lineRule="atLeast"/>
+        <w:jc w:val="left"/>
+        <w:rPr>
+          <w:rFonts w:ascii="Consolas" w:eastAsia="Times New Roman" w:hAnsi="Consolas" w:cs="Times New Roman"/>
+          <w:color w:val="000000"/>
+          <w:sz w:val="21"/>
+          <w:szCs w:val="21"/>
+          <w:lang w:eastAsia="cs-CZ"/>
+        </w:rPr>
+      </w:pPr>
+      <w:r>
+        <w:rPr>
+          <w:rFonts w:ascii="Consolas" w:eastAsia="Times New Roman" w:hAnsi="Consolas" w:cs="Times New Roman"/>
+          <w:color w:val="000000"/>
+          <w:sz w:val="21"/>
+          <w:szCs w:val="21"/>
+          <w:lang w:eastAsia="cs-CZ"/>
+        </w:rPr>
+        <w:t xml:space="preserve">                crossHair.enabled = </w:t>
+      </w:r>
+      <w:r>
+        <w:rPr>
+          <w:rFonts w:ascii="Consolas" w:eastAsia="Times New Roman" w:hAnsi="Consolas" w:cs="Times New Roman"/>
+          <w:color w:val="0000FF"/>
+          <w:sz w:val="21"/>
+          <w:szCs w:val="21"/>
+          <w:lang w:eastAsia="cs-CZ"/>
+        </w:rPr>
+        <w:t>false</w:t>
+      </w:r>
+      <w:r>
+        <w:rPr>
+          <w:rFonts w:ascii="Consolas" w:eastAsia="Times New Roman" w:hAnsi="Consolas" w:cs="Times New Roman"/>
+          <w:color w:val="000000"/>
+          <w:sz w:val="21"/>
+          <w:szCs w:val="21"/>
+          <w:lang w:eastAsia="cs-CZ"/>
+        </w:rPr>
+        <w:t>;</w:t>
+      </w:r>
+    </w:p>
+    <w:p>
+      <w:pPr>
+        <w:shd w:val="clear" w:color="auto" w:fill="D9D9D9" w:themeFill="background1" w:themeFillShade="D9"/>
+        <w:spacing w:after="0" w:line="285" w:lineRule="atLeast"/>
+        <w:jc w:val="left"/>
+        <w:rPr>
+          <w:rFonts w:ascii="Consolas" w:eastAsia="Times New Roman" w:hAnsi="Consolas" w:cs="Times New Roman"/>
+          <w:color w:val="000000"/>
+          <w:sz w:val="21"/>
+          <w:szCs w:val="21"/>
+          <w:lang w:eastAsia="cs-CZ"/>
+        </w:rPr>
+      </w:pPr>
+      <w:r>
+        <w:rPr>
+          <w:rFonts w:ascii="Consolas" w:eastAsia="Times New Roman" w:hAnsi="Consolas" w:cs="Times New Roman"/>
+          <w:color w:val="000000"/>
+          <w:sz w:val="21"/>
+          <w:szCs w:val="21"/>
+          <w:lang w:eastAsia="cs-CZ"/>
+        </w:rPr>
+        <w:t>            }</w:t>
+      </w:r>
+    </w:p>
+    <w:p>
+      <w:pPr>
+        <w:shd w:val="clear" w:color="auto" w:fill="D9D9D9" w:themeFill="background1" w:themeFillShade="D9"/>
+        <w:spacing w:after="0" w:line="285" w:lineRule="atLeast"/>
+        <w:jc w:val="left"/>
+        <w:rPr>
+          <w:rFonts w:ascii="Consolas" w:eastAsia="Times New Roman" w:hAnsi="Consolas" w:cs="Times New Roman"/>
+          <w:color w:val="000000"/>
+          <w:sz w:val="21"/>
+          <w:szCs w:val="21"/>
+          <w:lang w:eastAsia="cs-CZ"/>
+        </w:rPr>
+      </w:pPr>
+      <w:r>
+        <w:rPr>
+          <w:rFonts w:ascii="Consolas" w:eastAsia="Times New Roman" w:hAnsi="Consolas" w:cs="Times New Roman"/>
+          <w:color w:val="000000"/>
+          <w:sz w:val="21"/>
+          <w:szCs w:val="21"/>
+          <w:lang w:eastAsia="cs-CZ"/>
+        </w:rPr>
+        <w:t>        }</w:t>
+      </w:r>
+    </w:p>
+    <w:p>
+      <w:pPr>
+        <w:shd w:val="clear" w:color="auto" w:fill="D9D9D9" w:themeFill="background1" w:themeFillShade="D9"/>
+        <w:spacing w:after="0" w:line="285" w:lineRule="atLeast"/>
+        <w:jc w:val="left"/>
+        <w:rPr>
+          <w:rFonts w:ascii="Consolas" w:eastAsia="Times New Roman" w:hAnsi="Consolas" w:cs="Times New Roman"/>
+          <w:color w:val="000000"/>
+          <w:sz w:val="21"/>
+          <w:szCs w:val="21"/>
+          <w:lang w:eastAsia="cs-CZ"/>
+        </w:rPr>
+      </w:pPr>
+      <w:r>
+        <w:rPr>
+          <w:rFonts w:ascii="Consolas" w:eastAsia="Times New Roman" w:hAnsi="Consolas" w:cs="Times New Roman"/>
+          <w:color w:val="000000"/>
+          <w:sz w:val="21"/>
+          <w:szCs w:val="21"/>
+          <w:lang w:eastAsia="cs-CZ"/>
+        </w:rPr>
+        <w:t>    }</w:t>
+      </w:r>
+    </w:p>
+    <w:p>
+      <w:pPr>
+        <w:pStyle w:val="Titulek"/>
+        <w:rPr>
+          <w:rFonts w:ascii="Cascadia Mono" w:hAnsi="Cascadia Mono" w:cs="Cascadia Mono"/>
+          <w:color w:val="FFD702"/>
+          <w:sz w:val="19"/>
+          <w:szCs w:val="19"/>
+          <w:highlight w:val="white"/>
+        </w:rPr>
+      </w:pPr>
+      <w:bookmarkStart w:id="31" w:name="_Toc187343143"/>
+      <w:r>
+        <w:t xml:space="preserve">Obrázek </w:t>
+      </w:r>
+      <w:r>
+        <w:fldChar w:fldCharType="begin"/>
+      </w:r>
+      <w:r>
+        <w:instrText xml:space="preserve"> SEQ Obrázek \* ARABIC </w:instrText>
+      </w:r>
+      <w:r>
+        <w:fldChar w:fldCharType="separate"/>
+      </w:r>
+      <w:r>
+        <w:rPr>
+          <w:noProof/>
+        </w:rPr>
+        <w:t>11</w:t>
+      </w:r>
+      <w:r>
+        <w:fldChar w:fldCharType="end"/>
+      </w:r>
+      <w:r>
+        <w:t xml:space="preserve"> </w:t>
+      </w:r>
+      <w:r>
+        <w:t>|</w:t>
+      </w:r>
+      <w:r>
+        <w:t xml:space="preserve"> Výměna </w:t>
+      </w:r>
+      <w:proofErr w:type="gramStart"/>
+      <w:r>
+        <w:t>kamer - Část</w:t>
+      </w:r>
+      <w:proofErr w:type="gramEnd"/>
+      <w:r>
+        <w:t>: Metody</w:t>
+      </w:r>
+      <w:bookmarkEnd w:id="31"/>
+      <w:r>
+        <w:rPr>
+          <w:rFonts w:ascii="Cascadia Mono" w:hAnsi="Cascadia Mono" w:cs="Cascadia Mono"/>
+          <w:color w:val="FFD702"/>
+          <w:sz w:val="19"/>
+          <w:szCs w:val="19"/>
+          <w:highlight w:val="white"/>
+        </w:rPr>
+        <w:br w:type="page"/>
+      </w:r>
+    </w:p>
+    <w:p>
+      <w:pPr>
+        <w:jc w:val="left"/>
+        <w:rPr>
+          <w:rFonts w:cstheme="minorHAnsi"/>
+          <w:color w:val="000000" w:themeColor="text1"/>
+          <w:highlight w:val="white"/>
+        </w:rPr>
+      </w:pPr>
+      <w:r>
+        <w:rPr>
+          <w:rFonts w:cstheme="minorHAnsi"/>
+          <w:color w:val="FFD702"/>
+          <w:highlight w:val="white"/>
+        </w:rPr>
+        <w:lastRenderedPageBreak/>
+        <w:tab/>
+      </w:r>
+      <w:r>
+        <w:rPr>
+          <w:rFonts w:cstheme="minorHAnsi"/>
+          <w:color w:val="000000" w:themeColor="text1"/>
+          <w:highlight w:val="white"/>
+        </w:rPr>
+        <w:t xml:space="preserve">Nacházíme se téměř na konci celého scriptu. Najdeme zde metodu </w:t>
+      </w:r>
+      <w:r>
+        <w:rPr>
+          <w:rFonts w:cstheme="minorHAnsi"/>
+          <w:b/>
+          <w:bCs/>
+          <w:color w:val="000000" w:themeColor="text1"/>
+          <w:highlight w:val="white"/>
+        </w:rPr>
+        <w:t>SwitchToAimCamera</w:t>
+      </w:r>
+      <w:r>
+        <w:rPr>
+          <w:rFonts w:cstheme="minorHAnsi"/>
+          <w:color w:val="000000" w:themeColor="text1"/>
+          <w:highlight w:val="white"/>
+        </w:rPr>
+        <w:t xml:space="preserve">, tato metoda kontroluje, pokud obě kamery existuji a pote zvýší prioritu mířicí kameře a sníží ji té hlavní. Hned pod touho metodou se nachází metoda </w:t>
+      </w:r>
+      <w:proofErr w:type="gramStart"/>
+      <w:r>
+        <w:rPr>
+          <w:rFonts w:cstheme="minorHAnsi"/>
+          <w:b/>
+          <w:bCs/>
+          <w:color w:val="000000" w:themeColor="text1"/>
+          <w:highlight w:val="white"/>
+        </w:rPr>
+        <w:t>SwitchTo</w:t>
+      </w:r>
+      <w:r>
+        <w:rPr>
+          <w:rFonts w:cstheme="minorHAnsi"/>
+          <w:b/>
+          <w:bCs/>
+          <w:color w:val="000000" w:themeColor="text1"/>
+          <w:highlight w:val="white"/>
+        </w:rPr>
+        <w:t>Defaul</w:t>
+      </w:r>
+      <w:r>
+        <w:rPr>
+          <w:rFonts w:cstheme="minorHAnsi"/>
+          <w:b/>
+          <w:bCs/>
+          <w:color w:val="000000" w:themeColor="text1"/>
+          <w:highlight w:val="white"/>
+        </w:rPr>
+        <w:t>Camera</w:t>
+      </w:r>
+      <w:proofErr w:type="gramEnd"/>
+      <w:r>
+        <w:rPr>
+          <w:rFonts w:cstheme="minorHAnsi"/>
+          <w:color w:val="000000" w:themeColor="text1"/>
+          <w:highlight w:val="white"/>
+        </w:rPr>
+        <w:t xml:space="preserve"> která naopak snižuje prioritu mířicí kamery a zvyšuje ji kameře hlavní.</w:t>
+      </w:r>
+    </w:p>
+    <w:p>
+      <w:pPr>
+        <w:shd w:val="clear" w:color="auto" w:fill="D9D9D9" w:themeFill="background1" w:themeFillShade="D9"/>
+        <w:spacing w:after="0" w:line="285" w:lineRule="atLeast"/>
+        <w:jc w:val="left"/>
+        <w:rPr>
+          <w:rFonts w:ascii="Consolas" w:eastAsia="Times New Roman" w:hAnsi="Consolas" w:cs="Times New Roman"/>
+          <w:color w:val="000000"/>
+          <w:sz w:val="21"/>
+          <w:szCs w:val="21"/>
+          <w:lang w:eastAsia="cs-CZ"/>
+        </w:rPr>
+      </w:pPr>
+      <w:r>
+        <w:rPr>
+          <w:rFonts w:ascii="Consolas" w:eastAsia="Times New Roman" w:hAnsi="Consolas" w:cs="Times New Roman"/>
+          <w:color w:val="0000FF"/>
+          <w:sz w:val="21"/>
+          <w:szCs w:val="21"/>
+          <w:lang w:eastAsia="cs-CZ"/>
+        </w:rPr>
+        <w:t xml:space="preserve">    </w:t>
+      </w:r>
+      <w:r>
+        <w:rPr>
+          <w:rFonts w:ascii="Consolas" w:eastAsia="Times New Roman" w:hAnsi="Consolas" w:cs="Times New Roman"/>
+          <w:color w:val="0000FF"/>
+          <w:sz w:val="21"/>
+          <w:szCs w:val="21"/>
+          <w:lang w:eastAsia="cs-CZ"/>
+        </w:rPr>
+        <w:t>private</w:t>
+      </w:r>
+      <w:r>
+        <w:rPr>
+          <w:rFonts w:ascii="Consolas" w:eastAsia="Times New Roman" w:hAnsi="Consolas" w:cs="Times New Roman"/>
+          <w:color w:val="000000"/>
+          <w:sz w:val="21"/>
+          <w:szCs w:val="21"/>
+          <w:lang w:eastAsia="cs-CZ"/>
+        </w:rPr>
+        <w:t xml:space="preserve"> </w:t>
+      </w:r>
+      <w:r>
+        <w:rPr>
+          <w:rFonts w:ascii="Consolas" w:eastAsia="Times New Roman" w:hAnsi="Consolas" w:cs="Times New Roman"/>
+          <w:color w:val="0000FF"/>
+          <w:sz w:val="21"/>
+          <w:szCs w:val="21"/>
+          <w:lang w:eastAsia="cs-CZ"/>
+        </w:rPr>
+        <w:t>void</w:t>
+      </w:r>
+      <w:r>
+        <w:rPr>
+          <w:rFonts w:ascii="Consolas" w:eastAsia="Times New Roman" w:hAnsi="Consolas" w:cs="Times New Roman"/>
+          <w:color w:val="000000"/>
+          <w:sz w:val="21"/>
+          <w:szCs w:val="21"/>
+          <w:lang w:eastAsia="cs-CZ"/>
+        </w:rPr>
+        <w:t xml:space="preserve"> </w:t>
+      </w:r>
+      <w:proofErr w:type="gramStart"/>
+      <w:r>
+        <w:rPr>
+          <w:rFonts w:ascii="Consolas" w:eastAsia="Times New Roman" w:hAnsi="Consolas" w:cs="Times New Roman"/>
+          <w:color w:val="000000"/>
+          <w:sz w:val="21"/>
+          <w:szCs w:val="21"/>
+          <w:lang w:eastAsia="cs-CZ"/>
+        </w:rPr>
+        <w:t>SwitchToAimCamera(</w:t>
+      </w:r>
+      <w:proofErr w:type="gramEnd"/>
+      <w:r>
+        <w:rPr>
+          <w:rFonts w:ascii="Consolas" w:eastAsia="Times New Roman" w:hAnsi="Consolas" w:cs="Times New Roman"/>
+          <w:color w:val="000000"/>
+          <w:sz w:val="21"/>
+          <w:szCs w:val="21"/>
+          <w:lang w:eastAsia="cs-CZ"/>
+        </w:rPr>
+        <w:t>)</w:t>
+      </w:r>
+    </w:p>
+    <w:p>
+      <w:pPr>
+        <w:shd w:val="clear" w:color="auto" w:fill="D9D9D9" w:themeFill="background1" w:themeFillShade="D9"/>
+        <w:spacing w:after="0" w:line="285" w:lineRule="atLeast"/>
+        <w:jc w:val="left"/>
+        <w:rPr>
+          <w:rFonts w:ascii="Consolas" w:eastAsia="Times New Roman" w:hAnsi="Consolas" w:cs="Times New Roman"/>
+          <w:color w:val="000000"/>
+          <w:sz w:val="21"/>
+          <w:szCs w:val="21"/>
+          <w:lang w:eastAsia="cs-CZ"/>
+        </w:rPr>
+      </w:pPr>
+      <w:r>
+        <w:rPr>
+          <w:rFonts w:ascii="Consolas" w:eastAsia="Times New Roman" w:hAnsi="Consolas" w:cs="Times New Roman"/>
+          <w:color w:val="000000"/>
+          <w:sz w:val="21"/>
+          <w:szCs w:val="21"/>
+          <w:lang w:eastAsia="cs-CZ"/>
+        </w:rPr>
+        <w:t>    {</w:t>
+      </w:r>
+    </w:p>
+    <w:p>
+      <w:pPr>
+        <w:shd w:val="clear" w:color="auto" w:fill="D9D9D9" w:themeFill="background1" w:themeFillShade="D9"/>
+        <w:spacing w:after="0" w:line="285" w:lineRule="atLeast"/>
+        <w:jc w:val="left"/>
+        <w:rPr>
+          <w:rFonts w:ascii="Consolas" w:eastAsia="Times New Roman" w:hAnsi="Consolas" w:cs="Times New Roman"/>
+          <w:color w:val="000000"/>
+          <w:sz w:val="21"/>
+          <w:szCs w:val="21"/>
+          <w:lang w:eastAsia="cs-CZ"/>
+        </w:rPr>
+      </w:pPr>
+      <w:r>
+        <w:rPr>
+          <w:rFonts w:ascii="Consolas" w:eastAsia="Times New Roman" w:hAnsi="Consolas" w:cs="Times New Roman"/>
+          <w:color w:val="000000"/>
+          <w:sz w:val="21"/>
+          <w:szCs w:val="21"/>
+          <w:lang w:eastAsia="cs-CZ"/>
+        </w:rPr>
+        <w:t xml:space="preserve">        </w:t>
+      </w:r>
+      <w:r>
+        <w:rPr>
+          <w:rFonts w:ascii="Consolas" w:eastAsia="Times New Roman" w:hAnsi="Consolas" w:cs="Times New Roman"/>
+          <w:color w:val="0000FF"/>
+          <w:sz w:val="21"/>
+          <w:szCs w:val="21"/>
+          <w:lang w:eastAsia="cs-CZ"/>
+        </w:rPr>
+        <w:t>if</w:t>
+      </w:r>
+      <w:r>
+        <w:rPr>
+          <w:rFonts w:ascii="Consolas" w:eastAsia="Times New Roman" w:hAnsi="Consolas" w:cs="Times New Roman"/>
+          <w:color w:val="000000"/>
+          <w:sz w:val="21"/>
+          <w:szCs w:val="21"/>
+          <w:lang w:eastAsia="cs-CZ"/>
+        </w:rPr>
+        <w:t xml:space="preserve"> (vcam &amp;&amp; aimcam)</w:t>
+      </w:r>
+    </w:p>
+    <w:p>
+      <w:pPr>
+        <w:shd w:val="clear" w:color="auto" w:fill="D9D9D9" w:themeFill="background1" w:themeFillShade="D9"/>
+        <w:spacing w:after="0" w:line="285" w:lineRule="atLeast"/>
+        <w:jc w:val="left"/>
+        <w:rPr>
+          <w:rFonts w:ascii="Consolas" w:eastAsia="Times New Roman" w:hAnsi="Consolas" w:cs="Times New Roman"/>
+          <w:color w:val="000000"/>
+          <w:sz w:val="21"/>
+          <w:szCs w:val="21"/>
+          <w:lang w:eastAsia="cs-CZ"/>
+        </w:rPr>
+      </w:pPr>
+      <w:r>
+        <w:rPr>
+          <w:rFonts w:ascii="Consolas" w:eastAsia="Times New Roman" w:hAnsi="Consolas" w:cs="Times New Roman"/>
+          <w:color w:val="000000"/>
+          <w:sz w:val="21"/>
+          <w:szCs w:val="21"/>
+          <w:lang w:eastAsia="cs-CZ"/>
+        </w:rPr>
+        <w:t>        {</w:t>
+      </w:r>
+    </w:p>
+    <w:p>
+      <w:pPr>
+        <w:shd w:val="clear" w:color="auto" w:fill="D9D9D9" w:themeFill="background1" w:themeFillShade="D9"/>
+        <w:spacing w:after="0" w:line="285" w:lineRule="atLeast"/>
+        <w:jc w:val="left"/>
+        <w:rPr>
+          <w:rFonts w:ascii="Consolas" w:eastAsia="Times New Roman" w:hAnsi="Consolas" w:cs="Times New Roman"/>
+          <w:color w:val="000000"/>
+          <w:sz w:val="21"/>
+          <w:szCs w:val="21"/>
+          <w:lang w:eastAsia="cs-CZ"/>
+        </w:rPr>
+      </w:pPr>
+      <w:r>
+        <w:rPr>
+          <w:rFonts w:ascii="Consolas" w:eastAsia="Times New Roman" w:hAnsi="Consolas" w:cs="Times New Roman"/>
+          <w:color w:val="000000"/>
+          <w:sz w:val="21"/>
+          <w:szCs w:val="21"/>
+          <w:lang w:eastAsia="cs-CZ"/>
+        </w:rPr>
+        <w:t xml:space="preserve">            </w:t>
+      </w:r>
+      <w:proofErr w:type="gramStart"/>
+      <w:r>
+        <w:rPr>
+          <w:rFonts w:ascii="Consolas" w:eastAsia="Times New Roman" w:hAnsi="Consolas" w:cs="Times New Roman"/>
+          <w:color w:val="000000"/>
+          <w:sz w:val="21"/>
+          <w:szCs w:val="21"/>
+          <w:lang w:eastAsia="cs-CZ"/>
+        </w:rPr>
+        <w:t>vcam.Priority</w:t>
+      </w:r>
+      <w:proofErr w:type="gramEnd"/>
+      <w:r>
+        <w:rPr>
+          <w:rFonts w:ascii="Consolas" w:eastAsia="Times New Roman" w:hAnsi="Consolas" w:cs="Times New Roman"/>
+          <w:color w:val="000000"/>
+          <w:sz w:val="21"/>
+          <w:szCs w:val="21"/>
+          <w:lang w:eastAsia="cs-CZ"/>
+        </w:rPr>
+        <w:t xml:space="preserve"> = </w:t>
+      </w:r>
+      <w:r>
+        <w:rPr>
+          <w:rFonts w:ascii="Consolas" w:eastAsia="Times New Roman" w:hAnsi="Consolas" w:cs="Times New Roman"/>
+          <w:color w:val="098658"/>
+          <w:sz w:val="21"/>
+          <w:szCs w:val="21"/>
+          <w:lang w:eastAsia="cs-CZ"/>
+        </w:rPr>
+        <w:t>0</w:t>
+      </w:r>
+      <w:r>
+        <w:rPr>
+          <w:rFonts w:ascii="Consolas" w:eastAsia="Times New Roman" w:hAnsi="Consolas" w:cs="Times New Roman"/>
+          <w:color w:val="000000"/>
+          <w:sz w:val="21"/>
+          <w:szCs w:val="21"/>
+          <w:lang w:eastAsia="cs-CZ"/>
+        </w:rPr>
+        <w:t>;</w:t>
+      </w:r>
+    </w:p>
+    <w:p>
+      <w:pPr>
+        <w:shd w:val="clear" w:color="auto" w:fill="D9D9D9" w:themeFill="background1" w:themeFillShade="D9"/>
+        <w:spacing w:after="0" w:line="285" w:lineRule="atLeast"/>
+        <w:jc w:val="left"/>
+        <w:rPr>
+          <w:rFonts w:ascii="Consolas" w:eastAsia="Times New Roman" w:hAnsi="Consolas" w:cs="Times New Roman"/>
+          <w:color w:val="000000"/>
+          <w:sz w:val="21"/>
+          <w:szCs w:val="21"/>
+          <w:lang w:eastAsia="cs-CZ"/>
+        </w:rPr>
+      </w:pPr>
+      <w:r>
+        <w:rPr>
+          <w:rFonts w:ascii="Consolas" w:eastAsia="Times New Roman" w:hAnsi="Consolas" w:cs="Times New Roman"/>
+          <w:color w:val="000000"/>
+          <w:sz w:val="21"/>
+          <w:szCs w:val="21"/>
+          <w:lang w:eastAsia="cs-CZ"/>
+        </w:rPr>
+        <w:t xml:space="preserve">            </w:t>
+      </w:r>
+      <w:proofErr w:type="gramStart"/>
+      <w:r>
+        <w:rPr>
+          <w:rFonts w:ascii="Consolas" w:eastAsia="Times New Roman" w:hAnsi="Consolas" w:cs="Times New Roman"/>
+          <w:color w:val="000000"/>
+          <w:sz w:val="21"/>
+          <w:szCs w:val="21"/>
+          <w:lang w:eastAsia="cs-CZ"/>
+        </w:rPr>
+        <w:t>aimcam.Priority</w:t>
+      </w:r>
+      <w:proofErr w:type="gramEnd"/>
+      <w:r>
+        <w:rPr>
+          <w:rFonts w:ascii="Consolas" w:eastAsia="Times New Roman" w:hAnsi="Consolas" w:cs="Times New Roman"/>
+          <w:color w:val="000000"/>
+          <w:sz w:val="21"/>
+          <w:szCs w:val="21"/>
+          <w:lang w:eastAsia="cs-CZ"/>
+        </w:rPr>
+        <w:t xml:space="preserve"> = </w:t>
+      </w:r>
+      <w:r>
+        <w:rPr>
+          <w:rFonts w:ascii="Consolas" w:eastAsia="Times New Roman" w:hAnsi="Consolas" w:cs="Times New Roman"/>
+          <w:color w:val="098658"/>
+          <w:sz w:val="21"/>
+          <w:szCs w:val="21"/>
+          <w:lang w:eastAsia="cs-CZ"/>
+        </w:rPr>
+        <w:t>1</w:t>
+      </w:r>
+      <w:r>
+        <w:rPr>
+          <w:rFonts w:ascii="Consolas" w:eastAsia="Times New Roman" w:hAnsi="Consolas" w:cs="Times New Roman"/>
+          <w:color w:val="000000"/>
+          <w:sz w:val="21"/>
+          <w:szCs w:val="21"/>
+          <w:lang w:eastAsia="cs-CZ"/>
+        </w:rPr>
+        <w:t>;</w:t>
+      </w:r>
+    </w:p>
+    <w:p>
+      <w:pPr>
+        <w:shd w:val="clear" w:color="auto" w:fill="D9D9D9" w:themeFill="background1" w:themeFillShade="D9"/>
+        <w:spacing w:after="0" w:line="285" w:lineRule="atLeast"/>
+        <w:jc w:val="left"/>
+        <w:rPr>
+          <w:rFonts w:ascii="Consolas" w:eastAsia="Times New Roman" w:hAnsi="Consolas" w:cs="Times New Roman"/>
+          <w:color w:val="000000"/>
+          <w:sz w:val="21"/>
+          <w:szCs w:val="21"/>
+          <w:lang w:eastAsia="cs-CZ"/>
+        </w:rPr>
+      </w:pPr>
+      <w:r>
+        <w:rPr>
+          <w:rFonts w:ascii="Consolas" w:eastAsia="Times New Roman" w:hAnsi="Consolas" w:cs="Times New Roman"/>
+          <w:color w:val="000000"/>
+          <w:sz w:val="21"/>
+          <w:szCs w:val="21"/>
+          <w:lang w:eastAsia="cs-CZ"/>
+        </w:rPr>
+        <w:t>        }</w:t>
+      </w:r>
+    </w:p>
+    <w:p>
+      <w:pPr>
+        <w:shd w:val="clear" w:color="auto" w:fill="D9D9D9" w:themeFill="background1" w:themeFillShade="D9"/>
+        <w:spacing w:after="0" w:line="285" w:lineRule="atLeast"/>
+        <w:jc w:val="left"/>
+        <w:rPr>
+          <w:rFonts w:ascii="Consolas" w:eastAsia="Times New Roman" w:hAnsi="Consolas" w:cs="Times New Roman"/>
+          <w:color w:val="000000"/>
+          <w:sz w:val="21"/>
+          <w:szCs w:val="21"/>
+          <w:lang w:eastAsia="cs-CZ"/>
+        </w:rPr>
+      </w:pPr>
+      <w:r>
+        <w:rPr>
+          <w:rFonts w:ascii="Consolas" w:eastAsia="Times New Roman" w:hAnsi="Consolas" w:cs="Times New Roman"/>
+          <w:color w:val="000000"/>
+          <w:sz w:val="21"/>
+          <w:szCs w:val="21"/>
+          <w:lang w:eastAsia="cs-CZ"/>
+        </w:rPr>
+        <w:t>    }</w:t>
+      </w:r>
+    </w:p>
+    <w:p>
+      <w:pPr>
+        <w:shd w:val="clear" w:color="auto" w:fill="D9D9D9" w:themeFill="background1" w:themeFillShade="D9"/>
+        <w:spacing w:after="0" w:line="285" w:lineRule="atLeast"/>
+        <w:jc w:val="left"/>
+        <w:rPr>
+          <w:rFonts w:ascii="Consolas" w:eastAsia="Times New Roman" w:hAnsi="Consolas" w:cs="Times New Roman"/>
+          <w:color w:val="000000"/>
+          <w:sz w:val="21"/>
+          <w:szCs w:val="21"/>
+          <w:lang w:eastAsia="cs-CZ"/>
+        </w:rPr>
+      </w:pPr>
+    </w:p>
+    <w:p>
+      <w:pPr>
+        <w:shd w:val="clear" w:color="auto" w:fill="D9D9D9" w:themeFill="background1" w:themeFillShade="D9"/>
+        <w:spacing w:after="0" w:line="285" w:lineRule="atLeast"/>
+        <w:jc w:val="left"/>
+        <w:rPr>
+          <w:rFonts w:ascii="Consolas" w:eastAsia="Times New Roman" w:hAnsi="Consolas" w:cs="Times New Roman"/>
+          <w:color w:val="000000"/>
+          <w:sz w:val="21"/>
+          <w:szCs w:val="21"/>
+          <w:lang w:eastAsia="cs-CZ"/>
+        </w:rPr>
+      </w:pPr>
+      <w:r>
+        <w:rPr>
+          <w:rFonts w:ascii="Consolas" w:eastAsia="Times New Roman" w:hAnsi="Consolas" w:cs="Times New Roman"/>
+          <w:color w:val="0000FF"/>
+          <w:sz w:val="21"/>
+          <w:szCs w:val="21"/>
+          <w:lang w:eastAsia="cs-CZ"/>
+        </w:rPr>
+        <w:t xml:space="preserve">    </w:t>
+      </w:r>
+      <w:r>
+        <w:rPr>
+          <w:rFonts w:ascii="Consolas" w:eastAsia="Times New Roman" w:hAnsi="Consolas" w:cs="Times New Roman"/>
+          <w:color w:val="0000FF"/>
+          <w:sz w:val="21"/>
+          <w:szCs w:val="21"/>
+          <w:lang w:eastAsia="cs-CZ"/>
+        </w:rPr>
+        <w:t>private</w:t>
+      </w:r>
+      <w:r>
+        <w:rPr>
+          <w:rFonts w:ascii="Consolas" w:eastAsia="Times New Roman" w:hAnsi="Consolas" w:cs="Times New Roman"/>
+          <w:color w:val="000000"/>
+          <w:sz w:val="21"/>
+          <w:szCs w:val="21"/>
+          <w:lang w:eastAsia="cs-CZ"/>
+        </w:rPr>
+        <w:t xml:space="preserve"> </w:t>
+      </w:r>
+      <w:r>
+        <w:rPr>
+          <w:rFonts w:ascii="Consolas" w:eastAsia="Times New Roman" w:hAnsi="Consolas" w:cs="Times New Roman"/>
+          <w:color w:val="0000FF"/>
+          <w:sz w:val="21"/>
+          <w:szCs w:val="21"/>
+          <w:lang w:eastAsia="cs-CZ"/>
+        </w:rPr>
+        <w:t>void</w:t>
+      </w:r>
+      <w:r>
+        <w:rPr>
+          <w:rFonts w:ascii="Consolas" w:eastAsia="Times New Roman" w:hAnsi="Consolas" w:cs="Times New Roman"/>
+          <w:color w:val="000000"/>
+          <w:sz w:val="21"/>
+          <w:szCs w:val="21"/>
+          <w:lang w:eastAsia="cs-CZ"/>
+        </w:rPr>
+        <w:t xml:space="preserve"> </w:t>
+      </w:r>
+      <w:proofErr w:type="gramStart"/>
+      <w:r>
+        <w:rPr>
+          <w:rFonts w:ascii="Consolas" w:eastAsia="Times New Roman" w:hAnsi="Consolas" w:cs="Times New Roman"/>
+          <w:color w:val="000000"/>
+          <w:sz w:val="21"/>
+          <w:szCs w:val="21"/>
+          <w:lang w:eastAsia="cs-CZ"/>
+        </w:rPr>
+        <w:t>SwitchToDefaultCamera(</w:t>
+      </w:r>
+      <w:proofErr w:type="gramEnd"/>
+      <w:r>
+        <w:rPr>
+          <w:rFonts w:ascii="Consolas" w:eastAsia="Times New Roman" w:hAnsi="Consolas" w:cs="Times New Roman"/>
+          <w:color w:val="000000"/>
+          <w:sz w:val="21"/>
+          <w:szCs w:val="21"/>
+          <w:lang w:eastAsia="cs-CZ"/>
+        </w:rPr>
+        <w:t>)</w:t>
+      </w:r>
+    </w:p>
+    <w:p>
+      <w:pPr>
+        <w:shd w:val="clear" w:color="auto" w:fill="D9D9D9" w:themeFill="background1" w:themeFillShade="D9"/>
+        <w:spacing w:after="0" w:line="285" w:lineRule="atLeast"/>
+        <w:jc w:val="left"/>
+        <w:rPr>
+          <w:rFonts w:ascii="Consolas" w:eastAsia="Times New Roman" w:hAnsi="Consolas" w:cs="Times New Roman"/>
+          <w:color w:val="000000"/>
+          <w:sz w:val="21"/>
+          <w:szCs w:val="21"/>
+          <w:lang w:eastAsia="cs-CZ"/>
+        </w:rPr>
+      </w:pPr>
+      <w:r>
+        <w:rPr>
+          <w:rFonts w:ascii="Consolas" w:eastAsia="Times New Roman" w:hAnsi="Consolas" w:cs="Times New Roman"/>
+          <w:color w:val="000000"/>
+          <w:sz w:val="21"/>
+          <w:szCs w:val="21"/>
+          <w:lang w:eastAsia="cs-CZ"/>
+        </w:rPr>
+        <w:t>    {</w:t>
+      </w:r>
+    </w:p>
+    <w:p>
+      <w:pPr>
+        <w:shd w:val="clear" w:color="auto" w:fill="D9D9D9" w:themeFill="background1" w:themeFillShade="D9"/>
+        <w:spacing w:after="0" w:line="285" w:lineRule="atLeast"/>
+        <w:jc w:val="left"/>
+        <w:rPr>
+          <w:rFonts w:ascii="Consolas" w:eastAsia="Times New Roman" w:hAnsi="Consolas" w:cs="Times New Roman"/>
+          <w:color w:val="000000"/>
+          <w:sz w:val="21"/>
+          <w:szCs w:val="21"/>
+          <w:lang w:eastAsia="cs-CZ"/>
+        </w:rPr>
+      </w:pPr>
+      <w:r>
+        <w:rPr>
+          <w:rFonts w:ascii="Consolas" w:eastAsia="Times New Roman" w:hAnsi="Consolas" w:cs="Times New Roman"/>
+          <w:color w:val="000000"/>
+          <w:sz w:val="21"/>
+          <w:szCs w:val="21"/>
+          <w:lang w:eastAsia="cs-CZ"/>
+        </w:rPr>
+        <w:t xml:space="preserve">        </w:t>
+      </w:r>
+      <w:r>
+        <w:rPr>
+          <w:rFonts w:ascii="Consolas" w:eastAsia="Times New Roman" w:hAnsi="Consolas" w:cs="Times New Roman"/>
+          <w:color w:val="0000FF"/>
+          <w:sz w:val="21"/>
+          <w:szCs w:val="21"/>
+          <w:lang w:eastAsia="cs-CZ"/>
+        </w:rPr>
+        <w:t>if</w:t>
+      </w:r>
+      <w:r>
+        <w:rPr>
+          <w:rFonts w:ascii="Consolas" w:eastAsia="Times New Roman" w:hAnsi="Consolas" w:cs="Times New Roman"/>
+          <w:color w:val="000000"/>
+          <w:sz w:val="21"/>
+          <w:szCs w:val="21"/>
+          <w:lang w:eastAsia="cs-CZ"/>
+        </w:rPr>
+        <w:t xml:space="preserve"> (vcam &amp;&amp; aimcam)</w:t>
+      </w:r>
+    </w:p>
+    <w:p>
+      <w:pPr>
+        <w:shd w:val="clear" w:color="auto" w:fill="D9D9D9" w:themeFill="background1" w:themeFillShade="D9"/>
+        <w:spacing w:after="0" w:line="285" w:lineRule="atLeast"/>
+        <w:jc w:val="left"/>
+        <w:rPr>
+          <w:rFonts w:ascii="Consolas" w:eastAsia="Times New Roman" w:hAnsi="Consolas" w:cs="Times New Roman"/>
+          <w:color w:val="000000"/>
+          <w:sz w:val="21"/>
+          <w:szCs w:val="21"/>
+          <w:lang w:eastAsia="cs-CZ"/>
+        </w:rPr>
+      </w:pPr>
+      <w:r>
+        <w:rPr>
+          <w:rFonts w:ascii="Consolas" w:eastAsia="Times New Roman" w:hAnsi="Consolas" w:cs="Times New Roman"/>
+          <w:color w:val="000000"/>
+          <w:sz w:val="21"/>
+          <w:szCs w:val="21"/>
+          <w:lang w:eastAsia="cs-CZ"/>
+        </w:rPr>
+        <w:t>        {</w:t>
+      </w:r>
+    </w:p>
+    <w:p>
+      <w:pPr>
+        <w:shd w:val="clear" w:color="auto" w:fill="D9D9D9" w:themeFill="background1" w:themeFillShade="D9"/>
+        <w:spacing w:after="0" w:line="285" w:lineRule="atLeast"/>
+        <w:jc w:val="left"/>
+        <w:rPr>
+          <w:rFonts w:ascii="Consolas" w:eastAsia="Times New Roman" w:hAnsi="Consolas" w:cs="Times New Roman"/>
+          <w:color w:val="000000"/>
+          <w:sz w:val="21"/>
+          <w:szCs w:val="21"/>
+          <w:lang w:eastAsia="cs-CZ"/>
+        </w:rPr>
+      </w:pPr>
+      <w:r>
+        <w:rPr>
+          <w:rFonts w:ascii="Consolas" w:eastAsia="Times New Roman" w:hAnsi="Consolas" w:cs="Times New Roman"/>
+          <w:color w:val="000000"/>
+          <w:sz w:val="21"/>
+          <w:szCs w:val="21"/>
+          <w:lang w:eastAsia="cs-CZ"/>
+        </w:rPr>
+        <w:t xml:space="preserve">            </w:t>
+      </w:r>
+      <w:proofErr w:type="gramStart"/>
+      <w:r>
+        <w:rPr>
+          <w:rFonts w:ascii="Consolas" w:eastAsia="Times New Roman" w:hAnsi="Consolas" w:cs="Times New Roman"/>
+          <w:color w:val="000000"/>
+          <w:sz w:val="21"/>
+          <w:szCs w:val="21"/>
+          <w:lang w:eastAsia="cs-CZ"/>
+        </w:rPr>
+        <w:t>vcam.Priority</w:t>
+      </w:r>
+      <w:proofErr w:type="gramEnd"/>
+      <w:r>
+        <w:rPr>
+          <w:rFonts w:ascii="Consolas" w:eastAsia="Times New Roman" w:hAnsi="Consolas" w:cs="Times New Roman"/>
+          <w:color w:val="000000"/>
+          <w:sz w:val="21"/>
+          <w:szCs w:val="21"/>
+          <w:lang w:eastAsia="cs-CZ"/>
+        </w:rPr>
+        <w:t xml:space="preserve"> = </w:t>
+      </w:r>
+      <w:r>
+        <w:rPr>
+          <w:rFonts w:ascii="Consolas" w:eastAsia="Times New Roman" w:hAnsi="Consolas" w:cs="Times New Roman"/>
+          <w:color w:val="098658"/>
+          <w:sz w:val="21"/>
+          <w:szCs w:val="21"/>
+          <w:lang w:eastAsia="cs-CZ"/>
+        </w:rPr>
+        <w:t>1</w:t>
+      </w:r>
+      <w:r>
+        <w:rPr>
+          <w:rFonts w:ascii="Consolas" w:eastAsia="Times New Roman" w:hAnsi="Consolas" w:cs="Times New Roman"/>
+          <w:color w:val="000000"/>
+          <w:sz w:val="21"/>
+          <w:szCs w:val="21"/>
+          <w:lang w:eastAsia="cs-CZ"/>
+        </w:rPr>
+        <w:t>;</w:t>
+      </w:r>
+    </w:p>
+    <w:p>
+      <w:pPr>
+        <w:shd w:val="clear" w:color="auto" w:fill="D9D9D9" w:themeFill="background1" w:themeFillShade="D9"/>
+        <w:spacing w:after="0" w:line="285" w:lineRule="atLeast"/>
+        <w:jc w:val="left"/>
+        <w:rPr>
+          <w:rFonts w:ascii="Consolas" w:eastAsia="Times New Roman" w:hAnsi="Consolas" w:cs="Times New Roman"/>
+          <w:color w:val="000000"/>
+          <w:sz w:val="21"/>
+          <w:szCs w:val="21"/>
+          <w:lang w:eastAsia="cs-CZ"/>
+        </w:rPr>
+      </w:pPr>
+      <w:r>
+        <w:rPr>
+          <w:rFonts w:ascii="Consolas" w:eastAsia="Times New Roman" w:hAnsi="Consolas" w:cs="Times New Roman"/>
+          <w:color w:val="000000"/>
+          <w:sz w:val="21"/>
+          <w:szCs w:val="21"/>
+          <w:lang w:eastAsia="cs-CZ"/>
+        </w:rPr>
+        <w:t xml:space="preserve">            </w:t>
+      </w:r>
+      <w:proofErr w:type="gramStart"/>
+      <w:r>
+        <w:rPr>
+          <w:rFonts w:ascii="Consolas" w:eastAsia="Times New Roman" w:hAnsi="Consolas" w:cs="Times New Roman"/>
+          <w:color w:val="000000"/>
+          <w:sz w:val="21"/>
+          <w:szCs w:val="21"/>
+          <w:lang w:eastAsia="cs-CZ"/>
+        </w:rPr>
+        <w:t>aimcam.Priority</w:t>
+      </w:r>
+      <w:proofErr w:type="gramEnd"/>
+      <w:r>
+        <w:rPr>
+          <w:rFonts w:ascii="Consolas" w:eastAsia="Times New Roman" w:hAnsi="Consolas" w:cs="Times New Roman"/>
+          <w:color w:val="000000"/>
+          <w:sz w:val="21"/>
+          <w:szCs w:val="21"/>
+          <w:lang w:eastAsia="cs-CZ"/>
+        </w:rPr>
+        <w:t xml:space="preserve"> = </w:t>
+      </w:r>
+      <w:r>
+        <w:rPr>
+          <w:rFonts w:ascii="Consolas" w:eastAsia="Times New Roman" w:hAnsi="Consolas" w:cs="Times New Roman"/>
+          <w:color w:val="098658"/>
+          <w:sz w:val="21"/>
+          <w:szCs w:val="21"/>
+          <w:lang w:eastAsia="cs-CZ"/>
+        </w:rPr>
+        <w:t>0</w:t>
+      </w:r>
+      <w:r>
+        <w:rPr>
+          <w:rFonts w:ascii="Consolas" w:eastAsia="Times New Roman" w:hAnsi="Consolas" w:cs="Times New Roman"/>
+          <w:color w:val="000000"/>
+          <w:sz w:val="21"/>
+          <w:szCs w:val="21"/>
+          <w:lang w:eastAsia="cs-CZ"/>
+        </w:rPr>
+        <w:t>;</w:t>
+      </w:r>
+    </w:p>
+    <w:p>
+      <w:pPr>
+        <w:shd w:val="clear" w:color="auto" w:fill="D9D9D9" w:themeFill="background1" w:themeFillShade="D9"/>
+        <w:spacing w:after="0" w:line="285" w:lineRule="atLeast"/>
+        <w:jc w:val="left"/>
+        <w:rPr>
+          <w:rFonts w:ascii="Consolas" w:eastAsia="Times New Roman" w:hAnsi="Consolas" w:cs="Times New Roman"/>
+          <w:color w:val="000000"/>
+          <w:sz w:val="21"/>
+          <w:szCs w:val="21"/>
+          <w:lang w:eastAsia="cs-CZ"/>
+        </w:rPr>
+      </w:pPr>
+      <w:r>
+        <w:rPr>
+          <w:rFonts w:ascii="Consolas" w:eastAsia="Times New Roman" w:hAnsi="Consolas" w:cs="Times New Roman"/>
+          <w:color w:val="000000"/>
+          <w:sz w:val="21"/>
+          <w:szCs w:val="21"/>
+          <w:lang w:eastAsia="cs-CZ"/>
+        </w:rPr>
+        <w:t>        }</w:t>
+      </w:r>
+    </w:p>
+    <w:p>
+      <w:pPr>
+        <w:shd w:val="clear" w:color="auto" w:fill="D9D9D9" w:themeFill="background1" w:themeFillShade="D9"/>
+        <w:spacing w:after="0" w:line="285" w:lineRule="atLeast"/>
+        <w:jc w:val="left"/>
+        <w:rPr>
+          <w:rFonts w:ascii="Consolas" w:eastAsia="Times New Roman" w:hAnsi="Consolas" w:cs="Times New Roman"/>
+          <w:color w:val="000000"/>
+          <w:sz w:val="21"/>
+          <w:szCs w:val="21"/>
+          <w:lang w:eastAsia="cs-CZ"/>
+        </w:rPr>
+      </w:pPr>
+      <w:r>
+        <w:rPr>
+          <w:rFonts w:ascii="Consolas" w:eastAsia="Times New Roman" w:hAnsi="Consolas" w:cs="Times New Roman"/>
+          <w:color w:val="000000"/>
+          <w:sz w:val="21"/>
+          <w:szCs w:val="21"/>
+          <w:lang w:eastAsia="cs-CZ"/>
+        </w:rPr>
+        <w:t>    }</w:t>
+      </w:r>
+    </w:p>
+    <w:p>
+      <w:pPr>
+        <w:shd w:val="clear" w:color="auto" w:fill="D9D9D9" w:themeFill="background1" w:themeFillShade="D9"/>
+        <w:spacing w:after="0" w:line="285" w:lineRule="atLeast"/>
+        <w:jc w:val="left"/>
+        <w:rPr>
+          <w:rFonts w:ascii="Consolas" w:eastAsia="Times New Roman" w:hAnsi="Consolas" w:cs="Times New Roman"/>
+          <w:color w:val="000000"/>
+          <w:sz w:val="21"/>
+          <w:szCs w:val="21"/>
+          <w:lang w:eastAsia="cs-CZ"/>
+        </w:rPr>
+      </w:pPr>
+      <w:r>
+        <w:rPr>
+          <w:rFonts w:ascii="Consolas" w:eastAsia="Times New Roman" w:hAnsi="Consolas" w:cs="Times New Roman"/>
+          <w:color w:val="000000"/>
+          <w:sz w:val="21"/>
+          <w:szCs w:val="21"/>
+          <w:lang w:eastAsia="cs-CZ"/>
+        </w:rPr>
+        <w:t>}</w:t>
+      </w:r>
+    </w:p>
+    <w:p>
+      <w:pPr>
+        <w:pStyle w:val="Titulek"/>
+        <w:rPr>
+          <w:rFonts w:ascii="Cascadia Mono" w:hAnsi="Cascadia Mono" w:cs="Cascadia Mono"/>
+          <w:color w:val="FFD702"/>
+          <w:sz w:val="19"/>
+          <w:szCs w:val="19"/>
+          <w:highlight w:val="white"/>
+        </w:rPr>
+      </w:pPr>
+      <w:bookmarkStart w:id="32" w:name="_Toc187343144"/>
+      <w:r>
+        <w:t xml:space="preserve">Obrázek </w:t>
+      </w:r>
+      <w:r>
+        <w:fldChar w:fldCharType="begin"/>
+      </w:r>
+      <w:r>
+        <w:instrText xml:space="preserve"> SEQ Obrázek \* ARABIC </w:instrText>
+      </w:r>
+      <w:r>
+        <w:fldChar w:fldCharType="separate"/>
+      </w:r>
+      <w:r>
+        <w:rPr>
+          <w:noProof/>
+        </w:rPr>
+        <w:t>12</w:t>
+      </w:r>
+      <w:r>
+        <w:fldChar w:fldCharType="end"/>
+      </w:r>
+      <w:r>
+        <w:t xml:space="preserve"> </w:t>
+      </w:r>
+      <w:r>
+        <w:t>|</w:t>
+      </w:r>
+      <w:r>
+        <w:t xml:space="preserve"> Výměna </w:t>
+      </w:r>
+      <w:proofErr w:type="gramStart"/>
+      <w:r>
+        <w:t>kamer - Část</w:t>
+      </w:r>
+      <w:proofErr w:type="gramEnd"/>
+      <w:r>
+        <w:t>: Priority kamer</w:t>
+      </w:r>
+      <w:bookmarkEnd w:id="32"/>
+      <w:r>
+        <w:rPr>
+          <w:rFonts w:ascii="Cascadia Mono" w:hAnsi="Cascadia Mono" w:cs="Cascadia Mono"/>
+          <w:color w:val="FFD702"/>
+          <w:sz w:val="19"/>
+          <w:szCs w:val="19"/>
+          <w:highlight w:val="white"/>
+        </w:rPr>
+        <w:br w:type="page"/>
+      </w:r>
+    </w:p>
+    <w:p>
+      <w:pPr>
+        <w:jc w:val="left"/>
+        <w:rPr>
+          <w:rFonts w:ascii="Cascadia Mono" w:hAnsi="Cascadia Mono" w:cs="Cascadia Mono"/>
+          <w:color w:val="FFD702"/>
+          <w:sz w:val="19"/>
+          <w:szCs w:val="19"/>
+          <w:highlight w:val="white"/>
+        </w:rPr>
+      </w:pPr>
+    </w:p>
+    <w:p>
+      <w:pPr>
+        <w:jc w:val="left"/>
+        <w:rPr>
+          <w:rFonts w:ascii="Cascadia Mono" w:hAnsi="Cascadia Mono" w:cs="Cascadia Mono"/>
+          <w:color w:val="FFD702"/>
+          <w:sz w:val="19"/>
+          <w:szCs w:val="19"/>
+          <w:highlight w:val="white"/>
+        </w:rPr>
       </w:pPr>
     </w:p>
     <w:p>
@@ -3448,11 +8776,11 @@
         </w:pBdr>
         <w:jc w:val="left"/>
       </w:pPr>
-      <w:bookmarkStart w:id="8" w:name="_Toc187253006"/>
+      <w:bookmarkStart w:id="33" w:name="_Toc187342122"/>
       <w:r>
         <w:t>Popis pro uživatele</w:t>
       </w:r>
-      <w:bookmarkEnd w:id="8"/>
+      <w:bookmarkEnd w:id="33"/>
     </w:p>
     <w:p>
       <w:pPr>
@@ -3476,9 +8804,11 @@
       <w:pPr>
         <w:pStyle w:val="Nadpis3"/>
       </w:pPr>
+      <w:bookmarkStart w:id="34" w:name="_Toc187342123"/>
       <w:r>
         <w:t>Mechaniky a jejich krátký popis</w:t>
       </w:r>
+      <w:bookmarkEnd w:id="34"/>
     </w:p>
     <w:p>
       <w:pPr>
@@ -3503,15 +8833,7 @@
     </w:p>
     <w:p>
       <w:r>
-        <w:t xml:space="preserve">Když má hráč dosah na nějaký </w:t>
-      </w:r>
-      <w:proofErr w:type="spellStart"/>
-      <w:r>
-        <w:t>item</w:t>
-      </w:r>
-      <w:proofErr w:type="spellEnd"/>
-      <w:r>
-        <w:t xml:space="preserve">, může ho pomocí tlačítka E vzít a poté pomocí levého kliknutí myši hodit. Toto </w:t>
+        <w:t xml:space="preserve">Když má hráč dosah na nějaký item, může ho pomocí tlačítka E vzít a poté pomocí levého kliknutí myši hodit. Toto </w:t>
       </w:r>
       <w:r>
         <w:t>neplatí,</w:t>
@@ -3526,23 +8848,7 @@
         <w:t xml:space="preserve">, pokud se </w:t>
       </w:r>
       <w:r>
-        <w:t xml:space="preserve">přepne do zaměřovací kamery, zobrazí se mu tzv. </w:t>
-      </w:r>
-      <w:proofErr w:type="spellStart"/>
-      <w:r>
-        <w:t>crosshair</w:t>
-      </w:r>
-      <w:proofErr w:type="spellEnd"/>
-      <w:r>
-        <w:t xml:space="preserve"> a může brát a házet </w:t>
-      </w:r>
-      <w:proofErr w:type="spellStart"/>
-      <w:r>
-        <w:t>itemy</w:t>
-      </w:r>
-      <w:proofErr w:type="spellEnd"/>
-      <w:r>
-        <w:t xml:space="preserve">. </w:t>
+        <w:t xml:space="preserve">přepne do zaměřovací kamery, zobrazí se mu tzv. crosshair a může brát a házet itemy. </w:t>
       </w:r>
     </w:p>
     <w:p>
@@ -3555,15 +8861,7 @@
     </w:p>
     <w:p>
       <w:r>
-        <w:t xml:space="preserve">Lektvary podporují a zlepšují skok, rychlost anebo díky jednomu z nic hráč může zpomalit čas na polovinu. </w:t>
-      </w:r>
-      <w:proofErr w:type="spellStart"/>
-      <w:r>
-        <w:t>Né</w:t>
-      </w:r>
-      <w:proofErr w:type="spellEnd"/>
-      <w:r>
-        <w:t xml:space="preserve"> všechny tyto lektvary ale musí vypadat jako klasické lahvičky s tekutinou.</w:t>
+        <w:t>Lektvary podporují a zlepšují skok, rychlost anebo díky jednomu z nic hráč může zpomalit čas na polovinu. Né všechny tyto lektvary ale musí vypadat jako klasické lahvičky s tekutinou.</w:t>
       </w:r>
     </w:p>
     <w:p>
@@ -3576,36 +8874,32 @@
     </w:p>
     <w:p>
       <w:r>
-        <w:t xml:space="preserve">Díky telekinezi můžete brát a házet již zmíněné </w:t>
-      </w:r>
-      <w:proofErr w:type="spellStart"/>
-      <w:r>
-        <w:t>itemy</w:t>
-      </w:r>
-      <w:proofErr w:type="spellEnd"/>
-      <w:r>
-        <w:t xml:space="preserve">, taktéž ale můžete ovládat pohyb posuvných platforem. </w:t>
+        <w:t xml:space="preserve">Díky telekinezi můžete brát a házet již zmíněné itemy, taktéž ale můžete ovládat pohyb posuvných platforem. </w:t>
       </w:r>
     </w:p>
     <w:p>
       <w:pPr>
         <w:pStyle w:val="Nadpis4"/>
       </w:pPr>
-      <w:proofErr w:type="spellStart"/>
-      <w:r>
-        <w:lastRenderedPageBreak/>
+      <w:r>
         <w:t>Ragdoll</w:t>
       </w:r>
-      <w:proofErr w:type="spellEnd"/>
-    </w:p>
-    <w:p>
-      <w:proofErr w:type="spellStart"/>
-      <w:r>
-        <w:t>Ragdoll</w:t>
-      </w:r>
-      <w:proofErr w:type="spellEnd"/>
-      <w:r>
-        <w:t xml:space="preserve"> je mechanika která lze využít na pohyb pomocí tlačítka R ale aktivuje se taky před úmrtím. Vypadá to jako když by tělo hlavní postavy ztratilo kontrolu nad svým tělem.</w:t>
+    </w:p>
+    <w:p>
+      <w:r>
+        <w:t>Ragdoll je mechanika která lze využít na pohyb pomocí tlačítka R ale aktivuje se taky před úmrtím. Vypadá to jako když by hlavní postav</w:t>
+      </w:r>
+      <w:r>
+        <w:t>a</w:t>
+      </w:r>
+      <w:r>
+        <w:t xml:space="preserve"> ztratil</w:t>
+      </w:r>
+      <w:r>
+        <w:t>a</w:t>
+      </w:r>
+      <w:r>
+        <w:t xml:space="preserve"> kontrolu nad svým tělem.</w:t>
       </w:r>
     </w:p>
     <w:p>
@@ -3618,13 +8912,7 @@
     </w:p>
     <w:p>
       <w:r>
-        <w:t>Ve hře se nachází dvě kamery, jedna primární (pohled ze třetí osoby) a jedna sekundární (</w:t>
-      </w:r>
-      <w:r>
-        <w:t xml:space="preserve">zaměřovací </w:t>
-      </w:r>
-      <w:r>
-        <w:t>kamera). Přepínat mezi těmito dvěma kamerami lze pomocí pravého tlačítka myši.</w:t>
+        <w:t>Ve hře se nachází dvě kamery, jedna primární (pohled ze třetí osoby) a jedna sekundární (zaměřovací kamera). Přepínat mezi těmito dvěma kamerami lze pomocí pravého tlačítka myši.</w:t>
       </w:r>
     </w:p>
     <w:p>
@@ -3640,12 +8928,12 @@
         </w:pBdr>
         <w:jc w:val="left"/>
       </w:pPr>
-      <w:bookmarkStart w:id="9" w:name="_Toc187253007"/>
+      <w:bookmarkStart w:id="35" w:name="_Toc187342124"/>
       <w:r>
         <w:lastRenderedPageBreak/>
         <w:t>Závěr</w:t>
       </w:r>
-      <w:bookmarkEnd w:id="9"/>
+      <w:bookmarkEnd w:id="35"/>
     </w:p>
     <w:p>
       <w:pPr>
@@ -3708,12 +8996,12 @@
         </w:pBdr>
         <w:jc w:val="left"/>
       </w:pPr>
-      <w:bookmarkStart w:id="10" w:name="_Toc187253008"/>
+      <w:bookmarkStart w:id="36" w:name="_Toc187342125"/>
       <w:r>
         <w:lastRenderedPageBreak/>
         <w:t>Použitá literatura</w:t>
       </w:r>
-      <w:bookmarkEnd w:id="10"/>
+      <w:bookmarkEnd w:id="36"/>
     </w:p>
     <w:p>
       <w:pPr>
@@ -3739,33 +9027,785 @@
         </w:pBdr>
         <w:jc w:val="left"/>
       </w:pPr>
-      <w:bookmarkStart w:id="11" w:name="_Toc187253009"/>
+      <w:bookmarkStart w:id="37" w:name="_Toc187342126"/>
       <w:r>
         <w:lastRenderedPageBreak/>
         <w:t>Seznam obrázků</w:t>
       </w:r>
-      <w:bookmarkEnd w:id="11"/>
-    </w:p>
-    <w:p>
-      <w:pPr>
-        <w:jc w:val="left"/>
-      </w:pPr>
-      <w:r>
-        <w:t xml:space="preserve">^^^ zde bude seznam obrázků + stránka, kde se nachází (automaticky generovaný) -&gt; buďte od té lásky a po vygenerování upravte font tak, aby to byl jednotný styl s ostatními (doporučuji využívat </w:t>
-      </w:r>
-      <w:proofErr w:type="spellStart"/>
-      <w:r>
-        <w:t>předvytvořené</w:t>
-      </w:r>
-      <w:proofErr w:type="spellEnd"/>
-      <w:r>
-        <w:t xml:space="preserve"> styly)</w:t>
-      </w:r>
-    </w:p>
-    <w:p>
-      <w:pPr>
-        <w:jc w:val="left"/>
-      </w:pPr>
+      <w:bookmarkEnd w:id="37"/>
+    </w:p>
+    <w:p>
+      <w:pPr>
+        <w:pStyle w:val="Seznamobrzk"/>
+        <w:tabs>
+          <w:tab w:val="right" w:leader="dot" w:pos="9062"/>
+        </w:tabs>
+        <w:rPr>
+          <w:noProof/>
+          <w:kern w:val="2"/>
+          <w:sz w:val="24"/>
+          <w:szCs w:val="24"/>
+          <w:lang w:eastAsia="cs-CZ"/>
+          <w14:ligatures w14:val="standardContextual"/>
+        </w:rPr>
+      </w:pPr>
+      <w:r>
+        <w:fldChar w:fldCharType="begin"/>
+      </w:r>
+      <w:r>
+        <w:instrText xml:space="preserve"> TOC \c "Obrázek" </w:instrText>
+      </w:r>
+      <w:r>
+        <w:fldChar w:fldCharType="separate"/>
+      </w:r>
+      <w:r>
+        <w:rPr>
+          <w:noProof/>
+        </w:rPr>
+        <w:t>Obrázek 1 | AltF4</w:t>
+      </w:r>
+      <w:r>
+        <w:rPr>
+          <w:noProof/>
+        </w:rPr>
+        <w:tab/>
+      </w:r>
+      <w:r>
+        <w:rPr>
+          <w:noProof/>
+        </w:rPr>
+        <w:fldChar w:fldCharType="begin"/>
+      </w:r>
+      <w:r>
+        <w:rPr>
+          <w:noProof/>
+        </w:rPr>
+        <w:instrText xml:space="preserve"> PAGEREF _Toc187343133 \h </w:instrText>
+      </w:r>
+      <w:r>
+        <w:rPr>
+          <w:noProof/>
+        </w:rPr>
+      </w:r>
+      <w:r>
+        <w:rPr>
+          <w:noProof/>
+        </w:rPr>
+        <w:fldChar w:fldCharType="separate"/>
+      </w:r>
+      <w:r>
+        <w:rPr>
+          <w:noProof/>
+        </w:rPr>
+        <w:t>8</w:t>
+      </w:r>
+      <w:r>
+        <w:rPr>
+          <w:noProof/>
+        </w:rPr>
+        <w:fldChar w:fldCharType="end"/>
+      </w:r>
+    </w:p>
+    <w:p>
+      <w:pPr>
+        <w:pStyle w:val="Seznamobrzk"/>
+        <w:tabs>
+          <w:tab w:val="right" w:leader="dot" w:pos="9062"/>
+        </w:tabs>
+        <w:rPr>
+          <w:noProof/>
+          <w:kern w:val="2"/>
+          <w:sz w:val="24"/>
+          <w:szCs w:val="24"/>
+          <w:lang w:eastAsia="cs-CZ"/>
+          <w14:ligatures w14:val="standardContextual"/>
+        </w:rPr>
+      </w:pPr>
+      <w:r>
+        <w:rPr>
+          <w:noProof/>
+        </w:rPr>
+        <w:t>Obrázek 2 | Jump King</w:t>
+      </w:r>
+      <w:r>
+        <w:rPr>
+          <w:noProof/>
+        </w:rPr>
+        <w:tab/>
+      </w:r>
+      <w:r>
+        <w:rPr>
+          <w:noProof/>
+        </w:rPr>
+        <w:fldChar w:fldCharType="begin"/>
+      </w:r>
+      <w:r>
+        <w:rPr>
+          <w:noProof/>
+        </w:rPr>
+        <w:instrText xml:space="preserve"> PAGEREF _Toc187343134 \h </w:instrText>
+      </w:r>
+      <w:r>
+        <w:rPr>
+          <w:noProof/>
+        </w:rPr>
+      </w:r>
+      <w:r>
+        <w:rPr>
+          <w:noProof/>
+        </w:rPr>
+        <w:fldChar w:fldCharType="separate"/>
+      </w:r>
+      <w:r>
+        <w:rPr>
+          <w:noProof/>
+        </w:rPr>
+        <w:t>8</w:t>
+      </w:r>
+      <w:r>
+        <w:rPr>
+          <w:noProof/>
+        </w:rPr>
+        <w:fldChar w:fldCharType="end"/>
+      </w:r>
+    </w:p>
+    <w:p>
+      <w:pPr>
+        <w:pStyle w:val="Seznamobrzk"/>
+        <w:tabs>
+          <w:tab w:val="right" w:leader="dot" w:pos="9062"/>
+        </w:tabs>
+        <w:rPr>
+          <w:noProof/>
+          <w:kern w:val="2"/>
+          <w:sz w:val="24"/>
+          <w:szCs w:val="24"/>
+          <w:lang w:eastAsia="cs-CZ"/>
+          <w14:ligatures w14:val="standardContextual"/>
+        </w:rPr>
+      </w:pPr>
+      <w:r>
+        <w:rPr>
+          <w:noProof/>
+        </w:rPr>
+        <w:t>Obrázek 3 | Slackers Carts of Glory</w:t>
+      </w:r>
+      <w:r>
+        <w:rPr>
+          <w:noProof/>
+        </w:rPr>
+        <w:tab/>
+      </w:r>
+      <w:r>
+        <w:rPr>
+          <w:noProof/>
+        </w:rPr>
+        <w:fldChar w:fldCharType="begin"/>
+      </w:r>
+      <w:r>
+        <w:rPr>
+          <w:noProof/>
+        </w:rPr>
+        <w:instrText xml:space="preserve"> PAGEREF _Toc187343135 \h </w:instrText>
+      </w:r>
+      <w:r>
+        <w:rPr>
+          <w:noProof/>
+        </w:rPr>
+      </w:r>
+      <w:r>
+        <w:rPr>
+          <w:noProof/>
+        </w:rPr>
+        <w:fldChar w:fldCharType="separate"/>
+      </w:r>
+      <w:r>
+        <w:rPr>
+          <w:noProof/>
+        </w:rPr>
+        <w:t>8</w:t>
+      </w:r>
+      <w:r>
+        <w:rPr>
+          <w:noProof/>
+        </w:rPr>
+        <w:fldChar w:fldCharType="end"/>
+      </w:r>
+    </w:p>
+    <w:p>
+      <w:pPr>
+        <w:pStyle w:val="Seznamobrzk"/>
+        <w:tabs>
+          <w:tab w:val="right" w:leader="dot" w:pos="9062"/>
+        </w:tabs>
+        <w:rPr>
+          <w:noProof/>
+          <w:kern w:val="2"/>
+          <w:sz w:val="24"/>
+          <w:szCs w:val="24"/>
+          <w:lang w:eastAsia="cs-CZ"/>
+          <w14:ligatures w14:val="standardContextual"/>
+        </w:rPr>
+      </w:pPr>
+      <w:r>
+        <w:rPr>
+          <w:noProof/>
+        </w:rPr>
+        <w:t>Obrázek 4 | Unity</w:t>
+      </w:r>
+      <w:r>
+        <w:rPr>
+          <w:noProof/>
+        </w:rPr>
+        <w:tab/>
+      </w:r>
+      <w:r>
+        <w:rPr>
+          <w:noProof/>
+        </w:rPr>
+        <w:fldChar w:fldCharType="begin"/>
+      </w:r>
+      <w:r>
+        <w:rPr>
+          <w:noProof/>
+        </w:rPr>
+        <w:instrText xml:space="preserve"> PAGEREF _Toc187343136 \h </w:instrText>
+      </w:r>
+      <w:r>
+        <w:rPr>
+          <w:noProof/>
+        </w:rPr>
+      </w:r>
+      <w:r>
+        <w:rPr>
+          <w:noProof/>
+        </w:rPr>
+        <w:fldChar w:fldCharType="separate"/>
+      </w:r>
+      <w:r>
+        <w:rPr>
+          <w:noProof/>
+        </w:rPr>
+        <w:t>9</w:t>
+      </w:r>
+      <w:r>
+        <w:rPr>
+          <w:noProof/>
+        </w:rPr>
+        <w:fldChar w:fldCharType="end"/>
+      </w:r>
+    </w:p>
+    <w:p>
+      <w:pPr>
+        <w:pStyle w:val="Seznamobrzk"/>
+        <w:tabs>
+          <w:tab w:val="right" w:leader="dot" w:pos="9062"/>
+        </w:tabs>
+        <w:rPr>
+          <w:noProof/>
+          <w:kern w:val="2"/>
+          <w:sz w:val="24"/>
+          <w:szCs w:val="24"/>
+          <w:lang w:eastAsia="cs-CZ"/>
+          <w14:ligatures w14:val="standardContextual"/>
+        </w:rPr>
+      </w:pPr>
+      <w:r>
+        <w:rPr>
+          <w:noProof/>
+        </w:rPr>
+        <w:t>Obrázek 5 | Visual Studio 2022</w:t>
+      </w:r>
+      <w:r>
+        <w:rPr>
+          <w:noProof/>
+        </w:rPr>
+        <w:tab/>
+      </w:r>
+      <w:r>
+        <w:rPr>
+          <w:noProof/>
+        </w:rPr>
+        <w:fldChar w:fldCharType="begin"/>
+      </w:r>
+      <w:r>
+        <w:rPr>
+          <w:noProof/>
+        </w:rPr>
+        <w:instrText xml:space="preserve"> PAGEREF _Toc187343137 \h </w:instrText>
+      </w:r>
+      <w:r>
+        <w:rPr>
+          <w:noProof/>
+        </w:rPr>
+      </w:r>
+      <w:r>
+        <w:rPr>
+          <w:noProof/>
+        </w:rPr>
+        <w:fldChar w:fldCharType="separate"/>
+      </w:r>
+      <w:r>
+        <w:rPr>
+          <w:noProof/>
+        </w:rPr>
+        <w:t>9</w:t>
+      </w:r>
+      <w:r>
+        <w:rPr>
+          <w:noProof/>
+        </w:rPr>
+        <w:fldChar w:fldCharType="end"/>
+      </w:r>
+    </w:p>
+    <w:p>
+      <w:pPr>
+        <w:pStyle w:val="Seznamobrzk"/>
+        <w:tabs>
+          <w:tab w:val="right" w:leader="dot" w:pos="9062"/>
+        </w:tabs>
+        <w:rPr>
+          <w:noProof/>
+          <w:kern w:val="2"/>
+          <w:sz w:val="24"/>
+          <w:szCs w:val="24"/>
+          <w:lang w:eastAsia="cs-CZ"/>
+          <w14:ligatures w14:val="standardContextual"/>
+        </w:rPr>
+      </w:pPr>
+      <w:r>
+        <w:rPr>
+          <w:noProof/>
+        </w:rPr>
+        <w:t>Obrázek 6 | C#</w:t>
+      </w:r>
+      <w:r>
+        <w:rPr>
+          <w:noProof/>
+        </w:rPr>
+        <w:tab/>
+      </w:r>
+      <w:r>
+        <w:rPr>
+          <w:noProof/>
+        </w:rPr>
+        <w:fldChar w:fldCharType="begin"/>
+      </w:r>
+      <w:r>
+        <w:rPr>
+          <w:noProof/>
+        </w:rPr>
+        <w:instrText xml:space="preserve"> PAGEREF _Toc187343138 \h </w:instrText>
+      </w:r>
+      <w:r>
+        <w:rPr>
+          <w:noProof/>
+        </w:rPr>
+      </w:r>
+      <w:r>
+        <w:rPr>
+          <w:noProof/>
+        </w:rPr>
+        <w:fldChar w:fldCharType="separate"/>
+      </w:r>
+      <w:r>
+        <w:rPr>
+          <w:noProof/>
+        </w:rPr>
+        <w:t>9</w:t>
+      </w:r>
+      <w:r>
+        <w:rPr>
+          <w:noProof/>
+        </w:rPr>
+        <w:fldChar w:fldCharType="end"/>
+      </w:r>
+    </w:p>
+    <w:p>
+      <w:pPr>
+        <w:pStyle w:val="Seznamobrzk"/>
+        <w:tabs>
+          <w:tab w:val="right" w:leader="dot" w:pos="9062"/>
+        </w:tabs>
+        <w:rPr>
+          <w:noProof/>
+          <w:kern w:val="2"/>
+          <w:sz w:val="24"/>
+          <w:szCs w:val="24"/>
+          <w:lang w:eastAsia="cs-CZ"/>
+          <w14:ligatures w14:val="standardContextual"/>
+        </w:rPr>
+      </w:pPr>
+      <w:r>
+        <w:rPr>
+          <w:noProof/>
+        </w:rPr>
+        <w:t>Obrázek 7 | Github</w:t>
+      </w:r>
+      <w:r>
+        <w:rPr>
+          <w:noProof/>
+        </w:rPr>
+        <w:tab/>
+      </w:r>
+      <w:r>
+        <w:rPr>
+          <w:noProof/>
+        </w:rPr>
+        <w:fldChar w:fldCharType="begin"/>
+      </w:r>
+      <w:r>
+        <w:rPr>
+          <w:noProof/>
+        </w:rPr>
+        <w:instrText xml:space="preserve"> PAGEREF _Toc187343139 \h </w:instrText>
+      </w:r>
+      <w:r>
+        <w:rPr>
+          <w:noProof/>
+        </w:rPr>
+      </w:r>
+      <w:r>
+        <w:rPr>
+          <w:noProof/>
+        </w:rPr>
+        <w:fldChar w:fldCharType="separate"/>
+      </w:r>
+      <w:r>
+        <w:rPr>
+          <w:noProof/>
+        </w:rPr>
+        <w:t>9</w:t>
+      </w:r>
+      <w:r>
+        <w:rPr>
+          <w:noProof/>
+        </w:rPr>
+        <w:fldChar w:fldCharType="end"/>
+      </w:r>
+    </w:p>
+    <w:p>
+      <w:pPr>
+        <w:pStyle w:val="Seznamobrzk"/>
+        <w:tabs>
+          <w:tab w:val="right" w:leader="dot" w:pos="9062"/>
+        </w:tabs>
+        <w:rPr>
+          <w:noProof/>
+          <w:kern w:val="2"/>
+          <w:sz w:val="24"/>
+          <w:szCs w:val="24"/>
+          <w:lang w:eastAsia="cs-CZ"/>
+          <w14:ligatures w14:val="standardContextual"/>
+        </w:rPr>
+      </w:pPr>
+      <w:r>
+        <w:rPr>
+          <w:noProof/>
+        </w:rPr>
+        <w:t>Obrázek 8 | Github Desktop</w:t>
+      </w:r>
+      <w:r>
+        <w:rPr>
+          <w:noProof/>
+        </w:rPr>
+        <w:tab/>
+      </w:r>
+      <w:r>
+        <w:rPr>
+          <w:noProof/>
+        </w:rPr>
+        <w:fldChar w:fldCharType="begin"/>
+      </w:r>
+      <w:r>
+        <w:rPr>
+          <w:noProof/>
+        </w:rPr>
+        <w:instrText xml:space="preserve"> PAGEREF _Toc187343140 \h </w:instrText>
+      </w:r>
+      <w:r>
+        <w:rPr>
+          <w:noProof/>
+        </w:rPr>
+      </w:r>
+      <w:r>
+        <w:rPr>
+          <w:noProof/>
+        </w:rPr>
+        <w:fldChar w:fldCharType="separate"/>
+      </w:r>
+      <w:r>
+        <w:rPr>
+          <w:noProof/>
+        </w:rPr>
+        <w:t>9</w:t>
+      </w:r>
+      <w:r>
+        <w:rPr>
+          <w:noProof/>
+        </w:rPr>
+        <w:fldChar w:fldCharType="end"/>
+      </w:r>
+    </w:p>
+    <w:p>
+      <w:pPr>
+        <w:pStyle w:val="Seznamobrzk"/>
+        <w:tabs>
+          <w:tab w:val="right" w:leader="dot" w:pos="9062"/>
+        </w:tabs>
+        <w:rPr>
+          <w:noProof/>
+          <w:kern w:val="2"/>
+          <w:sz w:val="24"/>
+          <w:szCs w:val="24"/>
+          <w:lang w:eastAsia="cs-CZ"/>
+          <w14:ligatures w14:val="standardContextual"/>
+        </w:rPr>
+      </w:pPr>
+      <w:r>
+        <w:rPr>
+          <w:noProof/>
+        </w:rPr>
+        <w:t>Obrázek 9 | Testovací scéna</w:t>
+      </w:r>
+      <w:r>
+        <w:rPr>
+          <w:noProof/>
+        </w:rPr>
+        <w:tab/>
+      </w:r>
+      <w:r>
+        <w:rPr>
+          <w:noProof/>
+        </w:rPr>
+        <w:fldChar w:fldCharType="begin"/>
+      </w:r>
+      <w:r>
+        <w:rPr>
+          <w:noProof/>
+        </w:rPr>
+        <w:instrText xml:space="preserve"> PAGEREF _Toc187343141 \h </w:instrText>
+      </w:r>
+      <w:r>
+        <w:rPr>
+          <w:noProof/>
+        </w:rPr>
+      </w:r>
+      <w:r>
+        <w:rPr>
+          <w:noProof/>
+        </w:rPr>
+        <w:fldChar w:fldCharType="separate"/>
+      </w:r>
+      <w:r>
+        <w:rPr>
+          <w:noProof/>
+        </w:rPr>
+        <w:t>10</w:t>
+      </w:r>
+      <w:r>
+        <w:rPr>
+          <w:noProof/>
+        </w:rPr>
+        <w:fldChar w:fldCharType="end"/>
+      </w:r>
+    </w:p>
+    <w:p>
+      <w:pPr>
+        <w:pStyle w:val="Seznamobrzk"/>
+        <w:tabs>
+          <w:tab w:val="right" w:leader="dot" w:pos="9062"/>
+        </w:tabs>
+        <w:rPr>
+          <w:noProof/>
+          <w:kern w:val="2"/>
+          <w:sz w:val="24"/>
+          <w:szCs w:val="24"/>
+          <w:lang w:eastAsia="cs-CZ"/>
+          <w14:ligatures w14:val="standardContextual"/>
+        </w:rPr>
+      </w:pPr>
+      <w:r>
+        <w:rPr>
+          <w:noProof/>
+        </w:rPr>
+        <w:t>Obrázek 10 | Výměna kamer - Část: Proměnné a Start</w:t>
+      </w:r>
+      <w:r>
+        <w:rPr>
+          <w:noProof/>
+        </w:rPr>
+        <w:tab/>
+      </w:r>
+      <w:r>
+        <w:rPr>
+          <w:noProof/>
+        </w:rPr>
+        <w:fldChar w:fldCharType="begin"/>
+      </w:r>
+      <w:r>
+        <w:rPr>
+          <w:noProof/>
+        </w:rPr>
+        <w:instrText xml:space="preserve"> PAGEREF _Toc187343142 \h </w:instrText>
+      </w:r>
+      <w:r>
+        <w:rPr>
+          <w:noProof/>
+        </w:rPr>
+      </w:r>
+      <w:r>
+        <w:rPr>
+          <w:noProof/>
+        </w:rPr>
+        <w:fldChar w:fldCharType="separate"/>
+      </w:r>
+      <w:r>
+        <w:rPr>
+          <w:noProof/>
+        </w:rPr>
+        <w:t>11</w:t>
+      </w:r>
+      <w:r>
+        <w:rPr>
+          <w:noProof/>
+        </w:rPr>
+        <w:fldChar w:fldCharType="end"/>
+      </w:r>
+    </w:p>
+    <w:p>
+      <w:pPr>
+        <w:pStyle w:val="Seznamobrzk"/>
+        <w:tabs>
+          <w:tab w:val="right" w:leader="dot" w:pos="9062"/>
+        </w:tabs>
+        <w:rPr>
+          <w:noProof/>
+          <w:kern w:val="2"/>
+          <w:sz w:val="24"/>
+          <w:szCs w:val="24"/>
+          <w:lang w:eastAsia="cs-CZ"/>
+          <w14:ligatures w14:val="standardContextual"/>
+        </w:rPr>
+      </w:pPr>
+      <w:r>
+        <w:rPr>
+          <w:noProof/>
+        </w:rPr>
+        <w:t>Obrázek 11 | Výměna kamer - Část: Metody</w:t>
+      </w:r>
+      <w:r>
+        <w:rPr>
+          <w:noProof/>
+        </w:rPr>
+        <w:tab/>
+      </w:r>
+      <w:r>
+        <w:rPr>
+          <w:noProof/>
+        </w:rPr>
+        <w:fldChar w:fldCharType="begin"/>
+      </w:r>
+      <w:r>
+        <w:rPr>
+          <w:noProof/>
+        </w:rPr>
+        <w:instrText xml:space="preserve"> PAGEREF _Toc187343143 \h </w:instrText>
+      </w:r>
+      <w:r>
+        <w:rPr>
+          <w:noProof/>
+        </w:rPr>
+      </w:r>
+      <w:r>
+        <w:rPr>
+          <w:noProof/>
+        </w:rPr>
+        <w:fldChar w:fldCharType="separate"/>
+      </w:r>
+      <w:r>
+        <w:rPr>
+          <w:noProof/>
+        </w:rPr>
+        <w:t>12</w:t>
+      </w:r>
+      <w:r>
+        <w:rPr>
+          <w:noProof/>
+        </w:rPr>
+        <w:fldChar w:fldCharType="end"/>
+      </w:r>
+    </w:p>
+    <w:p>
+      <w:pPr>
+        <w:pStyle w:val="Seznamobrzk"/>
+        <w:tabs>
+          <w:tab w:val="right" w:leader="dot" w:pos="9062"/>
+        </w:tabs>
+        <w:rPr>
+          <w:noProof/>
+          <w:kern w:val="2"/>
+          <w:sz w:val="24"/>
+          <w:szCs w:val="24"/>
+          <w:lang w:eastAsia="cs-CZ"/>
+          <w14:ligatures w14:val="standardContextual"/>
+        </w:rPr>
+      </w:pPr>
+      <w:r>
+        <w:rPr>
+          <w:noProof/>
+        </w:rPr>
+        <w:t>Obrázek 12 | Výměna kamer - Část: Priority kamer</w:t>
+      </w:r>
+      <w:r>
+        <w:rPr>
+          <w:noProof/>
+        </w:rPr>
+        <w:tab/>
+      </w:r>
+      <w:r>
+        <w:rPr>
+          <w:noProof/>
+        </w:rPr>
+        <w:fldChar w:fldCharType="begin"/>
+      </w:r>
+      <w:r>
+        <w:rPr>
+          <w:noProof/>
+        </w:rPr>
+        <w:instrText xml:space="preserve"> PAGEREF _Toc187343144 \h </w:instrText>
+      </w:r>
+      <w:r>
+        <w:rPr>
+          <w:noProof/>
+        </w:rPr>
+      </w:r>
+      <w:r>
+        <w:rPr>
+          <w:noProof/>
+        </w:rPr>
+        <w:fldChar w:fldCharType="separate"/>
+      </w:r>
+      <w:r>
+        <w:rPr>
+          <w:noProof/>
+        </w:rPr>
+        <w:t>13</w:t>
+      </w:r>
+      <w:r>
+        <w:rPr>
+          <w:noProof/>
+        </w:rPr>
+        <w:fldChar w:fldCharType="end"/>
+      </w:r>
+    </w:p>
+    <w:p>
+      <w:pPr>
+        <w:jc w:val="left"/>
+      </w:pPr>
+      <w:r>
+        <w:fldChar w:fldCharType="end"/>
+      </w:r>
       <w:r>
         <w:br w:type="page"/>
       </w:r>
@@ -3778,12 +9818,89 @@
         </w:pBdr>
         <w:jc w:val="left"/>
       </w:pPr>
-      <w:bookmarkStart w:id="12" w:name="_Toc187253010"/>
+      <w:bookmarkStart w:id="38" w:name="_Toc187342127"/>
       <w:r>
         <w:lastRenderedPageBreak/>
         <w:t>Obsah média</w:t>
       </w:r>
-      <w:bookmarkEnd w:id="12"/>
+      <w:bookmarkEnd w:id="38"/>
+    </w:p>
+    <w:p>
+      <w:pPr>
+        <w:pStyle w:val="Odstavecseseznamem"/>
+        <w:numPr>
+          <w:ilvl w:val="0"/>
+          <w:numId w:val="7"/>
+        </w:numPr>
+      </w:pPr>
+      <w:r>
+        <w:t>Dokumentace.pdf</w:t>
+      </w:r>
+    </w:p>
+    <w:p>
+      <w:pPr>
+        <w:pStyle w:val="Odstavecseseznamem"/>
+        <w:numPr>
+          <w:ilvl w:val="0"/>
+          <w:numId w:val="7"/>
+        </w:numPr>
+      </w:pPr>
+      <w:r>
+        <w:t>Spustitelný build</w:t>
+      </w:r>
+    </w:p>
+    <w:p>
+      <w:pPr>
+        <w:pStyle w:val="Odstavecseseznamem"/>
+        <w:numPr>
+          <w:ilvl w:val="0"/>
+          <w:numId w:val="7"/>
+        </w:numPr>
+      </w:pPr>
+      <w:r>
+        <w:t>Prezentace.pptx</w:t>
+      </w:r>
+    </w:p>
+    <w:p>
+      <w:pPr>
+        <w:pStyle w:val="Odstavecseseznamem"/>
+        <w:numPr>
+          <w:ilvl w:val="0"/>
+          <w:numId w:val="7"/>
+        </w:numPr>
+      </w:pPr>
+      <w:r>
+        <w:t>Složka s celým projektem z unity – bez knihovny</w:t>
+      </w:r>
+    </w:p>
+    <w:p>
+      <w:pPr>
+        <w:jc w:val="left"/>
+      </w:pPr>
+      <w:r>
+        <w:t xml:space="preserve">Dále také můžete najít celý projekt a všechny soubory na </w:t>
+      </w:r>
+      <w:r>
+        <w:t>https://github.com/vostrak318/</w:t>
+      </w:r>
+      <w:r>
+        <w:t>CtrlAltDelete</w:t>
+      </w:r>
+    </w:p>
+    <w:p>
+      <w:pPr>
+        <w:jc w:val="left"/>
+      </w:pPr>
+    </w:p>
+    <w:p>
+      <w:pPr>
+        <w:jc w:val="left"/>
+      </w:pPr>
+    </w:p>
+    <w:p>
+      <w:pPr>
+        <w:jc w:val="left"/>
+      </w:pPr>
     </w:p>
     <w:p>
       <w:pPr>
@@ -3867,23 +9984,7 @@
         <w:jc w:val="left"/>
       </w:pPr>
       <w:r>
-        <w:t>Dokumentace v PDF + nějakém dalším editovatelném formátu (</w:t>
-      </w:r>
-      <w:proofErr w:type="spellStart"/>
-      <w:r>
-        <w:t>docx</w:t>
-      </w:r>
-      <w:proofErr w:type="spellEnd"/>
-      <w:r>
-        <w:t xml:space="preserve">, </w:t>
-      </w:r>
-      <w:proofErr w:type="spellStart"/>
-      <w:r>
-        <w:t>odt</w:t>
-      </w:r>
-      <w:proofErr w:type="spellEnd"/>
-      <w:r>
-        <w:t>…)</w:t>
+        <w:t>Dokumentace v PDF + nějakém dalším editovatelném formátu (docx, odt…)</w:t>
       </w:r>
     </w:p>
     <w:p>
@@ -3953,15 +10054,7 @@
         </w:rPr>
       </w:pPr>
       <w:r>
-        <w:t xml:space="preserve">Před exportem do PDF nechte znovu </w:t>
-      </w:r>
-      <w:proofErr w:type="spellStart"/>
-      <w:r>
-        <w:t>přegenerovat</w:t>
-      </w:r>
-      <w:proofErr w:type="spellEnd"/>
-      <w:r>
-        <w:t xml:space="preserve"> všechny generované seznamy a zkontrolujte, že je vše v pořádku</w:t>
+        <w:t>Před exportem do PDF nechte znovu přegenerovat všechny generované seznamy a zkontrolujte, že je vše v pořádku</w:t>
       </w:r>
     </w:p>
     <w:p>
@@ -4052,8 +10145,8 @@
           <w:color w:val="FF0000"/>
         </w:rPr>
       </w:pPr>
-      <w:bookmarkStart w:id="13" w:name="_heading=h.4d34og8" w:colFirst="0" w:colLast="0"/>
-      <w:bookmarkEnd w:id="13"/>
+      <w:bookmarkStart w:id="39" w:name="_heading=h.4d34og8" w:colFirst="0" w:colLast="0"/>
+      <w:bookmarkEnd w:id="39"/>
       <w:r>
         <w:rPr>
           <w:b/>
@@ -4068,8 +10161,8 @@
       </w:pPr>
     </w:p>
     <w:sectPr>
-      <w:footerReference w:type="default" r:id="rId22"/>
-      <w:footerReference w:type="first" r:id="rId23"/>
+      <w:footerReference w:type="default" r:id="rId23"/>
+      <w:footerReference w:type="first" r:id="rId24"/>
       <w:pgSz w:w="11906" w:h="16838"/>
       <w:pgMar w:top="1417" w:right="1417" w:bottom="1417" w:left="1417" w:header="850" w:footer="680" w:gutter="0"/>
       <w:cols w:space="708"/>
@@ -4709,6 +10802,118 @@
     </w:lvl>
   </w:abstractNum>
   <w:abstractNum w:abstractNumId="4" w15:restartNumberingAfterBreak="0">
+    <w:nsid w:val="4F203574"/>
+    <w:multiLevelType w:val="hybridMultilevel"/>
+    <w:tmpl w:val="357E8BF4"/>
+    <w:lvl w:ilvl="0" w:tplc="8DD0DFB8">
+      <w:numFmt w:val="bullet"/>
+      <w:lvlText w:val="-"/>
+      <w:lvlJc w:val="left"/>
+      <w:pPr>
+        <w:ind w:left="720" w:hanging="360"/>
+      </w:pPr>
+      <w:rPr>
+        <w:rFonts w:ascii="Calibri" w:eastAsiaTheme="minorEastAsia" w:hAnsi="Calibri" w:cs="Calibri" w:hint="default"/>
+      </w:rPr>
+    </w:lvl>
+    <w:lvl w:ilvl="1" w:tplc="04050003" w:tentative="1">
+      <w:start w:val="1"/>
+      <w:numFmt w:val="bullet"/>
+      <w:lvlText w:val="o"/>
+      <w:lvlJc w:val="left"/>
+      <w:pPr>
+        <w:ind w:left="1440" w:hanging="360"/>
+      </w:pPr>
+      <w:rPr>
+        <w:rFonts w:ascii="Courier New" w:hAnsi="Courier New" w:cs="Courier New" w:hint="default"/>
+      </w:rPr>
+    </w:lvl>
+    <w:lvl w:ilvl="2" w:tplc="04050005" w:tentative="1">
+      <w:start w:val="1"/>
+      <w:numFmt w:val="bullet"/>
+      <w:lvlText w:val=""/>
+      <w:lvlJc w:val="left"/>
+      <w:pPr>
+        <w:ind w:left="2160" w:hanging="360"/>
+      </w:pPr>
+      <w:rPr>
+        <w:rFonts w:ascii="Wingdings" w:hAnsi="Wingdings" w:hint="default"/>
+      </w:rPr>
+    </w:lvl>
+    <w:lvl w:ilvl="3" w:tplc="04050001" w:tentative="1">
+      <w:start w:val="1"/>
+      <w:numFmt w:val="bullet"/>
+      <w:lvlText w:val=""/>
+      <w:lvlJc w:val="left"/>
+      <w:pPr>
+        <w:ind w:left="2880" w:hanging="360"/>
+      </w:pPr>
+      <w:rPr>
+        <w:rFonts w:ascii="Symbol" w:hAnsi="Symbol" w:hint="default"/>
+      </w:rPr>
+    </w:lvl>
+    <w:lvl w:ilvl="4" w:tplc="04050003" w:tentative="1">
+      <w:start w:val="1"/>
+      <w:numFmt w:val="bullet"/>
+      <w:lvlText w:val="o"/>
+      <w:lvlJc w:val="left"/>
+      <w:pPr>
+        <w:ind w:left="3600" w:hanging="360"/>
+      </w:pPr>
+      <w:rPr>
+        <w:rFonts w:ascii="Courier New" w:hAnsi="Courier New" w:cs="Courier New" w:hint="default"/>
+      </w:rPr>
+    </w:lvl>
+    <w:lvl w:ilvl="5" w:tplc="04050005" w:tentative="1">
+      <w:start w:val="1"/>
+      <w:numFmt w:val="bullet"/>
+      <w:lvlText w:val=""/>
+      <w:lvlJc w:val="left"/>
+      <w:pPr>
+        <w:ind w:left="4320" w:hanging="360"/>
+      </w:pPr>
+      <w:rPr>
+        <w:rFonts w:ascii="Wingdings" w:hAnsi="Wingdings" w:hint="default"/>
+      </w:rPr>
+    </w:lvl>
+    <w:lvl w:ilvl="6" w:tplc="04050001" w:tentative="1">
+      <w:start w:val="1"/>
+      <w:numFmt w:val="bullet"/>
+      <w:lvlText w:val=""/>
+      <w:lvlJc w:val="left"/>
+      <w:pPr>
+        <w:ind w:left="5040" w:hanging="360"/>
+      </w:pPr>
+      <w:rPr>
+        <w:rFonts w:ascii="Symbol" w:hAnsi="Symbol" w:hint="default"/>
+      </w:rPr>
+    </w:lvl>
+    <w:lvl w:ilvl="7" w:tplc="04050003" w:tentative="1">
+      <w:start w:val="1"/>
+      <w:numFmt w:val="bullet"/>
+      <w:lvlText w:val="o"/>
+      <w:lvlJc w:val="left"/>
+      <w:pPr>
+        <w:ind w:left="5760" w:hanging="360"/>
+      </w:pPr>
+      <w:rPr>
+        <w:rFonts w:ascii="Courier New" w:hAnsi="Courier New" w:cs="Courier New" w:hint="default"/>
+      </w:rPr>
+    </w:lvl>
+    <w:lvl w:ilvl="8" w:tplc="04050005" w:tentative="1">
+      <w:start w:val="1"/>
+      <w:numFmt w:val="bullet"/>
+      <w:lvlText w:val=""/>
+      <w:lvlJc w:val="left"/>
+      <w:pPr>
+        <w:ind w:left="6480" w:hanging="360"/>
+      </w:pPr>
+      <w:rPr>
+        <w:rFonts w:ascii="Wingdings" w:hAnsi="Wingdings" w:hint="default"/>
+      </w:rPr>
+    </w:lvl>
+  </w:abstractNum>
+  <w:abstractNum w:abstractNumId="5" w15:restartNumberingAfterBreak="0">
     <w:nsid w:val="60752B2F"/>
     <w:multiLevelType w:val="multilevel"/>
     <w:tmpl w:val="C4E65A2C"/>
@@ -4821,7 +11026,7 @@
       </w:rPr>
     </w:lvl>
   </w:abstractNum>
-  <w:abstractNum w:abstractNumId="5" w15:restartNumberingAfterBreak="0">
+  <w:abstractNum w:abstractNumId="6" w15:restartNumberingAfterBreak="0">
     <w:nsid w:val="73C779FD"/>
     <w:multiLevelType w:val="hybridMultilevel"/>
     <w:tmpl w:val="2DFC8672"/>
@@ -4911,7 +11116,7 @@
     </w:lvl>
   </w:abstractNum>
   <w:num w:numId="1" w16cid:durableId="62991065">
-    <w:abstractNumId w:val="5"/>
+    <w:abstractNumId w:val="6"/>
   </w:num>
   <w:num w:numId="2" w16cid:durableId="283969860">
     <w:abstractNumId w:val="0"/>
@@ -4923,10 +11128,13 @@
     <w:abstractNumId w:val="2"/>
   </w:num>
   <w:num w:numId="5" w16cid:durableId="154612743">
-    <w:abstractNumId w:val="4"/>
+    <w:abstractNumId w:val="5"/>
   </w:num>
   <w:num w:numId="6" w16cid:durableId="7099541">
     <w:abstractNumId w:val="1"/>
+  </w:num>
+  <w:num w:numId="7" w16cid:durableId="426275582">
+    <w:abstractNumId w:val="4"/>
   </w:num>
 </w:numbering>
 </file>
@@ -5578,7 +11786,6 @@
   <w:style w:type="character" w:default="1" w:styleId="Standardnpsmoodstavce">
     <w:name w:val="Default Paragraph Font"/>
     <w:uiPriority w:val="1"/>
-    <w:semiHidden/>
     <w:unhideWhenUsed/>
   </w:style>
   <w:style w:type="table" w:default="1" w:styleId="Normlntabulka">
@@ -5908,6 +12115,36 @@
       <w:szCs w:val="18"/>
     </w:rPr>
   </w:style>
+  <w:style w:type="paragraph" w:styleId="Titulek">
+    <w:name w:val="caption"/>
+    <w:basedOn w:val="Normln"/>
+    <w:next w:val="Normln"/>
+    <w:uiPriority w:val="35"/>
+    <w:unhideWhenUsed/>
+    <w:qFormat/>
+    <w:rsid w:val="00547F9A"/>
+    <w:pPr>
+      <w:spacing w:after="200" w:line="240" w:lineRule="auto"/>
+    </w:pPr>
+    <w:rPr>
+      <w:i/>
+      <w:iCs/>
+      <w:color w:val="44546A" w:themeColor="text2"/>
+      <w:sz w:val="18"/>
+      <w:szCs w:val="18"/>
+    </w:rPr>
+  </w:style>
+  <w:style w:type="paragraph" w:styleId="Seznamobrzk">
+    <w:name w:val="table of figures"/>
+    <w:basedOn w:val="Normln"/>
+    <w:next w:val="Normln"/>
+    <w:uiPriority w:val="99"/>
+    <w:unhideWhenUsed/>
+    <w:rsid w:val="0086072B"/>
+    <w:pPr>
+      <w:spacing w:after="0"/>
+    </w:pPr>
+  </w:style>
 </w:styles>
 </file>
 
@@ -6207,6 +12444,15 @@
 </file>
 
 <file path=customXml/item1.xml><?xml version="1.0" encoding="utf-8"?>
+<?mso-contentType ?>
+<FormTemplates xmlns="http://schemas.microsoft.com/sharepoint/v3/contenttype/forms">
+  <Display>DocumentLibraryForm</Display>
+  <Edit>DocumentLibraryForm</Edit>
+  <New>DocumentLibraryForm</New>
+</FormTemplates>
+</file>
+
+<file path=customXml/item2.xml><?xml version="1.0" encoding="utf-8"?>
 <ct:contentTypeSchema xmlns:ct="http://schemas.microsoft.com/office/2006/metadata/contentType" xmlns:ma="http://schemas.microsoft.com/office/2006/metadata/properties/metaAttributes" ct:_="" ma:_="" ma:contentTypeName="Dokument" ma:contentTypeID="0x01010050B1E99129EB1C4B94650070FE2E0B3B" ma:contentTypeVersion="4" ma:contentTypeDescription="Vytvoří nový dokument" ma:contentTypeScope="" ma:versionID="4b1406bcfa7da0748f6a3409a4d9ec36">
   <xsd:schema xmlns:xsd="http://www.w3.org/2001/XMLSchema" xmlns:xs="http://www.w3.org/2001/XMLSchema" xmlns:p="http://schemas.microsoft.com/office/2006/metadata/properties" xmlns:ns2="c3e65571-a390-4c9e-b8e9-5d531d8bbe37" xmlns:ns3="754b39a0-e428-4fa2-823f-61c0c676bbed" targetNamespace="http://schemas.microsoft.com/office/2006/metadata/properties" ma:root="true" ma:fieldsID="85554ed8242ef730ce8ebbc69a9f6cc5" ns2:_="" ns3:_="">
     <xsd:import namespace="c3e65571-a390-4c9e-b8e9-5d531d8bbe37"/>
@@ -6371,26 +12617,25 @@
 </ct:contentTypeSchema>
 </file>
 
-<file path=customXml/item2.xml><?xml version="1.0" encoding="utf-8"?>
-<?mso-contentType ?>
-<FormTemplates xmlns="http://schemas.microsoft.com/sharepoint/v3/contenttype/forms">
-  <Display>DocumentLibraryForm</Display>
-  <Edit>DocumentLibraryForm</Edit>
-  <New>DocumentLibraryForm</New>
-</FormTemplates>
+<file path=customXml/item3.xml><?xml version="1.0" encoding="utf-8"?>
+<b:Sources xmlns:b="http://schemas.openxmlformats.org/officeDocument/2006/bibliography" xmlns="http://schemas.openxmlformats.org/officeDocument/2006/bibliography" SelectedStyle="\ISO690Nmerical.XSL" StyleName="ISO 690 – číselná reference" Version="1987"/>
 </file>
 
-<file path=customXml/item3.xml><?xml version="1.0" encoding="utf-8"?>
+<file path=customXml/item4.xml><?xml version="1.0" encoding="utf-8"?>
 <p:properties xmlns:p="http://schemas.microsoft.com/office/2006/metadata/properties" xmlns:xsi="http://www.w3.org/2001/XMLSchema-instance" xmlns:pc="http://schemas.microsoft.com/office/infopath/2007/PartnerControls">
   <documentManagement/>
 </p:properties>
 </file>
 
-<file path=customXml/item4.xml><?xml version="1.0" encoding="utf-8"?>
-<b:Sources xmlns:b="http://schemas.openxmlformats.org/officeDocument/2006/bibliography" xmlns="http://schemas.openxmlformats.org/officeDocument/2006/bibliography" SelectedStyle="\ISO690Nmerical.XSL" StyleName="ISO 690 – číselná reference" Version="1987"/>
+<file path=customXml/itemProps1.xml><?xml version="1.0" encoding="utf-8"?>
+<ds:datastoreItem xmlns:ds="http://schemas.openxmlformats.org/officeDocument/2006/customXml" ds:itemID="{4FF85B71-35EB-4667-B5A7-25BC67E7B3EE}">
+  <ds:schemaRefs>
+    <ds:schemaRef ds:uri="http://schemas.microsoft.com/sharepoint/v3/contenttype/forms"/>
+  </ds:schemaRefs>
+</ds:datastoreItem>
 </file>
 
-<file path=customXml/itemProps1.xml><?xml version="1.0" encoding="utf-8"?>
+<file path=customXml/itemProps2.xml><?xml version="1.0" encoding="utf-8"?>
 <ds:datastoreItem xmlns:ds="http://schemas.openxmlformats.org/officeDocument/2006/customXml" ds:itemID="{82A38B51-6072-4AA7-82FD-DFB83251AC2E}">
   <ds:schemaRefs>
     <ds:schemaRef ds:uri="http://schemas.microsoft.com/office/2006/metadata/contentType"/>
@@ -6409,27 +12654,19 @@
 </ds:datastoreItem>
 </file>
 
-<file path=customXml/itemProps2.xml><?xml version="1.0" encoding="utf-8"?>
-<ds:datastoreItem xmlns:ds="http://schemas.openxmlformats.org/officeDocument/2006/customXml" ds:itemID="{4FF85B71-35EB-4667-B5A7-25BC67E7B3EE}">
+<file path=customXml/itemProps3.xml><?xml version="1.0" encoding="utf-8"?>
+<ds:datastoreItem xmlns:ds="http://schemas.openxmlformats.org/officeDocument/2006/customXml" ds:itemID="{324DBA31-953D-436A-9E77-D8A7DC4AD694}">
   <ds:schemaRefs>
-    <ds:schemaRef ds:uri="http://schemas.microsoft.com/sharepoint/v3/contenttype/forms"/>
+    <ds:schemaRef ds:uri="http://schemas.openxmlformats.org/officeDocument/2006/bibliography"/>
   </ds:schemaRefs>
 </ds:datastoreItem>
 </file>
 
-<file path=customXml/itemProps3.xml><?xml version="1.0" encoding="utf-8"?>
+<file path=customXml/itemProps4.xml><?xml version="1.0" encoding="utf-8"?>
 <ds:datastoreItem xmlns:ds="http://schemas.openxmlformats.org/officeDocument/2006/customXml" ds:itemID="{43079A01-61F3-44B1-90C1-B1FEC405C657}">
   <ds:schemaRefs>
     <ds:schemaRef ds:uri="http://schemas.microsoft.com/office/2006/metadata/properties"/>
     <ds:schemaRef ds:uri="http://schemas.microsoft.com/office/infopath/2007/PartnerControls"/>
   </ds:schemaRefs>
 </ds:datastoreItem>
-</file>
-
-<file path=customXml/itemProps4.xml><?xml version="1.0" encoding="utf-8"?>
-<ds:datastoreItem xmlns:ds="http://schemas.openxmlformats.org/officeDocument/2006/customXml" ds:itemID="{324DBA31-953D-436A-9E77-D8A7DC4AD694}">
-  <ds:schemaRefs>
-    <ds:schemaRef ds:uri="http://schemas.openxmlformats.org/officeDocument/2006/bibliography"/>
-  </ds:schemaRefs>
-</ds:datastoreItem>
 </file>
--- a/Zdeněk_Vostrovský_4ITC.docx
+++ b/Zdeněk_Vostrovský_4ITC.docx
@@ -11,6 +11,8 @@
           <w:szCs w:val="32"/>
         </w:rPr>
       </w:pPr>
+      <w:bookmarkStart w:id="0" w:name="_Hlk187392808"/>
+      <w:bookmarkEnd w:id="0"/>
     </w:p>
     <w:p>
       <w:pPr>
@@ -317,6 +319,7 @@
           <w:szCs w:val="48"/>
         </w:rPr>
       </w:pPr>
+      <w:proofErr w:type="spellStart"/>
       <w:r>
         <w:rPr>
           <w:rFonts w:asciiTheme="majorHAnsi" w:hAnsiTheme="majorHAnsi" w:cstheme="majorHAnsi"/>
@@ -325,6 +328,7 @@
         </w:rPr>
         <w:t>CtrlAltDelete</w:t>
       </w:r>
+      <w:proofErr w:type="spellEnd"/>
     </w:p>
     <w:p>
       <w:pPr>
@@ -571,9 +575,11 @@
       <w:r>
         <w:t>Prohlašuji, že jsem ročníkovou práci na téma „</w:t>
       </w:r>
+      <w:proofErr w:type="spellStart"/>
       <w:r>
         <w:t>CtrlAltDelete</w:t>
       </w:r>
+      <w:proofErr w:type="spellEnd"/>
       <w:r>
         <w:t xml:space="preserve">“ vypracoval samostatně a s použitím uvedené literatury a pramenů. </w:t>
       </w:r>
@@ -651,8 +657,30 @@
         <w:rPr>
           <w:shd w:val="clear" w:color="auto" w:fill="FFFFFF"/>
         </w:rPr>
-        <w:t>Bc. Jířímu Mítovi</w:t>
-      </w:r>
+        <w:t xml:space="preserve">Bc. </w:t>
+      </w:r>
+      <w:proofErr w:type="spellStart"/>
+      <w:r>
+        <w:rPr>
+          <w:shd w:val="clear" w:color="auto" w:fill="FFFFFF"/>
+        </w:rPr>
+        <w:t>Jířímu</w:t>
+      </w:r>
+      <w:proofErr w:type="spellEnd"/>
+      <w:r>
+        <w:rPr>
+          <w:shd w:val="clear" w:color="auto" w:fill="FFFFFF"/>
+        </w:rPr>
+        <w:t xml:space="preserve"> </w:t>
+      </w:r>
+      <w:proofErr w:type="spellStart"/>
+      <w:r>
+        <w:rPr>
+          <w:shd w:val="clear" w:color="auto" w:fill="FFFFFF"/>
+        </w:rPr>
+        <w:t>Mítovi</w:t>
+      </w:r>
+      <w:proofErr w:type="spellEnd"/>
       <w:r>
         <w:rPr>
           <w:shd w:val="clear" w:color="auto" w:fill="FFFFFF"/>
@@ -719,9 +747,11 @@
       <w:r>
         <w:t xml:space="preserve">Tento dokument slouží jako dokumentace k ročníkové práci </w:t>
       </w:r>
+      <w:proofErr w:type="spellStart"/>
       <w:r>
         <w:t>CtrlAltDelete</w:t>
       </w:r>
+      <w:proofErr w:type="spellEnd"/>
       <w:r>
         <w:t>. V úvodu jsou uvedeny cíle projektu a představa jeho finální podoby. V rešerši je uveden výčet konkurenčních titulů a jiných zdrojů, které byly inspirací pro tento projekt jako takový, nebo pro tvorbu postav. Kapitola technologie obsahuje přehled programovacích jazyků, programů a dalších nástrojů použitých při vývoji. Stěžejní kapitolou je praktická část, která popisuje vývoj projektu od návrhu postav až po implementaci herních mechanik. Součástí jsou také ukázky kódu s detailním popisem.</w:t>
       </w:r>
@@ -815,8 +845,13 @@
       <w:pPr>
         <w:jc w:val="left"/>
       </w:pPr>
-      <w:r>
-        <w:t xml:space="preserve">Rage-Quit, </w:t>
+      <w:proofErr w:type="spellStart"/>
+      <w:r>
+        <w:t>Rage</w:t>
+      </w:r>
+      <w:proofErr w:type="spellEnd"/>
+      <w:r>
+        <w:t xml:space="preserve">-Quit, </w:t>
       </w:r>
       <w:r>
         <w:t>hra,</w:t>
@@ -831,7 +866,15 @@
         <w:t>kód</w:t>
       </w:r>
       <w:r>
-        <w:t xml:space="preserve">, assety, </w:t>
+        <w:t xml:space="preserve">, </w:t>
+      </w:r>
+      <w:proofErr w:type="spellStart"/>
+      <w:r>
+        <w:t>assety</w:t>
+      </w:r>
+      <w:proofErr w:type="spellEnd"/>
+      <w:r>
+        <w:t xml:space="preserve">, </w:t>
       </w:r>
       <w:r>
         <w:t xml:space="preserve">telekineze, </w:t>
@@ -843,14 +886,32 @@
         <w:t>cedule</w:t>
       </w:r>
       <w:r>
-        <w:t>, item, mapa</w:t>
-      </w:r>
-      <w:r>
-        <w:t>, ragdoll</w:t>
-      </w:r>
-      <w:r>
-        <w:t>, aim</w:t>
-      </w:r>
+        <w:t xml:space="preserve">, </w:t>
+      </w:r>
+      <w:proofErr w:type="spellStart"/>
+      <w:r>
+        <w:t>item</w:t>
+      </w:r>
+      <w:proofErr w:type="spellEnd"/>
+      <w:r>
+        <w:t>, mapa</w:t>
+      </w:r>
+      <w:r>
+        <w:t xml:space="preserve">, </w:t>
+      </w:r>
+      <w:proofErr w:type="spellStart"/>
+      <w:r>
+        <w:t>ragdoll</w:t>
+      </w:r>
+      <w:proofErr w:type="spellEnd"/>
+      <w:r>
+        <w:t xml:space="preserve">, </w:t>
+      </w:r>
+      <w:proofErr w:type="spellStart"/>
+      <w:r>
+        <w:t>aim</w:t>
+      </w:r>
+      <w:proofErr w:type="spellEnd"/>
     </w:p>
     <w:p>
       <w:pPr>
@@ -2595,7 +2656,7 @@
         </w:pBdr>
         <w:jc w:val="left"/>
       </w:pPr>
-      <w:bookmarkStart w:id="0" w:name="_Toc187342109"/>
+      <w:bookmarkStart w:id="1" w:name="_Toc187342109"/>
       <w:r>
         <w:lastRenderedPageBreak/>
         <w:t>Ú</w:t>
@@ -2603,7 +2664,7 @@
       <w:r>
         <w:t>vod</w:t>
       </w:r>
-      <w:bookmarkEnd w:id="0"/>
+      <w:bookmarkEnd w:id="1"/>
     </w:p>
     <w:p>
       <w:pPr>
@@ -2619,7 +2680,23 @@
       </w:r>
       <w:proofErr w:type="gramEnd"/>
       <w:r>
-        <w:t xml:space="preserve"> rage-quit hry na styl skákačky. Tato hra nabídne jejím hráčům jedinečné výzvy a prozkoumávaní předem vytvořených map, které mají být obtížné na dokončení a také si mají pohrát s výdrží vašich nervů. V projektu bude vytvořeno komplexní herní prostředí, ve kterém budou hráči muset prokázat své dovednosti přežití. Hra bude zasazena do nerealistického prostředí, kde sice bude vše vypadat jako z našeho světa, ale nebude částečně fungovat gravitace. Hráč bude mít možnost ovládat určité objekty a platformy pomocí telekineze a také bude mít k dispozici určité lektvary, které výrazně zlepší jeho schopnosti nejen skoku, ale i rychlosti, a dokonce i ovládání času. </w:t>
+        <w:t xml:space="preserve"> </w:t>
+      </w:r>
+      <w:proofErr w:type="spellStart"/>
+      <w:r>
+        <w:t>rage-quit</w:t>
+      </w:r>
+      <w:proofErr w:type="spellEnd"/>
+      <w:r>
+        <w:t xml:space="preserve"> hry na styl </w:t>
+      </w:r>
+      <w:proofErr w:type="spellStart"/>
+      <w:r>
+        <w:t>skákačky</w:t>
+      </w:r>
+      <w:proofErr w:type="spellEnd"/>
+      <w:r>
+        <w:t xml:space="preserve">. Tato hra nabídne jejím hráčům jedinečné výzvy a prozkoumávaní předem vytvořených map, které mají být obtížné na dokončení a také si mají pohrát s výdrží vašich nervů. V projektu bude vytvořeno komplexní herní prostředí, ve kterém budou hráči muset prokázat své dovednosti přežití. Hra bude zasazena do nerealistického prostředí, kde sice bude vše vypadat jako z našeho světa, ale nebude částečně fungovat gravitace. Hráč bude mít možnost ovládat určité objekty a platformy pomocí telekineze a také bude mít k dispozici určité lektvary, které výrazně zlepší jeho schopnosti nejen skoku, ale i rychlosti, a dokonce i ovládání času. </w:t>
       </w:r>
     </w:p>
     <w:p>
@@ -2642,7 +2719,23 @@
       </w:r>
       <w:proofErr w:type="gramEnd"/>
       <w:r>
-        <w:t xml:space="preserve"> jsem si vybral, protože jsem minulý rok pracoval na 2D hře, a z toho důvodu jsem si chtěl vyzkoušet i druhou možnost vývoje her. Žánr rage-quit skákačky jsem si zase vybral, protože jsem ho často sledoval na internetu, nebo jej i hrál ve volném čase. Tento žánr mě tedy hlavně bavilo sledovat, utrpení cizích lidí pro kontent je přeci jenom klíč pro zábavu jejich sledujících, a tak jsem si řekl, že nějakou takovou hru zkusím vytvořit. </w:t>
+        <w:t xml:space="preserve"> jsem si vybral, protože jsem minulý rok pracoval na 2D hře, a z toho důvodu jsem si chtěl vyzkoušet i druhou možnost vývoje her. Žánr </w:t>
+      </w:r>
+      <w:proofErr w:type="spellStart"/>
+      <w:r>
+        <w:t>rage-quit</w:t>
+      </w:r>
+      <w:proofErr w:type="spellEnd"/>
+      <w:r>
+        <w:t xml:space="preserve"> </w:t>
+      </w:r>
+      <w:proofErr w:type="spellStart"/>
+      <w:r>
+        <w:t>skákačky</w:t>
+      </w:r>
+      <w:proofErr w:type="spellEnd"/>
+      <w:r>
+        <w:t xml:space="preserve"> jsem si zase vybral, protože jsem ho často sledoval na internetu, nebo jej i hrál ve volném čase. Tento žánr mě tedy hlavně bavilo sledovat, utrpení cizích lidí pro kontent je přeci jenom klíč pro zábavu jejich sledujících, a tak jsem si řekl, že nějakou takovou hru zkusím vytvořit. </w:t>
       </w:r>
     </w:p>
     <w:p>
@@ -2654,7 +2747,23 @@
         <w:t>Téměř všechny objekty, textury a další budou staženy z</w:t>
       </w:r>
       <w:r>
-        <w:t xml:space="preserve"> Unity Asset Store </w:t>
+        <w:t xml:space="preserve"> Unity </w:t>
+      </w:r>
+      <w:proofErr w:type="spellStart"/>
+      <w:r>
+        <w:t>Asset</w:t>
+      </w:r>
+      <w:proofErr w:type="spellEnd"/>
+      <w:r>
+        <w:t xml:space="preserve"> </w:t>
+      </w:r>
+      <w:proofErr w:type="spellStart"/>
+      <w:r>
+        <w:t>Store</w:t>
+      </w:r>
+      <w:proofErr w:type="spellEnd"/>
+      <w:r>
+        <w:t xml:space="preserve"> </w:t>
       </w:r>
       <w:r>
         <w:t xml:space="preserve">a využity pro vývoj této hry. Věděl jsem totiž, že kdybych si měl modely vytvářet sám, tak tento projekt nejspíš nestihnu dokončit v omezeném čase, anebo bych v něm nechal stovky hodin. </w:t>
@@ -2671,37 +2780,37 @@
         </w:pBdr>
         <w:jc w:val="left"/>
       </w:pPr>
-      <w:bookmarkStart w:id="1" w:name="_Toc187342110"/>
+      <w:bookmarkStart w:id="2" w:name="_Toc187342110"/>
       <w:r>
         <w:lastRenderedPageBreak/>
         <w:t>Teoretická část</w:t>
       </w:r>
-      <w:bookmarkEnd w:id="1"/>
+      <w:bookmarkEnd w:id="2"/>
     </w:p>
     <w:p>
       <w:pPr>
         <w:pStyle w:val="Nadpis2"/>
         <w:jc w:val="left"/>
       </w:pPr>
-      <w:bookmarkStart w:id="2" w:name="_Toc187342111"/>
+      <w:bookmarkStart w:id="3" w:name="_Toc187342111"/>
       <w:r>
         <w:t>Rešerše</w:t>
       </w:r>
-      <w:bookmarkEnd w:id="2"/>
+      <w:bookmarkEnd w:id="3"/>
     </w:p>
     <w:p>
       <w:pPr>
         <w:pStyle w:val="Nadpis3"/>
         <w:jc w:val="left"/>
       </w:pPr>
-      <w:bookmarkStart w:id="3" w:name="_Toc187342112"/>
+      <w:bookmarkStart w:id="4" w:name="_Toc187342112"/>
       <w:r>
         <w:t>Inspirace</w:t>
       </w:r>
       <w:r>
         <w:t xml:space="preserve"> a konkurence</w:t>
       </w:r>
-      <w:bookmarkEnd w:id="3"/>
+      <w:bookmarkEnd w:id="4"/>
     </w:p>
     <w:p>
       <w:pPr>
@@ -2754,28 +2863,18 @@
                               <w:pStyle w:val="Titulek"/>
                               <w:jc w:val="right"/>
                             </w:pPr>
-                            <w:bookmarkStart w:id="4" w:name="_Toc187343133"/>
+                            <w:bookmarkStart w:id="5" w:name="_Toc187392934"/>
                             <w:r>
                               <w:t xml:space="preserve">Obrázek </w:t>
                             </w:r>
-                            <w:r>
-                              <w:fldChar w:fldCharType="begin"/>
-                            </w:r>
-                            <w:r>
-                              <w:instrText xml:space="preserve"> SEQ Obrázek \* ARABIC </w:instrText>
-                            </w:r>
-                            <w:r>
-                              <w:fldChar w:fldCharType="separate"/>
-                            </w:r>
-                            <w:r>
-                              <w:rPr>
-                                <w:noProof/>
-                              </w:rPr>
-                              <w:t>1</w:t>
-                            </w:r>
-                            <w:r>
-                              <w:fldChar w:fldCharType="end"/>
-                            </w:r>
+                            <w:fldSimple w:instr=" SEQ Obrázek \* ARABIC ">
+                              <w:r>
+                                <w:rPr>
+                                  <w:noProof/>
+                                </w:rPr>
+                                <w:t>1</w:t>
+                              </w:r>
+                            </w:fldSimple>
                             <w:r>
                               <w:t xml:space="preserve"> </w:t>
                             </w:r>
@@ -2785,7 +2884,7 @@
                             <w:r>
                               <w:t xml:space="preserve"> AltF4</w:t>
                             </w:r>
-                            <w:bookmarkEnd w:id="4"/>
+                            <w:bookmarkEnd w:id="5"/>
                           </w:p>
                         </w:txbxContent>
                       </wps:txbx>
@@ -2815,28 +2914,18 @@
                         <w:pStyle w:val="Titulek"/>
                         <w:jc w:val="right"/>
                       </w:pPr>
-                      <w:bookmarkStart w:id="5" w:name="_Toc187343133"/>
+                      <w:bookmarkStart w:id="6" w:name="_Toc187392934"/>
                       <w:r>
                         <w:t xml:space="preserve">Obrázek </w:t>
                       </w:r>
-                      <w:r>
-                        <w:fldChar w:fldCharType="begin"/>
-                      </w:r>
-                      <w:r>
-                        <w:instrText xml:space="preserve"> SEQ Obrázek \* ARABIC </w:instrText>
-                      </w:r>
-                      <w:r>
-                        <w:fldChar w:fldCharType="separate"/>
-                      </w:r>
-                      <w:r>
-                        <w:rPr>
-                          <w:noProof/>
-                        </w:rPr>
-                        <w:t>1</w:t>
-                      </w:r>
-                      <w:r>
-                        <w:fldChar w:fldCharType="end"/>
-                      </w:r>
+                      <w:fldSimple w:instr=" SEQ Obrázek \* ARABIC ">
+                        <w:r>
+                          <w:rPr>
+                            <w:noProof/>
+                          </w:rPr>
+                          <w:t>1</w:t>
+                        </w:r>
+                      </w:fldSimple>
                       <w:r>
                         <w:t xml:space="preserve"> </w:t>
                       </w:r>
@@ -2846,7 +2935,7 @@
                       <w:r>
                         <w:t xml:space="preserve"> AltF4</w:t>
                       </w:r>
-                      <w:bookmarkEnd w:id="5"/>
+                      <w:bookmarkEnd w:id="6"/>
                     </w:p>
                   </w:txbxContent>
                 </v:textbox>
@@ -2968,8 +3057,21 @@
       </w:r>
       <w:proofErr w:type="gramEnd"/>
       <w:r>
-        <w:t xml:space="preserve"> rage-quit skákačka</w:t>
-      </w:r>
+        <w:t xml:space="preserve"> </w:t>
+      </w:r>
+      <w:proofErr w:type="spellStart"/>
+      <w:r>
+        <w:t>rage-quit</w:t>
+      </w:r>
+      <w:proofErr w:type="spellEnd"/>
+      <w:r>
+        <w:t xml:space="preserve"> </w:t>
+      </w:r>
+      <w:proofErr w:type="spellStart"/>
+      <w:r>
+        <w:t>skákačka</w:t>
+      </w:r>
+      <w:proofErr w:type="spellEnd"/>
       <w:r>
         <w:t>,</w:t>
       </w:r>
@@ -3010,8 +3112,13 @@
         <w:t xml:space="preserve">Dalším smyslem hodu slepicí je sbírání checkpointů, či zneškodňování pastí a dalších překážek. </w:t>
       </w:r>
       <w:r>
-        <w:t>Cílem hry je dokončovat mapy a mít je dohrané za co nejkratší čas, nebo co nejméně smrtí. AltF4 má do hry zakomponovanou měnu, kterou můžete využít na nákup různých itemů</w:t>
-      </w:r>
+        <w:t xml:space="preserve">Cílem hry je dokončovat mapy a mít je dohrané za co nejkratší čas, nebo co nejméně smrtí. AltF4 má do hry zakomponovanou měnu, kterou můžete využít na nákup různých </w:t>
+      </w:r>
+      <w:proofErr w:type="spellStart"/>
+      <w:r>
+        <w:t>itemů</w:t>
+      </w:r>
+      <w:proofErr w:type="spellEnd"/>
       <w:r>
         <w:t>,</w:t>
       </w:r>
@@ -3095,28 +3202,18 @@
                                 <w:szCs w:val="22"/>
                               </w:rPr>
                             </w:pPr>
-                            <w:bookmarkStart w:id="6" w:name="_Toc187343134"/>
+                            <w:bookmarkStart w:id="7" w:name="_Toc187392935"/>
                             <w:r>
                               <w:t xml:space="preserve">Obrázek </w:t>
                             </w:r>
-                            <w:r>
-                              <w:fldChar w:fldCharType="begin"/>
-                            </w:r>
-                            <w:r>
-                              <w:instrText xml:space="preserve"> SEQ Obrázek \* ARABIC </w:instrText>
-                            </w:r>
-                            <w:r>
-                              <w:fldChar w:fldCharType="separate"/>
-                            </w:r>
-                            <w:r>
-                              <w:rPr>
-                                <w:noProof/>
-                              </w:rPr>
-                              <w:t>2</w:t>
-                            </w:r>
-                            <w:r>
-                              <w:fldChar w:fldCharType="end"/>
-                            </w:r>
+                            <w:fldSimple w:instr=" SEQ Obrázek \* ARABIC ">
+                              <w:r>
+                                <w:rPr>
+                                  <w:noProof/>
+                                </w:rPr>
+                                <w:t>2</w:t>
+                              </w:r>
+                            </w:fldSimple>
                             <w:r>
                               <w:t xml:space="preserve"> </w:t>
                             </w:r>
@@ -3124,9 +3221,17 @@
                               <w:t>|</w:t>
                             </w:r>
                             <w:r>
-                              <w:t xml:space="preserve"> Jump King</w:t>
+                              <w:t xml:space="preserve"> </w:t>
                             </w:r>
-                            <w:bookmarkEnd w:id="6"/>
+                            <w:proofErr w:type="spellStart"/>
+                            <w:r>
+                              <w:t>Jump</w:t>
+                            </w:r>
+                            <w:proofErr w:type="spellEnd"/>
+                            <w:r>
+                              <w:t xml:space="preserve"> King</w:t>
+                            </w:r>
+                            <w:bookmarkEnd w:id="7"/>
                           </w:p>
                         </w:txbxContent>
                       </wps:txbx>
@@ -3156,28 +3261,18 @@
                           <w:szCs w:val="22"/>
                         </w:rPr>
                       </w:pPr>
-                      <w:bookmarkStart w:id="7" w:name="_Toc187343134"/>
+                      <w:bookmarkStart w:id="8" w:name="_Toc187392935"/>
                       <w:r>
                         <w:t xml:space="preserve">Obrázek </w:t>
                       </w:r>
-                      <w:r>
-                        <w:fldChar w:fldCharType="begin"/>
-                      </w:r>
-                      <w:r>
-                        <w:instrText xml:space="preserve"> SEQ Obrázek \* ARABIC </w:instrText>
-                      </w:r>
-                      <w:r>
-                        <w:fldChar w:fldCharType="separate"/>
-                      </w:r>
-                      <w:r>
-                        <w:rPr>
-                          <w:noProof/>
-                        </w:rPr>
-                        <w:t>2</w:t>
-                      </w:r>
-                      <w:r>
-                        <w:fldChar w:fldCharType="end"/>
-                      </w:r>
+                      <w:fldSimple w:instr=" SEQ Obrázek \* ARABIC ">
+                        <w:r>
+                          <w:rPr>
+                            <w:noProof/>
+                          </w:rPr>
+                          <w:t>2</w:t>
+                        </w:r>
+                      </w:fldSimple>
                       <w:r>
                         <w:t xml:space="preserve"> </w:t>
                       </w:r>
@@ -3185,9 +3280,17 @@
                         <w:t>|</w:t>
                       </w:r>
                       <w:r>
-                        <w:t xml:space="preserve"> Jump King</w:t>
+                        <w:t xml:space="preserve"> </w:t>
                       </w:r>
-                      <w:bookmarkEnd w:id="7"/>
+                      <w:proofErr w:type="spellStart"/>
+                      <w:r>
+                        <w:t>Jump</w:t>
+                      </w:r>
+                      <w:proofErr w:type="spellEnd"/>
+                      <w:r>
+                        <w:t xml:space="preserve"> King</w:t>
+                      </w:r>
+                      <w:bookmarkEnd w:id="8"/>
                     </w:p>
                   </w:txbxContent>
                 </v:textbox>
@@ -3259,7 +3362,39 @@
         </w:drawing>
       </w:r>
       <w:r>
-        <w:t xml:space="preserve">Další inspiraci ze žánru rage-quit je hra Jump King. Hlavním rozdílem mezi tímto projektem a hrou Jump King je v dimenzích, Hra Jump King je ve 2D. Ve hře je </w:t>
+        <w:t xml:space="preserve">Další inspiraci ze žánru </w:t>
+      </w:r>
+      <w:proofErr w:type="spellStart"/>
+      <w:r>
+        <w:t>rage-quit</w:t>
+      </w:r>
+      <w:proofErr w:type="spellEnd"/>
+      <w:r>
+        <w:t xml:space="preserve"> je hra </w:t>
+      </w:r>
+      <w:proofErr w:type="spellStart"/>
+      <w:r>
+        <w:t>Jump</w:t>
+      </w:r>
+      <w:proofErr w:type="spellEnd"/>
+      <w:r>
+        <w:t xml:space="preserve"> King. Hlavním rozdílem mezi tímto projektem a hrou </w:t>
+      </w:r>
+      <w:proofErr w:type="spellStart"/>
+      <w:r>
+        <w:t>Jump</w:t>
+      </w:r>
+      <w:proofErr w:type="spellEnd"/>
+      <w:r>
+        <w:t xml:space="preserve"> King je v dimenzích, Hra </w:t>
+      </w:r>
+      <w:proofErr w:type="spellStart"/>
+      <w:r>
+        <w:t>Jump</w:t>
+      </w:r>
+      <w:proofErr w:type="spellEnd"/>
+      <w:r>
+        <w:t xml:space="preserve"> King je ve 2D. Ve hře je </w:t>
       </w:r>
       <w:r>
         <w:t>taktéž</w:t>
@@ -3333,28 +3468,18 @@
                                 <w:szCs w:val="22"/>
                               </w:rPr>
                             </w:pPr>
-                            <w:bookmarkStart w:id="8" w:name="_Toc187343135"/>
+                            <w:bookmarkStart w:id="9" w:name="_Toc187392936"/>
                             <w:r>
                               <w:t xml:space="preserve">Obrázek </w:t>
                             </w:r>
-                            <w:r>
-                              <w:fldChar w:fldCharType="begin"/>
-                            </w:r>
-                            <w:r>
-                              <w:instrText xml:space="preserve"> SEQ Obrázek \* ARABIC </w:instrText>
-                            </w:r>
-                            <w:r>
-                              <w:fldChar w:fldCharType="separate"/>
-                            </w:r>
-                            <w:r>
-                              <w:rPr>
-                                <w:noProof/>
-                              </w:rPr>
-                              <w:t>3</w:t>
-                            </w:r>
-                            <w:r>
-                              <w:fldChar w:fldCharType="end"/>
-                            </w:r>
+                            <w:fldSimple w:instr=" SEQ Obrázek \* ARABIC ">
+                              <w:r>
+                                <w:rPr>
+                                  <w:noProof/>
+                                </w:rPr>
+                                <w:t>3</w:t>
+                              </w:r>
+                            </w:fldSimple>
                             <w:r>
                               <w:t xml:space="preserve"> </w:t>
                             </w:r>
@@ -3367,7 +3492,7 @@
                               </w:rPr>
                               <w:t xml:space="preserve"> Slackers Carts of Glory</w:t>
                             </w:r>
-                            <w:bookmarkEnd w:id="8"/>
+                            <w:bookmarkEnd w:id="9"/>
                           </w:p>
                         </w:txbxContent>
                       </wps:txbx>
@@ -3398,28 +3523,18 @@
                           <w:szCs w:val="22"/>
                         </w:rPr>
                       </w:pPr>
-                      <w:bookmarkStart w:id="9" w:name="_Toc187343135"/>
+                      <w:bookmarkStart w:id="10" w:name="_Toc187392936"/>
                       <w:r>
                         <w:t xml:space="preserve">Obrázek </w:t>
                       </w:r>
-                      <w:r>
-                        <w:fldChar w:fldCharType="begin"/>
-                      </w:r>
-                      <w:r>
-                        <w:instrText xml:space="preserve"> SEQ Obrázek \* ARABIC </w:instrText>
-                      </w:r>
-                      <w:r>
-                        <w:fldChar w:fldCharType="separate"/>
-                      </w:r>
-                      <w:r>
-                        <w:rPr>
-                          <w:noProof/>
-                        </w:rPr>
-                        <w:t>3</w:t>
-                      </w:r>
-                      <w:r>
-                        <w:fldChar w:fldCharType="end"/>
-                      </w:r>
+                      <w:fldSimple w:instr=" SEQ Obrázek \* ARABIC ">
+                        <w:r>
+                          <w:rPr>
+                            <w:noProof/>
+                          </w:rPr>
+                          <w:t>3</w:t>
+                        </w:r>
+                      </w:fldSimple>
                       <w:r>
                         <w:t xml:space="preserve"> </w:t>
                       </w:r>
@@ -3432,7 +3547,7 @@
                         </w:rPr>
                         <w:t xml:space="preserve"> Slackers Carts of Glory</w:t>
                       </w:r>
-                      <w:bookmarkEnd w:id="9"/>
+                      <w:bookmarkEnd w:id="10"/>
                     </w:p>
                   </w:txbxContent>
                 </v:textbox>
@@ -3506,17 +3621,51 @@
       <w:r>
         <w:t xml:space="preserve">Hra </w:t>
       </w:r>
+      <w:proofErr w:type="spellStart"/>
       <w:proofErr w:type="gramStart"/>
       <w:r>
-        <w:t>Slackers - Carts</w:t>
-      </w:r>
+        <w:t>Slackers</w:t>
+      </w:r>
+      <w:proofErr w:type="spellEnd"/>
+      <w:r>
+        <w:t xml:space="preserve"> - </w:t>
+      </w:r>
+      <w:proofErr w:type="spellStart"/>
+      <w:r>
+        <w:t>Carts</w:t>
+      </w:r>
+      <w:proofErr w:type="spellEnd"/>
       <w:proofErr w:type="gramEnd"/>
       <w:r>
-        <w:t xml:space="preserve"> of Glory je další z mnoha ze žánru rage-quit, taky je to další inspirace pro tento projekt. Ve hře jde o to, že hráč řídí nákupní košík a snaží se vyhýbat všem překážkám po strmé cestě do obchodu. Do obchodu má namířeno kvůli tomu, že si hlavní postava potřebuje koupit pivo, aby mohl hráč odemykat nové mapy. Kolik koupí piva, závisí na tom, za jak dlouho projede hráč danou mapu. Hrát tuto hru zní lehce, jenže to není tak úplně pravda. Dostatečně dobře ovládat košík a do toho jezdit v lepším a lepším časovém rozsahu je obtížnější, než se zdá.</w:t>
-      </w:r>
-      <w:r>
         <w:t xml:space="preserve"> </w:t>
       </w:r>
+      <w:proofErr w:type="spellStart"/>
+      <w:r>
+        <w:t>of</w:t>
+      </w:r>
+      <w:proofErr w:type="spellEnd"/>
+      <w:r>
+        <w:t xml:space="preserve"> </w:t>
+      </w:r>
+      <w:proofErr w:type="spellStart"/>
+      <w:r>
+        <w:t>Glory</w:t>
+      </w:r>
+      <w:proofErr w:type="spellEnd"/>
+      <w:r>
+        <w:t xml:space="preserve"> je další z mnoha ze žánru </w:t>
+      </w:r>
+      <w:proofErr w:type="spellStart"/>
+      <w:r>
+        <w:t>rage-quit</w:t>
+      </w:r>
+      <w:proofErr w:type="spellEnd"/>
+      <w:r>
+        <w:t>, taky je to další inspirace pro tento projekt. Ve hře jde o to, že hráč řídí nákupní košík a snaží se vyhýbat všem překážkám po strmé cestě do obchodu. Do obchodu má namířeno kvůli tomu, že si hlavní postava potřebuje koupit pivo, aby mohl hráč odemykat nové mapy. Kolik koupí piva, závisí na tom, za jak dlouho projede hráč danou mapu. Hrát tuto hru zní lehce, jenže to není tak úplně pravda. Dostatečně dobře ovládat košík a do toho jezdit v lepším a lepším časovém rozsahu je obtížnější, než se zdá.</w:t>
+      </w:r>
+      <w:r>
+        <w:t xml:space="preserve"> </w:t>
+      </w:r>
       <w:r>
         <w:br w:type="page"/>
       </w:r>
@@ -3526,22 +3675,22 @@
         <w:pStyle w:val="Nadpis2"/>
         <w:jc w:val="left"/>
       </w:pPr>
-      <w:bookmarkStart w:id="10" w:name="_Toc187342113"/>
+      <w:bookmarkStart w:id="11" w:name="_Toc187342113"/>
       <w:r>
         <w:lastRenderedPageBreak/>
         <w:t>Technologie</w:t>
       </w:r>
-      <w:bookmarkEnd w:id="10"/>
+      <w:bookmarkEnd w:id="11"/>
     </w:p>
     <w:p>
       <w:pPr>
         <w:pStyle w:val="Nadpis3"/>
       </w:pPr>
-      <w:bookmarkStart w:id="11" w:name="_Toc187342114"/>
+      <w:bookmarkStart w:id="12" w:name="_Toc187342114"/>
       <w:r>
         <w:t>Unity</w:t>
       </w:r>
-      <w:bookmarkEnd w:id="11"/>
+      <w:bookmarkEnd w:id="12"/>
     </w:p>
     <w:p/>
     <w:p>
@@ -3603,28 +3752,18 @@
                                 <w:szCs w:val="22"/>
                               </w:rPr>
                             </w:pPr>
-                            <w:bookmarkStart w:id="12" w:name="_Toc187343136"/>
+                            <w:bookmarkStart w:id="13" w:name="_Toc187392937"/>
                             <w:r>
                               <w:t xml:space="preserve">Obrázek </w:t>
                             </w:r>
-                            <w:r>
-                              <w:fldChar w:fldCharType="begin"/>
-                            </w:r>
-                            <w:r>
-                              <w:instrText xml:space="preserve"> SEQ Obrázek \* ARABIC </w:instrText>
-                            </w:r>
-                            <w:r>
-                              <w:fldChar w:fldCharType="separate"/>
-                            </w:r>
-                            <w:r>
-                              <w:rPr>
-                                <w:noProof/>
-                              </w:rPr>
-                              <w:t>4</w:t>
-                            </w:r>
-                            <w:r>
-                              <w:fldChar w:fldCharType="end"/>
-                            </w:r>
+                            <w:fldSimple w:instr=" SEQ Obrázek \* ARABIC ">
+                              <w:r>
+                                <w:rPr>
+                                  <w:noProof/>
+                                </w:rPr>
+                                <w:t>4</w:t>
+                              </w:r>
+                            </w:fldSimple>
                             <w:r>
                               <w:t xml:space="preserve"> </w:t>
                             </w:r>
@@ -3634,7 +3773,7 @@
                             <w:r>
                               <w:t xml:space="preserve"> Unity</w:t>
                             </w:r>
-                            <w:bookmarkEnd w:id="12"/>
+                            <w:bookmarkEnd w:id="13"/>
                           </w:p>
                         </w:txbxContent>
                       </wps:txbx>
@@ -3668,28 +3807,18 @@
                           <w:szCs w:val="22"/>
                         </w:rPr>
                       </w:pPr>
-                      <w:bookmarkStart w:id="13" w:name="_Toc187343136"/>
+                      <w:bookmarkStart w:id="14" w:name="_Toc187392937"/>
                       <w:r>
                         <w:t xml:space="preserve">Obrázek </w:t>
                       </w:r>
-                      <w:r>
-                        <w:fldChar w:fldCharType="begin"/>
-                      </w:r>
-                      <w:r>
-                        <w:instrText xml:space="preserve"> SEQ Obrázek \* ARABIC </w:instrText>
-                      </w:r>
-                      <w:r>
-                        <w:fldChar w:fldCharType="separate"/>
-                      </w:r>
-                      <w:r>
-                        <w:rPr>
-                          <w:noProof/>
-                        </w:rPr>
-                        <w:t>4</w:t>
-                      </w:r>
-                      <w:r>
-                        <w:fldChar w:fldCharType="end"/>
-                      </w:r>
+                      <w:fldSimple w:instr=" SEQ Obrázek \* ARABIC ">
+                        <w:r>
+                          <w:rPr>
+                            <w:noProof/>
+                          </w:rPr>
+                          <w:t>4</w:t>
+                        </w:r>
+                      </w:fldSimple>
                       <w:r>
                         <w:t xml:space="preserve"> </w:t>
                       </w:r>
@@ -3699,7 +3828,7 @@
                       <w:r>
                         <w:t xml:space="preserve"> Unity</w:t>
                       </w:r>
-                      <w:bookmarkEnd w:id="13"/>
+                      <w:bookmarkEnd w:id="14"/>
                     </w:p>
                   </w:txbxContent>
                 </v:textbox>
@@ -3784,13 +3913,45 @@
           <w:rStyle w:val="cf01"/>
           <w:rFonts w:cstheme="minorHAnsi"/>
         </w:rPr>
-        <w:t>Dále bych mohl použít ještě Unreal Engine, ale ten je velice náročný na výkon počítače, proto jsem zůstal u Unity</w:t>
-      </w:r>
+        <w:t xml:space="preserve">Dále bych mohl použít ještě </w:t>
+      </w:r>
+      <w:proofErr w:type="spellStart"/>
       <w:r>
         <w:rPr>
           <w:rStyle w:val="cf01"/>
           <w:rFonts w:cstheme="minorHAnsi"/>
         </w:rPr>
+        <w:t>Unreal</w:t>
+      </w:r>
+      <w:proofErr w:type="spellEnd"/>
+      <w:r>
+        <w:rPr>
+          <w:rStyle w:val="cf01"/>
+          <w:rFonts w:cstheme="minorHAnsi"/>
+        </w:rPr>
+        <w:t xml:space="preserve"> </w:t>
+      </w:r>
+      <w:proofErr w:type="spellStart"/>
+      <w:r>
+        <w:rPr>
+          <w:rStyle w:val="cf01"/>
+          <w:rFonts w:cstheme="minorHAnsi"/>
+        </w:rPr>
+        <w:t>Engine</w:t>
+      </w:r>
+      <w:proofErr w:type="spellEnd"/>
+      <w:r>
+        <w:rPr>
+          <w:rStyle w:val="cf01"/>
+          <w:rFonts w:cstheme="minorHAnsi"/>
+        </w:rPr>
+        <w:t>, ale ten je velice náročný na výkon počítače, proto jsem zůstal u Unity</w:t>
+      </w:r>
+      <w:r>
+        <w:rPr>
+          <w:rStyle w:val="cf01"/>
+          <w:rFonts w:cstheme="minorHAnsi"/>
+        </w:rPr>
         <w:t>.</w:t>
       </w:r>
       <w:r>
@@ -3800,7 +3961,15 @@
         <w:t xml:space="preserve"> </w:t>
       </w:r>
       <w:r>
-        <w:t>Zároveň by i trvalo, než bych se naučil v tomto game enginu základy.</w:t>
+        <w:t xml:space="preserve">Zároveň by i trvalo, než bych se naučil v tomto game </w:t>
+      </w:r>
+      <w:proofErr w:type="spellStart"/>
+      <w:r>
+        <w:t>enginu</w:t>
+      </w:r>
+      <w:proofErr w:type="spellEnd"/>
+      <w:r>
+        <w:t xml:space="preserve"> základy.</w:t>
       </w:r>
       <w:r>
         <w:rPr>
@@ -3821,11 +3990,16 @@
       <w:pPr>
         <w:pStyle w:val="Nadpis3"/>
       </w:pPr>
-      <w:bookmarkStart w:id="14" w:name="_Toc187342115"/>
-      <w:r>
-        <w:t>Visual Studio 2022</w:t>
-      </w:r>
-      <w:bookmarkEnd w:id="14"/>
+      <w:bookmarkStart w:id="15" w:name="_Toc187342115"/>
+      <w:proofErr w:type="spellStart"/>
+      <w:r>
+        <w:t>Visual</w:t>
+      </w:r>
+      <w:proofErr w:type="spellEnd"/>
+      <w:r>
+        <w:t xml:space="preserve"> Studio 2022</w:t>
+      </w:r>
+      <w:bookmarkEnd w:id="15"/>
     </w:p>
     <w:p/>
     <w:p>
@@ -3900,8 +4074,13 @@
           </wp:anchor>
         </w:drawing>
       </w:r>
-      <w:r>
-        <w:t>Visual Studio je aplikace, ve které budu psát všechny scripty v C# a poté je implementuji do Unity. Je to textový editor, co obsahuje např. propojení s Azure, sdílení více než jen obrazovky, možnost tvořit multiplatformní a responsivní aplikace, nástroje pro usnadnění práce s SQL a mnoho dalšího.</w:t>
+      <w:proofErr w:type="spellStart"/>
+      <w:r>
+        <w:t>Visual</w:t>
+      </w:r>
+      <w:proofErr w:type="spellEnd"/>
+      <w:r>
+        <w:t xml:space="preserve"> Studio je aplikace, ve které budu psát všechny scripty v C# a poté je implementuji do Unity. Je to textový editor, co obsahuje např. propojení s Azure, sdílení více než jen obrazovky, možnost tvořit multiplatformní a responsivní aplikace, nástroje pro usnadnění práce s SQL a mnoho dalšího.</w:t>
       </w:r>
       <w:r>
         <w:rPr>
@@ -3961,28 +4140,18 @@
                                 <w:szCs w:val="22"/>
                               </w:rPr>
                             </w:pPr>
-                            <w:bookmarkStart w:id="15" w:name="_Toc187343137"/>
+                            <w:bookmarkStart w:id="16" w:name="_Toc187392938"/>
                             <w:r>
                               <w:t xml:space="preserve">Obrázek </w:t>
                             </w:r>
-                            <w:r>
-                              <w:fldChar w:fldCharType="begin"/>
-                            </w:r>
-                            <w:r>
-                              <w:instrText xml:space="preserve"> SEQ Obrázek \* ARABIC </w:instrText>
-                            </w:r>
-                            <w:r>
-                              <w:fldChar w:fldCharType="separate"/>
-                            </w:r>
-                            <w:r>
-                              <w:rPr>
-                                <w:noProof/>
-                              </w:rPr>
-                              <w:t>5</w:t>
-                            </w:r>
-                            <w:r>
-                              <w:fldChar w:fldCharType="end"/>
-                            </w:r>
+                            <w:fldSimple w:instr=" SEQ Obrázek \* ARABIC ">
+                              <w:r>
+                                <w:rPr>
+                                  <w:noProof/>
+                                </w:rPr>
+                                <w:t>5</w:t>
+                              </w:r>
+                            </w:fldSimple>
                             <w:r>
                               <w:t xml:space="preserve"> </w:t>
                             </w:r>
@@ -3990,9 +4159,17 @@
                               <w:t>|</w:t>
                             </w:r>
                             <w:r>
-                              <w:t xml:space="preserve"> Visual Studio 2022</w:t>
+                              <w:t xml:space="preserve"> </w:t>
                             </w:r>
-                            <w:bookmarkEnd w:id="15"/>
+                            <w:proofErr w:type="spellStart"/>
+                            <w:r>
+                              <w:t>Visual</w:t>
+                            </w:r>
+                            <w:proofErr w:type="spellEnd"/>
+                            <w:r>
+                              <w:t xml:space="preserve"> Studio 2022</w:t>
+                            </w:r>
+                            <w:bookmarkEnd w:id="16"/>
                           </w:p>
                         </w:txbxContent>
                       </wps:txbx>
@@ -4025,28 +4202,18 @@
                           <w:szCs w:val="22"/>
                         </w:rPr>
                       </w:pPr>
-                      <w:bookmarkStart w:id="16" w:name="_Toc187343137"/>
+                      <w:bookmarkStart w:id="17" w:name="_Toc187392938"/>
                       <w:r>
                         <w:t xml:space="preserve">Obrázek </w:t>
                       </w:r>
-                      <w:r>
-                        <w:fldChar w:fldCharType="begin"/>
-                      </w:r>
-                      <w:r>
-                        <w:instrText xml:space="preserve"> SEQ Obrázek \* ARABIC </w:instrText>
-                      </w:r>
-                      <w:r>
-                        <w:fldChar w:fldCharType="separate"/>
-                      </w:r>
-                      <w:r>
-                        <w:rPr>
-                          <w:noProof/>
-                        </w:rPr>
-                        <w:t>5</w:t>
-                      </w:r>
-                      <w:r>
-                        <w:fldChar w:fldCharType="end"/>
-                      </w:r>
+                      <w:fldSimple w:instr=" SEQ Obrázek \* ARABIC ">
+                        <w:r>
+                          <w:rPr>
+                            <w:noProof/>
+                          </w:rPr>
+                          <w:t>5</w:t>
+                        </w:r>
+                      </w:fldSimple>
                       <w:r>
                         <w:t xml:space="preserve"> </w:t>
                       </w:r>
@@ -4054,9 +4221,17 @@
                         <w:t>|</w:t>
                       </w:r>
                       <w:r>
-                        <w:t xml:space="preserve"> Visual Studio 2022</w:t>
+                        <w:t xml:space="preserve"> </w:t>
                       </w:r>
-                      <w:bookmarkEnd w:id="16"/>
+                      <w:proofErr w:type="spellStart"/>
+                      <w:r>
+                        <w:t>Visual</w:t>
+                      </w:r>
+                      <w:proofErr w:type="spellEnd"/>
+                      <w:r>
+                        <w:t xml:space="preserve"> Studio 2022</w:t>
+                      </w:r>
+                      <w:bookmarkEnd w:id="17"/>
                     </w:p>
                   </w:txbxContent>
                 </v:textbox>
@@ -4072,11 +4247,11 @@
       <w:pPr>
         <w:pStyle w:val="Nadpis3"/>
       </w:pPr>
-      <w:bookmarkStart w:id="17" w:name="_Toc187342116"/>
+      <w:bookmarkStart w:id="18" w:name="_Toc187342116"/>
       <w:r>
         <w:t>C#</w:t>
       </w:r>
-      <w:bookmarkEnd w:id="17"/>
+      <w:bookmarkEnd w:id="18"/>
     </w:p>
     <w:p/>
     <w:p>
@@ -4135,28 +4310,18 @@
                                 <w:szCs w:val="22"/>
                               </w:rPr>
                             </w:pPr>
-                            <w:bookmarkStart w:id="18" w:name="_Toc187343138"/>
+                            <w:bookmarkStart w:id="19" w:name="_Toc187392939"/>
                             <w:r>
                               <w:t xml:space="preserve">Obrázek </w:t>
                             </w:r>
-                            <w:r>
-                              <w:fldChar w:fldCharType="begin"/>
-                            </w:r>
-                            <w:r>
-                              <w:instrText xml:space="preserve"> SEQ Obrázek \* ARABIC </w:instrText>
-                            </w:r>
-                            <w:r>
-                              <w:fldChar w:fldCharType="separate"/>
-                            </w:r>
-                            <w:r>
-                              <w:rPr>
-                                <w:noProof/>
-                              </w:rPr>
-                              <w:t>6</w:t>
-                            </w:r>
-                            <w:r>
-                              <w:fldChar w:fldCharType="end"/>
-                            </w:r>
+                            <w:fldSimple w:instr=" SEQ Obrázek \* ARABIC ">
+                              <w:r>
+                                <w:rPr>
+                                  <w:noProof/>
+                                </w:rPr>
+                                <w:t>6</w:t>
+                              </w:r>
+                            </w:fldSimple>
                             <w:r>
                               <w:t xml:space="preserve"> </w:t>
                             </w:r>
@@ -4166,7 +4331,7 @@
                             <w:r>
                               <w:t xml:space="preserve"> C#</w:t>
                             </w:r>
-                            <w:bookmarkEnd w:id="18"/>
+                            <w:bookmarkEnd w:id="19"/>
                           </w:p>
                         </w:txbxContent>
                       </wps:txbx>
@@ -4197,28 +4362,18 @@
                           <w:szCs w:val="22"/>
                         </w:rPr>
                       </w:pPr>
-                      <w:bookmarkStart w:id="19" w:name="_Toc187343138"/>
+                      <w:bookmarkStart w:id="20" w:name="_Toc187392939"/>
                       <w:r>
                         <w:t xml:space="preserve">Obrázek </w:t>
                       </w:r>
-                      <w:r>
-                        <w:fldChar w:fldCharType="begin"/>
-                      </w:r>
-                      <w:r>
-                        <w:instrText xml:space="preserve"> SEQ Obrázek \* ARABIC </w:instrText>
-                      </w:r>
-                      <w:r>
-                        <w:fldChar w:fldCharType="separate"/>
-                      </w:r>
-                      <w:r>
-                        <w:rPr>
-                          <w:noProof/>
-                        </w:rPr>
-                        <w:t>6</w:t>
-                      </w:r>
-                      <w:r>
-                        <w:fldChar w:fldCharType="end"/>
-                      </w:r>
+                      <w:fldSimple w:instr=" SEQ Obrázek \* ARABIC ">
+                        <w:r>
+                          <w:rPr>
+                            <w:noProof/>
+                          </w:rPr>
+                          <w:t>6</w:t>
+                        </w:r>
+                      </w:fldSimple>
                       <w:r>
                         <w:t xml:space="preserve"> </w:t>
                       </w:r>
@@ -4228,7 +4383,7 @@
                       <w:r>
                         <w:t xml:space="preserve"> C#</w:t>
                       </w:r>
-                      <w:bookmarkEnd w:id="19"/>
+                      <w:bookmarkEnd w:id="20"/>
                     </w:p>
                   </w:txbxContent>
                 </v:textbox>
@@ -4306,7 +4461,31 @@
         </w:drawing>
       </w:r>
       <w:r>
-        <w:t>S Unity je celkem úzce propojen C# – programovací jazyk, který automaticky spravuje správu paměti, alokaci a delokaci paměti, používá garbage collection k zabránění paměťovým únikům a mnoho dalšího. Je to jediný jazyk, který umím aspoň tak, abych v něm dokázal něco lepšího sám vytvořit, proto si vybírat jiný jazyk nehodlám.</w:t>
+        <w:t xml:space="preserve">S Unity je celkem úzce propojen C# – programovací jazyk, který automaticky spravuje správu paměti, alokaci a </w:t>
+      </w:r>
+      <w:proofErr w:type="spellStart"/>
+      <w:r>
+        <w:t>delokaci</w:t>
+      </w:r>
+      <w:proofErr w:type="spellEnd"/>
+      <w:r>
+        <w:t xml:space="preserve"> paměti, používá </w:t>
+      </w:r>
+      <w:proofErr w:type="spellStart"/>
+      <w:r>
+        <w:t>garbage</w:t>
+      </w:r>
+      <w:proofErr w:type="spellEnd"/>
+      <w:r>
+        <w:t xml:space="preserve"> </w:t>
+      </w:r>
+      <w:proofErr w:type="spellStart"/>
+      <w:r>
+        <w:t>collection</w:t>
+      </w:r>
+      <w:proofErr w:type="spellEnd"/>
+      <w:r>
+        <w:t xml:space="preserve"> k zabránění paměťovým únikům a mnoho dalšího. Je to jediný jazyk, který umím aspoň tak, abych v něm dokázal něco lepšího sám vytvořit, proto si vybírat jiný jazyk nehodlám.</w:t>
       </w:r>
     </w:p>
     <w:p/>
@@ -4314,11 +4493,11 @@
       <w:pPr>
         <w:pStyle w:val="Nadpis3"/>
       </w:pPr>
-      <w:bookmarkStart w:id="20" w:name="_Toc187342117"/>
+      <w:bookmarkStart w:id="21" w:name="_Toc187342117"/>
       <w:r>
         <w:t>GitHub</w:t>
       </w:r>
-      <w:bookmarkEnd w:id="20"/>
+      <w:bookmarkEnd w:id="21"/>
     </w:p>
     <w:p>
       <w:r>
@@ -4371,28 +4550,18 @@
                                 <w:szCs w:val="22"/>
                               </w:rPr>
                             </w:pPr>
-                            <w:bookmarkStart w:id="21" w:name="_Toc187343139"/>
+                            <w:bookmarkStart w:id="22" w:name="_Toc187392940"/>
                             <w:r>
                               <w:t xml:space="preserve">Obrázek </w:t>
                             </w:r>
-                            <w:r>
-                              <w:fldChar w:fldCharType="begin"/>
-                            </w:r>
-                            <w:r>
-                              <w:instrText xml:space="preserve"> SEQ Obrázek \* ARABIC </w:instrText>
-                            </w:r>
-                            <w:r>
-                              <w:fldChar w:fldCharType="separate"/>
-                            </w:r>
-                            <w:r>
-                              <w:rPr>
-                                <w:noProof/>
-                              </w:rPr>
-                              <w:t>7</w:t>
-                            </w:r>
-                            <w:r>
-                              <w:fldChar w:fldCharType="end"/>
-                            </w:r>
+                            <w:fldSimple w:instr=" SEQ Obrázek \* ARABIC ">
+                              <w:r>
+                                <w:rPr>
+                                  <w:noProof/>
+                                </w:rPr>
+                                <w:t>7</w:t>
+                              </w:r>
+                            </w:fldSimple>
                             <w:r>
                               <w:t xml:space="preserve"> </w:t>
                             </w:r>
@@ -4400,9 +4569,14 @@
                               <w:t>|</w:t>
                             </w:r>
                             <w:r>
-                              <w:t xml:space="preserve"> Github</w:t>
+                              <w:t xml:space="preserve"> </w:t>
                             </w:r>
-                            <w:bookmarkEnd w:id="21"/>
+                            <w:proofErr w:type="spellStart"/>
+                            <w:r>
+                              <w:t>Github</w:t>
+                            </w:r>
+                            <w:bookmarkEnd w:id="22"/>
+                            <w:proofErr w:type="spellEnd"/>
                           </w:p>
                         </w:txbxContent>
                       </wps:txbx>
@@ -4432,28 +4606,18 @@
                           <w:szCs w:val="22"/>
                         </w:rPr>
                       </w:pPr>
-                      <w:bookmarkStart w:id="22" w:name="_Toc187343139"/>
+                      <w:bookmarkStart w:id="23" w:name="_Toc187392940"/>
                       <w:r>
                         <w:t xml:space="preserve">Obrázek </w:t>
                       </w:r>
-                      <w:r>
-                        <w:fldChar w:fldCharType="begin"/>
-                      </w:r>
-                      <w:r>
-                        <w:instrText xml:space="preserve"> SEQ Obrázek \* ARABIC </w:instrText>
-                      </w:r>
-                      <w:r>
-                        <w:fldChar w:fldCharType="separate"/>
-                      </w:r>
-                      <w:r>
-                        <w:rPr>
-                          <w:noProof/>
-                        </w:rPr>
-                        <w:t>7</w:t>
-                      </w:r>
-                      <w:r>
-                        <w:fldChar w:fldCharType="end"/>
-                      </w:r>
+                      <w:fldSimple w:instr=" SEQ Obrázek \* ARABIC ">
+                        <w:r>
+                          <w:rPr>
+                            <w:noProof/>
+                          </w:rPr>
+                          <w:t>7</w:t>
+                        </w:r>
+                      </w:fldSimple>
                       <w:r>
                         <w:t xml:space="preserve"> </w:t>
                       </w:r>
@@ -4461,9 +4625,14 @@
                         <w:t>|</w:t>
                       </w:r>
                       <w:r>
-                        <w:t xml:space="preserve"> Github</w:t>
+                        <w:t xml:space="preserve"> </w:t>
                       </w:r>
-                      <w:bookmarkEnd w:id="22"/>
+                      <w:proofErr w:type="spellStart"/>
+                      <w:r>
+                        <w:t>Github</w:t>
+                      </w:r>
+                      <w:bookmarkEnd w:id="23"/>
+                      <w:proofErr w:type="spellEnd"/>
                     </w:p>
                   </w:txbxContent>
                 </v:textbox>
@@ -4478,7 +4647,7 @@
           <w:noProof/>
         </w:rPr>
         <w:drawing>
-          <wp:anchor distT="0" distB="0" distL="114300" distR="114300" simplePos="0" relativeHeight="251674624" behindDoc="0" locked="0" layoutInCell="1" allowOverlap="1" wp14:anchorId="09A12991" wp14:editId="768AB902">
+          <wp:anchor distT="0" distB="0" distL="114300" distR="114300" simplePos="0" relativeHeight="251674624" behindDoc="0" locked="0" layoutInCell="1" allowOverlap="1" wp14:anchorId="09A12991" wp14:editId="0FD10DC4">
             <wp:simplePos x="0" y="0"/>
             <wp:positionH relativeFrom="column">
               <wp:posOffset>-45720</wp:posOffset>
@@ -4547,7 +4716,23 @@
         <w:jc w:val="left"/>
       </w:pPr>
       <w:r>
-        <w:t>Stránka teoreticky hlavně pro vývojáře čehokoliv, dají se tam ukládat všechny možné soubory, od .docx (Word) přes .png (obrázky) po .cs (C# scripty).</w:t>
+        <w:t>Stránka teoreticky hlavně pro vývojáře čehokoliv, dají se tam ukládat všechny možné soubory, od .</w:t>
+      </w:r>
+      <w:proofErr w:type="spellStart"/>
+      <w:r>
+        <w:t>docx</w:t>
+      </w:r>
+      <w:proofErr w:type="spellEnd"/>
+      <w:r>
+        <w:t xml:space="preserve"> (Word) přes .</w:t>
+      </w:r>
+      <w:proofErr w:type="spellStart"/>
+      <w:r>
+        <w:t>png</w:t>
+      </w:r>
+      <w:proofErr w:type="spellEnd"/>
+      <w:r>
+        <w:t xml:space="preserve"> (obrázky) po .cs (C# scripty).</w:t>
       </w:r>
     </w:p>
     <w:p>
@@ -4559,7 +4744,7 @@
           <w:noProof/>
         </w:rPr>
         <w:drawing>
-          <wp:anchor distT="0" distB="0" distL="114300" distR="114300" simplePos="0" relativeHeight="251676672" behindDoc="0" locked="0" layoutInCell="1" allowOverlap="1" wp14:anchorId="2241B8B0" wp14:editId="3442A385">
+          <wp:anchor distT="0" distB="0" distL="114300" distR="114300" simplePos="0" relativeHeight="251676672" behindDoc="0" locked="0" layoutInCell="1" allowOverlap="1" wp14:anchorId="2241B8B0" wp14:editId="3BCF03C9">
             <wp:simplePos x="0" y="0"/>
             <wp:positionH relativeFrom="margin">
               <wp:posOffset>4627245</wp:posOffset>
@@ -4688,28 +4873,18 @@
                                 <w:szCs w:val="22"/>
                               </w:rPr>
                             </w:pPr>
-                            <w:bookmarkStart w:id="23" w:name="_Toc187343140"/>
+                            <w:bookmarkStart w:id="24" w:name="_Toc187392941"/>
                             <w:r>
                               <w:t xml:space="preserve">Obrázek </w:t>
                             </w:r>
-                            <w:r>
-                              <w:fldChar w:fldCharType="begin"/>
-                            </w:r>
-                            <w:r>
-                              <w:instrText xml:space="preserve"> SEQ Obrázek \* ARABIC </w:instrText>
-                            </w:r>
-                            <w:r>
-                              <w:fldChar w:fldCharType="separate"/>
-                            </w:r>
-                            <w:r>
-                              <w:rPr>
-                                <w:noProof/>
-                              </w:rPr>
-                              <w:t>8</w:t>
-                            </w:r>
-                            <w:r>
-                              <w:fldChar w:fldCharType="end"/>
-                            </w:r>
+                            <w:fldSimple w:instr=" SEQ Obrázek \* ARABIC ">
+                              <w:r>
+                                <w:rPr>
+                                  <w:noProof/>
+                                </w:rPr>
+                                <w:t>8</w:t>
+                              </w:r>
+                            </w:fldSimple>
                             <w:r>
                               <w:t xml:space="preserve"> </w:t>
                             </w:r>
@@ -4717,9 +4892,17 @@
                               <w:t>|</w:t>
                             </w:r>
                             <w:r>
-                              <w:t xml:space="preserve"> Github Desktop</w:t>
+                              <w:t xml:space="preserve"> </w:t>
                             </w:r>
-                            <w:bookmarkEnd w:id="23"/>
+                            <w:proofErr w:type="spellStart"/>
+                            <w:r>
+                              <w:t>Github</w:t>
+                            </w:r>
+                            <w:proofErr w:type="spellEnd"/>
+                            <w:r>
+                              <w:t xml:space="preserve"> Desktop</w:t>
+                            </w:r>
+                            <w:bookmarkEnd w:id="24"/>
                           </w:p>
                         </w:txbxContent>
                       </wps:txbx>
@@ -4753,28 +4936,18 @@
                           <w:szCs w:val="22"/>
                         </w:rPr>
                       </w:pPr>
-                      <w:bookmarkStart w:id="24" w:name="_Toc187343140"/>
+                      <w:bookmarkStart w:id="25" w:name="_Toc187392941"/>
                       <w:r>
                         <w:t xml:space="preserve">Obrázek </w:t>
                       </w:r>
-                      <w:r>
-                        <w:fldChar w:fldCharType="begin"/>
-                      </w:r>
-                      <w:r>
-                        <w:instrText xml:space="preserve"> SEQ Obrázek \* ARABIC </w:instrText>
-                      </w:r>
-                      <w:r>
-                        <w:fldChar w:fldCharType="separate"/>
-                      </w:r>
-                      <w:r>
-                        <w:rPr>
-                          <w:noProof/>
-                        </w:rPr>
-                        <w:t>8</w:t>
-                      </w:r>
-                      <w:r>
-                        <w:fldChar w:fldCharType="end"/>
-                      </w:r>
+                      <w:fldSimple w:instr=" SEQ Obrázek \* ARABIC ">
+                        <w:r>
+                          <w:rPr>
+                            <w:noProof/>
+                          </w:rPr>
+                          <w:t>8</w:t>
+                        </w:r>
+                      </w:fldSimple>
                       <w:r>
                         <w:t xml:space="preserve"> </w:t>
                       </w:r>
@@ -4782,9 +4955,17 @@
                         <w:t>|</w:t>
                       </w:r>
                       <w:r>
-                        <w:t xml:space="preserve"> Github Desktop</w:t>
+                        <w:t xml:space="preserve"> </w:t>
                       </w:r>
-                      <w:bookmarkEnd w:id="24"/>
+                      <w:proofErr w:type="spellStart"/>
+                      <w:r>
+                        <w:t>Github</w:t>
+                      </w:r>
+                      <w:proofErr w:type="spellEnd"/>
+                      <w:r>
+                        <w:t xml:space="preserve"> Desktop</w:t>
+                      </w:r>
+                      <w:bookmarkEnd w:id="25"/>
                     </w:p>
                   </w:txbxContent>
                 </v:textbox>
@@ -4812,7 +4993,7 @@
         </w:pBdr>
         <w:jc w:val="left"/>
       </w:pPr>
-      <w:bookmarkStart w:id="25" w:name="_Toc187342118"/>
+      <w:bookmarkStart w:id="26" w:name="_Toc187342118"/>
       <w:r>
         <w:lastRenderedPageBreak/>
         <w:t>Praktická</w:t>
@@ -4823,7 +5004,7 @@
       <w:r>
         <w:t>t</w:t>
       </w:r>
-      <w:bookmarkEnd w:id="25"/>
+      <w:bookmarkEnd w:id="26"/>
     </w:p>
     <w:p>
       <w:pPr>
@@ -4833,11 +5014,11 @@
         </w:pBdr>
         <w:jc w:val="left"/>
       </w:pPr>
-      <w:bookmarkStart w:id="26" w:name="_Toc187342119"/>
+      <w:bookmarkStart w:id="27" w:name="_Toc187342119"/>
       <w:r>
         <w:t>Návrhy</w:t>
       </w:r>
-      <w:bookmarkEnd w:id="26"/>
+      <w:bookmarkEnd w:id="27"/>
     </w:p>
     <w:p>
       <w:pPr>
@@ -4847,11 +5028,25 @@
         <w:t>Jelikož jsem většinu objektů, textur, animací a dalších potřebných věcí stáhl</w:t>
       </w:r>
       <w:r>
-        <w:t xml:space="preserve"> z Unity Asset Store</w:t>
-      </w:r>
+        <w:t xml:space="preserve"> z Unity </w:t>
+      </w:r>
+      <w:proofErr w:type="spellStart"/>
+      <w:r>
+        <w:t>Asset</w:t>
+      </w:r>
+      <w:proofErr w:type="spellEnd"/>
+      <w:r>
+        <w:t xml:space="preserve"> </w:t>
+      </w:r>
+      <w:proofErr w:type="spellStart"/>
+      <w:r>
+        <w:t>Store</w:t>
+      </w:r>
+      <w:proofErr w:type="spellEnd"/>
       <w:r>
         <w:t xml:space="preserve">, vytvářel jsem hlavně scripty, spojoval zmíněné objekty a skládal mapy. Zde můžete vidět moji testovací scénu jménem </w:t>
       </w:r>
+      <w:proofErr w:type="spellStart"/>
       <w:r>
         <w:rPr>
           <w:b/>
@@ -4859,6 +5054,7 @@
         </w:rPr>
         <w:t>SampleScene</w:t>
       </w:r>
+      <w:proofErr w:type="spellEnd"/>
       <w:r>
         <w:t xml:space="preserve">, </w:t>
       </w:r>
@@ -4869,9 +5065,12 @@
     <w:p>
       <w:pPr>
         <w:keepNext/>
-        <w:jc w:val="left"/>
-      </w:pPr>
-      <w:r>
+        <w:jc w:val="center"/>
+      </w:pPr>
+      <w:r>
+        <w:rPr>
+          <w:noProof/>
+        </w:rPr>
         <w:drawing>
           <wp:inline distT="0" distB="0" distL="0" distR="0" wp14:anchorId="4DFB6FB6" wp14:editId="08AD72DA">
             <wp:extent cx="5760720" cy="3079115"/>
@@ -4914,60 +5113,126 @@
         <w:pStyle w:val="Titulek"/>
         <w:jc w:val="left"/>
       </w:pPr>
-      <w:bookmarkStart w:id="27" w:name="_Toc187343141"/>
+      <w:bookmarkStart w:id="28" w:name="_Toc187392942"/>
       <w:r>
         <w:t xml:space="preserve">Obrázek </w:t>
       </w:r>
-      <w:r>
-        <w:fldChar w:fldCharType="begin"/>
-      </w:r>
-      <w:r>
-        <w:instrText xml:space="preserve"> SEQ Obrázek \* ARABIC </w:instrText>
-      </w:r>
-      <w:r>
-        <w:fldChar w:fldCharType="separate"/>
-      </w:r>
-      <w:r>
+      <w:fldSimple w:instr=" SEQ Obrázek \* ARABIC ">
+        <w:r>
+          <w:rPr>
+            <w:noProof/>
+          </w:rPr>
+          <w:t>9</w:t>
+        </w:r>
+      </w:fldSimple>
+      <w:r>
+        <w:t xml:space="preserve"> </w:t>
+      </w:r>
+      <w:r>
+        <w:t>|</w:t>
+      </w:r>
+      <w:r>
+        <w:t xml:space="preserve"> Testovací scéna</w:t>
+      </w:r>
+      <w:bookmarkEnd w:id="28"/>
+    </w:p>
+    <w:p>
+      <w:pPr>
+        <w:jc w:val="left"/>
         <w:rPr>
           <w:noProof/>
         </w:rPr>
-        <w:t>9</w:t>
-      </w:r>
-      <w:r>
-        <w:fldChar w:fldCharType="end"/>
+      </w:pPr>
+      <w:r>
+        <w:t xml:space="preserve">Hlavní postava měla více vypadat jako rytíř, každopádně jsem se uchýlil k tomu, že hlavní postava může být jak muž, tak žena. Oba ale vypadají více jako </w:t>
+      </w:r>
+      <w:r>
+        <w:t>vikingové</w:t>
       </w:r>
       <w:r>
         <w:t xml:space="preserve"> </w:t>
       </w:r>
       <w:r>
-        <w:t>|</w:t>
-      </w:r>
-      <w:r>
-        <w:t xml:space="preserve"> Testovací scéna</w:t>
-      </w:r>
-      <w:bookmarkEnd w:id="27"/>
-    </w:p>
-    <w:p>
-      <w:pPr>
-        <w:jc w:val="left"/>
-      </w:pPr>
-    </w:p>
-    <w:p>
-      <w:pPr>
-        <w:jc w:val="left"/>
-      </w:pPr>
-      <w:r>
-        <w:tab/>
-        <w:t xml:space="preserve">Hlavní postava měla více vypadat jako rytíř, každopádně jsem se uchýlil k tomu, že hlavní postava může být jak muž, tak žena. Oba ale vypadají více jako </w:t>
-      </w:r>
-      <w:r>
-        <w:t>vikingové</w:t>
-      </w:r>
-      <w:r>
+        <w:t>či až gladiátoři.</w:t>
+      </w:r>
+      <w:r>
+        <w:rPr>
+          <w:noProof/>
+        </w:rPr>
         <w:t xml:space="preserve"> </w:t>
       </w:r>
-      <w:r>
-        <w:t>či až gladiátoři.</w:t>
+    </w:p>
+    <w:p>
+      <w:pPr>
+        <w:keepNext/>
+        <w:jc w:val="center"/>
+      </w:pPr>
+      <w:r>
+        <w:drawing>
+          <wp:inline distT="0" distB="0" distL="0" distR="0" wp14:anchorId="79A5BB3C" wp14:editId="18D31333">
+            <wp:extent cx="4259580" cy="2640170"/>
+            <wp:effectExtent l="0" t="0" r="7620" b="8255"/>
+            <wp:docPr id="120285704" name="Obrázek 1" descr="Obsah obrázku snímek obrazovky, 3d modelování, Digitální kompozice, PC hra&#10;&#10;Popis byl vytvořen automaticky"/>
+            <wp:cNvGraphicFramePr>
+              <a:graphicFrameLocks xmlns:a="http://schemas.openxmlformats.org/drawingml/2006/main" noChangeAspect="1"/>
+            </wp:cNvGraphicFramePr>
+            <a:graphic xmlns:a="http://schemas.openxmlformats.org/drawingml/2006/main">
+              <a:graphicData uri="http://schemas.openxmlformats.org/drawingml/2006/picture">
+                <pic:pic xmlns:pic="http://schemas.openxmlformats.org/drawingml/2006/picture">
+                  <pic:nvPicPr>
+                    <pic:cNvPr id="120285704" name="Obrázek 1" descr="Obsah obrázku snímek obrazovky, 3d modelování, Digitální kompozice, PC hra&#10;&#10;Popis byl vytvořen automaticky"/>
+                    <pic:cNvPicPr/>
+                  </pic:nvPicPr>
+                  <pic:blipFill>
+                    <a:blip r:embed="rId23"/>
+                    <a:stretch>
+                      <a:fillRect/>
+                    </a:stretch>
+                  </pic:blipFill>
+                  <pic:spPr>
+                    <a:xfrm>
+                      <a:off x="0" y="0"/>
+                      <a:ext cx="4269916" cy="2646576"/>
+                    </a:xfrm>
+                    <a:prstGeom prst="rect">
+                      <a:avLst/>
+                    </a:prstGeom>
+                  </pic:spPr>
+                </pic:pic>
+              </a:graphicData>
+            </a:graphic>
+          </wp:inline>
+        </w:drawing>
+      </w:r>
+    </w:p>
+    <w:p>
+      <w:pPr>
+        <w:pStyle w:val="Titulek"/>
+        <w:jc w:val="center"/>
+      </w:pPr>
+      <w:bookmarkStart w:id="29" w:name="_Toc187392943"/>
+      <w:r>
+        <w:t xml:space="preserve">Obrázek </w:t>
+      </w:r>
+      <w:fldSimple w:instr=" SEQ Obrázek \* ARABIC ">
+        <w:r>
+          <w:rPr>
+            <w:noProof/>
+          </w:rPr>
+          <w:t>10</w:t>
+        </w:r>
+      </w:fldSimple>
+      <w:r>
+        <w:t xml:space="preserve"> | Hlavní postavy</w:t>
+      </w:r>
+      <w:bookmarkEnd w:id="29"/>
+    </w:p>
+    <w:p>
+      <w:pPr>
+        <w:jc w:val="center"/>
+      </w:pPr>
+      <w:r>
+        <w:t xml:space="preserve"> </w:t>
       </w:r>
       <w:r>
         <w:br w:type="page"/>
@@ -4986,21 +5251,23 @@
         </w:pBdr>
         <w:jc w:val="left"/>
       </w:pPr>
-      <w:bookmarkStart w:id="28" w:name="_Toc187342120"/>
+      <w:bookmarkStart w:id="30" w:name="_Toc187342120"/>
+      <w:proofErr w:type="spellStart"/>
       <w:r>
         <w:t>Produktizace</w:t>
       </w:r>
-      <w:bookmarkEnd w:id="28"/>
+      <w:bookmarkEnd w:id="30"/>
+      <w:proofErr w:type="spellEnd"/>
     </w:p>
     <w:p>
       <w:pPr>
         <w:pStyle w:val="Nadpis3"/>
       </w:pPr>
-      <w:bookmarkStart w:id="29" w:name="_Toc187342121"/>
+      <w:bookmarkStart w:id="31" w:name="_Toc187342121"/>
       <w:r>
         <w:t>Kód pro výměnu kamer</w:t>
       </w:r>
-      <w:bookmarkEnd w:id="29"/>
+      <w:bookmarkEnd w:id="31"/>
     </w:p>
     <w:p>
       <w:pPr>
@@ -5022,6 +5289,7 @@
       <w:r>
         <w:t xml:space="preserve">, jmenovitě: </w:t>
       </w:r>
+      <w:proofErr w:type="spellStart"/>
       <w:r>
         <w:rPr>
           <w:b/>
@@ -5029,6 +5297,7 @@
         </w:rPr>
         <w:t>Cinemachine</w:t>
       </w:r>
+      <w:proofErr w:type="spellEnd"/>
       <w:r>
         <w:rPr>
           <w:b/>
@@ -5042,6 +5311,7 @@
       <w:r>
         <w:t xml:space="preserve"> a </w:t>
       </w:r>
+      <w:proofErr w:type="spellStart"/>
       <w:r>
         <w:rPr>
           <w:b/>
@@ -5049,6 +5319,7 @@
         </w:rPr>
         <w:t>InputSystem</w:t>
       </w:r>
+      <w:proofErr w:type="spellEnd"/>
       <w:r>
         <w:rPr>
           <w:b/>
@@ -5072,6 +5343,7 @@
       <w:r>
         <w:t xml:space="preserve">Jsou zde dvě proměnné jménem </w:t>
       </w:r>
+      <w:proofErr w:type="spellStart"/>
       <w:r>
         <w:rPr>
           <w:b/>
@@ -5079,9 +5351,11 @@
         </w:rPr>
         <w:t>vcam</w:t>
       </w:r>
+      <w:proofErr w:type="spellEnd"/>
       <w:r>
         <w:t xml:space="preserve"> – virtuální kamera a </w:t>
       </w:r>
+      <w:proofErr w:type="spellStart"/>
       <w:r>
         <w:rPr>
           <w:b/>
@@ -5089,9 +5363,19 @@
         </w:rPr>
         <w:t>aimcam</w:t>
       </w:r>
-      <w:r>
-        <w:t xml:space="preserve"> – kamera pro míření. Dále se zde taky nachází odkaz na canvas v unity jménem </w:t>
-      </w:r>
+      <w:proofErr w:type="spellEnd"/>
+      <w:r>
+        <w:t xml:space="preserve"> – kamera pro míření. Dále se zde taky nachází odkaz na </w:t>
+      </w:r>
+      <w:proofErr w:type="spellStart"/>
+      <w:r>
+        <w:t>canvas</w:t>
+      </w:r>
+      <w:proofErr w:type="spellEnd"/>
+      <w:r>
+        <w:t xml:space="preserve"> v unity jménem </w:t>
+      </w:r>
+      <w:proofErr w:type="spellStart"/>
       <w:r>
         <w:rPr>
           <w:b/>
@@ -5099,9 +5383,19 @@
         </w:rPr>
         <w:t>crossHair</w:t>
       </w:r>
-      <w:r>
-        <w:t xml:space="preserve">. Nakonec tu najdeme bool </w:t>
-      </w:r>
+      <w:proofErr w:type="spellEnd"/>
+      <w:r>
+        <w:t xml:space="preserve">. Nakonec tu najdeme </w:t>
+      </w:r>
+      <w:proofErr w:type="spellStart"/>
+      <w:r>
+        <w:t>bool</w:t>
+      </w:r>
+      <w:proofErr w:type="spellEnd"/>
+      <w:r>
+        <w:t xml:space="preserve"> </w:t>
+      </w:r>
+      <w:proofErr w:type="spellStart"/>
       <w:r>
         <w:rPr>
           <w:b/>
@@ -5109,6 +5403,7 @@
         </w:rPr>
         <w:t>isAimCameraActive</w:t>
       </w:r>
+      <w:proofErr w:type="spellEnd"/>
       <w:r>
         <w:t xml:space="preserve">, odkaz na pravé kliknuti myši a metodu </w:t>
       </w:r>
@@ -5124,6 +5419,7 @@
       <w:r>
         <w:t xml:space="preserve"> ve které se přiřazuje priorita mířicí kameře na 0, což znamená že má menší prioritu než </w:t>
       </w:r>
+      <w:proofErr w:type="spellStart"/>
       <w:r>
         <w:rPr>
           <w:b/>
@@ -5131,8 +5427,17 @@
         </w:rPr>
         <w:t>vcam</w:t>
       </w:r>
-      <w:r>
-        <w:t xml:space="preserve"> a zakazuje zobrazeni crosshairu.</w:t>
+      <w:proofErr w:type="spellEnd"/>
+      <w:r>
+        <w:t xml:space="preserve"> a zakazuje zobrazeni </w:t>
+      </w:r>
+      <w:proofErr w:type="spellStart"/>
+      <w:r>
+        <w:t>crosshairu</w:t>
+      </w:r>
+      <w:proofErr w:type="spellEnd"/>
+      <w:r>
+        <w:t>.</w:t>
       </w:r>
     </w:p>
     <w:p>
@@ -5148,6 +5453,7 @@
           <w:lang w:eastAsia="cs-CZ"/>
         </w:rPr>
       </w:pPr>
+      <w:proofErr w:type="spellStart"/>
       <w:r>
         <w:rPr>
           <w:rFonts w:ascii="Consolas" w:eastAsia="Times New Roman" w:hAnsi="Consolas" w:cs="Times New Roman"/>
@@ -5158,15 +5464,38 @@
         </w:rPr>
         <w:t>using</w:t>
       </w:r>
-      <w:r>
-        <w:rPr>
-          <w:rFonts w:ascii="Consolas" w:eastAsia="Times New Roman" w:hAnsi="Consolas" w:cs="Times New Roman"/>
-          <w:color w:val="000000"/>
-          <w:sz w:val="21"/>
-          <w:szCs w:val="21"/>
-          <w:lang w:eastAsia="cs-CZ"/>
-        </w:rPr>
-        <w:t xml:space="preserve"> System.Collections;</w:t>
+      <w:proofErr w:type="spellEnd"/>
+      <w:r>
+        <w:rPr>
+          <w:rFonts w:ascii="Consolas" w:eastAsia="Times New Roman" w:hAnsi="Consolas" w:cs="Times New Roman"/>
+          <w:color w:val="000000"/>
+          <w:sz w:val="21"/>
+          <w:szCs w:val="21"/>
+          <w:lang w:eastAsia="cs-CZ"/>
+        </w:rPr>
+        <w:t xml:space="preserve"> </w:t>
+      </w:r>
+      <w:proofErr w:type="spellStart"/>
+      <w:r>
+        <w:rPr>
+          <w:rFonts w:ascii="Consolas" w:eastAsia="Times New Roman" w:hAnsi="Consolas" w:cs="Times New Roman"/>
+          <w:color w:val="000000"/>
+          <w:sz w:val="21"/>
+          <w:szCs w:val="21"/>
+          <w:lang w:eastAsia="cs-CZ"/>
+        </w:rPr>
+        <w:t>System.Collections</w:t>
+      </w:r>
+      <w:proofErr w:type="spellEnd"/>
+      <w:r>
+        <w:rPr>
+          <w:rFonts w:ascii="Consolas" w:eastAsia="Times New Roman" w:hAnsi="Consolas" w:cs="Times New Roman"/>
+          <w:color w:val="000000"/>
+          <w:sz w:val="21"/>
+          <w:szCs w:val="21"/>
+          <w:lang w:eastAsia="cs-CZ"/>
+        </w:rPr>
+        <w:t>;</w:t>
       </w:r>
     </w:p>
     <w:p>
@@ -5182,6 +5511,7 @@
           <w:lang w:eastAsia="cs-CZ"/>
         </w:rPr>
       </w:pPr>
+      <w:proofErr w:type="spellStart"/>
       <w:r>
         <w:rPr>
           <w:rFonts w:ascii="Consolas" w:eastAsia="Times New Roman" w:hAnsi="Consolas" w:cs="Times New Roman"/>
@@ -5192,6 +5522,7 @@
         </w:rPr>
         <w:t>using</w:t>
       </w:r>
+      <w:proofErr w:type="spellEnd"/>
       <w:r>
         <w:rPr>
           <w:rFonts w:ascii="Consolas" w:eastAsia="Times New Roman" w:hAnsi="Consolas" w:cs="Times New Roman"/>
@@ -5202,6 +5533,7 @@
         </w:rPr>
         <w:t xml:space="preserve"> </w:t>
       </w:r>
+      <w:proofErr w:type="spellStart"/>
       <w:proofErr w:type="gramStart"/>
       <w:r>
         <w:rPr>
@@ -5213,6 +5545,7 @@
         </w:rPr>
         <w:t>System.Collections.Generic</w:t>
       </w:r>
+      <w:proofErr w:type="spellEnd"/>
       <w:proofErr w:type="gramEnd"/>
       <w:r>
         <w:rPr>
@@ -5238,6 +5571,7 @@
           <w:lang w:eastAsia="cs-CZ"/>
         </w:rPr>
       </w:pPr>
+      <w:proofErr w:type="spellStart"/>
       <w:r>
         <w:rPr>
           <w:rFonts w:ascii="Consolas" w:eastAsia="Times New Roman" w:hAnsi="Consolas" w:cs="Times New Roman"/>
@@ -5248,15 +5582,38 @@
         </w:rPr>
         <w:t>using</w:t>
       </w:r>
-      <w:r>
-        <w:rPr>
-          <w:rFonts w:ascii="Consolas" w:eastAsia="Times New Roman" w:hAnsi="Consolas" w:cs="Times New Roman"/>
-          <w:color w:val="000000"/>
-          <w:sz w:val="21"/>
-          <w:szCs w:val="21"/>
-          <w:lang w:eastAsia="cs-CZ"/>
-        </w:rPr>
-        <w:t xml:space="preserve"> UnityEngine;</w:t>
+      <w:proofErr w:type="spellEnd"/>
+      <w:r>
+        <w:rPr>
+          <w:rFonts w:ascii="Consolas" w:eastAsia="Times New Roman" w:hAnsi="Consolas" w:cs="Times New Roman"/>
+          <w:color w:val="000000"/>
+          <w:sz w:val="21"/>
+          <w:szCs w:val="21"/>
+          <w:lang w:eastAsia="cs-CZ"/>
+        </w:rPr>
+        <w:t xml:space="preserve"> </w:t>
+      </w:r>
+      <w:proofErr w:type="spellStart"/>
+      <w:r>
+        <w:rPr>
+          <w:rFonts w:ascii="Consolas" w:eastAsia="Times New Roman" w:hAnsi="Consolas" w:cs="Times New Roman"/>
+          <w:color w:val="000000"/>
+          <w:sz w:val="21"/>
+          <w:szCs w:val="21"/>
+          <w:lang w:eastAsia="cs-CZ"/>
+        </w:rPr>
+        <w:t>UnityEngine</w:t>
+      </w:r>
+      <w:proofErr w:type="spellEnd"/>
+      <w:r>
+        <w:rPr>
+          <w:rFonts w:ascii="Consolas" w:eastAsia="Times New Roman" w:hAnsi="Consolas" w:cs="Times New Roman"/>
+          <w:color w:val="000000"/>
+          <w:sz w:val="21"/>
+          <w:szCs w:val="21"/>
+          <w:lang w:eastAsia="cs-CZ"/>
+        </w:rPr>
+        <w:t>;</w:t>
       </w:r>
     </w:p>
     <w:p>
@@ -5272,6 +5629,7 @@
           <w:lang w:eastAsia="cs-CZ"/>
         </w:rPr>
       </w:pPr>
+      <w:proofErr w:type="spellStart"/>
       <w:r>
         <w:rPr>
           <w:rFonts w:ascii="Consolas" w:eastAsia="Times New Roman" w:hAnsi="Consolas" w:cs="Times New Roman"/>
@@ -5282,15 +5640,38 @@
         </w:rPr>
         <w:t>using</w:t>
       </w:r>
-      <w:r>
-        <w:rPr>
-          <w:rFonts w:ascii="Consolas" w:eastAsia="Times New Roman" w:hAnsi="Consolas" w:cs="Times New Roman"/>
-          <w:color w:val="000000"/>
-          <w:sz w:val="21"/>
-          <w:szCs w:val="21"/>
-          <w:lang w:eastAsia="cs-CZ"/>
-        </w:rPr>
-        <w:t xml:space="preserve"> Cinemachine;</w:t>
+      <w:proofErr w:type="spellEnd"/>
+      <w:r>
+        <w:rPr>
+          <w:rFonts w:ascii="Consolas" w:eastAsia="Times New Roman" w:hAnsi="Consolas" w:cs="Times New Roman"/>
+          <w:color w:val="000000"/>
+          <w:sz w:val="21"/>
+          <w:szCs w:val="21"/>
+          <w:lang w:eastAsia="cs-CZ"/>
+        </w:rPr>
+        <w:t xml:space="preserve"> </w:t>
+      </w:r>
+      <w:proofErr w:type="spellStart"/>
+      <w:r>
+        <w:rPr>
+          <w:rFonts w:ascii="Consolas" w:eastAsia="Times New Roman" w:hAnsi="Consolas" w:cs="Times New Roman"/>
+          <w:color w:val="000000"/>
+          <w:sz w:val="21"/>
+          <w:szCs w:val="21"/>
+          <w:lang w:eastAsia="cs-CZ"/>
+        </w:rPr>
+        <w:t>Cinemachine</w:t>
+      </w:r>
+      <w:proofErr w:type="spellEnd"/>
+      <w:r>
+        <w:rPr>
+          <w:rFonts w:ascii="Consolas" w:eastAsia="Times New Roman" w:hAnsi="Consolas" w:cs="Times New Roman"/>
+          <w:color w:val="000000"/>
+          <w:sz w:val="21"/>
+          <w:szCs w:val="21"/>
+          <w:lang w:eastAsia="cs-CZ"/>
+        </w:rPr>
+        <w:t>;</w:t>
       </w:r>
     </w:p>
     <w:p>
@@ -5306,6 +5687,7 @@
           <w:lang w:eastAsia="cs-CZ"/>
         </w:rPr>
       </w:pPr>
+      <w:proofErr w:type="spellStart"/>
       <w:r>
         <w:rPr>
           <w:rFonts w:ascii="Consolas" w:eastAsia="Times New Roman" w:hAnsi="Consolas" w:cs="Times New Roman"/>
@@ -5316,15 +5698,38 @@
         </w:rPr>
         <w:t>using</w:t>
       </w:r>
-      <w:r>
-        <w:rPr>
-          <w:rFonts w:ascii="Consolas" w:eastAsia="Times New Roman" w:hAnsi="Consolas" w:cs="Times New Roman"/>
-          <w:color w:val="000000"/>
-          <w:sz w:val="21"/>
-          <w:szCs w:val="21"/>
-          <w:lang w:eastAsia="cs-CZ"/>
-        </w:rPr>
-        <w:t xml:space="preserve"> UnityEngine.InputSystem;</w:t>
+      <w:proofErr w:type="spellEnd"/>
+      <w:r>
+        <w:rPr>
+          <w:rFonts w:ascii="Consolas" w:eastAsia="Times New Roman" w:hAnsi="Consolas" w:cs="Times New Roman"/>
+          <w:color w:val="000000"/>
+          <w:sz w:val="21"/>
+          <w:szCs w:val="21"/>
+          <w:lang w:eastAsia="cs-CZ"/>
+        </w:rPr>
+        <w:t xml:space="preserve"> </w:t>
+      </w:r>
+      <w:proofErr w:type="spellStart"/>
+      <w:r>
+        <w:rPr>
+          <w:rFonts w:ascii="Consolas" w:eastAsia="Times New Roman" w:hAnsi="Consolas" w:cs="Times New Roman"/>
+          <w:color w:val="000000"/>
+          <w:sz w:val="21"/>
+          <w:szCs w:val="21"/>
+          <w:lang w:eastAsia="cs-CZ"/>
+        </w:rPr>
+        <w:t>UnityEngine.InputSystem</w:t>
+      </w:r>
+      <w:proofErr w:type="spellEnd"/>
+      <w:r>
+        <w:rPr>
+          <w:rFonts w:ascii="Consolas" w:eastAsia="Times New Roman" w:hAnsi="Consolas" w:cs="Times New Roman"/>
+          <w:color w:val="000000"/>
+          <w:sz w:val="21"/>
+          <w:szCs w:val="21"/>
+          <w:lang w:eastAsia="cs-CZ"/>
+        </w:rPr>
+        <w:t>;</w:t>
       </w:r>
     </w:p>
     <w:p>
@@ -5374,6 +5779,7 @@
         </w:rPr>
         <w:t xml:space="preserve"> </w:t>
       </w:r>
+      <w:proofErr w:type="spellStart"/>
       <w:r>
         <w:rPr>
           <w:rFonts w:ascii="Consolas" w:eastAsia="Times New Roman" w:hAnsi="Consolas" w:cs="Times New Roman"/>
@@ -5384,6 +5790,7 @@
         </w:rPr>
         <w:t>class</w:t>
       </w:r>
+      <w:proofErr w:type="spellEnd"/>
       <w:r>
         <w:rPr>
           <w:rFonts w:ascii="Consolas" w:eastAsia="Times New Roman" w:hAnsi="Consolas" w:cs="Times New Roman"/>
@@ -5394,6 +5801,7 @@
         </w:rPr>
         <w:t xml:space="preserve"> </w:t>
       </w:r>
+      <w:proofErr w:type="spellStart"/>
       <w:proofErr w:type="gramStart"/>
       <w:r>
         <w:rPr>
@@ -5403,7 +5811,18 @@
           <w:szCs w:val="21"/>
           <w:lang w:eastAsia="cs-CZ"/>
         </w:rPr>
-        <w:t>CameraSwitcher :</w:t>
+        <w:t>CameraSwitcher</w:t>
+      </w:r>
+      <w:proofErr w:type="spellEnd"/>
+      <w:r>
+        <w:rPr>
+          <w:rFonts w:ascii="Consolas" w:eastAsia="Times New Roman" w:hAnsi="Consolas" w:cs="Times New Roman"/>
+          <w:color w:val="000000"/>
+          <w:sz w:val="21"/>
+          <w:szCs w:val="21"/>
+          <w:lang w:eastAsia="cs-CZ"/>
+        </w:rPr>
+        <w:t xml:space="preserve"> :</w:t>
       </w:r>
       <w:proofErr w:type="gramEnd"/>
       <w:r>
@@ -5414,8 +5833,20 @@
           <w:szCs w:val="21"/>
           <w:lang w:eastAsia="cs-CZ"/>
         </w:rPr>
-        <w:t xml:space="preserve"> MonoBehaviour</w:t>
-      </w:r>
+        <w:t xml:space="preserve"> </w:t>
+      </w:r>
+      <w:proofErr w:type="spellStart"/>
+      <w:r>
+        <w:rPr>
+          <w:rFonts w:ascii="Consolas" w:eastAsia="Times New Roman" w:hAnsi="Consolas" w:cs="Times New Roman"/>
+          <w:color w:val="000000"/>
+          <w:sz w:val="21"/>
+          <w:szCs w:val="21"/>
+          <w:lang w:eastAsia="cs-CZ"/>
+        </w:rPr>
+        <w:t>MonoBehaviour</w:t>
+      </w:r>
+      <w:proofErr w:type="spellEnd"/>
     </w:p>
     <w:p>
       <w:pPr>
@@ -5462,7 +5893,29 @@
           <w:szCs w:val="21"/>
           <w:lang w:eastAsia="cs-CZ"/>
         </w:rPr>
-        <w:t>    [SerializeField]</w:t>
+        <w:t>    [</w:t>
+      </w:r>
+      <w:proofErr w:type="spellStart"/>
+      <w:r>
+        <w:rPr>
+          <w:rFonts w:ascii="Consolas" w:eastAsia="Times New Roman" w:hAnsi="Consolas" w:cs="Times New Roman"/>
+          <w:color w:val="000000"/>
+          <w:sz w:val="21"/>
+          <w:szCs w:val="21"/>
+          <w:lang w:eastAsia="cs-CZ"/>
+        </w:rPr>
+        <w:t>SerializeField</w:t>
+      </w:r>
+      <w:proofErr w:type="spellEnd"/>
+      <w:r>
+        <w:rPr>
+          <w:rFonts w:ascii="Consolas" w:eastAsia="Times New Roman" w:hAnsi="Consolas" w:cs="Times New Roman"/>
+          <w:color w:val="000000"/>
+          <w:sz w:val="21"/>
+          <w:szCs w:val="21"/>
+          <w:lang w:eastAsia="cs-CZ"/>
+        </w:rPr>
+        <w:t>]</w:t>
       </w:r>
     </w:p>
     <w:p>
@@ -5488,6 +5941,7 @@
         </w:rPr>
         <w:t xml:space="preserve">    </w:t>
       </w:r>
+      <w:proofErr w:type="spellStart"/>
       <w:r>
         <w:rPr>
           <w:rFonts w:ascii="Consolas" w:eastAsia="Times New Roman" w:hAnsi="Consolas" w:cs="Times New Roman"/>
@@ -5498,15 +5952,60 @@
         </w:rPr>
         <w:t>private</w:t>
       </w:r>
-      <w:r>
-        <w:rPr>
-          <w:rFonts w:ascii="Consolas" w:eastAsia="Times New Roman" w:hAnsi="Consolas" w:cs="Times New Roman"/>
-          <w:color w:val="000000"/>
-          <w:sz w:val="21"/>
-          <w:szCs w:val="21"/>
-          <w:lang w:eastAsia="cs-CZ"/>
-        </w:rPr>
-        <w:t xml:space="preserve"> CinemachineVirtualCamera vcam;</w:t>
+      <w:proofErr w:type="spellEnd"/>
+      <w:r>
+        <w:rPr>
+          <w:rFonts w:ascii="Consolas" w:eastAsia="Times New Roman" w:hAnsi="Consolas" w:cs="Times New Roman"/>
+          <w:color w:val="000000"/>
+          <w:sz w:val="21"/>
+          <w:szCs w:val="21"/>
+          <w:lang w:eastAsia="cs-CZ"/>
+        </w:rPr>
+        <w:t xml:space="preserve"> </w:t>
+      </w:r>
+      <w:proofErr w:type="spellStart"/>
+      <w:r>
+        <w:rPr>
+          <w:rFonts w:ascii="Consolas" w:eastAsia="Times New Roman" w:hAnsi="Consolas" w:cs="Times New Roman"/>
+          <w:color w:val="000000"/>
+          <w:sz w:val="21"/>
+          <w:szCs w:val="21"/>
+          <w:lang w:eastAsia="cs-CZ"/>
+        </w:rPr>
+        <w:t>CinemachineVirtualCamera</w:t>
+      </w:r>
+      <w:proofErr w:type="spellEnd"/>
+      <w:r>
+        <w:rPr>
+          <w:rFonts w:ascii="Consolas" w:eastAsia="Times New Roman" w:hAnsi="Consolas" w:cs="Times New Roman"/>
+          <w:color w:val="000000"/>
+          <w:sz w:val="21"/>
+          <w:szCs w:val="21"/>
+          <w:lang w:eastAsia="cs-CZ"/>
+        </w:rPr>
+        <w:t xml:space="preserve"> </w:t>
+      </w:r>
+      <w:proofErr w:type="spellStart"/>
+      <w:r>
+        <w:rPr>
+          <w:rFonts w:ascii="Consolas" w:eastAsia="Times New Roman" w:hAnsi="Consolas" w:cs="Times New Roman"/>
+          <w:color w:val="000000"/>
+          <w:sz w:val="21"/>
+          <w:szCs w:val="21"/>
+          <w:lang w:eastAsia="cs-CZ"/>
+        </w:rPr>
+        <w:t>vcam</w:t>
+      </w:r>
+      <w:proofErr w:type="spellEnd"/>
+      <w:r>
+        <w:rPr>
+          <w:rFonts w:ascii="Consolas" w:eastAsia="Times New Roman" w:hAnsi="Consolas" w:cs="Times New Roman"/>
+          <w:color w:val="000000"/>
+          <w:sz w:val="21"/>
+          <w:szCs w:val="21"/>
+          <w:lang w:eastAsia="cs-CZ"/>
+        </w:rPr>
+        <w:t>;</w:t>
       </w:r>
     </w:p>
     <w:p>
@@ -5530,7 +6029,29 @@
           <w:szCs w:val="21"/>
           <w:lang w:eastAsia="cs-CZ"/>
         </w:rPr>
-        <w:t>    [SerializeField]</w:t>
+        <w:t>    [</w:t>
+      </w:r>
+      <w:proofErr w:type="spellStart"/>
+      <w:r>
+        <w:rPr>
+          <w:rFonts w:ascii="Consolas" w:eastAsia="Times New Roman" w:hAnsi="Consolas" w:cs="Times New Roman"/>
+          <w:color w:val="000000"/>
+          <w:sz w:val="21"/>
+          <w:szCs w:val="21"/>
+          <w:lang w:eastAsia="cs-CZ"/>
+        </w:rPr>
+        <w:t>SerializeField</w:t>
+      </w:r>
+      <w:proofErr w:type="spellEnd"/>
+      <w:r>
+        <w:rPr>
+          <w:rFonts w:ascii="Consolas" w:eastAsia="Times New Roman" w:hAnsi="Consolas" w:cs="Times New Roman"/>
+          <w:color w:val="000000"/>
+          <w:sz w:val="21"/>
+          <w:szCs w:val="21"/>
+          <w:lang w:eastAsia="cs-CZ"/>
+        </w:rPr>
+        <w:t>]</w:t>
       </w:r>
     </w:p>
     <w:p>
@@ -5556,6 +6077,7 @@
         </w:rPr>
         <w:t xml:space="preserve">    </w:t>
       </w:r>
+      <w:proofErr w:type="spellStart"/>
       <w:r>
         <w:rPr>
           <w:rFonts w:ascii="Consolas" w:eastAsia="Times New Roman" w:hAnsi="Consolas" w:cs="Times New Roman"/>
@@ -5566,15 +6088,60 @@
         </w:rPr>
         <w:t>private</w:t>
       </w:r>
-      <w:r>
-        <w:rPr>
-          <w:rFonts w:ascii="Consolas" w:eastAsia="Times New Roman" w:hAnsi="Consolas" w:cs="Times New Roman"/>
-          <w:color w:val="000000"/>
-          <w:sz w:val="21"/>
-          <w:szCs w:val="21"/>
-          <w:lang w:eastAsia="cs-CZ"/>
-        </w:rPr>
-        <w:t xml:space="preserve"> CinemachineVirtualCamera aimcam;</w:t>
+      <w:proofErr w:type="spellEnd"/>
+      <w:r>
+        <w:rPr>
+          <w:rFonts w:ascii="Consolas" w:eastAsia="Times New Roman" w:hAnsi="Consolas" w:cs="Times New Roman"/>
+          <w:color w:val="000000"/>
+          <w:sz w:val="21"/>
+          <w:szCs w:val="21"/>
+          <w:lang w:eastAsia="cs-CZ"/>
+        </w:rPr>
+        <w:t xml:space="preserve"> </w:t>
+      </w:r>
+      <w:proofErr w:type="spellStart"/>
+      <w:r>
+        <w:rPr>
+          <w:rFonts w:ascii="Consolas" w:eastAsia="Times New Roman" w:hAnsi="Consolas" w:cs="Times New Roman"/>
+          <w:color w:val="000000"/>
+          <w:sz w:val="21"/>
+          <w:szCs w:val="21"/>
+          <w:lang w:eastAsia="cs-CZ"/>
+        </w:rPr>
+        <w:t>CinemachineVirtualCamera</w:t>
+      </w:r>
+      <w:proofErr w:type="spellEnd"/>
+      <w:r>
+        <w:rPr>
+          <w:rFonts w:ascii="Consolas" w:eastAsia="Times New Roman" w:hAnsi="Consolas" w:cs="Times New Roman"/>
+          <w:color w:val="000000"/>
+          <w:sz w:val="21"/>
+          <w:szCs w:val="21"/>
+          <w:lang w:eastAsia="cs-CZ"/>
+        </w:rPr>
+        <w:t xml:space="preserve"> </w:t>
+      </w:r>
+      <w:proofErr w:type="spellStart"/>
+      <w:r>
+        <w:rPr>
+          <w:rFonts w:ascii="Consolas" w:eastAsia="Times New Roman" w:hAnsi="Consolas" w:cs="Times New Roman"/>
+          <w:color w:val="000000"/>
+          <w:sz w:val="21"/>
+          <w:szCs w:val="21"/>
+          <w:lang w:eastAsia="cs-CZ"/>
+        </w:rPr>
+        <w:t>aimcam</w:t>
+      </w:r>
+      <w:proofErr w:type="spellEnd"/>
+      <w:r>
+        <w:rPr>
+          <w:rFonts w:ascii="Consolas" w:eastAsia="Times New Roman" w:hAnsi="Consolas" w:cs="Times New Roman"/>
+          <w:color w:val="000000"/>
+          <w:sz w:val="21"/>
+          <w:szCs w:val="21"/>
+          <w:lang w:eastAsia="cs-CZ"/>
+        </w:rPr>
+        <w:t>;</w:t>
       </w:r>
     </w:p>
     <w:p>
@@ -5618,7 +6185,51 @@
           <w:szCs w:val="21"/>
           <w:lang w:eastAsia="cs-CZ"/>
         </w:rPr>
-        <w:t xml:space="preserve"> Canvas crossHair;</w:t>
+        <w:t xml:space="preserve"> </w:t>
+      </w:r>
+      <w:proofErr w:type="spellStart"/>
+      <w:r>
+        <w:rPr>
+          <w:rFonts w:ascii="Consolas" w:eastAsia="Times New Roman" w:hAnsi="Consolas" w:cs="Times New Roman"/>
+          <w:color w:val="000000"/>
+          <w:sz w:val="21"/>
+          <w:szCs w:val="21"/>
+          <w:lang w:eastAsia="cs-CZ"/>
+        </w:rPr>
+        <w:t>Canvas</w:t>
+      </w:r>
+      <w:proofErr w:type="spellEnd"/>
+      <w:r>
+        <w:rPr>
+          <w:rFonts w:ascii="Consolas" w:eastAsia="Times New Roman" w:hAnsi="Consolas" w:cs="Times New Roman"/>
+          <w:color w:val="000000"/>
+          <w:sz w:val="21"/>
+          <w:szCs w:val="21"/>
+          <w:lang w:eastAsia="cs-CZ"/>
+        </w:rPr>
+        <w:t xml:space="preserve"> </w:t>
+      </w:r>
+      <w:proofErr w:type="spellStart"/>
+      <w:r>
+        <w:rPr>
+          <w:rFonts w:ascii="Consolas" w:eastAsia="Times New Roman" w:hAnsi="Consolas" w:cs="Times New Roman"/>
+          <w:color w:val="000000"/>
+          <w:sz w:val="21"/>
+          <w:szCs w:val="21"/>
+          <w:lang w:eastAsia="cs-CZ"/>
+        </w:rPr>
+        <w:t>crossHair</w:t>
+      </w:r>
+      <w:proofErr w:type="spellEnd"/>
+      <w:r>
+        <w:rPr>
+          <w:rFonts w:ascii="Consolas" w:eastAsia="Times New Roman" w:hAnsi="Consolas" w:cs="Times New Roman"/>
+          <w:color w:val="000000"/>
+          <w:sz w:val="21"/>
+          <w:szCs w:val="21"/>
+          <w:lang w:eastAsia="cs-CZ"/>
+        </w:rPr>
+        <w:t>;</w:t>
       </w:r>
     </w:p>
     <w:p>
@@ -5658,6 +6269,7 @@
         </w:rPr>
         <w:t xml:space="preserve">    </w:t>
       </w:r>
+      <w:proofErr w:type="spellStart"/>
       <w:r>
         <w:rPr>
           <w:rFonts w:ascii="Consolas" w:eastAsia="Times New Roman" w:hAnsi="Consolas" w:cs="Times New Roman"/>
@@ -5668,6 +6280,7 @@
         </w:rPr>
         <w:t>private</w:t>
       </w:r>
+      <w:proofErr w:type="spellEnd"/>
       <w:r>
         <w:rPr>
           <w:rFonts w:ascii="Consolas" w:eastAsia="Times New Roman" w:hAnsi="Consolas" w:cs="Times New Roman"/>
@@ -5678,6 +6291,7 @@
         </w:rPr>
         <w:t xml:space="preserve"> </w:t>
       </w:r>
+      <w:proofErr w:type="spellStart"/>
       <w:r>
         <w:rPr>
           <w:rFonts w:ascii="Consolas" w:eastAsia="Times New Roman" w:hAnsi="Consolas" w:cs="Times New Roman"/>
@@ -5688,16 +6302,40 @@
         </w:rPr>
         <w:t>bool</w:t>
       </w:r>
-      <w:r>
-        <w:rPr>
-          <w:rFonts w:ascii="Consolas" w:eastAsia="Times New Roman" w:hAnsi="Consolas" w:cs="Times New Roman"/>
-          <w:color w:val="000000"/>
-          <w:sz w:val="21"/>
-          <w:szCs w:val="21"/>
-          <w:lang w:eastAsia="cs-CZ"/>
-        </w:rPr>
-        <w:t xml:space="preserve"> isAimCameraActive = </w:t>
-      </w:r>
+      <w:proofErr w:type="spellEnd"/>
+      <w:r>
+        <w:rPr>
+          <w:rFonts w:ascii="Consolas" w:eastAsia="Times New Roman" w:hAnsi="Consolas" w:cs="Times New Roman"/>
+          <w:color w:val="000000"/>
+          <w:sz w:val="21"/>
+          <w:szCs w:val="21"/>
+          <w:lang w:eastAsia="cs-CZ"/>
+        </w:rPr>
+        <w:t xml:space="preserve"> </w:t>
+      </w:r>
+      <w:proofErr w:type="spellStart"/>
+      <w:r>
+        <w:rPr>
+          <w:rFonts w:ascii="Consolas" w:eastAsia="Times New Roman" w:hAnsi="Consolas" w:cs="Times New Roman"/>
+          <w:color w:val="000000"/>
+          <w:sz w:val="21"/>
+          <w:szCs w:val="21"/>
+          <w:lang w:eastAsia="cs-CZ"/>
+        </w:rPr>
+        <w:t>isAimCameraActive</w:t>
+      </w:r>
+      <w:proofErr w:type="spellEnd"/>
+      <w:r>
+        <w:rPr>
+          <w:rFonts w:ascii="Consolas" w:eastAsia="Times New Roman" w:hAnsi="Consolas" w:cs="Times New Roman"/>
+          <w:color w:val="000000"/>
+          <w:sz w:val="21"/>
+          <w:szCs w:val="21"/>
+          <w:lang w:eastAsia="cs-CZ"/>
+        </w:rPr>
+        <w:t xml:space="preserve"> = </w:t>
+      </w:r>
+      <w:proofErr w:type="spellStart"/>
       <w:r>
         <w:rPr>
           <w:rFonts w:ascii="Consolas" w:eastAsia="Times New Roman" w:hAnsi="Consolas" w:cs="Times New Roman"/>
@@ -5708,6 +6346,7 @@
         </w:rPr>
         <w:t>false</w:t>
       </w:r>
+      <w:proofErr w:type="spellEnd"/>
       <w:r>
         <w:rPr>
           <w:rFonts w:ascii="Consolas" w:eastAsia="Times New Roman" w:hAnsi="Consolas" w:cs="Times New Roman"/>
@@ -5742,6 +6381,7 @@
         </w:rPr>
         <w:t xml:space="preserve">    </w:t>
       </w:r>
+      <w:proofErr w:type="spellStart"/>
       <w:r>
         <w:rPr>
           <w:rFonts w:ascii="Consolas" w:eastAsia="Times New Roman" w:hAnsi="Consolas" w:cs="Times New Roman"/>
@@ -5752,15 +6392,60 @@
         </w:rPr>
         <w:t>private</w:t>
       </w:r>
-      <w:r>
-        <w:rPr>
-          <w:rFonts w:ascii="Consolas" w:eastAsia="Times New Roman" w:hAnsi="Consolas" w:cs="Times New Roman"/>
-          <w:color w:val="000000"/>
-          <w:sz w:val="21"/>
-          <w:szCs w:val="21"/>
-          <w:lang w:eastAsia="cs-CZ"/>
-        </w:rPr>
-        <w:t xml:space="preserve"> InputAction rightClickAction;</w:t>
+      <w:proofErr w:type="spellEnd"/>
+      <w:r>
+        <w:rPr>
+          <w:rFonts w:ascii="Consolas" w:eastAsia="Times New Roman" w:hAnsi="Consolas" w:cs="Times New Roman"/>
+          <w:color w:val="000000"/>
+          <w:sz w:val="21"/>
+          <w:szCs w:val="21"/>
+          <w:lang w:eastAsia="cs-CZ"/>
+        </w:rPr>
+        <w:t xml:space="preserve"> </w:t>
+      </w:r>
+      <w:proofErr w:type="spellStart"/>
+      <w:r>
+        <w:rPr>
+          <w:rFonts w:ascii="Consolas" w:eastAsia="Times New Roman" w:hAnsi="Consolas" w:cs="Times New Roman"/>
+          <w:color w:val="000000"/>
+          <w:sz w:val="21"/>
+          <w:szCs w:val="21"/>
+          <w:lang w:eastAsia="cs-CZ"/>
+        </w:rPr>
+        <w:t>InputAction</w:t>
+      </w:r>
+      <w:proofErr w:type="spellEnd"/>
+      <w:r>
+        <w:rPr>
+          <w:rFonts w:ascii="Consolas" w:eastAsia="Times New Roman" w:hAnsi="Consolas" w:cs="Times New Roman"/>
+          <w:color w:val="000000"/>
+          <w:sz w:val="21"/>
+          <w:szCs w:val="21"/>
+          <w:lang w:eastAsia="cs-CZ"/>
+        </w:rPr>
+        <w:t xml:space="preserve"> </w:t>
+      </w:r>
+      <w:proofErr w:type="spellStart"/>
+      <w:r>
+        <w:rPr>
+          <w:rFonts w:ascii="Consolas" w:eastAsia="Times New Roman" w:hAnsi="Consolas" w:cs="Times New Roman"/>
+          <w:color w:val="000000"/>
+          <w:sz w:val="21"/>
+          <w:szCs w:val="21"/>
+          <w:lang w:eastAsia="cs-CZ"/>
+        </w:rPr>
+        <w:t>rightClickAction</w:t>
+      </w:r>
+      <w:proofErr w:type="spellEnd"/>
+      <w:r>
+        <w:rPr>
+          <w:rFonts w:ascii="Consolas" w:eastAsia="Times New Roman" w:hAnsi="Consolas" w:cs="Times New Roman"/>
+          <w:color w:val="000000"/>
+          <w:sz w:val="21"/>
+          <w:szCs w:val="21"/>
+          <w:lang w:eastAsia="cs-CZ"/>
+        </w:rPr>
+        <w:t>;</w:t>
       </w:r>
     </w:p>
     <w:p>
@@ -5800,6 +6485,7 @@
         </w:rPr>
         <w:t xml:space="preserve">    </w:t>
       </w:r>
+      <w:proofErr w:type="spellStart"/>
       <w:r>
         <w:rPr>
           <w:rFonts w:ascii="Consolas" w:eastAsia="Times New Roman" w:hAnsi="Consolas" w:cs="Times New Roman"/>
@@ -5810,6 +6496,7 @@
         </w:rPr>
         <w:t>private</w:t>
       </w:r>
+      <w:proofErr w:type="spellEnd"/>
       <w:r>
         <w:rPr>
           <w:rFonts w:ascii="Consolas" w:eastAsia="Times New Roman" w:hAnsi="Consolas" w:cs="Times New Roman"/>
@@ -5820,6 +6507,7 @@
         </w:rPr>
         <w:t xml:space="preserve"> </w:t>
       </w:r>
+      <w:proofErr w:type="spellStart"/>
       <w:r>
         <w:rPr>
           <w:rFonts w:ascii="Consolas" w:eastAsia="Times New Roman" w:hAnsi="Consolas" w:cs="Times New Roman"/>
@@ -5830,6 +6518,7 @@
         </w:rPr>
         <w:t>void</w:t>
       </w:r>
+      <w:proofErr w:type="spellEnd"/>
       <w:r>
         <w:rPr>
           <w:rFonts w:ascii="Consolas" w:eastAsia="Times New Roman" w:hAnsi="Consolas" w:cs="Times New Roman"/>
@@ -5908,7 +6597,139 @@
           <w:szCs w:val="21"/>
           <w:lang w:eastAsia="cs-CZ"/>
         </w:rPr>
-        <w:t>        // Disable the aim camera at the start</w:t>
+        <w:t xml:space="preserve">        // </w:t>
+      </w:r>
+      <w:proofErr w:type="spellStart"/>
+      <w:r>
+        <w:rPr>
+          <w:rFonts w:ascii="Consolas" w:eastAsia="Times New Roman" w:hAnsi="Consolas" w:cs="Times New Roman"/>
+          <w:color w:val="008000"/>
+          <w:sz w:val="21"/>
+          <w:szCs w:val="21"/>
+          <w:lang w:eastAsia="cs-CZ"/>
+        </w:rPr>
+        <w:t>Disable</w:t>
+      </w:r>
+      <w:proofErr w:type="spellEnd"/>
+      <w:r>
+        <w:rPr>
+          <w:rFonts w:ascii="Consolas" w:eastAsia="Times New Roman" w:hAnsi="Consolas" w:cs="Times New Roman"/>
+          <w:color w:val="008000"/>
+          <w:sz w:val="21"/>
+          <w:szCs w:val="21"/>
+          <w:lang w:eastAsia="cs-CZ"/>
+        </w:rPr>
+        <w:t xml:space="preserve"> </w:t>
+      </w:r>
+      <w:proofErr w:type="spellStart"/>
+      <w:r>
+        <w:rPr>
+          <w:rFonts w:ascii="Consolas" w:eastAsia="Times New Roman" w:hAnsi="Consolas" w:cs="Times New Roman"/>
+          <w:color w:val="008000"/>
+          <w:sz w:val="21"/>
+          <w:szCs w:val="21"/>
+          <w:lang w:eastAsia="cs-CZ"/>
+        </w:rPr>
+        <w:t>the</w:t>
+      </w:r>
+      <w:proofErr w:type="spellEnd"/>
+      <w:r>
+        <w:rPr>
+          <w:rFonts w:ascii="Consolas" w:eastAsia="Times New Roman" w:hAnsi="Consolas" w:cs="Times New Roman"/>
+          <w:color w:val="008000"/>
+          <w:sz w:val="21"/>
+          <w:szCs w:val="21"/>
+          <w:lang w:eastAsia="cs-CZ"/>
+        </w:rPr>
+        <w:t xml:space="preserve"> </w:t>
+      </w:r>
+      <w:proofErr w:type="spellStart"/>
+      <w:r>
+        <w:rPr>
+          <w:rFonts w:ascii="Consolas" w:eastAsia="Times New Roman" w:hAnsi="Consolas" w:cs="Times New Roman"/>
+          <w:color w:val="008000"/>
+          <w:sz w:val="21"/>
+          <w:szCs w:val="21"/>
+          <w:lang w:eastAsia="cs-CZ"/>
+        </w:rPr>
+        <w:t>aim</w:t>
+      </w:r>
+      <w:proofErr w:type="spellEnd"/>
+      <w:r>
+        <w:rPr>
+          <w:rFonts w:ascii="Consolas" w:eastAsia="Times New Roman" w:hAnsi="Consolas" w:cs="Times New Roman"/>
+          <w:color w:val="008000"/>
+          <w:sz w:val="21"/>
+          <w:szCs w:val="21"/>
+          <w:lang w:eastAsia="cs-CZ"/>
+        </w:rPr>
+        <w:t xml:space="preserve"> </w:t>
+      </w:r>
+      <w:proofErr w:type="spellStart"/>
+      <w:r>
+        <w:rPr>
+          <w:rFonts w:ascii="Consolas" w:eastAsia="Times New Roman" w:hAnsi="Consolas" w:cs="Times New Roman"/>
+          <w:color w:val="008000"/>
+          <w:sz w:val="21"/>
+          <w:szCs w:val="21"/>
+          <w:lang w:eastAsia="cs-CZ"/>
+        </w:rPr>
+        <w:t>camera</w:t>
+      </w:r>
+      <w:proofErr w:type="spellEnd"/>
+      <w:r>
+        <w:rPr>
+          <w:rFonts w:ascii="Consolas" w:eastAsia="Times New Roman" w:hAnsi="Consolas" w:cs="Times New Roman"/>
+          <w:color w:val="008000"/>
+          <w:sz w:val="21"/>
+          <w:szCs w:val="21"/>
+          <w:lang w:eastAsia="cs-CZ"/>
+        </w:rPr>
+        <w:t xml:space="preserve"> </w:t>
+      </w:r>
+      <w:proofErr w:type="spellStart"/>
+      <w:r>
+        <w:rPr>
+          <w:rFonts w:ascii="Consolas" w:eastAsia="Times New Roman" w:hAnsi="Consolas" w:cs="Times New Roman"/>
+          <w:color w:val="008000"/>
+          <w:sz w:val="21"/>
+          <w:szCs w:val="21"/>
+          <w:lang w:eastAsia="cs-CZ"/>
+        </w:rPr>
+        <w:t>at</w:t>
+      </w:r>
+      <w:proofErr w:type="spellEnd"/>
+      <w:r>
+        <w:rPr>
+          <w:rFonts w:ascii="Consolas" w:eastAsia="Times New Roman" w:hAnsi="Consolas" w:cs="Times New Roman"/>
+          <w:color w:val="008000"/>
+          <w:sz w:val="21"/>
+          <w:szCs w:val="21"/>
+          <w:lang w:eastAsia="cs-CZ"/>
+        </w:rPr>
+        <w:t xml:space="preserve"> </w:t>
+      </w:r>
+      <w:proofErr w:type="spellStart"/>
+      <w:r>
+        <w:rPr>
+          <w:rFonts w:ascii="Consolas" w:eastAsia="Times New Roman" w:hAnsi="Consolas" w:cs="Times New Roman"/>
+          <w:color w:val="008000"/>
+          <w:sz w:val="21"/>
+          <w:szCs w:val="21"/>
+          <w:lang w:eastAsia="cs-CZ"/>
+        </w:rPr>
+        <w:t>the</w:t>
+      </w:r>
+      <w:proofErr w:type="spellEnd"/>
+      <w:r>
+        <w:rPr>
+          <w:rFonts w:ascii="Consolas" w:eastAsia="Times New Roman" w:hAnsi="Consolas" w:cs="Times New Roman"/>
+          <w:color w:val="008000"/>
+          <w:sz w:val="21"/>
+          <w:szCs w:val="21"/>
+          <w:lang w:eastAsia="cs-CZ"/>
+        </w:rPr>
+        <w:t xml:space="preserve"> start</w:t>
       </w:r>
     </w:p>
     <w:p>
@@ -5934,6 +6755,7 @@
         </w:rPr>
         <w:t xml:space="preserve">        </w:t>
       </w:r>
+      <w:proofErr w:type="spellStart"/>
       <w:proofErr w:type="gramStart"/>
       <w:r>
         <w:rPr>
@@ -5945,6 +6767,7 @@
         </w:rPr>
         <w:t>aimcam.Priority</w:t>
       </w:r>
+      <w:proofErr w:type="spellEnd"/>
       <w:proofErr w:type="gramEnd"/>
       <w:r>
         <w:rPr>
@@ -5998,8 +6821,31 @@
           <w:szCs w:val="21"/>
           <w:lang w:eastAsia="cs-CZ"/>
         </w:rPr>
-        <w:t xml:space="preserve">        crossHair.enabled = </w:t>
-      </w:r>
+        <w:t xml:space="preserve">        </w:t>
+      </w:r>
+      <w:proofErr w:type="spellStart"/>
+      <w:r>
+        <w:rPr>
+          <w:rFonts w:ascii="Consolas" w:eastAsia="Times New Roman" w:hAnsi="Consolas" w:cs="Times New Roman"/>
+          <w:color w:val="000000"/>
+          <w:sz w:val="21"/>
+          <w:szCs w:val="21"/>
+          <w:lang w:eastAsia="cs-CZ"/>
+        </w:rPr>
+        <w:t>crossHair.enabled</w:t>
+      </w:r>
+      <w:proofErr w:type="spellEnd"/>
+      <w:r>
+        <w:rPr>
+          <w:rFonts w:ascii="Consolas" w:eastAsia="Times New Roman" w:hAnsi="Consolas" w:cs="Times New Roman"/>
+          <w:color w:val="000000"/>
+          <w:sz w:val="21"/>
+          <w:szCs w:val="21"/>
+          <w:lang w:eastAsia="cs-CZ"/>
+        </w:rPr>
+        <w:t xml:space="preserve"> = </w:t>
+      </w:r>
+      <w:proofErr w:type="spellStart"/>
       <w:r>
         <w:rPr>
           <w:rFonts w:ascii="Consolas" w:eastAsia="Times New Roman" w:hAnsi="Consolas" w:cs="Times New Roman"/>
@@ -6010,6 +6856,7 @@
         </w:rPr>
         <w:t>false</w:t>
       </w:r>
+      <w:proofErr w:type="spellEnd"/>
       <w:r>
         <w:rPr>
           <w:rFonts w:ascii="Consolas" w:eastAsia="Times New Roman" w:hAnsi="Consolas" w:cs="Times New Roman"/>
@@ -6054,28 +6901,18 @@
           <w:highlight w:val="white"/>
         </w:rPr>
       </w:pPr>
-      <w:bookmarkStart w:id="30" w:name="_Toc187343142"/>
+      <w:bookmarkStart w:id="32" w:name="_Toc187392944"/>
       <w:r>
         <w:t xml:space="preserve">Obrázek </w:t>
       </w:r>
-      <w:r>
-        <w:fldChar w:fldCharType="begin"/>
-      </w:r>
-      <w:r>
-        <w:instrText xml:space="preserve"> SEQ Obrázek \* ARABIC </w:instrText>
-      </w:r>
-      <w:r>
-        <w:fldChar w:fldCharType="separate"/>
-      </w:r>
-      <w:r>
-        <w:rPr>
-          <w:noProof/>
-        </w:rPr>
-        <w:t>10</w:t>
-      </w:r>
-      <w:r>
-        <w:fldChar w:fldCharType="end"/>
-      </w:r>
+      <w:fldSimple w:instr=" SEQ Obrázek \* ARABIC ">
+        <w:r>
+          <w:rPr>
+            <w:noProof/>
+          </w:rPr>
+          <w:t>11</w:t>
+        </w:r>
+      </w:fldSimple>
       <w:r>
         <w:t xml:space="preserve"> </w:t>
       </w:r>
@@ -6093,7 +6930,7 @@
       <w:r>
         <w:t>: Proměnné a Start</w:t>
       </w:r>
-      <w:bookmarkEnd w:id="30"/>
+      <w:bookmarkEnd w:id="32"/>
       <w:r>
         <w:rPr>
           <w:rFonts w:cstheme="minorHAnsi"/>
@@ -6164,6 +7001,7 @@
         </w:rPr>
         <w:t xml:space="preserve"> metodou </w:t>
       </w:r>
+      <w:proofErr w:type="spellStart"/>
       <w:proofErr w:type="gramStart"/>
       <w:r>
         <w:rPr>
@@ -6175,6 +7013,7 @@
         </w:rPr>
         <w:t>OnEnable</w:t>
       </w:r>
+      <w:proofErr w:type="spellEnd"/>
       <w:proofErr w:type="gramEnd"/>
       <w:r>
         <w:rPr>
@@ -6282,6 +7121,7 @@
         </w:rPr>
         <w:t xml:space="preserve"> a pak metodou </w:t>
       </w:r>
+      <w:proofErr w:type="spellStart"/>
       <w:r>
         <w:rPr>
           <w:rFonts w:cstheme="minorHAnsi"/>
@@ -6292,6 +7132,7 @@
         </w:rPr>
         <w:t>OnDisable</w:t>
       </w:r>
+      <w:proofErr w:type="spellEnd"/>
       <w:r>
         <w:rPr>
           <w:rFonts w:cstheme="minorHAnsi"/>
@@ -6348,6 +7189,7 @@
         </w:rPr>
         <w:t xml:space="preserve"> je metoda </w:t>
       </w:r>
+      <w:proofErr w:type="spellStart"/>
       <w:proofErr w:type="gramStart"/>
       <w:r>
         <w:rPr>
@@ -6359,6 +7201,7 @@
         </w:rPr>
         <w:t>OnRightMouseClick</w:t>
       </w:r>
+      <w:proofErr w:type="spellEnd"/>
       <w:proofErr w:type="gramEnd"/>
       <w:r>
         <w:rPr>
@@ -6500,6 +7343,7 @@
         </w:rPr>
         <w:t xml:space="preserve">, pokud ano, tak se zapne </w:t>
       </w:r>
+      <w:proofErr w:type="spellStart"/>
       <w:r>
         <w:rPr>
           <w:rFonts w:cstheme="minorHAnsi"/>
@@ -6510,6 +7354,7 @@
         </w:rPr>
         <w:t>crosshair</w:t>
       </w:r>
+      <w:proofErr w:type="spellEnd"/>
       <w:r>
         <w:rPr>
           <w:rFonts w:cstheme="minorHAnsi"/>
@@ -6606,6 +7451,7 @@
           <w:lang w:eastAsia="cs-CZ"/>
         </w:rPr>
       </w:pPr>
+      <w:proofErr w:type="spellStart"/>
       <w:r>
         <w:rPr>
           <w:rFonts w:ascii="Consolas" w:eastAsia="Times New Roman" w:hAnsi="Consolas" w:cs="Times New Roman"/>
@@ -6616,6 +7462,7 @@
         </w:rPr>
         <w:t>private</w:t>
       </w:r>
+      <w:proofErr w:type="spellEnd"/>
       <w:r>
         <w:rPr>
           <w:rFonts w:ascii="Consolas" w:eastAsia="Times New Roman" w:hAnsi="Consolas" w:cs="Times New Roman"/>
@@ -6626,6 +7473,7 @@
         </w:rPr>
         <w:t xml:space="preserve"> </w:t>
       </w:r>
+      <w:proofErr w:type="spellStart"/>
       <w:r>
         <w:rPr>
           <w:rFonts w:ascii="Consolas" w:eastAsia="Times New Roman" w:hAnsi="Consolas" w:cs="Times New Roman"/>
@@ -6636,6 +7484,7 @@
         </w:rPr>
         <w:t>void</w:t>
       </w:r>
+      <w:proofErr w:type="spellEnd"/>
       <w:r>
         <w:rPr>
           <w:rFonts w:ascii="Consolas" w:eastAsia="Times New Roman" w:hAnsi="Consolas" w:cs="Times New Roman"/>
@@ -6646,6 +7495,7 @@
         </w:rPr>
         <w:t xml:space="preserve"> </w:t>
       </w:r>
+      <w:proofErr w:type="spellStart"/>
       <w:proofErr w:type="gramStart"/>
       <w:r>
         <w:rPr>
@@ -6655,7 +7505,18 @@
           <w:szCs w:val="21"/>
           <w:lang w:eastAsia="cs-CZ"/>
         </w:rPr>
-        <w:t>OnEnable(</w:t>
+        <w:t>OnEnable</w:t>
+      </w:r>
+      <w:proofErr w:type="spellEnd"/>
+      <w:r>
+        <w:rPr>
+          <w:rFonts w:ascii="Consolas" w:eastAsia="Times New Roman" w:hAnsi="Consolas" w:cs="Times New Roman"/>
+          <w:color w:val="000000"/>
+          <w:sz w:val="21"/>
+          <w:szCs w:val="21"/>
+          <w:lang w:eastAsia="cs-CZ"/>
+        </w:rPr>
+        <w:t>(</w:t>
       </w:r>
       <w:proofErr w:type="gramEnd"/>
       <w:r>
@@ -6714,8 +7575,130 @@
           <w:szCs w:val="21"/>
           <w:lang w:eastAsia="cs-CZ"/>
         </w:rPr>
-        <w:t>        // Create and enable the right click action</w:t>
-      </w:r>
+        <w:t xml:space="preserve">        // </w:t>
+      </w:r>
+      <w:proofErr w:type="spellStart"/>
+      <w:r>
+        <w:rPr>
+          <w:rFonts w:ascii="Consolas" w:eastAsia="Times New Roman" w:hAnsi="Consolas" w:cs="Times New Roman"/>
+          <w:color w:val="008000"/>
+          <w:sz w:val="21"/>
+          <w:szCs w:val="21"/>
+          <w:lang w:eastAsia="cs-CZ"/>
+        </w:rPr>
+        <w:t>Create</w:t>
+      </w:r>
+      <w:proofErr w:type="spellEnd"/>
+      <w:r>
+        <w:rPr>
+          <w:rFonts w:ascii="Consolas" w:eastAsia="Times New Roman" w:hAnsi="Consolas" w:cs="Times New Roman"/>
+          <w:color w:val="008000"/>
+          <w:sz w:val="21"/>
+          <w:szCs w:val="21"/>
+          <w:lang w:eastAsia="cs-CZ"/>
+        </w:rPr>
+        <w:t xml:space="preserve"> and </w:t>
+      </w:r>
+      <w:proofErr w:type="spellStart"/>
+      <w:r>
+        <w:rPr>
+          <w:rFonts w:ascii="Consolas" w:eastAsia="Times New Roman" w:hAnsi="Consolas" w:cs="Times New Roman"/>
+          <w:color w:val="008000"/>
+          <w:sz w:val="21"/>
+          <w:szCs w:val="21"/>
+          <w:lang w:eastAsia="cs-CZ"/>
+        </w:rPr>
+        <w:t>enable</w:t>
+      </w:r>
+      <w:proofErr w:type="spellEnd"/>
+      <w:r>
+        <w:rPr>
+          <w:rFonts w:ascii="Consolas" w:eastAsia="Times New Roman" w:hAnsi="Consolas" w:cs="Times New Roman"/>
+          <w:color w:val="008000"/>
+          <w:sz w:val="21"/>
+          <w:szCs w:val="21"/>
+          <w:lang w:eastAsia="cs-CZ"/>
+        </w:rPr>
+        <w:t xml:space="preserve"> </w:t>
+      </w:r>
+      <w:proofErr w:type="spellStart"/>
+      <w:r>
+        <w:rPr>
+          <w:rFonts w:ascii="Consolas" w:eastAsia="Times New Roman" w:hAnsi="Consolas" w:cs="Times New Roman"/>
+          <w:color w:val="008000"/>
+          <w:sz w:val="21"/>
+          <w:szCs w:val="21"/>
+          <w:lang w:eastAsia="cs-CZ"/>
+        </w:rPr>
+        <w:t>the</w:t>
+      </w:r>
+      <w:proofErr w:type="spellEnd"/>
+      <w:r>
+        <w:rPr>
+          <w:rFonts w:ascii="Consolas" w:eastAsia="Times New Roman" w:hAnsi="Consolas" w:cs="Times New Roman"/>
+          <w:color w:val="008000"/>
+          <w:sz w:val="21"/>
+          <w:szCs w:val="21"/>
+          <w:lang w:eastAsia="cs-CZ"/>
+        </w:rPr>
+        <w:t xml:space="preserve"> </w:t>
+      </w:r>
+      <w:proofErr w:type="spellStart"/>
+      <w:r>
+        <w:rPr>
+          <w:rFonts w:ascii="Consolas" w:eastAsia="Times New Roman" w:hAnsi="Consolas" w:cs="Times New Roman"/>
+          <w:color w:val="008000"/>
+          <w:sz w:val="21"/>
+          <w:szCs w:val="21"/>
+          <w:lang w:eastAsia="cs-CZ"/>
+        </w:rPr>
+        <w:t>right</w:t>
+      </w:r>
+      <w:proofErr w:type="spellEnd"/>
+      <w:r>
+        <w:rPr>
+          <w:rFonts w:ascii="Consolas" w:eastAsia="Times New Roman" w:hAnsi="Consolas" w:cs="Times New Roman"/>
+          <w:color w:val="008000"/>
+          <w:sz w:val="21"/>
+          <w:szCs w:val="21"/>
+          <w:lang w:eastAsia="cs-CZ"/>
+        </w:rPr>
+        <w:t xml:space="preserve"> </w:t>
+      </w:r>
+      <w:proofErr w:type="spellStart"/>
+      <w:r>
+        <w:rPr>
+          <w:rFonts w:ascii="Consolas" w:eastAsia="Times New Roman" w:hAnsi="Consolas" w:cs="Times New Roman"/>
+          <w:color w:val="008000"/>
+          <w:sz w:val="21"/>
+          <w:szCs w:val="21"/>
+          <w:lang w:eastAsia="cs-CZ"/>
+        </w:rPr>
+        <w:t>click</w:t>
+      </w:r>
+      <w:proofErr w:type="spellEnd"/>
+      <w:r>
+        <w:rPr>
+          <w:rFonts w:ascii="Consolas" w:eastAsia="Times New Roman" w:hAnsi="Consolas" w:cs="Times New Roman"/>
+          <w:color w:val="008000"/>
+          <w:sz w:val="21"/>
+          <w:szCs w:val="21"/>
+          <w:lang w:eastAsia="cs-CZ"/>
+        </w:rPr>
+        <w:t xml:space="preserve"> </w:t>
+      </w:r>
+      <w:proofErr w:type="spellStart"/>
+      <w:r>
+        <w:rPr>
+          <w:rFonts w:ascii="Consolas" w:eastAsia="Times New Roman" w:hAnsi="Consolas" w:cs="Times New Roman"/>
+          <w:color w:val="008000"/>
+          <w:sz w:val="21"/>
+          <w:szCs w:val="21"/>
+          <w:lang w:eastAsia="cs-CZ"/>
+        </w:rPr>
+        <w:t>action</w:t>
+      </w:r>
+      <w:proofErr w:type="spellEnd"/>
     </w:p>
     <w:p>
       <w:pPr>
@@ -6738,8 +7721,31 @@
           <w:szCs w:val="21"/>
           <w:lang w:eastAsia="cs-CZ"/>
         </w:rPr>
-        <w:t xml:space="preserve">        rightClickAction = </w:t>
-      </w:r>
+        <w:t xml:space="preserve">        </w:t>
+      </w:r>
+      <w:proofErr w:type="spellStart"/>
+      <w:r>
+        <w:rPr>
+          <w:rFonts w:ascii="Consolas" w:eastAsia="Times New Roman" w:hAnsi="Consolas" w:cs="Times New Roman"/>
+          <w:color w:val="000000"/>
+          <w:sz w:val="21"/>
+          <w:szCs w:val="21"/>
+          <w:lang w:eastAsia="cs-CZ"/>
+        </w:rPr>
+        <w:t>rightClickAction</w:t>
+      </w:r>
+      <w:proofErr w:type="spellEnd"/>
+      <w:r>
+        <w:rPr>
+          <w:rFonts w:ascii="Consolas" w:eastAsia="Times New Roman" w:hAnsi="Consolas" w:cs="Times New Roman"/>
+          <w:color w:val="000000"/>
+          <w:sz w:val="21"/>
+          <w:szCs w:val="21"/>
+          <w:lang w:eastAsia="cs-CZ"/>
+        </w:rPr>
+        <w:t xml:space="preserve"> = </w:t>
+      </w:r>
+      <w:proofErr w:type="spellStart"/>
       <w:r>
         <w:rPr>
           <w:rFonts w:ascii="Consolas" w:eastAsia="Times New Roman" w:hAnsi="Consolas" w:cs="Times New Roman"/>
@@ -6750,6 +7756,7 @@
         </w:rPr>
         <w:t>new</w:t>
       </w:r>
+      <w:proofErr w:type="spellEnd"/>
       <w:r>
         <w:rPr>
           <w:rFonts w:ascii="Consolas" w:eastAsia="Times New Roman" w:hAnsi="Consolas" w:cs="Times New Roman"/>
@@ -6760,6 +7767,7 @@
         </w:rPr>
         <w:t xml:space="preserve"> </w:t>
       </w:r>
+      <w:proofErr w:type="spellStart"/>
       <w:proofErr w:type="gramStart"/>
       <w:r>
         <w:rPr>
@@ -6769,7 +7777,18 @@
           <w:szCs w:val="21"/>
           <w:lang w:eastAsia="cs-CZ"/>
         </w:rPr>
-        <w:t>InputAction(</w:t>
+        <w:t>InputAction</w:t>
+      </w:r>
+      <w:proofErr w:type="spellEnd"/>
+      <w:r>
+        <w:rPr>
+          <w:rFonts w:ascii="Consolas" w:eastAsia="Times New Roman" w:hAnsi="Consolas" w:cs="Times New Roman"/>
+          <w:color w:val="000000"/>
+          <w:sz w:val="21"/>
+          <w:szCs w:val="21"/>
+          <w:lang w:eastAsia="cs-CZ"/>
+        </w:rPr>
+        <w:t>(</w:t>
       </w:r>
       <w:proofErr w:type="gramEnd"/>
       <w:r>
@@ -6780,7 +7799,51 @@
           <w:szCs w:val="21"/>
           <w:lang w:eastAsia="cs-CZ"/>
         </w:rPr>
-        <w:t xml:space="preserve">type: InputActionType.Button, binding: </w:t>
+        <w:t xml:space="preserve">type: </w:t>
+      </w:r>
+      <w:proofErr w:type="spellStart"/>
+      <w:r>
+        <w:rPr>
+          <w:rFonts w:ascii="Consolas" w:eastAsia="Times New Roman" w:hAnsi="Consolas" w:cs="Times New Roman"/>
+          <w:color w:val="000000"/>
+          <w:sz w:val="21"/>
+          <w:szCs w:val="21"/>
+          <w:lang w:eastAsia="cs-CZ"/>
+        </w:rPr>
+        <w:t>InputActionType.Button</w:t>
+      </w:r>
+      <w:proofErr w:type="spellEnd"/>
+      <w:r>
+        <w:rPr>
+          <w:rFonts w:ascii="Consolas" w:eastAsia="Times New Roman" w:hAnsi="Consolas" w:cs="Times New Roman"/>
+          <w:color w:val="000000"/>
+          <w:sz w:val="21"/>
+          <w:szCs w:val="21"/>
+          <w:lang w:eastAsia="cs-CZ"/>
+        </w:rPr>
+        <w:t xml:space="preserve">, </w:t>
+      </w:r>
+      <w:proofErr w:type="spellStart"/>
+      <w:r>
+        <w:rPr>
+          <w:rFonts w:ascii="Consolas" w:eastAsia="Times New Roman" w:hAnsi="Consolas" w:cs="Times New Roman"/>
+          <w:color w:val="000000"/>
+          <w:sz w:val="21"/>
+          <w:szCs w:val="21"/>
+          <w:lang w:eastAsia="cs-CZ"/>
+        </w:rPr>
+        <w:t>binding</w:t>
+      </w:r>
+      <w:proofErr w:type="spellEnd"/>
+      <w:r>
+        <w:rPr>
+          <w:rFonts w:ascii="Consolas" w:eastAsia="Times New Roman" w:hAnsi="Consolas" w:cs="Times New Roman"/>
+          <w:color w:val="000000"/>
+          <w:sz w:val="21"/>
+          <w:szCs w:val="21"/>
+          <w:lang w:eastAsia="cs-CZ"/>
+        </w:rPr>
+        <w:t xml:space="preserve">: </w:t>
       </w:r>
       <w:r>
         <w:rPr>
@@ -6790,7 +7853,29 @@
           <w:szCs w:val="21"/>
           <w:lang w:eastAsia="cs-CZ"/>
         </w:rPr>
-        <w:t>"&lt;Mouse&gt;/rightButton"</w:t>
+        <w:t>"&lt;Mouse&gt;/</w:t>
+      </w:r>
+      <w:proofErr w:type="spellStart"/>
+      <w:r>
+        <w:rPr>
+          <w:rFonts w:ascii="Consolas" w:eastAsia="Times New Roman" w:hAnsi="Consolas" w:cs="Times New Roman"/>
+          <w:color w:val="A31515"/>
+          <w:sz w:val="21"/>
+          <w:szCs w:val="21"/>
+          <w:lang w:eastAsia="cs-CZ"/>
+        </w:rPr>
+        <w:t>rightButton</w:t>
+      </w:r>
+      <w:proofErr w:type="spellEnd"/>
+      <w:r>
+        <w:rPr>
+          <w:rFonts w:ascii="Consolas" w:eastAsia="Times New Roman" w:hAnsi="Consolas" w:cs="Times New Roman"/>
+          <w:color w:val="A31515"/>
+          <w:sz w:val="21"/>
+          <w:szCs w:val="21"/>
+          <w:lang w:eastAsia="cs-CZ"/>
+        </w:rPr>
+        <w:t>"</w:t>
       </w:r>
       <w:r>
         <w:rPr>
@@ -6824,7 +7909,51 @@
           <w:szCs w:val="21"/>
           <w:lang w:eastAsia="cs-CZ"/>
         </w:rPr>
-        <w:t>        rightClickAction.performed += OnRightMouseClick;</w:t>
+        <w:t xml:space="preserve">        </w:t>
+      </w:r>
+      <w:proofErr w:type="spellStart"/>
+      <w:r>
+        <w:rPr>
+          <w:rFonts w:ascii="Consolas" w:eastAsia="Times New Roman" w:hAnsi="Consolas" w:cs="Times New Roman"/>
+          <w:color w:val="000000"/>
+          <w:sz w:val="21"/>
+          <w:szCs w:val="21"/>
+          <w:lang w:eastAsia="cs-CZ"/>
+        </w:rPr>
+        <w:t>rightClickAction.performed</w:t>
+      </w:r>
+      <w:proofErr w:type="spellEnd"/>
+      <w:r>
+        <w:rPr>
+          <w:rFonts w:ascii="Consolas" w:eastAsia="Times New Roman" w:hAnsi="Consolas" w:cs="Times New Roman"/>
+          <w:color w:val="000000"/>
+          <w:sz w:val="21"/>
+          <w:szCs w:val="21"/>
+          <w:lang w:eastAsia="cs-CZ"/>
+        </w:rPr>
+        <w:t xml:space="preserve"> += </w:t>
+      </w:r>
+      <w:proofErr w:type="spellStart"/>
+      <w:r>
+        <w:rPr>
+          <w:rFonts w:ascii="Consolas" w:eastAsia="Times New Roman" w:hAnsi="Consolas" w:cs="Times New Roman"/>
+          <w:color w:val="000000"/>
+          <w:sz w:val="21"/>
+          <w:szCs w:val="21"/>
+          <w:lang w:eastAsia="cs-CZ"/>
+        </w:rPr>
+        <w:t>OnRightMouseClick</w:t>
+      </w:r>
+      <w:proofErr w:type="spellEnd"/>
+      <w:r>
+        <w:rPr>
+          <w:rFonts w:ascii="Consolas" w:eastAsia="Times New Roman" w:hAnsi="Consolas" w:cs="Times New Roman"/>
+          <w:color w:val="000000"/>
+          <w:sz w:val="21"/>
+          <w:szCs w:val="21"/>
+          <w:lang w:eastAsia="cs-CZ"/>
+        </w:rPr>
+        <w:t>;</w:t>
       </w:r>
     </w:p>
     <w:p>
@@ -6848,7 +7977,29 @@
           <w:szCs w:val="21"/>
           <w:lang w:eastAsia="cs-CZ"/>
         </w:rPr>
-        <w:t>        rightClickAction.Enable();</w:t>
+        <w:t xml:space="preserve">        </w:t>
+      </w:r>
+      <w:proofErr w:type="spellStart"/>
+      <w:r>
+        <w:rPr>
+          <w:rFonts w:ascii="Consolas" w:eastAsia="Times New Roman" w:hAnsi="Consolas" w:cs="Times New Roman"/>
+          <w:color w:val="000000"/>
+          <w:sz w:val="21"/>
+          <w:szCs w:val="21"/>
+          <w:lang w:eastAsia="cs-CZ"/>
+        </w:rPr>
+        <w:t>rightClickAction.Enable</w:t>
+      </w:r>
+      <w:proofErr w:type="spellEnd"/>
+      <w:r>
+        <w:rPr>
+          <w:rFonts w:ascii="Consolas" w:eastAsia="Times New Roman" w:hAnsi="Consolas" w:cs="Times New Roman"/>
+          <w:color w:val="000000"/>
+          <w:sz w:val="21"/>
+          <w:szCs w:val="21"/>
+          <w:lang w:eastAsia="cs-CZ"/>
+        </w:rPr>
+        <w:t>();</w:t>
       </w:r>
     </w:p>
     <w:p>
@@ -6912,6 +8063,7 @@
         </w:rPr>
         <w:t xml:space="preserve">    </w:t>
       </w:r>
+      <w:proofErr w:type="spellStart"/>
       <w:r>
         <w:rPr>
           <w:rFonts w:ascii="Consolas" w:eastAsia="Times New Roman" w:hAnsi="Consolas" w:cs="Times New Roman"/>
@@ -6922,6 +8074,7 @@
         </w:rPr>
         <w:t>private</w:t>
       </w:r>
+      <w:proofErr w:type="spellEnd"/>
       <w:r>
         <w:rPr>
           <w:rFonts w:ascii="Consolas" w:eastAsia="Times New Roman" w:hAnsi="Consolas" w:cs="Times New Roman"/>
@@ -6932,6 +8085,7 @@
         </w:rPr>
         <w:t xml:space="preserve"> </w:t>
       </w:r>
+      <w:proofErr w:type="spellStart"/>
       <w:r>
         <w:rPr>
           <w:rFonts w:ascii="Consolas" w:eastAsia="Times New Roman" w:hAnsi="Consolas" w:cs="Times New Roman"/>
@@ -6942,6 +8096,7 @@
         </w:rPr>
         <w:t>void</w:t>
       </w:r>
+      <w:proofErr w:type="spellEnd"/>
       <w:r>
         <w:rPr>
           <w:rFonts w:ascii="Consolas" w:eastAsia="Times New Roman" w:hAnsi="Consolas" w:cs="Times New Roman"/>
@@ -6952,6 +8107,7 @@
         </w:rPr>
         <w:t xml:space="preserve"> </w:t>
       </w:r>
+      <w:proofErr w:type="spellStart"/>
       <w:proofErr w:type="gramStart"/>
       <w:r>
         <w:rPr>
@@ -6961,7 +8117,18 @@
           <w:szCs w:val="21"/>
           <w:lang w:eastAsia="cs-CZ"/>
         </w:rPr>
-        <w:t>OnDisable(</w:t>
+        <w:t>OnDisable</w:t>
+      </w:r>
+      <w:proofErr w:type="spellEnd"/>
+      <w:r>
+        <w:rPr>
+          <w:rFonts w:ascii="Consolas" w:eastAsia="Times New Roman" w:hAnsi="Consolas" w:cs="Times New Roman"/>
+          <w:color w:val="000000"/>
+          <w:sz w:val="21"/>
+          <w:szCs w:val="21"/>
+          <w:lang w:eastAsia="cs-CZ"/>
+        </w:rPr>
+        <w:t>(</w:t>
       </w:r>
       <w:proofErr w:type="gramEnd"/>
       <w:r>
@@ -7020,8 +8187,130 @@
           <w:szCs w:val="21"/>
           <w:lang w:eastAsia="cs-CZ"/>
         </w:rPr>
-        <w:t>        // Disable and dispose the right click action</w:t>
-      </w:r>
+        <w:t xml:space="preserve">        // </w:t>
+      </w:r>
+      <w:proofErr w:type="spellStart"/>
+      <w:r>
+        <w:rPr>
+          <w:rFonts w:ascii="Consolas" w:eastAsia="Times New Roman" w:hAnsi="Consolas" w:cs="Times New Roman"/>
+          <w:color w:val="008000"/>
+          <w:sz w:val="21"/>
+          <w:szCs w:val="21"/>
+          <w:lang w:eastAsia="cs-CZ"/>
+        </w:rPr>
+        <w:t>Disable</w:t>
+      </w:r>
+      <w:proofErr w:type="spellEnd"/>
+      <w:r>
+        <w:rPr>
+          <w:rFonts w:ascii="Consolas" w:eastAsia="Times New Roman" w:hAnsi="Consolas" w:cs="Times New Roman"/>
+          <w:color w:val="008000"/>
+          <w:sz w:val="21"/>
+          <w:szCs w:val="21"/>
+          <w:lang w:eastAsia="cs-CZ"/>
+        </w:rPr>
+        <w:t xml:space="preserve"> and </w:t>
+      </w:r>
+      <w:proofErr w:type="spellStart"/>
+      <w:r>
+        <w:rPr>
+          <w:rFonts w:ascii="Consolas" w:eastAsia="Times New Roman" w:hAnsi="Consolas" w:cs="Times New Roman"/>
+          <w:color w:val="008000"/>
+          <w:sz w:val="21"/>
+          <w:szCs w:val="21"/>
+          <w:lang w:eastAsia="cs-CZ"/>
+        </w:rPr>
+        <w:t>dispose</w:t>
+      </w:r>
+      <w:proofErr w:type="spellEnd"/>
+      <w:r>
+        <w:rPr>
+          <w:rFonts w:ascii="Consolas" w:eastAsia="Times New Roman" w:hAnsi="Consolas" w:cs="Times New Roman"/>
+          <w:color w:val="008000"/>
+          <w:sz w:val="21"/>
+          <w:szCs w:val="21"/>
+          <w:lang w:eastAsia="cs-CZ"/>
+        </w:rPr>
+        <w:t xml:space="preserve"> </w:t>
+      </w:r>
+      <w:proofErr w:type="spellStart"/>
+      <w:r>
+        <w:rPr>
+          <w:rFonts w:ascii="Consolas" w:eastAsia="Times New Roman" w:hAnsi="Consolas" w:cs="Times New Roman"/>
+          <w:color w:val="008000"/>
+          <w:sz w:val="21"/>
+          <w:szCs w:val="21"/>
+          <w:lang w:eastAsia="cs-CZ"/>
+        </w:rPr>
+        <w:t>the</w:t>
+      </w:r>
+      <w:proofErr w:type="spellEnd"/>
+      <w:r>
+        <w:rPr>
+          <w:rFonts w:ascii="Consolas" w:eastAsia="Times New Roman" w:hAnsi="Consolas" w:cs="Times New Roman"/>
+          <w:color w:val="008000"/>
+          <w:sz w:val="21"/>
+          <w:szCs w:val="21"/>
+          <w:lang w:eastAsia="cs-CZ"/>
+        </w:rPr>
+        <w:t xml:space="preserve"> </w:t>
+      </w:r>
+      <w:proofErr w:type="spellStart"/>
+      <w:r>
+        <w:rPr>
+          <w:rFonts w:ascii="Consolas" w:eastAsia="Times New Roman" w:hAnsi="Consolas" w:cs="Times New Roman"/>
+          <w:color w:val="008000"/>
+          <w:sz w:val="21"/>
+          <w:szCs w:val="21"/>
+          <w:lang w:eastAsia="cs-CZ"/>
+        </w:rPr>
+        <w:t>right</w:t>
+      </w:r>
+      <w:proofErr w:type="spellEnd"/>
+      <w:r>
+        <w:rPr>
+          <w:rFonts w:ascii="Consolas" w:eastAsia="Times New Roman" w:hAnsi="Consolas" w:cs="Times New Roman"/>
+          <w:color w:val="008000"/>
+          <w:sz w:val="21"/>
+          <w:szCs w:val="21"/>
+          <w:lang w:eastAsia="cs-CZ"/>
+        </w:rPr>
+        <w:t xml:space="preserve"> </w:t>
+      </w:r>
+      <w:proofErr w:type="spellStart"/>
+      <w:r>
+        <w:rPr>
+          <w:rFonts w:ascii="Consolas" w:eastAsia="Times New Roman" w:hAnsi="Consolas" w:cs="Times New Roman"/>
+          <w:color w:val="008000"/>
+          <w:sz w:val="21"/>
+          <w:szCs w:val="21"/>
+          <w:lang w:eastAsia="cs-CZ"/>
+        </w:rPr>
+        <w:t>click</w:t>
+      </w:r>
+      <w:proofErr w:type="spellEnd"/>
+      <w:r>
+        <w:rPr>
+          <w:rFonts w:ascii="Consolas" w:eastAsia="Times New Roman" w:hAnsi="Consolas" w:cs="Times New Roman"/>
+          <w:color w:val="008000"/>
+          <w:sz w:val="21"/>
+          <w:szCs w:val="21"/>
+          <w:lang w:eastAsia="cs-CZ"/>
+        </w:rPr>
+        <w:t xml:space="preserve"> </w:t>
+      </w:r>
+      <w:proofErr w:type="spellStart"/>
+      <w:r>
+        <w:rPr>
+          <w:rFonts w:ascii="Consolas" w:eastAsia="Times New Roman" w:hAnsi="Consolas" w:cs="Times New Roman"/>
+          <w:color w:val="008000"/>
+          <w:sz w:val="21"/>
+          <w:szCs w:val="21"/>
+          <w:lang w:eastAsia="cs-CZ"/>
+        </w:rPr>
+        <w:t>action</w:t>
+      </w:r>
+      <w:proofErr w:type="spellEnd"/>
     </w:p>
     <w:p>
       <w:pPr>
@@ -7044,7 +8333,51 @@
           <w:szCs w:val="21"/>
           <w:lang w:eastAsia="cs-CZ"/>
         </w:rPr>
-        <w:t>        rightClickAction.performed -= OnRightMouseClick;</w:t>
+        <w:t xml:space="preserve">        </w:t>
+      </w:r>
+      <w:proofErr w:type="spellStart"/>
+      <w:r>
+        <w:rPr>
+          <w:rFonts w:ascii="Consolas" w:eastAsia="Times New Roman" w:hAnsi="Consolas" w:cs="Times New Roman"/>
+          <w:color w:val="000000"/>
+          <w:sz w:val="21"/>
+          <w:szCs w:val="21"/>
+          <w:lang w:eastAsia="cs-CZ"/>
+        </w:rPr>
+        <w:t>rightClickAction.performed</w:t>
+      </w:r>
+      <w:proofErr w:type="spellEnd"/>
+      <w:r>
+        <w:rPr>
+          <w:rFonts w:ascii="Consolas" w:eastAsia="Times New Roman" w:hAnsi="Consolas" w:cs="Times New Roman"/>
+          <w:color w:val="000000"/>
+          <w:sz w:val="21"/>
+          <w:szCs w:val="21"/>
+          <w:lang w:eastAsia="cs-CZ"/>
+        </w:rPr>
+        <w:t xml:space="preserve"> -= </w:t>
+      </w:r>
+      <w:proofErr w:type="spellStart"/>
+      <w:r>
+        <w:rPr>
+          <w:rFonts w:ascii="Consolas" w:eastAsia="Times New Roman" w:hAnsi="Consolas" w:cs="Times New Roman"/>
+          <w:color w:val="000000"/>
+          <w:sz w:val="21"/>
+          <w:szCs w:val="21"/>
+          <w:lang w:eastAsia="cs-CZ"/>
+        </w:rPr>
+        <w:t>OnRightMouseClick</w:t>
+      </w:r>
+      <w:proofErr w:type="spellEnd"/>
+      <w:r>
+        <w:rPr>
+          <w:rFonts w:ascii="Consolas" w:eastAsia="Times New Roman" w:hAnsi="Consolas" w:cs="Times New Roman"/>
+          <w:color w:val="000000"/>
+          <w:sz w:val="21"/>
+          <w:szCs w:val="21"/>
+          <w:lang w:eastAsia="cs-CZ"/>
+        </w:rPr>
+        <w:t>;</w:t>
       </w:r>
     </w:p>
     <w:p>
@@ -7068,7 +8401,29 @@
           <w:szCs w:val="21"/>
           <w:lang w:eastAsia="cs-CZ"/>
         </w:rPr>
-        <w:t>        rightClickAction.Disable();</w:t>
+        <w:t xml:space="preserve">        </w:t>
+      </w:r>
+      <w:proofErr w:type="spellStart"/>
+      <w:r>
+        <w:rPr>
+          <w:rFonts w:ascii="Consolas" w:eastAsia="Times New Roman" w:hAnsi="Consolas" w:cs="Times New Roman"/>
+          <w:color w:val="000000"/>
+          <w:sz w:val="21"/>
+          <w:szCs w:val="21"/>
+          <w:lang w:eastAsia="cs-CZ"/>
+        </w:rPr>
+        <w:t>rightClickAction.Disable</w:t>
+      </w:r>
+      <w:proofErr w:type="spellEnd"/>
+      <w:r>
+        <w:rPr>
+          <w:rFonts w:ascii="Consolas" w:eastAsia="Times New Roman" w:hAnsi="Consolas" w:cs="Times New Roman"/>
+          <w:color w:val="000000"/>
+          <w:sz w:val="21"/>
+          <w:szCs w:val="21"/>
+          <w:lang w:eastAsia="cs-CZ"/>
+        </w:rPr>
+        <w:t>();</w:t>
       </w:r>
     </w:p>
     <w:p>
@@ -7092,7 +8447,29 @@
           <w:szCs w:val="21"/>
           <w:lang w:eastAsia="cs-CZ"/>
         </w:rPr>
-        <w:t>        rightClickAction.Dispose();</w:t>
+        <w:t xml:space="preserve">        </w:t>
+      </w:r>
+      <w:proofErr w:type="spellStart"/>
+      <w:r>
+        <w:rPr>
+          <w:rFonts w:ascii="Consolas" w:eastAsia="Times New Roman" w:hAnsi="Consolas" w:cs="Times New Roman"/>
+          <w:color w:val="000000"/>
+          <w:sz w:val="21"/>
+          <w:szCs w:val="21"/>
+          <w:lang w:eastAsia="cs-CZ"/>
+        </w:rPr>
+        <w:t>rightClickAction.Dispose</w:t>
+      </w:r>
+      <w:proofErr w:type="spellEnd"/>
+      <w:r>
+        <w:rPr>
+          <w:rFonts w:ascii="Consolas" w:eastAsia="Times New Roman" w:hAnsi="Consolas" w:cs="Times New Roman"/>
+          <w:color w:val="000000"/>
+          <w:sz w:val="21"/>
+          <w:szCs w:val="21"/>
+          <w:lang w:eastAsia="cs-CZ"/>
+        </w:rPr>
+        <w:t>();</w:t>
       </w:r>
     </w:p>
     <w:p>
@@ -7156,6 +8533,7 @@
         </w:rPr>
         <w:t xml:space="preserve">    </w:t>
       </w:r>
+      <w:proofErr w:type="spellStart"/>
       <w:r>
         <w:rPr>
           <w:rFonts w:ascii="Consolas" w:eastAsia="Times New Roman" w:hAnsi="Consolas" w:cs="Times New Roman"/>
@@ -7166,6 +8544,7 @@
         </w:rPr>
         <w:t>private</w:t>
       </w:r>
+      <w:proofErr w:type="spellEnd"/>
       <w:r>
         <w:rPr>
           <w:rFonts w:ascii="Consolas" w:eastAsia="Times New Roman" w:hAnsi="Consolas" w:cs="Times New Roman"/>
@@ -7176,6 +8555,7 @@
         </w:rPr>
         <w:t xml:space="preserve"> </w:t>
       </w:r>
+      <w:proofErr w:type="spellStart"/>
       <w:r>
         <w:rPr>
           <w:rFonts w:ascii="Consolas" w:eastAsia="Times New Roman" w:hAnsi="Consolas" w:cs="Times New Roman"/>
@@ -7186,6 +8566,7 @@
         </w:rPr>
         <w:t>void</w:t>
       </w:r>
+      <w:proofErr w:type="spellEnd"/>
       <w:r>
         <w:rPr>
           <w:rFonts w:ascii="Consolas" w:eastAsia="Times New Roman" w:hAnsi="Consolas" w:cs="Times New Roman"/>
@@ -7196,6 +8577,7 @@
         </w:rPr>
         <w:t xml:space="preserve"> </w:t>
       </w:r>
+      <w:proofErr w:type="spellStart"/>
       <w:proofErr w:type="gramStart"/>
       <w:r>
         <w:rPr>
@@ -7205,8 +8587,20 @@
           <w:szCs w:val="21"/>
           <w:lang w:eastAsia="cs-CZ"/>
         </w:rPr>
-        <w:t>OnRightMouseClick(</w:t>
-      </w:r>
+        <w:t>OnRightMouseClick</w:t>
+      </w:r>
+      <w:proofErr w:type="spellEnd"/>
+      <w:r>
+        <w:rPr>
+          <w:rFonts w:ascii="Consolas" w:eastAsia="Times New Roman" w:hAnsi="Consolas" w:cs="Times New Roman"/>
+          <w:color w:val="000000"/>
+          <w:sz w:val="21"/>
+          <w:szCs w:val="21"/>
+          <w:lang w:eastAsia="cs-CZ"/>
+        </w:rPr>
+        <w:t>(</w:t>
+      </w:r>
+      <w:proofErr w:type="spellStart"/>
       <w:proofErr w:type="gramEnd"/>
       <w:r>
         <w:rPr>
@@ -7216,7 +8610,40 @@
           <w:szCs w:val="21"/>
           <w:lang w:eastAsia="cs-CZ"/>
         </w:rPr>
-        <w:t>InputAction.CallbackContext context)</w:t>
+        <w:t>InputAction.CallbackContext</w:t>
+      </w:r>
+      <w:proofErr w:type="spellEnd"/>
+      <w:r>
+        <w:rPr>
+          <w:rFonts w:ascii="Consolas" w:eastAsia="Times New Roman" w:hAnsi="Consolas" w:cs="Times New Roman"/>
+          <w:color w:val="000000"/>
+          <w:sz w:val="21"/>
+          <w:szCs w:val="21"/>
+          <w:lang w:eastAsia="cs-CZ"/>
+        </w:rPr>
+        <w:t xml:space="preserve"> </w:t>
+      </w:r>
+      <w:proofErr w:type="spellStart"/>
+      <w:r>
+        <w:rPr>
+          <w:rFonts w:ascii="Consolas" w:eastAsia="Times New Roman" w:hAnsi="Consolas" w:cs="Times New Roman"/>
+          <w:color w:val="000000"/>
+          <w:sz w:val="21"/>
+          <w:szCs w:val="21"/>
+          <w:lang w:eastAsia="cs-CZ"/>
+        </w:rPr>
+        <w:t>context</w:t>
+      </w:r>
+      <w:proofErr w:type="spellEnd"/>
+      <w:r>
+        <w:rPr>
+          <w:rFonts w:ascii="Consolas" w:eastAsia="Times New Roman" w:hAnsi="Consolas" w:cs="Times New Roman"/>
+          <w:color w:val="000000"/>
+          <w:sz w:val="21"/>
+          <w:szCs w:val="21"/>
+          <w:lang w:eastAsia="cs-CZ"/>
+        </w:rPr>
+        <w:t>)</w:t>
       </w:r>
     </w:p>
     <w:p>
@@ -7266,6 +8693,7 @@
         </w:rPr>
         <w:t xml:space="preserve">        </w:t>
       </w:r>
+      <w:proofErr w:type="spellStart"/>
       <w:r>
         <w:rPr>
           <w:rFonts w:ascii="Consolas" w:eastAsia="Times New Roman" w:hAnsi="Consolas" w:cs="Times New Roman"/>
@@ -7276,6 +8704,7 @@
         </w:rPr>
         <w:t>if</w:t>
       </w:r>
+      <w:proofErr w:type="spellEnd"/>
       <w:r>
         <w:rPr>
           <w:rFonts w:ascii="Consolas" w:eastAsia="Times New Roman" w:hAnsi="Consolas" w:cs="Times New Roman"/>
@@ -7286,6 +8715,7 @@
         </w:rPr>
         <w:t xml:space="preserve"> (</w:t>
       </w:r>
+      <w:proofErr w:type="spellStart"/>
       <w:proofErr w:type="gramStart"/>
       <w:r>
         <w:rPr>
@@ -7297,6 +8727,7 @@
         </w:rPr>
         <w:t>context.performed</w:t>
       </w:r>
+      <w:proofErr w:type="spellEnd"/>
       <w:proofErr w:type="gramEnd"/>
       <w:r>
         <w:rPr>
@@ -7354,7 +8785,29 @@
           <w:szCs w:val="21"/>
           <w:lang w:eastAsia="cs-CZ"/>
         </w:rPr>
-        <w:t xml:space="preserve">            isAimCameraActive </w:t>
+        <w:t xml:space="preserve">            </w:t>
+      </w:r>
+      <w:proofErr w:type="spellStart"/>
+      <w:r>
+        <w:rPr>
+          <w:rFonts w:ascii="Consolas" w:eastAsia="Times New Roman" w:hAnsi="Consolas" w:cs="Times New Roman"/>
+          <w:color w:val="000000"/>
+          <w:sz w:val="21"/>
+          <w:szCs w:val="21"/>
+          <w:lang w:eastAsia="cs-CZ"/>
+        </w:rPr>
+        <w:t>isAimCameraActive</w:t>
+      </w:r>
+      <w:proofErr w:type="spellEnd"/>
+      <w:r>
+        <w:rPr>
+          <w:rFonts w:ascii="Consolas" w:eastAsia="Times New Roman" w:hAnsi="Consolas" w:cs="Times New Roman"/>
+          <w:color w:val="000000"/>
+          <w:sz w:val="21"/>
+          <w:szCs w:val="21"/>
+          <w:lang w:eastAsia="cs-CZ"/>
+        </w:rPr>
+        <w:t xml:space="preserve"> </w:t>
       </w:r>
       <w:proofErr w:type="gramStart"/>
       <w:r>
@@ -7365,8 +8818,20 @@
           <w:szCs w:val="21"/>
           <w:lang w:eastAsia="cs-CZ"/>
         </w:rPr>
-        <w:t>= !isAimCameraActive</w:t>
-      </w:r>
+        <w:t>= !</w:t>
+      </w:r>
+      <w:proofErr w:type="spellStart"/>
+      <w:r>
+        <w:rPr>
+          <w:rFonts w:ascii="Consolas" w:eastAsia="Times New Roman" w:hAnsi="Consolas" w:cs="Times New Roman"/>
+          <w:color w:val="000000"/>
+          <w:sz w:val="21"/>
+          <w:szCs w:val="21"/>
+          <w:lang w:eastAsia="cs-CZ"/>
+        </w:rPr>
+        <w:t>isAimCameraActive</w:t>
+      </w:r>
+      <w:proofErr w:type="spellEnd"/>
       <w:proofErr w:type="gramEnd"/>
       <w:r>
         <w:rPr>
@@ -7402,6 +8867,7 @@
         </w:rPr>
         <w:t xml:space="preserve">            </w:t>
       </w:r>
+      <w:proofErr w:type="spellStart"/>
       <w:r>
         <w:rPr>
           <w:rFonts w:ascii="Consolas" w:eastAsia="Times New Roman" w:hAnsi="Consolas" w:cs="Times New Roman"/>
@@ -7412,15 +8878,38 @@
         </w:rPr>
         <w:t>if</w:t>
       </w:r>
-      <w:r>
-        <w:rPr>
-          <w:rFonts w:ascii="Consolas" w:eastAsia="Times New Roman" w:hAnsi="Consolas" w:cs="Times New Roman"/>
-          <w:color w:val="000000"/>
-          <w:sz w:val="21"/>
-          <w:szCs w:val="21"/>
-          <w:lang w:eastAsia="cs-CZ"/>
-        </w:rPr>
-        <w:t xml:space="preserve"> (isAimCameraActive)</w:t>
+      <w:proofErr w:type="spellEnd"/>
+      <w:r>
+        <w:rPr>
+          <w:rFonts w:ascii="Consolas" w:eastAsia="Times New Roman" w:hAnsi="Consolas" w:cs="Times New Roman"/>
+          <w:color w:val="000000"/>
+          <w:sz w:val="21"/>
+          <w:szCs w:val="21"/>
+          <w:lang w:eastAsia="cs-CZ"/>
+        </w:rPr>
+        <w:t xml:space="preserve"> (</w:t>
+      </w:r>
+      <w:proofErr w:type="spellStart"/>
+      <w:r>
+        <w:rPr>
+          <w:rFonts w:ascii="Consolas" w:eastAsia="Times New Roman" w:hAnsi="Consolas" w:cs="Times New Roman"/>
+          <w:color w:val="000000"/>
+          <w:sz w:val="21"/>
+          <w:szCs w:val="21"/>
+          <w:lang w:eastAsia="cs-CZ"/>
+        </w:rPr>
+        <w:t>isAimCameraActive</w:t>
+      </w:r>
+      <w:proofErr w:type="spellEnd"/>
+      <w:r>
+        <w:rPr>
+          <w:rFonts w:ascii="Consolas" w:eastAsia="Times New Roman" w:hAnsi="Consolas" w:cs="Times New Roman"/>
+          <w:color w:val="000000"/>
+          <w:sz w:val="21"/>
+          <w:szCs w:val="21"/>
+          <w:lang w:eastAsia="cs-CZ"/>
+        </w:rPr>
+        <w:t>)</w:t>
       </w:r>
     </w:p>
     <w:p>
@@ -7470,6 +8959,7 @@
         </w:rPr>
         <w:t xml:space="preserve">                </w:t>
       </w:r>
+      <w:proofErr w:type="spellStart"/>
       <w:proofErr w:type="gramStart"/>
       <w:r>
         <w:rPr>
@@ -7479,7 +8969,18 @@
           <w:szCs w:val="21"/>
           <w:lang w:eastAsia="cs-CZ"/>
         </w:rPr>
-        <w:t>SwitchToAimCamera(</w:t>
+        <w:t>SwitchToAimCamera</w:t>
+      </w:r>
+      <w:proofErr w:type="spellEnd"/>
+      <w:r>
+        <w:rPr>
+          <w:rFonts w:ascii="Consolas" w:eastAsia="Times New Roman" w:hAnsi="Consolas" w:cs="Times New Roman"/>
+          <w:color w:val="000000"/>
+          <w:sz w:val="21"/>
+          <w:szCs w:val="21"/>
+          <w:lang w:eastAsia="cs-CZ"/>
+        </w:rPr>
+        <w:t>(</w:t>
       </w:r>
       <w:proofErr w:type="gramEnd"/>
       <w:r>
@@ -7514,8 +9015,31 @@
           <w:szCs w:val="21"/>
           <w:lang w:eastAsia="cs-CZ"/>
         </w:rPr>
-        <w:t xml:space="preserve">                crossHair.enabled = </w:t>
-      </w:r>
+        <w:t xml:space="preserve">                </w:t>
+      </w:r>
+      <w:proofErr w:type="spellStart"/>
+      <w:r>
+        <w:rPr>
+          <w:rFonts w:ascii="Consolas" w:eastAsia="Times New Roman" w:hAnsi="Consolas" w:cs="Times New Roman"/>
+          <w:color w:val="000000"/>
+          <w:sz w:val="21"/>
+          <w:szCs w:val="21"/>
+          <w:lang w:eastAsia="cs-CZ"/>
+        </w:rPr>
+        <w:t>crossHair.enabled</w:t>
+      </w:r>
+      <w:proofErr w:type="spellEnd"/>
+      <w:r>
+        <w:rPr>
+          <w:rFonts w:ascii="Consolas" w:eastAsia="Times New Roman" w:hAnsi="Consolas" w:cs="Times New Roman"/>
+          <w:color w:val="000000"/>
+          <w:sz w:val="21"/>
+          <w:szCs w:val="21"/>
+          <w:lang w:eastAsia="cs-CZ"/>
+        </w:rPr>
+        <w:t xml:space="preserve"> = </w:t>
+      </w:r>
+      <w:proofErr w:type="spellStart"/>
       <w:r>
         <w:rPr>
           <w:rFonts w:ascii="Consolas" w:eastAsia="Times New Roman" w:hAnsi="Consolas" w:cs="Times New Roman"/>
@@ -7526,6 +9050,7 @@
         </w:rPr>
         <w:t>true</w:t>
       </w:r>
+      <w:proofErr w:type="spellEnd"/>
       <w:r>
         <w:rPr>
           <w:rFonts w:ascii="Consolas" w:eastAsia="Times New Roman" w:hAnsi="Consolas" w:cs="Times New Roman"/>
@@ -7584,6 +9109,7 @@
         </w:rPr>
         <w:t xml:space="preserve">            </w:t>
       </w:r>
+      <w:proofErr w:type="spellStart"/>
       <w:r>
         <w:rPr>
           <w:rFonts w:ascii="Consolas" w:eastAsia="Times New Roman" w:hAnsi="Consolas" w:cs="Times New Roman"/>
@@ -7594,6 +9120,7 @@
         </w:rPr>
         <w:t>else</w:t>
       </w:r>
+      <w:proofErr w:type="spellEnd"/>
     </w:p>
     <w:p>
       <w:pPr>
@@ -7642,6 +9169,7 @@
         </w:rPr>
         <w:t xml:space="preserve">                </w:t>
       </w:r>
+      <w:proofErr w:type="spellStart"/>
       <w:proofErr w:type="gramStart"/>
       <w:r>
         <w:rPr>
@@ -7651,7 +9179,18 @@
           <w:szCs w:val="21"/>
           <w:lang w:eastAsia="cs-CZ"/>
         </w:rPr>
-        <w:t>SwitchToDefaultCamera(</w:t>
+        <w:t>SwitchToDefaultCamera</w:t>
+      </w:r>
+      <w:proofErr w:type="spellEnd"/>
+      <w:r>
+        <w:rPr>
+          <w:rFonts w:ascii="Consolas" w:eastAsia="Times New Roman" w:hAnsi="Consolas" w:cs="Times New Roman"/>
+          <w:color w:val="000000"/>
+          <w:sz w:val="21"/>
+          <w:szCs w:val="21"/>
+          <w:lang w:eastAsia="cs-CZ"/>
+        </w:rPr>
+        <w:t>(</w:t>
       </w:r>
       <w:proofErr w:type="gramEnd"/>
       <w:r>
@@ -7686,8 +9225,31 @@
           <w:szCs w:val="21"/>
           <w:lang w:eastAsia="cs-CZ"/>
         </w:rPr>
-        <w:t xml:space="preserve">                crossHair.enabled = </w:t>
-      </w:r>
+        <w:t xml:space="preserve">                </w:t>
+      </w:r>
+      <w:proofErr w:type="spellStart"/>
+      <w:r>
+        <w:rPr>
+          <w:rFonts w:ascii="Consolas" w:eastAsia="Times New Roman" w:hAnsi="Consolas" w:cs="Times New Roman"/>
+          <w:color w:val="000000"/>
+          <w:sz w:val="21"/>
+          <w:szCs w:val="21"/>
+          <w:lang w:eastAsia="cs-CZ"/>
+        </w:rPr>
+        <w:t>crossHair.enabled</w:t>
+      </w:r>
+      <w:proofErr w:type="spellEnd"/>
+      <w:r>
+        <w:rPr>
+          <w:rFonts w:ascii="Consolas" w:eastAsia="Times New Roman" w:hAnsi="Consolas" w:cs="Times New Roman"/>
+          <w:color w:val="000000"/>
+          <w:sz w:val="21"/>
+          <w:szCs w:val="21"/>
+          <w:lang w:eastAsia="cs-CZ"/>
+        </w:rPr>
+        <w:t xml:space="preserve"> = </w:t>
+      </w:r>
+      <w:proofErr w:type="spellStart"/>
       <w:r>
         <w:rPr>
           <w:rFonts w:ascii="Consolas" w:eastAsia="Times New Roman" w:hAnsi="Consolas" w:cs="Times New Roman"/>
@@ -7698,6 +9260,7 @@
         </w:rPr>
         <w:t>false</w:t>
       </w:r>
+      <w:proofErr w:type="spellEnd"/>
       <w:r>
         <w:rPr>
           <w:rFonts w:ascii="Consolas" w:eastAsia="Times New Roman" w:hAnsi="Consolas" w:cs="Times New Roman"/>
@@ -7792,28 +9355,18 @@
           <w:highlight w:val="white"/>
         </w:rPr>
       </w:pPr>
-      <w:bookmarkStart w:id="31" w:name="_Toc187343143"/>
+      <w:bookmarkStart w:id="33" w:name="_Toc187392945"/>
       <w:r>
         <w:t xml:space="preserve">Obrázek </w:t>
       </w:r>
-      <w:r>
-        <w:fldChar w:fldCharType="begin"/>
-      </w:r>
-      <w:r>
-        <w:instrText xml:space="preserve"> SEQ Obrázek \* ARABIC </w:instrText>
-      </w:r>
-      <w:r>
-        <w:fldChar w:fldCharType="separate"/>
-      </w:r>
-      <w:r>
-        <w:rPr>
-          <w:noProof/>
-        </w:rPr>
-        <w:t>11</w:t>
-      </w:r>
-      <w:r>
-        <w:fldChar w:fldCharType="end"/>
-      </w:r>
+      <w:fldSimple w:instr=" SEQ Obrázek \* ARABIC ">
+        <w:r>
+          <w:rPr>
+            <w:noProof/>
+          </w:rPr>
+          <w:t>12</w:t>
+        </w:r>
+      </w:fldSimple>
       <w:r>
         <w:t xml:space="preserve"> </w:t>
       </w:r>
@@ -7831,7 +9384,7 @@
       <w:r>
         <w:t>: Metody</w:t>
       </w:r>
-      <w:bookmarkEnd w:id="31"/>
+      <w:bookmarkEnd w:id="33"/>
       <w:r>
         <w:rPr>
           <w:rFonts w:ascii="Cascadia Mono" w:hAnsi="Cascadia Mono" w:cs="Cascadia Mono"/>
@@ -7869,6 +9422,7 @@
         </w:rPr>
         <w:t xml:space="preserve">Nacházíme se téměř na konci celého scriptu. Najdeme zde metodu </w:t>
       </w:r>
+      <w:proofErr w:type="spellStart"/>
       <w:r>
         <w:rPr>
           <w:rFonts w:cstheme="minorHAnsi"/>
@@ -7879,6 +9433,7 @@
         </w:rPr>
         <w:t>SwitchToAimCamera</w:t>
       </w:r>
+      <w:proofErr w:type="spellEnd"/>
       <w:r>
         <w:rPr>
           <w:rFonts w:cstheme="minorHAnsi"/>
@@ -7887,6 +9442,7 @@
         </w:rPr>
         <w:t xml:space="preserve">, tato metoda kontroluje, pokud obě kamery existuji a pote zvýší prioritu mířicí kameře a sníží ji té hlavní. Hned pod touho metodou se nachází metoda </w:t>
       </w:r>
+      <w:proofErr w:type="spellStart"/>
       <w:proofErr w:type="gramStart"/>
       <w:r>
         <w:rPr>
@@ -7896,28 +9452,9 @@
           <w:color w:val="000000" w:themeColor="text1"/>
           <w:highlight w:val="white"/>
         </w:rPr>
-        <w:t>SwitchTo</w:t>
-      </w:r>
-      <w:r>
-        <w:rPr>
-          <w:rFonts w:cstheme="minorHAnsi"/>
-          <w:b/>
-          <w:bCs/>
-          <w:color w:val="000000" w:themeColor="text1"/>
-          <w:highlight w:val="white"/>
-        </w:rPr>
-        <w:t>Defaul</w:t>
-      </w:r>
-      <w:r>
-        <w:rPr>
-          <w:rFonts w:cstheme="minorHAnsi"/>
-          <w:b/>
-          <w:bCs/>
-          <w:color w:val="000000" w:themeColor="text1"/>
-          <w:highlight w:val="white"/>
-        </w:rPr>
-        <w:t>Camera</w:t>
-      </w:r>
+        <w:t>SwitchToDefaulCamera</w:t>
+      </w:r>
+      <w:proofErr w:type="spellEnd"/>
       <w:proofErr w:type="gramEnd"/>
       <w:r>
         <w:rPr>
@@ -7951,6 +9488,7 @@
         </w:rPr>
         <w:t xml:space="preserve">    </w:t>
       </w:r>
+      <w:proofErr w:type="spellStart"/>
       <w:r>
         <w:rPr>
           <w:rFonts w:ascii="Consolas" w:eastAsia="Times New Roman" w:hAnsi="Consolas" w:cs="Times New Roman"/>
@@ -7961,6 +9499,7 @@
         </w:rPr>
         <w:t>private</w:t>
       </w:r>
+      <w:proofErr w:type="spellEnd"/>
       <w:r>
         <w:rPr>
           <w:rFonts w:ascii="Consolas" w:eastAsia="Times New Roman" w:hAnsi="Consolas" w:cs="Times New Roman"/>
@@ -7971,6 +9510,7 @@
         </w:rPr>
         <w:t xml:space="preserve"> </w:t>
       </w:r>
+      <w:proofErr w:type="spellStart"/>
       <w:r>
         <w:rPr>
           <w:rFonts w:ascii="Consolas" w:eastAsia="Times New Roman" w:hAnsi="Consolas" w:cs="Times New Roman"/>
@@ -7981,6 +9521,7 @@
         </w:rPr>
         <w:t>void</w:t>
       </w:r>
+      <w:proofErr w:type="spellEnd"/>
       <w:r>
         <w:rPr>
           <w:rFonts w:ascii="Consolas" w:eastAsia="Times New Roman" w:hAnsi="Consolas" w:cs="Times New Roman"/>
@@ -7991,6 +9532,7 @@
         </w:rPr>
         <w:t xml:space="preserve"> </w:t>
       </w:r>
+      <w:proofErr w:type="spellStart"/>
       <w:proofErr w:type="gramStart"/>
       <w:r>
         <w:rPr>
@@ -8000,7 +9542,18 @@
           <w:szCs w:val="21"/>
           <w:lang w:eastAsia="cs-CZ"/>
         </w:rPr>
-        <w:t>SwitchToAimCamera(</w:t>
+        <w:t>SwitchToAimCamera</w:t>
+      </w:r>
+      <w:proofErr w:type="spellEnd"/>
+      <w:r>
+        <w:rPr>
+          <w:rFonts w:ascii="Consolas" w:eastAsia="Times New Roman" w:hAnsi="Consolas" w:cs="Times New Roman"/>
+          <w:color w:val="000000"/>
+          <w:sz w:val="21"/>
+          <w:szCs w:val="21"/>
+          <w:lang w:eastAsia="cs-CZ"/>
+        </w:rPr>
+        <w:t>(</w:t>
       </w:r>
       <w:proofErr w:type="gramEnd"/>
       <w:r>
@@ -8061,6 +9614,7 @@
         </w:rPr>
         <w:t xml:space="preserve">        </w:t>
       </w:r>
+      <w:proofErr w:type="spellStart"/>
       <w:r>
         <w:rPr>
           <w:rFonts w:ascii="Consolas" w:eastAsia="Times New Roman" w:hAnsi="Consolas" w:cs="Times New Roman"/>
@@ -8071,15 +9625,60 @@
         </w:rPr>
         <w:t>if</w:t>
       </w:r>
-      <w:r>
-        <w:rPr>
-          <w:rFonts w:ascii="Consolas" w:eastAsia="Times New Roman" w:hAnsi="Consolas" w:cs="Times New Roman"/>
-          <w:color w:val="000000"/>
-          <w:sz w:val="21"/>
-          <w:szCs w:val="21"/>
-          <w:lang w:eastAsia="cs-CZ"/>
-        </w:rPr>
-        <w:t xml:space="preserve"> (vcam &amp;&amp; aimcam)</w:t>
+      <w:proofErr w:type="spellEnd"/>
+      <w:r>
+        <w:rPr>
+          <w:rFonts w:ascii="Consolas" w:eastAsia="Times New Roman" w:hAnsi="Consolas" w:cs="Times New Roman"/>
+          <w:color w:val="000000"/>
+          <w:sz w:val="21"/>
+          <w:szCs w:val="21"/>
+          <w:lang w:eastAsia="cs-CZ"/>
+        </w:rPr>
+        <w:t xml:space="preserve"> (</w:t>
+      </w:r>
+      <w:proofErr w:type="spellStart"/>
+      <w:r>
+        <w:rPr>
+          <w:rFonts w:ascii="Consolas" w:eastAsia="Times New Roman" w:hAnsi="Consolas" w:cs="Times New Roman"/>
+          <w:color w:val="000000"/>
+          <w:sz w:val="21"/>
+          <w:szCs w:val="21"/>
+          <w:lang w:eastAsia="cs-CZ"/>
+        </w:rPr>
+        <w:t>vcam</w:t>
+      </w:r>
+      <w:proofErr w:type="spellEnd"/>
+      <w:r>
+        <w:rPr>
+          <w:rFonts w:ascii="Consolas" w:eastAsia="Times New Roman" w:hAnsi="Consolas" w:cs="Times New Roman"/>
+          <w:color w:val="000000"/>
+          <w:sz w:val="21"/>
+          <w:szCs w:val="21"/>
+          <w:lang w:eastAsia="cs-CZ"/>
+        </w:rPr>
+        <w:t xml:space="preserve"> &amp;&amp; </w:t>
+      </w:r>
+      <w:proofErr w:type="spellStart"/>
+      <w:r>
+        <w:rPr>
+          <w:rFonts w:ascii="Consolas" w:eastAsia="Times New Roman" w:hAnsi="Consolas" w:cs="Times New Roman"/>
+          <w:color w:val="000000"/>
+          <w:sz w:val="21"/>
+          <w:szCs w:val="21"/>
+          <w:lang w:eastAsia="cs-CZ"/>
+        </w:rPr>
+        <w:t>aimcam</w:t>
+      </w:r>
+      <w:proofErr w:type="spellEnd"/>
+      <w:r>
+        <w:rPr>
+          <w:rFonts w:ascii="Consolas" w:eastAsia="Times New Roman" w:hAnsi="Consolas" w:cs="Times New Roman"/>
+          <w:color w:val="000000"/>
+          <w:sz w:val="21"/>
+          <w:szCs w:val="21"/>
+          <w:lang w:eastAsia="cs-CZ"/>
+        </w:rPr>
+        <w:t>)</w:t>
       </w:r>
     </w:p>
     <w:p>
@@ -8129,6 +9728,7 @@
         </w:rPr>
         <w:t xml:space="preserve">            </w:t>
       </w:r>
+      <w:proofErr w:type="spellStart"/>
       <w:proofErr w:type="gramStart"/>
       <w:r>
         <w:rPr>
@@ -8140,6 +9740,7 @@
         </w:rPr>
         <w:t>vcam.Priority</w:t>
       </w:r>
+      <w:proofErr w:type="spellEnd"/>
       <w:proofErr w:type="gramEnd"/>
       <w:r>
         <w:rPr>
@@ -8195,6 +9796,7 @@
         </w:rPr>
         <w:t xml:space="preserve">            </w:t>
       </w:r>
+      <w:proofErr w:type="spellStart"/>
       <w:proofErr w:type="gramStart"/>
       <w:r>
         <w:rPr>
@@ -8206,6 +9808,7 @@
         </w:rPr>
         <w:t>aimcam.Priority</w:t>
       </w:r>
+      <w:proofErr w:type="spellEnd"/>
       <w:proofErr w:type="gramEnd"/>
       <w:r>
         <w:rPr>
@@ -8323,6 +9926,7 @@
         </w:rPr>
         <w:t xml:space="preserve">    </w:t>
       </w:r>
+      <w:proofErr w:type="spellStart"/>
       <w:r>
         <w:rPr>
           <w:rFonts w:ascii="Consolas" w:eastAsia="Times New Roman" w:hAnsi="Consolas" w:cs="Times New Roman"/>
@@ -8333,6 +9937,7 @@
         </w:rPr>
         <w:t>private</w:t>
       </w:r>
+      <w:proofErr w:type="spellEnd"/>
       <w:r>
         <w:rPr>
           <w:rFonts w:ascii="Consolas" w:eastAsia="Times New Roman" w:hAnsi="Consolas" w:cs="Times New Roman"/>
@@ -8343,6 +9948,7 @@
         </w:rPr>
         <w:t xml:space="preserve"> </w:t>
       </w:r>
+      <w:proofErr w:type="spellStart"/>
       <w:r>
         <w:rPr>
           <w:rFonts w:ascii="Consolas" w:eastAsia="Times New Roman" w:hAnsi="Consolas" w:cs="Times New Roman"/>
@@ -8353,6 +9959,7 @@
         </w:rPr>
         <w:t>void</w:t>
       </w:r>
+      <w:proofErr w:type="spellEnd"/>
       <w:r>
         <w:rPr>
           <w:rFonts w:ascii="Consolas" w:eastAsia="Times New Roman" w:hAnsi="Consolas" w:cs="Times New Roman"/>
@@ -8363,6 +9970,7 @@
         </w:rPr>
         <w:t xml:space="preserve"> </w:t>
       </w:r>
+      <w:proofErr w:type="spellStart"/>
       <w:proofErr w:type="gramStart"/>
       <w:r>
         <w:rPr>
@@ -8372,7 +9980,18 @@
           <w:szCs w:val="21"/>
           <w:lang w:eastAsia="cs-CZ"/>
         </w:rPr>
-        <w:t>SwitchToDefaultCamera(</w:t>
+        <w:t>SwitchToDefaultCamera</w:t>
+      </w:r>
+      <w:proofErr w:type="spellEnd"/>
+      <w:r>
+        <w:rPr>
+          <w:rFonts w:ascii="Consolas" w:eastAsia="Times New Roman" w:hAnsi="Consolas" w:cs="Times New Roman"/>
+          <w:color w:val="000000"/>
+          <w:sz w:val="21"/>
+          <w:szCs w:val="21"/>
+          <w:lang w:eastAsia="cs-CZ"/>
+        </w:rPr>
+        <w:t>(</w:t>
       </w:r>
       <w:proofErr w:type="gramEnd"/>
       <w:r>
@@ -8433,6 +10052,7 @@
         </w:rPr>
         <w:t xml:space="preserve">        </w:t>
       </w:r>
+      <w:proofErr w:type="spellStart"/>
       <w:r>
         <w:rPr>
           <w:rFonts w:ascii="Consolas" w:eastAsia="Times New Roman" w:hAnsi="Consolas" w:cs="Times New Roman"/>
@@ -8443,15 +10063,60 @@
         </w:rPr>
         <w:t>if</w:t>
       </w:r>
-      <w:r>
-        <w:rPr>
-          <w:rFonts w:ascii="Consolas" w:eastAsia="Times New Roman" w:hAnsi="Consolas" w:cs="Times New Roman"/>
-          <w:color w:val="000000"/>
-          <w:sz w:val="21"/>
-          <w:szCs w:val="21"/>
-          <w:lang w:eastAsia="cs-CZ"/>
-        </w:rPr>
-        <w:t xml:space="preserve"> (vcam &amp;&amp; aimcam)</w:t>
+      <w:proofErr w:type="spellEnd"/>
+      <w:r>
+        <w:rPr>
+          <w:rFonts w:ascii="Consolas" w:eastAsia="Times New Roman" w:hAnsi="Consolas" w:cs="Times New Roman"/>
+          <w:color w:val="000000"/>
+          <w:sz w:val="21"/>
+          <w:szCs w:val="21"/>
+          <w:lang w:eastAsia="cs-CZ"/>
+        </w:rPr>
+        <w:t xml:space="preserve"> (</w:t>
+      </w:r>
+      <w:proofErr w:type="spellStart"/>
+      <w:r>
+        <w:rPr>
+          <w:rFonts w:ascii="Consolas" w:eastAsia="Times New Roman" w:hAnsi="Consolas" w:cs="Times New Roman"/>
+          <w:color w:val="000000"/>
+          <w:sz w:val="21"/>
+          <w:szCs w:val="21"/>
+          <w:lang w:eastAsia="cs-CZ"/>
+        </w:rPr>
+        <w:t>vcam</w:t>
+      </w:r>
+      <w:proofErr w:type="spellEnd"/>
+      <w:r>
+        <w:rPr>
+          <w:rFonts w:ascii="Consolas" w:eastAsia="Times New Roman" w:hAnsi="Consolas" w:cs="Times New Roman"/>
+          <w:color w:val="000000"/>
+          <w:sz w:val="21"/>
+          <w:szCs w:val="21"/>
+          <w:lang w:eastAsia="cs-CZ"/>
+        </w:rPr>
+        <w:t xml:space="preserve"> &amp;&amp; </w:t>
+      </w:r>
+      <w:proofErr w:type="spellStart"/>
+      <w:r>
+        <w:rPr>
+          <w:rFonts w:ascii="Consolas" w:eastAsia="Times New Roman" w:hAnsi="Consolas" w:cs="Times New Roman"/>
+          <w:color w:val="000000"/>
+          <w:sz w:val="21"/>
+          <w:szCs w:val="21"/>
+          <w:lang w:eastAsia="cs-CZ"/>
+        </w:rPr>
+        <w:t>aimcam</w:t>
+      </w:r>
+      <w:proofErr w:type="spellEnd"/>
+      <w:r>
+        <w:rPr>
+          <w:rFonts w:ascii="Consolas" w:eastAsia="Times New Roman" w:hAnsi="Consolas" w:cs="Times New Roman"/>
+          <w:color w:val="000000"/>
+          <w:sz w:val="21"/>
+          <w:szCs w:val="21"/>
+          <w:lang w:eastAsia="cs-CZ"/>
+        </w:rPr>
+        <w:t>)</w:t>
       </w:r>
     </w:p>
     <w:p>
@@ -8501,6 +10166,7 @@
         </w:rPr>
         <w:t xml:space="preserve">            </w:t>
       </w:r>
+      <w:proofErr w:type="spellStart"/>
       <w:proofErr w:type="gramStart"/>
       <w:r>
         <w:rPr>
@@ -8512,6 +10178,7 @@
         </w:rPr>
         <w:t>vcam.Priority</w:t>
       </w:r>
+      <w:proofErr w:type="spellEnd"/>
       <w:proofErr w:type="gramEnd"/>
       <w:r>
         <w:rPr>
@@ -8567,6 +10234,7 @@
         </w:rPr>
         <w:t xml:space="preserve">            </w:t>
       </w:r>
+      <w:proofErr w:type="spellStart"/>
       <w:proofErr w:type="gramStart"/>
       <w:r>
         <w:rPr>
@@ -8578,6 +10246,7 @@
         </w:rPr>
         <w:t>aimcam.Priority</w:t>
       </w:r>
+      <w:proofErr w:type="spellEnd"/>
       <w:proofErr w:type="gramEnd"/>
       <w:r>
         <w:rPr>
@@ -8693,28 +10362,18 @@
           <w:highlight w:val="white"/>
         </w:rPr>
       </w:pPr>
-      <w:bookmarkStart w:id="32" w:name="_Toc187343144"/>
+      <w:bookmarkStart w:id="34" w:name="_Toc187392946"/>
       <w:r>
         <w:t xml:space="preserve">Obrázek </w:t>
       </w:r>
-      <w:r>
-        <w:fldChar w:fldCharType="begin"/>
-      </w:r>
-      <w:r>
-        <w:instrText xml:space="preserve"> SEQ Obrázek \* ARABIC </w:instrText>
-      </w:r>
-      <w:r>
-        <w:fldChar w:fldCharType="separate"/>
-      </w:r>
-      <w:r>
-        <w:rPr>
-          <w:noProof/>
-        </w:rPr>
-        <w:t>12</w:t>
-      </w:r>
-      <w:r>
-        <w:fldChar w:fldCharType="end"/>
-      </w:r>
+      <w:fldSimple w:instr=" SEQ Obrázek \* ARABIC ">
+        <w:r>
+          <w:rPr>
+            <w:noProof/>
+          </w:rPr>
+          <w:t>13</w:t>
+        </w:r>
+      </w:fldSimple>
       <w:r>
         <w:t xml:space="preserve"> </w:t>
       </w:r>
@@ -8732,7 +10391,7 @@
       <w:r>
         <w:t>: Priority kamer</w:t>
       </w:r>
-      <w:bookmarkEnd w:id="32"/>
+      <w:bookmarkEnd w:id="34"/>
       <w:r>
         <w:rPr>
           <w:rFonts w:ascii="Cascadia Mono" w:hAnsi="Cascadia Mono" w:cs="Cascadia Mono"/>
@@ -8776,11 +10435,11 @@
         </w:pBdr>
         <w:jc w:val="left"/>
       </w:pPr>
-      <w:bookmarkStart w:id="33" w:name="_Toc187342122"/>
+      <w:bookmarkStart w:id="35" w:name="_Toc187342122"/>
       <w:r>
         <w:t>Popis pro uživatele</w:t>
       </w:r>
-      <w:bookmarkEnd w:id="33"/>
+      <w:bookmarkEnd w:id="35"/>
     </w:p>
     <w:p>
       <w:pPr>
@@ -8804,11 +10463,11 @@
       <w:pPr>
         <w:pStyle w:val="Nadpis3"/>
       </w:pPr>
-      <w:bookmarkStart w:id="34" w:name="_Toc187342123"/>
+      <w:bookmarkStart w:id="36" w:name="_Toc187342123"/>
       <w:r>
         <w:t>Mechaniky a jejich krátký popis</w:t>
       </w:r>
-      <w:bookmarkEnd w:id="34"/>
+      <w:bookmarkEnd w:id="36"/>
     </w:p>
     <w:p>
       <w:pPr>
@@ -8833,7 +10492,15 @@
     </w:p>
     <w:p>
       <w:r>
-        <w:t xml:space="preserve">Když má hráč dosah na nějaký item, může ho pomocí tlačítka E vzít a poté pomocí levého kliknutí myši hodit. Toto </w:t>
+        <w:t xml:space="preserve">Když má hráč dosah na nějaký </w:t>
+      </w:r>
+      <w:proofErr w:type="spellStart"/>
+      <w:r>
+        <w:t>item</w:t>
+      </w:r>
+      <w:proofErr w:type="spellEnd"/>
+      <w:r>
+        <w:t xml:space="preserve">, může ho pomocí tlačítka E vzít a poté pomocí levého kliknutí myši hodit. Toto </w:t>
       </w:r>
       <w:r>
         <w:t>neplatí,</w:t>
@@ -8848,7 +10515,23 @@
         <w:t xml:space="preserve">, pokud se </w:t>
       </w:r>
       <w:r>
-        <w:t xml:space="preserve">přepne do zaměřovací kamery, zobrazí se mu tzv. crosshair a může brát a házet itemy. </w:t>
+        <w:t xml:space="preserve">přepne do zaměřovací kamery, zobrazí se mu tzv. </w:t>
+      </w:r>
+      <w:proofErr w:type="spellStart"/>
+      <w:r>
+        <w:t>crosshair</w:t>
+      </w:r>
+      <w:proofErr w:type="spellEnd"/>
+      <w:r>
+        <w:t xml:space="preserve"> a může brát a házet </w:t>
+      </w:r>
+      <w:proofErr w:type="spellStart"/>
+      <w:r>
+        <w:t>itemy</w:t>
+      </w:r>
+      <w:proofErr w:type="spellEnd"/>
+      <w:r>
+        <w:t xml:space="preserve">. </w:t>
       </w:r>
     </w:p>
     <w:p>
@@ -8861,7 +10544,15 @@
     </w:p>
     <w:p>
       <w:r>
-        <w:t>Lektvary podporují a zlepšují skok, rychlost anebo díky jednomu z nic hráč může zpomalit čas na polovinu. Né všechny tyto lektvary ale musí vypadat jako klasické lahvičky s tekutinou.</w:t>
+        <w:t xml:space="preserve">Lektvary podporují a zlepšují skok, rychlost anebo díky jednomu z nic hráč může zpomalit čas na polovinu. </w:t>
+      </w:r>
+      <w:proofErr w:type="spellStart"/>
+      <w:r>
+        <w:t>Né</w:t>
+      </w:r>
+      <w:proofErr w:type="spellEnd"/>
+      <w:r>
+        <w:t xml:space="preserve"> všechny tyto lektvary ale musí vypadat jako klasické lahvičky s tekutinou.</w:t>
       </w:r>
     </w:p>
     <w:p>
@@ -8874,20 +10565,35 @@
     </w:p>
     <w:p>
       <w:r>
-        <w:t xml:space="preserve">Díky telekinezi můžete brát a házet již zmíněné itemy, taktéž ale můžete ovládat pohyb posuvných platforem. </w:t>
+        <w:t xml:space="preserve">Díky telekinezi můžete brát a házet již zmíněné </w:t>
+      </w:r>
+      <w:proofErr w:type="spellStart"/>
+      <w:r>
+        <w:t>itemy</w:t>
+      </w:r>
+      <w:proofErr w:type="spellEnd"/>
+      <w:r>
+        <w:t xml:space="preserve">, taktéž ale můžete ovládat pohyb posuvných platforem. </w:t>
       </w:r>
     </w:p>
     <w:p>
       <w:pPr>
         <w:pStyle w:val="Nadpis4"/>
       </w:pPr>
+      <w:proofErr w:type="spellStart"/>
       <w:r>
         <w:t>Ragdoll</w:t>
       </w:r>
-    </w:p>
-    <w:p>
-      <w:r>
-        <w:t>Ragdoll je mechanika která lze využít na pohyb pomocí tlačítka R ale aktivuje se taky před úmrtím. Vypadá to jako když by hlavní postav</w:t>
+      <w:proofErr w:type="spellEnd"/>
+    </w:p>
+    <w:p>
+      <w:proofErr w:type="spellStart"/>
+      <w:r>
+        <w:t>Ragdoll</w:t>
+      </w:r>
+      <w:proofErr w:type="spellEnd"/>
+      <w:r>
+        <w:t xml:space="preserve"> je mechanika která lze využít na pohyb pomocí tlačítka R ale aktivuje se taky před úmrtím. Vypadá to jako když by hlavní postav</w:t>
       </w:r>
       <w:r>
         <w:t>a</w:t>
@@ -8928,12 +10634,12 @@
         </w:pBdr>
         <w:jc w:val="left"/>
       </w:pPr>
-      <w:bookmarkStart w:id="35" w:name="_Toc187342124"/>
+      <w:bookmarkStart w:id="37" w:name="_Toc187342124"/>
       <w:r>
         <w:lastRenderedPageBreak/>
         <w:t>Závěr</w:t>
       </w:r>
-      <w:bookmarkEnd w:id="35"/>
+      <w:bookmarkEnd w:id="37"/>
     </w:p>
     <w:p>
       <w:pPr>
@@ -8996,12 +10702,12 @@
         </w:pBdr>
         <w:jc w:val="left"/>
       </w:pPr>
-      <w:bookmarkStart w:id="36" w:name="_Toc187342125"/>
+      <w:bookmarkStart w:id="38" w:name="_Toc187342125"/>
       <w:r>
         <w:lastRenderedPageBreak/>
         <w:t>Použitá literatura</w:t>
       </w:r>
-      <w:bookmarkEnd w:id="36"/>
+      <w:bookmarkEnd w:id="38"/>
     </w:p>
     <w:p>
       <w:pPr>
@@ -9027,12 +10733,12 @@
         </w:pBdr>
         <w:jc w:val="left"/>
       </w:pPr>
-      <w:bookmarkStart w:id="37" w:name="_Toc187342126"/>
+      <w:bookmarkStart w:id="39" w:name="_Toc187342126"/>
       <w:r>
         <w:lastRenderedPageBreak/>
         <w:t>Seznam obrázků</w:t>
       </w:r>
-      <w:bookmarkEnd w:id="37"/>
+      <w:bookmarkEnd w:id="39"/>
     </w:p>
     <w:p>
       <w:pPr>
@@ -9080,7 +10786,7 @@
         <w:rPr>
           <w:noProof/>
         </w:rPr>
-        <w:instrText xml:space="preserve"> PAGEREF _Toc187343133 \h </w:instrText>
+        <w:instrText xml:space="preserve"> PAGEREF _Toc187392934 \h </w:instrText>
       </w:r>
       <w:r>
         <w:rPr>
@@ -9143,7 +10849,7 @@
         <w:rPr>
           <w:noProof/>
         </w:rPr>
-        <w:instrText xml:space="preserve"> PAGEREF _Toc187343134 \h </w:instrText>
+        <w:instrText xml:space="preserve"> PAGEREF _Toc187392935 \h </w:instrText>
       </w:r>
       <w:r>
         <w:rPr>
@@ -9206,7 +10912,7 @@
         <w:rPr>
           <w:noProof/>
         </w:rPr>
-        <w:instrText xml:space="preserve"> PAGEREF _Toc187343135 \h </w:instrText>
+        <w:instrText xml:space="preserve"> PAGEREF _Toc187392936 \h </w:instrText>
       </w:r>
       <w:r>
         <w:rPr>
@@ -9269,7 +10975,7 @@
         <w:rPr>
           <w:noProof/>
         </w:rPr>
-        <w:instrText xml:space="preserve"> PAGEREF _Toc187343136 \h </w:instrText>
+        <w:instrText xml:space="preserve"> PAGEREF _Toc187392937 \h </w:instrText>
       </w:r>
       <w:r>
         <w:rPr>
@@ -9332,7 +11038,7 @@
         <w:rPr>
           <w:noProof/>
         </w:rPr>
-        <w:instrText xml:space="preserve"> PAGEREF _Toc187343137 \h </w:instrText>
+        <w:instrText xml:space="preserve"> PAGEREF _Toc187392938 \h </w:instrText>
       </w:r>
       <w:r>
         <w:rPr>
@@ -9395,7 +11101,7 @@
         <w:rPr>
           <w:noProof/>
         </w:rPr>
-        <w:instrText xml:space="preserve"> PAGEREF _Toc187343138 \h </w:instrText>
+        <w:instrText xml:space="preserve"> PAGEREF _Toc187392939 \h </w:instrText>
       </w:r>
       <w:r>
         <w:rPr>
@@ -9458,7 +11164,7 @@
         <w:rPr>
           <w:noProof/>
         </w:rPr>
-        <w:instrText xml:space="preserve"> PAGEREF _Toc187343139 \h </w:instrText>
+        <w:instrText xml:space="preserve"> PAGEREF _Toc187392940 \h </w:instrText>
       </w:r>
       <w:r>
         <w:rPr>
@@ -9521,7 +11227,7 @@
         <w:rPr>
           <w:noProof/>
         </w:rPr>
-        <w:instrText xml:space="preserve"> PAGEREF _Toc187343140 \h </w:instrText>
+        <w:instrText xml:space="preserve"> PAGEREF _Toc187392941 \h </w:instrText>
       </w:r>
       <w:r>
         <w:rPr>
@@ -9584,7 +11290,7 @@
         <w:rPr>
           <w:noProof/>
         </w:rPr>
-        <w:instrText xml:space="preserve"> PAGEREF _Toc187343141 \h </w:instrText>
+        <w:instrText xml:space="preserve"> PAGEREF _Toc187392942 \h </w:instrText>
       </w:r>
       <w:r>
         <w:rPr>
@@ -9629,7 +11335,7 @@
         <w:rPr>
           <w:noProof/>
         </w:rPr>
-        <w:t>Obrázek 10 | Výměna kamer - Část: Proměnné a Start</w:t>
+        <w:t>Obrázek 10 | Hlavní postavy</w:t>
       </w:r>
       <w:r>
         <w:rPr>
@@ -9647,7 +11353,7 @@
         <w:rPr>
           <w:noProof/>
         </w:rPr>
-        <w:instrText xml:space="preserve"> PAGEREF _Toc187343142 \h </w:instrText>
+        <w:instrText xml:space="preserve"> PAGEREF _Toc187392943 \h </w:instrText>
       </w:r>
       <w:r>
         <w:rPr>
@@ -9664,7 +11370,7 @@
         <w:rPr>
           <w:noProof/>
         </w:rPr>
-        <w:t>11</w:t>
+        <w:t>10</w:t>
       </w:r>
       <w:r>
         <w:rPr>
@@ -9692,7 +11398,7 @@
         <w:rPr>
           <w:noProof/>
         </w:rPr>
-        <w:t>Obrázek 11 | Výměna kamer - Část: Metody</w:t>
+        <w:t>Obrázek 11 | Výměna kamer - Část: Proměnné a Start</w:t>
       </w:r>
       <w:r>
         <w:rPr>
@@ -9710,7 +11416,7 @@
         <w:rPr>
           <w:noProof/>
         </w:rPr>
-        <w:instrText xml:space="preserve"> PAGEREF _Toc187343143 \h </w:instrText>
+        <w:instrText xml:space="preserve"> PAGEREF _Toc187392944 \h </w:instrText>
       </w:r>
       <w:r>
         <w:rPr>
@@ -9727,7 +11433,7 @@
         <w:rPr>
           <w:noProof/>
         </w:rPr>
-        <w:t>12</w:t>
+        <w:t>11</w:t>
       </w:r>
       <w:r>
         <w:rPr>
@@ -9755,7 +11461,7 @@
         <w:rPr>
           <w:noProof/>
         </w:rPr>
-        <w:t>Obrázek 12 | Výměna kamer - Část: Priority kamer</w:t>
+        <w:t>Obrázek 12 | Výměna kamer - Část: Metody</w:t>
       </w:r>
       <w:r>
         <w:rPr>
@@ -9773,7 +11479,70 @@
         <w:rPr>
           <w:noProof/>
         </w:rPr>
-        <w:instrText xml:space="preserve"> PAGEREF _Toc187343144 \h </w:instrText>
+        <w:instrText xml:space="preserve"> PAGEREF _Toc187392945 \h </w:instrText>
+      </w:r>
+      <w:r>
+        <w:rPr>
+          <w:noProof/>
+        </w:rPr>
+      </w:r>
+      <w:r>
+        <w:rPr>
+          <w:noProof/>
+        </w:rPr>
+        <w:fldChar w:fldCharType="separate"/>
+      </w:r>
+      <w:r>
+        <w:rPr>
+          <w:noProof/>
+        </w:rPr>
+        <w:t>12</w:t>
+      </w:r>
+      <w:r>
+        <w:rPr>
+          <w:noProof/>
+        </w:rPr>
+        <w:fldChar w:fldCharType="end"/>
+      </w:r>
+    </w:p>
+    <w:p>
+      <w:pPr>
+        <w:pStyle w:val="Seznamobrzk"/>
+        <w:tabs>
+          <w:tab w:val="right" w:leader="dot" w:pos="9062"/>
+        </w:tabs>
+        <w:rPr>
+          <w:noProof/>
+          <w:kern w:val="2"/>
+          <w:sz w:val="24"/>
+          <w:szCs w:val="24"/>
+          <w:lang w:eastAsia="cs-CZ"/>
+          <w14:ligatures w14:val="standardContextual"/>
+        </w:rPr>
+      </w:pPr>
+      <w:r>
+        <w:rPr>
+          <w:noProof/>
+        </w:rPr>
+        <w:t>Obrázek 13 | Výměna kamer - Část: Priority kamer</w:t>
+      </w:r>
+      <w:r>
+        <w:rPr>
+          <w:noProof/>
+        </w:rPr>
+        <w:tab/>
+      </w:r>
+      <w:r>
+        <w:rPr>
+          <w:noProof/>
+        </w:rPr>
+        <w:fldChar w:fldCharType="begin"/>
+      </w:r>
+      <w:r>
+        <w:rPr>
+          <w:noProof/>
+        </w:rPr>
+        <w:instrText xml:space="preserve"> PAGEREF _Toc187392946 \h </w:instrText>
       </w:r>
       <w:r>
         <w:rPr>
@@ -9818,12 +11587,12 @@
         </w:pBdr>
         <w:jc w:val="left"/>
       </w:pPr>
-      <w:bookmarkStart w:id="38" w:name="_Toc187342127"/>
+      <w:bookmarkStart w:id="40" w:name="_Toc187342127"/>
       <w:r>
         <w:lastRenderedPageBreak/>
         <w:t>Obsah média</w:t>
       </w:r>
-      <w:bookmarkEnd w:id="38"/>
+      <w:bookmarkEnd w:id="40"/>
     </w:p>
     <w:p>
       <w:pPr>
@@ -9984,7 +11753,23 @@
         <w:jc w:val="left"/>
       </w:pPr>
       <w:r>
-        <w:t>Dokumentace v PDF + nějakém dalším editovatelném formátu (docx, odt…)</w:t>
+        <w:t>Dokumentace v PDF + nějakém dalším editovatelném formátu (</w:t>
+      </w:r>
+      <w:proofErr w:type="spellStart"/>
+      <w:r>
+        <w:t>docx</w:t>
+      </w:r>
+      <w:proofErr w:type="spellEnd"/>
+      <w:r>
+        <w:t xml:space="preserve">, </w:t>
+      </w:r>
+      <w:proofErr w:type="spellStart"/>
+      <w:r>
+        <w:t>odt</w:t>
+      </w:r>
+      <w:proofErr w:type="spellEnd"/>
+      <w:r>
+        <w:t>…)</w:t>
       </w:r>
     </w:p>
     <w:p>
@@ -10054,7 +11839,15 @@
         </w:rPr>
       </w:pPr>
       <w:r>
-        <w:t>Před exportem do PDF nechte znovu přegenerovat všechny generované seznamy a zkontrolujte, že je vše v pořádku</w:t>
+        <w:t xml:space="preserve">Před exportem do PDF nechte znovu </w:t>
+      </w:r>
+      <w:proofErr w:type="spellStart"/>
+      <w:r>
+        <w:t>přegenerovat</w:t>
+      </w:r>
+      <w:proofErr w:type="spellEnd"/>
+      <w:r>
+        <w:t xml:space="preserve"> všechny generované seznamy a zkontrolujte, že je vše v pořádku</w:t>
       </w:r>
     </w:p>
     <w:p>
@@ -10145,8 +11938,8 @@
           <w:color w:val="FF0000"/>
         </w:rPr>
       </w:pPr>
-      <w:bookmarkStart w:id="39" w:name="_heading=h.4d34og8" w:colFirst="0" w:colLast="0"/>
-      <w:bookmarkEnd w:id="39"/>
+      <w:bookmarkStart w:id="41" w:name="_heading=h.4d34og8" w:colFirst="0" w:colLast="0"/>
+      <w:bookmarkEnd w:id="41"/>
       <w:r>
         <w:rPr>
           <w:b/>
@@ -10161,8 +11954,8 @@
       </w:pPr>
     </w:p>
     <w:sectPr>
-      <w:footerReference w:type="default" r:id="rId23"/>
-      <w:footerReference w:type="first" r:id="rId24"/>
+      <w:footerReference w:type="default" r:id="rId24"/>
+      <w:footerReference w:type="first" r:id="rId25"/>
       <w:pgSz w:w="11906" w:h="16838"/>
       <w:pgMar w:top="1417" w:right="1417" w:bottom="1417" w:left="1417" w:header="850" w:footer="680" w:gutter="0"/>
       <w:cols w:space="708"/>
@@ -11786,6 +13579,7 @@
   <w:style w:type="character" w:default="1" w:styleId="Standardnpsmoodstavce">
     <w:name w:val="Default Paragraph Font"/>
     <w:uiPriority w:val="1"/>
+    <w:semiHidden/>
     <w:unhideWhenUsed/>
   </w:style>
   <w:style w:type="table" w:default="1" w:styleId="Normlntabulka">
@@ -12444,15 +14238,6 @@
 </file>
 
 <file path=customXml/item1.xml><?xml version="1.0" encoding="utf-8"?>
-<?mso-contentType ?>
-<FormTemplates xmlns="http://schemas.microsoft.com/sharepoint/v3/contenttype/forms">
-  <Display>DocumentLibraryForm</Display>
-  <Edit>DocumentLibraryForm</Edit>
-  <New>DocumentLibraryForm</New>
-</FormTemplates>
-</file>
-
-<file path=customXml/item2.xml><?xml version="1.0" encoding="utf-8"?>
 <ct:contentTypeSchema xmlns:ct="http://schemas.microsoft.com/office/2006/metadata/contentType" xmlns:ma="http://schemas.microsoft.com/office/2006/metadata/properties/metaAttributes" ct:_="" ma:_="" ma:contentTypeName="Dokument" ma:contentTypeID="0x01010050B1E99129EB1C4B94650070FE2E0B3B" ma:contentTypeVersion="4" ma:contentTypeDescription="Vytvoří nový dokument" ma:contentTypeScope="" ma:versionID="4b1406bcfa7da0748f6a3409a4d9ec36">
   <xsd:schema xmlns:xsd="http://www.w3.org/2001/XMLSchema" xmlns:xs="http://www.w3.org/2001/XMLSchema" xmlns:p="http://schemas.microsoft.com/office/2006/metadata/properties" xmlns:ns2="c3e65571-a390-4c9e-b8e9-5d531d8bbe37" xmlns:ns3="754b39a0-e428-4fa2-823f-61c0c676bbed" targetNamespace="http://schemas.microsoft.com/office/2006/metadata/properties" ma:root="true" ma:fieldsID="85554ed8242ef730ce8ebbc69a9f6cc5" ns2:_="" ns3:_="">
     <xsd:import namespace="c3e65571-a390-4c9e-b8e9-5d531d8bbe37"/>
@@ -12617,25 +14402,26 @@
 </ct:contentTypeSchema>
 </file>
 
-<file path=customXml/item3.xml><?xml version="1.0" encoding="utf-8"?>
-<b:Sources xmlns:b="http://schemas.openxmlformats.org/officeDocument/2006/bibliography" xmlns="http://schemas.openxmlformats.org/officeDocument/2006/bibliography" SelectedStyle="\ISO690Nmerical.XSL" StyleName="ISO 690 – číselná reference" Version="1987"/>
+<file path=customXml/item2.xml><?xml version="1.0" encoding="utf-8"?>
+<?mso-contentType ?>
+<FormTemplates xmlns="http://schemas.microsoft.com/sharepoint/v3/contenttype/forms">
+  <Display>DocumentLibraryForm</Display>
+  <Edit>DocumentLibraryForm</Edit>
+  <New>DocumentLibraryForm</New>
+</FormTemplates>
 </file>
 
-<file path=customXml/item4.xml><?xml version="1.0" encoding="utf-8"?>
+<file path=customXml/item3.xml><?xml version="1.0" encoding="utf-8"?>
 <p:properties xmlns:p="http://schemas.microsoft.com/office/2006/metadata/properties" xmlns:xsi="http://www.w3.org/2001/XMLSchema-instance" xmlns:pc="http://schemas.microsoft.com/office/infopath/2007/PartnerControls">
   <documentManagement/>
 </p:properties>
 </file>
 
-<file path=customXml/itemProps1.xml><?xml version="1.0" encoding="utf-8"?>
-<ds:datastoreItem xmlns:ds="http://schemas.openxmlformats.org/officeDocument/2006/customXml" ds:itemID="{4FF85B71-35EB-4667-B5A7-25BC67E7B3EE}">
-  <ds:schemaRefs>
-    <ds:schemaRef ds:uri="http://schemas.microsoft.com/sharepoint/v3/contenttype/forms"/>
-  </ds:schemaRefs>
-</ds:datastoreItem>
+<file path=customXml/item4.xml><?xml version="1.0" encoding="utf-8"?>
+<b:Sources xmlns:b="http://schemas.openxmlformats.org/officeDocument/2006/bibliography" xmlns="http://schemas.openxmlformats.org/officeDocument/2006/bibliography" SelectedStyle="\ISO690Nmerical.XSL" StyleName="ISO 690 – číselná reference" Version="1987"/>
 </file>
 
-<file path=customXml/itemProps2.xml><?xml version="1.0" encoding="utf-8"?>
+<file path=customXml/itemProps1.xml><?xml version="1.0" encoding="utf-8"?>
 <ds:datastoreItem xmlns:ds="http://schemas.openxmlformats.org/officeDocument/2006/customXml" ds:itemID="{82A38B51-6072-4AA7-82FD-DFB83251AC2E}">
   <ds:schemaRefs>
     <ds:schemaRef ds:uri="http://schemas.microsoft.com/office/2006/metadata/contentType"/>
@@ -12654,19 +14440,27 @@
 </ds:datastoreItem>
 </file>
 
-<file path=customXml/itemProps3.xml><?xml version="1.0" encoding="utf-8"?>
-<ds:datastoreItem xmlns:ds="http://schemas.openxmlformats.org/officeDocument/2006/customXml" ds:itemID="{324DBA31-953D-436A-9E77-D8A7DC4AD694}">
+<file path=customXml/itemProps2.xml><?xml version="1.0" encoding="utf-8"?>
+<ds:datastoreItem xmlns:ds="http://schemas.openxmlformats.org/officeDocument/2006/customXml" ds:itemID="{4FF85B71-35EB-4667-B5A7-25BC67E7B3EE}">
   <ds:schemaRefs>
-    <ds:schemaRef ds:uri="http://schemas.openxmlformats.org/officeDocument/2006/bibliography"/>
+    <ds:schemaRef ds:uri="http://schemas.microsoft.com/sharepoint/v3/contenttype/forms"/>
   </ds:schemaRefs>
 </ds:datastoreItem>
 </file>
 
-<file path=customXml/itemProps4.xml><?xml version="1.0" encoding="utf-8"?>
+<file path=customXml/itemProps3.xml><?xml version="1.0" encoding="utf-8"?>
 <ds:datastoreItem xmlns:ds="http://schemas.openxmlformats.org/officeDocument/2006/customXml" ds:itemID="{43079A01-61F3-44B1-90C1-B1FEC405C657}">
   <ds:schemaRefs>
     <ds:schemaRef ds:uri="http://schemas.microsoft.com/office/2006/metadata/properties"/>
     <ds:schemaRef ds:uri="http://schemas.microsoft.com/office/infopath/2007/PartnerControls"/>
   </ds:schemaRefs>
 </ds:datastoreItem>
+</file>
+
+<file path=customXml/itemProps4.xml><?xml version="1.0" encoding="utf-8"?>
+<ds:datastoreItem xmlns:ds="http://schemas.openxmlformats.org/officeDocument/2006/customXml" ds:itemID="{324DBA31-953D-436A-9E77-D8A7DC4AD694}">
+  <ds:schemaRefs>
+    <ds:schemaRef ds:uri="http://schemas.openxmlformats.org/officeDocument/2006/bibliography"/>
+  </ds:schemaRefs>
+</ds:datastoreItem>
 </file>
--- a/Zdeněk_Vostrovský_4ITC.docx
+++ b/Zdeněk_Vostrovský_4ITC.docx
@@ -563,7 +563,15 @@
         <w:t xml:space="preserve">dne </w:t>
       </w:r>
       <w:r>
-        <w:t>……………………………..</w:t>
+        <w:t>………………………</w:t>
+      </w:r>
+      <w:proofErr w:type="gramStart"/>
+      <w:r>
+        <w:t>…….</w:t>
+      </w:r>
+      <w:proofErr w:type="gramEnd"/>
+      <w:r>
+        <w:t>.</w:t>
       </w:r>
     </w:p>
     <w:p/>
@@ -2983,7 +2991,15 @@
         <w:ind w:firstLine="357"/>
       </w:pPr>
       <w:r>
-        <w:t xml:space="preserve">Cílem projektu bude vytvoření 3D </w:t>
+        <w:t xml:space="preserve">Cílem projektu bude vytvoření </w:t>
+      </w:r>
+      <w:proofErr w:type="gramStart"/>
+      <w:r>
+        <w:t>3D</w:t>
+      </w:r>
+      <w:proofErr w:type="gramEnd"/>
+      <w:r>
+        <w:t xml:space="preserve"> </w:t>
       </w:r>
       <w:proofErr w:type="spellStart"/>
       <w:r>
@@ -3014,8 +3030,13 @@
       <w:pPr>
         <w:ind w:firstLine="357"/>
       </w:pPr>
-      <w:r>
-        <w:t xml:space="preserve">3D jsem si vybral, protože jsem minulý rok pracoval na 2D hře, a z toho důvodu jsem si chtěl vyzkoušet i druhou možnost vývoje her. Žánr </w:t>
+      <w:proofErr w:type="gramStart"/>
+      <w:r>
+        <w:t>3D</w:t>
+      </w:r>
+      <w:proofErr w:type="gramEnd"/>
+      <w:r>
+        <w:t xml:space="preserve"> jsem si vybral, protože jsem minulý rok pracoval na 2D hře, a z toho důvodu jsem si chtěl vyzkoušet i druhou možnost vývoje her. Žánr </w:t>
       </w:r>
       <w:proofErr w:type="spellStart"/>
       <w:r>
@@ -3112,10 +3133,10 @@
         <mc:AlternateContent>
           <mc:Choice Requires="wps">
             <w:drawing>
-              <wp:anchor distT="0" distB="0" distL="114300" distR="114300" simplePos="0" relativeHeight="251678720" behindDoc="0" locked="0" layoutInCell="1" allowOverlap="1" wp14:anchorId="382B32B9" wp14:editId="6793CDF0">
+              <wp:anchor distT="0" distB="0" distL="114300" distR="114300" simplePos="0" relativeHeight="251678720" behindDoc="0" locked="0" layoutInCell="1" allowOverlap="1" wp14:anchorId="382B32B9" wp14:editId="20877F31">
                 <wp:simplePos x="0" y="0"/>
                 <wp:positionH relativeFrom="column">
-                  <wp:posOffset>2788920</wp:posOffset>
+                  <wp:posOffset>2819631</wp:posOffset>
                 </wp:positionH>
                 <wp:positionV relativeFrom="paragraph">
                   <wp:posOffset>1404620</wp:posOffset>
@@ -3155,27 +3176,14 @@
                             <w:r>
                               <w:t xml:space="preserve">Obrázek </w:t>
                             </w:r>
-                            <w:r>
-                              <w:fldChar w:fldCharType="begin"/>
-                            </w:r>
-                            <w:r>
-                              <w:instrText xml:space="preserve"> SEQ Obrázek \* ARABIC </w:instrText>
-                            </w:r>
-                            <w:r>
-                              <w:fldChar w:fldCharType="separate"/>
-                            </w:r>
-                            <w:r>
-                              <w:rPr>
-                                <w:noProof/>
-                              </w:rPr>
-                              <w:t>1</w:t>
-                            </w:r>
-                            <w:r>
-                              <w:rPr>
-                                <w:noProof/>
-                              </w:rPr>
-                              <w:fldChar w:fldCharType="end"/>
-                            </w:r>
+                            <w:fldSimple w:instr=" SEQ Obrázek \* ARABIC ">
+                              <w:r>
+                                <w:rPr>
+                                  <w:noProof/>
+                                </w:rPr>
+                                <w:t>1</w:t>
+                              </w:r>
+                            </w:fldSimple>
                             <w:r>
                               <w:t xml:space="preserve"> </w:t>
                             </w:r>
@@ -3183,8 +3191,37 @@
                               <w:t>|</w:t>
                             </w:r>
                             <w:r>
-                              <w:t xml:space="preserve"> AltF4</w:t>
+                              <w:t xml:space="preserve"> AltF</w:t>
                             </w:r>
+                            <w:r>
+                              <w:t>4</w:t>
+                            </w:r>
+                            <w:sdt>
+                              <w:sdtPr>
+                                <w:id w:val="-788817239"/>
+                                <w:citation/>
+                              </w:sdtPr>
+                              <w:sdtContent>
+                                <w:r>
+                                  <w:fldChar w:fldCharType="begin"/>
+                                </w:r>
+                                <w:r>
+                                  <w:instrText xml:space="preserve"> CITATION ALT25 \l 1029 </w:instrText>
+                                </w:r>
+                                <w:r>
+                                  <w:fldChar w:fldCharType="separate"/>
+                                </w:r>
+                                <w:r>
+                                  <w:rPr>
+                                    <w:noProof/>
+                                  </w:rPr>
+                                  <w:t xml:space="preserve"> (11)</w:t>
+                                </w:r>
+                                <w:r>
+                                  <w:fldChar w:fldCharType="end"/>
+                                </w:r>
+                              </w:sdtContent>
+                            </w:sdt>
                             <w:bookmarkEnd w:id="5"/>
                           </w:p>
                         </w:txbxContent>
@@ -3207,7 +3244,7 @@
                 <v:stroke joinstyle="miter"/>
                 <v:path gradientshapeok="t" o:connecttype="rect"/>
               </v:shapetype>
-              <v:shape id="Textové pole 1" o:spid="_x0000_s1026" type="#_x0000_t202" style="position:absolute;left:0;text-align:left;margin-left:219.6pt;margin-top:110.6pt;width:224pt;height:.05pt;z-index:251678720;visibility:visible;mso-wrap-style:square;mso-wrap-distance-left:9pt;mso-wrap-distance-top:0;mso-wrap-distance-right:9pt;mso-wrap-distance-bottom:0;mso-position-horizontal:absolute;mso-position-horizontal-relative:text;mso-position-vertical:absolute;mso-position-vertical-relative:text;v-text-anchor:top" o:gfxdata="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" stroked="f">
+              <v:shape id="Textové pole 1" o:spid="_x0000_s1026" type="#_x0000_t202" style="position:absolute;left:0;text-align:left;margin-left:222pt;margin-top:110.6pt;width:224pt;height:.05pt;z-index:251678720;visibility:visible;mso-wrap-style:square;mso-wrap-distance-left:9pt;mso-wrap-distance-top:0;mso-wrap-distance-right:9pt;mso-wrap-distance-bottom:0;mso-position-horizontal:absolute;mso-position-horizontal-relative:text;mso-position-vertical:absolute;mso-position-vertical-relative:text;v-text-anchor:top" o:gfxdata="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" stroked="f">
                 <v:textbox style="mso-fit-shape-to-text:t" inset="0,0,0,0">
                   <w:txbxContent>
                     <w:p>
@@ -3219,27 +3256,14 @@
                       <w:r>
                         <w:t xml:space="preserve">Obrázek </w:t>
                       </w:r>
-                      <w:r>
-                        <w:fldChar w:fldCharType="begin"/>
-                      </w:r>
-                      <w:r>
-                        <w:instrText xml:space="preserve"> SEQ Obrázek \* ARABIC </w:instrText>
-                      </w:r>
-                      <w:r>
-                        <w:fldChar w:fldCharType="separate"/>
-                      </w:r>
-                      <w:r>
-                        <w:rPr>
-                          <w:noProof/>
-                        </w:rPr>
-                        <w:t>1</w:t>
-                      </w:r>
-                      <w:r>
-                        <w:rPr>
-                          <w:noProof/>
-                        </w:rPr>
-                        <w:fldChar w:fldCharType="end"/>
-                      </w:r>
+                      <w:fldSimple w:instr=" SEQ Obrázek \* ARABIC ">
+                        <w:r>
+                          <w:rPr>
+                            <w:noProof/>
+                          </w:rPr>
+                          <w:t>1</w:t>
+                        </w:r>
+                      </w:fldSimple>
                       <w:r>
                         <w:t xml:space="preserve"> </w:t>
                       </w:r>
@@ -3247,8 +3271,37 @@
                         <w:t>|</w:t>
                       </w:r>
                       <w:r>
-                        <w:t xml:space="preserve"> AltF4</w:t>
+                        <w:t xml:space="preserve"> AltF</w:t>
                       </w:r>
+                      <w:r>
+                        <w:t>4</w:t>
+                      </w:r>
+                      <w:sdt>
+                        <w:sdtPr>
+                          <w:id w:val="-788817239"/>
+                          <w:citation/>
+                        </w:sdtPr>
+                        <w:sdtContent>
+                          <w:r>
+                            <w:fldChar w:fldCharType="begin"/>
+                          </w:r>
+                          <w:r>
+                            <w:instrText xml:space="preserve"> CITATION ALT25 \l 1029 </w:instrText>
+                          </w:r>
+                          <w:r>
+                            <w:fldChar w:fldCharType="separate"/>
+                          </w:r>
+                          <w:r>
+                            <w:rPr>
+                              <w:noProof/>
+                            </w:rPr>
+                            <w:t xml:space="preserve"> (11)</w:t>
+                          </w:r>
+                          <w:r>
+                            <w:fldChar w:fldCharType="end"/>
+                          </w:r>
+                        </w:sdtContent>
+                      </w:sdt>
                       <w:bookmarkEnd w:id="6"/>
                     </w:p>
                   </w:txbxContent>
@@ -3363,7 +3416,15 @@
         <w:t xml:space="preserve"> zvláštní mechaniky</w:t>
       </w:r>
       <w:r>
-        <w:t xml:space="preserve">. AltF4 je 3D </w:t>
+        <w:t xml:space="preserve">. AltF4 je </w:t>
+      </w:r>
+      <w:proofErr w:type="gramStart"/>
+      <w:r>
+        <w:t>3D</w:t>
+      </w:r>
+      <w:proofErr w:type="gramEnd"/>
+      <w:r>
+        <w:t xml:space="preserve"> </w:t>
       </w:r>
       <w:proofErr w:type="spellStart"/>
       <w:r>
@@ -3518,27 +3579,14 @@
                             <w:r>
                               <w:t xml:space="preserve">Obrázek </w:t>
                             </w:r>
-                            <w:r>
-                              <w:fldChar w:fldCharType="begin"/>
-                            </w:r>
-                            <w:r>
-                              <w:instrText xml:space="preserve"> SEQ Obrázek \* ARABIC </w:instrText>
-                            </w:r>
-                            <w:r>
-                              <w:fldChar w:fldCharType="separate"/>
-                            </w:r>
-                            <w:r>
-                              <w:rPr>
-                                <w:noProof/>
-                              </w:rPr>
-                              <w:t>2</w:t>
-                            </w:r>
-                            <w:r>
-                              <w:rPr>
-                                <w:noProof/>
-                              </w:rPr>
-                              <w:fldChar w:fldCharType="end"/>
-                            </w:r>
+                            <w:fldSimple w:instr=" SEQ Obrázek \* ARABIC ">
+                              <w:r>
+                                <w:rPr>
+                                  <w:noProof/>
+                                </w:rPr>
+                                <w:t>2</w:t>
+                              </w:r>
+                            </w:fldSimple>
                             <w:r>
                               <w:t xml:space="preserve"> </w:t>
                             </w:r>
@@ -3557,6 +3605,32 @@
                               <w:t xml:space="preserve"> King</w:t>
                             </w:r>
                             <w:bookmarkEnd w:id="8"/>
+                            <w:sdt>
+                              <w:sdtPr>
+                                <w:id w:val="-1237090532"/>
+                                <w:citation/>
+                              </w:sdtPr>
+                              <w:sdtContent>
+                                <w:r>
+                                  <w:fldChar w:fldCharType="begin"/>
+                                </w:r>
+                                <w:r>
+                                  <w:instrText xml:space="preserve"> CITATION Jum25 \l 1029 </w:instrText>
+                                </w:r>
+                                <w:r>
+                                  <w:fldChar w:fldCharType="separate"/>
+                                </w:r>
+                                <w:r>
+                                  <w:rPr>
+                                    <w:noProof/>
+                                  </w:rPr>
+                                  <w:t xml:space="preserve"> (12)</w:t>
+                                </w:r>
+                                <w:r>
+                                  <w:fldChar w:fldCharType="end"/>
+                                </w:r>
+                              </w:sdtContent>
+                            </w:sdt>
                           </w:p>
                         </w:txbxContent>
                       </wps:txbx>
@@ -3590,27 +3664,14 @@
                       <w:r>
                         <w:t xml:space="preserve">Obrázek </w:t>
                       </w:r>
-                      <w:r>
-                        <w:fldChar w:fldCharType="begin"/>
-                      </w:r>
-                      <w:r>
-                        <w:instrText xml:space="preserve"> SEQ Obrázek \* ARABIC </w:instrText>
-                      </w:r>
-                      <w:r>
-                        <w:fldChar w:fldCharType="separate"/>
-                      </w:r>
-                      <w:r>
-                        <w:rPr>
-                          <w:noProof/>
-                        </w:rPr>
-                        <w:t>2</w:t>
-                      </w:r>
-                      <w:r>
-                        <w:rPr>
-                          <w:noProof/>
-                        </w:rPr>
-                        <w:fldChar w:fldCharType="end"/>
-                      </w:r>
+                      <w:fldSimple w:instr=" SEQ Obrázek \* ARABIC ">
+                        <w:r>
+                          <w:rPr>
+                            <w:noProof/>
+                          </w:rPr>
+                          <w:t>2</w:t>
+                        </w:r>
+                      </w:fldSimple>
                       <w:r>
                         <w:t xml:space="preserve"> </w:t>
                       </w:r>
@@ -3629,6 +3690,32 @@
                         <w:t xml:space="preserve"> King</w:t>
                       </w:r>
                       <w:bookmarkEnd w:id="9"/>
+                      <w:sdt>
+                        <w:sdtPr>
+                          <w:id w:val="-1237090532"/>
+                          <w:citation/>
+                        </w:sdtPr>
+                        <w:sdtContent>
+                          <w:r>
+                            <w:fldChar w:fldCharType="begin"/>
+                          </w:r>
+                          <w:r>
+                            <w:instrText xml:space="preserve"> CITATION Jum25 \l 1029 </w:instrText>
+                          </w:r>
+                          <w:r>
+                            <w:fldChar w:fldCharType="separate"/>
+                          </w:r>
+                          <w:r>
+                            <w:rPr>
+                              <w:noProof/>
+                            </w:rPr>
+                            <w:t xml:space="preserve"> (12)</w:t>
+                          </w:r>
+                          <w:r>
+                            <w:fldChar w:fldCharType="end"/>
+                          </w:r>
+                        </w:sdtContent>
+                      </w:sdt>
                     </w:p>
                   </w:txbxContent>
                 </v:textbox>
@@ -3908,27 +3995,14 @@
                             <w:r>
                               <w:t xml:space="preserve">Obrázek </w:t>
                             </w:r>
-                            <w:r>
-                              <w:fldChar w:fldCharType="begin"/>
-                            </w:r>
-                            <w:r>
-                              <w:instrText xml:space="preserve"> SEQ Obrázek \* ARABIC </w:instrText>
-                            </w:r>
-                            <w:r>
-                              <w:fldChar w:fldCharType="separate"/>
-                            </w:r>
-                            <w:r>
-                              <w:rPr>
-                                <w:noProof/>
-                              </w:rPr>
-                              <w:t>3</w:t>
-                            </w:r>
-                            <w:r>
-                              <w:rPr>
-                                <w:noProof/>
-                              </w:rPr>
-                              <w:fldChar w:fldCharType="end"/>
-                            </w:r>
+                            <w:fldSimple w:instr=" SEQ Obrázek \* ARABIC ">
+                              <w:r>
+                                <w:rPr>
+                                  <w:noProof/>
+                                </w:rPr>
+                                <w:t>3</w:t>
+                              </w:r>
+                            </w:fldSimple>
                             <w:r>
                               <w:t xml:space="preserve"> </w:t>
                             </w:r>
@@ -3942,6 +4016,47 @@
                               <w:t xml:space="preserve"> Slackers Carts of Glory</w:t>
                             </w:r>
                             <w:bookmarkEnd w:id="11"/>
+                            <w:sdt>
+                              <w:sdtPr>
+                                <w:rPr>
+                                  <w:noProof/>
+                                </w:rPr>
+                                <w:id w:val="-1631858810"/>
+                                <w:citation/>
+                              </w:sdtPr>
+                              <w:sdtContent>
+                                <w:r>
+                                  <w:rPr>
+                                    <w:noProof/>
+                                  </w:rPr>
+                                  <w:fldChar w:fldCharType="begin"/>
+                                </w:r>
+                                <w:r>
+                                  <w:rPr>
+                                    <w:noProof/>
+                                  </w:rPr>
+                                  <w:instrText xml:space="preserve"> CITATION Sla25 \l 1029 </w:instrText>
+                                </w:r>
+                                <w:r>
+                                  <w:rPr>
+                                    <w:noProof/>
+                                  </w:rPr>
+                                  <w:fldChar w:fldCharType="separate"/>
+                                </w:r>
+                                <w:r>
+                                  <w:rPr>
+                                    <w:noProof/>
+                                  </w:rPr>
+                                  <w:t xml:space="preserve"> (13)</w:t>
+                                </w:r>
+                                <w:r>
+                                  <w:rPr>
+                                    <w:noProof/>
+                                  </w:rPr>
+                                  <w:fldChar w:fldCharType="end"/>
+                                </w:r>
+                              </w:sdtContent>
+                            </w:sdt>
                           </w:p>
                         </w:txbxContent>
                       </wps:txbx>
@@ -3976,27 +4091,14 @@
                       <w:r>
                         <w:t xml:space="preserve">Obrázek </w:t>
                       </w:r>
-                      <w:r>
-                        <w:fldChar w:fldCharType="begin"/>
-                      </w:r>
-                      <w:r>
-                        <w:instrText xml:space="preserve"> SEQ Obrázek \* ARABIC </w:instrText>
-                      </w:r>
-                      <w:r>
-                        <w:fldChar w:fldCharType="separate"/>
-                      </w:r>
-                      <w:r>
-                        <w:rPr>
-                          <w:noProof/>
-                        </w:rPr>
-                        <w:t>3</w:t>
-                      </w:r>
-                      <w:r>
-                        <w:rPr>
-                          <w:noProof/>
-                        </w:rPr>
-                        <w:fldChar w:fldCharType="end"/>
-                      </w:r>
+                      <w:fldSimple w:instr=" SEQ Obrázek \* ARABIC ">
+                        <w:r>
+                          <w:rPr>
+                            <w:noProof/>
+                          </w:rPr>
+                          <w:t>3</w:t>
+                        </w:r>
+                      </w:fldSimple>
                       <w:r>
                         <w:t xml:space="preserve"> </w:t>
                       </w:r>
@@ -4010,6 +4112,47 @@
                         <w:t xml:space="preserve"> Slackers Carts of Glory</w:t>
                       </w:r>
                       <w:bookmarkEnd w:id="12"/>
+                      <w:sdt>
+                        <w:sdtPr>
+                          <w:rPr>
+                            <w:noProof/>
+                          </w:rPr>
+                          <w:id w:val="-1631858810"/>
+                          <w:citation/>
+                        </w:sdtPr>
+                        <w:sdtContent>
+                          <w:r>
+                            <w:rPr>
+                              <w:noProof/>
+                            </w:rPr>
+                            <w:fldChar w:fldCharType="begin"/>
+                          </w:r>
+                          <w:r>
+                            <w:rPr>
+                              <w:noProof/>
+                            </w:rPr>
+                            <w:instrText xml:space="preserve"> CITATION Sla25 \l 1029 </w:instrText>
+                          </w:r>
+                          <w:r>
+                            <w:rPr>
+                              <w:noProof/>
+                            </w:rPr>
+                            <w:fldChar w:fldCharType="separate"/>
+                          </w:r>
+                          <w:r>
+                            <w:rPr>
+                              <w:noProof/>
+                            </w:rPr>
+                            <w:t xml:space="preserve"> (13)</w:t>
+                          </w:r>
+                          <w:r>
+                            <w:rPr>
+                              <w:noProof/>
+                            </w:rPr>
+                            <w:fldChar w:fldCharType="end"/>
+                          </w:r>
+                        </w:sdtContent>
+                      </w:sdt>
                     </w:p>
                   </w:txbxContent>
                 </v:textbox>
@@ -4023,6 +4166,7 @@
         <w:t xml:space="preserve">Hra </w:t>
       </w:r>
       <w:proofErr w:type="spellStart"/>
+      <w:proofErr w:type="gramStart"/>
       <w:r>
         <w:t>Slackers</w:t>
       </w:r>
@@ -4035,6 +4179,7 @@
         <w:t>Carts</w:t>
       </w:r>
       <w:proofErr w:type="spellEnd"/>
+      <w:proofErr w:type="gramEnd"/>
       <w:r>
         <w:t xml:space="preserve"> </w:t>
       </w:r>
@@ -4153,27 +4298,14 @@
                             <w:r>
                               <w:t xml:space="preserve">Obrázek </w:t>
                             </w:r>
-                            <w:r>
-                              <w:fldChar w:fldCharType="begin"/>
-                            </w:r>
-                            <w:r>
-                              <w:instrText xml:space="preserve"> SEQ Obrázek \* ARABIC </w:instrText>
-                            </w:r>
-                            <w:r>
-                              <w:fldChar w:fldCharType="separate"/>
-                            </w:r>
-                            <w:r>
-                              <w:rPr>
-                                <w:noProof/>
-                              </w:rPr>
-                              <w:t>4</w:t>
-                            </w:r>
-                            <w:r>
-                              <w:rPr>
-                                <w:noProof/>
-                              </w:rPr>
-                              <w:fldChar w:fldCharType="end"/>
-                            </w:r>
+                            <w:fldSimple w:instr=" SEQ Obrázek \* ARABIC ">
+                              <w:r>
+                                <w:rPr>
+                                  <w:noProof/>
+                                </w:rPr>
+                                <w:t>4</w:t>
+                              </w:r>
+                            </w:fldSimple>
                             <w:r>
                               <w:t xml:space="preserve"> </w:t>
                             </w:r>
@@ -4184,6 +4316,32 @@
                               <w:t xml:space="preserve"> Unity</w:t>
                             </w:r>
                             <w:bookmarkEnd w:id="15"/>
+                            <w:sdt>
+                              <w:sdtPr>
+                                <w:id w:val="-780645658"/>
+                                <w:citation/>
+                              </w:sdtPr>
+                              <w:sdtContent>
+                                <w:r>
+                                  <w:fldChar w:fldCharType="begin"/>
+                                </w:r>
+                                <w:r>
+                                  <w:instrText xml:space="preserve"> CITATION Uni25 \l 1029 </w:instrText>
+                                </w:r>
+                                <w:r>
+                                  <w:fldChar w:fldCharType="separate"/>
+                                </w:r>
+                                <w:r>
+                                  <w:rPr>
+                                    <w:noProof/>
+                                  </w:rPr>
+                                  <w:t xml:space="preserve"> (14)</w:t>
+                                </w:r>
+                                <w:r>
+                                  <w:fldChar w:fldCharType="end"/>
+                                </w:r>
+                              </w:sdtContent>
+                            </w:sdt>
                           </w:p>
                         </w:txbxContent>
                       </wps:txbx>
@@ -4221,27 +4379,14 @@
                       <w:r>
                         <w:t xml:space="preserve">Obrázek </w:t>
                       </w:r>
-                      <w:r>
-                        <w:fldChar w:fldCharType="begin"/>
-                      </w:r>
-                      <w:r>
-                        <w:instrText xml:space="preserve"> SEQ Obrázek \* ARABIC </w:instrText>
-                      </w:r>
-                      <w:r>
-                        <w:fldChar w:fldCharType="separate"/>
-                      </w:r>
-                      <w:r>
-                        <w:rPr>
-                          <w:noProof/>
-                        </w:rPr>
-                        <w:t>4</w:t>
-                      </w:r>
-                      <w:r>
-                        <w:rPr>
-                          <w:noProof/>
-                        </w:rPr>
-                        <w:fldChar w:fldCharType="end"/>
-                      </w:r>
+                      <w:fldSimple w:instr=" SEQ Obrázek \* ARABIC ">
+                        <w:r>
+                          <w:rPr>
+                            <w:noProof/>
+                          </w:rPr>
+                          <w:t>4</w:t>
+                        </w:r>
+                      </w:fldSimple>
                       <w:r>
                         <w:t xml:space="preserve"> </w:t>
                       </w:r>
@@ -4252,6 +4397,32 @@
                         <w:t xml:space="preserve"> Unity</w:t>
                       </w:r>
                       <w:bookmarkEnd w:id="16"/>
+                      <w:sdt>
+                        <w:sdtPr>
+                          <w:id w:val="-780645658"/>
+                          <w:citation/>
+                        </w:sdtPr>
+                        <w:sdtContent>
+                          <w:r>
+                            <w:fldChar w:fldCharType="begin"/>
+                          </w:r>
+                          <w:r>
+                            <w:instrText xml:space="preserve"> CITATION Uni25 \l 1029 </w:instrText>
+                          </w:r>
+                          <w:r>
+                            <w:fldChar w:fldCharType="separate"/>
+                          </w:r>
+                          <w:r>
+                            <w:rPr>
+                              <w:noProof/>
+                            </w:rPr>
+                            <w:t xml:space="preserve"> (14)</w:t>
+                          </w:r>
+                          <w:r>
+                            <w:fldChar w:fldCharType="end"/>
+                          </w:r>
+                        </w:sdtContent>
+                      </w:sdt>
                     </w:p>
                   </w:txbxContent>
                 </v:textbox>
@@ -4411,7 +4582,62 @@
         <w:rPr>
           <w:rFonts w:cstheme="minorHAnsi"/>
         </w:rPr>
-        <w:t xml:space="preserve"> základy.</w:t>
+        <w:t xml:space="preserve"> základy</w:t>
+      </w:r>
+      <w:sdt>
+        <w:sdtPr>
+          <w:rPr>
+            <w:rFonts w:cstheme="minorHAnsi"/>
+          </w:rPr>
+          <w:id w:val="-768769170"/>
+          <w:citation/>
+        </w:sdtPr>
+        <w:sdtContent>
+          <w:r>
+            <w:rPr>
+              <w:rFonts w:cstheme="minorHAnsi"/>
+            </w:rPr>
+            <w:fldChar w:fldCharType="begin"/>
+          </w:r>
+          <w:r>
+            <w:rPr>
+              <w:rFonts w:cstheme="minorHAnsi"/>
+            </w:rPr>
+            <w:instrText xml:space="preserve"> CITATION Pro25 \l 1029 </w:instrText>
+          </w:r>
+          <w:r>
+            <w:rPr>
+              <w:rFonts w:cstheme="minorHAnsi"/>
+            </w:rPr>
+            <w:fldChar w:fldCharType="separate"/>
+          </w:r>
+          <w:r>
+            <w:rPr>
+              <w:rFonts w:cstheme="minorHAnsi"/>
+              <w:noProof/>
+            </w:rPr>
+            <w:t xml:space="preserve"> </w:t>
+          </w:r>
+          <w:r>
+            <w:rPr>
+              <w:rFonts w:cstheme="minorHAnsi"/>
+              <w:noProof/>
+            </w:rPr>
+            <w:t>(1)</w:t>
+          </w:r>
+          <w:r>
+            <w:rPr>
+              <w:rFonts w:cstheme="minorHAnsi"/>
+            </w:rPr>
+            <w:fldChar w:fldCharType="end"/>
+          </w:r>
+        </w:sdtContent>
+      </w:sdt>
+      <w:r>
+        <w:rPr>
+          <w:rFonts w:cstheme="minorHAnsi"/>
+        </w:rPr>
+        <w:t>.</w:t>
       </w:r>
     </w:p>
     <w:p/>
@@ -4508,7 +4734,42 @@
       </w:r>
       <w:proofErr w:type="spellEnd"/>
       <w:r>
-        <w:t xml:space="preserve"> Studio je aplikace, ve které budu psát všechny scripty v C# a poté je implementuji do Unity. Je to textový editor, co obsahuje např. propojení s Azure, sdílení více než jen obrazovky, možnost tvořit multiplatformní a responsivní aplikace, nástroje pro usnadnění práce s SQL a mnoho dalšího.</w:t>
+        <w:t xml:space="preserve"> Studio je aplikace, ve které budu psát všechny scripty v C# a poté je implementuji do Unity. Je to textový editor, co obsahuje např. propojení s Azure, sdílení více než jen obrazovky, možnost tvořit multiplatformní a responsivní aplikace, nástroje pro usnadnění práce s SQL a mnoho dalšího</w:t>
+      </w:r>
+      <w:r>
+        <w:t xml:space="preserve"> </w:t>
+      </w:r>
+      <w:sdt>
+        <w:sdtPr>
+          <w:id w:val="-1327054680"/>
+          <w:citation/>
+        </w:sdtPr>
+        <w:sdtContent>
+          <w:r>
+            <w:fldChar w:fldCharType="begin"/>
+          </w:r>
+          <w:r>
+            <w:instrText xml:space="preserve"> CITATION Vis25 \l 1029 </w:instrText>
+          </w:r>
+          <w:r>
+            <w:fldChar w:fldCharType="separate"/>
+          </w:r>
+          <w:r>
+            <w:rPr>
+              <w:noProof/>
+            </w:rPr>
+            <w:t>(2)</w:t>
+          </w:r>
+          <w:r>
+            <w:fldChar w:fldCharType="end"/>
+          </w:r>
+        </w:sdtContent>
+      </w:sdt>
+      <w:r>
+        <w:t>.</w:t>
+      </w:r>
+      <w:r>
+        <w:t xml:space="preserve"> </w:t>
       </w:r>
     </w:p>
     <w:p>
@@ -4566,27 +4827,14 @@
                             <w:r>
                               <w:t xml:space="preserve">Obrázek </w:t>
                             </w:r>
-                            <w:r>
-                              <w:fldChar w:fldCharType="begin"/>
-                            </w:r>
-                            <w:r>
-                              <w:instrText xml:space="preserve"> SEQ Obrázek \* ARABIC </w:instrText>
-                            </w:r>
-                            <w:r>
-                              <w:fldChar w:fldCharType="separate"/>
-                            </w:r>
-                            <w:r>
-                              <w:rPr>
-                                <w:noProof/>
-                              </w:rPr>
-                              <w:t>5</w:t>
-                            </w:r>
-                            <w:r>
-                              <w:rPr>
-                                <w:noProof/>
-                              </w:rPr>
-                              <w:fldChar w:fldCharType="end"/>
-                            </w:r>
+                            <w:fldSimple w:instr=" SEQ Obrázek \* ARABIC ">
+                              <w:r>
+                                <w:rPr>
+                                  <w:noProof/>
+                                </w:rPr>
+                                <w:t>5</w:t>
+                              </w:r>
+                            </w:fldSimple>
                             <w:r>
                               <w:t xml:space="preserve"> </w:t>
                             </w:r>
@@ -4605,6 +4853,35 @@
                               <w:t xml:space="preserve"> Studio 2022</w:t>
                             </w:r>
                             <w:bookmarkEnd w:id="18"/>
+                            <w:r>
+                              <w:t xml:space="preserve"> </w:t>
+                            </w:r>
+                            <w:sdt>
+                              <w:sdtPr>
+                                <w:id w:val="-241489107"/>
+                                <w:citation/>
+                              </w:sdtPr>
+                              <w:sdtContent>
+                                <w:r>
+                                  <w:fldChar w:fldCharType="begin"/>
+                                </w:r>
+                                <w:r>
+                                  <w:instrText xml:space="preserve"> CITATION Vis251 \l 1029 </w:instrText>
+                                </w:r>
+                                <w:r>
+                                  <w:fldChar w:fldCharType="separate"/>
+                                </w:r>
+                                <w:r>
+                                  <w:rPr>
+                                    <w:noProof/>
+                                  </w:rPr>
+                                  <w:t>(16)</w:t>
+                                </w:r>
+                                <w:r>
+                                  <w:fldChar w:fldCharType="end"/>
+                                </w:r>
+                              </w:sdtContent>
+                            </w:sdt>
                           </w:p>
                         </w:txbxContent>
                       </wps:txbx>
@@ -4641,27 +4918,14 @@
                       <w:r>
                         <w:t xml:space="preserve">Obrázek </w:t>
                       </w:r>
-                      <w:r>
-                        <w:fldChar w:fldCharType="begin"/>
-                      </w:r>
-                      <w:r>
-                        <w:instrText xml:space="preserve"> SEQ Obrázek \* ARABIC </w:instrText>
-                      </w:r>
-                      <w:r>
-                        <w:fldChar w:fldCharType="separate"/>
-                      </w:r>
-                      <w:r>
-                        <w:rPr>
-                          <w:noProof/>
-                        </w:rPr>
-                        <w:t>5</w:t>
-                      </w:r>
-                      <w:r>
-                        <w:rPr>
-                          <w:noProof/>
-                        </w:rPr>
-                        <w:fldChar w:fldCharType="end"/>
-                      </w:r>
+                      <w:fldSimple w:instr=" SEQ Obrázek \* ARABIC ">
+                        <w:r>
+                          <w:rPr>
+                            <w:noProof/>
+                          </w:rPr>
+                          <w:t>5</w:t>
+                        </w:r>
+                      </w:fldSimple>
                       <w:r>
                         <w:t xml:space="preserve"> </w:t>
                       </w:r>
@@ -4680,6 +4944,35 @@
                         <w:t xml:space="preserve"> Studio 2022</w:t>
                       </w:r>
                       <w:bookmarkEnd w:id="19"/>
+                      <w:r>
+                        <w:t xml:space="preserve"> </w:t>
+                      </w:r>
+                      <w:sdt>
+                        <w:sdtPr>
+                          <w:id w:val="-241489107"/>
+                          <w:citation/>
+                        </w:sdtPr>
+                        <w:sdtContent>
+                          <w:r>
+                            <w:fldChar w:fldCharType="begin"/>
+                          </w:r>
+                          <w:r>
+                            <w:instrText xml:space="preserve"> CITATION Vis251 \l 1029 </w:instrText>
+                          </w:r>
+                          <w:r>
+                            <w:fldChar w:fldCharType="separate"/>
+                          </w:r>
+                          <w:r>
+                            <w:rPr>
+                              <w:noProof/>
+                            </w:rPr>
+                            <w:t>(16)</w:t>
+                          </w:r>
+                          <w:r>
+                            <w:fldChar w:fldCharType="end"/>
+                          </w:r>
+                        </w:sdtContent>
+                      </w:sdt>
                     </w:p>
                   </w:txbxContent>
                 </v:textbox>
@@ -4710,168 +5003,8 @@
         <w:rPr>
           <w:noProof/>
         </w:rPr>
-        <mc:AlternateContent>
-          <mc:Choice Requires="wps">
-            <w:drawing>
-              <wp:anchor distT="0" distB="0" distL="114300" distR="114300" simplePos="0" relativeHeight="251688960" behindDoc="0" locked="0" layoutInCell="1" allowOverlap="1" wp14:anchorId="37ED11E3" wp14:editId="5371D3C6">
-                <wp:simplePos x="0" y="0"/>
-                <wp:positionH relativeFrom="column">
-                  <wp:posOffset>4749339</wp:posOffset>
-                </wp:positionH>
-                <wp:positionV relativeFrom="paragraph">
-                  <wp:posOffset>974090</wp:posOffset>
-                </wp:positionV>
-                <wp:extent cx="914400" cy="635"/>
-                <wp:effectExtent l="0" t="0" r="0" b="0"/>
-                <wp:wrapSquare wrapText="bothSides"/>
-                <wp:docPr id="1931067173" name="Textové pole 1"/>
-                <wp:cNvGraphicFramePr/>
-                <a:graphic xmlns:a="http://schemas.openxmlformats.org/drawingml/2006/main">
-                  <a:graphicData uri="http://schemas.microsoft.com/office/word/2010/wordprocessingShape">
-                    <wps:wsp>
-                      <wps:cNvSpPr txBox="1"/>
-                      <wps:spPr>
-                        <a:xfrm>
-                          <a:off x="0" y="0"/>
-                          <a:ext cx="914400" cy="635"/>
-                        </a:xfrm>
-                        <a:prstGeom prst="rect">
-                          <a:avLst/>
-                        </a:prstGeom>
-                        <a:solidFill>
-                          <a:prstClr val="white"/>
-                        </a:solidFill>
-                        <a:ln>
-                          <a:noFill/>
-                        </a:ln>
-                      </wps:spPr>
-                      <wps:txbx>
-                        <w:txbxContent>
-                          <w:p>
-                            <w:pPr>
-                              <w:pStyle w:val="Titulek"/>
-                              <w:jc w:val="right"/>
-                              <w:rPr>
-                                <w:noProof/>
-                                <w:sz w:val="22"/>
-                                <w:szCs w:val="22"/>
-                              </w:rPr>
-                            </w:pPr>
-                            <w:bookmarkStart w:id="21" w:name="_Toc187654910"/>
-                            <w:r>
-                              <w:t xml:space="preserve">Obrázek </w:t>
-                            </w:r>
-                            <w:r>
-                              <w:fldChar w:fldCharType="begin"/>
-                            </w:r>
-                            <w:r>
-                              <w:instrText xml:space="preserve"> SEQ Obrázek \* ARABIC </w:instrText>
-                            </w:r>
-                            <w:r>
-                              <w:fldChar w:fldCharType="separate"/>
-                            </w:r>
-                            <w:r>
-                              <w:rPr>
-                                <w:noProof/>
-                              </w:rPr>
-                              <w:t>6</w:t>
-                            </w:r>
-                            <w:r>
-                              <w:rPr>
-                                <w:noProof/>
-                              </w:rPr>
-                              <w:fldChar w:fldCharType="end"/>
-                            </w:r>
-                            <w:r>
-                              <w:t xml:space="preserve"> </w:t>
-                            </w:r>
-                            <w:r>
-                              <w:t>|</w:t>
-                            </w:r>
-                            <w:r>
-                              <w:t xml:space="preserve"> C#</w:t>
-                            </w:r>
-                            <w:bookmarkEnd w:id="21"/>
-                          </w:p>
-                        </w:txbxContent>
-                      </wps:txbx>
-                      <wps:bodyPr rot="0" spcFirstLastPara="0" vertOverflow="overflow" horzOverflow="overflow" vert="horz" wrap="square" lIns="0" tIns="0" rIns="0" bIns="0" numCol="1" spcCol="0" rtlCol="0" fromWordArt="0" anchor="t" anchorCtr="0" forceAA="0" compatLnSpc="1">
-                        <a:prstTxWarp prst="textNoShape">
-                          <a:avLst/>
-                        </a:prstTxWarp>
-                        <a:spAutoFit/>
-                      </wps:bodyPr>
-                    </wps:wsp>
-                  </a:graphicData>
-                </a:graphic>
-              </wp:anchor>
-            </w:drawing>
-          </mc:Choice>
-          <mc:Fallback>
-            <w:pict>
-              <v:shape w14:anchorId="37ED11E3" id="_x0000_s1031" type="#_x0000_t202" style="position:absolute;left:0;text-align:left;margin-left:373.95pt;margin-top:76.7pt;width:1in;height:.05pt;z-index:251688960;visibility:visible;mso-wrap-style:square;mso-wrap-distance-left:9pt;mso-wrap-distance-top:0;mso-wrap-distance-right:9pt;mso-wrap-distance-bottom:0;mso-position-horizontal:absolute;mso-position-horizontal-relative:text;mso-position-vertical:absolute;mso-position-vertical-relative:text;v-text-anchor:top" o:gfxdata="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" stroked="f">
-                <v:textbox style="mso-fit-shape-to-text:t" inset="0,0,0,0">
-                  <w:txbxContent>
-                    <w:p>
-                      <w:pPr>
-                        <w:pStyle w:val="Titulek"/>
-                        <w:jc w:val="right"/>
-                        <w:rPr>
-                          <w:noProof/>
-                          <w:sz w:val="22"/>
-                          <w:szCs w:val="22"/>
-                        </w:rPr>
-                      </w:pPr>
-                      <w:bookmarkStart w:id="22" w:name="_Toc187654910"/>
-                      <w:r>
-                        <w:t xml:space="preserve">Obrázek </w:t>
-                      </w:r>
-                      <w:r>
-                        <w:fldChar w:fldCharType="begin"/>
-                      </w:r>
-                      <w:r>
-                        <w:instrText xml:space="preserve"> SEQ Obrázek \* ARABIC </w:instrText>
-                      </w:r>
-                      <w:r>
-                        <w:fldChar w:fldCharType="separate"/>
-                      </w:r>
-                      <w:r>
-                        <w:rPr>
-                          <w:noProof/>
-                        </w:rPr>
-                        <w:t>6</w:t>
-                      </w:r>
-                      <w:r>
-                        <w:rPr>
-                          <w:noProof/>
-                        </w:rPr>
-                        <w:fldChar w:fldCharType="end"/>
-                      </w:r>
-                      <w:r>
-                        <w:t xml:space="preserve"> </w:t>
-                      </w:r>
-                      <w:r>
-                        <w:t>|</w:t>
-                      </w:r>
-                      <w:r>
-                        <w:t xml:space="preserve"> C#</w:t>
-                      </w:r>
-                      <w:bookmarkEnd w:id="22"/>
-                    </w:p>
-                  </w:txbxContent>
-                </v:textbox>
-                <w10:wrap type="square"/>
-              </v:shape>
-            </w:pict>
-          </mc:Fallback>
-        </mc:AlternateContent>
-      </w:r>
-      <w:r>
-        <w:rPr>
-          <w:noProof/>
-        </w:rPr>
         <w:drawing>
-          <wp:anchor distT="0" distB="0" distL="114300" distR="114300" simplePos="0" relativeHeight="251670528" behindDoc="0" locked="0" layoutInCell="1" allowOverlap="1" wp14:anchorId="1776997F" wp14:editId="15B6A293">
+          <wp:anchor distT="0" distB="0" distL="114300" distR="114300" simplePos="0" relativeHeight="251670528" behindDoc="0" locked="0" layoutInCell="1" allowOverlap="1" wp14:anchorId="1776997F" wp14:editId="02F729A0">
             <wp:simplePos x="0" y="0"/>
             <wp:positionH relativeFrom="margin">
               <wp:align>right</wp:align>
@@ -4964,19 +5097,43 @@
       </w:r>
       <w:proofErr w:type="spellEnd"/>
       <w:r>
-        <w:t xml:space="preserve"> k zabránění paměťovým únikům a mnoho dalšího. Je to jediný jazyk, který umím aspoň tak, abych v něm dokázal něco lepšího sám vytvořit, proto si vybírat jiný jazyk nehodlám.</w:t>
-      </w:r>
-    </w:p>
-    <w:p/>
-    <w:p>
-      <w:pPr>
-        <w:pStyle w:val="Nadpis3"/>
-      </w:pPr>
-      <w:bookmarkStart w:id="23" w:name="_Toc187650068"/>
-      <w:r>
-        <w:t>GitHub</w:t>
-      </w:r>
-      <w:bookmarkEnd w:id="23"/>
+        <w:t xml:space="preserve"> k zabránění paměťovým únikům a mnoho dalšího. Je to jediný jazyk, který umím aspoň tak, abych v něm dokázal něco lepšího sám vytvořit, proto si vybírat jiný jazyk nehodlám</w:t>
+      </w:r>
+      <w:r>
+        <w:t xml:space="preserve"> </w:t>
+      </w:r>
+      <w:sdt>
+        <w:sdtPr>
+          <w:id w:val="849690937"/>
+          <w:citation/>
+        </w:sdtPr>
+        <w:sdtContent>
+          <w:r>
+            <w:fldChar w:fldCharType="begin"/>
+          </w:r>
+          <w:r>
+            <w:instrText xml:space="preserve"> CITATION Ato25 \l 1029 </w:instrText>
+          </w:r>
+          <w:r>
+            <w:fldChar w:fldCharType="separate"/>
+          </w:r>
+          <w:r>
+            <w:rPr>
+              <w:noProof/>
+            </w:rPr>
+            <w:t>(3)</w:t>
+          </w:r>
+          <w:r>
+            <w:fldChar w:fldCharType="end"/>
+          </w:r>
+        </w:sdtContent>
+      </w:sdt>
+      <w:r>
+        <w:t>.</w:t>
+      </w:r>
+      <w:r>
+        <w:t xml:space="preserve"> </w:t>
+      </w:r>
     </w:p>
     <w:p>
       <w:r>
@@ -4986,18 +5143,18 @@
         <mc:AlternateContent>
           <mc:Choice Requires="wps">
             <w:drawing>
-              <wp:anchor distT="0" distB="0" distL="114300" distR="114300" simplePos="0" relativeHeight="251691008" behindDoc="0" locked="0" layoutInCell="1" allowOverlap="1" wp14:anchorId="3B0D423B" wp14:editId="2FC34F49">
+              <wp:anchor distT="0" distB="0" distL="114300" distR="114300" simplePos="0" relativeHeight="251688960" behindDoc="0" locked="0" layoutInCell="1" allowOverlap="1" wp14:anchorId="37ED11E3" wp14:editId="74D5A3FD">
                 <wp:simplePos x="0" y="0"/>
-                <wp:positionH relativeFrom="column">
-                  <wp:posOffset>-45720</wp:posOffset>
+                <wp:positionH relativeFrom="margin">
+                  <wp:align>right</wp:align>
                 </wp:positionH>
                 <wp:positionV relativeFrom="paragraph">
-                  <wp:posOffset>1254125</wp:posOffset>
+                  <wp:posOffset>66329</wp:posOffset>
                 </wp:positionV>
-                <wp:extent cx="2426335" cy="635"/>
-                <wp:effectExtent l="0" t="0" r="0" b="0"/>
+                <wp:extent cx="882650" cy="238760"/>
+                <wp:effectExtent l="0" t="0" r="0" b="8890"/>
                 <wp:wrapSquare wrapText="bothSides"/>
-                <wp:docPr id="1462062012" name="Textové pole 1"/>
+                <wp:docPr id="1931067173" name="Textové pole 1"/>
                 <wp:cNvGraphicFramePr/>
                 <a:graphic xmlns:a="http://schemas.openxmlformats.org/drawingml/2006/main">
                   <a:graphicData uri="http://schemas.microsoft.com/office/word/2010/wordprocessingShape">
@@ -5006,7 +5163,7 @@
                       <wps:spPr>
                         <a:xfrm>
                           <a:off x="0" y="0"/>
-                          <a:ext cx="2426335" cy="635"/>
+                          <a:ext cx="882650" cy="238760"/>
                         </a:xfrm>
                         <a:prstGeom prst="rect">
                           <a:avLst/>
@@ -5029,31 +5186,18 @@
                                 <w:szCs w:val="22"/>
                               </w:rPr>
                             </w:pPr>
-                            <w:bookmarkStart w:id="24" w:name="_Toc187654911"/>
+                            <w:bookmarkStart w:id="21" w:name="_Toc187654910"/>
                             <w:r>
                               <w:t xml:space="preserve">Obrázek </w:t>
                             </w:r>
-                            <w:r>
-                              <w:fldChar w:fldCharType="begin"/>
-                            </w:r>
-                            <w:r>
-                              <w:instrText xml:space="preserve"> SEQ Obrázek \* ARABIC </w:instrText>
-                            </w:r>
-                            <w:r>
-                              <w:fldChar w:fldCharType="separate"/>
-                            </w:r>
-                            <w:r>
-                              <w:rPr>
-                                <w:noProof/>
-                              </w:rPr>
-                              <w:t>7</w:t>
-                            </w:r>
-                            <w:r>
-                              <w:rPr>
-                                <w:noProof/>
-                              </w:rPr>
-                              <w:fldChar w:fldCharType="end"/>
-                            </w:r>
+                            <w:fldSimple w:instr=" SEQ Obrázek \* ARABIC ">
+                              <w:r>
+                                <w:rPr>
+                                  <w:noProof/>
+                                </w:rPr>
+                                <w:t>6</w:t>
+                              </w:r>
+                            </w:fldSimple>
                             <w:r>
                               <w:t xml:space="preserve"> </w:t>
                             </w:r>
@@ -5061,14 +5205,49 @@
                               <w:t>|</w:t>
                             </w:r>
                             <w:r>
+                              <w:t xml:space="preserve"> C#</w:t>
+                            </w:r>
+                            <w:bookmarkEnd w:id="21"/>
+                            <w:r>
                               <w:t xml:space="preserve"> </w:t>
                             </w:r>
-                            <w:proofErr w:type="spellStart"/>
-                            <w:r>
-                              <w:t>Github</w:t>
-                            </w:r>
-                            <w:bookmarkEnd w:id="24"/>
-                            <w:proofErr w:type="spellEnd"/>
+                            <w:sdt>
+                              <w:sdtPr>
+                                <w:id w:val="1482803653"/>
+                                <w:citation/>
+                              </w:sdtPr>
+                              <w:sdtContent>
+                                <w:r>
+                                  <w:fldChar w:fldCharType="begin"/>
+                                </w:r>
+                                <w:r>
+                                  <w:instrText xml:space="preserve"> CITATION Exe25 \l 1029 </w:instrText>
+                                </w:r>
+                                <w:r>
+                                  <w:fldChar w:fldCharType="separate"/>
+                                </w:r>
+                                <w:r>
+                                  <w:rPr>
+                                    <w:noProof/>
+                                  </w:rPr>
+                                  <w:t>(15)</w:t>
+                                </w:r>
+                                <w:r>
+                                  <w:fldChar w:fldCharType="end"/>
+                                </w:r>
+                              </w:sdtContent>
+                            </w:sdt>
+                          </w:p>
+                          <w:p>
+                            <w:pPr>
+                              <w:pStyle w:val="Titulek"/>
+                              <w:jc w:val="right"/>
+                              <w:rPr>
+                                <w:noProof/>
+                                <w:sz w:val="22"/>
+                                <w:szCs w:val="22"/>
+                              </w:rPr>
+                            </w:pPr>
                           </w:p>
                         </w:txbxContent>
                       </wps:txbx>
@@ -5076,18 +5255,24 @@
                         <a:prstTxWarp prst="textNoShape">
                           <a:avLst/>
                         </a:prstTxWarp>
-                        <a:spAutoFit/>
+                        <a:noAutofit/>
                       </wps:bodyPr>
                     </wps:wsp>
                   </a:graphicData>
                 </a:graphic>
+                <wp14:sizeRelH relativeFrom="margin">
+                  <wp14:pctWidth>0</wp14:pctWidth>
+                </wp14:sizeRelH>
+                <wp14:sizeRelV relativeFrom="margin">
+                  <wp14:pctHeight>0</wp14:pctHeight>
+                </wp14:sizeRelV>
               </wp:anchor>
             </w:drawing>
           </mc:Choice>
           <mc:Fallback>
             <w:pict>
-              <v:shape w14:anchorId="3B0D423B" id="_x0000_s1032" type="#_x0000_t202" style="position:absolute;left:0;text-align:left;margin-left:-3.6pt;margin-top:98.75pt;width:191.05pt;height:.05pt;z-index:251691008;visibility:visible;mso-wrap-style:square;mso-wrap-distance-left:9pt;mso-wrap-distance-top:0;mso-wrap-distance-right:9pt;mso-wrap-distance-bottom:0;mso-position-horizontal:absolute;mso-position-horizontal-relative:text;mso-position-vertical:absolute;mso-position-vertical-relative:text;v-text-anchor:top" o:gfxdata="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" stroked="f">
-                <v:textbox style="mso-fit-shape-to-text:t" inset="0,0,0,0">
+              <v:shape w14:anchorId="37ED11E3" id="_x0000_s1031" type="#_x0000_t202" style="position:absolute;left:0;text-align:left;margin-left:18.3pt;margin-top:5.2pt;width:69.5pt;height:18.8pt;z-index:251688960;visibility:visible;mso-wrap-style:square;mso-width-percent:0;mso-height-percent:0;mso-wrap-distance-left:9pt;mso-wrap-distance-top:0;mso-wrap-distance-right:9pt;mso-wrap-distance-bottom:0;mso-position-horizontal:right;mso-position-horizontal-relative:margin;mso-position-vertical:absolute;mso-position-vertical-relative:text;mso-width-percent:0;mso-height-percent:0;mso-width-relative:margin;mso-height-relative:margin;v-text-anchor:top" o:gfxdata="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" stroked="f">
+                <v:textbox inset="0,0,0,0">
                   <w:txbxContent>
                     <w:p>
                       <w:pPr>
@@ -5098,31 +5283,18 @@
                           <w:szCs w:val="22"/>
                         </w:rPr>
                       </w:pPr>
-                      <w:bookmarkStart w:id="25" w:name="_Toc187654911"/>
+                      <w:bookmarkStart w:id="22" w:name="_Toc187654910"/>
                       <w:r>
                         <w:t xml:space="preserve">Obrázek </w:t>
                       </w:r>
-                      <w:r>
-                        <w:fldChar w:fldCharType="begin"/>
-                      </w:r>
-                      <w:r>
-                        <w:instrText xml:space="preserve"> SEQ Obrázek \* ARABIC </w:instrText>
-                      </w:r>
-                      <w:r>
-                        <w:fldChar w:fldCharType="separate"/>
-                      </w:r>
-                      <w:r>
-                        <w:rPr>
-                          <w:noProof/>
-                        </w:rPr>
-                        <w:t>7</w:t>
-                      </w:r>
-                      <w:r>
-                        <w:rPr>
-                          <w:noProof/>
-                        </w:rPr>
-                        <w:fldChar w:fldCharType="end"/>
-                      </w:r>
+                      <w:fldSimple w:instr=" SEQ Obrázek \* ARABIC ">
+                        <w:r>
+                          <w:rPr>
+                            <w:noProof/>
+                          </w:rPr>
+                          <w:t>6</w:t>
+                        </w:r>
+                      </w:fldSimple>
                       <w:r>
                         <w:t xml:space="preserve"> </w:t>
                       </w:r>
@@ -5130,35 +5302,82 @@
                         <w:t>|</w:t>
                       </w:r>
                       <w:r>
+                        <w:t xml:space="preserve"> C#</w:t>
+                      </w:r>
+                      <w:bookmarkEnd w:id="22"/>
+                      <w:r>
                         <w:t xml:space="preserve"> </w:t>
                       </w:r>
-                      <w:proofErr w:type="spellStart"/>
-                      <w:r>
-                        <w:t>Github</w:t>
-                      </w:r>
-                      <w:bookmarkEnd w:id="25"/>
-                      <w:proofErr w:type="spellEnd"/>
+                      <w:sdt>
+                        <w:sdtPr>
+                          <w:id w:val="1482803653"/>
+                          <w:citation/>
+                        </w:sdtPr>
+                        <w:sdtContent>
+                          <w:r>
+                            <w:fldChar w:fldCharType="begin"/>
+                          </w:r>
+                          <w:r>
+                            <w:instrText xml:space="preserve"> CITATION Exe25 \l 1029 </w:instrText>
+                          </w:r>
+                          <w:r>
+                            <w:fldChar w:fldCharType="separate"/>
+                          </w:r>
+                          <w:r>
+                            <w:rPr>
+                              <w:noProof/>
+                            </w:rPr>
+                            <w:t>(15)</w:t>
+                          </w:r>
+                          <w:r>
+                            <w:fldChar w:fldCharType="end"/>
+                          </w:r>
+                        </w:sdtContent>
+                      </w:sdt>
+                    </w:p>
+                    <w:p>
+                      <w:pPr>
+                        <w:pStyle w:val="Titulek"/>
+                        <w:jc w:val="right"/>
+                        <w:rPr>
+                          <w:noProof/>
+                          <w:sz w:val="22"/>
+                          <w:szCs w:val="22"/>
+                        </w:rPr>
+                      </w:pPr>
                     </w:p>
                   </w:txbxContent>
                 </v:textbox>
-                <w10:wrap type="square"/>
+                <w10:wrap type="square" anchorx="margin"/>
               </v:shape>
             </w:pict>
           </mc:Fallback>
         </mc:AlternateContent>
       </w:r>
+    </w:p>
+    <w:p>
+      <w:pPr>
+        <w:pStyle w:val="Nadpis3"/>
+      </w:pPr>
+      <w:bookmarkStart w:id="23" w:name="_Toc187650068"/>
+      <w:r>
+        <w:t>GitHub</w:t>
+      </w:r>
+      <w:bookmarkEnd w:id="23"/>
+    </w:p>
+    <w:p>
       <w:r>
         <w:rPr>
           <w:noProof/>
         </w:rPr>
         <w:drawing>
-          <wp:anchor distT="0" distB="0" distL="114300" distR="114300" simplePos="0" relativeHeight="251674624" behindDoc="0" locked="0" layoutInCell="1" allowOverlap="1" wp14:anchorId="09A12991" wp14:editId="46584A31">
+          <wp:anchor distT="0" distB="0" distL="114300" distR="114300" simplePos="0" relativeHeight="251674624" behindDoc="0" locked="0" layoutInCell="1" allowOverlap="1" wp14:anchorId="09A12991" wp14:editId="521BD2E2">
             <wp:simplePos x="0" y="0"/>
-            <wp:positionH relativeFrom="column">
-              <wp:posOffset>-45720</wp:posOffset>
+            <wp:positionH relativeFrom="margin">
+              <wp:align>left</wp:align>
             </wp:positionH>
             <wp:positionV relativeFrom="paragraph">
-              <wp:posOffset>297815</wp:posOffset>
+              <wp:posOffset>89997</wp:posOffset>
             </wp:positionV>
             <wp:extent cx="2426729" cy="899160"/>
             <wp:effectExtent l="0" t="0" r="0" b="0"/>
@@ -5214,6 +5433,206 @@
           </wp:anchor>
         </w:drawing>
       </w:r>
+      <w:r>
+        <w:rPr>
+          <w:noProof/>
+        </w:rPr>
+        <mc:AlternateContent>
+          <mc:Choice Requires="wps">
+            <w:drawing>
+              <wp:anchor distT="0" distB="0" distL="114300" distR="114300" simplePos="0" relativeHeight="251691008" behindDoc="0" locked="0" layoutInCell="1" allowOverlap="1" wp14:anchorId="3B0D423B" wp14:editId="1DFD5D77">
+                <wp:simplePos x="0" y="0"/>
+                <wp:positionH relativeFrom="column">
+                  <wp:posOffset>-45720</wp:posOffset>
+                </wp:positionH>
+                <wp:positionV relativeFrom="paragraph">
+                  <wp:posOffset>1254125</wp:posOffset>
+                </wp:positionV>
+                <wp:extent cx="2426335" cy="635"/>
+                <wp:effectExtent l="0" t="0" r="0" b="0"/>
+                <wp:wrapSquare wrapText="bothSides"/>
+                <wp:docPr id="1462062012" name="Textové pole 1"/>
+                <wp:cNvGraphicFramePr/>
+                <a:graphic xmlns:a="http://schemas.openxmlformats.org/drawingml/2006/main">
+                  <a:graphicData uri="http://schemas.microsoft.com/office/word/2010/wordprocessingShape">
+                    <wps:wsp>
+                      <wps:cNvSpPr txBox="1"/>
+                      <wps:spPr>
+                        <a:xfrm>
+                          <a:off x="0" y="0"/>
+                          <a:ext cx="2426335" cy="635"/>
+                        </a:xfrm>
+                        <a:prstGeom prst="rect">
+                          <a:avLst/>
+                        </a:prstGeom>
+                        <a:solidFill>
+                          <a:prstClr val="white"/>
+                        </a:solidFill>
+                        <a:ln>
+                          <a:noFill/>
+                        </a:ln>
+                      </wps:spPr>
+                      <wps:txbx>
+                        <w:txbxContent>
+                          <w:p>
+                            <w:pPr>
+                              <w:pStyle w:val="Titulek"/>
+                              <w:rPr>
+                                <w:noProof/>
+                                <w:sz w:val="22"/>
+                                <w:szCs w:val="22"/>
+                              </w:rPr>
+                            </w:pPr>
+                            <w:bookmarkStart w:id="24" w:name="_Toc187654911"/>
+                            <w:r>
+                              <w:t xml:space="preserve">Obrázek </w:t>
+                            </w:r>
+                            <w:fldSimple w:instr=" SEQ Obrázek \* ARABIC ">
+                              <w:r>
+                                <w:rPr>
+                                  <w:noProof/>
+                                </w:rPr>
+                                <w:t>7</w:t>
+                              </w:r>
+                            </w:fldSimple>
+                            <w:r>
+                              <w:t xml:space="preserve"> </w:t>
+                            </w:r>
+                            <w:r>
+                              <w:t>|</w:t>
+                            </w:r>
+                            <w:r>
+                              <w:t xml:space="preserve"> </w:t>
+                            </w:r>
+                            <w:proofErr w:type="spellStart"/>
+                            <w:r>
+                              <w:t>Github</w:t>
+                            </w:r>
+                            <w:bookmarkEnd w:id="24"/>
+                            <w:proofErr w:type="spellEnd"/>
+                            <w:r>
+                              <w:t xml:space="preserve">  </w:t>
+                            </w:r>
+                            <w:sdt>
+                              <w:sdtPr>
+                                <w:id w:val="-1795976120"/>
+                                <w:citation/>
+                              </w:sdtPr>
+                              <w:sdtContent>
+                                <w:r>
+                                  <w:fldChar w:fldCharType="begin"/>
+                                </w:r>
+                                <w:r>
+                                  <w:instrText xml:space="preserve"> CITATION Git25 \l 1029 </w:instrText>
+                                </w:r>
+                                <w:r>
+                                  <w:fldChar w:fldCharType="separate"/>
+                                </w:r>
+                                <w:r>
+                                  <w:rPr>
+                                    <w:noProof/>
+                                  </w:rPr>
+                                  <w:t>(17)</w:t>
+                                </w:r>
+                                <w:r>
+                                  <w:fldChar w:fldCharType="end"/>
+                                </w:r>
+                              </w:sdtContent>
+                            </w:sdt>
+                          </w:p>
+                        </w:txbxContent>
+                      </wps:txbx>
+                      <wps:bodyPr rot="0" spcFirstLastPara="0" vertOverflow="overflow" horzOverflow="overflow" vert="horz" wrap="square" lIns="0" tIns="0" rIns="0" bIns="0" numCol="1" spcCol="0" rtlCol="0" fromWordArt="0" anchor="t" anchorCtr="0" forceAA="0" compatLnSpc="1">
+                        <a:prstTxWarp prst="textNoShape">
+                          <a:avLst/>
+                        </a:prstTxWarp>
+                        <a:spAutoFit/>
+                      </wps:bodyPr>
+                    </wps:wsp>
+                  </a:graphicData>
+                </a:graphic>
+              </wp:anchor>
+            </w:drawing>
+          </mc:Choice>
+          <mc:Fallback>
+            <w:pict>
+              <v:shape w14:anchorId="3B0D423B" id="_x0000_s1032" type="#_x0000_t202" style="position:absolute;left:0;text-align:left;margin-left:-3.6pt;margin-top:98.75pt;width:191.05pt;height:.05pt;z-index:251691008;visibility:visible;mso-wrap-style:square;mso-wrap-distance-left:9pt;mso-wrap-distance-top:0;mso-wrap-distance-right:9pt;mso-wrap-distance-bottom:0;mso-position-horizontal:absolute;mso-position-horizontal-relative:text;mso-position-vertical:absolute;mso-position-vertical-relative:text;v-text-anchor:top" o:gfxdata="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" stroked="f">
+                <v:textbox style="mso-fit-shape-to-text:t" inset="0,0,0,0">
+                  <w:txbxContent>
+                    <w:p>
+                      <w:pPr>
+                        <w:pStyle w:val="Titulek"/>
+                        <w:rPr>
+                          <w:noProof/>
+                          <w:sz w:val="22"/>
+                          <w:szCs w:val="22"/>
+                        </w:rPr>
+                      </w:pPr>
+                      <w:bookmarkStart w:id="25" w:name="_Toc187654911"/>
+                      <w:r>
+                        <w:t xml:space="preserve">Obrázek </w:t>
+                      </w:r>
+                      <w:fldSimple w:instr=" SEQ Obrázek \* ARABIC ">
+                        <w:r>
+                          <w:rPr>
+                            <w:noProof/>
+                          </w:rPr>
+                          <w:t>7</w:t>
+                        </w:r>
+                      </w:fldSimple>
+                      <w:r>
+                        <w:t xml:space="preserve"> </w:t>
+                      </w:r>
+                      <w:r>
+                        <w:t>|</w:t>
+                      </w:r>
+                      <w:r>
+                        <w:t xml:space="preserve"> </w:t>
+                      </w:r>
+                      <w:proofErr w:type="spellStart"/>
+                      <w:r>
+                        <w:t>Github</w:t>
+                      </w:r>
+                      <w:bookmarkEnd w:id="25"/>
+                      <w:proofErr w:type="spellEnd"/>
+                      <w:r>
+                        <w:t xml:space="preserve">  </w:t>
+                      </w:r>
+                      <w:sdt>
+                        <w:sdtPr>
+                          <w:id w:val="-1795976120"/>
+                          <w:citation/>
+                        </w:sdtPr>
+                        <w:sdtContent>
+                          <w:r>
+                            <w:fldChar w:fldCharType="begin"/>
+                          </w:r>
+                          <w:r>
+                            <w:instrText xml:space="preserve"> CITATION Git25 \l 1029 </w:instrText>
+                          </w:r>
+                          <w:r>
+                            <w:fldChar w:fldCharType="separate"/>
+                          </w:r>
+                          <w:r>
+                            <w:rPr>
+                              <w:noProof/>
+                            </w:rPr>
+                            <w:t>(17)</w:t>
+                          </w:r>
+                          <w:r>
+                            <w:fldChar w:fldCharType="end"/>
+                          </w:r>
+                        </w:sdtContent>
+                      </w:sdt>
+                    </w:p>
+                  </w:txbxContent>
+                </v:textbox>
+                <w10:wrap type="square"/>
+              </v:shape>
+            </w:pict>
+          </mc:Fallback>
+        </mc:AlternateContent>
+      </w:r>
     </w:p>
     <w:p>
       <w:pPr>
@@ -5245,7 +5664,7 @@
           <w:noProof/>
         </w:rPr>
         <w:drawing>
-          <wp:anchor distT="0" distB="0" distL="114300" distR="114300" simplePos="0" relativeHeight="251676672" behindDoc="0" locked="0" layoutInCell="1" allowOverlap="1" wp14:anchorId="2241B8B0" wp14:editId="1C496299">
+          <wp:anchor distT="0" distB="0" distL="114300" distR="114300" simplePos="0" relativeHeight="251676672" behindDoc="0" locked="0" layoutInCell="1" allowOverlap="1" wp14:anchorId="2241B8B0" wp14:editId="29CE4D12">
             <wp:simplePos x="0" y="0"/>
             <wp:positionH relativeFrom="margin">
               <wp:posOffset>4627245</wp:posOffset>
@@ -5369,27 +5788,14 @@
                             <w:r>
                               <w:t xml:space="preserve">Obrázek </w:t>
                             </w:r>
-                            <w:r>
-                              <w:fldChar w:fldCharType="begin"/>
-                            </w:r>
-                            <w:r>
-                              <w:instrText xml:space="preserve"> SEQ Obrázek \* ARABIC </w:instrText>
-                            </w:r>
-                            <w:r>
-                              <w:fldChar w:fldCharType="separate"/>
-                            </w:r>
-                            <w:r>
-                              <w:rPr>
-                                <w:noProof/>
-                              </w:rPr>
-                              <w:t>8</w:t>
-                            </w:r>
-                            <w:r>
-                              <w:rPr>
-                                <w:noProof/>
-                              </w:rPr>
-                              <w:fldChar w:fldCharType="end"/>
-                            </w:r>
+                            <w:fldSimple w:instr=" SEQ Obrázek \* ARABIC ">
+                              <w:r>
+                                <w:rPr>
+                                  <w:noProof/>
+                                </w:rPr>
+                                <w:t>8</w:t>
+                              </w:r>
+                            </w:fldSimple>
                             <w:r>
                               <w:t xml:space="preserve"> </w:t>
                             </w:r>
@@ -5408,6 +5814,35 @@
                               <w:t xml:space="preserve"> Desktop</w:t>
                             </w:r>
                             <w:bookmarkEnd w:id="26"/>
+                            <w:r>
+                              <w:t xml:space="preserve"> </w:t>
+                            </w:r>
+                            <w:sdt>
+                              <w:sdtPr>
+                                <w:id w:val="634921153"/>
+                                <w:citation/>
+                              </w:sdtPr>
+                              <w:sdtContent>
+                                <w:r>
+                                  <w:fldChar w:fldCharType="begin"/>
+                                </w:r>
+                                <w:r>
+                                  <w:instrText xml:space="preserve"> CITATION Fil25 \l 1029 </w:instrText>
+                                </w:r>
+                                <w:r>
+                                  <w:fldChar w:fldCharType="separate"/>
+                                </w:r>
+                                <w:r>
+                                  <w:rPr>
+                                    <w:noProof/>
+                                  </w:rPr>
+                                  <w:t>(18)</w:t>
+                                </w:r>
+                                <w:r>
+                                  <w:fldChar w:fldCharType="end"/>
+                                </w:r>
+                              </w:sdtContent>
+                            </w:sdt>
                           </w:p>
                         </w:txbxContent>
                       </wps:txbx>
@@ -5445,27 +5880,14 @@
                       <w:r>
                         <w:t xml:space="preserve">Obrázek </w:t>
                       </w:r>
-                      <w:r>
-                        <w:fldChar w:fldCharType="begin"/>
-                      </w:r>
-                      <w:r>
-                        <w:instrText xml:space="preserve"> SEQ Obrázek \* ARABIC </w:instrText>
-                      </w:r>
-                      <w:r>
-                        <w:fldChar w:fldCharType="separate"/>
-                      </w:r>
-                      <w:r>
-                        <w:rPr>
-                          <w:noProof/>
-                        </w:rPr>
-                        <w:t>8</w:t>
-                      </w:r>
-                      <w:r>
-                        <w:rPr>
-                          <w:noProof/>
-                        </w:rPr>
-                        <w:fldChar w:fldCharType="end"/>
-                      </w:r>
+                      <w:fldSimple w:instr=" SEQ Obrázek \* ARABIC ">
+                        <w:r>
+                          <w:rPr>
+                            <w:noProof/>
+                          </w:rPr>
+                          <w:t>8</w:t>
+                        </w:r>
+                      </w:fldSimple>
                       <w:r>
                         <w:t xml:space="preserve"> </w:t>
                       </w:r>
@@ -5484,6 +5906,35 @@
                         <w:t xml:space="preserve"> Desktop</w:t>
                       </w:r>
                       <w:bookmarkEnd w:id="27"/>
+                      <w:r>
+                        <w:t xml:space="preserve"> </w:t>
+                      </w:r>
+                      <w:sdt>
+                        <w:sdtPr>
+                          <w:id w:val="634921153"/>
+                          <w:citation/>
+                        </w:sdtPr>
+                        <w:sdtContent>
+                          <w:r>
+                            <w:fldChar w:fldCharType="begin"/>
+                          </w:r>
+                          <w:r>
+                            <w:instrText xml:space="preserve"> CITATION Fil25 \l 1029 </w:instrText>
+                          </w:r>
+                          <w:r>
+                            <w:fldChar w:fldCharType="separate"/>
+                          </w:r>
+                          <w:r>
+                            <w:rPr>
+                              <w:noProof/>
+                            </w:rPr>
+                            <w:t>(18)</w:t>
+                          </w:r>
+                          <w:r>
+                            <w:fldChar w:fldCharType="end"/>
+                          </w:r>
+                        </w:sdtContent>
+                      </w:sdt>
                     </w:p>
                   </w:txbxContent>
                 </v:textbox>
@@ -5499,22 +5950,38 @@
     </w:p>
     <w:p>
       <w:pPr>
+        <w:ind w:firstLine="708"/>
+      </w:pPr>
+    </w:p>
+    <w:p>
+      <w:pPr>
         <w:pStyle w:val="Nadpis3"/>
       </w:pPr>
       <w:bookmarkStart w:id="28" w:name="_Toc187650069"/>
-      <w:r>
-        <w:rPr>
-          <w:noProof/>
-        </w:rPr>
+      <w:proofErr w:type="spellStart"/>
+      <w:r>
         <w:lastRenderedPageBreak/>
+        <w:t>ChatGPT</w:t>
+      </w:r>
+      <w:bookmarkEnd w:id="28"/>
+      <w:proofErr w:type="spellEnd"/>
+    </w:p>
+    <w:p>
+      <w:pPr>
+        <w:ind w:left="1416" w:firstLine="708"/>
+      </w:pPr>
+      <w:r>
+        <w:rPr>
+          <w:noProof/>
+        </w:rPr>
         <w:drawing>
-          <wp:anchor distT="0" distB="0" distL="114300" distR="114300" simplePos="0" relativeHeight="251694080" behindDoc="1" locked="0" layoutInCell="1" allowOverlap="1" wp14:anchorId="5EAE7A76" wp14:editId="4C832F12">
+          <wp:anchor distT="0" distB="0" distL="114300" distR="114300" simplePos="0" relativeHeight="251694080" behindDoc="1" locked="0" layoutInCell="1" allowOverlap="1" wp14:anchorId="5EAE7A76" wp14:editId="3F8DC7D4">
             <wp:simplePos x="0" y="0"/>
             <wp:positionH relativeFrom="margin">
               <wp:posOffset>-635</wp:posOffset>
             </wp:positionH>
             <wp:positionV relativeFrom="paragraph">
-              <wp:posOffset>205105</wp:posOffset>
+              <wp:posOffset>56054</wp:posOffset>
             </wp:positionV>
             <wp:extent cx="1104900" cy="1104900"/>
             <wp:effectExtent l="0" t="0" r="0" b="0"/>
@@ -5587,30 +6054,107 @@
       <w:r>
         <w:t>ChatGPT</w:t>
       </w:r>
-      <w:bookmarkEnd w:id="28"/>
-      <w:proofErr w:type="spellEnd"/>
-    </w:p>
-    <w:p>
-      <w:pPr>
-        <w:keepNext/>
-        <w:ind w:firstLine="708"/>
-      </w:pPr>
+      <w:proofErr w:type="spellEnd"/>
+      <w:r>
+        <w:t xml:space="preserve"> je pokročilý jazykový model vytvořený </w:t>
+      </w:r>
+      <w:proofErr w:type="spellStart"/>
+      <w:r>
+        <w:t>OpenAI</w:t>
+      </w:r>
+      <w:proofErr w:type="spellEnd"/>
+      <w:r>
+        <w:t>, navržený k přirozené komunikaci v textové formě. Dokáže odpovídat na otázky, vysvětlovat koncepty, generovat texty, pomáhat s učením nebo programováním a řešit různé úkoly založené na textu. Učí se z velkého množství dat, aby porozuměl široké škále témat a poskytoval užitečné odpovědi.</w:t>
+      </w:r>
+      <w:r>
+        <w:t xml:space="preserve"> </w:t>
+      </w:r>
+      <w:sdt>
+        <w:sdtPr>
+          <w:id w:val="-943540759"/>
+          <w:citation/>
+        </w:sdtPr>
+        <w:sdtContent>
+          <w:r>
+            <w:fldChar w:fldCharType="begin"/>
+          </w:r>
+          <w:r>
+            <w:instrText xml:space="preserve"> CITATION Cha251 \l 1029 </w:instrText>
+          </w:r>
+          <w:r>
+            <w:fldChar w:fldCharType="separate"/>
+          </w:r>
+          <w:r>
+            <w:rPr>
+              <w:noProof/>
+            </w:rPr>
+            <w:t>(4)</w:t>
+          </w:r>
+          <w:r>
+            <w:fldChar w:fldCharType="end"/>
+          </w:r>
+        </w:sdtContent>
+      </w:sdt>
+    </w:p>
+    <w:p>
+      <w:pPr>
+        <w:pStyle w:val="Titulek"/>
+      </w:pPr>
+    </w:p>
+    <w:p>
+      <w:pPr>
+        <w:pStyle w:val="Titulek"/>
+      </w:pPr>
+      <w:bookmarkStart w:id="29" w:name="_Toc187654913"/>
+      <w:r>
+        <w:t xml:space="preserve">Obrázek </w:t>
+      </w:r>
+      <w:fldSimple w:instr=" SEQ Obrázek \* ARABIC ">
+        <w:r>
+          <w:rPr>
+            <w:noProof/>
+          </w:rPr>
+          <w:t>9</w:t>
+        </w:r>
+      </w:fldSimple>
+      <w:r>
+        <w:t xml:space="preserve"> | </w:t>
+      </w:r>
       <w:proofErr w:type="spellStart"/>
       <w:r>
         <w:t>ChatGPT</w:t>
       </w:r>
-      <w:proofErr w:type="spellEnd"/>
-      <w:r>
-        <w:t xml:space="preserve"> je pokročilý jazykový model vytvořený </w:t>
-      </w:r>
-      <w:proofErr w:type="spellStart"/>
-      <w:r>
-        <w:t>OpenAI</w:t>
-      </w:r>
-      <w:proofErr w:type="spellEnd"/>
-      <w:r>
-        <w:t>, navržený k přirozené komunikaci v textové formě. Dokáže odpovídat na otázky, vysvětlovat koncepty, generovat texty, pomáhat s učením nebo programováním a řešit různé úkoly založené na textu. Učí se z velkého množství dat, aby porozuměl široké škále témat a poskytoval užitečné odpovědi.</w:t>
-      </w:r>
+      <w:bookmarkEnd w:id="29"/>
+      <w:proofErr w:type="spellEnd"/>
+      <w:r>
+        <w:t xml:space="preserve"> </w:t>
+      </w:r>
+      <w:sdt>
+        <w:sdtPr>
+          <w:id w:val="-824515558"/>
+          <w:citation/>
+        </w:sdtPr>
+        <w:sdtContent>
+          <w:r>
+            <w:fldChar w:fldCharType="begin"/>
+          </w:r>
+          <w:r>
+            <w:instrText xml:space="preserve"> CITATION Cha25 \l 1029 </w:instrText>
+          </w:r>
+          <w:r>
+            <w:fldChar w:fldCharType="separate"/>
+          </w:r>
+          <w:r>
+            <w:rPr>
+              <w:noProof/>
+            </w:rPr>
+            <w:t>(5)</w:t>
+          </w:r>
+          <w:r>
+            <w:fldChar w:fldCharType="end"/>
+          </w:r>
+        </w:sdtContent>
+      </w:sdt>
     </w:p>
     <w:p>
       <w:pPr>
@@ -5619,56 +6163,21 @@
     </w:p>
     <w:p>
       <w:pPr>
-        <w:pStyle w:val="Titulek"/>
-      </w:pPr>
-      <w:bookmarkStart w:id="29" w:name="_Toc187654913"/>
-      <w:r>
-        <w:t xml:space="preserve">Obrázek </w:t>
-      </w:r>
-      <w:r>
-        <w:fldChar w:fldCharType="begin"/>
-      </w:r>
-      <w:r>
-        <w:instrText xml:space="preserve"> SEQ Obrázek \* ARABIC </w:instrText>
-      </w:r>
-      <w:r>
-        <w:fldChar w:fldCharType="separate"/>
-      </w:r>
-      <w:r>
-        <w:rPr>
-          <w:noProof/>
-        </w:rPr>
-        <w:t>9</w:t>
-      </w:r>
-      <w:r>
-        <w:fldChar w:fldCharType="end"/>
-      </w:r>
-      <w:r>
-        <w:t xml:space="preserve"> | </w:t>
-      </w:r>
-      <w:proofErr w:type="spellStart"/>
-      <w:r>
-        <w:t>ChatGPT</w:t>
-      </w:r>
-      <w:bookmarkEnd w:id="29"/>
-      <w:proofErr w:type="spellEnd"/>
-    </w:p>
-    <w:p>
-      <w:pPr>
-        <w:pStyle w:val="Titulek"/>
-      </w:pPr>
+        <w:pStyle w:val="Nadpis3"/>
+      </w:pPr>
+      <w:bookmarkStart w:id="30" w:name="_Toc187650070"/>
       <w:r>
         <w:rPr>
           <w:noProof/>
         </w:rPr>
         <w:drawing>
-          <wp:anchor distT="0" distB="0" distL="114300" distR="114300" simplePos="0" relativeHeight="251695104" behindDoc="1" locked="0" layoutInCell="1" allowOverlap="1" wp14:anchorId="246388EE" wp14:editId="00B160D2">
+          <wp:anchor distT="0" distB="0" distL="114300" distR="114300" simplePos="0" relativeHeight="251695104" behindDoc="1" locked="0" layoutInCell="1" allowOverlap="1" wp14:anchorId="246388EE" wp14:editId="29DA89D4">
             <wp:simplePos x="0" y="0"/>
             <wp:positionH relativeFrom="margin">
-              <wp:align>right</wp:align>
+              <wp:posOffset>4477385</wp:posOffset>
             </wp:positionH>
             <wp:positionV relativeFrom="paragraph">
-              <wp:posOffset>262890</wp:posOffset>
+              <wp:posOffset>6638</wp:posOffset>
             </wp:positionV>
             <wp:extent cx="1196340" cy="1196340"/>
             <wp:effectExtent l="0" t="0" r="3810" b="0"/>
@@ -5735,12 +6244,6 @@
           </wp:anchor>
         </w:drawing>
       </w:r>
-    </w:p>
-    <w:p>
-      <w:pPr>
-        <w:pStyle w:val="Nadpis3"/>
-      </w:pPr>
-      <w:bookmarkStart w:id="30" w:name="_Toc187650070"/>
       <w:r>
         <w:t xml:space="preserve">Knihovny – </w:t>
       </w:r>
@@ -5765,25 +6268,6 @@
         <w:spacing w:before="100" w:beforeAutospacing="1"/>
         <w:ind w:firstLine="357"/>
       </w:pPr>
-      <w:proofErr w:type="spellStart"/>
-      <w:r>
-        <w:rPr>
-          <w:b/>
-          <w:bCs/>
-        </w:rPr>
-        <w:t>Cinemachine</w:t>
-      </w:r>
-      <w:proofErr w:type="spellEnd"/>
-      <w:r>
-        <w:t xml:space="preserve"> je knihovna pro Unity, která zjednodušuje práci s kamerou ve hrách. Umožňuje vytvářet dynamické a plynulé pohyby kamery bez potřeby psát vlastní skripty. Poskytuje nástroje pro automatické sledování objektů, přechody mezi kamerami a různé efekty, díky čemuž usnadňuje tvorbu filmových záběrů a vylepšuje vizuální zážitek.</w:t>
-      </w:r>
-    </w:p>
-    <w:p>
-      <w:pPr>
-        <w:keepNext/>
-        <w:spacing w:before="100" w:beforeAutospacing="1"/>
-        <w:ind w:firstLine="357"/>
-      </w:pPr>
       <w:r>
         <w:rPr>
           <w:b/>
@@ -5793,22 +6277,22 @@
         <mc:AlternateContent>
           <mc:Choice Requires="wps">
             <w:drawing>
-              <wp:anchor distT="0" distB="0" distL="114300" distR="114300" simplePos="0" relativeHeight="251697152" behindDoc="1" locked="0" layoutInCell="1" allowOverlap="1" wp14:anchorId="1FBCBA04" wp14:editId="4EA94477">
+              <wp:anchor distT="0" distB="0" distL="114300" distR="114300" simplePos="0" relativeHeight="251697152" behindDoc="1" locked="0" layoutInCell="1" allowOverlap="1" wp14:anchorId="1FBCBA04" wp14:editId="54823A76">
                 <wp:simplePos x="0" y="0"/>
                 <wp:positionH relativeFrom="column">
-                  <wp:posOffset>4434205</wp:posOffset>
+                  <wp:posOffset>4347210</wp:posOffset>
                 </wp:positionH>
                 <wp:positionV relativeFrom="paragraph">
-                  <wp:posOffset>4445</wp:posOffset>
+                  <wp:posOffset>941879</wp:posOffset>
                 </wp:positionV>
-                <wp:extent cx="1325880" cy="635"/>
-                <wp:effectExtent l="0" t="0" r="7620" b="0"/>
+                <wp:extent cx="1517015" cy="635"/>
+                <wp:effectExtent l="0" t="0" r="6985" b="0"/>
                 <wp:wrapTight wrapText="bothSides">
                   <wp:wrapPolygon edited="0">
                     <wp:start x="0" y="0"/>
                     <wp:lineTo x="0" y="20057"/>
-                    <wp:lineTo x="21414" y="20057"/>
-                    <wp:lineTo x="21414" y="0"/>
+                    <wp:lineTo x="21428" y="20057"/>
+                    <wp:lineTo x="21428" y="0"/>
                     <wp:lineTo x="0" y="0"/>
                   </wp:wrapPolygon>
                 </wp:wrapTight>
@@ -5821,7 +6305,7 @@
                       <wps:spPr>
                         <a:xfrm>
                           <a:off x="0" y="0"/>
-                          <a:ext cx="1325880" cy="635"/>
+                          <a:ext cx="1517015" cy="635"/>
                         </a:xfrm>
                         <a:prstGeom prst="rect">
                           <a:avLst/>
@@ -5848,24 +6332,14 @@
                             <w:r>
                               <w:t xml:space="preserve">Obrázek </w:t>
                             </w:r>
-                            <w:r>
-                              <w:fldChar w:fldCharType="begin"/>
-                            </w:r>
-                            <w:r>
-                              <w:instrText xml:space="preserve"> SEQ Obrázek \* ARABIC </w:instrText>
-                            </w:r>
-                            <w:r>
-                              <w:fldChar w:fldCharType="separate"/>
-                            </w:r>
-                            <w:r>
-                              <w:rPr>
-                                <w:noProof/>
-                              </w:rPr>
-                              <w:t>10</w:t>
-                            </w:r>
-                            <w:r>
-                              <w:fldChar w:fldCharType="end"/>
-                            </w:r>
+                            <w:fldSimple w:instr=" SEQ Obrázek \* ARABIC ">
+                              <w:r>
+                                <w:rPr>
+                                  <w:noProof/>
+                                </w:rPr>
+                                <w:t>10</w:t>
+                              </w:r>
+                            </w:fldSimple>
                             <w:r>
                               <w:t xml:space="preserve"> | </w:t>
                             </w:r>
@@ -5875,6 +6349,35 @@
                             </w:r>
                             <w:bookmarkEnd w:id="31"/>
                             <w:proofErr w:type="spellEnd"/>
+                            <w:r>
+                              <w:t xml:space="preserve"> </w:t>
+                            </w:r>
+                            <w:sdt>
+                              <w:sdtPr>
+                                <w:id w:val="-1069108910"/>
+                                <w:citation/>
+                              </w:sdtPr>
+                              <w:sdtContent>
+                                <w:r>
+                                  <w:fldChar w:fldCharType="begin"/>
+                                </w:r>
+                                <w:r>
+                                  <w:instrText xml:space="preserve"> CITATION Cin25 \l 1029 </w:instrText>
+                                </w:r>
+                                <w:r>
+                                  <w:fldChar w:fldCharType="separate"/>
+                                </w:r>
+                                <w:r>
+                                  <w:rPr>
+                                    <w:noProof/>
+                                  </w:rPr>
+                                  <w:t>(19)</w:t>
+                                </w:r>
+                                <w:r>
+                                  <w:fldChar w:fldCharType="end"/>
+                                </w:r>
+                              </w:sdtContent>
+                            </w:sdt>
                           </w:p>
                         </w:txbxContent>
                       </wps:txbx>
@@ -5895,7 +6398,7 @@
           </mc:Choice>
           <mc:Fallback>
             <w:pict>
-              <v:shape w14:anchorId="1FBCBA04" id="_x0000_s1034" type="#_x0000_t202" style="position:absolute;left:0;text-align:left;margin-left:349.15pt;margin-top:.35pt;width:104.4pt;height:.05pt;z-index:-251619328;visibility:visible;mso-wrap-style:square;mso-width-percent:0;mso-wrap-distance-left:9pt;mso-wrap-distance-top:0;mso-wrap-distance-right:9pt;mso-wrap-distance-bottom:0;mso-position-horizontal:absolute;mso-position-horizontal-relative:text;mso-position-vertical:absolute;mso-position-vertical-relative:text;mso-width-percent:0;mso-width-relative:margin;v-text-anchor:top" o:gfxdata="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" stroked="f">
+              <v:shape w14:anchorId="1FBCBA04" id="_x0000_s1034" type="#_x0000_t202" style="position:absolute;left:0;text-align:left;margin-left:342.3pt;margin-top:74.15pt;width:119.45pt;height:.05pt;z-index:-251619328;visibility:visible;mso-wrap-style:square;mso-width-percent:0;mso-wrap-distance-left:9pt;mso-wrap-distance-top:0;mso-wrap-distance-right:9pt;mso-wrap-distance-bottom:0;mso-position-horizontal:absolute;mso-position-horizontal-relative:text;mso-position-vertical:absolute;mso-position-vertical-relative:text;mso-width-percent:0;mso-width-relative:margin;v-text-anchor:top" o:gfxdata="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" stroked="f">
                 <v:textbox style="mso-fit-shape-to-text:t" inset="0,0,0,0">
                   <w:txbxContent>
                     <w:p>
@@ -5911,24 +6414,14 @@
                       <w:r>
                         <w:t xml:space="preserve">Obrázek </w:t>
                       </w:r>
-                      <w:r>
-                        <w:fldChar w:fldCharType="begin"/>
-                      </w:r>
-                      <w:r>
-                        <w:instrText xml:space="preserve"> SEQ Obrázek \* ARABIC </w:instrText>
-                      </w:r>
-                      <w:r>
-                        <w:fldChar w:fldCharType="separate"/>
-                      </w:r>
-                      <w:r>
-                        <w:rPr>
-                          <w:noProof/>
-                        </w:rPr>
-                        <w:t>10</w:t>
-                      </w:r>
-                      <w:r>
-                        <w:fldChar w:fldCharType="end"/>
-                      </w:r>
+                      <w:fldSimple w:instr=" SEQ Obrázek \* ARABIC ">
+                        <w:r>
+                          <w:rPr>
+                            <w:noProof/>
+                          </w:rPr>
+                          <w:t>10</w:t>
+                        </w:r>
+                      </w:fldSimple>
                       <w:r>
                         <w:t xml:space="preserve"> | </w:t>
                       </w:r>
@@ -5938,6 +6431,35 @@
                       </w:r>
                       <w:bookmarkEnd w:id="32"/>
                       <w:proofErr w:type="spellEnd"/>
+                      <w:r>
+                        <w:t xml:space="preserve"> </w:t>
+                      </w:r>
+                      <w:sdt>
+                        <w:sdtPr>
+                          <w:id w:val="-1069108910"/>
+                          <w:citation/>
+                        </w:sdtPr>
+                        <w:sdtContent>
+                          <w:r>
+                            <w:fldChar w:fldCharType="begin"/>
+                          </w:r>
+                          <w:r>
+                            <w:instrText xml:space="preserve"> CITATION Cin25 \l 1029 </w:instrText>
+                          </w:r>
+                          <w:r>
+                            <w:fldChar w:fldCharType="separate"/>
+                          </w:r>
+                          <w:r>
+                            <w:rPr>
+                              <w:noProof/>
+                            </w:rPr>
+                            <w:t>(19)</w:t>
+                          </w:r>
+                          <w:r>
+                            <w:fldChar w:fldCharType="end"/>
+                          </w:r>
+                        </w:sdtContent>
+                      </w:sdt>
                     </w:p>
                   </w:txbxContent>
                 </v:textbox>
@@ -5953,6 +6475,54 @@
           <w:b/>
           <w:bCs/>
         </w:rPr>
+        <w:t>Cinemachine</w:t>
+      </w:r>
+      <w:proofErr w:type="spellEnd"/>
+      <w:r>
+        <w:t xml:space="preserve"> je knihovna pro Unity, která zjednodušuje práci s kamerou ve hrách. Umožňuje vytvářet dynamické a plynulé pohyby kamery bez potřeby psát vlastní skripty. Poskytuje nástroje pro automatické sledování objektů, přechody mezi kamerami a různé efekty, díky čemuž usnadňuje tvorbu filmových záběrů a vylepšuje vizuální zážitek.</w:t>
+      </w:r>
+      <w:r>
+        <w:t xml:space="preserve"> </w:t>
+      </w:r>
+      <w:sdt>
+        <w:sdtPr>
+          <w:id w:val="-1211412761"/>
+          <w:citation/>
+        </w:sdtPr>
+        <w:sdtContent>
+          <w:r>
+            <w:fldChar w:fldCharType="begin"/>
+          </w:r>
+          <w:r>
+            <w:instrText xml:space="preserve"> CITATION Cha252 \l 1029 </w:instrText>
+          </w:r>
+          <w:r>
+            <w:fldChar w:fldCharType="separate"/>
+          </w:r>
+          <w:r>
+            <w:rPr>
+              <w:noProof/>
+            </w:rPr>
+            <w:t>(6)</w:t>
+          </w:r>
+          <w:r>
+            <w:fldChar w:fldCharType="end"/>
+          </w:r>
+        </w:sdtContent>
+      </w:sdt>
+    </w:p>
+    <w:p>
+      <w:pPr>
+        <w:keepNext/>
+        <w:spacing w:before="100" w:beforeAutospacing="1"/>
+        <w:ind w:firstLine="357"/>
+      </w:pPr>
+      <w:proofErr w:type="spellStart"/>
+      <w:r>
+        <w:rPr>
+          <w:b/>
+          <w:bCs/>
+        </w:rPr>
         <w:t>InputSystem</w:t>
       </w:r>
       <w:proofErr w:type="spellEnd"/>
@@ -5967,6 +6537,35 @@
       <w:r>
         <w:t xml:space="preserve"> nebo dotykové obrazovky, a umožňuje snadné mapování vstupů pro více hráčů. Nabízí flexibilitu při nastavování akcí a vstupních schémat, což usnadňuje integraci ovládání do her.</w:t>
       </w:r>
+      <w:r>
+        <w:t xml:space="preserve"> </w:t>
+      </w:r>
+      <w:sdt>
+        <w:sdtPr>
+          <w:id w:val="1415592952"/>
+          <w:citation/>
+        </w:sdtPr>
+        <w:sdtContent>
+          <w:r>
+            <w:fldChar w:fldCharType="begin"/>
+          </w:r>
+          <w:r>
+            <w:instrText xml:space="preserve"> CITATION Cha253 \l 1029 </w:instrText>
+          </w:r>
+          <w:r>
+            <w:fldChar w:fldCharType="separate"/>
+          </w:r>
+          <w:r>
+            <w:rPr>
+              <w:noProof/>
+            </w:rPr>
+            <w:t>(7)</w:t>
+          </w:r>
+          <w:r>
+            <w:fldChar w:fldCharType="end"/>
+          </w:r>
+        </w:sdtContent>
+      </w:sdt>
     </w:p>
     <w:p/>
     <w:p>
@@ -6102,27 +6701,14 @@
       <w:r>
         <w:t xml:space="preserve">Obrázek </w:t>
       </w:r>
-      <w:r>
-        <w:fldChar w:fldCharType="begin"/>
-      </w:r>
-      <w:r>
-        <w:instrText xml:space="preserve"> SEQ Obrázek \* ARABIC </w:instrText>
-      </w:r>
-      <w:r>
-        <w:fldChar w:fldCharType="separate"/>
-      </w:r>
-      <w:r>
-        <w:rPr>
-          <w:noProof/>
-        </w:rPr>
-        <w:t>11</w:t>
-      </w:r>
-      <w:r>
-        <w:rPr>
-          <w:noProof/>
-        </w:rPr>
-        <w:fldChar w:fldCharType="end"/>
-      </w:r>
+      <w:fldSimple w:instr=" SEQ Obrázek \* ARABIC ">
+        <w:r>
+          <w:rPr>
+            <w:noProof/>
+          </w:rPr>
+          <w:t>11</w:t>
+        </w:r>
+      </w:fldSimple>
       <w:r>
         <w:t xml:space="preserve"> </w:t>
       </w:r>
@@ -6165,73 +6751,37 @@
       </w:r>
       <w:proofErr w:type="spellEnd"/>
       <w:r>
+        <w:t xml:space="preserve"> </w:t>
+      </w:r>
+      <w:sdt>
+        <w:sdtPr>
+          <w:id w:val="-1668316260"/>
+          <w:citation/>
+        </w:sdtPr>
+        <w:sdtContent>
+          <w:r>
+            <w:fldChar w:fldCharType="begin"/>
+          </w:r>
+          <w:r>
+            <w:instrText xml:space="preserve"> CITATION Ant25 \l 1029 </w:instrText>
+          </w:r>
+          <w:r>
+            <w:fldChar w:fldCharType="separate"/>
+          </w:r>
+          <w:r>
+            <w:rPr>
+              <w:noProof/>
+            </w:rPr>
+            <w:t>(8)</w:t>
+          </w:r>
+          <w:r>
+            <w:fldChar w:fldCharType="end"/>
+          </w:r>
+        </w:sdtContent>
+      </w:sdt>
+      <w:r>
         <w:t>.</w:t>
       </w:r>
-    </w:p>
-    <w:p>
-      <w:pPr>
-        <w:rPr>
-          <w:color w:val="0D0D0D" w:themeColor="text1" w:themeTint="F2"/>
-        </w:rPr>
-      </w:pPr>
-      <w:hyperlink r:id="rId25" w:history="1">
-        <w:r>
-          <w:rPr>
-            <w:rStyle w:val="Hypertextovodkaz"/>
-            <w:color w:val="0D0D0D" w:themeColor="text1" w:themeTint="F2"/>
-            <w:u w:val="none"/>
-          </w:rPr>
-          <w:t>https://assetstore.unity.com/packages/3d/characters/humanoids/fa</w:t>
-        </w:r>
-        <w:r>
-          <w:rPr>
-            <w:rStyle w:val="Hypertextovodkaz"/>
-            <w:color w:val="0D0D0D" w:themeColor="text1" w:themeTint="F2"/>
-            <w:u w:val="none"/>
-          </w:rPr>
-          <w:t>n</w:t>
-        </w:r>
-        <w:r>
-          <w:rPr>
-            <w:rStyle w:val="Hypertextovodkaz"/>
-            <w:color w:val="0D0D0D" w:themeColor="text1" w:themeTint="F2"/>
-            <w:u w:val="none"/>
-          </w:rPr>
-          <w:t>tasy/warrior-3-180877</w:t>
-        </w:r>
-      </w:hyperlink>
-      <w:r>
-        <w:rPr>
-          <w:color w:val="0D0D0D" w:themeColor="text1" w:themeTint="F2"/>
-        </w:rPr>
-        <w:br/>
-      </w:r>
-      <w:hyperlink r:id="rId26" w:history="1">
-        <w:r>
-          <w:rPr>
-            <w:rStyle w:val="Hypertextovodkaz"/>
-            <w:color w:val="0D0D0D" w:themeColor="text1" w:themeTint="F2"/>
-            <w:u w:val="none"/>
-          </w:rPr>
-          <w:t>https://assetstore.unity.com/packages/3d/character</w:t>
-        </w:r>
-        <w:r>
-          <w:rPr>
-            <w:rStyle w:val="Hypertextovodkaz"/>
-            <w:color w:val="0D0D0D" w:themeColor="text1" w:themeTint="F2"/>
-            <w:u w:val="none"/>
-          </w:rPr>
-          <w:t>s</w:t>
-        </w:r>
-        <w:r>
-          <w:rPr>
-            <w:rStyle w:val="Hypertextovodkaz"/>
-            <w:color w:val="0D0D0D" w:themeColor="text1" w:themeTint="F2"/>
-            <w:u w:val="none"/>
-          </w:rPr>
-          <w:t>/animals/warrior-maiden-156715</w:t>
-        </w:r>
-      </w:hyperlink>
     </w:p>
     <w:p>
       <w:pPr>
@@ -6257,7 +6807,7 @@
                     <pic:cNvPicPr/>
                   </pic:nvPicPr>
                   <pic:blipFill>
-                    <a:blip r:embed="rId27"/>
+                    <a:blip r:embed="rId25"/>
                     <a:stretch>
                       <a:fillRect/>
                     </a:stretch>
@@ -6286,31 +6836,76 @@
       <w:r>
         <w:t xml:space="preserve">Obrázek </w:t>
       </w:r>
-      <w:r>
-        <w:fldChar w:fldCharType="begin"/>
-      </w:r>
-      <w:r>
-        <w:instrText xml:space="preserve"> SEQ Obrázek \* ARABIC </w:instrText>
-      </w:r>
-      <w:r>
-        <w:fldChar w:fldCharType="separate"/>
-      </w:r>
-      <w:r>
-        <w:rPr>
-          <w:noProof/>
-        </w:rPr>
-        <w:t>12</w:t>
-      </w:r>
-      <w:r>
-        <w:rPr>
-          <w:noProof/>
-        </w:rPr>
-        <w:fldChar w:fldCharType="end"/>
-      </w:r>
+      <w:fldSimple w:instr=" SEQ Obrázek \* ARABIC ">
+        <w:r>
+          <w:rPr>
+            <w:noProof/>
+          </w:rPr>
+          <w:t>12</w:t>
+        </w:r>
+      </w:fldSimple>
       <w:r>
         <w:t xml:space="preserve"> | Hlavní postavy</w:t>
       </w:r>
       <w:bookmarkEnd w:id="36"/>
+      <w:r>
+        <w:t xml:space="preserve"> </w:t>
+      </w:r>
+      <w:sdt>
+        <w:sdtPr>
+          <w:id w:val="991843044"/>
+          <w:citation/>
+        </w:sdtPr>
+        <w:sdtContent>
+          <w:r>
+            <w:fldChar w:fldCharType="begin"/>
+          </w:r>
+          <w:r>
+            <w:instrText xml:space="preserve"> CITATION War25 \l 1029 </w:instrText>
+          </w:r>
+          <w:r>
+            <w:fldChar w:fldCharType="separate"/>
+          </w:r>
+          <w:r>
+            <w:rPr>
+              <w:noProof/>
+            </w:rPr>
+            <w:t>(9)</w:t>
+          </w:r>
+          <w:r>
+            <w:fldChar w:fldCharType="end"/>
+          </w:r>
+        </w:sdtContent>
+      </w:sdt>
+      <w:r>
+        <w:t xml:space="preserve"> </w:t>
+      </w:r>
+      <w:sdt>
+        <w:sdtPr>
+          <w:id w:val="1491128273"/>
+          <w:citation/>
+        </w:sdtPr>
+        <w:sdtContent>
+          <w:r>
+            <w:fldChar w:fldCharType="begin"/>
+          </w:r>
+          <w:r>
+            <w:instrText xml:space="preserve">CITATION War251 \l 1029 </w:instrText>
+          </w:r>
+          <w:r>
+            <w:fldChar w:fldCharType="separate"/>
+          </w:r>
+          <w:r>
+            <w:rPr>
+              <w:noProof/>
+            </w:rPr>
+            <w:t>(10)</w:t>
+          </w:r>
+          <w:r>
+            <w:fldChar w:fldCharType="end"/>
+          </w:r>
+        </w:sdtContent>
+      </w:sdt>
     </w:p>
     <w:p>
       <w:r>
@@ -6480,6 +7075,7 @@
       <w:r>
         <w:t xml:space="preserve">, odkaz na pravé kliknuti myši a metodu </w:t>
       </w:r>
+      <w:proofErr w:type="gramStart"/>
       <w:r>
         <w:rPr>
           <w:b/>
@@ -6487,6 +7083,7 @@
         </w:rPr>
         <w:t>Start</w:t>
       </w:r>
+      <w:proofErr w:type="gramEnd"/>
       <w:r>
         <w:t xml:space="preserve"> ve které se přiřazuje priorita mířicí kameře na 0, což znamená že má menší prioritu než </w:t>
       </w:r>
@@ -6615,6 +7212,7 @@
         <w:t xml:space="preserve"> </w:t>
       </w:r>
       <w:proofErr w:type="spellStart"/>
+      <w:proofErr w:type="gramStart"/>
       <w:r>
         <w:rPr>
           <w:rFonts w:ascii="Consolas" w:eastAsia="Times New Roman" w:hAnsi="Consolas" w:cs="Times New Roman"/>
@@ -6626,6 +7224,7 @@
         <w:t>System.Collections.Generic</w:t>
       </w:r>
       <w:proofErr w:type="spellEnd"/>
+      <w:proofErr w:type="gramEnd"/>
       <w:r>
         <w:rPr>
           <w:rFonts w:ascii="Consolas" w:eastAsia="Times New Roman" w:hAnsi="Consolas" w:cs="Times New Roman"/>
@@ -6906,6 +7505,7 @@
         <w:t xml:space="preserve"> </w:t>
       </w:r>
       <w:proofErr w:type="spellStart"/>
+      <w:proofErr w:type="gramStart"/>
       <w:r>
         <w:rPr>
           <w:rFonts w:ascii="Consolas" w:eastAsia="Times New Roman" w:hAnsi="Consolas" w:cs="Times New Roman"/>
@@ -6925,7 +7525,18 @@
           <w:szCs w:val="21"/>
           <w:lang w:eastAsia="cs-CZ"/>
         </w:rPr>
-        <w:t xml:space="preserve"> : </w:t>
+        <w:t xml:space="preserve"> :</w:t>
+      </w:r>
+      <w:proofErr w:type="gramEnd"/>
+      <w:r>
+        <w:rPr>
+          <w:rFonts w:ascii="Consolas" w:eastAsia="Times New Roman" w:hAnsi="Consolas" w:cs="Times New Roman"/>
+          <w:color w:val="000000"/>
+          <w:sz w:val="21"/>
+          <w:szCs w:val="21"/>
+          <w:lang w:eastAsia="cs-CZ"/>
+        </w:rPr>
+        <w:t xml:space="preserve"> </w:t>
       </w:r>
       <w:proofErr w:type="spellStart"/>
       <w:r>
@@ -7622,7 +8233,29 @@
           <w:szCs w:val="21"/>
           <w:lang w:eastAsia="cs-CZ"/>
         </w:rPr>
-        <w:t xml:space="preserve"> Start()</w:t>
+        <w:t xml:space="preserve"> </w:t>
+      </w:r>
+      <w:proofErr w:type="gramStart"/>
+      <w:r>
+        <w:rPr>
+          <w:rFonts w:ascii="Consolas" w:eastAsia="Times New Roman" w:hAnsi="Consolas" w:cs="Times New Roman"/>
+          <w:color w:val="000000"/>
+          <w:sz w:val="21"/>
+          <w:szCs w:val="21"/>
+          <w:lang w:eastAsia="cs-CZ"/>
+        </w:rPr>
+        <w:t>Start(</w:t>
+      </w:r>
+      <w:proofErr w:type="gramEnd"/>
+      <w:r>
+        <w:rPr>
+          <w:rFonts w:ascii="Consolas" w:eastAsia="Times New Roman" w:hAnsi="Consolas" w:cs="Times New Roman"/>
+          <w:color w:val="000000"/>
+          <w:sz w:val="21"/>
+          <w:szCs w:val="21"/>
+          <w:lang w:eastAsia="cs-CZ"/>
+        </w:rPr>
+        <w:t>)</w:t>
       </w:r>
     </w:p>
     <w:p>
@@ -7792,7 +8425,29 @@
           <w:szCs w:val="21"/>
           <w:lang w:eastAsia="cs-CZ"/>
         </w:rPr>
-        <w:t xml:space="preserve"> the start</w:t>
+        <w:t xml:space="preserve"> </w:t>
+      </w:r>
+      <w:proofErr w:type="spellStart"/>
+      <w:r>
+        <w:rPr>
+          <w:rFonts w:ascii="Consolas" w:eastAsia="Times New Roman" w:hAnsi="Consolas" w:cs="Times New Roman"/>
+          <w:color w:val="008000"/>
+          <w:sz w:val="21"/>
+          <w:szCs w:val="21"/>
+          <w:lang w:eastAsia="cs-CZ"/>
+        </w:rPr>
+        <w:t>the</w:t>
+      </w:r>
+      <w:proofErr w:type="spellEnd"/>
+      <w:r>
+        <w:rPr>
+          <w:rFonts w:ascii="Consolas" w:eastAsia="Times New Roman" w:hAnsi="Consolas" w:cs="Times New Roman"/>
+          <w:color w:val="008000"/>
+          <w:sz w:val="21"/>
+          <w:szCs w:val="21"/>
+          <w:lang w:eastAsia="cs-CZ"/>
+        </w:rPr>
+        <w:t xml:space="preserve"> start</w:t>
       </w:r>
     </w:p>
     <w:p>
@@ -7815,6 +8470,7 @@
         </w:rPr>
       </w:pPr>
       <w:proofErr w:type="spellStart"/>
+      <w:proofErr w:type="gramStart"/>
       <w:r>
         <w:rPr>
           <w:rFonts w:ascii="Consolas" w:eastAsia="Times New Roman" w:hAnsi="Consolas" w:cs="Times New Roman"/>
@@ -7826,6 +8482,7 @@
         <w:t>aimcam.Priority</w:t>
       </w:r>
       <w:proofErr w:type="spellEnd"/>
+      <w:proofErr w:type="gramEnd"/>
       <w:r>
         <w:rPr>
           <w:rFonts w:ascii="Consolas" w:eastAsia="Times New Roman" w:hAnsi="Consolas" w:cs="Times New Roman"/>
@@ -7964,27 +8621,14 @@
       <w:r>
         <w:t xml:space="preserve">Obrázek </w:t>
       </w:r>
-      <w:r>
-        <w:fldChar w:fldCharType="begin"/>
-      </w:r>
-      <w:r>
-        <w:instrText xml:space="preserve"> SEQ Obrázek \* ARABIC </w:instrText>
-      </w:r>
-      <w:r>
-        <w:fldChar w:fldCharType="separate"/>
-      </w:r>
-      <w:r>
-        <w:rPr>
-          <w:noProof/>
-        </w:rPr>
-        <w:t>13</w:t>
-      </w:r>
-      <w:r>
-        <w:rPr>
-          <w:noProof/>
-        </w:rPr>
-        <w:fldChar w:fldCharType="end"/>
-      </w:r>
+      <w:fldSimple w:instr=" SEQ Obrázek \* ARABIC ">
+        <w:r>
+          <w:rPr>
+            <w:noProof/>
+          </w:rPr>
+          <w:t>13</w:t>
+        </w:r>
+      </w:fldSimple>
       <w:r>
         <w:t xml:space="preserve"> </w:t>
       </w:r>
@@ -7992,7 +8636,15 @@
         <w:t>|</w:t>
       </w:r>
       <w:r>
-        <w:t xml:space="preserve"> Výměna kamer - Část: Proměnné a Start</w:t>
+        <w:t xml:space="preserve"> Výměna </w:t>
+      </w:r>
+      <w:proofErr w:type="gramStart"/>
+      <w:r>
+        <w:t>kamer - Část</w:t>
+      </w:r>
+      <w:proofErr w:type="gramEnd"/>
+      <w:r>
+        <w:t>: Proměnné a Start</w:t>
       </w:r>
       <w:bookmarkEnd w:id="39"/>
     </w:p>
@@ -8056,6 +8708,7 @@
         <w:t xml:space="preserve"> metodou </w:t>
       </w:r>
       <w:proofErr w:type="spellStart"/>
+      <w:proofErr w:type="gramStart"/>
       <w:r>
         <w:rPr>
           <w:rFonts w:cstheme="minorHAnsi"/>
@@ -8067,6 +8720,7 @@
         <w:t>OnEnable</w:t>
       </w:r>
       <w:proofErr w:type="spellEnd"/>
+      <w:proofErr w:type="gramEnd"/>
       <w:r>
         <w:rPr>
           <w:rFonts w:cstheme="minorHAnsi"/>
@@ -8242,6 +8896,7 @@
         <w:t xml:space="preserve"> je metoda </w:t>
       </w:r>
       <w:proofErr w:type="spellStart"/>
+      <w:proofErr w:type="gramStart"/>
       <w:r>
         <w:rPr>
           <w:rFonts w:cstheme="minorHAnsi"/>
@@ -8253,6 +8908,7 @@
         <w:t>OnRightMouseClick</w:t>
       </w:r>
       <w:proofErr w:type="spellEnd"/>
+      <w:proofErr w:type="gramEnd"/>
       <w:r>
         <w:rPr>
           <w:rFonts w:cstheme="minorHAnsi"/>
@@ -8343,6 +8999,7 @@
         </w:rPr>
         <w:t xml:space="preserve"> se </w:t>
       </w:r>
+      <w:proofErr w:type="gramStart"/>
       <w:r>
         <w:rPr>
           <w:rFonts w:cstheme="minorHAnsi"/>
@@ -8351,6 +9008,7 @@
         </w:rPr>
         <w:t>řeší</w:t>
       </w:r>
+      <w:proofErr w:type="gramEnd"/>
       <w:r>
         <w:rPr>
           <w:rFonts w:cstheme="minorHAnsi"/>
@@ -8549,6 +9207,7 @@
         <w:t xml:space="preserve"> </w:t>
       </w:r>
       <w:proofErr w:type="spellStart"/>
+      <w:proofErr w:type="gramStart"/>
       <w:r>
         <w:rPr>
           <w:rFonts w:ascii="Consolas" w:eastAsia="Times New Roman" w:hAnsi="Consolas" w:cs="Times New Roman"/>
@@ -8568,7 +9227,18 @@
           <w:szCs w:val="21"/>
           <w:lang w:eastAsia="cs-CZ"/>
         </w:rPr>
-        <w:t>()</w:t>
+        <w:t>(</w:t>
+      </w:r>
+      <w:proofErr w:type="gramEnd"/>
+      <w:r>
+        <w:rPr>
+          <w:rFonts w:ascii="Consolas" w:eastAsia="Times New Roman" w:hAnsi="Consolas" w:cs="Times New Roman"/>
+          <w:color w:val="000000"/>
+          <w:sz w:val="21"/>
+          <w:szCs w:val="21"/>
+          <w:lang w:eastAsia="cs-CZ"/>
+        </w:rPr>
+        <w:t>)</w:t>
       </w:r>
     </w:p>
     <w:p>
@@ -8816,6 +9486,7 @@
         <w:t xml:space="preserve"> </w:t>
       </w:r>
       <w:proofErr w:type="spellStart"/>
+      <w:proofErr w:type="gramStart"/>
       <w:r>
         <w:rPr>
           <w:rFonts w:ascii="Consolas" w:eastAsia="Times New Roman" w:hAnsi="Consolas" w:cs="Times New Roman"/>
@@ -8835,7 +9506,18 @@
           <w:szCs w:val="21"/>
           <w:lang w:eastAsia="cs-CZ"/>
         </w:rPr>
-        <w:t xml:space="preserve">(type: </w:t>
+        <w:t>(</w:t>
+      </w:r>
+      <w:proofErr w:type="gramEnd"/>
+      <w:r>
+        <w:rPr>
+          <w:rFonts w:ascii="Consolas" w:eastAsia="Times New Roman" w:hAnsi="Consolas" w:cs="Times New Roman"/>
+          <w:color w:val="000000"/>
+          <w:sz w:val="21"/>
+          <w:szCs w:val="21"/>
+          <w:lang w:eastAsia="cs-CZ"/>
+        </w:rPr>
+        <w:t xml:space="preserve">type: </w:t>
       </w:r>
       <w:proofErr w:type="spellStart"/>
       <w:r>
@@ -9141,6 +9823,7 @@
         <w:t xml:space="preserve"> </w:t>
       </w:r>
       <w:proofErr w:type="spellStart"/>
+      <w:proofErr w:type="gramStart"/>
       <w:r>
         <w:rPr>
           <w:rFonts w:ascii="Consolas" w:eastAsia="Times New Roman" w:hAnsi="Consolas" w:cs="Times New Roman"/>
@@ -9160,7 +9843,18 @@
           <w:szCs w:val="21"/>
           <w:lang w:eastAsia="cs-CZ"/>
         </w:rPr>
-        <w:t>()</w:t>
+        <w:t>(</w:t>
+      </w:r>
+      <w:proofErr w:type="gramEnd"/>
+      <w:r>
+        <w:rPr>
+          <w:rFonts w:ascii="Consolas" w:eastAsia="Times New Roman" w:hAnsi="Consolas" w:cs="Times New Roman"/>
+          <w:color w:val="000000"/>
+          <w:sz w:val="21"/>
+          <w:szCs w:val="21"/>
+          <w:lang w:eastAsia="cs-CZ"/>
+        </w:rPr>
+        <w:t>)</w:t>
       </w:r>
     </w:p>
     <w:p>
@@ -9603,6 +10297,7 @@
         <w:t xml:space="preserve"> </w:t>
       </w:r>
       <w:proofErr w:type="spellStart"/>
+      <w:proofErr w:type="gramStart"/>
       <w:r>
         <w:rPr>
           <w:rFonts w:ascii="Consolas" w:eastAsia="Times New Roman" w:hAnsi="Consolas" w:cs="Times New Roman"/>
@@ -9625,6 +10320,7 @@
         <w:t>(</w:t>
       </w:r>
       <w:proofErr w:type="spellStart"/>
+      <w:proofErr w:type="gramEnd"/>
       <w:r>
         <w:rPr>
           <w:rFonts w:ascii="Consolas" w:eastAsia="Times New Roman" w:hAnsi="Consolas" w:cs="Times New Roman"/>
@@ -9739,6 +10435,7 @@
         <w:t xml:space="preserve"> (</w:t>
       </w:r>
       <w:proofErr w:type="spellStart"/>
+      <w:proofErr w:type="gramStart"/>
       <w:r>
         <w:rPr>
           <w:rFonts w:ascii="Consolas" w:eastAsia="Times New Roman" w:hAnsi="Consolas" w:cs="Times New Roman"/>
@@ -9750,6 +10447,7 @@
         <w:t>context.performed</w:t>
       </w:r>
       <w:proofErr w:type="spellEnd"/>
+      <w:proofErr w:type="gramEnd"/>
       <w:r>
         <w:rPr>
           <w:rFonts w:ascii="Consolas" w:eastAsia="Times New Roman" w:hAnsi="Consolas" w:cs="Times New Roman"/>
@@ -9829,7 +10527,18 @@
           <w:szCs w:val="21"/>
           <w:lang w:eastAsia="cs-CZ"/>
         </w:rPr>
-        <w:t xml:space="preserve"> = !</w:t>
+        <w:t xml:space="preserve"> </w:t>
+      </w:r>
+      <w:proofErr w:type="gramStart"/>
+      <w:r>
+        <w:rPr>
+          <w:rFonts w:ascii="Consolas" w:eastAsia="Times New Roman" w:hAnsi="Consolas" w:cs="Times New Roman"/>
+          <w:color w:val="000000"/>
+          <w:sz w:val="21"/>
+          <w:szCs w:val="21"/>
+          <w:lang w:eastAsia="cs-CZ"/>
+        </w:rPr>
+        <w:t>= !</w:t>
       </w:r>
       <w:proofErr w:type="spellStart"/>
       <w:r>
@@ -9843,6 +10552,7 @@
         <w:t>isAimCameraActive</w:t>
       </w:r>
       <w:proofErr w:type="spellEnd"/>
+      <w:proofErr w:type="gramEnd"/>
       <w:r>
         <w:rPr>
           <w:rFonts w:ascii="Consolas" w:eastAsia="Times New Roman" w:hAnsi="Consolas" w:cs="Times New Roman"/>
@@ -9968,6 +10678,7 @@
         </w:rPr>
       </w:pPr>
       <w:proofErr w:type="spellStart"/>
+      <w:proofErr w:type="gramStart"/>
       <w:r>
         <w:rPr>
           <w:rFonts w:ascii="Consolas" w:eastAsia="Times New Roman" w:hAnsi="Consolas" w:cs="Times New Roman"/>
@@ -9987,7 +10698,18 @@
           <w:szCs w:val="21"/>
           <w:lang w:eastAsia="cs-CZ"/>
         </w:rPr>
-        <w:t>();</w:t>
+        <w:t>(</w:t>
+      </w:r>
+      <w:proofErr w:type="gramEnd"/>
+      <w:r>
+        <w:rPr>
+          <w:rFonts w:ascii="Consolas" w:eastAsia="Times New Roman" w:hAnsi="Consolas" w:cs="Times New Roman"/>
+          <w:color w:val="000000"/>
+          <w:sz w:val="21"/>
+          <w:szCs w:val="21"/>
+          <w:lang w:eastAsia="cs-CZ"/>
+        </w:rPr>
+        <w:t>);</w:t>
       </w:r>
     </w:p>
     <w:p>
@@ -10166,6 +10888,7 @@
         </w:rPr>
       </w:pPr>
       <w:proofErr w:type="spellStart"/>
+      <w:proofErr w:type="gramStart"/>
       <w:r>
         <w:rPr>
           <w:rFonts w:ascii="Consolas" w:eastAsia="Times New Roman" w:hAnsi="Consolas" w:cs="Times New Roman"/>
@@ -10185,7 +10908,18 @@
           <w:szCs w:val="21"/>
           <w:lang w:eastAsia="cs-CZ"/>
         </w:rPr>
-        <w:t>();</w:t>
+        <w:t>(</w:t>
+      </w:r>
+      <w:proofErr w:type="gramEnd"/>
+      <w:r>
+        <w:rPr>
+          <w:rFonts w:ascii="Consolas" w:eastAsia="Times New Roman" w:hAnsi="Consolas" w:cs="Times New Roman"/>
+          <w:color w:val="000000"/>
+          <w:sz w:val="21"/>
+          <w:szCs w:val="21"/>
+          <w:lang w:eastAsia="cs-CZ"/>
+        </w:rPr>
+        <w:t>);</w:t>
       </w:r>
     </w:p>
     <w:p>
@@ -10355,27 +11089,14 @@
       <w:r>
         <w:t xml:space="preserve">Obrázek </w:t>
       </w:r>
-      <w:r>
-        <w:fldChar w:fldCharType="begin"/>
-      </w:r>
-      <w:r>
-        <w:instrText xml:space="preserve"> SEQ Obrázek \* ARABIC </w:instrText>
-      </w:r>
-      <w:r>
-        <w:fldChar w:fldCharType="separate"/>
-      </w:r>
-      <w:r>
-        <w:rPr>
-          <w:noProof/>
-        </w:rPr>
-        <w:t>14</w:t>
-      </w:r>
-      <w:r>
-        <w:rPr>
-          <w:noProof/>
-        </w:rPr>
-        <w:fldChar w:fldCharType="end"/>
-      </w:r>
+      <w:fldSimple w:instr=" SEQ Obrázek \* ARABIC ">
+        <w:r>
+          <w:rPr>
+            <w:noProof/>
+          </w:rPr>
+          <w:t>14</w:t>
+        </w:r>
+      </w:fldSimple>
       <w:r>
         <w:t xml:space="preserve"> </w:t>
       </w:r>
@@ -10383,7 +11104,15 @@
         <w:t>|</w:t>
       </w:r>
       <w:r>
-        <w:t xml:space="preserve"> Výměna kamer - Část: Metody</w:t>
+        <w:t xml:space="preserve"> Výměna </w:t>
+      </w:r>
+      <w:proofErr w:type="gramStart"/>
+      <w:r>
+        <w:t>kamer - Část</w:t>
+      </w:r>
+      <w:proofErr w:type="gramEnd"/>
+      <w:r>
+        <w:t>: Metody</w:t>
       </w:r>
       <w:bookmarkEnd w:id="40"/>
       <w:r>
@@ -10435,6 +11164,7 @@
         <w:t xml:space="preserve">, tato metoda kontroluje, pokud obě kamery existuji a pote zvýší prioritu mířicí kameře a sníží ji té hlavní. Hned pod touho metodou se nachází metoda </w:t>
       </w:r>
       <w:proofErr w:type="spellStart"/>
+      <w:proofErr w:type="gramStart"/>
       <w:r>
         <w:rPr>
           <w:rFonts w:cstheme="minorHAnsi"/>
@@ -10446,6 +11176,7 @@
         <w:t>SwitchToDefaulCamera</w:t>
       </w:r>
       <w:proofErr w:type="spellEnd"/>
+      <w:proofErr w:type="gramEnd"/>
       <w:r>
         <w:rPr>
           <w:rFonts w:cstheme="minorHAnsi"/>
@@ -10518,6 +11249,7 @@
         <w:t xml:space="preserve"> </w:t>
       </w:r>
       <w:proofErr w:type="spellStart"/>
+      <w:proofErr w:type="gramStart"/>
       <w:r>
         <w:rPr>
           <w:rFonts w:ascii="Consolas" w:eastAsia="Times New Roman" w:hAnsi="Consolas" w:cs="Times New Roman"/>
@@ -10537,7 +11269,18 @@
           <w:szCs w:val="21"/>
           <w:lang w:eastAsia="cs-CZ"/>
         </w:rPr>
-        <w:t>()</w:t>
+        <w:t>(</w:t>
+      </w:r>
+      <w:proofErr w:type="gramEnd"/>
+      <w:r>
+        <w:rPr>
+          <w:rFonts w:ascii="Consolas" w:eastAsia="Times New Roman" w:hAnsi="Consolas" w:cs="Times New Roman"/>
+          <w:color w:val="000000"/>
+          <w:sz w:val="21"/>
+          <w:szCs w:val="21"/>
+          <w:lang w:eastAsia="cs-CZ"/>
+        </w:rPr>
+        <w:t>)</w:t>
       </w:r>
     </w:p>
     <w:p>
@@ -10608,7 +11351,29 @@
           <w:szCs w:val="21"/>
           <w:lang w:eastAsia="cs-CZ"/>
         </w:rPr>
-        <w:t xml:space="preserve"> (vcam &amp;&amp; </w:t>
+        <w:t xml:space="preserve"> (</w:t>
+      </w:r>
+      <w:proofErr w:type="spellStart"/>
+      <w:r>
+        <w:rPr>
+          <w:rFonts w:ascii="Consolas" w:eastAsia="Times New Roman" w:hAnsi="Consolas" w:cs="Times New Roman"/>
+          <w:color w:val="000000"/>
+          <w:sz w:val="21"/>
+          <w:szCs w:val="21"/>
+          <w:lang w:eastAsia="cs-CZ"/>
+        </w:rPr>
+        <w:t>vcam</w:t>
+      </w:r>
+      <w:proofErr w:type="spellEnd"/>
+      <w:r>
+        <w:rPr>
+          <w:rFonts w:ascii="Consolas" w:eastAsia="Times New Roman" w:hAnsi="Consolas" w:cs="Times New Roman"/>
+          <w:color w:val="000000"/>
+          <w:sz w:val="21"/>
+          <w:szCs w:val="21"/>
+          <w:lang w:eastAsia="cs-CZ"/>
+        </w:rPr>
+        <w:t xml:space="preserve"> &amp;&amp; </w:t>
       </w:r>
       <w:proofErr w:type="spellStart"/>
       <w:r>
@@ -10683,6 +11448,7 @@
         </w:rPr>
       </w:pPr>
       <w:proofErr w:type="spellStart"/>
+      <w:proofErr w:type="gramStart"/>
       <w:r>
         <w:rPr>
           <w:rFonts w:ascii="Consolas" w:eastAsia="Times New Roman" w:hAnsi="Consolas" w:cs="Times New Roman"/>
@@ -10694,6 +11460,7 @@
         <w:t>vcam.Priority</w:t>
       </w:r>
       <w:proofErr w:type="spellEnd"/>
+      <w:proofErr w:type="gramEnd"/>
       <w:r>
         <w:rPr>
           <w:rFonts w:ascii="Consolas" w:eastAsia="Times New Roman" w:hAnsi="Consolas" w:cs="Times New Roman"/>
@@ -10745,6 +11512,7 @@
         </w:rPr>
       </w:pPr>
       <w:proofErr w:type="spellStart"/>
+      <w:proofErr w:type="gramStart"/>
       <w:r>
         <w:rPr>
           <w:rFonts w:ascii="Consolas" w:eastAsia="Times New Roman" w:hAnsi="Consolas" w:cs="Times New Roman"/>
@@ -10756,6 +11524,7 @@
         <w:t>aimcam.Priority</w:t>
       </w:r>
       <w:proofErr w:type="spellEnd"/>
+      <w:proofErr w:type="gramEnd"/>
       <w:r>
         <w:rPr>
           <w:rFonts w:ascii="Consolas" w:eastAsia="Times New Roman" w:hAnsi="Consolas" w:cs="Times New Roman"/>
@@ -10928,6 +11697,7 @@
         <w:t xml:space="preserve"> </w:t>
       </w:r>
       <w:proofErr w:type="spellStart"/>
+      <w:proofErr w:type="gramStart"/>
       <w:r>
         <w:rPr>
           <w:rFonts w:ascii="Consolas" w:eastAsia="Times New Roman" w:hAnsi="Consolas" w:cs="Times New Roman"/>
@@ -10947,7 +11717,18 @@
           <w:szCs w:val="21"/>
           <w:lang w:eastAsia="cs-CZ"/>
         </w:rPr>
-        <w:t>()</w:t>
+        <w:t>(</w:t>
+      </w:r>
+      <w:proofErr w:type="gramEnd"/>
+      <w:r>
+        <w:rPr>
+          <w:rFonts w:ascii="Consolas" w:eastAsia="Times New Roman" w:hAnsi="Consolas" w:cs="Times New Roman"/>
+          <w:color w:val="000000"/>
+          <w:sz w:val="21"/>
+          <w:szCs w:val="21"/>
+          <w:lang w:eastAsia="cs-CZ"/>
+        </w:rPr>
+        <w:t>)</w:t>
       </w:r>
     </w:p>
     <w:p>
@@ -11018,7 +11799,29 @@
           <w:szCs w:val="21"/>
           <w:lang w:eastAsia="cs-CZ"/>
         </w:rPr>
-        <w:t xml:space="preserve"> (vcam &amp;&amp; </w:t>
+        <w:t xml:space="preserve"> (</w:t>
+      </w:r>
+      <w:proofErr w:type="spellStart"/>
+      <w:r>
+        <w:rPr>
+          <w:rFonts w:ascii="Consolas" w:eastAsia="Times New Roman" w:hAnsi="Consolas" w:cs="Times New Roman"/>
+          <w:color w:val="000000"/>
+          <w:sz w:val="21"/>
+          <w:szCs w:val="21"/>
+          <w:lang w:eastAsia="cs-CZ"/>
+        </w:rPr>
+        <w:t>vcam</w:t>
+      </w:r>
+      <w:proofErr w:type="spellEnd"/>
+      <w:r>
+        <w:rPr>
+          <w:rFonts w:ascii="Consolas" w:eastAsia="Times New Roman" w:hAnsi="Consolas" w:cs="Times New Roman"/>
+          <w:color w:val="000000"/>
+          <w:sz w:val="21"/>
+          <w:szCs w:val="21"/>
+          <w:lang w:eastAsia="cs-CZ"/>
+        </w:rPr>
+        <w:t xml:space="preserve"> &amp;&amp; </w:t>
       </w:r>
       <w:proofErr w:type="spellStart"/>
       <w:r>
@@ -11093,6 +11896,7 @@
         </w:rPr>
       </w:pPr>
       <w:proofErr w:type="spellStart"/>
+      <w:proofErr w:type="gramStart"/>
       <w:r>
         <w:rPr>
           <w:rFonts w:ascii="Consolas" w:eastAsia="Times New Roman" w:hAnsi="Consolas" w:cs="Times New Roman"/>
@@ -11104,6 +11908,7 @@
         <w:t>vcam.Priority</w:t>
       </w:r>
       <w:proofErr w:type="spellEnd"/>
+      <w:proofErr w:type="gramEnd"/>
       <w:r>
         <w:rPr>
           <w:rFonts w:ascii="Consolas" w:eastAsia="Times New Roman" w:hAnsi="Consolas" w:cs="Times New Roman"/>
@@ -11155,6 +11960,7 @@
         </w:rPr>
       </w:pPr>
       <w:proofErr w:type="spellStart"/>
+      <w:proofErr w:type="gramStart"/>
       <w:r>
         <w:rPr>
           <w:rFonts w:ascii="Consolas" w:eastAsia="Times New Roman" w:hAnsi="Consolas" w:cs="Times New Roman"/>
@@ -11166,6 +11972,7 @@
         <w:t>aimcam.Priority</w:t>
       </w:r>
       <w:proofErr w:type="spellEnd"/>
+      <w:proofErr w:type="gramEnd"/>
       <w:r>
         <w:rPr>
           <w:rFonts w:ascii="Consolas" w:eastAsia="Times New Roman" w:hAnsi="Consolas" w:cs="Times New Roman"/>
@@ -11293,27 +12100,14 @@
       <w:r>
         <w:t xml:space="preserve">Obrázek </w:t>
       </w:r>
-      <w:r>
-        <w:fldChar w:fldCharType="begin"/>
-      </w:r>
-      <w:r>
-        <w:instrText xml:space="preserve"> SEQ Obrázek \* ARABIC </w:instrText>
-      </w:r>
-      <w:r>
-        <w:fldChar w:fldCharType="separate"/>
-      </w:r>
-      <w:r>
-        <w:rPr>
-          <w:noProof/>
-        </w:rPr>
-        <w:t>15</w:t>
-      </w:r>
-      <w:r>
-        <w:rPr>
-          <w:noProof/>
-        </w:rPr>
-        <w:fldChar w:fldCharType="end"/>
-      </w:r>
+      <w:fldSimple w:instr=" SEQ Obrázek \* ARABIC ">
+        <w:r>
+          <w:rPr>
+            <w:noProof/>
+          </w:rPr>
+          <w:t>15</w:t>
+        </w:r>
+      </w:fldSimple>
       <w:r>
         <w:t xml:space="preserve"> </w:t>
       </w:r>
@@ -11321,7 +12115,15 @@
         <w:t>|</w:t>
       </w:r>
       <w:r>
-        <w:t xml:space="preserve"> Výměna kamer - Část: Priority kamer</w:t>
+        <w:t xml:space="preserve"> Výměna </w:t>
+      </w:r>
+      <w:proofErr w:type="gramStart"/>
+      <w:r>
+        <w:t>kamer - Část</w:t>
+      </w:r>
+      <w:proofErr w:type="gramEnd"/>
+      <w:r>
+        <w:t>: Priority kamer</w:t>
       </w:r>
       <w:bookmarkEnd w:id="41"/>
     </w:p>
@@ -11398,6 +12200,9 @@
         <w:keepNext/>
       </w:pPr>
       <w:r>
+        <w:rPr>
+          <w:noProof/>
+        </w:rPr>
         <w:drawing>
           <wp:inline distT="0" distB="0" distL="0" distR="0" wp14:anchorId="25AF1F4B" wp14:editId="3CF03C2F">
             <wp:extent cx="2998596" cy="2599267"/>
@@ -11414,7 +12219,7 @@
                     <pic:cNvPicPr/>
                   </pic:nvPicPr>
                   <pic:blipFill>
-                    <a:blip r:embed="rId28"/>
+                    <a:blip r:embed="rId26"/>
                     <a:stretch>
                       <a:fillRect/>
                     </a:stretch>
@@ -11443,24 +12248,14 @@
       <w:r>
         <w:t xml:space="preserve">Obrázek </w:t>
       </w:r>
-      <w:r>
-        <w:fldChar w:fldCharType="begin"/>
-      </w:r>
-      <w:r>
-        <w:instrText xml:space="preserve"> SEQ Obrázek \* ARABIC </w:instrText>
-      </w:r>
-      <w:r>
-        <w:fldChar w:fldCharType="separate"/>
-      </w:r>
-      <w:r>
-        <w:rPr>
-          <w:noProof/>
-        </w:rPr>
-        <w:t>16</w:t>
-      </w:r>
-      <w:r>
-        <w:fldChar w:fldCharType="end"/>
-      </w:r>
+      <w:fldSimple w:instr=" SEQ Obrázek \* ARABIC ">
+        <w:r>
+          <w:rPr>
+            <w:noProof/>
+          </w:rPr>
+          <w:t>16</w:t>
+        </w:r>
+      </w:fldSimple>
       <w:r>
         <w:t xml:space="preserve"> | </w:t>
       </w:r>
@@ -11618,6 +12413,9 @@
         <w:keepNext/>
       </w:pPr>
       <w:r>
+        <w:rPr>
+          <w:noProof/>
+        </w:rPr>
         <w:drawing>
           <wp:inline distT="0" distB="0" distL="0" distR="0" wp14:anchorId="6D11F794" wp14:editId="1AF17AFB">
             <wp:extent cx="1914525" cy="1064680"/>
@@ -11634,7 +12432,7 @@
                     <pic:cNvPicPr/>
                   </pic:nvPicPr>
                   <pic:blipFill>
-                    <a:blip r:embed="rId29"/>
+                    <a:blip r:embed="rId27"/>
                     <a:stretch>
                       <a:fillRect/>
                     </a:stretch>
@@ -11663,24 +12461,14 @@
       <w:r>
         <w:t xml:space="preserve">Obrázek </w:t>
       </w:r>
-      <w:r>
-        <w:fldChar w:fldCharType="begin"/>
-      </w:r>
-      <w:r>
-        <w:instrText xml:space="preserve"> SEQ Obrázek \* ARABIC </w:instrText>
-      </w:r>
-      <w:r>
-        <w:fldChar w:fldCharType="separate"/>
-      </w:r>
-      <w:r>
-        <w:rPr>
-          <w:noProof/>
-        </w:rPr>
-        <w:t>17</w:t>
-      </w:r>
-      <w:r>
-        <w:fldChar w:fldCharType="end"/>
-      </w:r>
+      <w:fldSimple w:instr=" SEQ Obrázek \* ARABIC ">
+        <w:r>
+          <w:rPr>
+            <w:noProof/>
+          </w:rPr>
+          <w:t>17</w:t>
+        </w:r>
+      </w:fldSimple>
       <w:r>
         <w:t xml:space="preserve"> | Hod objektu</w:t>
       </w:r>
@@ -11778,6 +12566,9 @@
         <w:keepNext/>
       </w:pPr>
       <w:r>
+        <w:rPr>
+          <w:noProof/>
+        </w:rPr>
         <w:drawing>
           <wp:anchor distT="0" distB="0" distL="114300" distR="114300" simplePos="0" relativeHeight="251699200" behindDoc="1" locked="0" layoutInCell="1" allowOverlap="1" wp14:anchorId="4D7E0B62" wp14:editId="47A5FF41">
             <wp:simplePos x="0" y="0"/>
@@ -11810,7 +12601,7 @@
                     <pic:cNvPicPr/>
                   </pic:nvPicPr>
                   <pic:blipFill>
-                    <a:blip r:embed="rId30" cstate="print">
+                    <a:blip r:embed="rId28" cstate="print">
                       <a:extLst>
                         <a:ext uri="{28A0092B-C50C-407E-A947-70E740481C1C}">
                           <a14:useLocalDpi xmlns:a14="http://schemas.microsoft.com/office/drawing/2010/main" val="0"/>
@@ -11837,6 +12628,9 @@
         </w:drawing>
       </w:r>
       <w:r>
+        <w:rPr>
+          <w:noProof/>
+        </w:rPr>
         <w:drawing>
           <wp:anchor distT="0" distB="0" distL="114300" distR="114300" simplePos="0" relativeHeight="251698176" behindDoc="1" locked="0" layoutInCell="1" allowOverlap="1" wp14:anchorId="212BCD1D" wp14:editId="334DB859">
             <wp:simplePos x="0" y="0"/>
@@ -11869,7 +12663,7 @@
                     <pic:cNvPicPr/>
                   </pic:nvPicPr>
                   <pic:blipFill>
-                    <a:blip r:embed="rId31" cstate="print">
+                    <a:blip r:embed="rId29" cstate="print">
                       <a:extLst>
                         <a:ext uri="{28A0092B-C50C-407E-A947-70E740481C1C}">
                           <a14:useLocalDpi xmlns:a14="http://schemas.microsoft.com/office/drawing/2010/main" val="0"/>
@@ -11959,24 +12753,14 @@
                             <w:r>
                               <w:t xml:space="preserve">Obrázek </w:t>
                             </w:r>
-                            <w:r>
-                              <w:fldChar w:fldCharType="begin"/>
-                            </w:r>
-                            <w:r>
-                              <w:instrText xml:space="preserve"> SEQ Obrázek \* ARABIC </w:instrText>
-                            </w:r>
-                            <w:r>
-                              <w:fldChar w:fldCharType="separate"/>
-                            </w:r>
-                            <w:r>
-                              <w:rPr>
-                                <w:noProof/>
-                              </w:rPr>
-                              <w:t>18</w:t>
-                            </w:r>
-                            <w:r>
-                              <w:fldChar w:fldCharType="end"/>
-                            </w:r>
+                            <w:fldSimple w:instr=" SEQ Obrázek \* ARABIC ">
+                              <w:r>
+                                <w:rPr>
+                                  <w:noProof/>
+                                </w:rPr>
+                                <w:t>18</w:t>
+                              </w:r>
+                            </w:fldSimple>
                             <w:r>
                               <w:t xml:space="preserve"> | Mířící kamera</w:t>
                             </w:r>
@@ -12013,24 +12797,14 @@
                       <w:r>
                         <w:t xml:space="preserve">Obrázek </w:t>
                       </w:r>
-                      <w:r>
-                        <w:fldChar w:fldCharType="begin"/>
-                      </w:r>
-                      <w:r>
-                        <w:instrText xml:space="preserve"> SEQ Obrázek \* ARABIC </w:instrText>
-                      </w:r>
-                      <w:r>
-                        <w:fldChar w:fldCharType="separate"/>
-                      </w:r>
-                      <w:r>
-                        <w:rPr>
-                          <w:noProof/>
-                        </w:rPr>
-                        <w:t>18</w:t>
-                      </w:r>
-                      <w:r>
-                        <w:fldChar w:fldCharType="end"/>
-                      </w:r>
+                      <w:fldSimple w:instr=" SEQ Obrázek \* ARABIC ">
+                        <w:r>
+                          <w:rPr>
+                            <w:noProof/>
+                          </w:rPr>
+                          <w:t>18</w:t>
+                        </w:r>
+                      </w:fldSimple>
                       <w:r>
                         <w:t xml:space="preserve"> | Mířící kamera</w:t>
                       </w:r>
@@ -12105,24 +12879,14 @@
                             <w:r>
                               <w:t xml:space="preserve">Obrázek </w:t>
                             </w:r>
-                            <w:r>
-                              <w:fldChar w:fldCharType="begin"/>
-                            </w:r>
-                            <w:r>
-                              <w:instrText xml:space="preserve"> SEQ Obrázek \* ARABIC </w:instrText>
-                            </w:r>
-                            <w:r>
-                              <w:fldChar w:fldCharType="separate"/>
-                            </w:r>
-                            <w:r>
-                              <w:rPr>
-                                <w:noProof/>
-                              </w:rPr>
-                              <w:t>19</w:t>
-                            </w:r>
-                            <w:r>
-                              <w:fldChar w:fldCharType="end"/>
-                            </w:r>
+                            <w:fldSimple w:instr=" SEQ Obrázek \* ARABIC ">
+                              <w:r>
+                                <w:rPr>
+                                  <w:noProof/>
+                                </w:rPr>
+                                <w:t>19</w:t>
+                              </w:r>
+                            </w:fldSimple>
                             <w:r>
                               <w:t xml:space="preserve"> | Hlavní kamera</w:t>
                             </w:r>
@@ -12162,24 +12926,14 @@
                       <w:r>
                         <w:t xml:space="preserve">Obrázek </w:t>
                       </w:r>
-                      <w:r>
-                        <w:fldChar w:fldCharType="begin"/>
-                      </w:r>
-                      <w:r>
-                        <w:instrText xml:space="preserve"> SEQ Obrázek \* ARABIC </w:instrText>
-                      </w:r>
-                      <w:r>
-                        <w:fldChar w:fldCharType="separate"/>
-                      </w:r>
-                      <w:r>
-                        <w:rPr>
-                          <w:noProof/>
-                        </w:rPr>
-                        <w:t>19</w:t>
-                      </w:r>
-                      <w:r>
-                        <w:fldChar w:fldCharType="end"/>
-                      </w:r>
+                      <w:fldSimple w:instr=" SEQ Obrázek \* ARABIC ">
+                        <w:r>
+                          <w:rPr>
+                            <w:noProof/>
+                          </w:rPr>
+                          <w:t>19</w:t>
+                        </w:r>
+                      </w:fldSimple>
                       <w:r>
                         <w:t xml:space="preserve"> | Hlavní kamera</w:t>
                       </w:r>
@@ -12216,6 +12970,750 @@
         <w:br w:type="page"/>
       </w:r>
     </w:p>
+    <w:sdt>
+      <w:sdtPr>
+        <w:id w:val="-225462132"/>
+        <w:docPartObj>
+          <w:docPartGallery w:val="Bibliographies"/>
+          <w:docPartUnique/>
+        </w:docPartObj>
+      </w:sdtPr>
+      <w:sdtEndPr>
+        <w:rPr>
+          <w:rFonts w:asciiTheme="minorHAnsi" w:eastAsiaTheme="minorEastAsia" w:hAnsiTheme="minorHAnsi" w:cstheme="minorBidi"/>
+          <w:b/>
+          <w:bCs/>
+          <w:sz w:val="22"/>
+          <w:szCs w:val="22"/>
+        </w:rPr>
+      </w:sdtEndPr>
+      <w:sdtContent>
+        <w:p>
+          <w:pPr>
+            <w:pStyle w:val="Nadpis1"/>
+          </w:pPr>
+          <w:r>
+            <w:t>Použitá literatura</w:t>
+          </w:r>
+        </w:p>
+        <w:p>
+          <w:pPr>
+            <w:pStyle w:val="Bibliografie"/>
+            <w:rPr>
+              <w:b/>
+              <w:bCs/>
+              <w:noProof/>
+              <w:sz w:val="24"/>
+              <w:szCs w:val="24"/>
+            </w:rPr>
+          </w:pPr>
+          <w:r>
+            <w:fldChar w:fldCharType="begin"/>
+          </w:r>
+          <w:r>
+            <w:instrText>BIBLIOGRAPHY</w:instrText>
+          </w:r>
+          <w:r>
+            <w:fldChar w:fldCharType="separate"/>
+          </w:r>
+          <w:r>
+            <w:rPr>
+              <w:noProof/>
+            </w:rPr>
+            <w:t xml:space="preserve">1. </w:t>
+          </w:r>
+          <w:r>
+            <w:rPr>
+              <w:b/>
+              <w:bCs/>
+              <w:noProof/>
+            </w:rPr>
+            <w:t xml:space="preserve">Programming and scripting with Unity. </w:t>
+          </w:r>
+          <w:r>
+            <w:rPr>
+              <w:b/>
+              <w:bCs/>
+              <w:i/>
+              <w:iCs/>
+              <w:noProof/>
+            </w:rPr>
+            <w:t xml:space="preserve">Unity. </w:t>
+          </w:r>
+          <w:r>
+            <w:rPr>
+              <w:b/>
+              <w:bCs/>
+              <w:noProof/>
+            </w:rPr>
+            <w:t>[Online] [Citace: 13. 1. 2025.] https://unity.com/solutions/programming.</w:t>
+          </w:r>
+        </w:p>
+        <w:p>
+          <w:pPr>
+            <w:pStyle w:val="Bibliografie"/>
+            <w:rPr>
+              <w:b/>
+              <w:bCs/>
+              <w:noProof/>
+            </w:rPr>
+          </w:pPr>
+          <w:r>
+            <w:rPr>
+              <w:b/>
+              <w:bCs/>
+              <w:noProof/>
+            </w:rPr>
+            <w:t xml:space="preserve">2. Visual Studio 2022 IDE - programovací jazyk pro vývojáře software. </w:t>
+          </w:r>
+          <w:r>
+            <w:rPr>
+              <w:b/>
+              <w:bCs/>
+              <w:i/>
+              <w:iCs/>
+              <w:noProof/>
+            </w:rPr>
+            <w:t xml:space="preserve">Microsoft. </w:t>
+          </w:r>
+          <w:r>
+            <w:rPr>
+              <w:b/>
+              <w:bCs/>
+              <w:noProof/>
+            </w:rPr>
+            <w:t>[Online] [Citace: 13. 1. 2025.] https://visualstudio.microsoft.com/cs/vs/.</w:t>
+          </w:r>
+        </w:p>
+        <w:p>
+          <w:pPr>
+            <w:pStyle w:val="Bibliografie"/>
+            <w:rPr>
+              <w:b/>
+              <w:bCs/>
+              <w:noProof/>
+            </w:rPr>
+          </w:pPr>
+          <w:r>
+            <w:rPr>
+              <w:b/>
+              <w:bCs/>
+              <w:noProof/>
+            </w:rPr>
+            <w:t xml:space="preserve">3. A tour of the C# - Overwiev - C# | Microsoft Learn. </w:t>
+          </w:r>
+          <w:r>
+            <w:rPr>
+              <w:b/>
+              <w:bCs/>
+              <w:i/>
+              <w:iCs/>
+              <w:noProof/>
+            </w:rPr>
+            <w:t xml:space="preserve">Microsoft Learn. </w:t>
+          </w:r>
+          <w:r>
+            <w:rPr>
+              <w:b/>
+              <w:bCs/>
+              <w:noProof/>
+            </w:rPr>
+            <w:t>[Online] [Citace: 13. 1. 2025.] https://learn.microsoft.com/en-us/dotnet/csharp/tour-of-csharp/.</w:t>
+          </w:r>
+        </w:p>
+        <w:p>
+          <w:pPr>
+            <w:pStyle w:val="Bibliografie"/>
+            <w:rPr>
+              <w:b/>
+              <w:bCs/>
+              <w:noProof/>
+            </w:rPr>
+          </w:pPr>
+          <w:r>
+            <w:rPr>
+              <w:b/>
+              <w:bCs/>
+              <w:noProof/>
+            </w:rPr>
+            <w:t xml:space="preserve">4. ChatGPT popis a parafráze. </w:t>
+          </w:r>
+          <w:r>
+            <w:rPr>
+              <w:b/>
+              <w:bCs/>
+              <w:i/>
+              <w:iCs/>
+              <w:noProof/>
+            </w:rPr>
+            <w:t xml:space="preserve">ChatGPT. </w:t>
+          </w:r>
+          <w:r>
+            <w:rPr>
+              <w:b/>
+              <w:bCs/>
+              <w:noProof/>
+            </w:rPr>
+            <w:t>[Online] [Citace: 13. 1. 2025.] https://chatgpt.com/share/678577c5-76f0-8007-baf4-82cd62827d5d.</w:t>
+          </w:r>
+        </w:p>
+        <w:p>
+          <w:pPr>
+            <w:pStyle w:val="Bibliografie"/>
+            <w:rPr>
+              <w:b/>
+              <w:bCs/>
+              <w:noProof/>
+            </w:rPr>
+          </w:pPr>
+          <w:r>
+            <w:rPr>
+              <w:b/>
+              <w:bCs/>
+              <w:noProof/>
+            </w:rPr>
+            <w:t xml:space="preserve">5. Chatgpt Vector Logo - Download Free. </w:t>
+          </w:r>
+          <w:r>
+            <w:rPr>
+              <w:b/>
+              <w:bCs/>
+              <w:i/>
+              <w:iCs/>
+              <w:noProof/>
+            </w:rPr>
+            <w:t xml:space="preserve">World Vector Logo. </w:t>
+          </w:r>
+          <w:r>
+            <w:rPr>
+              <w:b/>
+              <w:bCs/>
+              <w:noProof/>
+            </w:rPr>
+            <w:t>[Online] [Citace: 13. 1. 2025.] https://worldvectorlogo.com/logo/chatgpt-6.</w:t>
+          </w:r>
+        </w:p>
+        <w:p>
+          <w:pPr>
+            <w:pStyle w:val="Bibliografie"/>
+            <w:rPr>
+              <w:b/>
+              <w:bCs/>
+              <w:noProof/>
+            </w:rPr>
+          </w:pPr>
+          <w:r>
+            <w:rPr>
+              <w:b/>
+              <w:bCs/>
+              <w:noProof/>
+            </w:rPr>
+            <w:t xml:space="preserve">6. ChatGPT popis a parafráze. </w:t>
+          </w:r>
+          <w:r>
+            <w:rPr>
+              <w:b/>
+              <w:bCs/>
+              <w:i/>
+              <w:iCs/>
+              <w:noProof/>
+            </w:rPr>
+            <w:t xml:space="preserve">ChatGPT. </w:t>
+          </w:r>
+          <w:r>
+            <w:rPr>
+              <w:b/>
+              <w:bCs/>
+              <w:noProof/>
+            </w:rPr>
+            <w:t>[Online] [Citace: 13. 1. 2025.] https://chatgpt.com/share/678577c5-76f0-8007-baf4-82cd62827d5d.</w:t>
+          </w:r>
+        </w:p>
+        <w:p>
+          <w:pPr>
+            <w:pStyle w:val="Bibliografie"/>
+            <w:rPr>
+              <w:b/>
+              <w:bCs/>
+              <w:noProof/>
+            </w:rPr>
+          </w:pPr>
+          <w:r>
+            <w:rPr>
+              <w:b/>
+              <w:bCs/>
+              <w:noProof/>
+            </w:rPr>
+            <w:t xml:space="preserve">7. ChatGPT popis a parafráze. </w:t>
+          </w:r>
+          <w:r>
+            <w:rPr>
+              <w:b/>
+              <w:bCs/>
+              <w:i/>
+              <w:iCs/>
+              <w:noProof/>
+            </w:rPr>
+            <w:t xml:space="preserve">ChatGPT. </w:t>
+          </w:r>
+          <w:r>
+            <w:rPr>
+              <w:b/>
+              <w:bCs/>
+              <w:noProof/>
+            </w:rPr>
+            <w:t>[Online] [Citace: 13. 1. 2025.] https://chatgpt.com/share/678577c5-76f0-8007-baf4-82cd62827d5d.</w:t>
+          </w:r>
+        </w:p>
+        <w:p>
+          <w:pPr>
+            <w:pStyle w:val="Bibliografie"/>
+            <w:rPr>
+              <w:b/>
+              <w:bCs/>
+              <w:noProof/>
+            </w:rPr>
+          </w:pPr>
+          <w:r>
+            <w:rPr>
+              <w:b/>
+              <w:bCs/>
+              <w:noProof/>
+            </w:rPr>
+            <w:t xml:space="preserve">8. Anton Puzanov - Asset Store. </w:t>
+          </w:r>
+          <w:r>
+            <w:rPr>
+              <w:b/>
+              <w:bCs/>
+              <w:i/>
+              <w:iCs/>
+              <w:noProof/>
+            </w:rPr>
+            <w:t xml:space="preserve">Unity Asset Store. </w:t>
+          </w:r>
+          <w:r>
+            <w:rPr>
+              <w:b/>
+              <w:bCs/>
+              <w:noProof/>
+            </w:rPr>
+            <w:t>[Online] [Citace: 13. 1. 2025.] https://assetstore.unity.com/publishers/43856.</w:t>
+          </w:r>
+        </w:p>
+        <w:p>
+          <w:pPr>
+            <w:pStyle w:val="Bibliografie"/>
+            <w:rPr>
+              <w:b/>
+              <w:bCs/>
+              <w:noProof/>
+            </w:rPr>
+          </w:pPr>
+          <w:r>
+            <w:rPr>
+              <w:b/>
+              <w:bCs/>
+              <w:noProof/>
+            </w:rPr>
+            <w:t xml:space="preserve">9. Warrior 3 | Characters | Unity Asset Store. </w:t>
+          </w:r>
+          <w:r>
+            <w:rPr>
+              <w:b/>
+              <w:bCs/>
+              <w:i/>
+              <w:iCs/>
+              <w:noProof/>
+            </w:rPr>
+            <w:t xml:space="preserve">Unity Asset Store. </w:t>
+          </w:r>
+          <w:r>
+            <w:rPr>
+              <w:b/>
+              <w:bCs/>
+              <w:noProof/>
+            </w:rPr>
+            <w:t>[Online] [Citace: 13. 1. 2025.] https://assetstore.unity.com/packages/3d/characters/humanoids/fantasy/warrior-3-180877.</w:t>
+          </w:r>
+        </w:p>
+        <w:p>
+          <w:pPr>
+            <w:pStyle w:val="Bibliografie"/>
+            <w:rPr>
+              <w:b/>
+              <w:bCs/>
+              <w:noProof/>
+            </w:rPr>
+          </w:pPr>
+          <w:r>
+            <w:rPr>
+              <w:b/>
+              <w:bCs/>
+              <w:noProof/>
+            </w:rPr>
+            <w:t xml:space="preserve">10. Warrior Maiden | 3D animals | Unity Asset Store. </w:t>
+          </w:r>
+          <w:r>
+            <w:rPr>
+              <w:b/>
+              <w:bCs/>
+              <w:i/>
+              <w:iCs/>
+              <w:noProof/>
+            </w:rPr>
+            <w:t xml:space="preserve">Unity Asset Store. </w:t>
+          </w:r>
+          <w:r>
+            <w:rPr>
+              <w:b/>
+              <w:bCs/>
+              <w:noProof/>
+            </w:rPr>
+            <w:t>[Online] [Citace: 13. 1. 2025.] https://assetstore.unity.com/packages/3d/characters/animals/warrior-maiden-156715.</w:t>
+          </w:r>
+        </w:p>
+        <w:p>
+          <w:pPr>
+            <w:pStyle w:val="Bibliografie"/>
+            <w:rPr>
+              <w:b/>
+              <w:bCs/>
+              <w:noProof/>
+            </w:rPr>
+          </w:pPr>
+          <w:r>
+            <w:rPr>
+              <w:b/>
+              <w:bCs/>
+              <w:noProof/>
+            </w:rPr>
+            <w:t xml:space="preserve">11. ALTF4 ve službě Steam. </w:t>
+          </w:r>
+          <w:r>
+            <w:rPr>
+              <w:b/>
+              <w:bCs/>
+              <w:i/>
+              <w:iCs/>
+              <w:noProof/>
+            </w:rPr>
+            <w:t xml:space="preserve">Steam. </w:t>
+          </w:r>
+          <w:r>
+            <w:rPr>
+              <w:b/>
+              <w:bCs/>
+              <w:noProof/>
+            </w:rPr>
+            <w:t>[Online] [Citace: 13. 1. 2025.] https://store.steampowered.com/app/1137460/ALTF4/?l=czech.</w:t>
+          </w:r>
+        </w:p>
+        <w:p>
+          <w:pPr>
+            <w:pStyle w:val="Bibliografie"/>
+            <w:rPr>
+              <w:b/>
+              <w:bCs/>
+              <w:noProof/>
+            </w:rPr>
+          </w:pPr>
+          <w:r>
+            <w:rPr>
+              <w:b/>
+              <w:bCs/>
+              <w:noProof/>
+            </w:rPr>
+            <w:t xml:space="preserve">12. Jump King ve službě Steam. </w:t>
+          </w:r>
+          <w:r>
+            <w:rPr>
+              <w:b/>
+              <w:bCs/>
+              <w:i/>
+              <w:iCs/>
+              <w:noProof/>
+            </w:rPr>
+            <w:t xml:space="preserve">Steam. </w:t>
+          </w:r>
+          <w:r>
+            <w:rPr>
+              <w:b/>
+              <w:bCs/>
+              <w:noProof/>
+            </w:rPr>
+            <w:t>[Online] [Citace: 13. 1. 2025.] https://store.steampowered.com/app/1061090/Jump_King/.</w:t>
+          </w:r>
+        </w:p>
+        <w:p>
+          <w:pPr>
+            <w:pStyle w:val="Bibliografie"/>
+            <w:rPr>
+              <w:b/>
+              <w:bCs/>
+              <w:noProof/>
+            </w:rPr>
+          </w:pPr>
+          <w:r>
+            <w:rPr>
+              <w:b/>
+              <w:bCs/>
+              <w:noProof/>
+            </w:rPr>
+            <w:t xml:space="preserve">13. Slackers - Carts of Glory ve službě Steam. </w:t>
+          </w:r>
+          <w:r>
+            <w:rPr>
+              <w:b/>
+              <w:bCs/>
+              <w:i/>
+              <w:iCs/>
+              <w:noProof/>
+            </w:rPr>
+            <w:t xml:space="preserve">Steam. </w:t>
+          </w:r>
+          <w:r>
+            <w:rPr>
+              <w:b/>
+              <w:bCs/>
+              <w:noProof/>
+            </w:rPr>
+            <w:t>[Online] [Citace: 13. 1. 2025.] https://store.steampowered.com/app/2354000/Slackers__Carts_of_Glory/.</w:t>
+          </w:r>
+        </w:p>
+        <w:p>
+          <w:pPr>
+            <w:pStyle w:val="Bibliografie"/>
+            <w:rPr>
+              <w:b/>
+              <w:bCs/>
+              <w:noProof/>
+            </w:rPr>
+          </w:pPr>
+          <w:r>
+            <w:rPr>
+              <w:b/>
+              <w:bCs/>
+              <w:noProof/>
+            </w:rPr>
+            <w:t xml:space="preserve">14. Unity 3D. </w:t>
+          </w:r>
+          <w:r>
+            <w:rPr>
+              <w:b/>
+              <w:bCs/>
+              <w:i/>
+              <w:iCs/>
+              <w:noProof/>
+            </w:rPr>
+            <w:t xml:space="preserve">Facebook. </w:t>
+          </w:r>
+          <w:r>
+            <w:rPr>
+              <w:b/>
+              <w:bCs/>
+              <w:noProof/>
+            </w:rPr>
+            <w:t>[Online] [Citace: 13. 1. 2025.] https://www.facebook.com/unity3d/.</w:t>
+          </w:r>
+        </w:p>
+        <w:p>
+          <w:pPr>
+            <w:pStyle w:val="Bibliografie"/>
+            <w:rPr>
+              <w:b/>
+              <w:bCs/>
+              <w:noProof/>
+            </w:rPr>
+          </w:pPr>
+          <w:r>
+            <w:rPr>
+              <w:b/>
+              <w:bCs/>
+              <w:noProof/>
+            </w:rPr>
+            <w:t xml:space="preserve">15. Exercises C# - Aplikace na Google Play. </w:t>
+          </w:r>
+          <w:r>
+            <w:rPr>
+              <w:b/>
+              <w:bCs/>
+              <w:i/>
+              <w:iCs/>
+              <w:noProof/>
+            </w:rPr>
+            <w:t xml:space="preserve">Google Play. </w:t>
+          </w:r>
+          <w:r>
+            <w:rPr>
+              <w:b/>
+              <w:bCs/>
+              <w:noProof/>
+            </w:rPr>
+            <w:t>[Online] [Citace: 13. 1. 2025.] https://play.google.com/store/apps/details?id=juanantonioripoll.practiceexercisescsharp&amp;hl=cs.</w:t>
+          </w:r>
+        </w:p>
+        <w:p>
+          <w:pPr>
+            <w:pStyle w:val="Bibliografie"/>
+            <w:rPr>
+              <w:b/>
+              <w:bCs/>
+              <w:noProof/>
+            </w:rPr>
+          </w:pPr>
+          <w:r>
+            <w:rPr>
+              <w:b/>
+              <w:bCs/>
+              <w:noProof/>
+            </w:rPr>
+            <w:t xml:space="preserve">16. Visual Studio Community 2022 - Aplikace Microsoft. </w:t>
+          </w:r>
+          <w:r>
+            <w:rPr>
+              <w:b/>
+              <w:bCs/>
+              <w:i/>
+              <w:iCs/>
+              <w:noProof/>
+            </w:rPr>
+            <w:t xml:space="preserve">Microsoft Store. </w:t>
+          </w:r>
+          <w:r>
+            <w:rPr>
+              <w:b/>
+              <w:bCs/>
+              <w:noProof/>
+            </w:rPr>
+            <w:t>[Online] [Citace: 13. 1. 2025.] https://apps.microsoft.com/detail/XPDCFJDKLZJLP8?hl=cs-CZ&amp;gl=CL.</w:t>
+          </w:r>
+        </w:p>
+        <w:p>
+          <w:pPr>
+            <w:pStyle w:val="Bibliografie"/>
+            <w:rPr>
+              <w:b/>
+              <w:bCs/>
+              <w:noProof/>
+            </w:rPr>
+          </w:pPr>
+          <w:r>
+            <w:rPr>
+              <w:b/>
+              <w:bCs/>
+              <w:noProof/>
+            </w:rPr>
+            <w:t xml:space="preserve">17. GitHub — A Beginner’s Introduction | by Thiago Marsal Farias | Dec, 2023 | Medium. </w:t>
+          </w:r>
+          <w:r>
+            <w:rPr>
+              <w:b/>
+              <w:bCs/>
+              <w:i/>
+              <w:iCs/>
+              <w:noProof/>
+            </w:rPr>
+            <w:t xml:space="preserve">Medium. </w:t>
+          </w:r>
+          <w:r>
+            <w:rPr>
+              <w:b/>
+              <w:bCs/>
+              <w:noProof/>
+            </w:rPr>
+            <w:t>[Online] [Citace: 13. 1. 2025.] https://thiago-marsal.medium.com/github-a-beginners-introduction-00046817208a.</w:t>
+          </w:r>
+        </w:p>
+        <w:p>
+          <w:pPr>
+            <w:pStyle w:val="Bibliografie"/>
+            <w:rPr>
+              <w:b/>
+              <w:bCs/>
+              <w:noProof/>
+            </w:rPr>
+          </w:pPr>
+          <w:r>
+            <w:rPr>
+              <w:b/>
+              <w:bCs/>
+              <w:noProof/>
+            </w:rPr>
+            <w:t xml:space="preserve">18. File:Github-desktop-logo-symbol.svg - Wikipedia. </w:t>
+          </w:r>
+          <w:r>
+            <w:rPr>
+              <w:b/>
+              <w:bCs/>
+              <w:i/>
+              <w:iCs/>
+              <w:noProof/>
+            </w:rPr>
+            <w:t xml:space="preserve">Wikipedia. </w:t>
+          </w:r>
+          <w:r>
+            <w:rPr>
+              <w:b/>
+              <w:bCs/>
+              <w:noProof/>
+            </w:rPr>
+            <w:t>[Online] [Citace: 13. 1. 2025.] https://en.m.wikipedia.org/wiki/File:Github-desktop-logo-symbol.svg.</w:t>
+          </w:r>
+        </w:p>
+        <w:p>
+          <w:pPr>
+            <w:pStyle w:val="Bibliografie"/>
+            <w:rPr>
+              <w:b/>
+              <w:bCs/>
+              <w:noProof/>
+            </w:rPr>
+          </w:pPr>
+          <w:r>
+            <w:rPr>
+              <w:b/>
+              <w:bCs/>
+              <w:noProof/>
+            </w:rPr>
+            <w:lastRenderedPageBreak/>
+            <w:t xml:space="preserve">19. CinemachineExternalCamera -. </w:t>
+          </w:r>
+          <w:r>
+            <w:rPr>
+              <w:b/>
+              <w:bCs/>
+              <w:i/>
+              <w:iCs/>
+              <w:noProof/>
+            </w:rPr>
+            <w:t xml:space="preserve">documentation.help! </w:t>
+          </w:r>
+          <w:r>
+            <w:rPr>
+              <w:b/>
+              <w:bCs/>
+              <w:noProof/>
+            </w:rPr>
+            <w:t>[Online] [Citace: 13. 1. 2025.] https://documentation.help/Cinemachine/b80f823a-e6de-2e54-8da3-7a269e4f3771.htm.</w:t>
+          </w:r>
+        </w:p>
+        <w:p>
+          <w:r>
+            <w:rPr>
+              <w:b/>
+              <w:bCs/>
+            </w:rPr>
+            <w:fldChar w:fldCharType="end"/>
+          </w:r>
+        </w:p>
+      </w:sdtContent>
+    </w:sdt>
+    <w:p>
+      <w:r>
+        <w:br w:type="page"/>
+      </w:r>
+    </w:p>
     <w:p>
       <w:pPr>
         <w:pStyle w:val="NadpisBezsla"/>
@@ -12223,14 +13721,1223 @@
           <w:bottom w:val="single" w:sz="4" w:space="1" w:color="FFC000"/>
         </w:pBdr>
       </w:pPr>
-      <w:bookmarkStart w:id="51" w:name="_Toc187650078"/>
+      <w:bookmarkStart w:id="51" w:name="_Toc187650079"/>
       <w:r>
         <w:lastRenderedPageBreak/>
-        <w:t>Použitá literatura</w:t>
+        <w:t>Seznam obrázků</w:t>
       </w:r>
       <w:bookmarkEnd w:id="51"/>
     </w:p>
     <w:p>
+      <w:pPr>
+        <w:pStyle w:val="Seznamobrzk"/>
+        <w:tabs>
+          <w:tab w:val="right" w:leader="dot" w:pos="9062"/>
+        </w:tabs>
+        <w:rPr>
+          <w:noProof/>
+          <w:kern w:val="2"/>
+          <w:sz w:val="24"/>
+          <w:szCs w:val="24"/>
+          <w:lang w:eastAsia="cs-CZ"/>
+          <w14:ligatures w14:val="standardContextual"/>
+        </w:rPr>
+      </w:pPr>
+      <w:r>
+        <w:fldChar w:fldCharType="begin"/>
+      </w:r>
+      <w:r>
+        <w:instrText xml:space="preserve"> TOC \c "Obrázek" </w:instrText>
+      </w:r>
+      <w:r>
+        <w:fldChar w:fldCharType="separate"/>
+      </w:r>
+      <w:r>
+        <w:rPr>
+          <w:noProof/>
+        </w:rPr>
+        <w:t>Obrázek 1 | AltF4</w:t>
+      </w:r>
+      <w:r>
+        <w:rPr>
+          <w:noProof/>
+        </w:rPr>
+        <w:tab/>
+      </w:r>
+      <w:r>
+        <w:rPr>
+          <w:noProof/>
+        </w:rPr>
+        <w:fldChar w:fldCharType="begin"/>
+      </w:r>
+      <w:r>
+        <w:rPr>
+          <w:noProof/>
+        </w:rPr>
+        <w:instrText xml:space="preserve"> PAGEREF _Toc187654905 \h </w:instrText>
+      </w:r>
+      <w:r>
+        <w:rPr>
+          <w:noProof/>
+        </w:rPr>
+      </w:r>
+      <w:r>
+        <w:rPr>
+          <w:noProof/>
+        </w:rPr>
+        <w:fldChar w:fldCharType="separate"/>
+      </w:r>
+      <w:r>
+        <w:rPr>
+          <w:noProof/>
+        </w:rPr>
+        <w:t>8</w:t>
+      </w:r>
+      <w:r>
+        <w:rPr>
+          <w:noProof/>
+        </w:rPr>
+        <w:fldChar w:fldCharType="end"/>
+      </w:r>
+    </w:p>
+    <w:p>
+      <w:pPr>
+        <w:pStyle w:val="Seznamobrzk"/>
+        <w:tabs>
+          <w:tab w:val="right" w:leader="dot" w:pos="9062"/>
+        </w:tabs>
+        <w:rPr>
+          <w:noProof/>
+          <w:kern w:val="2"/>
+          <w:sz w:val="24"/>
+          <w:szCs w:val="24"/>
+          <w:lang w:eastAsia="cs-CZ"/>
+          <w14:ligatures w14:val="standardContextual"/>
+        </w:rPr>
+      </w:pPr>
+      <w:r>
+        <w:rPr>
+          <w:noProof/>
+        </w:rPr>
+        <w:t>Obrázek 2 | Jump King</w:t>
+      </w:r>
+      <w:r>
+        <w:rPr>
+          <w:noProof/>
+        </w:rPr>
+        <w:tab/>
+      </w:r>
+      <w:r>
+        <w:rPr>
+          <w:noProof/>
+        </w:rPr>
+        <w:fldChar w:fldCharType="begin"/>
+      </w:r>
+      <w:r>
+        <w:rPr>
+          <w:noProof/>
+        </w:rPr>
+        <w:instrText xml:space="preserve"> PAGEREF _Toc187654906 \h </w:instrText>
+      </w:r>
+      <w:r>
+        <w:rPr>
+          <w:noProof/>
+        </w:rPr>
+      </w:r>
+      <w:r>
+        <w:rPr>
+          <w:noProof/>
+        </w:rPr>
+        <w:fldChar w:fldCharType="separate"/>
+      </w:r>
+      <w:r>
+        <w:rPr>
+          <w:noProof/>
+        </w:rPr>
+        <w:t>8</w:t>
+      </w:r>
+      <w:r>
+        <w:rPr>
+          <w:noProof/>
+        </w:rPr>
+        <w:fldChar w:fldCharType="end"/>
+      </w:r>
+    </w:p>
+    <w:p>
+      <w:pPr>
+        <w:pStyle w:val="Seznamobrzk"/>
+        <w:tabs>
+          <w:tab w:val="right" w:leader="dot" w:pos="9062"/>
+        </w:tabs>
+        <w:rPr>
+          <w:noProof/>
+          <w:kern w:val="2"/>
+          <w:sz w:val="24"/>
+          <w:szCs w:val="24"/>
+          <w:lang w:eastAsia="cs-CZ"/>
+          <w14:ligatures w14:val="standardContextual"/>
+        </w:rPr>
+      </w:pPr>
+      <w:r>
+        <w:rPr>
+          <w:noProof/>
+        </w:rPr>
+        <w:t>Obrázek 3 | Slackers Carts of Glory</w:t>
+      </w:r>
+      <w:r>
+        <w:rPr>
+          <w:noProof/>
+        </w:rPr>
+        <w:tab/>
+      </w:r>
+      <w:r>
+        <w:rPr>
+          <w:noProof/>
+        </w:rPr>
+        <w:fldChar w:fldCharType="begin"/>
+      </w:r>
+      <w:r>
+        <w:rPr>
+          <w:noProof/>
+        </w:rPr>
+        <w:instrText xml:space="preserve"> PAGEREF _Toc187654907 \h </w:instrText>
+      </w:r>
+      <w:r>
+        <w:rPr>
+          <w:noProof/>
+        </w:rPr>
+      </w:r>
+      <w:r>
+        <w:rPr>
+          <w:noProof/>
+        </w:rPr>
+        <w:fldChar w:fldCharType="separate"/>
+      </w:r>
+      <w:r>
+        <w:rPr>
+          <w:noProof/>
+        </w:rPr>
+        <w:t>8</w:t>
+      </w:r>
+      <w:r>
+        <w:rPr>
+          <w:noProof/>
+        </w:rPr>
+        <w:fldChar w:fldCharType="end"/>
+      </w:r>
+    </w:p>
+    <w:p>
+      <w:pPr>
+        <w:pStyle w:val="Seznamobrzk"/>
+        <w:tabs>
+          <w:tab w:val="right" w:leader="dot" w:pos="9062"/>
+        </w:tabs>
+        <w:rPr>
+          <w:noProof/>
+          <w:kern w:val="2"/>
+          <w:sz w:val="24"/>
+          <w:szCs w:val="24"/>
+          <w:lang w:eastAsia="cs-CZ"/>
+          <w14:ligatures w14:val="standardContextual"/>
+        </w:rPr>
+      </w:pPr>
+      <w:r>
+        <w:rPr>
+          <w:noProof/>
+        </w:rPr>
+        <w:t>Obrázek 4 | Unity</w:t>
+      </w:r>
+      <w:r>
+        <w:rPr>
+          <w:noProof/>
+        </w:rPr>
+        <w:tab/>
+      </w:r>
+      <w:r>
+        <w:rPr>
+          <w:noProof/>
+        </w:rPr>
+        <w:fldChar w:fldCharType="begin"/>
+      </w:r>
+      <w:r>
+        <w:rPr>
+          <w:noProof/>
+        </w:rPr>
+        <w:instrText xml:space="preserve"> PAGEREF _Toc187654908 \h </w:instrText>
+      </w:r>
+      <w:r>
+        <w:rPr>
+          <w:noProof/>
+        </w:rPr>
+      </w:r>
+      <w:r>
+        <w:rPr>
+          <w:noProof/>
+        </w:rPr>
+        <w:fldChar w:fldCharType="separate"/>
+      </w:r>
+      <w:r>
+        <w:rPr>
+          <w:noProof/>
+        </w:rPr>
+        <w:t>9</w:t>
+      </w:r>
+      <w:r>
+        <w:rPr>
+          <w:noProof/>
+        </w:rPr>
+        <w:fldChar w:fldCharType="end"/>
+      </w:r>
+    </w:p>
+    <w:p>
+      <w:pPr>
+        <w:pStyle w:val="Seznamobrzk"/>
+        <w:tabs>
+          <w:tab w:val="right" w:leader="dot" w:pos="9062"/>
+        </w:tabs>
+        <w:rPr>
+          <w:noProof/>
+          <w:kern w:val="2"/>
+          <w:sz w:val="24"/>
+          <w:szCs w:val="24"/>
+          <w:lang w:eastAsia="cs-CZ"/>
+          <w14:ligatures w14:val="standardContextual"/>
+        </w:rPr>
+      </w:pPr>
+      <w:r>
+        <w:rPr>
+          <w:noProof/>
+        </w:rPr>
+        <w:t>Obrázek 5 | Visual Studio 2022</w:t>
+      </w:r>
+      <w:r>
+        <w:rPr>
+          <w:noProof/>
+        </w:rPr>
+        <w:tab/>
+      </w:r>
+      <w:r>
+        <w:rPr>
+          <w:noProof/>
+        </w:rPr>
+        <w:fldChar w:fldCharType="begin"/>
+      </w:r>
+      <w:r>
+        <w:rPr>
+          <w:noProof/>
+        </w:rPr>
+        <w:instrText xml:space="preserve"> PAGEREF _Toc187654909 \h </w:instrText>
+      </w:r>
+      <w:r>
+        <w:rPr>
+          <w:noProof/>
+        </w:rPr>
+      </w:r>
+      <w:r>
+        <w:rPr>
+          <w:noProof/>
+        </w:rPr>
+        <w:fldChar w:fldCharType="separate"/>
+      </w:r>
+      <w:r>
+        <w:rPr>
+          <w:noProof/>
+        </w:rPr>
+        <w:t>9</w:t>
+      </w:r>
+      <w:r>
+        <w:rPr>
+          <w:noProof/>
+        </w:rPr>
+        <w:fldChar w:fldCharType="end"/>
+      </w:r>
+    </w:p>
+    <w:p>
+      <w:pPr>
+        <w:pStyle w:val="Seznamobrzk"/>
+        <w:tabs>
+          <w:tab w:val="right" w:leader="dot" w:pos="9062"/>
+        </w:tabs>
+        <w:rPr>
+          <w:noProof/>
+          <w:kern w:val="2"/>
+          <w:sz w:val="24"/>
+          <w:szCs w:val="24"/>
+          <w:lang w:eastAsia="cs-CZ"/>
+          <w14:ligatures w14:val="standardContextual"/>
+        </w:rPr>
+      </w:pPr>
+      <w:r>
+        <w:rPr>
+          <w:noProof/>
+        </w:rPr>
+        <w:t>Obrázek 6 | C#</w:t>
+      </w:r>
+      <w:r>
+        <w:rPr>
+          <w:noProof/>
+        </w:rPr>
+        <w:tab/>
+      </w:r>
+      <w:r>
+        <w:rPr>
+          <w:noProof/>
+        </w:rPr>
+        <w:fldChar w:fldCharType="begin"/>
+      </w:r>
+      <w:r>
+        <w:rPr>
+          <w:noProof/>
+        </w:rPr>
+        <w:instrText xml:space="preserve"> PAGEREF _Toc187654910 \h </w:instrText>
+      </w:r>
+      <w:r>
+        <w:rPr>
+          <w:noProof/>
+        </w:rPr>
+      </w:r>
+      <w:r>
+        <w:rPr>
+          <w:noProof/>
+        </w:rPr>
+        <w:fldChar w:fldCharType="separate"/>
+      </w:r>
+      <w:r>
+        <w:rPr>
+          <w:noProof/>
+        </w:rPr>
+        <w:t>9</w:t>
+      </w:r>
+      <w:r>
+        <w:rPr>
+          <w:noProof/>
+        </w:rPr>
+        <w:fldChar w:fldCharType="end"/>
+      </w:r>
+    </w:p>
+    <w:p>
+      <w:pPr>
+        <w:pStyle w:val="Seznamobrzk"/>
+        <w:tabs>
+          <w:tab w:val="right" w:leader="dot" w:pos="9062"/>
+        </w:tabs>
+        <w:rPr>
+          <w:noProof/>
+          <w:kern w:val="2"/>
+          <w:sz w:val="24"/>
+          <w:szCs w:val="24"/>
+          <w:lang w:eastAsia="cs-CZ"/>
+          <w14:ligatures w14:val="standardContextual"/>
+        </w:rPr>
+      </w:pPr>
+      <w:r>
+        <w:rPr>
+          <w:noProof/>
+        </w:rPr>
+        <w:t>Obrázek 7 | Github</w:t>
+      </w:r>
+      <w:r>
+        <w:rPr>
+          <w:noProof/>
+        </w:rPr>
+        <w:tab/>
+      </w:r>
+      <w:r>
+        <w:rPr>
+          <w:noProof/>
+        </w:rPr>
+        <w:fldChar w:fldCharType="begin"/>
+      </w:r>
+      <w:r>
+        <w:rPr>
+          <w:noProof/>
+        </w:rPr>
+        <w:instrText xml:space="preserve"> PAGEREF _Toc187654911 \h </w:instrText>
+      </w:r>
+      <w:r>
+        <w:rPr>
+          <w:noProof/>
+        </w:rPr>
+      </w:r>
+      <w:r>
+        <w:rPr>
+          <w:noProof/>
+        </w:rPr>
+        <w:fldChar w:fldCharType="separate"/>
+      </w:r>
+      <w:r>
+        <w:rPr>
+          <w:noProof/>
+        </w:rPr>
+        <w:t>9</w:t>
+      </w:r>
+      <w:r>
+        <w:rPr>
+          <w:noProof/>
+        </w:rPr>
+        <w:fldChar w:fldCharType="end"/>
+      </w:r>
+    </w:p>
+    <w:p>
+      <w:pPr>
+        <w:pStyle w:val="Seznamobrzk"/>
+        <w:tabs>
+          <w:tab w:val="right" w:leader="dot" w:pos="9062"/>
+        </w:tabs>
+        <w:rPr>
+          <w:noProof/>
+          <w:kern w:val="2"/>
+          <w:sz w:val="24"/>
+          <w:szCs w:val="24"/>
+          <w:lang w:eastAsia="cs-CZ"/>
+          <w14:ligatures w14:val="standardContextual"/>
+        </w:rPr>
+      </w:pPr>
+      <w:r>
+        <w:rPr>
+          <w:noProof/>
+        </w:rPr>
+        <w:t>Obrázek 8 | Github Desktop</w:t>
+      </w:r>
+      <w:r>
+        <w:rPr>
+          <w:noProof/>
+        </w:rPr>
+        <w:tab/>
+      </w:r>
+      <w:r>
+        <w:rPr>
+          <w:noProof/>
+        </w:rPr>
+        <w:fldChar w:fldCharType="begin"/>
+      </w:r>
+      <w:r>
+        <w:rPr>
+          <w:noProof/>
+        </w:rPr>
+        <w:instrText xml:space="preserve"> PAGEREF _Toc187654912 \h </w:instrText>
+      </w:r>
+      <w:r>
+        <w:rPr>
+          <w:noProof/>
+        </w:rPr>
+      </w:r>
+      <w:r>
+        <w:rPr>
+          <w:noProof/>
+        </w:rPr>
+        <w:fldChar w:fldCharType="separate"/>
+      </w:r>
+      <w:r>
+        <w:rPr>
+          <w:noProof/>
+        </w:rPr>
+        <w:t>9</w:t>
+      </w:r>
+      <w:r>
+        <w:rPr>
+          <w:noProof/>
+        </w:rPr>
+        <w:fldChar w:fldCharType="end"/>
+      </w:r>
+    </w:p>
+    <w:p>
+      <w:pPr>
+        <w:pStyle w:val="Seznamobrzk"/>
+        <w:tabs>
+          <w:tab w:val="right" w:leader="dot" w:pos="9062"/>
+        </w:tabs>
+        <w:rPr>
+          <w:noProof/>
+          <w:kern w:val="2"/>
+          <w:sz w:val="24"/>
+          <w:szCs w:val="24"/>
+          <w:lang w:eastAsia="cs-CZ"/>
+          <w14:ligatures w14:val="standardContextual"/>
+        </w:rPr>
+      </w:pPr>
+      <w:r>
+        <w:rPr>
+          <w:noProof/>
+        </w:rPr>
+        <w:t>Obrázek 9 | ChatGPT</w:t>
+      </w:r>
+      <w:r>
+        <w:rPr>
+          <w:noProof/>
+        </w:rPr>
+        <w:tab/>
+      </w:r>
+      <w:r>
+        <w:rPr>
+          <w:noProof/>
+        </w:rPr>
+        <w:fldChar w:fldCharType="begin"/>
+      </w:r>
+      <w:r>
+        <w:rPr>
+          <w:noProof/>
+        </w:rPr>
+        <w:instrText xml:space="preserve"> PAGEREF _Toc187654913 \h </w:instrText>
+      </w:r>
+      <w:r>
+        <w:rPr>
+          <w:noProof/>
+        </w:rPr>
+      </w:r>
+      <w:r>
+        <w:rPr>
+          <w:noProof/>
+        </w:rPr>
+        <w:fldChar w:fldCharType="separate"/>
+      </w:r>
+      <w:r>
+        <w:rPr>
+          <w:noProof/>
+        </w:rPr>
+        <w:t>10</w:t>
+      </w:r>
+      <w:r>
+        <w:rPr>
+          <w:noProof/>
+        </w:rPr>
+        <w:fldChar w:fldCharType="end"/>
+      </w:r>
+    </w:p>
+    <w:p>
+      <w:pPr>
+        <w:pStyle w:val="Seznamobrzk"/>
+        <w:tabs>
+          <w:tab w:val="right" w:leader="dot" w:pos="9062"/>
+        </w:tabs>
+        <w:rPr>
+          <w:noProof/>
+          <w:kern w:val="2"/>
+          <w:sz w:val="24"/>
+          <w:szCs w:val="24"/>
+          <w:lang w:eastAsia="cs-CZ"/>
+          <w14:ligatures w14:val="standardContextual"/>
+        </w:rPr>
+      </w:pPr>
+      <w:r>
+        <w:rPr>
+          <w:noProof/>
+        </w:rPr>
+        <w:t>Obrázek 10 | Cinemachine</w:t>
+      </w:r>
+      <w:r>
+        <w:rPr>
+          <w:noProof/>
+        </w:rPr>
+        <w:tab/>
+      </w:r>
+      <w:r>
+        <w:rPr>
+          <w:noProof/>
+        </w:rPr>
+        <w:fldChar w:fldCharType="begin"/>
+      </w:r>
+      <w:r>
+        <w:rPr>
+          <w:noProof/>
+        </w:rPr>
+        <w:instrText xml:space="preserve"> PAGEREF _Toc187654914 \h </w:instrText>
+      </w:r>
+      <w:r>
+        <w:rPr>
+          <w:noProof/>
+        </w:rPr>
+      </w:r>
+      <w:r>
+        <w:rPr>
+          <w:noProof/>
+        </w:rPr>
+        <w:fldChar w:fldCharType="separate"/>
+      </w:r>
+      <w:r>
+        <w:rPr>
+          <w:noProof/>
+        </w:rPr>
+        <w:t>10</w:t>
+      </w:r>
+      <w:r>
+        <w:rPr>
+          <w:noProof/>
+        </w:rPr>
+        <w:fldChar w:fldCharType="end"/>
+      </w:r>
+    </w:p>
+    <w:p>
+      <w:pPr>
+        <w:pStyle w:val="Seznamobrzk"/>
+        <w:tabs>
+          <w:tab w:val="right" w:leader="dot" w:pos="9062"/>
+        </w:tabs>
+        <w:rPr>
+          <w:noProof/>
+          <w:kern w:val="2"/>
+          <w:sz w:val="24"/>
+          <w:szCs w:val="24"/>
+          <w:lang w:eastAsia="cs-CZ"/>
+          <w14:ligatures w14:val="standardContextual"/>
+        </w:rPr>
+      </w:pPr>
+      <w:r>
+        <w:rPr>
+          <w:noProof/>
+        </w:rPr>
+        <w:t>Obrázek 11 | Testovací scéna</w:t>
+      </w:r>
+      <w:r>
+        <w:rPr>
+          <w:noProof/>
+        </w:rPr>
+        <w:tab/>
+      </w:r>
+      <w:r>
+        <w:rPr>
+          <w:noProof/>
+        </w:rPr>
+        <w:fldChar w:fldCharType="begin"/>
+      </w:r>
+      <w:r>
+        <w:rPr>
+          <w:noProof/>
+        </w:rPr>
+        <w:instrText xml:space="preserve"> PAGEREF _Toc187654915 \h </w:instrText>
+      </w:r>
+      <w:r>
+        <w:rPr>
+          <w:noProof/>
+        </w:rPr>
+      </w:r>
+      <w:r>
+        <w:rPr>
+          <w:noProof/>
+        </w:rPr>
+        <w:fldChar w:fldCharType="separate"/>
+      </w:r>
+      <w:r>
+        <w:rPr>
+          <w:noProof/>
+        </w:rPr>
+        <w:t>11</w:t>
+      </w:r>
+      <w:r>
+        <w:rPr>
+          <w:noProof/>
+        </w:rPr>
+        <w:fldChar w:fldCharType="end"/>
+      </w:r>
+    </w:p>
+    <w:p>
+      <w:pPr>
+        <w:pStyle w:val="Seznamobrzk"/>
+        <w:tabs>
+          <w:tab w:val="right" w:leader="dot" w:pos="9062"/>
+        </w:tabs>
+        <w:rPr>
+          <w:noProof/>
+          <w:kern w:val="2"/>
+          <w:sz w:val="24"/>
+          <w:szCs w:val="24"/>
+          <w:lang w:eastAsia="cs-CZ"/>
+          <w14:ligatures w14:val="standardContextual"/>
+        </w:rPr>
+      </w:pPr>
+      <w:r>
+        <w:rPr>
+          <w:noProof/>
+        </w:rPr>
+        <w:t>Obrázek 12 | Hlavní postavy</w:t>
+      </w:r>
+      <w:r>
+        <w:rPr>
+          <w:noProof/>
+        </w:rPr>
+        <w:tab/>
+      </w:r>
+      <w:r>
+        <w:rPr>
+          <w:noProof/>
+        </w:rPr>
+        <w:fldChar w:fldCharType="begin"/>
+      </w:r>
+      <w:r>
+        <w:rPr>
+          <w:noProof/>
+        </w:rPr>
+        <w:instrText xml:space="preserve"> PAGEREF _Toc187654916 \h </w:instrText>
+      </w:r>
+      <w:r>
+        <w:rPr>
+          <w:noProof/>
+        </w:rPr>
+      </w:r>
+      <w:r>
+        <w:rPr>
+          <w:noProof/>
+        </w:rPr>
+        <w:fldChar w:fldCharType="separate"/>
+      </w:r>
+      <w:r>
+        <w:rPr>
+          <w:noProof/>
+        </w:rPr>
+        <w:t>12</w:t>
+      </w:r>
+      <w:r>
+        <w:rPr>
+          <w:noProof/>
+        </w:rPr>
+        <w:fldChar w:fldCharType="end"/>
+      </w:r>
+    </w:p>
+    <w:p>
+      <w:pPr>
+        <w:pStyle w:val="Seznamobrzk"/>
+        <w:tabs>
+          <w:tab w:val="right" w:leader="dot" w:pos="9062"/>
+        </w:tabs>
+        <w:rPr>
+          <w:noProof/>
+          <w:kern w:val="2"/>
+          <w:sz w:val="24"/>
+          <w:szCs w:val="24"/>
+          <w:lang w:eastAsia="cs-CZ"/>
+          <w14:ligatures w14:val="standardContextual"/>
+        </w:rPr>
+      </w:pPr>
+      <w:r>
+        <w:rPr>
+          <w:noProof/>
+        </w:rPr>
+        <w:t>Obrázek 13 | Výměna kamer - Část: Proměnné a Start</w:t>
+      </w:r>
+      <w:r>
+        <w:rPr>
+          <w:noProof/>
+        </w:rPr>
+        <w:tab/>
+      </w:r>
+      <w:r>
+        <w:rPr>
+          <w:noProof/>
+        </w:rPr>
+        <w:fldChar w:fldCharType="begin"/>
+      </w:r>
+      <w:r>
+        <w:rPr>
+          <w:noProof/>
+        </w:rPr>
+        <w:instrText xml:space="preserve"> PAGEREF _Toc187654917 \h </w:instrText>
+      </w:r>
+      <w:r>
+        <w:rPr>
+          <w:noProof/>
+        </w:rPr>
+      </w:r>
+      <w:r>
+        <w:rPr>
+          <w:noProof/>
+        </w:rPr>
+        <w:fldChar w:fldCharType="separate"/>
+      </w:r>
+      <w:r>
+        <w:rPr>
+          <w:noProof/>
+        </w:rPr>
+        <w:t>13</w:t>
+      </w:r>
+      <w:r>
+        <w:rPr>
+          <w:noProof/>
+        </w:rPr>
+        <w:fldChar w:fldCharType="end"/>
+      </w:r>
+    </w:p>
+    <w:p>
+      <w:pPr>
+        <w:pStyle w:val="Seznamobrzk"/>
+        <w:tabs>
+          <w:tab w:val="right" w:leader="dot" w:pos="9062"/>
+        </w:tabs>
+        <w:rPr>
+          <w:noProof/>
+          <w:kern w:val="2"/>
+          <w:sz w:val="24"/>
+          <w:szCs w:val="24"/>
+          <w:lang w:eastAsia="cs-CZ"/>
+          <w14:ligatures w14:val="standardContextual"/>
+        </w:rPr>
+      </w:pPr>
+      <w:r>
+        <w:rPr>
+          <w:noProof/>
+        </w:rPr>
+        <w:t>Obrázek 14 | Výměna kamer - Část: Metody</w:t>
+      </w:r>
+      <w:r>
+        <w:rPr>
+          <w:noProof/>
+        </w:rPr>
+        <w:tab/>
+      </w:r>
+      <w:r>
+        <w:rPr>
+          <w:noProof/>
+        </w:rPr>
+        <w:fldChar w:fldCharType="begin"/>
+      </w:r>
+      <w:r>
+        <w:rPr>
+          <w:noProof/>
+        </w:rPr>
+        <w:instrText xml:space="preserve"> PAGEREF _Toc187654918 \h </w:instrText>
+      </w:r>
+      <w:r>
+        <w:rPr>
+          <w:noProof/>
+        </w:rPr>
+      </w:r>
+      <w:r>
+        <w:rPr>
+          <w:noProof/>
+        </w:rPr>
+        <w:fldChar w:fldCharType="separate"/>
+      </w:r>
+      <w:r>
+        <w:rPr>
+          <w:noProof/>
+        </w:rPr>
+        <w:t>14</w:t>
+      </w:r>
+      <w:r>
+        <w:rPr>
+          <w:noProof/>
+        </w:rPr>
+        <w:fldChar w:fldCharType="end"/>
+      </w:r>
+    </w:p>
+    <w:p>
+      <w:pPr>
+        <w:pStyle w:val="Seznamobrzk"/>
+        <w:tabs>
+          <w:tab w:val="right" w:leader="dot" w:pos="9062"/>
+        </w:tabs>
+        <w:rPr>
+          <w:noProof/>
+          <w:kern w:val="2"/>
+          <w:sz w:val="24"/>
+          <w:szCs w:val="24"/>
+          <w:lang w:eastAsia="cs-CZ"/>
+          <w14:ligatures w14:val="standardContextual"/>
+        </w:rPr>
+      </w:pPr>
+      <w:r>
+        <w:rPr>
+          <w:noProof/>
+        </w:rPr>
+        <w:t>Obrázek 15 | Výměna kamer - Část: Priority kamer</w:t>
+      </w:r>
+      <w:r>
+        <w:rPr>
+          <w:noProof/>
+        </w:rPr>
+        <w:tab/>
+      </w:r>
+      <w:r>
+        <w:rPr>
+          <w:noProof/>
+        </w:rPr>
+        <w:fldChar w:fldCharType="begin"/>
+      </w:r>
+      <w:r>
+        <w:rPr>
+          <w:noProof/>
+        </w:rPr>
+        <w:instrText xml:space="preserve"> PAGEREF _Toc187654919 \h </w:instrText>
+      </w:r>
+      <w:r>
+        <w:rPr>
+          <w:noProof/>
+        </w:rPr>
+      </w:r>
+      <w:r>
+        <w:rPr>
+          <w:noProof/>
+        </w:rPr>
+        <w:fldChar w:fldCharType="separate"/>
+      </w:r>
+      <w:r>
+        <w:rPr>
+          <w:noProof/>
+        </w:rPr>
+        <w:t>15</w:t>
+      </w:r>
+      <w:r>
+        <w:rPr>
+          <w:noProof/>
+        </w:rPr>
+        <w:fldChar w:fldCharType="end"/>
+      </w:r>
+    </w:p>
+    <w:p>
+      <w:pPr>
+        <w:pStyle w:val="Seznamobrzk"/>
+        <w:tabs>
+          <w:tab w:val="right" w:leader="dot" w:pos="9062"/>
+        </w:tabs>
+        <w:rPr>
+          <w:noProof/>
+          <w:kern w:val="2"/>
+          <w:sz w:val="24"/>
+          <w:szCs w:val="24"/>
+          <w:lang w:eastAsia="cs-CZ"/>
+          <w14:ligatures w14:val="standardContextual"/>
+        </w:rPr>
+      </w:pPr>
+      <w:r>
+        <w:rPr>
+          <w:noProof/>
+        </w:rPr>
+        <w:t>Obrázek 16 | Ragdoll kolize</w:t>
+      </w:r>
+      <w:r>
+        <w:rPr>
+          <w:noProof/>
+        </w:rPr>
+        <w:tab/>
+      </w:r>
+      <w:r>
+        <w:rPr>
+          <w:noProof/>
+        </w:rPr>
+        <w:fldChar w:fldCharType="begin"/>
+      </w:r>
+      <w:r>
+        <w:rPr>
+          <w:noProof/>
+        </w:rPr>
+        <w:instrText xml:space="preserve"> PAGEREF _Toc187654920 \h </w:instrText>
+      </w:r>
+      <w:r>
+        <w:rPr>
+          <w:noProof/>
+        </w:rPr>
+      </w:r>
+      <w:r>
+        <w:rPr>
+          <w:noProof/>
+        </w:rPr>
+        <w:fldChar w:fldCharType="separate"/>
+      </w:r>
+      <w:r>
+        <w:rPr>
+          <w:noProof/>
+        </w:rPr>
+        <w:t>15</w:t>
+      </w:r>
+      <w:r>
+        <w:rPr>
+          <w:noProof/>
+        </w:rPr>
+        <w:fldChar w:fldCharType="end"/>
+      </w:r>
+    </w:p>
+    <w:p>
+      <w:pPr>
+        <w:pStyle w:val="Seznamobrzk"/>
+        <w:tabs>
+          <w:tab w:val="right" w:leader="dot" w:pos="9062"/>
+        </w:tabs>
+        <w:rPr>
+          <w:noProof/>
+          <w:kern w:val="2"/>
+          <w:sz w:val="24"/>
+          <w:szCs w:val="24"/>
+          <w:lang w:eastAsia="cs-CZ"/>
+          <w14:ligatures w14:val="standardContextual"/>
+        </w:rPr>
+      </w:pPr>
+      <w:r>
+        <w:rPr>
+          <w:noProof/>
+        </w:rPr>
+        <w:t>Obrázek 17 | Hod objektu</w:t>
+      </w:r>
+      <w:r>
+        <w:rPr>
+          <w:noProof/>
+        </w:rPr>
+        <w:tab/>
+      </w:r>
+      <w:r>
+        <w:rPr>
+          <w:noProof/>
+        </w:rPr>
+        <w:fldChar w:fldCharType="begin"/>
+      </w:r>
+      <w:r>
+        <w:rPr>
+          <w:noProof/>
+        </w:rPr>
+        <w:instrText xml:space="preserve"> PAGEREF _Toc187654921 \h </w:instrText>
+      </w:r>
+      <w:r>
+        <w:rPr>
+          <w:noProof/>
+        </w:rPr>
+      </w:r>
+      <w:r>
+        <w:rPr>
+          <w:noProof/>
+        </w:rPr>
+        <w:fldChar w:fldCharType="separate"/>
+      </w:r>
+      <w:r>
+        <w:rPr>
+          <w:noProof/>
+        </w:rPr>
+        <w:t>16</w:t>
+      </w:r>
+      <w:r>
+        <w:rPr>
+          <w:noProof/>
+        </w:rPr>
+        <w:fldChar w:fldCharType="end"/>
+      </w:r>
+    </w:p>
+    <w:p>
+      <w:pPr>
+        <w:pStyle w:val="Seznamobrzk"/>
+        <w:tabs>
+          <w:tab w:val="right" w:leader="dot" w:pos="9062"/>
+        </w:tabs>
+        <w:rPr>
+          <w:noProof/>
+          <w:kern w:val="2"/>
+          <w:sz w:val="24"/>
+          <w:szCs w:val="24"/>
+          <w:lang w:eastAsia="cs-CZ"/>
+          <w14:ligatures w14:val="standardContextual"/>
+        </w:rPr>
+      </w:pPr>
+      <w:r>
+        <w:rPr>
+          <w:noProof/>
+        </w:rPr>
+        <w:t>Obrázek 18 | Mířící kamera</w:t>
+      </w:r>
+      <w:r>
+        <w:rPr>
+          <w:noProof/>
+        </w:rPr>
+        <w:tab/>
+      </w:r>
+      <w:r>
+        <w:rPr>
+          <w:noProof/>
+        </w:rPr>
+        <w:fldChar w:fldCharType="begin"/>
+      </w:r>
+      <w:r>
+        <w:rPr>
+          <w:noProof/>
+        </w:rPr>
+        <w:instrText xml:space="preserve"> PAGEREF _Toc187654922 \h </w:instrText>
+      </w:r>
+      <w:r>
+        <w:rPr>
+          <w:noProof/>
+        </w:rPr>
+      </w:r>
+      <w:r>
+        <w:rPr>
+          <w:noProof/>
+        </w:rPr>
+        <w:fldChar w:fldCharType="separate"/>
+      </w:r>
+      <w:r>
+        <w:rPr>
+          <w:noProof/>
+        </w:rPr>
+        <w:t>16</w:t>
+      </w:r>
+      <w:r>
+        <w:rPr>
+          <w:noProof/>
+        </w:rPr>
+        <w:fldChar w:fldCharType="end"/>
+      </w:r>
+    </w:p>
+    <w:p>
+      <w:pPr>
+        <w:pStyle w:val="Seznamobrzk"/>
+        <w:tabs>
+          <w:tab w:val="right" w:leader="dot" w:pos="9062"/>
+        </w:tabs>
+        <w:rPr>
+          <w:noProof/>
+          <w:kern w:val="2"/>
+          <w:sz w:val="24"/>
+          <w:szCs w:val="24"/>
+          <w:lang w:eastAsia="cs-CZ"/>
+          <w14:ligatures w14:val="standardContextual"/>
+        </w:rPr>
+      </w:pPr>
+      <w:r>
+        <w:rPr>
+          <w:noProof/>
+        </w:rPr>
+        <w:t>Obrázek 19 | Hlavní kamera</w:t>
+      </w:r>
+      <w:r>
+        <w:rPr>
+          <w:noProof/>
+        </w:rPr>
+        <w:tab/>
+      </w:r>
+      <w:r>
+        <w:rPr>
+          <w:noProof/>
+        </w:rPr>
+        <w:fldChar w:fldCharType="begin"/>
+      </w:r>
+      <w:r>
+        <w:rPr>
+          <w:noProof/>
+        </w:rPr>
+        <w:instrText xml:space="preserve"> PAGEREF _Toc187654923 \h </w:instrText>
+      </w:r>
+      <w:r>
+        <w:rPr>
+          <w:noProof/>
+        </w:rPr>
+      </w:r>
+      <w:r>
+        <w:rPr>
+          <w:noProof/>
+        </w:rPr>
+        <w:fldChar w:fldCharType="separate"/>
+      </w:r>
+      <w:r>
+        <w:rPr>
+          <w:noProof/>
+        </w:rPr>
+        <w:t>16</w:t>
+      </w:r>
+      <w:r>
+        <w:rPr>
+          <w:noProof/>
+        </w:rPr>
+        <w:fldChar w:fldCharType="end"/>
+      </w:r>
+    </w:p>
+    <w:p>
+      <w:r>
+        <w:fldChar w:fldCharType="end"/>
+      </w:r>
       <w:r>
         <w:br w:type="page"/>
       </w:r>
@@ -12242,1240 +14949,12 @@
           <w:bottom w:val="single" w:sz="4" w:space="1" w:color="FFC000"/>
         </w:pBdr>
       </w:pPr>
-      <w:bookmarkStart w:id="52" w:name="_Toc187650079"/>
-      <w:r>
-        <w:lastRenderedPageBreak/>
-        <w:t>Seznam obrázků</w:t>
-      </w:r>
-      <w:bookmarkEnd w:id="52"/>
-    </w:p>
-    <w:p>
-      <w:pPr>
-        <w:pStyle w:val="Seznamobrzk"/>
-        <w:tabs>
-          <w:tab w:val="right" w:leader="dot" w:pos="9062"/>
-        </w:tabs>
-        <w:rPr>
-          <w:noProof/>
-          <w:kern w:val="2"/>
-          <w:sz w:val="24"/>
-          <w:szCs w:val="24"/>
-          <w:lang w:eastAsia="cs-CZ"/>
-          <w14:ligatures w14:val="standardContextual"/>
-        </w:rPr>
-      </w:pPr>
-      <w:r>
-        <w:fldChar w:fldCharType="begin"/>
-      </w:r>
-      <w:r>
-        <w:instrText xml:space="preserve"> TOC \c "Obrázek" </w:instrText>
-      </w:r>
-      <w:r>
-        <w:fldChar w:fldCharType="separate"/>
-      </w:r>
-      <w:r>
-        <w:rPr>
-          <w:noProof/>
-        </w:rPr>
-        <w:t>Obrázek 1 | AltF4</w:t>
-      </w:r>
-      <w:r>
-        <w:rPr>
-          <w:noProof/>
-        </w:rPr>
-        <w:tab/>
-      </w:r>
-      <w:r>
-        <w:rPr>
-          <w:noProof/>
-        </w:rPr>
-        <w:fldChar w:fldCharType="begin"/>
-      </w:r>
-      <w:r>
-        <w:rPr>
-          <w:noProof/>
-        </w:rPr>
-        <w:instrText xml:space="preserve"> PAGEREF _Toc187654905 \h </w:instrText>
-      </w:r>
-      <w:r>
-        <w:rPr>
-          <w:noProof/>
-        </w:rPr>
-      </w:r>
-      <w:r>
-        <w:rPr>
-          <w:noProof/>
-        </w:rPr>
-        <w:fldChar w:fldCharType="separate"/>
-      </w:r>
-      <w:r>
-        <w:rPr>
-          <w:noProof/>
-        </w:rPr>
-        <w:t>8</w:t>
-      </w:r>
-      <w:r>
-        <w:rPr>
-          <w:noProof/>
-        </w:rPr>
-        <w:fldChar w:fldCharType="end"/>
-      </w:r>
-    </w:p>
-    <w:p>
-      <w:pPr>
-        <w:pStyle w:val="Seznamobrzk"/>
-        <w:tabs>
-          <w:tab w:val="right" w:leader="dot" w:pos="9062"/>
-        </w:tabs>
-        <w:rPr>
-          <w:noProof/>
-          <w:kern w:val="2"/>
-          <w:sz w:val="24"/>
-          <w:szCs w:val="24"/>
-          <w:lang w:eastAsia="cs-CZ"/>
-          <w14:ligatures w14:val="standardContextual"/>
-        </w:rPr>
-      </w:pPr>
-      <w:r>
-        <w:rPr>
-          <w:noProof/>
-        </w:rPr>
-        <w:t>Obrázek 2 | Jump King</w:t>
-      </w:r>
-      <w:r>
-        <w:rPr>
-          <w:noProof/>
-        </w:rPr>
-        <w:tab/>
-      </w:r>
-      <w:r>
-        <w:rPr>
-          <w:noProof/>
-        </w:rPr>
-        <w:fldChar w:fldCharType="begin"/>
-      </w:r>
-      <w:r>
-        <w:rPr>
-          <w:noProof/>
-        </w:rPr>
-        <w:instrText xml:space="preserve"> PAGEREF _Toc187654906 \h </w:instrText>
-      </w:r>
-      <w:r>
-        <w:rPr>
-          <w:noProof/>
-        </w:rPr>
-      </w:r>
-      <w:r>
-        <w:rPr>
-          <w:noProof/>
-        </w:rPr>
-        <w:fldChar w:fldCharType="separate"/>
-      </w:r>
-      <w:r>
-        <w:rPr>
-          <w:noProof/>
-        </w:rPr>
-        <w:t>8</w:t>
-      </w:r>
-      <w:r>
-        <w:rPr>
-          <w:noProof/>
-        </w:rPr>
-        <w:fldChar w:fldCharType="end"/>
-      </w:r>
-    </w:p>
-    <w:p>
-      <w:pPr>
-        <w:pStyle w:val="Seznamobrzk"/>
-        <w:tabs>
-          <w:tab w:val="right" w:leader="dot" w:pos="9062"/>
-        </w:tabs>
-        <w:rPr>
-          <w:noProof/>
-          <w:kern w:val="2"/>
-          <w:sz w:val="24"/>
-          <w:szCs w:val="24"/>
-          <w:lang w:eastAsia="cs-CZ"/>
-          <w14:ligatures w14:val="standardContextual"/>
-        </w:rPr>
-      </w:pPr>
-      <w:r>
-        <w:rPr>
-          <w:noProof/>
-        </w:rPr>
-        <w:t>Obrázek 3 | Slackers Carts of Glory</w:t>
-      </w:r>
-      <w:r>
-        <w:rPr>
-          <w:noProof/>
-        </w:rPr>
-        <w:tab/>
-      </w:r>
-      <w:r>
-        <w:rPr>
-          <w:noProof/>
-        </w:rPr>
-        <w:fldChar w:fldCharType="begin"/>
-      </w:r>
-      <w:r>
-        <w:rPr>
-          <w:noProof/>
-        </w:rPr>
-        <w:instrText xml:space="preserve"> PAGEREF _Toc187654907 \h </w:instrText>
-      </w:r>
-      <w:r>
-        <w:rPr>
-          <w:noProof/>
-        </w:rPr>
-      </w:r>
-      <w:r>
-        <w:rPr>
-          <w:noProof/>
-        </w:rPr>
-        <w:fldChar w:fldCharType="separate"/>
-      </w:r>
-      <w:r>
-        <w:rPr>
-          <w:noProof/>
-        </w:rPr>
-        <w:t>8</w:t>
-      </w:r>
-      <w:r>
-        <w:rPr>
-          <w:noProof/>
-        </w:rPr>
-        <w:fldChar w:fldCharType="end"/>
-      </w:r>
-    </w:p>
-    <w:p>
-      <w:pPr>
-        <w:pStyle w:val="Seznamobrzk"/>
-        <w:tabs>
-          <w:tab w:val="right" w:leader="dot" w:pos="9062"/>
-        </w:tabs>
-        <w:rPr>
-          <w:noProof/>
-          <w:kern w:val="2"/>
-          <w:sz w:val="24"/>
-          <w:szCs w:val="24"/>
-          <w:lang w:eastAsia="cs-CZ"/>
-          <w14:ligatures w14:val="standardContextual"/>
-        </w:rPr>
-      </w:pPr>
-      <w:r>
-        <w:rPr>
-          <w:noProof/>
-        </w:rPr>
-        <w:t>Obrázek 4 | Unity</w:t>
-      </w:r>
-      <w:r>
-        <w:rPr>
-          <w:noProof/>
-        </w:rPr>
-        <w:tab/>
-      </w:r>
-      <w:r>
-        <w:rPr>
-          <w:noProof/>
-        </w:rPr>
-        <w:fldChar w:fldCharType="begin"/>
-      </w:r>
-      <w:r>
-        <w:rPr>
-          <w:noProof/>
-        </w:rPr>
-        <w:instrText xml:space="preserve"> PAGEREF _Toc187654908 \h </w:instrText>
-      </w:r>
-      <w:r>
-        <w:rPr>
-          <w:noProof/>
-        </w:rPr>
-      </w:r>
-      <w:r>
-        <w:rPr>
-          <w:noProof/>
-        </w:rPr>
-        <w:fldChar w:fldCharType="separate"/>
-      </w:r>
-      <w:r>
-        <w:rPr>
-          <w:noProof/>
-        </w:rPr>
-        <w:t>9</w:t>
-      </w:r>
-      <w:r>
-        <w:rPr>
-          <w:noProof/>
-        </w:rPr>
-        <w:fldChar w:fldCharType="end"/>
-      </w:r>
-    </w:p>
-    <w:p>
-      <w:pPr>
-        <w:pStyle w:val="Seznamobrzk"/>
-        <w:tabs>
-          <w:tab w:val="right" w:leader="dot" w:pos="9062"/>
-        </w:tabs>
-        <w:rPr>
-          <w:noProof/>
-          <w:kern w:val="2"/>
-          <w:sz w:val="24"/>
-          <w:szCs w:val="24"/>
-          <w:lang w:eastAsia="cs-CZ"/>
-          <w14:ligatures w14:val="standardContextual"/>
-        </w:rPr>
-      </w:pPr>
-      <w:r>
-        <w:rPr>
-          <w:noProof/>
-        </w:rPr>
-        <w:t>Obrázek 5 | Visual Studio 2022</w:t>
-      </w:r>
-      <w:r>
-        <w:rPr>
-          <w:noProof/>
-        </w:rPr>
-        <w:tab/>
-      </w:r>
-      <w:r>
-        <w:rPr>
-          <w:noProof/>
-        </w:rPr>
-        <w:fldChar w:fldCharType="begin"/>
-      </w:r>
-      <w:r>
-        <w:rPr>
-          <w:noProof/>
-        </w:rPr>
-        <w:instrText xml:space="preserve"> PAGEREF _Toc187654909 \h </w:instrText>
-      </w:r>
-      <w:r>
-        <w:rPr>
-          <w:noProof/>
-        </w:rPr>
-      </w:r>
-      <w:r>
-        <w:rPr>
-          <w:noProof/>
-        </w:rPr>
-        <w:fldChar w:fldCharType="separate"/>
-      </w:r>
-      <w:r>
-        <w:rPr>
-          <w:noProof/>
-        </w:rPr>
-        <w:t>9</w:t>
-      </w:r>
-      <w:r>
-        <w:rPr>
-          <w:noProof/>
-        </w:rPr>
-        <w:fldChar w:fldCharType="end"/>
-      </w:r>
-    </w:p>
-    <w:p>
-      <w:pPr>
-        <w:pStyle w:val="Seznamobrzk"/>
-        <w:tabs>
-          <w:tab w:val="right" w:leader="dot" w:pos="9062"/>
-        </w:tabs>
-        <w:rPr>
-          <w:noProof/>
-          <w:kern w:val="2"/>
-          <w:sz w:val="24"/>
-          <w:szCs w:val="24"/>
-          <w:lang w:eastAsia="cs-CZ"/>
-          <w14:ligatures w14:val="standardContextual"/>
-        </w:rPr>
-      </w:pPr>
-      <w:r>
-        <w:rPr>
-          <w:noProof/>
-        </w:rPr>
-        <w:t>Obrázek 6 | C#</w:t>
-      </w:r>
-      <w:r>
-        <w:rPr>
-          <w:noProof/>
-        </w:rPr>
-        <w:tab/>
-      </w:r>
-      <w:r>
-        <w:rPr>
-          <w:noProof/>
-        </w:rPr>
-        <w:fldChar w:fldCharType="begin"/>
-      </w:r>
-      <w:r>
-        <w:rPr>
-          <w:noProof/>
-        </w:rPr>
-        <w:instrText xml:space="preserve"> PAGEREF _Toc187654910 \h </w:instrText>
-      </w:r>
-      <w:r>
-        <w:rPr>
-          <w:noProof/>
-        </w:rPr>
-      </w:r>
-      <w:r>
-        <w:rPr>
-          <w:noProof/>
-        </w:rPr>
-        <w:fldChar w:fldCharType="separate"/>
-      </w:r>
-      <w:r>
-        <w:rPr>
-          <w:noProof/>
-        </w:rPr>
-        <w:t>9</w:t>
-      </w:r>
-      <w:r>
-        <w:rPr>
-          <w:noProof/>
-        </w:rPr>
-        <w:fldChar w:fldCharType="end"/>
-      </w:r>
-    </w:p>
-    <w:p>
-      <w:pPr>
-        <w:pStyle w:val="Seznamobrzk"/>
-        <w:tabs>
-          <w:tab w:val="right" w:leader="dot" w:pos="9062"/>
-        </w:tabs>
-        <w:rPr>
-          <w:noProof/>
-          <w:kern w:val="2"/>
-          <w:sz w:val="24"/>
-          <w:szCs w:val="24"/>
-          <w:lang w:eastAsia="cs-CZ"/>
-          <w14:ligatures w14:val="standardContextual"/>
-        </w:rPr>
-      </w:pPr>
-      <w:r>
-        <w:rPr>
-          <w:noProof/>
-        </w:rPr>
-        <w:t>Obrázek 7 | Github</w:t>
-      </w:r>
-      <w:r>
-        <w:rPr>
-          <w:noProof/>
-        </w:rPr>
-        <w:tab/>
-      </w:r>
-      <w:r>
-        <w:rPr>
-          <w:noProof/>
-        </w:rPr>
-        <w:fldChar w:fldCharType="begin"/>
-      </w:r>
-      <w:r>
-        <w:rPr>
-          <w:noProof/>
-        </w:rPr>
-        <w:instrText xml:space="preserve"> PAGEREF _Toc187654911 \h </w:instrText>
-      </w:r>
-      <w:r>
-        <w:rPr>
-          <w:noProof/>
-        </w:rPr>
-      </w:r>
-      <w:r>
-        <w:rPr>
-          <w:noProof/>
-        </w:rPr>
-        <w:fldChar w:fldCharType="separate"/>
-      </w:r>
-      <w:r>
-        <w:rPr>
-          <w:noProof/>
-        </w:rPr>
-        <w:t>9</w:t>
-      </w:r>
-      <w:r>
-        <w:rPr>
-          <w:noProof/>
-        </w:rPr>
-        <w:fldChar w:fldCharType="end"/>
-      </w:r>
-    </w:p>
-    <w:p>
-      <w:pPr>
-        <w:pStyle w:val="Seznamobrzk"/>
-        <w:tabs>
-          <w:tab w:val="right" w:leader="dot" w:pos="9062"/>
-        </w:tabs>
-        <w:rPr>
-          <w:noProof/>
-          <w:kern w:val="2"/>
-          <w:sz w:val="24"/>
-          <w:szCs w:val="24"/>
-          <w:lang w:eastAsia="cs-CZ"/>
-          <w14:ligatures w14:val="standardContextual"/>
-        </w:rPr>
-      </w:pPr>
-      <w:r>
-        <w:rPr>
-          <w:noProof/>
-        </w:rPr>
-        <w:t>Obrázek 8 | Github Desktop</w:t>
-      </w:r>
-      <w:r>
-        <w:rPr>
-          <w:noProof/>
-        </w:rPr>
-        <w:tab/>
-      </w:r>
-      <w:r>
-        <w:rPr>
-          <w:noProof/>
-        </w:rPr>
-        <w:fldChar w:fldCharType="begin"/>
-      </w:r>
-      <w:r>
-        <w:rPr>
-          <w:noProof/>
-        </w:rPr>
-        <w:instrText xml:space="preserve"> PAGEREF _Toc187654912 \h </w:instrText>
-      </w:r>
-      <w:r>
-        <w:rPr>
-          <w:noProof/>
-        </w:rPr>
-      </w:r>
-      <w:r>
-        <w:rPr>
-          <w:noProof/>
-        </w:rPr>
-        <w:fldChar w:fldCharType="separate"/>
-      </w:r>
-      <w:r>
-        <w:rPr>
-          <w:noProof/>
-        </w:rPr>
-        <w:t>9</w:t>
-      </w:r>
-      <w:r>
-        <w:rPr>
-          <w:noProof/>
-        </w:rPr>
-        <w:fldChar w:fldCharType="end"/>
-      </w:r>
-    </w:p>
-    <w:p>
-      <w:pPr>
-        <w:pStyle w:val="Seznamobrzk"/>
-        <w:tabs>
-          <w:tab w:val="right" w:leader="dot" w:pos="9062"/>
-        </w:tabs>
-        <w:rPr>
-          <w:noProof/>
-          <w:kern w:val="2"/>
-          <w:sz w:val="24"/>
-          <w:szCs w:val="24"/>
-          <w:lang w:eastAsia="cs-CZ"/>
-          <w14:ligatures w14:val="standardContextual"/>
-        </w:rPr>
-      </w:pPr>
-      <w:r>
-        <w:rPr>
-          <w:noProof/>
-        </w:rPr>
-        <w:t>Obrázek 9 | ChatGPT</w:t>
-      </w:r>
-      <w:r>
-        <w:rPr>
-          <w:noProof/>
-        </w:rPr>
-        <w:tab/>
-      </w:r>
-      <w:r>
-        <w:rPr>
-          <w:noProof/>
-        </w:rPr>
-        <w:fldChar w:fldCharType="begin"/>
-      </w:r>
-      <w:r>
-        <w:rPr>
-          <w:noProof/>
-        </w:rPr>
-        <w:instrText xml:space="preserve"> PAGEREF _Toc187654913 \h </w:instrText>
-      </w:r>
-      <w:r>
-        <w:rPr>
-          <w:noProof/>
-        </w:rPr>
-      </w:r>
-      <w:r>
-        <w:rPr>
-          <w:noProof/>
-        </w:rPr>
-        <w:fldChar w:fldCharType="separate"/>
-      </w:r>
-      <w:r>
-        <w:rPr>
-          <w:noProof/>
-        </w:rPr>
-        <w:t>10</w:t>
-      </w:r>
-      <w:r>
-        <w:rPr>
-          <w:noProof/>
-        </w:rPr>
-        <w:fldChar w:fldCharType="end"/>
-      </w:r>
-    </w:p>
-    <w:p>
-      <w:pPr>
-        <w:pStyle w:val="Seznamobrzk"/>
-        <w:tabs>
-          <w:tab w:val="right" w:leader="dot" w:pos="9062"/>
-        </w:tabs>
-        <w:rPr>
-          <w:noProof/>
-          <w:kern w:val="2"/>
-          <w:sz w:val="24"/>
-          <w:szCs w:val="24"/>
-          <w:lang w:eastAsia="cs-CZ"/>
-          <w14:ligatures w14:val="standardContextual"/>
-        </w:rPr>
-      </w:pPr>
-      <w:r>
-        <w:rPr>
-          <w:noProof/>
-        </w:rPr>
-        <w:t>Obrázek 10 | Cinemachine</w:t>
-      </w:r>
-      <w:r>
-        <w:rPr>
-          <w:noProof/>
-        </w:rPr>
-        <w:tab/>
-      </w:r>
-      <w:r>
-        <w:rPr>
-          <w:noProof/>
-        </w:rPr>
-        <w:fldChar w:fldCharType="begin"/>
-      </w:r>
-      <w:r>
-        <w:rPr>
-          <w:noProof/>
-        </w:rPr>
-        <w:instrText xml:space="preserve"> PAGEREF _Toc187654914 \h </w:instrText>
-      </w:r>
-      <w:r>
-        <w:rPr>
-          <w:noProof/>
-        </w:rPr>
-      </w:r>
-      <w:r>
-        <w:rPr>
-          <w:noProof/>
-        </w:rPr>
-        <w:fldChar w:fldCharType="separate"/>
-      </w:r>
-      <w:r>
-        <w:rPr>
-          <w:noProof/>
-        </w:rPr>
-        <w:t>10</w:t>
-      </w:r>
-      <w:r>
-        <w:rPr>
-          <w:noProof/>
-        </w:rPr>
-        <w:fldChar w:fldCharType="end"/>
-      </w:r>
-    </w:p>
-    <w:p>
-      <w:pPr>
-        <w:pStyle w:val="Seznamobrzk"/>
-        <w:tabs>
-          <w:tab w:val="right" w:leader="dot" w:pos="9062"/>
-        </w:tabs>
-        <w:rPr>
-          <w:noProof/>
-          <w:kern w:val="2"/>
-          <w:sz w:val="24"/>
-          <w:szCs w:val="24"/>
-          <w:lang w:eastAsia="cs-CZ"/>
-          <w14:ligatures w14:val="standardContextual"/>
-        </w:rPr>
-      </w:pPr>
-      <w:r>
-        <w:rPr>
-          <w:noProof/>
-        </w:rPr>
-        <w:t>Obrázek 11 | Testovací scéna</w:t>
-      </w:r>
-      <w:r>
-        <w:rPr>
-          <w:noProof/>
-        </w:rPr>
-        <w:tab/>
-      </w:r>
-      <w:r>
-        <w:rPr>
-          <w:noProof/>
-        </w:rPr>
-        <w:fldChar w:fldCharType="begin"/>
-      </w:r>
-      <w:r>
-        <w:rPr>
-          <w:noProof/>
-        </w:rPr>
-        <w:instrText xml:space="preserve"> PAGEREF _Toc187654915 \h </w:instrText>
-      </w:r>
-      <w:r>
-        <w:rPr>
-          <w:noProof/>
-        </w:rPr>
-      </w:r>
-      <w:r>
-        <w:rPr>
-          <w:noProof/>
-        </w:rPr>
-        <w:fldChar w:fldCharType="separate"/>
-      </w:r>
-      <w:r>
-        <w:rPr>
-          <w:noProof/>
-        </w:rPr>
-        <w:t>11</w:t>
-      </w:r>
-      <w:r>
-        <w:rPr>
-          <w:noProof/>
-        </w:rPr>
-        <w:fldChar w:fldCharType="end"/>
-      </w:r>
-    </w:p>
-    <w:p>
-      <w:pPr>
-        <w:pStyle w:val="Seznamobrzk"/>
-        <w:tabs>
-          <w:tab w:val="right" w:leader="dot" w:pos="9062"/>
-        </w:tabs>
-        <w:rPr>
-          <w:noProof/>
-          <w:kern w:val="2"/>
-          <w:sz w:val="24"/>
-          <w:szCs w:val="24"/>
-          <w:lang w:eastAsia="cs-CZ"/>
-          <w14:ligatures w14:val="standardContextual"/>
-        </w:rPr>
-      </w:pPr>
-      <w:r>
-        <w:rPr>
-          <w:noProof/>
-        </w:rPr>
-        <w:t>Obrázek 12 | Hlavní postavy</w:t>
-      </w:r>
-      <w:r>
-        <w:rPr>
-          <w:noProof/>
-        </w:rPr>
-        <w:tab/>
-      </w:r>
-      <w:r>
-        <w:rPr>
-          <w:noProof/>
-        </w:rPr>
-        <w:fldChar w:fldCharType="begin"/>
-      </w:r>
-      <w:r>
-        <w:rPr>
-          <w:noProof/>
-        </w:rPr>
-        <w:instrText xml:space="preserve"> PAGEREF _Toc187654916 \h </w:instrText>
-      </w:r>
-      <w:r>
-        <w:rPr>
-          <w:noProof/>
-        </w:rPr>
-      </w:r>
-      <w:r>
-        <w:rPr>
-          <w:noProof/>
-        </w:rPr>
-        <w:fldChar w:fldCharType="separate"/>
-      </w:r>
-      <w:r>
-        <w:rPr>
-          <w:noProof/>
-        </w:rPr>
-        <w:t>12</w:t>
-      </w:r>
-      <w:r>
-        <w:rPr>
-          <w:noProof/>
-        </w:rPr>
-        <w:fldChar w:fldCharType="end"/>
-      </w:r>
-    </w:p>
-    <w:p>
-      <w:pPr>
-        <w:pStyle w:val="Seznamobrzk"/>
-        <w:tabs>
-          <w:tab w:val="right" w:leader="dot" w:pos="9062"/>
-        </w:tabs>
-        <w:rPr>
-          <w:noProof/>
-          <w:kern w:val="2"/>
-          <w:sz w:val="24"/>
-          <w:szCs w:val="24"/>
-          <w:lang w:eastAsia="cs-CZ"/>
-          <w14:ligatures w14:val="standardContextual"/>
-        </w:rPr>
-      </w:pPr>
-      <w:r>
-        <w:rPr>
-          <w:noProof/>
-        </w:rPr>
-        <w:t>Obrázek 13 | Výměna kamer - Část: Proměnné a Start</w:t>
-      </w:r>
-      <w:r>
-        <w:rPr>
-          <w:noProof/>
-        </w:rPr>
-        <w:tab/>
-      </w:r>
-      <w:r>
-        <w:rPr>
-          <w:noProof/>
-        </w:rPr>
-        <w:fldChar w:fldCharType="begin"/>
-      </w:r>
-      <w:r>
-        <w:rPr>
-          <w:noProof/>
-        </w:rPr>
-        <w:instrText xml:space="preserve"> PAGEREF _Toc187654917 \h </w:instrText>
-      </w:r>
-      <w:r>
-        <w:rPr>
-          <w:noProof/>
-        </w:rPr>
-      </w:r>
-      <w:r>
-        <w:rPr>
-          <w:noProof/>
-        </w:rPr>
-        <w:fldChar w:fldCharType="separate"/>
-      </w:r>
-      <w:r>
-        <w:rPr>
-          <w:noProof/>
-        </w:rPr>
-        <w:t>13</w:t>
-      </w:r>
-      <w:r>
-        <w:rPr>
-          <w:noProof/>
-        </w:rPr>
-        <w:fldChar w:fldCharType="end"/>
-      </w:r>
-    </w:p>
-    <w:p>
-      <w:pPr>
-        <w:pStyle w:val="Seznamobrzk"/>
-        <w:tabs>
-          <w:tab w:val="right" w:leader="dot" w:pos="9062"/>
-        </w:tabs>
-        <w:rPr>
-          <w:noProof/>
-          <w:kern w:val="2"/>
-          <w:sz w:val="24"/>
-          <w:szCs w:val="24"/>
-          <w:lang w:eastAsia="cs-CZ"/>
-          <w14:ligatures w14:val="standardContextual"/>
-        </w:rPr>
-      </w:pPr>
-      <w:r>
-        <w:rPr>
-          <w:noProof/>
-        </w:rPr>
-        <w:t>Obrázek 14 | Výměna kamer - Část: Metody</w:t>
-      </w:r>
-      <w:r>
-        <w:rPr>
-          <w:noProof/>
-        </w:rPr>
-        <w:tab/>
-      </w:r>
-      <w:r>
-        <w:rPr>
-          <w:noProof/>
-        </w:rPr>
-        <w:fldChar w:fldCharType="begin"/>
-      </w:r>
-      <w:r>
-        <w:rPr>
-          <w:noProof/>
-        </w:rPr>
-        <w:instrText xml:space="preserve"> PAGEREF _Toc187654918 \h </w:instrText>
-      </w:r>
-      <w:r>
-        <w:rPr>
-          <w:noProof/>
-        </w:rPr>
-      </w:r>
-      <w:r>
-        <w:rPr>
-          <w:noProof/>
-        </w:rPr>
-        <w:fldChar w:fldCharType="separate"/>
-      </w:r>
-      <w:r>
-        <w:rPr>
-          <w:noProof/>
-        </w:rPr>
-        <w:t>14</w:t>
-      </w:r>
-      <w:r>
-        <w:rPr>
-          <w:noProof/>
-        </w:rPr>
-        <w:fldChar w:fldCharType="end"/>
-      </w:r>
-    </w:p>
-    <w:p>
-      <w:pPr>
-        <w:pStyle w:val="Seznamobrzk"/>
-        <w:tabs>
-          <w:tab w:val="right" w:leader="dot" w:pos="9062"/>
-        </w:tabs>
-        <w:rPr>
-          <w:noProof/>
-          <w:kern w:val="2"/>
-          <w:sz w:val="24"/>
-          <w:szCs w:val="24"/>
-          <w:lang w:eastAsia="cs-CZ"/>
-          <w14:ligatures w14:val="standardContextual"/>
-        </w:rPr>
-      </w:pPr>
-      <w:r>
-        <w:rPr>
-          <w:noProof/>
-        </w:rPr>
-        <w:t>Obrázek 15 | Výměna kamer - Část: Priority kamer</w:t>
-      </w:r>
-      <w:r>
-        <w:rPr>
-          <w:noProof/>
-        </w:rPr>
-        <w:tab/>
-      </w:r>
-      <w:r>
-        <w:rPr>
-          <w:noProof/>
-        </w:rPr>
-        <w:fldChar w:fldCharType="begin"/>
-      </w:r>
-      <w:r>
-        <w:rPr>
-          <w:noProof/>
-        </w:rPr>
-        <w:instrText xml:space="preserve"> PAGEREF _Toc187654919 \h </w:instrText>
-      </w:r>
-      <w:r>
-        <w:rPr>
-          <w:noProof/>
-        </w:rPr>
-      </w:r>
-      <w:r>
-        <w:rPr>
-          <w:noProof/>
-        </w:rPr>
-        <w:fldChar w:fldCharType="separate"/>
-      </w:r>
-      <w:r>
-        <w:rPr>
-          <w:noProof/>
-        </w:rPr>
-        <w:t>15</w:t>
-      </w:r>
-      <w:r>
-        <w:rPr>
-          <w:noProof/>
-        </w:rPr>
-        <w:fldChar w:fldCharType="end"/>
-      </w:r>
-    </w:p>
-    <w:p>
-      <w:pPr>
-        <w:pStyle w:val="Seznamobrzk"/>
-        <w:tabs>
-          <w:tab w:val="right" w:leader="dot" w:pos="9062"/>
-        </w:tabs>
-        <w:rPr>
-          <w:noProof/>
-          <w:kern w:val="2"/>
-          <w:sz w:val="24"/>
-          <w:szCs w:val="24"/>
-          <w:lang w:eastAsia="cs-CZ"/>
-          <w14:ligatures w14:val="standardContextual"/>
-        </w:rPr>
-      </w:pPr>
-      <w:r>
-        <w:rPr>
-          <w:noProof/>
-        </w:rPr>
-        <w:t>Obrázek 16 | Ragdoll kolize</w:t>
-      </w:r>
-      <w:r>
-        <w:rPr>
-          <w:noProof/>
-        </w:rPr>
-        <w:tab/>
-      </w:r>
-      <w:r>
-        <w:rPr>
-          <w:noProof/>
-        </w:rPr>
-        <w:fldChar w:fldCharType="begin"/>
-      </w:r>
-      <w:r>
-        <w:rPr>
-          <w:noProof/>
-        </w:rPr>
-        <w:instrText xml:space="preserve"> PAGEREF _Toc187654920 \h </w:instrText>
-      </w:r>
-      <w:r>
-        <w:rPr>
-          <w:noProof/>
-        </w:rPr>
-      </w:r>
-      <w:r>
-        <w:rPr>
-          <w:noProof/>
-        </w:rPr>
-        <w:fldChar w:fldCharType="separate"/>
-      </w:r>
-      <w:r>
-        <w:rPr>
-          <w:noProof/>
-        </w:rPr>
-        <w:t>15</w:t>
-      </w:r>
-      <w:r>
-        <w:rPr>
-          <w:noProof/>
-        </w:rPr>
-        <w:fldChar w:fldCharType="end"/>
-      </w:r>
-    </w:p>
-    <w:p>
-      <w:pPr>
-        <w:pStyle w:val="Seznamobrzk"/>
-        <w:tabs>
-          <w:tab w:val="right" w:leader="dot" w:pos="9062"/>
-        </w:tabs>
-        <w:rPr>
-          <w:noProof/>
-          <w:kern w:val="2"/>
-          <w:sz w:val="24"/>
-          <w:szCs w:val="24"/>
-          <w:lang w:eastAsia="cs-CZ"/>
-          <w14:ligatures w14:val="standardContextual"/>
-        </w:rPr>
-      </w:pPr>
-      <w:r>
-        <w:rPr>
-          <w:noProof/>
-        </w:rPr>
-        <w:t>Obrázek 17 | Hod objektu</w:t>
-      </w:r>
-      <w:r>
-        <w:rPr>
-          <w:noProof/>
-        </w:rPr>
-        <w:tab/>
-      </w:r>
-      <w:r>
-        <w:rPr>
-          <w:noProof/>
-        </w:rPr>
-        <w:fldChar w:fldCharType="begin"/>
-      </w:r>
-      <w:r>
-        <w:rPr>
-          <w:noProof/>
-        </w:rPr>
-        <w:instrText xml:space="preserve"> PAGEREF _Toc187654921 \h </w:instrText>
-      </w:r>
-      <w:r>
-        <w:rPr>
-          <w:noProof/>
-        </w:rPr>
-      </w:r>
-      <w:r>
-        <w:rPr>
-          <w:noProof/>
-        </w:rPr>
-        <w:fldChar w:fldCharType="separate"/>
-      </w:r>
-      <w:r>
-        <w:rPr>
-          <w:noProof/>
-        </w:rPr>
-        <w:t>16</w:t>
-      </w:r>
-      <w:r>
-        <w:rPr>
-          <w:noProof/>
-        </w:rPr>
-        <w:fldChar w:fldCharType="end"/>
-      </w:r>
-    </w:p>
-    <w:p>
-      <w:pPr>
-        <w:pStyle w:val="Seznamobrzk"/>
-        <w:tabs>
-          <w:tab w:val="right" w:leader="dot" w:pos="9062"/>
-        </w:tabs>
-        <w:rPr>
-          <w:noProof/>
-          <w:kern w:val="2"/>
-          <w:sz w:val="24"/>
-          <w:szCs w:val="24"/>
-          <w:lang w:eastAsia="cs-CZ"/>
-          <w14:ligatures w14:val="standardContextual"/>
-        </w:rPr>
-      </w:pPr>
-      <w:r>
-        <w:rPr>
-          <w:noProof/>
-        </w:rPr>
-        <w:t>Obrázek 18 | Mířící kamera</w:t>
-      </w:r>
-      <w:r>
-        <w:rPr>
-          <w:noProof/>
-        </w:rPr>
-        <w:tab/>
-      </w:r>
-      <w:r>
-        <w:rPr>
-          <w:noProof/>
-        </w:rPr>
-        <w:fldChar w:fldCharType="begin"/>
-      </w:r>
-      <w:r>
-        <w:rPr>
-          <w:noProof/>
-        </w:rPr>
-        <w:instrText xml:space="preserve"> PAGEREF _Toc187654922 \h </w:instrText>
-      </w:r>
-      <w:r>
-        <w:rPr>
-          <w:noProof/>
-        </w:rPr>
-      </w:r>
-      <w:r>
-        <w:rPr>
-          <w:noProof/>
-        </w:rPr>
-        <w:fldChar w:fldCharType="separate"/>
-      </w:r>
-      <w:r>
-        <w:rPr>
-          <w:noProof/>
-        </w:rPr>
-        <w:t>16</w:t>
-      </w:r>
-      <w:r>
-        <w:rPr>
-          <w:noProof/>
-        </w:rPr>
-        <w:fldChar w:fldCharType="end"/>
-      </w:r>
-    </w:p>
-    <w:p>
-      <w:pPr>
-        <w:pStyle w:val="Seznamobrzk"/>
-        <w:tabs>
-          <w:tab w:val="right" w:leader="dot" w:pos="9062"/>
-        </w:tabs>
-        <w:rPr>
-          <w:noProof/>
-          <w:kern w:val="2"/>
-          <w:sz w:val="24"/>
-          <w:szCs w:val="24"/>
-          <w:lang w:eastAsia="cs-CZ"/>
-          <w14:ligatures w14:val="standardContextual"/>
-        </w:rPr>
-      </w:pPr>
-      <w:r>
-        <w:rPr>
-          <w:noProof/>
-        </w:rPr>
-        <w:t>Obrázek 19 | Hlavní kamera</w:t>
-      </w:r>
-      <w:r>
-        <w:rPr>
-          <w:noProof/>
-        </w:rPr>
-        <w:tab/>
-      </w:r>
-      <w:r>
-        <w:rPr>
-          <w:noProof/>
-        </w:rPr>
-        <w:fldChar w:fldCharType="begin"/>
-      </w:r>
-      <w:r>
-        <w:rPr>
-          <w:noProof/>
-        </w:rPr>
-        <w:instrText xml:space="preserve"> PAGEREF _Toc187654923 \h </w:instrText>
-      </w:r>
-      <w:r>
-        <w:rPr>
-          <w:noProof/>
-        </w:rPr>
-      </w:r>
-      <w:r>
-        <w:rPr>
-          <w:noProof/>
-        </w:rPr>
-        <w:fldChar w:fldCharType="separate"/>
-      </w:r>
-      <w:r>
-        <w:rPr>
-          <w:noProof/>
-        </w:rPr>
-        <w:t>16</w:t>
-      </w:r>
-      <w:r>
-        <w:rPr>
-          <w:noProof/>
-        </w:rPr>
-        <w:fldChar w:fldCharType="end"/>
-      </w:r>
-    </w:p>
-    <w:p>
-      <w:r>
-        <w:fldChar w:fldCharType="end"/>
-      </w:r>
-      <w:r>
-        <w:br w:type="page"/>
-      </w:r>
-    </w:p>
-    <w:p>
-      <w:pPr>
-        <w:pStyle w:val="NadpisBezsla"/>
-        <w:pBdr>
-          <w:bottom w:val="single" w:sz="4" w:space="1" w:color="FFC000"/>
-        </w:pBdr>
-      </w:pPr>
-      <w:bookmarkStart w:id="53" w:name="_Toc187650080"/>
+      <w:bookmarkStart w:id="52" w:name="_Toc187650080"/>
       <w:r>
         <w:lastRenderedPageBreak/>
         <w:t>Obsah média</w:t>
       </w:r>
-      <w:bookmarkEnd w:id="53"/>
+      <w:bookmarkEnd w:id="52"/>
     </w:p>
     <w:p>
       <w:pPr>
@@ -13537,8 +15016,8 @@
       </w:r>
     </w:p>
     <w:sectPr>
-      <w:footerReference w:type="default" r:id="rId32"/>
-      <w:footerReference w:type="first" r:id="rId33"/>
+      <w:footerReference w:type="default" r:id="rId30"/>
+      <w:footerReference w:type="first" r:id="rId31"/>
       <w:pgSz w:w="11906" w:h="16838"/>
       <w:pgMar w:top="1417" w:right="1417" w:bottom="1417" w:left="1417" w:header="850" w:footer="680" w:gutter="0"/>
       <w:cols w:space="708"/>
@@ -15162,6 +16641,7 @@
   <w:style w:type="character" w:default="1" w:styleId="Standardnpsmoodstavce">
     <w:name w:val="Default Paragraph Font"/>
     <w:uiPriority w:val="1"/>
+    <w:semiHidden/>
     <w:unhideWhenUsed/>
   </w:style>
   <w:style w:type="table" w:default="1" w:styleId="Normlntabulka">
@@ -15545,6 +17025,14 @@
       <w:u w:val="single"/>
     </w:rPr>
   </w:style>
+  <w:style w:type="paragraph" w:styleId="Bibliografie">
+    <w:name w:val="Bibliography"/>
+    <w:basedOn w:val="Normln"/>
+    <w:next w:val="Normln"/>
+    <w:uiPriority w:val="37"/>
+    <w:unhideWhenUsed/>
+    <w:rsid w:val="0098314B"/>
+  </w:style>
 </w:styles>
 </file>
 
@@ -15844,18 +17332,18 @@
 </file>
 
 <file path=customXml/item1.xml><?xml version="1.0" encoding="utf-8"?>
-<p:properties xmlns:p="http://schemas.microsoft.com/office/2006/metadata/properties" xmlns:xsi="http://www.w3.org/2001/XMLSchema-instance" xmlns:pc="http://schemas.microsoft.com/office/infopath/2007/PartnerControls">
-  <documentManagement/>
-</p:properties>
-</file>
-
-<file path=customXml/item2.xml><?xml version="1.0" encoding="utf-8"?>
 <?mso-contentType ?>
 <FormTemplates xmlns="http://schemas.microsoft.com/sharepoint/v3/contenttype/forms">
   <Display>DocumentLibraryForm</Display>
   <Edit>DocumentLibraryForm</Edit>
   <New>DocumentLibraryForm</New>
 </FormTemplates>
+</file>
+
+<file path=customXml/item2.xml><?xml version="1.0" encoding="utf-8"?>
+<p:properties xmlns:p="http://schemas.microsoft.com/office/2006/metadata/properties" xmlns:xsi="http://www.w3.org/2001/XMLSchema-instance" xmlns:pc="http://schemas.microsoft.com/office/infopath/2007/PartnerControls">
+  <documentManagement/>
+</p:properties>
 </file>
 
 <file path=customXml/item3.xml><?xml version="1.0" encoding="utf-8"?>
@@ -16024,22 +17512,251 @@
 </file>
 
 <file path=customXml/item4.xml><?xml version="1.0" encoding="utf-8"?>
-<b:Sources xmlns:b="http://schemas.openxmlformats.org/officeDocument/2006/bibliography" xmlns="http://schemas.openxmlformats.org/officeDocument/2006/bibliography" SelectedStyle="\ISO690Nmerical.XSL" StyleName="ISO 690 – číselná reference" Version="1987"/>
+<b:Sources xmlns:b="http://schemas.openxmlformats.org/officeDocument/2006/bibliography" xmlns="http://schemas.openxmlformats.org/officeDocument/2006/bibliography" SelectedStyle="\ISO690Nmerical.XSL" StyleName="ISO 690 – číselná reference" Version="1987">
+  <b:Source>
+    <b:Tag>ALT25</b:Tag>
+    <b:SourceType>InternetSite</b:SourceType>
+    <b:Guid>{1F9CE9BC-3A47-427F-AACF-2EBFB46F6A0E}</b:Guid>
+    <b:Title>ALTF4 ve službě Steam</b:Title>
+    <b:InternetSiteTitle>Steam</b:InternetSiteTitle>
+    <b:YearAccessed>2025</b:YearAccessed>
+    <b:MonthAccessed>1.</b:MonthAccessed>
+    <b:DayAccessed>13</b:DayAccessed>
+    <b:URL>https://store.steampowered.com/app/1137460/ALTF4/?l=czech</b:URL>
+    <b:RefOrder>11</b:RefOrder>
+  </b:Source>
+  <b:Source>
+    <b:Tag>Jum25</b:Tag>
+    <b:SourceType>InternetSite</b:SourceType>
+    <b:Guid>{2216A794-1A08-4ECB-BF3D-977A8B614A1B}</b:Guid>
+    <b:Title>Jump King ve službě Steam</b:Title>
+    <b:InternetSiteTitle>Steam</b:InternetSiteTitle>
+    <b:YearAccessed>2025</b:YearAccessed>
+    <b:MonthAccessed>1.</b:MonthAccessed>
+    <b:DayAccessed>13</b:DayAccessed>
+    <b:URL>https://store.steampowered.com/app/1061090/Jump_King/</b:URL>
+    <b:RefOrder>12</b:RefOrder>
+  </b:Source>
+  <b:Source>
+    <b:Tag>Sla25</b:Tag>
+    <b:SourceType>InternetSite</b:SourceType>
+    <b:Guid>{3331CEA8-BDD0-402B-9B6E-2DA793AC2334}</b:Guid>
+    <b:Title>Slackers - Carts of Glory ve službě Steam</b:Title>
+    <b:InternetSiteTitle>Steam</b:InternetSiteTitle>
+    <b:YearAccessed>2025</b:YearAccessed>
+    <b:MonthAccessed>1.</b:MonthAccessed>
+    <b:DayAccessed>13</b:DayAccessed>
+    <b:URL>https://store.steampowered.com/app/2354000/Slackers__Carts_of_Glory/</b:URL>
+    <b:RefOrder>13</b:RefOrder>
+  </b:Source>
+  <b:Source>
+    <b:Tag>Pro25</b:Tag>
+    <b:SourceType>InternetSite</b:SourceType>
+    <b:Guid>{249CD75D-A21B-465E-B167-64439CD9DDB3}</b:Guid>
+    <b:Title>Programming and scripting with Unity</b:Title>
+    <b:InternetSiteTitle>Unity</b:InternetSiteTitle>
+    <b:YearAccessed>2025</b:YearAccessed>
+    <b:MonthAccessed>1.</b:MonthAccessed>
+    <b:DayAccessed>13</b:DayAccessed>
+    <b:URL>https://unity.com/solutions/programming</b:URL>
+    <b:RefOrder>1</b:RefOrder>
+  </b:Source>
+  <b:Source>
+    <b:Tag>Uni25</b:Tag>
+    <b:SourceType>InternetSite</b:SourceType>
+    <b:Guid>{9F5BDB62-241F-4903-B45C-934E5B33EF5B}</b:Guid>
+    <b:Title>Unity 3D</b:Title>
+    <b:InternetSiteTitle>Facebook</b:InternetSiteTitle>
+    <b:YearAccessed>2025</b:YearAccessed>
+    <b:MonthAccessed>1.</b:MonthAccessed>
+    <b:DayAccessed>13</b:DayAccessed>
+    <b:URL>https://www.facebook.com/unity3d/</b:URL>
+    <b:RefOrder>14</b:RefOrder>
+  </b:Source>
+  <b:Source>
+    <b:Tag>Ato25</b:Tag>
+    <b:SourceType>InternetSite</b:SourceType>
+    <b:Guid>{F659A5CF-324A-46C6-8DB2-99074597875C}</b:Guid>
+    <b:Title>A tour of the C# - Overwiev - C# | Microsoft Learn</b:Title>
+    <b:InternetSiteTitle>Microsoft Learn</b:InternetSiteTitle>
+    <b:YearAccessed>2025</b:YearAccessed>
+    <b:MonthAccessed>1.</b:MonthAccessed>
+    <b:DayAccessed>13</b:DayAccessed>
+    <b:URL>https://learn.microsoft.com/en-us/dotnet/csharp/tour-of-csharp/</b:URL>
+    <b:RefOrder>3</b:RefOrder>
+  </b:Source>
+  <b:Source>
+    <b:Tag>Exe25</b:Tag>
+    <b:SourceType>InternetSite</b:SourceType>
+    <b:Guid>{00C579A7-BBD7-438E-A43D-BB411FC68D1C}</b:Guid>
+    <b:Title>Exercises C# - Aplikace na Google Play</b:Title>
+    <b:InternetSiteTitle>Google Play</b:InternetSiteTitle>
+    <b:YearAccessed>2025</b:YearAccessed>
+    <b:MonthAccessed>1.</b:MonthAccessed>
+    <b:DayAccessed>13</b:DayAccessed>
+    <b:URL>https://play.google.com/store/apps/details?id=juanantonioripoll.practiceexercisescsharp&amp;hl=cs</b:URL>
+    <b:RefOrder>15</b:RefOrder>
+  </b:Source>
+  <b:Source>
+    <b:Tag>Vis25</b:Tag>
+    <b:SourceType>InternetSite</b:SourceType>
+    <b:Guid>{180FD71A-3400-4680-977F-A90BB98189EA}</b:Guid>
+    <b:Title>Visual Studio 2022 IDE - programovací jazyk pro vývojáře software</b:Title>
+    <b:InternetSiteTitle>Microsoft</b:InternetSiteTitle>
+    <b:YearAccessed>2025</b:YearAccessed>
+    <b:MonthAccessed>1.</b:MonthAccessed>
+    <b:DayAccessed>13</b:DayAccessed>
+    <b:URL>https://visualstudio.microsoft.com/cs/vs/</b:URL>
+    <b:RefOrder>2</b:RefOrder>
+  </b:Source>
+  <b:Source>
+    <b:Tag>Vis251</b:Tag>
+    <b:SourceType>InternetSite</b:SourceType>
+    <b:Guid>{7C76F4C3-DEE4-41BB-8145-B5CDB96DDAAE}</b:Guid>
+    <b:Title>Visual Studio Community 2022 - Aplikace Microsoft</b:Title>
+    <b:InternetSiteTitle>Microsoft Store</b:InternetSiteTitle>
+    <b:YearAccessed>2025</b:YearAccessed>
+    <b:MonthAccessed>1.</b:MonthAccessed>
+    <b:DayAccessed>13</b:DayAccessed>
+    <b:URL>https://apps.microsoft.com/detail/XPDCFJDKLZJLP8?hl=cs-CZ&amp;gl=CL</b:URL>
+    <b:RefOrder>16</b:RefOrder>
+  </b:Source>
+  <b:Source>
+    <b:Tag>Git25</b:Tag>
+    <b:SourceType>InternetSite</b:SourceType>
+    <b:Guid>{D9821320-AE01-47A1-8821-D8CF75D1324C}</b:Guid>
+    <b:Title>GitHub — A Beginner’s Introduction | by Thiago Marsal Farias | Dec, 2023 | Medium</b:Title>
+    <b:InternetSiteTitle>Medium</b:InternetSiteTitle>
+    <b:YearAccessed>2025</b:YearAccessed>
+    <b:MonthAccessed>1.</b:MonthAccessed>
+    <b:DayAccessed>13</b:DayAccessed>
+    <b:URL>https://thiago-marsal.medium.com/github-a-beginners-introduction-00046817208a</b:URL>
+    <b:RefOrder>17</b:RefOrder>
+  </b:Source>
+  <b:Source>
+    <b:Tag>Fil25</b:Tag>
+    <b:SourceType>InternetSite</b:SourceType>
+    <b:Guid>{4CD90202-86E0-49AD-A151-2FB6FDCBBDEE}</b:Guid>
+    <b:Title>File:Github-desktop-logo-symbol.svg - Wikipedia</b:Title>
+    <b:InternetSiteTitle>Wikipedia</b:InternetSiteTitle>
+    <b:YearAccessed>2025</b:YearAccessed>
+    <b:MonthAccessed>1.</b:MonthAccessed>
+    <b:DayAccessed>13</b:DayAccessed>
+    <b:URL>https://en.m.wikipedia.org/wiki/File:Github-desktop-logo-symbol.svg</b:URL>
+    <b:RefOrder>18</b:RefOrder>
+  </b:Source>
+  <b:Source>
+    <b:Tag>Cha25</b:Tag>
+    <b:SourceType>InternetSite</b:SourceType>
+    <b:Guid>{9DB22254-1565-4A92-B53F-EFDEC095B362}</b:Guid>
+    <b:Title>Chatgpt Vector Logo - Download Free</b:Title>
+    <b:InternetSiteTitle>World Vector Logo</b:InternetSiteTitle>
+    <b:YearAccessed>2025</b:YearAccessed>
+    <b:MonthAccessed>1.</b:MonthAccessed>
+    <b:DayAccessed>13</b:DayAccessed>
+    <b:URL>https://worldvectorlogo.com/logo/chatgpt-6</b:URL>
+    <b:RefOrder>5</b:RefOrder>
+  </b:Source>
+  <b:Source>
+    <b:Tag>Cha251</b:Tag>
+    <b:SourceType>InternetSite</b:SourceType>
+    <b:Guid>{8160F45A-4B53-4303-BA1C-04066463096E}</b:Guid>
+    <b:Title>ChatGPT popis a parafráze</b:Title>
+    <b:InternetSiteTitle>ChatGPT</b:InternetSiteTitle>
+    <b:YearAccessed>2025</b:YearAccessed>
+    <b:MonthAccessed>1.</b:MonthAccessed>
+    <b:DayAccessed>13</b:DayAccessed>
+    <b:URL>https://chatgpt.com/share/678577c5-76f0-8007-baf4-82cd62827d5d</b:URL>
+    <b:RefOrder>4</b:RefOrder>
+  </b:Source>
+  <b:Source>
+    <b:Tag>Cha252</b:Tag>
+    <b:SourceType>InternetSite</b:SourceType>
+    <b:Guid>{E4649E15-9527-4ACC-A06E-4679DD95106D}</b:Guid>
+    <b:Title>ChatGPT popis a parafráze</b:Title>
+    <b:InternetSiteTitle>ChatGPT</b:InternetSiteTitle>
+    <b:YearAccessed>2025</b:YearAccessed>
+    <b:MonthAccessed>1.</b:MonthAccessed>
+    <b:DayAccessed>13</b:DayAccessed>
+    <b:URL>https://chatgpt.com/share/678577c5-76f0-8007-baf4-82cd62827d5d</b:URL>
+    <b:RefOrder>6</b:RefOrder>
+  </b:Source>
+  <b:Source>
+    <b:Tag>Cha253</b:Tag>
+    <b:SourceType>InternetSite</b:SourceType>
+    <b:Guid>{99417D08-C843-4E4A-98CE-8D6E9F31DBB1}</b:Guid>
+    <b:Title>ChatGPT popis a parafráze</b:Title>
+    <b:InternetSiteTitle>ChatGPT</b:InternetSiteTitle>
+    <b:YearAccessed>2025</b:YearAccessed>
+    <b:MonthAccessed>1.</b:MonthAccessed>
+    <b:DayAccessed>13</b:DayAccessed>
+    <b:URL>https://chatgpt.com/share/678577c5-76f0-8007-baf4-82cd62827d5d</b:URL>
+    <b:RefOrder>7</b:RefOrder>
+  </b:Source>
+  <b:Source>
+    <b:Tag>Cin25</b:Tag>
+    <b:SourceType>InternetSite</b:SourceType>
+    <b:Guid>{BD3C4AD7-F67D-40FF-A22A-5BFFD46DBB5D}</b:Guid>
+    <b:Title>CinemachineExternalCamera -</b:Title>
+    <b:InternetSiteTitle>documentation.help!</b:InternetSiteTitle>
+    <b:YearAccessed>2025</b:YearAccessed>
+    <b:MonthAccessed>1.</b:MonthAccessed>
+    <b:DayAccessed>13</b:DayAccessed>
+    <b:URL>https://documentation.help/Cinemachine/b80f823a-e6de-2e54-8da3-7a269e4f3771.htm</b:URL>
+    <b:RefOrder>19</b:RefOrder>
+  </b:Source>
+  <b:Source>
+    <b:Tag>War25</b:Tag>
+    <b:SourceType>InternetSite</b:SourceType>
+    <b:Guid>{AC547015-C0A7-4312-9E8D-CD665838EEC9}</b:Guid>
+    <b:Title>Warrior 3 | Characters | Unity Asset Store</b:Title>
+    <b:InternetSiteTitle>Unity Asset Store</b:InternetSiteTitle>
+    <b:YearAccessed>2025</b:YearAccessed>
+    <b:MonthAccessed>1.</b:MonthAccessed>
+    <b:DayAccessed>13</b:DayAccessed>
+    <b:URL>https://assetstore.unity.com/packages/3d/characters/humanoids/fantasy/warrior-3-180877</b:URL>
+    <b:RefOrder>9</b:RefOrder>
+  </b:Source>
+  <b:Source>
+    <b:Tag>War251</b:Tag>
+    <b:SourceType>InternetSite</b:SourceType>
+    <b:Guid>{30C2D74D-F574-46F4-B282-F90334FEDA06}</b:Guid>
+    <b:Title>Warrior Maiden | 3D animals | Unity Asset Store</b:Title>
+    <b:InternetSiteTitle>Unity Asset Store</b:InternetSiteTitle>
+    <b:YearAccessed>2025</b:YearAccessed>
+    <b:MonthAccessed>1.</b:MonthAccessed>
+    <b:DayAccessed>13</b:DayAccessed>
+    <b:URL>https://assetstore.unity.com/packages/3d/characters/animals/warrior-maiden-156715</b:URL>
+    <b:RefOrder>10</b:RefOrder>
+  </b:Source>
+  <b:Source>
+    <b:Tag>Ant25</b:Tag>
+    <b:SourceType>InternetSite</b:SourceType>
+    <b:Guid>{378955D7-6971-460B-A0B0-F89EB8537A13}</b:Guid>
+    <b:Title>Anton Puzanov - Asset Store</b:Title>
+    <b:InternetSiteTitle>Unity Asset Store</b:InternetSiteTitle>
+    <b:YearAccessed>2025</b:YearAccessed>
+    <b:MonthAccessed>1.</b:MonthAccessed>
+    <b:DayAccessed>13</b:DayAccessed>
+    <b:URL>https://assetstore.unity.com/publishers/43856</b:URL>
+    <b:RefOrder>8</b:RefOrder>
+  </b:Source>
+</b:Sources>
 </file>
 
 <file path=customXml/itemProps1.xml><?xml version="1.0" encoding="utf-8"?>
-<ds:datastoreItem xmlns:ds="http://schemas.openxmlformats.org/officeDocument/2006/customXml" ds:itemID="{43079A01-61F3-44B1-90C1-B1FEC405C657}">
+<ds:datastoreItem xmlns:ds="http://schemas.openxmlformats.org/officeDocument/2006/customXml" ds:itemID="{4FF85B71-35EB-4667-B5A7-25BC67E7B3EE}">
   <ds:schemaRefs>
-    <ds:schemaRef ds:uri="http://schemas.microsoft.com/office/2006/metadata/properties"/>
-    <ds:schemaRef ds:uri="http://schemas.microsoft.com/office/infopath/2007/PartnerControls"/>
+    <ds:schemaRef ds:uri="http://schemas.microsoft.com/sharepoint/v3/contenttype/forms"/>
   </ds:schemaRefs>
 </ds:datastoreItem>
 </file>
 
 <file path=customXml/itemProps2.xml><?xml version="1.0" encoding="utf-8"?>
-<ds:datastoreItem xmlns:ds="http://schemas.openxmlformats.org/officeDocument/2006/customXml" ds:itemID="{4FF85B71-35EB-4667-B5A7-25BC67E7B3EE}">
+<ds:datastoreItem xmlns:ds="http://schemas.openxmlformats.org/officeDocument/2006/customXml" ds:itemID="{43079A01-61F3-44B1-90C1-B1FEC405C657}">
   <ds:schemaRefs>
-    <ds:schemaRef ds:uri="http://schemas.microsoft.com/sharepoint/v3/contenttype/forms"/>
+    <ds:schemaRef ds:uri="http://schemas.microsoft.com/office/2006/metadata/properties"/>
+    <ds:schemaRef ds:uri="http://schemas.microsoft.com/office/infopath/2007/PartnerControls"/>
   </ds:schemaRefs>
 </ds:datastoreItem>
 </file>
@@ -16064,7 +17781,7 @@
 </file>
 
 <file path=customXml/itemProps4.xml><?xml version="1.0" encoding="utf-8"?>
-<ds:datastoreItem xmlns:ds="http://schemas.openxmlformats.org/officeDocument/2006/customXml" ds:itemID="{324DBA31-953D-436A-9E77-D8A7DC4AD694}">
+<ds:datastoreItem xmlns:ds="http://schemas.openxmlformats.org/officeDocument/2006/customXml" ds:itemID="{B512C302-BB19-4F9A-99C9-9918B10E50A7}">
   <ds:schemaRefs>
     <ds:schemaRef ds:uri="http://schemas.openxmlformats.org/officeDocument/2006/bibliography"/>
   </ds:schemaRefs>

--- a/Zdeněk_Vostrovský_4ITC.docx
+++ b/Zdeněk_Vostrovský_4ITC.docx
@@ -942,7 +942,7 @@
           <w:r>
             <w:fldChar w:fldCharType="separate"/>
           </w:r>
-          <w:hyperlink w:anchor="_Toc187650058" w:history="1">
+          <w:hyperlink w:anchor="_Toc187737778" w:history="1">
             <w:r>
               <w:rPr>
                 <w:rStyle w:val="Hypertextovodkaz"/>
@@ -969,7 +969,7 @@
                 <w:noProof/>
                 <w:webHidden/>
               </w:rPr>
-              <w:instrText xml:space="preserve"> PAGEREF _Toc187650058 \h </w:instrText>
+              <w:instrText xml:space="preserve"> PAGEREF _Toc187737778 \h </w:instrText>
             </w:r>
             <w:r>
               <w:rPr>
@@ -1016,7 +1016,7 @@
               <w14:ligatures w14:val="standardContextual"/>
             </w:rPr>
           </w:pPr>
-          <w:hyperlink w:anchor="_Toc187650059" w:history="1">
+          <w:hyperlink w:anchor="_Toc187737779" w:history="1">
             <w:r>
               <w:rPr>
                 <w:rStyle w:val="Hypertextovodkaz"/>
@@ -1061,7 +1061,7 @@
                 <w:noProof/>
                 <w:webHidden/>
               </w:rPr>
-              <w:instrText xml:space="preserve"> PAGEREF _Toc187650059 \h </w:instrText>
+              <w:instrText xml:space="preserve"> PAGEREF _Toc187737779 \h </w:instrText>
             </w:r>
             <w:r>
               <w:rPr>
@@ -1108,7 +1108,7 @@
               <w14:ligatures w14:val="standardContextual"/>
             </w:rPr>
           </w:pPr>
-          <w:hyperlink w:anchor="_Toc187650060" w:history="1">
+          <w:hyperlink w:anchor="_Toc187737780" w:history="1">
             <w:r>
               <w:rPr>
                 <w:rStyle w:val="Hypertextovodkaz"/>
@@ -1153,7 +1153,7 @@
                 <w:noProof/>
                 <w:webHidden/>
               </w:rPr>
-              <w:instrText xml:space="preserve"> PAGEREF _Toc187650060 \h </w:instrText>
+              <w:instrText xml:space="preserve"> PAGEREF _Toc187737780 \h </w:instrText>
             </w:r>
             <w:r>
               <w:rPr>
@@ -1200,7 +1200,7 @@
               <w14:ligatures w14:val="standardContextual"/>
             </w:rPr>
           </w:pPr>
-          <w:hyperlink w:anchor="_Toc187650061" w:history="1">
+          <w:hyperlink w:anchor="_Toc187737781" w:history="1">
             <w:r>
               <w:rPr>
                 <w:rStyle w:val="Hypertextovodkaz"/>
@@ -1245,7 +1245,7 @@
                 <w:noProof/>
                 <w:webHidden/>
               </w:rPr>
-              <w:instrText xml:space="preserve"> PAGEREF _Toc187650061 \h </w:instrText>
+              <w:instrText xml:space="preserve"> PAGEREF _Toc187737781 \h </w:instrText>
             </w:r>
             <w:r>
               <w:rPr>
@@ -1292,7 +1292,7 @@
               <w14:ligatures w14:val="standardContextual"/>
             </w:rPr>
           </w:pPr>
-          <w:hyperlink w:anchor="_Toc187650062" w:history="1">
+          <w:hyperlink w:anchor="_Toc187737782" w:history="1">
             <w:r>
               <w:rPr>
                 <w:rStyle w:val="Hypertextovodkaz"/>
@@ -1337,7 +1337,7 @@
                 <w:noProof/>
                 <w:webHidden/>
               </w:rPr>
-              <w:instrText xml:space="preserve"> PAGEREF _Toc187650062 \h </w:instrText>
+              <w:instrText xml:space="preserve"> PAGEREF _Toc187737782 \h </w:instrText>
             </w:r>
             <w:r>
               <w:rPr>
@@ -1384,7 +1384,7 @@
               <w14:ligatures w14:val="standardContextual"/>
             </w:rPr>
           </w:pPr>
-          <w:hyperlink w:anchor="_Toc187650063" w:history="1">
+          <w:hyperlink w:anchor="_Toc187737783" w:history="1">
             <w:r>
               <w:rPr>
                 <w:rStyle w:val="Hypertextovodkaz"/>
@@ -1429,7 +1429,7 @@
                 <w:noProof/>
                 <w:webHidden/>
               </w:rPr>
-              <w:instrText xml:space="preserve"> PAGEREF _Toc187650063 \h </w:instrText>
+              <w:instrText xml:space="preserve"> PAGEREF _Toc187737783 \h </w:instrText>
             </w:r>
             <w:r>
               <w:rPr>
@@ -1476,7 +1476,7 @@
               <w14:ligatures w14:val="standardContextual"/>
             </w:rPr>
           </w:pPr>
-          <w:hyperlink w:anchor="_Toc187650064" w:history="1">
+          <w:hyperlink w:anchor="_Toc187737784" w:history="1">
             <w:r>
               <w:rPr>
                 <w:rStyle w:val="Hypertextovodkaz"/>
@@ -1521,7 +1521,7 @@
                 <w:noProof/>
                 <w:webHidden/>
               </w:rPr>
-              <w:instrText xml:space="preserve"> PAGEREF _Toc187650064 \h </w:instrText>
+              <w:instrText xml:space="preserve"> PAGEREF _Toc187737784 \h </w:instrText>
             </w:r>
             <w:r>
               <w:rPr>
@@ -1568,7 +1568,7 @@
               <w14:ligatures w14:val="standardContextual"/>
             </w:rPr>
           </w:pPr>
-          <w:hyperlink w:anchor="_Toc187650065" w:history="1">
+          <w:hyperlink w:anchor="_Toc187737785" w:history="1">
             <w:r>
               <w:rPr>
                 <w:rStyle w:val="Hypertextovodkaz"/>
@@ -1613,7 +1613,7 @@
                 <w:noProof/>
                 <w:webHidden/>
               </w:rPr>
-              <w:instrText xml:space="preserve"> PAGEREF _Toc187650065 \h </w:instrText>
+              <w:instrText xml:space="preserve"> PAGEREF _Toc187737785 \h </w:instrText>
             </w:r>
             <w:r>
               <w:rPr>
@@ -1660,7 +1660,7 @@
               <w14:ligatures w14:val="standardContextual"/>
             </w:rPr>
           </w:pPr>
-          <w:hyperlink w:anchor="_Toc187650066" w:history="1">
+          <w:hyperlink w:anchor="_Toc187737786" w:history="1">
             <w:r>
               <w:rPr>
                 <w:rStyle w:val="Hypertextovodkaz"/>
@@ -1705,7 +1705,7 @@
                 <w:noProof/>
                 <w:webHidden/>
               </w:rPr>
-              <w:instrText xml:space="preserve"> PAGEREF _Toc187650066 \h </w:instrText>
+              <w:instrText xml:space="preserve"> PAGEREF _Toc187737786 \h </w:instrText>
             </w:r>
             <w:r>
               <w:rPr>
@@ -1752,7 +1752,7 @@
               <w14:ligatures w14:val="standardContextual"/>
             </w:rPr>
           </w:pPr>
-          <w:hyperlink w:anchor="_Toc187650067" w:history="1">
+          <w:hyperlink w:anchor="_Toc187737787" w:history="1">
             <w:r>
               <w:rPr>
                 <w:rStyle w:val="Hypertextovodkaz"/>
@@ -1797,7 +1797,7 @@
                 <w:noProof/>
                 <w:webHidden/>
               </w:rPr>
-              <w:instrText xml:space="preserve"> PAGEREF _Toc187650067 \h </w:instrText>
+              <w:instrText xml:space="preserve"> PAGEREF _Toc187737787 \h </w:instrText>
             </w:r>
             <w:r>
               <w:rPr>
@@ -1844,7 +1844,7 @@
               <w14:ligatures w14:val="standardContextual"/>
             </w:rPr>
           </w:pPr>
-          <w:hyperlink w:anchor="_Toc187650068" w:history="1">
+          <w:hyperlink w:anchor="_Toc187737788" w:history="1">
             <w:r>
               <w:rPr>
                 <w:rStyle w:val="Hypertextovodkaz"/>
@@ -1889,7 +1889,7 @@
                 <w:noProof/>
                 <w:webHidden/>
               </w:rPr>
-              <w:instrText xml:space="preserve"> PAGEREF _Toc187650068 \h </w:instrText>
+              <w:instrText xml:space="preserve"> PAGEREF _Toc187737788 \h </w:instrText>
             </w:r>
             <w:r>
               <w:rPr>
@@ -1936,7 +1936,7 @@
               <w14:ligatures w14:val="standardContextual"/>
             </w:rPr>
           </w:pPr>
-          <w:hyperlink w:anchor="_Toc187650069" w:history="1">
+          <w:hyperlink w:anchor="_Toc187737789" w:history="1">
             <w:r>
               <w:rPr>
                 <w:rStyle w:val="Hypertextovodkaz"/>
@@ -1981,7 +1981,7 @@
                 <w:noProof/>
                 <w:webHidden/>
               </w:rPr>
-              <w:instrText xml:space="preserve"> PAGEREF _Toc187650069 \h </w:instrText>
+              <w:instrText xml:space="preserve"> PAGEREF _Toc187737789 \h </w:instrText>
             </w:r>
             <w:r>
               <w:rPr>
@@ -2028,7 +2028,7 @@
               <w14:ligatures w14:val="standardContextual"/>
             </w:rPr>
           </w:pPr>
-          <w:hyperlink w:anchor="_Toc187650070" w:history="1">
+          <w:hyperlink w:anchor="_Toc187737790" w:history="1">
             <w:r>
               <w:rPr>
                 <w:rStyle w:val="Hypertextovodkaz"/>
@@ -2073,7 +2073,7 @@
                 <w:noProof/>
                 <w:webHidden/>
               </w:rPr>
-              <w:instrText xml:space="preserve"> PAGEREF _Toc187650070 \h </w:instrText>
+              <w:instrText xml:space="preserve"> PAGEREF _Toc187737790 \h </w:instrText>
             </w:r>
             <w:r>
               <w:rPr>
@@ -2120,7 +2120,7 @@
               <w14:ligatures w14:val="standardContextual"/>
             </w:rPr>
           </w:pPr>
-          <w:hyperlink w:anchor="_Toc187650071" w:history="1">
+          <w:hyperlink w:anchor="_Toc187737791" w:history="1">
             <w:r>
               <w:rPr>
                 <w:rStyle w:val="Hypertextovodkaz"/>
@@ -2165,7 +2165,7 @@
                 <w:noProof/>
                 <w:webHidden/>
               </w:rPr>
-              <w:instrText xml:space="preserve"> PAGEREF _Toc187650071 \h </w:instrText>
+              <w:instrText xml:space="preserve"> PAGEREF _Toc187737791 \h </w:instrText>
             </w:r>
             <w:r>
               <w:rPr>
@@ -2212,7 +2212,7 @@
               <w14:ligatures w14:val="standardContextual"/>
             </w:rPr>
           </w:pPr>
-          <w:hyperlink w:anchor="_Toc187650072" w:history="1">
+          <w:hyperlink w:anchor="_Toc187737792" w:history="1">
             <w:r>
               <w:rPr>
                 <w:rStyle w:val="Hypertextovodkaz"/>
@@ -2257,7 +2257,7 @@
                 <w:noProof/>
                 <w:webHidden/>
               </w:rPr>
-              <w:instrText xml:space="preserve"> PAGEREF _Toc187650072 \h </w:instrText>
+              <w:instrText xml:space="preserve"> PAGEREF _Toc187737792 \h </w:instrText>
             </w:r>
             <w:r>
               <w:rPr>
@@ -2304,7 +2304,7 @@
               <w14:ligatures w14:val="standardContextual"/>
             </w:rPr>
           </w:pPr>
-          <w:hyperlink w:anchor="_Toc187650073" w:history="1">
+          <w:hyperlink w:anchor="_Toc187737793" w:history="1">
             <w:r>
               <w:rPr>
                 <w:rStyle w:val="Hypertextovodkaz"/>
@@ -2349,7 +2349,7 @@
                 <w:noProof/>
                 <w:webHidden/>
               </w:rPr>
-              <w:instrText xml:space="preserve"> PAGEREF _Toc187650073 \h </w:instrText>
+              <w:instrText xml:space="preserve"> PAGEREF _Toc187737793 \h </w:instrText>
             </w:r>
             <w:r>
               <w:rPr>
@@ -2396,7 +2396,7 @@
               <w14:ligatures w14:val="standardContextual"/>
             </w:rPr>
           </w:pPr>
-          <w:hyperlink w:anchor="_Toc187650074" w:history="1">
+          <w:hyperlink w:anchor="_Toc187737794" w:history="1">
             <w:r>
               <w:rPr>
                 <w:rStyle w:val="Hypertextovodkaz"/>
@@ -2441,7 +2441,7 @@
                 <w:noProof/>
                 <w:webHidden/>
               </w:rPr>
-              <w:instrText xml:space="preserve"> PAGEREF _Toc187650074 \h </w:instrText>
+              <w:instrText xml:space="preserve"> PAGEREF _Toc187737794 \h </w:instrText>
             </w:r>
             <w:r>
               <w:rPr>
@@ -2462,6 +2462,98 @@
                 <w:webHidden/>
               </w:rPr>
               <w:t>13</w:t>
+            </w:r>
+            <w:r>
+              <w:rPr>
+                <w:noProof/>
+                <w:webHidden/>
+              </w:rPr>
+              <w:fldChar w:fldCharType="end"/>
+            </w:r>
+          </w:hyperlink>
+        </w:p>
+        <w:p>
+          <w:pPr>
+            <w:pStyle w:val="Obsah3"/>
+            <w:tabs>
+              <w:tab w:val="left" w:pos="1200"/>
+              <w:tab w:val="right" w:leader="dot" w:pos="9062"/>
+            </w:tabs>
+            <w:rPr>
+              <w:noProof/>
+              <w:kern w:val="2"/>
+              <w:sz w:val="24"/>
+              <w:szCs w:val="24"/>
+              <w:lang w:eastAsia="cs-CZ"/>
+              <w14:ligatures w14:val="standardContextual"/>
+            </w:rPr>
+          </w:pPr>
+          <w:hyperlink w:anchor="_Toc187737795" w:history="1">
+            <w:r>
+              <w:rPr>
+                <w:rStyle w:val="Hypertextovodkaz"/>
+                <w:noProof/>
+              </w:rPr>
+              <w:t>2.2.2</w:t>
+            </w:r>
+            <w:r>
+              <w:rPr>
+                <w:noProof/>
+                <w:kern w:val="2"/>
+                <w:sz w:val="24"/>
+                <w:szCs w:val="24"/>
+                <w:lang w:eastAsia="cs-CZ"/>
+                <w14:ligatures w14:val="standardContextual"/>
+              </w:rPr>
+              <w:tab/>
+            </w:r>
+            <w:r>
+              <w:rPr>
+                <w:rStyle w:val="Hypertextovodkaz"/>
+                <w:noProof/>
+              </w:rPr>
+              <w:t>Ragdoll kolize</w:t>
+            </w:r>
+            <w:r>
+              <w:rPr>
+                <w:noProof/>
+                <w:webHidden/>
+              </w:rPr>
+              <w:tab/>
+            </w:r>
+            <w:r>
+              <w:rPr>
+                <w:noProof/>
+                <w:webHidden/>
+              </w:rPr>
+              <w:fldChar w:fldCharType="begin"/>
+            </w:r>
+            <w:r>
+              <w:rPr>
+                <w:noProof/>
+                <w:webHidden/>
+              </w:rPr>
+              <w:instrText xml:space="preserve"> PAGEREF _Toc187737795 \h </w:instrText>
+            </w:r>
+            <w:r>
+              <w:rPr>
+                <w:noProof/>
+                <w:webHidden/>
+              </w:rPr>
+            </w:r>
+            <w:r>
+              <w:rPr>
+                <w:noProof/>
+                <w:webHidden/>
+              </w:rPr>
+              <w:fldChar w:fldCharType="separate"/>
+            </w:r>
+            <w:r>
+              <w:rPr>
+                <w:noProof/>
+                <w:webHidden/>
+              </w:rPr>
+              <w:t>15</w:t>
             </w:r>
             <w:r>
               <w:rPr>
@@ -2488,7 +2580,7 @@
               <w14:ligatures w14:val="standardContextual"/>
             </w:rPr>
           </w:pPr>
-          <w:hyperlink w:anchor="_Toc187650075" w:history="1">
+          <w:hyperlink w:anchor="_Toc187737796" w:history="1">
             <w:r>
               <w:rPr>
                 <w:rStyle w:val="Hypertextovodkaz"/>
@@ -2533,7 +2625,7 @@
                 <w:noProof/>
                 <w:webHidden/>
               </w:rPr>
-              <w:instrText xml:space="preserve"> PAGEREF _Toc187650075 \h </w:instrText>
+              <w:instrText xml:space="preserve"> PAGEREF _Toc187737796 \h </w:instrText>
             </w:r>
             <w:r>
               <w:rPr>
@@ -2580,7 +2672,7 @@
               <w14:ligatures w14:val="standardContextual"/>
             </w:rPr>
           </w:pPr>
-          <w:hyperlink w:anchor="_Toc187650076" w:history="1">
+          <w:hyperlink w:anchor="_Toc187737797" w:history="1">
             <w:r>
               <w:rPr>
                 <w:rStyle w:val="Hypertextovodkaz"/>
@@ -2625,7 +2717,7 @@
                 <w:noProof/>
                 <w:webHidden/>
               </w:rPr>
-              <w:instrText xml:space="preserve"> PAGEREF _Toc187650076 \h </w:instrText>
+              <w:instrText xml:space="preserve"> PAGEREF _Toc187737797 \h </w:instrText>
             </w:r>
             <w:r>
               <w:rPr>
@@ -2671,7 +2763,7 @@
               <w14:ligatures w14:val="standardContextual"/>
             </w:rPr>
           </w:pPr>
-          <w:hyperlink w:anchor="_Toc187650077" w:history="1">
+          <w:hyperlink w:anchor="_Toc187737798" w:history="1">
             <w:r>
               <w:rPr>
                 <w:rStyle w:val="Hypertextovodkaz"/>
@@ -2698,7 +2790,7 @@
                 <w:noProof/>
                 <w:webHidden/>
               </w:rPr>
-              <w:instrText xml:space="preserve"> PAGEREF _Toc187650077 \h </w:instrText>
+              <w:instrText xml:space="preserve"> PAGEREF _Toc187737798 \h </w:instrText>
             </w:r>
             <w:r>
               <w:rPr>
@@ -2719,6 +2811,98 @@
                 <w:webHidden/>
               </w:rPr>
               <w:t>17</w:t>
+            </w:r>
+            <w:r>
+              <w:rPr>
+                <w:noProof/>
+                <w:webHidden/>
+              </w:rPr>
+              <w:fldChar w:fldCharType="end"/>
+            </w:r>
+          </w:hyperlink>
+        </w:p>
+        <w:p>
+          <w:pPr>
+            <w:pStyle w:val="Obsah1"/>
+            <w:tabs>
+              <w:tab w:val="left" w:pos="440"/>
+              <w:tab w:val="right" w:leader="dot" w:pos="9062"/>
+            </w:tabs>
+            <w:rPr>
+              <w:noProof/>
+              <w:kern w:val="2"/>
+              <w:sz w:val="24"/>
+              <w:szCs w:val="24"/>
+              <w:lang w:eastAsia="cs-CZ"/>
+              <w14:ligatures w14:val="standardContextual"/>
+            </w:rPr>
+          </w:pPr>
+          <w:hyperlink w:anchor="_Toc187737799" w:history="1">
+            <w:r>
+              <w:rPr>
+                <w:rStyle w:val="Hypertextovodkaz"/>
+                <w:noProof/>
+              </w:rPr>
+              <w:t>3</w:t>
+            </w:r>
+            <w:r>
+              <w:rPr>
+                <w:noProof/>
+                <w:kern w:val="2"/>
+                <w:sz w:val="24"/>
+                <w:szCs w:val="24"/>
+                <w:lang w:eastAsia="cs-CZ"/>
+                <w14:ligatures w14:val="standardContextual"/>
+              </w:rPr>
+              <w:tab/>
+            </w:r>
+            <w:r>
+              <w:rPr>
+                <w:rStyle w:val="Hypertextovodkaz"/>
+                <w:noProof/>
+              </w:rPr>
+              <w:t>Použitá literatura</w:t>
+            </w:r>
+            <w:r>
+              <w:rPr>
+                <w:noProof/>
+                <w:webHidden/>
+              </w:rPr>
+              <w:tab/>
+            </w:r>
+            <w:r>
+              <w:rPr>
+                <w:noProof/>
+                <w:webHidden/>
+              </w:rPr>
+              <w:fldChar w:fldCharType="begin"/>
+            </w:r>
+            <w:r>
+              <w:rPr>
+                <w:noProof/>
+                <w:webHidden/>
+              </w:rPr>
+              <w:instrText xml:space="preserve"> PAGEREF _Toc187737799 \h </w:instrText>
+            </w:r>
+            <w:r>
+              <w:rPr>
+                <w:noProof/>
+                <w:webHidden/>
+              </w:rPr>
+            </w:r>
+            <w:r>
+              <w:rPr>
+                <w:noProof/>
+                <w:webHidden/>
+              </w:rPr>
+              <w:fldChar w:fldCharType="separate"/>
+            </w:r>
+            <w:r>
+              <w:rPr>
+                <w:noProof/>
+                <w:webHidden/>
+              </w:rPr>
+              <w:t>18</w:t>
             </w:r>
             <w:r>
               <w:rPr>
@@ -2744,13 +2928,13 @@
               <w14:ligatures w14:val="standardContextual"/>
             </w:rPr>
           </w:pPr>
-          <w:hyperlink w:anchor="_Toc187650078" w:history="1">
+          <w:hyperlink w:anchor="_Toc187737800" w:history="1">
             <w:r>
               <w:rPr>
                 <w:rStyle w:val="Hypertextovodkaz"/>
                 <w:noProof/>
               </w:rPr>
-              <w:t>Použitá literatura</w:t>
+              <w:t>Seznam obrázků</w:t>
             </w:r>
             <w:r>
               <w:rPr>
@@ -2771,7 +2955,7 @@
                 <w:noProof/>
                 <w:webHidden/>
               </w:rPr>
-              <w:instrText xml:space="preserve"> PAGEREF _Toc187650078 \h </w:instrText>
+              <w:instrText xml:space="preserve"> PAGEREF _Toc187737800 \h </w:instrText>
             </w:r>
             <w:r>
               <w:rPr>
@@ -2791,7 +2975,7 @@
                 <w:noProof/>
                 <w:webHidden/>
               </w:rPr>
-              <w:t>18</w:t>
+              <w:t>20</w:t>
             </w:r>
             <w:r>
               <w:rPr>
@@ -2817,13 +3001,13 @@
               <w14:ligatures w14:val="standardContextual"/>
             </w:rPr>
           </w:pPr>
-          <w:hyperlink w:anchor="_Toc187650079" w:history="1">
+          <w:hyperlink w:anchor="_Toc187737801" w:history="1">
             <w:r>
               <w:rPr>
                 <w:rStyle w:val="Hypertextovodkaz"/>
                 <w:noProof/>
               </w:rPr>
-              <w:t>Seznam obrázků</w:t>
+              <w:t>Obsah média</w:t>
             </w:r>
             <w:r>
               <w:rPr>
@@ -2844,7 +3028,7 @@
                 <w:noProof/>
                 <w:webHidden/>
               </w:rPr>
-              <w:instrText xml:space="preserve"> PAGEREF _Toc187650079 \h </w:instrText>
+              <w:instrText xml:space="preserve"> PAGEREF _Toc187737801 \h </w:instrText>
             </w:r>
             <w:r>
               <w:rPr>
@@ -2864,80 +3048,7 @@
                 <w:noProof/>
                 <w:webHidden/>
               </w:rPr>
-              <w:t>19</w:t>
-            </w:r>
-            <w:r>
-              <w:rPr>
-                <w:noProof/>
-                <w:webHidden/>
-              </w:rPr>
-              <w:fldChar w:fldCharType="end"/>
-            </w:r>
-          </w:hyperlink>
-        </w:p>
-        <w:p>
-          <w:pPr>
-            <w:pStyle w:val="Obsah1"/>
-            <w:tabs>
-              <w:tab w:val="right" w:leader="dot" w:pos="9062"/>
-            </w:tabs>
-            <w:rPr>
-              <w:noProof/>
-              <w:kern w:val="2"/>
-              <w:sz w:val="24"/>
-              <w:szCs w:val="24"/>
-              <w:lang w:eastAsia="cs-CZ"/>
-              <w14:ligatures w14:val="standardContextual"/>
-            </w:rPr>
-          </w:pPr>
-          <w:hyperlink w:anchor="_Toc187650080" w:history="1">
-            <w:r>
-              <w:rPr>
-                <w:rStyle w:val="Hypertextovodkaz"/>
-                <w:noProof/>
-              </w:rPr>
-              <w:t>Obsah média</w:t>
-            </w:r>
-            <w:r>
-              <w:rPr>
-                <w:noProof/>
-                <w:webHidden/>
-              </w:rPr>
-              <w:tab/>
-            </w:r>
-            <w:r>
-              <w:rPr>
-                <w:noProof/>
-                <w:webHidden/>
-              </w:rPr>
-              <w:fldChar w:fldCharType="begin"/>
-            </w:r>
-            <w:r>
-              <w:rPr>
-                <w:noProof/>
-                <w:webHidden/>
-              </w:rPr>
-              <w:instrText xml:space="preserve"> PAGEREF _Toc187650080 \h </w:instrText>
-            </w:r>
-            <w:r>
-              <w:rPr>
-                <w:noProof/>
-                <w:webHidden/>
-              </w:rPr>
-            </w:r>
-            <w:r>
-              <w:rPr>
-                <w:noProof/>
-                <w:webHidden/>
-              </w:rPr>
-              <w:fldChar w:fldCharType="separate"/>
-            </w:r>
-            <w:r>
-              <w:rPr>
-                <w:noProof/>
-                <w:webHidden/>
-              </w:rPr>
-              <w:t>20</w:t>
+              <w:t>21</w:t>
             </w:r>
             <w:r>
               <w:rPr>
@@ -2976,7 +3087,7 @@
           <w:bottom w:val="single" w:sz="4" w:space="1" w:color="FFC000"/>
         </w:pBdr>
       </w:pPr>
-      <w:bookmarkStart w:id="1" w:name="_Toc187650058"/>
+      <w:bookmarkStart w:id="1" w:name="_Toc187737778"/>
       <w:r>
         <w:lastRenderedPageBreak/>
         <w:t>Ú</w:t>
@@ -3095,7 +3206,7 @@
           <w:bottom w:val="single" w:sz="4" w:space="1" w:color="FFC000"/>
         </w:pBdr>
       </w:pPr>
-      <w:bookmarkStart w:id="2" w:name="_Toc187650059"/>
+      <w:bookmarkStart w:id="2" w:name="_Toc187737779"/>
       <w:r>
         <w:lastRenderedPageBreak/>
         <w:t>Teoretická část</w:t>
@@ -3106,7 +3217,7 @@
       <w:pPr>
         <w:pStyle w:val="Nadpis2"/>
       </w:pPr>
-      <w:bookmarkStart w:id="3" w:name="_Toc187650060"/>
+      <w:bookmarkStart w:id="3" w:name="_Toc187737780"/>
       <w:r>
         <w:t>Rešerše</w:t>
       </w:r>
@@ -3116,7 +3227,7 @@
       <w:pPr>
         <w:pStyle w:val="Nadpis3"/>
       </w:pPr>
-      <w:bookmarkStart w:id="4" w:name="_Toc187650061"/>
+      <w:bookmarkStart w:id="4" w:name="_Toc187737781"/>
       <w:r>
         <w:t>AltF4</w:t>
       </w:r>
@@ -3215,7 +3326,7 @@
                                   <w:rPr>
                                     <w:noProof/>
                                   </w:rPr>
-                                  <w:t xml:space="preserve"> (11)</w:t>
+                                  <w:t xml:space="preserve"> (14)</w:t>
                                 </w:r>
                                 <w:r>
                                   <w:fldChar w:fldCharType="end"/>
@@ -3295,7 +3406,7 @@
                             <w:rPr>
                               <w:noProof/>
                             </w:rPr>
-                            <w:t xml:space="preserve"> (11)</w:t>
+                            <w:t xml:space="preserve"> (14)</w:t>
                           </w:r>
                           <w:r>
                             <w:fldChar w:fldCharType="end"/>
@@ -3503,14 +3614,46 @@
         <w:t xml:space="preserve"> usnadní dokončení mapy. Nakupovat je lze na každém startu mapy na všech mapách.</w:t>
       </w:r>
       <w:r>
-        <w:t xml:space="preserve"> Hra se dočkala i druhého pokračování jménem AltF4 2.</w:t>
+        <w:t xml:space="preserve"> Hra se dočkala i druhého pokračování jménem AltF4 2</w:t>
+      </w:r>
+      <w:r>
+        <w:t xml:space="preserve"> </w:t>
+      </w:r>
+      <w:sdt>
+        <w:sdtPr>
+          <w:id w:val="1426464538"/>
+          <w:citation/>
+        </w:sdtPr>
+        <w:sdtContent>
+          <w:r>
+            <w:fldChar w:fldCharType="begin"/>
+          </w:r>
+          <w:r>
+            <w:instrText xml:space="preserve"> CITATION PRO25 \l 1029 </w:instrText>
+          </w:r>
+          <w:r>
+            <w:fldChar w:fldCharType="separate"/>
+          </w:r>
+          <w:r>
+            <w:rPr>
+              <w:noProof/>
+            </w:rPr>
+            <w:t>(1)</w:t>
+          </w:r>
+          <w:r>
+            <w:fldChar w:fldCharType="end"/>
+          </w:r>
+        </w:sdtContent>
+      </w:sdt>
+      <w:r>
+        <w:t>.</w:t>
       </w:r>
     </w:p>
     <w:p>
       <w:pPr>
         <w:pStyle w:val="Nadpis3"/>
       </w:pPr>
-      <w:bookmarkStart w:id="7" w:name="_Toc187650062"/>
+      <w:bookmarkStart w:id="7" w:name="_Toc187737782"/>
       <w:proofErr w:type="spellStart"/>
       <w:r>
         <w:t>Jump</w:t>
@@ -3624,7 +3767,7 @@
                                   <w:rPr>
                                     <w:noProof/>
                                   </w:rPr>
-                                  <w:t xml:space="preserve"> (12)</w:t>
+                                  <w:t xml:space="preserve"> (15)</w:t>
                                 </w:r>
                                 <w:r>
                                   <w:fldChar w:fldCharType="end"/>
@@ -3709,7 +3852,7 @@
                             <w:rPr>
                               <w:noProof/>
                             </w:rPr>
-                            <w:t xml:space="preserve"> (12)</w:t>
+                            <w:t xml:space="preserve"> (15)</w:t>
                           </w:r>
                           <w:r>
                             <w:fldChar w:fldCharType="end"/>
@@ -3825,7 +3968,39 @@
         <w:t>taktéž</w:t>
       </w:r>
       <w:r>
-        <w:t xml:space="preserve"> úkolem vyskákat několik map. Na každé z těchto map na hlavního hrdinu čeká jeho princezna, kterou chce zachránit a mapu tak dokončit.</w:t>
+        <w:t xml:space="preserve"> úkolem vyskákat několik map. Na každé z těchto map na hlavního hrdinu čeká jeho princezna, kterou chce zachránit a mapu tak dokončit</w:t>
+      </w:r>
+      <w:r>
+        <w:t xml:space="preserve"> </w:t>
+      </w:r>
+      <w:sdt>
+        <w:sdtPr>
+          <w:id w:val="2094266339"/>
+          <w:citation/>
+        </w:sdtPr>
+        <w:sdtContent>
+          <w:r>
+            <w:fldChar w:fldCharType="begin"/>
+          </w:r>
+          <w:r>
+            <w:instrText xml:space="preserve"> CITATION Oso25 \l 1029 </w:instrText>
+          </w:r>
+          <w:r>
+            <w:fldChar w:fldCharType="separate"/>
+          </w:r>
+          <w:r>
+            <w:rPr>
+              <w:noProof/>
+            </w:rPr>
+            <w:t>(2)</w:t>
+          </w:r>
+          <w:r>
+            <w:fldChar w:fldCharType="end"/>
+          </w:r>
+        </w:sdtContent>
+      </w:sdt>
+      <w:r>
+        <w:t>.</w:t>
       </w:r>
     </w:p>
     <w:p>
@@ -3837,7 +4012,7 @@
       <w:pPr>
         <w:pStyle w:val="Nadpis3"/>
       </w:pPr>
-      <w:bookmarkStart w:id="10" w:name="_Toc187650063"/>
+      <w:bookmarkStart w:id="10" w:name="_Toc187737783"/>
       <w:proofErr w:type="spellStart"/>
       <w:r>
         <w:t>Slackers</w:t>
@@ -4047,7 +4222,7 @@
                                   <w:rPr>
                                     <w:noProof/>
                                   </w:rPr>
-                                  <w:t xml:space="preserve"> (13)</w:t>
+                                  <w:t xml:space="preserve"> (16)</w:t>
                                 </w:r>
                                 <w:r>
                                   <w:rPr>
@@ -4143,7 +4318,7 @@
                             <w:rPr>
                               <w:noProof/>
                             </w:rPr>
-                            <w:t xml:space="preserve"> (13)</w:t>
+                            <w:t xml:space="preserve"> (16)</w:t>
                           </w:r>
                           <w:r>
                             <w:rPr>
@@ -4205,11 +4380,43 @@
       </w:r>
       <w:proofErr w:type="spellEnd"/>
       <w:r>
-        <w:t>, taky je to další inspirace pro tento projekt. Ve hře jde o to, že hráč řídí nákupní košík a snaží se vyhýbat všem překážkám po strmé cestě do obchodu. Do obchodu má namířeno kvůli tomu, že si hlavní postava potřebuje koupit pivo, aby mohl hráč odemykat nové mapy. Kolik koupí piva, závisí na tom, za jak dlouho projede hráč danou mapu. Hrát tuto hru zní lehce, jenže to není tak úplně pravda. Dostatečně dobře ovládat košík a do toho jezdit v lepším a lepším časovém rozsahu je obtížnější, než se zdá.</w:t>
+        <w:t>, taky je to další inspirace pro tento projekt. Ve hře jde o to, že hráč řídí nákupní košík a snaží se vyhýbat všem překážkám po strmé cestě do obchodu. Do obchodu má namířeno kvůli tomu, že si hlavní postava potřebuje koupit pivo, aby mohl hráč odemykat nové mapy. Kolik koupí piva, závisí na tom, za jak dlouho projede hráč danou mapu. Hrát tuto hru zní lehce, jenže to není tak úplně pravda. Dostatečně dobře ovládat košík a do toho jezdit v lepším a lepším časovém rozsahu je obtížnější, než se zdá</w:t>
       </w:r>
       <w:r>
         <w:t xml:space="preserve"> </w:t>
       </w:r>
+      <w:sdt>
+        <w:sdtPr>
+          <w:id w:val="-709338772"/>
+          <w:citation/>
+        </w:sdtPr>
+        <w:sdtContent>
+          <w:r>
+            <w:fldChar w:fldCharType="begin"/>
+          </w:r>
+          <w:r>
+            <w:instrText xml:space="preserve"> CITATION PIJ25 \l 1029 </w:instrText>
+          </w:r>
+          <w:r>
+            <w:fldChar w:fldCharType="separate"/>
+          </w:r>
+          <w:r>
+            <w:rPr>
+              <w:noProof/>
+            </w:rPr>
+            <w:t>(3)</w:t>
+          </w:r>
+          <w:r>
+            <w:fldChar w:fldCharType="end"/>
+          </w:r>
+        </w:sdtContent>
+      </w:sdt>
+      <w:r>
+        <w:t>.</w:t>
+      </w:r>
+      <w:r>
+        <w:t xml:space="preserve"> </w:t>
+      </w:r>
       <w:r>
         <w:br w:type="page"/>
       </w:r>
@@ -4218,7 +4425,7 @@
       <w:pPr>
         <w:pStyle w:val="Nadpis2"/>
       </w:pPr>
-      <w:bookmarkStart w:id="13" w:name="_Toc187650064"/>
+      <w:bookmarkStart w:id="13" w:name="_Toc187737784"/>
       <w:r>
         <w:lastRenderedPageBreak/>
         <w:t>Technologie</w:t>
@@ -4229,7 +4436,7 @@
       <w:pPr>
         <w:pStyle w:val="Nadpis3"/>
       </w:pPr>
-      <w:bookmarkStart w:id="14" w:name="_Toc187650065"/>
+      <w:bookmarkStart w:id="14" w:name="_Toc187737785"/>
       <w:r>
         <w:t>Unity</w:t>
       </w:r>
@@ -4335,7 +4542,7 @@
                                   <w:rPr>
                                     <w:noProof/>
                                   </w:rPr>
-                                  <w:t xml:space="preserve"> (14)</w:t>
+                                  <w:t xml:space="preserve"> (17)</w:t>
                                 </w:r>
                                 <w:r>
                                   <w:fldChar w:fldCharType="end"/>
@@ -4416,7 +4623,7 @@
                             <w:rPr>
                               <w:noProof/>
                             </w:rPr>
-                            <w:t xml:space="preserve"> (14)</w:t>
+                            <w:t xml:space="preserve"> (17)</w:t>
                           </w:r>
                           <w:r>
                             <w:fldChar w:fldCharType="end"/>
@@ -4623,7 +4830,7 @@
               <w:rFonts w:cstheme="minorHAnsi"/>
               <w:noProof/>
             </w:rPr>
-            <w:t>(1)</w:t>
+            <w:t>(4)</w:t>
           </w:r>
           <w:r>
             <w:rPr>
@@ -4645,7 +4852,7 @@
       <w:pPr>
         <w:pStyle w:val="Nadpis3"/>
       </w:pPr>
-      <w:bookmarkStart w:id="17" w:name="_Toc187650066"/>
+      <w:bookmarkStart w:id="17" w:name="_Toc187737786"/>
       <w:proofErr w:type="spellStart"/>
       <w:r>
         <w:t>Visual</w:t>
@@ -4758,7 +4965,7 @@
             <w:rPr>
               <w:noProof/>
             </w:rPr>
-            <w:t>(2)</w:t>
+            <w:t>(5)</w:t>
           </w:r>
           <w:r>
             <w:fldChar w:fldCharType="end"/>
@@ -4875,7 +5082,7 @@
                                   <w:rPr>
                                     <w:noProof/>
                                   </w:rPr>
-                                  <w:t>(16)</w:t>
+                                  <w:t>(19)</w:t>
                                 </w:r>
                                 <w:r>
                                   <w:fldChar w:fldCharType="end"/>
@@ -4966,7 +5173,7 @@
                             <w:rPr>
                               <w:noProof/>
                             </w:rPr>
-                            <w:t>(16)</w:t>
+                            <w:t>(19)</w:t>
                           </w:r>
                           <w:r>
                             <w:fldChar w:fldCharType="end"/>
@@ -4988,7 +5195,7 @@
       <w:pPr>
         <w:pStyle w:val="Nadpis3"/>
       </w:pPr>
-      <w:bookmarkStart w:id="20" w:name="_Toc187650067"/>
+      <w:bookmarkStart w:id="20" w:name="_Toc187737787"/>
       <w:r>
         <w:t>C#</w:t>
       </w:r>
@@ -5121,7 +5328,7 @@
             <w:rPr>
               <w:noProof/>
             </w:rPr>
-            <w:t>(3)</w:t>
+            <w:t>(6)</w:t>
           </w:r>
           <w:r>
             <w:fldChar w:fldCharType="end"/>
@@ -5230,7 +5437,7 @@
                                   <w:rPr>
                                     <w:noProof/>
                                   </w:rPr>
-                                  <w:t>(15)</w:t>
+                                  <w:t>(18)</w:t>
                                 </w:r>
                                 <w:r>
                                   <w:fldChar w:fldCharType="end"/>
@@ -5327,7 +5534,7 @@
                             <w:rPr>
                               <w:noProof/>
                             </w:rPr>
-                            <w:t>(15)</w:t>
+                            <w:t>(18)</w:t>
                           </w:r>
                           <w:r>
                             <w:fldChar w:fldCharType="end"/>
@@ -5359,7 +5566,7 @@
       <w:pPr>
         <w:pStyle w:val="Nadpis3"/>
       </w:pPr>
-      <w:bookmarkStart w:id="23" w:name="_Toc187650068"/>
+      <w:bookmarkStart w:id="23" w:name="_Toc187737788"/>
       <w:r>
         <w:t>GitHub</w:t>
       </w:r>
@@ -5371,7 +5578,7 @@
           <w:noProof/>
         </w:rPr>
         <w:drawing>
-          <wp:anchor distT="0" distB="0" distL="114300" distR="114300" simplePos="0" relativeHeight="251674624" behindDoc="0" locked="0" layoutInCell="1" allowOverlap="1" wp14:anchorId="09A12991" wp14:editId="521BD2E2">
+          <wp:anchor distT="0" distB="0" distL="114300" distR="114300" simplePos="0" relativeHeight="251674624" behindDoc="0" locked="0" layoutInCell="1" allowOverlap="1" wp14:anchorId="09A12991" wp14:editId="04C84584">
             <wp:simplePos x="0" y="0"/>
             <wp:positionH relativeFrom="margin">
               <wp:align>left</wp:align>
@@ -5532,7 +5739,7 @@
                                   <w:rPr>
                                     <w:noProof/>
                                   </w:rPr>
-                                  <w:t>(17)</w:t>
+                                  <w:t>(20)</w:t>
                                 </w:r>
                                 <w:r>
                                   <w:fldChar w:fldCharType="end"/>
@@ -5617,7 +5824,7 @@
                             <w:rPr>
                               <w:noProof/>
                             </w:rPr>
-                            <w:t>(17)</w:t>
+                            <w:t>(20)</w:t>
                           </w:r>
                           <w:r>
                             <w:fldChar w:fldCharType="end"/>
@@ -5664,7 +5871,7 @@
           <w:noProof/>
         </w:rPr>
         <w:drawing>
-          <wp:anchor distT="0" distB="0" distL="114300" distR="114300" simplePos="0" relativeHeight="251676672" behindDoc="0" locked="0" layoutInCell="1" allowOverlap="1" wp14:anchorId="2241B8B0" wp14:editId="29CE4D12">
+          <wp:anchor distT="0" distB="0" distL="114300" distR="114300" simplePos="0" relativeHeight="251676672" behindDoc="0" locked="0" layoutInCell="1" allowOverlap="1" wp14:anchorId="2241B8B0" wp14:editId="2F986786">
             <wp:simplePos x="0" y="0"/>
             <wp:positionH relativeFrom="margin">
               <wp:posOffset>4627245</wp:posOffset>
@@ -5836,7 +6043,7 @@
                                   <w:rPr>
                                     <w:noProof/>
                                   </w:rPr>
-                                  <w:t>(18)</w:t>
+                                  <w:t>(21)</w:t>
                                 </w:r>
                                 <w:r>
                                   <w:fldChar w:fldCharType="end"/>
@@ -5928,7 +6135,7 @@
                             <w:rPr>
                               <w:noProof/>
                             </w:rPr>
-                            <w:t>(18)</w:t>
+                            <w:t>(21)</w:t>
                           </w:r>
                           <w:r>
                             <w:fldChar w:fldCharType="end"/>
@@ -5957,7 +6164,7 @@
       <w:pPr>
         <w:pStyle w:val="Nadpis3"/>
       </w:pPr>
-      <w:bookmarkStart w:id="28" w:name="_Toc187650069"/>
+      <w:bookmarkStart w:id="28" w:name="_Toc187737789"/>
       <w:proofErr w:type="spellStart"/>
       <w:r>
         <w:lastRenderedPageBreak/>
@@ -6088,7 +6295,7 @@
             <w:rPr>
               <w:noProof/>
             </w:rPr>
-            <w:t>(4)</w:t>
+            <w:t>(7)</w:t>
           </w:r>
           <w:r>
             <w:fldChar w:fldCharType="end"/>
@@ -6148,7 +6355,7 @@
             <w:rPr>
               <w:noProof/>
             </w:rPr>
-            <w:t>(5)</w:t>
+            <w:t>(8)</w:t>
           </w:r>
           <w:r>
             <w:fldChar w:fldCharType="end"/>
@@ -6165,7 +6372,7 @@
       <w:pPr>
         <w:pStyle w:val="Nadpis3"/>
       </w:pPr>
-      <w:bookmarkStart w:id="30" w:name="_Toc187650070"/>
+      <w:bookmarkStart w:id="30" w:name="_Toc187737790"/>
       <w:r>
         <w:rPr>
           <w:noProof/>
@@ -6371,7 +6578,7 @@
                                   <w:rPr>
                                     <w:noProof/>
                                   </w:rPr>
-                                  <w:t>(19)</w:t>
+                                  <w:t>(22)</w:t>
                                 </w:r>
                                 <w:r>
                                   <w:fldChar w:fldCharType="end"/>
@@ -6453,7 +6660,7 @@
                             <w:rPr>
                               <w:noProof/>
                             </w:rPr>
-                            <w:t>(19)</w:t>
+                            <w:t>(22)</w:t>
                           </w:r>
                           <w:r>
                             <w:fldChar w:fldCharType="end"/>
@@ -6503,7 +6710,7 @@
             <w:rPr>
               <w:noProof/>
             </w:rPr>
-            <w:t>(6)</w:t>
+            <w:t>(9)</w:t>
           </w:r>
           <w:r>
             <w:fldChar w:fldCharType="end"/>
@@ -6559,7 +6766,7 @@
             <w:rPr>
               <w:noProof/>
             </w:rPr>
-            <w:t>(7)</w:t>
+            <w:t>(10)</w:t>
           </w:r>
           <w:r>
             <w:fldChar w:fldCharType="end"/>
@@ -6580,7 +6787,7 @@
           <w:bottom w:val="single" w:sz="4" w:space="1" w:color="FFC000"/>
         </w:pBdr>
       </w:pPr>
-      <w:bookmarkStart w:id="33" w:name="_Toc187650071"/>
+      <w:bookmarkStart w:id="33" w:name="_Toc187737791"/>
       <w:r>
         <w:lastRenderedPageBreak/>
         <w:t>Praktická</w:t>
@@ -6600,7 +6807,7 @@
           <w:bottom w:val="single" w:sz="4" w:space="1" w:color="FFE79B"/>
         </w:pBdr>
       </w:pPr>
-      <w:bookmarkStart w:id="34" w:name="_Toc187650072"/>
+      <w:bookmarkStart w:id="34" w:name="_Toc187737792"/>
       <w:r>
         <w:t>Návrhy</w:t>
       </w:r>
@@ -6772,7 +6979,7 @@
             <w:rPr>
               <w:noProof/>
             </w:rPr>
-            <w:t>(8)</w:t>
+            <w:t>(11)</w:t>
           </w:r>
           <w:r>
             <w:fldChar w:fldCharType="end"/>
@@ -6870,7 +7077,7 @@
             <w:rPr>
               <w:noProof/>
             </w:rPr>
-            <w:t>(9)</w:t>
+            <w:t>(12)</w:t>
           </w:r>
           <w:r>
             <w:fldChar w:fldCharType="end"/>
@@ -6899,7 +7106,7 @@
             <w:rPr>
               <w:noProof/>
             </w:rPr>
-            <w:t>(10)</w:t>
+            <w:t>(13)</w:t>
           </w:r>
           <w:r>
             <w:fldChar w:fldCharType="end"/>
@@ -6919,7 +7126,7 @@
           <w:bottom w:val="single" w:sz="4" w:space="1" w:color="FFE79B"/>
         </w:pBdr>
       </w:pPr>
-      <w:bookmarkStart w:id="37" w:name="_Toc187650073"/>
+      <w:bookmarkStart w:id="37" w:name="_Toc187737793"/>
       <w:proofErr w:type="spellStart"/>
       <w:r>
         <w:lastRenderedPageBreak/>
@@ -6932,7 +7139,7 @@
       <w:pPr>
         <w:pStyle w:val="Nadpis3"/>
       </w:pPr>
-      <w:bookmarkStart w:id="38" w:name="_Toc187650074"/>
+      <w:bookmarkStart w:id="38" w:name="_Toc187737794"/>
       <w:r>
         <w:t>Kód pro výměnu kamer</w:t>
       </w:r>
@@ -12132,6 +12339,7 @@
       <w:pPr>
         <w:pStyle w:val="Nadpis3"/>
       </w:pPr>
+      <w:bookmarkStart w:id="42" w:name="_Toc187737795"/>
       <w:proofErr w:type="spellStart"/>
       <w:r>
         <w:t>Ragdoll</w:t>
@@ -12140,6 +12348,7 @@
       <w:r>
         <w:t xml:space="preserve"> kolize</w:t>
       </w:r>
+      <w:bookmarkEnd w:id="42"/>
     </w:p>
     <w:p>
       <w:r>
@@ -12244,7 +12453,7 @@
       <w:pPr>
         <w:pStyle w:val="Titulek"/>
       </w:pPr>
-      <w:bookmarkStart w:id="42" w:name="_Toc187654920"/>
+      <w:bookmarkStart w:id="43" w:name="_Toc187654920"/>
       <w:r>
         <w:t xml:space="preserve">Obrázek </w:t>
       </w:r>
@@ -12267,7 +12476,7 @@
       <w:r>
         <w:t xml:space="preserve"> kolize</w:t>
       </w:r>
-      <w:bookmarkEnd w:id="42"/>
+      <w:bookmarkEnd w:id="43"/>
     </w:p>
     <w:p>
       <w:pPr>
@@ -12311,11 +12520,11 @@
           <w:bottom w:val="single" w:sz="4" w:space="1" w:color="FFE79B"/>
         </w:pBdr>
       </w:pPr>
-      <w:bookmarkStart w:id="43" w:name="_Toc187650075"/>
+      <w:bookmarkStart w:id="44" w:name="_Toc187737796"/>
       <w:r>
         <w:t>Popis pro uživatele</w:t>
       </w:r>
-      <w:bookmarkEnd w:id="43"/>
+      <w:bookmarkEnd w:id="44"/>
     </w:p>
     <w:p>
       <w:pPr>
@@ -12337,11 +12546,11 @@
       <w:pPr>
         <w:pStyle w:val="Nadpis3"/>
       </w:pPr>
-      <w:bookmarkStart w:id="44" w:name="_Toc187650076"/>
+      <w:bookmarkStart w:id="45" w:name="_Toc187737797"/>
       <w:r>
         <w:t>Mechaniky a jejich krátký popis</w:t>
       </w:r>
-      <w:bookmarkEnd w:id="44"/>
+      <w:bookmarkEnd w:id="45"/>
     </w:p>
     <w:p>
       <w:pPr>
@@ -12457,7 +12666,7 @@
       <w:pPr>
         <w:pStyle w:val="Titulek"/>
       </w:pPr>
-      <w:bookmarkStart w:id="45" w:name="_Toc187654921"/>
+      <w:bookmarkStart w:id="46" w:name="_Toc187654921"/>
       <w:r>
         <w:t xml:space="preserve">Obrázek </w:t>
       </w:r>
@@ -12472,7 +12681,7 @@
       <w:r>
         <w:t xml:space="preserve"> | Hod objektu</w:t>
       </w:r>
-      <w:bookmarkEnd w:id="45"/>
+      <w:bookmarkEnd w:id="46"/>
     </w:p>
     <w:p>
       <w:pPr>
@@ -12749,7 +12958,7 @@
                                 <w:szCs w:val="22"/>
                               </w:rPr>
                             </w:pPr>
-                            <w:bookmarkStart w:id="46" w:name="_Toc187654922"/>
+                            <w:bookmarkStart w:id="47" w:name="_Toc187654922"/>
                             <w:r>
                               <w:t xml:space="preserve">Obrázek </w:t>
                             </w:r>
@@ -12764,7 +12973,7 @@
                             <w:r>
                               <w:t xml:space="preserve"> | Mířící kamera</w:t>
                             </w:r>
-                            <w:bookmarkEnd w:id="46"/>
+                            <w:bookmarkEnd w:id="47"/>
                           </w:p>
                         </w:txbxContent>
                       </wps:txbx>
@@ -12793,7 +13002,7 @@
                           <w:szCs w:val="22"/>
                         </w:rPr>
                       </w:pPr>
-                      <w:bookmarkStart w:id="47" w:name="_Toc187654922"/>
+                      <w:bookmarkStart w:id="48" w:name="_Toc187654922"/>
                       <w:r>
                         <w:t xml:space="preserve">Obrázek </w:t>
                       </w:r>
@@ -12808,7 +13017,7 @@
                       <w:r>
                         <w:t xml:space="preserve"> | Mířící kamera</w:t>
                       </w:r>
-                      <w:bookmarkEnd w:id="47"/>
+                      <w:bookmarkEnd w:id="48"/>
                     </w:p>
                   </w:txbxContent>
                 </v:textbox>
@@ -12922,7 +13131,7 @@
                           <w:szCs w:val="22"/>
                         </w:rPr>
                       </w:pPr>
-                      <w:bookmarkStart w:id="49" w:name="_Toc187654923"/>
+                      <w:bookmarkStart w:id="50" w:name="_Toc187654923"/>
                       <w:r>
                         <w:t xml:space="preserve">Obrázek </w:t>
                       </w:r>
@@ -12937,7 +13146,7 @@
                       <w:r>
                         <w:t xml:space="preserve"> | Hlavní kamera</w:t>
                       </w:r>
-                      <w:bookmarkEnd w:id="49"/>
+                      <w:bookmarkEnd w:id="50"/>
                     </w:p>
                   </w:txbxContent>
                 </v:textbox>
@@ -12958,20 +13167,121 @@
           <w:bottom w:val="single" w:sz="4" w:space="1" w:color="FFC000"/>
         </w:pBdr>
       </w:pPr>
-      <w:bookmarkStart w:id="50" w:name="_Toc187650077"/>
+      <w:bookmarkStart w:id="49" w:name="_Toc187737798"/>
       <w:r>
         <w:lastRenderedPageBreak/>
         <w:t>Závěr</w:t>
       </w:r>
-      <w:bookmarkEnd w:id="50"/>
+      <w:bookmarkEnd w:id="49"/>
+    </w:p>
+    <w:p>
+      <w:pPr>
+        <w:ind w:firstLine="357"/>
+      </w:pPr>
+      <w:r>
+        <w:t>Cílem projektu za tento půl-rok bylo vytvořit plně funkční a hratelnou hru, což se z mého pohledu zdaleka nepovedlo, tak jsem chtěl, a tak jak jsem si představoval. Hned prvním faktorem toho, že se mi nedařilo plnit cíle na 100 % bylo, že se mi 20.11.2024 zničil notebook. Následně byl odeslán do servisu, kde nastali další komplikace a notebook mi přišel až 8.1.2025. Od školy jsem si vypůjčil stolní počítač před Vánoci abych mohl aspoň v mezičase nějak pracovat.</w:t>
+      </w:r>
+    </w:p>
+    <w:p>
+      <w:pPr>
+        <w:ind w:firstLine="357"/>
+      </w:pPr>
+      <w:r>
+        <w:t xml:space="preserve">Cíle, které jsem si vytyčil, že splním do prvních obhajob byly splněny tak na </w:t>
+      </w:r>
+      <w:r>
+        <w:t xml:space="preserve">70 </w:t>
+      </w:r>
+      <w:r>
+        <w:t xml:space="preserve">%. </w:t>
+      </w:r>
+      <w:r>
+        <w:t>Nejvíce času mi zabralo učení se s novými funkcemi ať už v Unity, nebo v knihovnách, dále taktéž psaní kódu</w:t>
+      </w:r>
+      <w:r>
+        <w:t xml:space="preserve"> a seřizování animací</w:t>
+      </w:r>
+      <w:r>
+        <w:t xml:space="preserve">. </w:t>
+      </w:r>
+      <w:r>
+        <w:t xml:space="preserve">Mapy jsou např. jeden z cílů, který jsem nesplnil, do obhajob mám jen jednu kratší mapu místo tří celých a vyšperkovaných map. Skok a jeho animace mi stále celkem dělá problém, </w:t>
+      </w:r>
+      <w:r>
+        <w:t xml:space="preserve">chtěl jsem si již hotovou animaci skoku rozkouskovat na výskok, let a přistání, tento plán ale moc nevyšel z důvodu </w:t>
+      </w:r>
+      <w:proofErr w:type="spellStart"/>
+      <w:r>
+        <w:t>probugovávání</w:t>
+      </w:r>
+      <w:proofErr w:type="spellEnd"/>
+      <w:r>
+        <w:t xml:space="preserve"> textur při animaci letu. Měl jsem v plánu taktéž dělat pasti, překážky a jejich funkčnost, což jsem taky nestíhal. Další cíl byly checkpointy, splnil jsem to, že padá cedule z nebe na určitém místě, ale nesplnil jsem, že ta cedule má nějaký efekt na hru, dotyk hlavní postavy s touto cedulí měl totiž uložit herní postup, dokud jednou hráč nezemře.</w:t>
+      </w:r>
+    </w:p>
+    <w:p>
+      <w:pPr>
+        <w:ind w:firstLine="357"/>
+      </w:pPr>
+      <w:r>
+        <w:t xml:space="preserve">Úkolů, co jsem splnil </w:t>
+      </w:r>
+      <w:r>
+        <w:t>není</w:t>
+      </w:r>
+      <w:r>
+        <w:t xml:space="preserve"> ale, jak jsem říkal, </w:t>
+      </w:r>
+      <w:r>
+        <w:t xml:space="preserve">i k mému údivu, až tak málo. Našel jsem si dvě hlavní postavy s animacemi a zprovoznil je ve hře. Těmto dvěma postavám jsem udělal jak manuální </w:t>
+      </w:r>
+      <w:proofErr w:type="spellStart"/>
+      <w:r>
+        <w:t>ragdoll</w:t>
+      </w:r>
+      <w:proofErr w:type="spellEnd"/>
+      <w:r>
+        <w:t xml:space="preserve">, tak i ten automatický, ten se nachází při úmrtí. Splnil jsem možnost brát a házet </w:t>
+      </w:r>
+      <w:proofErr w:type="spellStart"/>
+      <w:r>
+        <w:t>itemy</w:t>
+      </w:r>
+      <w:proofErr w:type="spellEnd"/>
+      <w:r>
+        <w:t xml:space="preserve"> a s tím spojené přepínání kamer mezi mířící kamerou a kamerou s pohledem ze třetí osoby pomocí pravého kliknutí myši</w:t>
+      </w:r>
+      <w:r>
+        <w:t xml:space="preserve"> a </w:t>
+      </w:r>
+      <w:r>
+        <w:t xml:space="preserve">k tomu </w:t>
+      </w:r>
+      <w:proofErr w:type="spellStart"/>
+      <w:r>
+        <w:t>crosshair</w:t>
+      </w:r>
+      <w:proofErr w:type="spellEnd"/>
+      <w:r>
+        <w:t xml:space="preserve"> </w:t>
+      </w:r>
+      <w:r>
+        <w:t xml:space="preserve">pro míření. Dále jsem vytvořil lektvary pro zlepšení schopností hlavní postavy, jmenovitě to jsou: lektvar pro zpomalení času, lektvar pro zrychlení a lektvar pro super skok. </w:t>
+      </w:r>
     </w:p>
     <w:p>
       <w:r>
         <w:br w:type="page"/>
       </w:r>
     </w:p>
+    <w:bookmarkStart w:id="50" w:name="_Toc187737799" w:displacedByCustomXml="next"/>
     <w:sdt>
       <w:sdtPr>
+        <w:rPr>
+          <w:rFonts w:asciiTheme="minorHAnsi" w:eastAsiaTheme="minorEastAsia" w:hAnsiTheme="minorHAnsi" w:cstheme="minorBidi"/>
+          <w:sz w:val="22"/>
+          <w:szCs w:val="22"/>
+        </w:rPr>
         <w:id w:val="-225462132"/>
         <w:docPartObj>
           <w:docPartGallery w:val="Bibliographies"/>
@@ -12980,11 +13290,8 @@
       </w:sdtPr>
       <w:sdtEndPr>
         <w:rPr>
-          <w:rFonts w:asciiTheme="minorHAnsi" w:eastAsiaTheme="minorEastAsia" w:hAnsiTheme="minorHAnsi" w:cstheme="minorBidi"/>
           <w:b/>
           <w:bCs/>
-          <w:sz w:val="22"/>
-          <w:szCs w:val="22"/>
         </w:rPr>
       </w:sdtEndPr>
       <w:sdtContent>
@@ -12995,6 +13302,7 @@
           <w:r>
             <w:t>Použitá literatura</w:t>
           </w:r>
+          <w:bookmarkEnd w:id="50"/>
         </w:p>
         <w:p>
           <w:pPr>
@@ -13028,7 +13336,115 @@
               <w:bCs/>
               <w:noProof/>
             </w:rPr>
-            <w:t xml:space="preserve">Programming and scripting with Unity. </w:t>
+            <w:t xml:space="preserve">PROČ SI TO ZAS DĚLÁM?! ALTF4 - Youtube. </w:t>
+          </w:r>
+          <w:r>
+            <w:rPr>
+              <w:b/>
+              <w:bCs/>
+              <w:i/>
+              <w:iCs/>
+              <w:noProof/>
+            </w:rPr>
+            <w:t xml:space="preserve">Youtube. </w:t>
+          </w:r>
+          <w:r>
+            <w:rPr>
+              <w:b/>
+              <w:bCs/>
+              <w:noProof/>
+            </w:rPr>
+            <w:t>[Online] [Citace: 14. 1. 2025.] https://www.youtube.com/watch?v=LWt7xg_fC3A.</w:t>
+          </w:r>
+        </w:p>
+        <w:p>
+          <w:pPr>
+            <w:pStyle w:val="Bibliografie"/>
+            <w:rPr>
+              <w:b/>
+              <w:bCs/>
+              <w:noProof/>
+            </w:rPr>
+          </w:pPr>
+          <w:r>
+            <w:rPr>
+              <w:b/>
+              <w:bCs/>
+              <w:noProof/>
+            </w:rPr>
+            <w:t xml:space="preserve">2. Osobní rekord! - Jump King - Youtube. </w:t>
+          </w:r>
+          <w:r>
+            <w:rPr>
+              <w:b/>
+              <w:bCs/>
+              <w:i/>
+              <w:iCs/>
+              <w:noProof/>
+            </w:rPr>
+            <w:t xml:space="preserve">Youtube. </w:t>
+          </w:r>
+          <w:r>
+            <w:rPr>
+              <w:b/>
+              <w:bCs/>
+              <w:noProof/>
+            </w:rPr>
+            <w:t>[Online] [Citace: 14. 1. 2025.] https://www.youtube.com/watch?v=O-GC_eLPoek.</w:t>
+          </w:r>
+        </w:p>
+        <w:p>
+          <w:pPr>
+            <w:pStyle w:val="Bibliografie"/>
+            <w:rPr>
+              <w:b/>
+              <w:bCs/>
+              <w:noProof/>
+            </w:rPr>
+          </w:pPr>
+          <w:r>
+            <w:rPr>
+              <w:b/>
+              <w:bCs/>
+              <w:noProof/>
+            </w:rPr>
+            <w:t xml:space="preserve">3. PIJU pokaždé, když se rozsekám ve VOZÍKU! - Youtube. </w:t>
+          </w:r>
+          <w:r>
+            <w:rPr>
+              <w:b/>
+              <w:bCs/>
+              <w:i/>
+              <w:iCs/>
+              <w:noProof/>
+            </w:rPr>
+            <w:t xml:space="preserve">Youtube. </w:t>
+          </w:r>
+          <w:r>
+            <w:rPr>
+              <w:b/>
+              <w:bCs/>
+              <w:noProof/>
+            </w:rPr>
+            <w:t>[Online] [Citace: 14. 1. 2025.] https://www.youtube.com/watch?v=FAfCs4zXMYw&amp;list=PLIO7VUzfNfIVBBfZGrYQlx3k1-sp9WInZ&amp;index=6.</w:t>
+          </w:r>
+        </w:p>
+        <w:p>
+          <w:pPr>
+            <w:pStyle w:val="Bibliografie"/>
+            <w:rPr>
+              <w:b/>
+              <w:bCs/>
+              <w:noProof/>
+            </w:rPr>
+          </w:pPr>
+          <w:r>
+            <w:rPr>
+              <w:b/>
+              <w:bCs/>
+              <w:noProof/>
+            </w:rPr>
+            <w:t xml:space="preserve">4. Programming and scripting with Unity. </w:t>
           </w:r>
           <w:r>
             <w:rPr>
@@ -13064,7 +13480,7 @@
               <w:bCs/>
               <w:noProof/>
             </w:rPr>
-            <w:t xml:space="preserve">2. Visual Studio 2022 IDE - programovací jazyk pro vývojáře software. </w:t>
+            <w:t xml:space="preserve">5. Visual Studio 2022 IDE - programovací jazyk pro vývojáře software. </w:t>
           </w:r>
           <w:r>
             <w:rPr>
@@ -13100,7 +13516,7 @@
               <w:bCs/>
               <w:noProof/>
             </w:rPr>
-            <w:t xml:space="preserve">3. A tour of the C# - Overwiev - C# | Microsoft Learn. </w:t>
+            <w:t xml:space="preserve">6. A tour of the C# - Overwiev - C# | Microsoft Learn. </w:t>
           </w:r>
           <w:r>
             <w:rPr>
@@ -13119,114 +13535,6 @@
               <w:noProof/>
             </w:rPr>
             <w:t>[Online] [Citace: 13. 1. 2025.] https://learn.microsoft.com/en-us/dotnet/csharp/tour-of-csharp/.</w:t>
-          </w:r>
-        </w:p>
-        <w:p>
-          <w:pPr>
-            <w:pStyle w:val="Bibliografie"/>
-            <w:rPr>
-              <w:b/>
-              <w:bCs/>
-              <w:noProof/>
-            </w:rPr>
-          </w:pPr>
-          <w:r>
-            <w:rPr>
-              <w:b/>
-              <w:bCs/>
-              <w:noProof/>
-            </w:rPr>
-            <w:t xml:space="preserve">4. ChatGPT popis a parafráze. </w:t>
-          </w:r>
-          <w:r>
-            <w:rPr>
-              <w:b/>
-              <w:bCs/>
-              <w:i/>
-              <w:iCs/>
-              <w:noProof/>
-            </w:rPr>
-            <w:t xml:space="preserve">ChatGPT. </w:t>
-          </w:r>
-          <w:r>
-            <w:rPr>
-              <w:b/>
-              <w:bCs/>
-              <w:noProof/>
-            </w:rPr>
-            <w:t>[Online] [Citace: 13. 1. 2025.] https://chatgpt.com/share/678577c5-76f0-8007-baf4-82cd62827d5d.</w:t>
-          </w:r>
-        </w:p>
-        <w:p>
-          <w:pPr>
-            <w:pStyle w:val="Bibliografie"/>
-            <w:rPr>
-              <w:b/>
-              <w:bCs/>
-              <w:noProof/>
-            </w:rPr>
-          </w:pPr>
-          <w:r>
-            <w:rPr>
-              <w:b/>
-              <w:bCs/>
-              <w:noProof/>
-            </w:rPr>
-            <w:t xml:space="preserve">5. Chatgpt Vector Logo - Download Free. </w:t>
-          </w:r>
-          <w:r>
-            <w:rPr>
-              <w:b/>
-              <w:bCs/>
-              <w:i/>
-              <w:iCs/>
-              <w:noProof/>
-            </w:rPr>
-            <w:t xml:space="preserve">World Vector Logo. </w:t>
-          </w:r>
-          <w:r>
-            <w:rPr>
-              <w:b/>
-              <w:bCs/>
-              <w:noProof/>
-            </w:rPr>
-            <w:t>[Online] [Citace: 13. 1. 2025.] https://worldvectorlogo.com/logo/chatgpt-6.</w:t>
-          </w:r>
-        </w:p>
-        <w:p>
-          <w:pPr>
-            <w:pStyle w:val="Bibliografie"/>
-            <w:rPr>
-              <w:b/>
-              <w:bCs/>
-              <w:noProof/>
-            </w:rPr>
-          </w:pPr>
-          <w:r>
-            <w:rPr>
-              <w:b/>
-              <w:bCs/>
-              <w:noProof/>
-            </w:rPr>
-            <w:t xml:space="preserve">6. ChatGPT popis a parafráze. </w:t>
-          </w:r>
-          <w:r>
-            <w:rPr>
-              <w:b/>
-              <w:bCs/>
-              <w:i/>
-              <w:iCs/>
-              <w:noProof/>
-            </w:rPr>
-            <w:t xml:space="preserve">ChatGPT. </w:t>
-          </w:r>
-          <w:r>
-            <w:rPr>
-              <w:b/>
-              <w:bCs/>
-              <w:noProof/>
-            </w:rPr>
-            <w:t>[Online] [Citace: 13. 1. 2025.] https://chatgpt.com/share/678577c5-76f0-8007-baf4-82cd62827d5d.</w:t>
           </w:r>
         </w:p>
         <w:p>
@@ -13280,7 +13588,115 @@
               <w:bCs/>
               <w:noProof/>
             </w:rPr>
-            <w:t xml:space="preserve">8. Anton Puzanov - Asset Store. </w:t>
+            <w:t xml:space="preserve">8. Chatgpt Vector Logo - Download Free. </w:t>
+          </w:r>
+          <w:r>
+            <w:rPr>
+              <w:b/>
+              <w:bCs/>
+              <w:i/>
+              <w:iCs/>
+              <w:noProof/>
+            </w:rPr>
+            <w:t xml:space="preserve">World Vector Logo. </w:t>
+          </w:r>
+          <w:r>
+            <w:rPr>
+              <w:b/>
+              <w:bCs/>
+              <w:noProof/>
+            </w:rPr>
+            <w:t>[Online] [Citace: 13. 1. 2025.] https://worldvectorlogo.com/logo/chatgpt-6.</w:t>
+          </w:r>
+        </w:p>
+        <w:p>
+          <w:pPr>
+            <w:pStyle w:val="Bibliografie"/>
+            <w:rPr>
+              <w:b/>
+              <w:bCs/>
+              <w:noProof/>
+            </w:rPr>
+          </w:pPr>
+          <w:r>
+            <w:rPr>
+              <w:b/>
+              <w:bCs/>
+              <w:noProof/>
+            </w:rPr>
+            <w:t xml:space="preserve">9. ChatGPT popis a parafráze. </w:t>
+          </w:r>
+          <w:r>
+            <w:rPr>
+              <w:b/>
+              <w:bCs/>
+              <w:i/>
+              <w:iCs/>
+              <w:noProof/>
+            </w:rPr>
+            <w:t xml:space="preserve">ChatGPT. </w:t>
+          </w:r>
+          <w:r>
+            <w:rPr>
+              <w:b/>
+              <w:bCs/>
+              <w:noProof/>
+            </w:rPr>
+            <w:t>[Online] [Citace: 13. 1. 2025.] https://chatgpt.com/share/678577c5-76f0-8007-baf4-82cd62827d5d.</w:t>
+          </w:r>
+        </w:p>
+        <w:p>
+          <w:pPr>
+            <w:pStyle w:val="Bibliografie"/>
+            <w:rPr>
+              <w:b/>
+              <w:bCs/>
+              <w:noProof/>
+            </w:rPr>
+          </w:pPr>
+          <w:r>
+            <w:rPr>
+              <w:b/>
+              <w:bCs/>
+              <w:noProof/>
+            </w:rPr>
+            <w:t xml:space="preserve">10. ChatGPT popis a parafráze. </w:t>
+          </w:r>
+          <w:r>
+            <w:rPr>
+              <w:b/>
+              <w:bCs/>
+              <w:i/>
+              <w:iCs/>
+              <w:noProof/>
+            </w:rPr>
+            <w:t xml:space="preserve">ChatGPT. </w:t>
+          </w:r>
+          <w:r>
+            <w:rPr>
+              <w:b/>
+              <w:bCs/>
+              <w:noProof/>
+            </w:rPr>
+            <w:t>[Online] [Citace: 13. 1. 2025.] https://chatgpt.com/share/678577c5-76f0-8007-baf4-82cd62827d5d.</w:t>
+          </w:r>
+        </w:p>
+        <w:p>
+          <w:pPr>
+            <w:pStyle w:val="Bibliografie"/>
+            <w:rPr>
+              <w:b/>
+              <w:bCs/>
+              <w:noProof/>
+            </w:rPr>
+          </w:pPr>
+          <w:r>
+            <w:rPr>
+              <w:b/>
+              <w:bCs/>
+              <w:noProof/>
+            </w:rPr>
+            <w:t xml:space="preserve">11. Anton Puzanov - Asset Store. </w:t>
           </w:r>
           <w:r>
             <w:rPr>
@@ -13316,7 +13732,7 @@
               <w:bCs/>
               <w:noProof/>
             </w:rPr>
-            <w:t xml:space="preserve">9. Warrior 3 | Characters | Unity Asset Store. </w:t>
+            <w:t xml:space="preserve">12. Warrior 3 | Characters | Unity Asset Store. </w:t>
           </w:r>
           <w:r>
             <w:rPr>
@@ -13352,7 +13768,7 @@
               <w:bCs/>
               <w:noProof/>
             </w:rPr>
-            <w:t xml:space="preserve">10. Warrior Maiden | 3D animals | Unity Asset Store. </w:t>
+            <w:t xml:space="preserve">13. Warrior Maiden | 3D animals | Unity Asset Store. </w:t>
           </w:r>
           <w:r>
             <w:rPr>
@@ -13388,7 +13804,7 @@
               <w:bCs/>
               <w:noProof/>
             </w:rPr>
-            <w:t xml:space="preserve">11. ALTF4 ve službě Steam. </w:t>
+            <w:t xml:space="preserve">14. ALTF4 ve službě Steam. </w:t>
           </w:r>
           <w:r>
             <w:rPr>
@@ -13424,7 +13840,7 @@
               <w:bCs/>
               <w:noProof/>
             </w:rPr>
-            <w:t xml:space="preserve">12. Jump King ve službě Steam. </w:t>
+            <w:t xml:space="preserve">15. Jump King ve službě Steam. </w:t>
           </w:r>
           <w:r>
             <w:rPr>
@@ -13460,7 +13876,7 @@
               <w:bCs/>
               <w:noProof/>
             </w:rPr>
-            <w:t xml:space="preserve">13. Slackers - Carts of Glory ve službě Steam. </w:t>
+            <w:t xml:space="preserve">16. Slackers - Carts of Glory ve službě Steam. </w:t>
           </w:r>
           <w:r>
             <w:rPr>
@@ -13496,7 +13912,7 @@
               <w:bCs/>
               <w:noProof/>
             </w:rPr>
-            <w:t xml:space="preserve">14. Unity 3D. </w:t>
+            <w:t xml:space="preserve">17. Unity 3D. </w:t>
           </w:r>
           <w:r>
             <w:rPr>
@@ -13532,7 +13948,7 @@
               <w:bCs/>
               <w:noProof/>
             </w:rPr>
-            <w:t xml:space="preserve">15. Exercises C# - Aplikace na Google Play. </w:t>
+            <w:t xml:space="preserve">18. Exercises C# - Aplikace na Google Play. </w:t>
           </w:r>
           <w:r>
             <w:rPr>
@@ -13568,7 +13984,8 @@
               <w:bCs/>
               <w:noProof/>
             </w:rPr>
-            <w:t xml:space="preserve">16. Visual Studio Community 2022 - Aplikace Microsoft. </w:t>
+            <w:lastRenderedPageBreak/>
+            <w:t xml:space="preserve">19. Visual Studio Community 2022 - Aplikace Microsoft. </w:t>
           </w:r>
           <w:r>
             <w:rPr>
@@ -13604,7 +14021,7 @@
               <w:bCs/>
               <w:noProof/>
             </w:rPr>
-            <w:t xml:space="preserve">17. GitHub — A Beginner’s Introduction | by Thiago Marsal Farias | Dec, 2023 | Medium. </w:t>
+            <w:t xml:space="preserve">20. GitHub — A Beginner’s Introduction | by Thiago Marsal Farias | Dec, 2023 | Medium. </w:t>
           </w:r>
           <w:r>
             <w:rPr>
@@ -13640,7 +14057,7 @@
               <w:bCs/>
               <w:noProof/>
             </w:rPr>
-            <w:t xml:space="preserve">18. File:Github-desktop-logo-symbol.svg - Wikipedia. </w:t>
+            <w:t xml:space="preserve">21. File:Github-desktop-logo-symbol.svg - Wikipedia. </w:t>
           </w:r>
           <w:r>
             <w:rPr>
@@ -13676,8 +14093,7 @@
               <w:bCs/>
               <w:noProof/>
             </w:rPr>
-            <w:lastRenderedPageBreak/>
-            <w:t xml:space="preserve">19. CinemachineExternalCamera -. </w:t>
+            <w:t xml:space="preserve">22. CinemachineExternalCamera -. </w:t>
           </w:r>
           <w:r>
             <w:rPr>
@@ -13721,7 +14137,7 @@
           <w:bottom w:val="single" w:sz="4" w:space="1" w:color="FFC000"/>
         </w:pBdr>
       </w:pPr>
-      <w:bookmarkStart w:id="51" w:name="_Toc187650079"/>
+      <w:bookmarkStart w:id="51" w:name="_Toc187737800"/>
       <w:r>
         <w:lastRenderedPageBreak/>
         <w:t>Seznam obrázků</w:t>
@@ -14949,7 +15365,7 @@
           <w:bottom w:val="single" w:sz="4" w:space="1" w:color="FFC000"/>
         </w:pBdr>
       </w:pPr>
-      <w:bookmarkStart w:id="52" w:name="_Toc187650080"/>
+      <w:bookmarkStart w:id="52" w:name="_Toc187737801"/>
       <w:r>
         <w:lastRenderedPageBreak/>
         <w:t>Obsah média</w:t>
@@ -17523,7 +17939,7 @@
     <b:MonthAccessed>1.</b:MonthAccessed>
     <b:DayAccessed>13</b:DayAccessed>
     <b:URL>https://store.steampowered.com/app/1137460/ALTF4/?l=czech</b:URL>
-    <b:RefOrder>11</b:RefOrder>
+    <b:RefOrder>14</b:RefOrder>
   </b:Source>
   <b:Source>
     <b:Tag>Jum25</b:Tag>
@@ -17535,7 +17951,7 @@
     <b:MonthAccessed>1.</b:MonthAccessed>
     <b:DayAccessed>13</b:DayAccessed>
     <b:URL>https://store.steampowered.com/app/1061090/Jump_King/</b:URL>
-    <b:RefOrder>12</b:RefOrder>
+    <b:RefOrder>15</b:RefOrder>
   </b:Source>
   <b:Source>
     <b:Tag>Sla25</b:Tag>
@@ -17547,7 +17963,7 @@
     <b:MonthAccessed>1.</b:MonthAccessed>
     <b:DayAccessed>13</b:DayAccessed>
     <b:URL>https://store.steampowered.com/app/2354000/Slackers__Carts_of_Glory/</b:URL>
-    <b:RefOrder>13</b:RefOrder>
+    <b:RefOrder>16</b:RefOrder>
   </b:Source>
   <b:Source>
     <b:Tag>Pro25</b:Tag>
@@ -17559,7 +17975,7 @@
     <b:MonthAccessed>1.</b:MonthAccessed>
     <b:DayAccessed>13</b:DayAccessed>
     <b:URL>https://unity.com/solutions/programming</b:URL>
-    <b:RefOrder>1</b:RefOrder>
+    <b:RefOrder>4</b:RefOrder>
   </b:Source>
   <b:Source>
     <b:Tag>Uni25</b:Tag>
@@ -17571,7 +17987,7 @@
     <b:MonthAccessed>1.</b:MonthAccessed>
     <b:DayAccessed>13</b:DayAccessed>
     <b:URL>https://www.facebook.com/unity3d/</b:URL>
-    <b:RefOrder>14</b:RefOrder>
+    <b:RefOrder>17</b:RefOrder>
   </b:Source>
   <b:Source>
     <b:Tag>Ato25</b:Tag>
@@ -17583,7 +17999,7 @@
     <b:MonthAccessed>1.</b:MonthAccessed>
     <b:DayAccessed>13</b:DayAccessed>
     <b:URL>https://learn.microsoft.com/en-us/dotnet/csharp/tour-of-csharp/</b:URL>
-    <b:RefOrder>3</b:RefOrder>
+    <b:RefOrder>6</b:RefOrder>
   </b:Source>
   <b:Source>
     <b:Tag>Exe25</b:Tag>
@@ -17595,7 +18011,7 @@
     <b:MonthAccessed>1.</b:MonthAccessed>
     <b:DayAccessed>13</b:DayAccessed>
     <b:URL>https://play.google.com/store/apps/details?id=juanantonioripoll.practiceexercisescsharp&amp;hl=cs</b:URL>
-    <b:RefOrder>15</b:RefOrder>
+    <b:RefOrder>18</b:RefOrder>
   </b:Source>
   <b:Source>
     <b:Tag>Vis25</b:Tag>
@@ -17607,7 +18023,7 @@
     <b:MonthAccessed>1.</b:MonthAccessed>
     <b:DayAccessed>13</b:DayAccessed>
     <b:URL>https://visualstudio.microsoft.com/cs/vs/</b:URL>
-    <b:RefOrder>2</b:RefOrder>
+    <b:RefOrder>5</b:RefOrder>
   </b:Source>
   <b:Source>
     <b:Tag>Vis251</b:Tag>
@@ -17619,7 +18035,7 @@
     <b:MonthAccessed>1.</b:MonthAccessed>
     <b:DayAccessed>13</b:DayAccessed>
     <b:URL>https://apps.microsoft.com/detail/XPDCFJDKLZJLP8?hl=cs-CZ&amp;gl=CL</b:URL>
-    <b:RefOrder>16</b:RefOrder>
+    <b:RefOrder>19</b:RefOrder>
   </b:Source>
   <b:Source>
     <b:Tag>Git25</b:Tag>
@@ -17631,7 +18047,7 @@
     <b:MonthAccessed>1.</b:MonthAccessed>
     <b:DayAccessed>13</b:DayAccessed>
     <b:URL>https://thiago-marsal.medium.com/github-a-beginners-introduction-00046817208a</b:URL>
-    <b:RefOrder>17</b:RefOrder>
+    <b:RefOrder>20</b:RefOrder>
   </b:Source>
   <b:Source>
     <b:Tag>Fil25</b:Tag>
@@ -17643,7 +18059,7 @@
     <b:MonthAccessed>1.</b:MonthAccessed>
     <b:DayAccessed>13</b:DayAccessed>
     <b:URL>https://en.m.wikipedia.org/wiki/File:Github-desktop-logo-symbol.svg</b:URL>
-    <b:RefOrder>18</b:RefOrder>
+    <b:RefOrder>21</b:RefOrder>
   </b:Source>
   <b:Source>
     <b:Tag>Cha25</b:Tag>
@@ -17655,7 +18071,7 @@
     <b:MonthAccessed>1.</b:MonthAccessed>
     <b:DayAccessed>13</b:DayAccessed>
     <b:URL>https://worldvectorlogo.com/logo/chatgpt-6</b:URL>
-    <b:RefOrder>5</b:RefOrder>
+    <b:RefOrder>8</b:RefOrder>
   </b:Source>
   <b:Source>
     <b:Tag>Cha251</b:Tag>
@@ -17667,7 +18083,7 @@
     <b:MonthAccessed>1.</b:MonthAccessed>
     <b:DayAccessed>13</b:DayAccessed>
     <b:URL>https://chatgpt.com/share/678577c5-76f0-8007-baf4-82cd62827d5d</b:URL>
-    <b:RefOrder>4</b:RefOrder>
+    <b:RefOrder>7</b:RefOrder>
   </b:Source>
   <b:Source>
     <b:Tag>Cha252</b:Tag>
@@ -17679,7 +18095,7 @@
     <b:MonthAccessed>1.</b:MonthAccessed>
     <b:DayAccessed>13</b:DayAccessed>
     <b:URL>https://chatgpt.com/share/678577c5-76f0-8007-baf4-82cd62827d5d</b:URL>
-    <b:RefOrder>6</b:RefOrder>
+    <b:RefOrder>9</b:RefOrder>
   </b:Source>
   <b:Source>
     <b:Tag>Cha253</b:Tag>
@@ -17691,7 +18107,7 @@
     <b:MonthAccessed>1.</b:MonthAccessed>
     <b:DayAccessed>13</b:DayAccessed>
     <b:URL>https://chatgpt.com/share/678577c5-76f0-8007-baf4-82cd62827d5d</b:URL>
-    <b:RefOrder>7</b:RefOrder>
+    <b:RefOrder>10</b:RefOrder>
   </b:Source>
   <b:Source>
     <b:Tag>Cin25</b:Tag>
@@ -17703,7 +18119,7 @@
     <b:MonthAccessed>1.</b:MonthAccessed>
     <b:DayAccessed>13</b:DayAccessed>
     <b:URL>https://documentation.help/Cinemachine/b80f823a-e6de-2e54-8da3-7a269e4f3771.htm</b:URL>
-    <b:RefOrder>19</b:RefOrder>
+    <b:RefOrder>22</b:RefOrder>
   </b:Source>
   <b:Source>
     <b:Tag>War25</b:Tag>
@@ -17715,7 +18131,7 @@
     <b:MonthAccessed>1.</b:MonthAccessed>
     <b:DayAccessed>13</b:DayAccessed>
     <b:URL>https://assetstore.unity.com/packages/3d/characters/humanoids/fantasy/warrior-3-180877</b:URL>
-    <b:RefOrder>9</b:RefOrder>
+    <b:RefOrder>12</b:RefOrder>
   </b:Source>
   <b:Source>
     <b:Tag>War251</b:Tag>
@@ -17727,7 +18143,7 @@
     <b:MonthAccessed>1.</b:MonthAccessed>
     <b:DayAccessed>13</b:DayAccessed>
     <b:URL>https://assetstore.unity.com/packages/3d/characters/animals/warrior-maiden-156715</b:URL>
-    <b:RefOrder>10</b:RefOrder>
+    <b:RefOrder>13</b:RefOrder>
   </b:Source>
   <b:Source>
     <b:Tag>Ant25</b:Tag>
@@ -17739,7 +18155,43 @@
     <b:MonthAccessed>1.</b:MonthAccessed>
     <b:DayAccessed>13</b:DayAccessed>
     <b:URL>https://assetstore.unity.com/publishers/43856</b:URL>
-    <b:RefOrder>8</b:RefOrder>
+    <b:RefOrder>11</b:RefOrder>
+  </b:Source>
+  <b:Source>
+    <b:Tag>PRO25</b:Tag>
+    <b:SourceType>InternetSite</b:SourceType>
+    <b:Guid>{B78A4E0A-2224-4154-9094-A5E85B704650}</b:Guid>
+    <b:Title>PROČ SI TO ZAS DĚLÁM?! ALTF4 - Youtube</b:Title>
+    <b:InternetSiteTitle>Youtube</b:InternetSiteTitle>
+    <b:YearAccessed>2025</b:YearAccessed>
+    <b:MonthAccessed>1.</b:MonthAccessed>
+    <b:DayAccessed>14</b:DayAccessed>
+    <b:URL>https://www.youtube.com/watch?v=LWt7xg_fC3A</b:URL>
+    <b:RefOrder>1</b:RefOrder>
+  </b:Source>
+  <b:Source>
+    <b:Tag>Oso25</b:Tag>
+    <b:SourceType>InternetSite</b:SourceType>
+    <b:Guid>{D4E3A638-8DE1-4AD7-9477-1E598ED2F7D2}</b:Guid>
+    <b:Title>Osobní rekord! - Jump King - Youtube</b:Title>
+    <b:InternetSiteTitle>Youtube</b:InternetSiteTitle>
+    <b:YearAccessed>2025</b:YearAccessed>
+    <b:MonthAccessed>1.</b:MonthAccessed>
+    <b:DayAccessed>14</b:DayAccessed>
+    <b:URL>https://www.youtube.com/watch?v=O-GC_eLPoek</b:URL>
+    <b:RefOrder>2</b:RefOrder>
+  </b:Source>
+  <b:Source>
+    <b:Tag>PIJ25</b:Tag>
+    <b:SourceType>InternetSite</b:SourceType>
+    <b:Guid>{6C424CC6-710A-4513-A0A8-B40DDC464AD3}</b:Guid>
+    <b:Title>PIJU pokaždé, když se rozsekám ve VOZÍKU! - Youtube</b:Title>
+    <b:InternetSiteTitle>Youtube</b:InternetSiteTitle>
+    <b:YearAccessed>2025</b:YearAccessed>
+    <b:MonthAccessed>1.</b:MonthAccessed>
+    <b:DayAccessed>14</b:DayAccessed>
+    <b:URL>https://www.youtube.com/watch?v=FAfCs4zXMYw&amp;list=PLIO7VUzfNfIVBBfZGrYQlx3k1-sp9WInZ&amp;index=6</b:URL>
+    <b:RefOrder>3</b:RefOrder>
   </b:Source>
 </b:Sources>
 </file>
@@ -17781,7 +18233,7 @@
 </file>
 
 <file path=customXml/itemProps4.xml><?xml version="1.0" encoding="utf-8"?>
-<ds:datastoreItem xmlns:ds="http://schemas.openxmlformats.org/officeDocument/2006/customXml" ds:itemID="{B512C302-BB19-4F9A-99C9-9918B10E50A7}">
+<ds:datastoreItem xmlns:ds="http://schemas.openxmlformats.org/officeDocument/2006/customXml" ds:itemID="{0A326BF4-9AE7-432B-B6C9-1B7BBFEA15D4}">
   <ds:schemaRefs>
     <ds:schemaRef ds:uri="http://schemas.openxmlformats.org/officeDocument/2006/bibliography"/>
   </ds:schemaRefs>

--- a/Zdeněk_Vostrovský_4ITC.docx
+++ b/Zdeněk_Vostrovský_4ITC.docx
@@ -24,6 +24,7 @@
     </w:p>
     <w:p>
       <w:pPr>
+        <w:jc w:val="center"/>
         <w:rPr>
           <w:rFonts w:asciiTheme="majorHAnsi" w:hAnsiTheme="majorHAnsi" w:cstheme="majorHAnsi"/>
           <w:sz w:val="32"/>
@@ -33,7 +34,6 @@
       <w:r>
         <w:rPr>
           <w:rFonts w:asciiTheme="majorHAnsi" w:hAnsiTheme="majorHAnsi" w:cstheme="majorHAnsi"/>
-          <w:noProof/>
           <w:sz w:val="32"/>
           <w:szCs w:val="32"/>
         </w:rPr>
@@ -174,9 +174,6 @@
         </w:rPr>
       </w:pPr>
       <w:r>
-        <w:rPr>
-          <w:noProof/>
-        </w:rPr>
         <w:drawing>
           <wp:anchor distT="0" distB="0" distL="114300" distR="114300" simplePos="0" relativeHeight="251661312" behindDoc="0" locked="0" layoutInCell="1" allowOverlap="1" wp14:anchorId="227665D6" wp14:editId="4AA0BD04">
             <wp:simplePos x="0" y="0"/>
@@ -293,6 +290,7 @@
     </w:p>
     <w:p>
       <w:pPr>
+        <w:jc w:val="center"/>
         <w:rPr>
           <w:rFonts w:asciiTheme="majorHAnsi" w:hAnsiTheme="majorHAnsi" w:cstheme="majorHAnsi"/>
           <w:sz w:val="48"/>
@@ -312,6 +310,7 @@
     </w:p>
     <w:p>
       <w:pPr>
+        <w:jc w:val="center"/>
         <w:rPr>
           <w:rFonts w:asciiTheme="majorHAnsi" w:hAnsiTheme="majorHAnsi" w:cstheme="majorHAnsi"/>
           <w:sz w:val="28"/>
@@ -530,8 +529,14 @@
           <w:bottom w:val="single" w:sz="4" w:space="1" w:color="FFC000"/>
         </w:pBdr>
         <w:outlineLvl w:val="9"/>
-      </w:pPr>
-      <w:r>
+        <w:rPr>
+          <w:noProof w:val="0"/>
+        </w:rPr>
+      </w:pPr>
+      <w:r>
+        <w:rPr>
+          <w:noProof w:val="0"/>
+        </w:rPr>
         <w:lastRenderedPageBreak/>
         <w:t>Prohlášení</w:t>
       </w:r>
@@ -553,6 +558,9 @@
       </w:r>
     </w:p>
     <w:p>
+      <w:pPr>
+        <w:jc w:val="right"/>
+      </w:pPr>
       <w:r>
         <w:t>V</w:t>
       </w:r>
@@ -574,8 +582,15 @@
         <w:t>.</w:t>
       </w:r>
     </w:p>
-    <w:p/>
-    <w:p>
+    <w:p>
+      <w:pPr>
+        <w:jc w:val="right"/>
+      </w:pPr>
+    </w:p>
+    <w:p>
+      <w:pPr>
+        <w:jc w:val="right"/>
+      </w:pPr>
       <w:r>
         <w:t>……..</w:t>
       </w:r>
@@ -593,8 +608,14 @@
           <w:bottom w:val="single" w:sz="4" w:space="1" w:color="FFC000"/>
         </w:pBdr>
         <w:outlineLvl w:val="9"/>
-      </w:pPr>
-      <w:r>
+        <w:rPr>
+          <w:noProof w:val="0"/>
+        </w:rPr>
+      </w:pPr>
+      <w:r>
+        <w:rPr>
+          <w:noProof w:val="0"/>
+        </w:rPr>
         <w:lastRenderedPageBreak/>
         <w:t>Poděkování</w:t>
       </w:r>
@@ -607,26 +628,30 @@
         <w:rPr>
           <w:shd w:val="clear" w:color="auto" w:fill="FFFFFF"/>
         </w:rPr>
-        <w:t xml:space="preserve">Chtěl bych poděkovat </w:t>
+        <w:t>C</w:t>
       </w:r>
       <w:r>
         <w:rPr>
           <w:shd w:val="clear" w:color="auto" w:fill="FFFFFF"/>
         </w:rPr>
-        <w:t xml:space="preserve">Bc. </w:t>
-      </w:r>
-      <w:proofErr w:type="spellStart"/>
+        <w:t xml:space="preserve"> </w:t>
+      </w:r>
       <w:r>
         <w:rPr>
           <w:shd w:val="clear" w:color="auto" w:fill="FFFFFF"/>
         </w:rPr>
-        <w:t>Jířímu</w:t>
-      </w:r>
-      <w:proofErr w:type="spellEnd"/>
+        <w:t xml:space="preserve">Chtěl bych poděkovat Bc. </w:t>
+      </w:r>
       <w:r>
         <w:rPr>
           <w:shd w:val="clear" w:color="auto" w:fill="FFFFFF"/>
         </w:rPr>
+        <w:t>Jiřímu</w:t>
+      </w:r>
+      <w:r>
+        <w:rPr>
+          <w:shd w:val="clear" w:color="auto" w:fill="FFFFFF"/>
+        </w:rPr>
         <w:t xml:space="preserve"> </w:t>
       </w:r>
       <w:proofErr w:type="spellStart"/>
@@ -641,47 +666,12 @@
         <w:rPr>
           <w:shd w:val="clear" w:color="auto" w:fill="FFFFFF"/>
         </w:rPr>
-        <w:t xml:space="preserve"> za vedení mé ročníkové</w:t>
-      </w:r>
-      <w:r>
-        <w:rPr>
-          <w:shd w:val="clear" w:color="auto" w:fill="FFFFFF"/>
-        </w:rPr>
-        <w:t xml:space="preserve"> práce</w:t>
-      </w:r>
-      <w:r>
-        <w:rPr>
-          <w:shd w:val="clear" w:color="auto" w:fill="FFFFFF"/>
-        </w:rPr>
-        <w:t>,</w:t>
-      </w:r>
-      <w:r>
-        <w:rPr>
-          <w:shd w:val="clear" w:color="auto" w:fill="FFFFFF"/>
-        </w:rPr>
-        <w:t xml:space="preserve"> </w:t>
-      </w:r>
-      <w:r>
-        <w:rPr>
-          <w:shd w:val="clear" w:color="auto" w:fill="FFFFFF"/>
-        </w:rPr>
-        <w:t>rady při psaní dokumentace</w:t>
-      </w:r>
-      <w:r>
-        <w:rPr>
-          <w:shd w:val="clear" w:color="auto" w:fill="FFFFFF"/>
-        </w:rPr>
-        <w:t>,</w:t>
-      </w:r>
-      <w:r>
-        <w:rPr>
-          <w:shd w:val="clear" w:color="auto" w:fill="FFFFFF"/>
-        </w:rPr>
-        <w:t> cenné rady a odborný dohled.</w:t>
-      </w:r>
-    </w:p>
-    <w:p>
-      <w:pPr>
+        <w:t xml:space="preserve"> za vedení mé ročníkové práce, cenné rady při vývoji projektu i psaní dokumentace a odborný dohled.</w:t>
+      </w:r>
+    </w:p>
+    <w:p>
+      <w:pPr>
+        <w:ind w:firstLine="357"/>
         <w:sectPr>
           <w:type w:val="continuous"/>
           <w:pgSz w:w="11906" w:h="16838"/>
@@ -699,8 +689,14 @@
           <w:bottom w:val="single" w:sz="4" w:space="1" w:color="FFC000"/>
         </w:pBdr>
         <w:outlineLvl w:val="9"/>
-      </w:pPr>
-      <w:r>
+        <w:rPr>
+          <w:noProof w:val="0"/>
+        </w:rPr>
+      </w:pPr>
+      <w:r>
+        <w:rPr>
+          <w:noProof w:val="0"/>
+        </w:rPr>
         <w:lastRenderedPageBreak/>
         <w:t>Anotace</w:t>
       </w:r>
@@ -792,8 +788,14 @@
           <w:bottom w:val="single" w:sz="4" w:space="1" w:color="FFC000"/>
         </w:pBdr>
         <w:outlineLvl w:val="9"/>
-      </w:pPr>
-      <w:r>
+        <w:rPr>
+          <w:noProof w:val="0"/>
+        </w:rPr>
+      </w:pPr>
+      <w:r>
+        <w:rPr>
+          <w:noProof w:val="0"/>
+        </w:rPr>
         <w:t>Klíčová slova</w:t>
       </w:r>
     </w:p>
@@ -813,13 +815,7 @@
         <w:t xml:space="preserve"> hráč</w:t>
       </w:r>
       <w:r>
-        <w:t xml:space="preserve">, scripty, </w:t>
-      </w:r>
-      <w:r>
-        <w:t>kód</w:t>
-      </w:r>
-      <w:r>
-        <w:t xml:space="preserve">, </w:t>
+        <w:t xml:space="preserve">, scripty, kód, </w:t>
       </w:r>
       <w:proofErr w:type="spellStart"/>
       <w:r>
@@ -909,11 +905,13 @@
             <w:outlineLvl w:val="9"/>
             <w:rPr>
               <w:rStyle w:val="NadpisBezslaChar"/>
+              <w:noProof w:val="0"/>
             </w:rPr>
           </w:pPr>
           <w:r>
             <w:rPr>
               <w:rStyle w:val="NadpisBezslaChar"/>
+              <w:noProof w:val="0"/>
             </w:rPr>
             <w:t>Obsah</w:t>
           </w:r>
@@ -925,7 +923,6 @@
               <w:tab w:val="right" w:leader="dot" w:pos="9062"/>
             </w:tabs>
             <w:rPr>
-              <w:noProof/>
               <w:kern w:val="2"/>
               <w:sz w:val="24"/>
               <w:szCs w:val="24"/>
@@ -942,58 +939,50 @@
           <w:r>
             <w:fldChar w:fldCharType="separate"/>
           </w:r>
-          <w:hyperlink w:anchor="_Toc187737778" w:history="1">
+          <w:hyperlink w:anchor="_Toc187782195" w:history="1">
             <w:r>
               <w:rPr>
                 <w:rStyle w:val="Hypertextovodkaz"/>
-                <w:noProof/>
               </w:rPr>
               <w:t>Úvod</w:t>
             </w:r>
             <w:r>
               <w:rPr>
-                <w:noProof/>
                 <w:webHidden/>
               </w:rPr>
               <w:tab/>
             </w:r>
             <w:r>
               <w:rPr>
-                <w:noProof/>
                 <w:webHidden/>
               </w:rPr>
               <w:fldChar w:fldCharType="begin"/>
             </w:r>
             <w:r>
               <w:rPr>
-                <w:noProof/>
                 <w:webHidden/>
               </w:rPr>
-              <w:instrText xml:space="preserve"> PAGEREF _Toc187737778 \h </w:instrText>
-            </w:r>
-            <w:r>
-              <w:rPr>
-                <w:noProof/>
+              <w:instrText xml:space="preserve"> PAGEREF _Toc187782195 \h </w:instrText>
+            </w:r>
+            <w:r>
+              <w:rPr>
                 <w:webHidden/>
               </w:rPr>
             </w:r>
             <w:r>
               <w:rPr>
-                <w:noProof/>
                 <w:webHidden/>
               </w:rPr>
               <w:fldChar w:fldCharType="separate"/>
             </w:r>
             <w:r>
               <w:rPr>
-                <w:noProof/>
                 <w:webHidden/>
               </w:rPr>
               <w:t>7</w:t>
             </w:r>
             <w:r>
               <w:rPr>
-                <w:noProof/>
                 <w:webHidden/>
               </w:rPr>
               <w:fldChar w:fldCharType="end"/>
@@ -1008,7 +997,6 @@
               <w:tab w:val="right" w:leader="dot" w:pos="9062"/>
             </w:tabs>
             <w:rPr>
-              <w:noProof/>
               <w:kern w:val="2"/>
               <w:sz w:val="24"/>
               <w:szCs w:val="24"/>
@@ -1016,17 +1004,15 @@
               <w14:ligatures w14:val="standardContextual"/>
             </w:rPr>
           </w:pPr>
-          <w:hyperlink w:anchor="_Toc187737779" w:history="1">
+          <w:hyperlink w:anchor="_Toc187782196" w:history="1">
             <w:r>
               <w:rPr>
                 <w:rStyle w:val="Hypertextovodkaz"/>
-                <w:noProof/>
               </w:rPr>
               <w:t>1</w:t>
             </w:r>
             <w:r>
               <w:rPr>
-                <w:noProof/>
                 <w:kern w:val="2"/>
                 <w:sz w:val="24"/>
                 <w:szCs w:val="24"/>
@@ -1038,54 +1024,46 @@
             <w:r>
               <w:rPr>
                 <w:rStyle w:val="Hypertextovodkaz"/>
-                <w:noProof/>
               </w:rPr>
               <w:t>Teoretická část</w:t>
             </w:r>
             <w:r>
               <w:rPr>
-                <w:noProof/>
                 <w:webHidden/>
               </w:rPr>
               <w:tab/>
             </w:r>
             <w:r>
               <w:rPr>
-                <w:noProof/>
                 <w:webHidden/>
               </w:rPr>
               <w:fldChar w:fldCharType="begin"/>
             </w:r>
             <w:r>
               <w:rPr>
-                <w:noProof/>
                 <w:webHidden/>
               </w:rPr>
-              <w:instrText xml:space="preserve"> PAGEREF _Toc187737779 \h </w:instrText>
-            </w:r>
-            <w:r>
-              <w:rPr>
-                <w:noProof/>
+              <w:instrText xml:space="preserve"> PAGEREF _Toc187782196 \h </w:instrText>
+            </w:r>
+            <w:r>
+              <w:rPr>
                 <w:webHidden/>
               </w:rPr>
             </w:r>
             <w:r>
               <w:rPr>
-                <w:noProof/>
                 <w:webHidden/>
               </w:rPr>
               <w:fldChar w:fldCharType="separate"/>
             </w:r>
             <w:r>
               <w:rPr>
-                <w:noProof/>
                 <w:webHidden/>
               </w:rPr>
               <w:t>8</w:t>
             </w:r>
             <w:r>
               <w:rPr>
-                <w:noProof/>
                 <w:webHidden/>
               </w:rPr>
               <w:fldChar w:fldCharType="end"/>
@@ -1100,7 +1078,6 @@
               <w:tab w:val="right" w:leader="dot" w:pos="9062"/>
             </w:tabs>
             <w:rPr>
-              <w:noProof/>
               <w:kern w:val="2"/>
               <w:sz w:val="24"/>
               <w:szCs w:val="24"/>
@@ -1108,17 +1085,15 @@
               <w14:ligatures w14:val="standardContextual"/>
             </w:rPr>
           </w:pPr>
-          <w:hyperlink w:anchor="_Toc187737780" w:history="1">
+          <w:hyperlink w:anchor="_Toc187782197" w:history="1">
             <w:r>
               <w:rPr>
                 <w:rStyle w:val="Hypertextovodkaz"/>
-                <w:noProof/>
               </w:rPr>
               <w:t>1.1</w:t>
             </w:r>
             <w:r>
               <w:rPr>
-                <w:noProof/>
                 <w:kern w:val="2"/>
                 <w:sz w:val="24"/>
                 <w:szCs w:val="24"/>
@@ -1130,54 +1105,46 @@
             <w:r>
               <w:rPr>
                 <w:rStyle w:val="Hypertextovodkaz"/>
-                <w:noProof/>
               </w:rPr>
               <w:t>Rešerše</w:t>
             </w:r>
             <w:r>
               <w:rPr>
-                <w:noProof/>
                 <w:webHidden/>
               </w:rPr>
               <w:tab/>
             </w:r>
             <w:r>
               <w:rPr>
-                <w:noProof/>
                 <w:webHidden/>
               </w:rPr>
               <w:fldChar w:fldCharType="begin"/>
             </w:r>
             <w:r>
               <w:rPr>
-                <w:noProof/>
                 <w:webHidden/>
               </w:rPr>
-              <w:instrText xml:space="preserve"> PAGEREF _Toc187737780 \h </w:instrText>
-            </w:r>
-            <w:r>
-              <w:rPr>
-                <w:noProof/>
+              <w:instrText xml:space="preserve"> PAGEREF _Toc187782197 \h </w:instrText>
+            </w:r>
+            <w:r>
+              <w:rPr>
                 <w:webHidden/>
               </w:rPr>
             </w:r>
             <w:r>
               <w:rPr>
-                <w:noProof/>
                 <w:webHidden/>
               </w:rPr>
               <w:fldChar w:fldCharType="separate"/>
             </w:r>
             <w:r>
               <w:rPr>
-                <w:noProof/>
                 <w:webHidden/>
               </w:rPr>
               <w:t>8</w:t>
             </w:r>
             <w:r>
               <w:rPr>
-                <w:noProof/>
                 <w:webHidden/>
               </w:rPr>
               <w:fldChar w:fldCharType="end"/>
@@ -1192,7 +1159,6 @@
               <w:tab w:val="right" w:leader="dot" w:pos="9062"/>
             </w:tabs>
             <w:rPr>
-              <w:noProof/>
               <w:kern w:val="2"/>
               <w:sz w:val="24"/>
               <w:szCs w:val="24"/>
@@ -1200,17 +1166,15 @@
               <w14:ligatures w14:val="standardContextual"/>
             </w:rPr>
           </w:pPr>
-          <w:hyperlink w:anchor="_Toc187737781" w:history="1">
+          <w:hyperlink w:anchor="_Toc187782198" w:history="1">
             <w:r>
               <w:rPr>
                 <w:rStyle w:val="Hypertextovodkaz"/>
-                <w:noProof/>
               </w:rPr>
               <w:t>1.1.1</w:t>
             </w:r>
             <w:r>
               <w:rPr>
-                <w:noProof/>
                 <w:kern w:val="2"/>
                 <w:sz w:val="24"/>
                 <w:szCs w:val="24"/>
@@ -1222,54 +1186,46 @@
             <w:r>
               <w:rPr>
                 <w:rStyle w:val="Hypertextovodkaz"/>
-                <w:noProof/>
               </w:rPr>
               <w:t>AltF4</w:t>
             </w:r>
             <w:r>
               <w:rPr>
-                <w:noProof/>
                 <w:webHidden/>
               </w:rPr>
               <w:tab/>
             </w:r>
             <w:r>
               <w:rPr>
-                <w:noProof/>
                 <w:webHidden/>
               </w:rPr>
               <w:fldChar w:fldCharType="begin"/>
             </w:r>
             <w:r>
               <w:rPr>
-                <w:noProof/>
                 <w:webHidden/>
               </w:rPr>
-              <w:instrText xml:space="preserve"> PAGEREF _Toc187737781 \h </w:instrText>
-            </w:r>
-            <w:r>
-              <w:rPr>
-                <w:noProof/>
+              <w:instrText xml:space="preserve"> PAGEREF _Toc187782198 \h </w:instrText>
+            </w:r>
+            <w:r>
+              <w:rPr>
                 <w:webHidden/>
               </w:rPr>
             </w:r>
             <w:r>
               <w:rPr>
-                <w:noProof/>
                 <w:webHidden/>
               </w:rPr>
               <w:fldChar w:fldCharType="separate"/>
             </w:r>
             <w:r>
               <w:rPr>
-                <w:noProof/>
                 <w:webHidden/>
               </w:rPr>
               <w:t>8</w:t>
             </w:r>
             <w:r>
               <w:rPr>
-                <w:noProof/>
                 <w:webHidden/>
               </w:rPr>
               <w:fldChar w:fldCharType="end"/>
@@ -1284,7 +1240,6 @@
               <w:tab w:val="right" w:leader="dot" w:pos="9062"/>
             </w:tabs>
             <w:rPr>
-              <w:noProof/>
               <w:kern w:val="2"/>
               <w:sz w:val="24"/>
               <w:szCs w:val="24"/>
@@ -1292,17 +1247,15 @@
               <w14:ligatures w14:val="standardContextual"/>
             </w:rPr>
           </w:pPr>
-          <w:hyperlink w:anchor="_Toc187737782" w:history="1">
+          <w:hyperlink w:anchor="_Toc187782199" w:history="1">
             <w:r>
               <w:rPr>
                 <w:rStyle w:val="Hypertextovodkaz"/>
-                <w:noProof/>
               </w:rPr>
               <w:t>1.1.2</w:t>
             </w:r>
             <w:r>
               <w:rPr>
-                <w:noProof/>
                 <w:kern w:val="2"/>
                 <w:sz w:val="24"/>
                 <w:szCs w:val="24"/>
@@ -1314,54 +1267,46 @@
             <w:r>
               <w:rPr>
                 <w:rStyle w:val="Hypertextovodkaz"/>
-                <w:noProof/>
               </w:rPr>
               <w:t>Jump King</w:t>
             </w:r>
             <w:r>
               <w:rPr>
-                <w:noProof/>
                 <w:webHidden/>
               </w:rPr>
               <w:tab/>
             </w:r>
             <w:r>
               <w:rPr>
-                <w:noProof/>
                 <w:webHidden/>
               </w:rPr>
               <w:fldChar w:fldCharType="begin"/>
             </w:r>
             <w:r>
               <w:rPr>
-                <w:noProof/>
                 <w:webHidden/>
               </w:rPr>
-              <w:instrText xml:space="preserve"> PAGEREF _Toc187737782 \h </w:instrText>
-            </w:r>
-            <w:r>
-              <w:rPr>
-                <w:noProof/>
+              <w:instrText xml:space="preserve"> PAGEREF _Toc187782199 \h </w:instrText>
+            </w:r>
+            <w:r>
+              <w:rPr>
                 <w:webHidden/>
               </w:rPr>
             </w:r>
             <w:r>
               <w:rPr>
-                <w:noProof/>
                 <w:webHidden/>
               </w:rPr>
               <w:fldChar w:fldCharType="separate"/>
             </w:r>
             <w:r>
               <w:rPr>
-                <w:noProof/>
                 <w:webHidden/>
               </w:rPr>
               <w:t>8</w:t>
             </w:r>
             <w:r>
               <w:rPr>
-                <w:noProof/>
                 <w:webHidden/>
               </w:rPr>
               <w:fldChar w:fldCharType="end"/>
@@ -1376,7 +1321,6 @@
               <w:tab w:val="right" w:leader="dot" w:pos="9062"/>
             </w:tabs>
             <w:rPr>
-              <w:noProof/>
               <w:kern w:val="2"/>
               <w:sz w:val="24"/>
               <w:szCs w:val="24"/>
@@ -1384,17 +1328,15 @@
               <w14:ligatures w14:val="standardContextual"/>
             </w:rPr>
           </w:pPr>
-          <w:hyperlink w:anchor="_Toc187737783" w:history="1">
+          <w:hyperlink w:anchor="_Toc187782200" w:history="1">
             <w:r>
               <w:rPr>
                 <w:rStyle w:val="Hypertextovodkaz"/>
-                <w:noProof/>
               </w:rPr>
               <w:t>1.1.3</w:t>
             </w:r>
             <w:r>
               <w:rPr>
-                <w:noProof/>
                 <w:kern w:val="2"/>
                 <w:sz w:val="24"/>
                 <w:szCs w:val="24"/>
@@ -1406,54 +1348,46 @@
             <w:r>
               <w:rPr>
                 <w:rStyle w:val="Hypertextovodkaz"/>
-                <w:noProof/>
               </w:rPr>
               <w:t>Slackers – Carts of Glory</w:t>
             </w:r>
             <w:r>
               <w:rPr>
-                <w:noProof/>
                 <w:webHidden/>
               </w:rPr>
               <w:tab/>
             </w:r>
             <w:r>
               <w:rPr>
-                <w:noProof/>
                 <w:webHidden/>
               </w:rPr>
               <w:fldChar w:fldCharType="begin"/>
             </w:r>
             <w:r>
               <w:rPr>
-                <w:noProof/>
                 <w:webHidden/>
               </w:rPr>
-              <w:instrText xml:space="preserve"> PAGEREF _Toc187737783 \h </w:instrText>
-            </w:r>
-            <w:r>
-              <w:rPr>
-                <w:noProof/>
+              <w:instrText xml:space="preserve"> PAGEREF _Toc187782200 \h </w:instrText>
+            </w:r>
+            <w:r>
+              <w:rPr>
                 <w:webHidden/>
               </w:rPr>
             </w:r>
             <w:r>
               <w:rPr>
-                <w:noProof/>
                 <w:webHidden/>
               </w:rPr>
               <w:fldChar w:fldCharType="separate"/>
             </w:r>
             <w:r>
               <w:rPr>
-                <w:noProof/>
                 <w:webHidden/>
               </w:rPr>
               <w:t>8</w:t>
             </w:r>
             <w:r>
               <w:rPr>
-                <w:noProof/>
                 <w:webHidden/>
               </w:rPr>
               <w:fldChar w:fldCharType="end"/>
@@ -1468,7 +1402,6 @@
               <w:tab w:val="right" w:leader="dot" w:pos="9062"/>
             </w:tabs>
             <w:rPr>
-              <w:noProof/>
               <w:kern w:val="2"/>
               <w:sz w:val="24"/>
               <w:szCs w:val="24"/>
@@ -1476,17 +1409,15 @@
               <w14:ligatures w14:val="standardContextual"/>
             </w:rPr>
           </w:pPr>
-          <w:hyperlink w:anchor="_Toc187737784" w:history="1">
+          <w:hyperlink w:anchor="_Toc187782201" w:history="1">
             <w:r>
               <w:rPr>
                 <w:rStyle w:val="Hypertextovodkaz"/>
-                <w:noProof/>
               </w:rPr>
               <w:t>1.2</w:t>
             </w:r>
             <w:r>
               <w:rPr>
-                <w:noProof/>
                 <w:kern w:val="2"/>
                 <w:sz w:val="24"/>
                 <w:szCs w:val="24"/>
@@ -1498,54 +1429,46 @@
             <w:r>
               <w:rPr>
                 <w:rStyle w:val="Hypertextovodkaz"/>
-                <w:noProof/>
               </w:rPr>
               <w:t>Technologie</w:t>
             </w:r>
             <w:r>
               <w:rPr>
-                <w:noProof/>
                 <w:webHidden/>
               </w:rPr>
               <w:tab/>
             </w:r>
             <w:r>
               <w:rPr>
-                <w:noProof/>
                 <w:webHidden/>
               </w:rPr>
               <w:fldChar w:fldCharType="begin"/>
             </w:r>
             <w:r>
               <w:rPr>
-                <w:noProof/>
                 <w:webHidden/>
               </w:rPr>
-              <w:instrText xml:space="preserve"> PAGEREF _Toc187737784 \h </w:instrText>
-            </w:r>
-            <w:r>
-              <w:rPr>
-                <w:noProof/>
+              <w:instrText xml:space="preserve"> PAGEREF _Toc187782201 \h </w:instrText>
+            </w:r>
+            <w:r>
+              <w:rPr>
                 <w:webHidden/>
               </w:rPr>
             </w:r>
             <w:r>
               <w:rPr>
-                <w:noProof/>
                 <w:webHidden/>
               </w:rPr>
               <w:fldChar w:fldCharType="separate"/>
             </w:r>
             <w:r>
               <w:rPr>
-                <w:noProof/>
                 <w:webHidden/>
               </w:rPr>
               <w:t>9</w:t>
             </w:r>
             <w:r>
               <w:rPr>
-                <w:noProof/>
                 <w:webHidden/>
               </w:rPr>
               <w:fldChar w:fldCharType="end"/>
@@ -1560,7 +1483,6 @@
               <w:tab w:val="right" w:leader="dot" w:pos="9062"/>
             </w:tabs>
             <w:rPr>
-              <w:noProof/>
               <w:kern w:val="2"/>
               <w:sz w:val="24"/>
               <w:szCs w:val="24"/>
@@ -1568,17 +1490,15 @@
               <w14:ligatures w14:val="standardContextual"/>
             </w:rPr>
           </w:pPr>
-          <w:hyperlink w:anchor="_Toc187737785" w:history="1">
+          <w:hyperlink w:anchor="_Toc187782202" w:history="1">
             <w:r>
               <w:rPr>
                 <w:rStyle w:val="Hypertextovodkaz"/>
-                <w:noProof/>
               </w:rPr>
               <w:t>1.2.1</w:t>
             </w:r>
             <w:r>
               <w:rPr>
-                <w:noProof/>
                 <w:kern w:val="2"/>
                 <w:sz w:val="24"/>
                 <w:szCs w:val="24"/>
@@ -1590,54 +1510,46 @@
             <w:r>
               <w:rPr>
                 <w:rStyle w:val="Hypertextovodkaz"/>
-                <w:noProof/>
               </w:rPr>
               <w:t>Unity</w:t>
             </w:r>
             <w:r>
               <w:rPr>
-                <w:noProof/>
                 <w:webHidden/>
               </w:rPr>
               <w:tab/>
             </w:r>
             <w:r>
               <w:rPr>
-                <w:noProof/>
                 <w:webHidden/>
               </w:rPr>
               <w:fldChar w:fldCharType="begin"/>
             </w:r>
             <w:r>
               <w:rPr>
-                <w:noProof/>
                 <w:webHidden/>
               </w:rPr>
-              <w:instrText xml:space="preserve"> PAGEREF _Toc187737785 \h </w:instrText>
-            </w:r>
-            <w:r>
-              <w:rPr>
-                <w:noProof/>
+              <w:instrText xml:space="preserve"> PAGEREF _Toc187782202 \h </w:instrText>
+            </w:r>
+            <w:r>
+              <w:rPr>
                 <w:webHidden/>
               </w:rPr>
             </w:r>
             <w:r>
               <w:rPr>
-                <w:noProof/>
                 <w:webHidden/>
               </w:rPr>
               <w:fldChar w:fldCharType="separate"/>
             </w:r>
             <w:r>
               <w:rPr>
-                <w:noProof/>
                 <w:webHidden/>
               </w:rPr>
               <w:t>9</w:t>
             </w:r>
             <w:r>
               <w:rPr>
-                <w:noProof/>
                 <w:webHidden/>
               </w:rPr>
               <w:fldChar w:fldCharType="end"/>
@@ -1652,7 +1564,6 @@
               <w:tab w:val="right" w:leader="dot" w:pos="9062"/>
             </w:tabs>
             <w:rPr>
-              <w:noProof/>
               <w:kern w:val="2"/>
               <w:sz w:val="24"/>
               <w:szCs w:val="24"/>
@@ -1660,17 +1571,15 @@
               <w14:ligatures w14:val="standardContextual"/>
             </w:rPr>
           </w:pPr>
-          <w:hyperlink w:anchor="_Toc187737786" w:history="1">
+          <w:hyperlink w:anchor="_Toc187782203" w:history="1">
             <w:r>
               <w:rPr>
                 <w:rStyle w:val="Hypertextovodkaz"/>
-                <w:noProof/>
               </w:rPr>
               <w:t>1.2.2</w:t>
             </w:r>
             <w:r>
               <w:rPr>
-                <w:noProof/>
                 <w:kern w:val="2"/>
                 <w:sz w:val="24"/>
                 <w:szCs w:val="24"/>
@@ -1682,54 +1591,46 @@
             <w:r>
               <w:rPr>
                 <w:rStyle w:val="Hypertextovodkaz"/>
-                <w:noProof/>
               </w:rPr>
               <w:t>Visual Studio 2022</w:t>
             </w:r>
             <w:r>
               <w:rPr>
-                <w:noProof/>
                 <w:webHidden/>
               </w:rPr>
               <w:tab/>
             </w:r>
             <w:r>
               <w:rPr>
-                <w:noProof/>
                 <w:webHidden/>
               </w:rPr>
               <w:fldChar w:fldCharType="begin"/>
             </w:r>
             <w:r>
               <w:rPr>
-                <w:noProof/>
                 <w:webHidden/>
               </w:rPr>
-              <w:instrText xml:space="preserve"> PAGEREF _Toc187737786 \h </w:instrText>
-            </w:r>
-            <w:r>
-              <w:rPr>
-                <w:noProof/>
+              <w:instrText xml:space="preserve"> PAGEREF _Toc187782203 \h </w:instrText>
+            </w:r>
+            <w:r>
+              <w:rPr>
                 <w:webHidden/>
               </w:rPr>
             </w:r>
             <w:r>
               <w:rPr>
-                <w:noProof/>
                 <w:webHidden/>
               </w:rPr>
               <w:fldChar w:fldCharType="separate"/>
             </w:r>
             <w:r>
               <w:rPr>
-                <w:noProof/>
                 <w:webHidden/>
               </w:rPr>
               <w:t>9</w:t>
             </w:r>
             <w:r>
               <w:rPr>
-                <w:noProof/>
                 <w:webHidden/>
               </w:rPr>
               <w:fldChar w:fldCharType="end"/>
@@ -1744,7 +1645,6 @@
               <w:tab w:val="right" w:leader="dot" w:pos="9062"/>
             </w:tabs>
             <w:rPr>
-              <w:noProof/>
               <w:kern w:val="2"/>
               <w:sz w:val="24"/>
               <w:szCs w:val="24"/>
@@ -1752,17 +1652,15 @@
               <w14:ligatures w14:val="standardContextual"/>
             </w:rPr>
           </w:pPr>
-          <w:hyperlink w:anchor="_Toc187737787" w:history="1">
+          <w:hyperlink w:anchor="_Toc187782204" w:history="1">
             <w:r>
               <w:rPr>
                 <w:rStyle w:val="Hypertextovodkaz"/>
-                <w:noProof/>
               </w:rPr>
               <w:t>1.2.3</w:t>
             </w:r>
             <w:r>
               <w:rPr>
-                <w:noProof/>
                 <w:kern w:val="2"/>
                 <w:sz w:val="24"/>
                 <w:szCs w:val="24"/>
@@ -1774,54 +1672,46 @@
             <w:r>
               <w:rPr>
                 <w:rStyle w:val="Hypertextovodkaz"/>
-                <w:noProof/>
               </w:rPr>
               <w:t>C#</w:t>
             </w:r>
             <w:r>
               <w:rPr>
-                <w:noProof/>
                 <w:webHidden/>
               </w:rPr>
               <w:tab/>
             </w:r>
             <w:r>
               <w:rPr>
-                <w:noProof/>
                 <w:webHidden/>
               </w:rPr>
               <w:fldChar w:fldCharType="begin"/>
             </w:r>
             <w:r>
               <w:rPr>
-                <w:noProof/>
                 <w:webHidden/>
               </w:rPr>
-              <w:instrText xml:space="preserve"> PAGEREF _Toc187737787 \h </w:instrText>
-            </w:r>
-            <w:r>
-              <w:rPr>
-                <w:noProof/>
+              <w:instrText xml:space="preserve"> PAGEREF _Toc187782204 \h </w:instrText>
+            </w:r>
+            <w:r>
+              <w:rPr>
                 <w:webHidden/>
               </w:rPr>
             </w:r>
             <w:r>
               <w:rPr>
-                <w:noProof/>
                 <w:webHidden/>
               </w:rPr>
               <w:fldChar w:fldCharType="separate"/>
             </w:r>
             <w:r>
               <w:rPr>
-                <w:noProof/>
                 <w:webHidden/>
               </w:rPr>
               <w:t>9</w:t>
             </w:r>
             <w:r>
               <w:rPr>
-                <w:noProof/>
                 <w:webHidden/>
               </w:rPr>
               <w:fldChar w:fldCharType="end"/>
@@ -1836,7 +1726,6 @@
               <w:tab w:val="right" w:leader="dot" w:pos="9062"/>
             </w:tabs>
             <w:rPr>
-              <w:noProof/>
               <w:kern w:val="2"/>
               <w:sz w:val="24"/>
               <w:szCs w:val="24"/>
@@ -1844,17 +1733,15 @@
               <w14:ligatures w14:val="standardContextual"/>
             </w:rPr>
           </w:pPr>
-          <w:hyperlink w:anchor="_Toc187737788" w:history="1">
+          <w:hyperlink w:anchor="_Toc187782205" w:history="1">
             <w:r>
               <w:rPr>
                 <w:rStyle w:val="Hypertextovodkaz"/>
-                <w:noProof/>
               </w:rPr>
               <w:t>1.2.4</w:t>
             </w:r>
             <w:r>
               <w:rPr>
-                <w:noProof/>
                 <w:kern w:val="2"/>
                 <w:sz w:val="24"/>
                 <w:szCs w:val="24"/>
@@ -1866,54 +1753,46 @@
             <w:r>
               <w:rPr>
                 <w:rStyle w:val="Hypertextovodkaz"/>
-                <w:noProof/>
               </w:rPr>
               <w:t>GitHub</w:t>
             </w:r>
             <w:r>
               <w:rPr>
-                <w:noProof/>
                 <w:webHidden/>
               </w:rPr>
               <w:tab/>
             </w:r>
             <w:r>
               <w:rPr>
-                <w:noProof/>
                 <w:webHidden/>
               </w:rPr>
               <w:fldChar w:fldCharType="begin"/>
             </w:r>
             <w:r>
               <w:rPr>
-                <w:noProof/>
                 <w:webHidden/>
               </w:rPr>
-              <w:instrText xml:space="preserve"> PAGEREF _Toc187737788 \h </w:instrText>
-            </w:r>
-            <w:r>
-              <w:rPr>
-                <w:noProof/>
+              <w:instrText xml:space="preserve"> PAGEREF _Toc187782205 \h </w:instrText>
+            </w:r>
+            <w:r>
+              <w:rPr>
                 <w:webHidden/>
               </w:rPr>
             </w:r>
             <w:r>
               <w:rPr>
-                <w:noProof/>
                 <w:webHidden/>
               </w:rPr>
               <w:fldChar w:fldCharType="separate"/>
             </w:r>
             <w:r>
               <w:rPr>
-                <w:noProof/>
                 <w:webHidden/>
               </w:rPr>
               <w:t>9</w:t>
             </w:r>
             <w:r>
               <w:rPr>
-                <w:noProof/>
                 <w:webHidden/>
               </w:rPr>
               <w:fldChar w:fldCharType="end"/>
@@ -1928,7 +1807,6 @@
               <w:tab w:val="right" w:leader="dot" w:pos="9062"/>
             </w:tabs>
             <w:rPr>
-              <w:noProof/>
               <w:kern w:val="2"/>
               <w:sz w:val="24"/>
               <w:szCs w:val="24"/>
@@ -1936,17 +1814,15 @@
               <w14:ligatures w14:val="standardContextual"/>
             </w:rPr>
           </w:pPr>
-          <w:hyperlink w:anchor="_Toc187737789" w:history="1">
+          <w:hyperlink w:anchor="_Toc187782206" w:history="1">
             <w:r>
               <w:rPr>
                 <w:rStyle w:val="Hypertextovodkaz"/>
-                <w:noProof/>
               </w:rPr>
               <w:t>1.2.5</w:t>
             </w:r>
             <w:r>
               <w:rPr>
-                <w:noProof/>
                 <w:kern w:val="2"/>
                 <w:sz w:val="24"/>
                 <w:szCs w:val="24"/>
@@ -1958,54 +1834,46 @@
             <w:r>
               <w:rPr>
                 <w:rStyle w:val="Hypertextovodkaz"/>
-                <w:noProof/>
               </w:rPr>
               <w:t>ChatGPT</w:t>
             </w:r>
             <w:r>
               <w:rPr>
-                <w:noProof/>
                 <w:webHidden/>
               </w:rPr>
               <w:tab/>
             </w:r>
             <w:r>
               <w:rPr>
-                <w:noProof/>
                 <w:webHidden/>
               </w:rPr>
               <w:fldChar w:fldCharType="begin"/>
             </w:r>
             <w:r>
               <w:rPr>
-                <w:noProof/>
                 <w:webHidden/>
               </w:rPr>
-              <w:instrText xml:space="preserve"> PAGEREF _Toc187737789 \h </w:instrText>
-            </w:r>
-            <w:r>
-              <w:rPr>
-                <w:noProof/>
+              <w:instrText xml:space="preserve"> PAGEREF _Toc187782206 \h </w:instrText>
+            </w:r>
+            <w:r>
+              <w:rPr>
                 <w:webHidden/>
               </w:rPr>
             </w:r>
             <w:r>
               <w:rPr>
-                <w:noProof/>
                 <w:webHidden/>
               </w:rPr>
               <w:fldChar w:fldCharType="separate"/>
             </w:r>
             <w:r>
               <w:rPr>
-                <w:noProof/>
                 <w:webHidden/>
               </w:rPr>
               <w:t>10</w:t>
             </w:r>
             <w:r>
               <w:rPr>
-                <w:noProof/>
                 <w:webHidden/>
               </w:rPr>
               <w:fldChar w:fldCharType="end"/>
@@ -2020,7 +1888,6 @@
               <w:tab w:val="right" w:leader="dot" w:pos="9062"/>
             </w:tabs>
             <w:rPr>
-              <w:noProof/>
               <w:kern w:val="2"/>
               <w:sz w:val="24"/>
               <w:szCs w:val="24"/>
@@ -2028,17 +1895,15 @@
               <w14:ligatures w14:val="standardContextual"/>
             </w:rPr>
           </w:pPr>
-          <w:hyperlink w:anchor="_Toc187737790" w:history="1">
+          <w:hyperlink w:anchor="_Toc187782207" w:history="1">
             <w:r>
               <w:rPr>
                 <w:rStyle w:val="Hypertextovodkaz"/>
-                <w:noProof/>
               </w:rPr>
               <w:t>1.2.6</w:t>
             </w:r>
             <w:r>
               <w:rPr>
-                <w:noProof/>
                 <w:kern w:val="2"/>
                 <w:sz w:val="24"/>
                 <w:szCs w:val="24"/>
@@ -2050,54 +1915,46 @@
             <w:r>
               <w:rPr>
                 <w:rStyle w:val="Hypertextovodkaz"/>
-                <w:noProof/>
               </w:rPr>
               <w:t>Knihovny – Cinemachine a InputSystem</w:t>
             </w:r>
             <w:r>
               <w:rPr>
-                <w:noProof/>
                 <w:webHidden/>
               </w:rPr>
               <w:tab/>
             </w:r>
             <w:r>
               <w:rPr>
-                <w:noProof/>
                 <w:webHidden/>
               </w:rPr>
               <w:fldChar w:fldCharType="begin"/>
             </w:r>
             <w:r>
               <w:rPr>
-                <w:noProof/>
                 <w:webHidden/>
               </w:rPr>
-              <w:instrText xml:space="preserve"> PAGEREF _Toc187737790 \h </w:instrText>
-            </w:r>
-            <w:r>
-              <w:rPr>
-                <w:noProof/>
+              <w:instrText xml:space="preserve"> PAGEREF _Toc187782207 \h </w:instrText>
+            </w:r>
+            <w:r>
+              <w:rPr>
                 <w:webHidden/>
               </w:rPr>
             </w:r>
             <w:r>
               <w:rPr>
-                <w:noProof/>
                 <w:webHidden/>
               </w:rPr>
               <w:fldChar w:fldCharType="separate"/>
             </w:r>
             <w:r>
               <w:rPr>
-                <w:noProof/>
                 <w:webHidden/>
               </w:rPr>
               <w:t>10</w:t>
             </w:r>
             <w:r>
               <w:rPr>
-                <w:noProof/>
                 <w:webHidden/>
               </w:rPr>
               <w:fldChar w:fldCharType="end"/>
@@ -2112,7 +1969,6 @@
               <w:tab w:val="right" w:leader="dot" w:pos="9062"/>
             </w:tabs>
             <w:rPr>
-              <w:noProof/>
               <w:kern w:val="2"/>
               <w:sz w:val="24"/>
               <w:szCs w:val="24"/>
@@ -2120,17 +1976,15 @@
               <w14:ligatures w14:val="standardContextual"/>
             </w:rPr>
           </w:pPr>
-          <w:hyperlink w:anchor="_Toc187737791" w:history="1">
+          <w:hyperlink w:anchor="_Toc187782208" w:history="1">
             <w:r>
               <w:rPr>
                 <w:rStyle w:val="Hypertextovodkaz"/>
-                <w:noProof/>
               </w:rPr>
               <w:t>2</w:t>
             </w:r>
             <w:r>
               <w:rPr>
-                <w:noProof/>
                 <w:kern w:val="2"/>
                 <w:sz w:val="24"/>
                 <w:szCs w:val="24"/>
@@ -2142,54 +1996,46 @@
             <w:r>
               <w:rPr>
                 <w:rStyle w:val="Hypertextovodkaz"/>
-                <w:noProof/>
               </w:rPr>
               <w:t>Praktická část</w:t>
             </w:r>
             <w:r>
               <w:rPr>
-                <w:noProof/>
                 <w:webHidden/>
               </w:rPr>
               <w:tab/>
             </w:r>
             <w:r>
               <w:rPr>
-                <w:noProof/>
                 <w:webHidden/>
               </w:rPr>
               <w:fldChar w:fldCharType="begin"/>
             </w:r>
             <w:r>
               <w:rPr>
-                <w:noProof/>
                 <w:webHidden/>
               </w:rPr>
-              <w:instrText xml:space="preserve"> PAGEREF _Toc187737791 \h </w:instrText>
-            </w:r>
-            <w:r>
-              <w:rPr>
-                <w:noProof/>
+              <w:instrText xml:space="preserve"> PAGEREF _Toc187782208 \h </w:instrText>
+            </w:r>
+            <w:r>
+              <w:rPr>
                 <w:webHidden/>
               </w:rPr>
             </w:r>
             <w:r>
               <w:rPr>
-                <w:noProof/>
                 <w:webHidden/>
               </w:rPr>
               <w:fldChar w:fldCharType="separate"/>
             </w:r>
             <w:r>
               <w:rPr>
-                <w:noProof/>
                 <w:webHidden/>
               </w:rPr>
               <w:t>11</w:t>
             </w:r>
             <w:r>
               <w:rPr>
-                <w:noProof/>
                 <w:webHidden/>
               </w:rPr>
               <w:fldChar w:fldCharType="end"/>
@@ -2204,7 +2050,6 @@
               <w:tab w:val="right" w:leader="dot" w:pos="9062"/>
             </w:tabs>
             <w:rPr>
-              <w:noProof/>
               <w:kern w:val="2"/>
               <w:sz w:val="24"/>
               <w:szCs w:val="24"/>
@@ -2212,17 +2057,15 @@
               <w14:ligatures w14:val="standardContextual"/>
             </w:rPr>
           </w:pPr>
-          <w:hyperlink w:anchor="_Toc187737792" w:history="1">
+          <w:hyperlink w:anchor="_Toc187782209" w:history="1">
             <w:r>
               <w:rPr>
                 <w:rStyle w:val="Hypertextovodkaz"/>
-                <w:noProof/>
               </w:rPr>
               <w:t>2.1</w:t>
             </w:r>
             <w:r>
               <w:rPr>
-                <w:noProof/>
                 <w:kern w:val="2"/>
                 <w:sz w:val="24"/>
                 <w:szCs w:val="24"/>
@@ -2234,54 +2077,46 @@
             <w:r>
               <w:rPr>
                 <w:rStyle w:val="Hypertextovodkaz"/>
-                <w:noProof/>
               </w:rPr>
               <w:t>Návrhy</w:t>
             </w:r>
             <w:r>
               <w:rPr>
-                <w:noProof/>
                 <w:webHidden/>
               </w:rPr>
               <w:tab/>
             </w:r>
             <w:r>
               <w:rPr>
-                <w:noProof/>
                 <w:webHidden/>
               </w:rPr>
               <w:fldChar w:fldCharType="begin"/>
             </w:r>
             <w:r>
               <w:rPr>
-                <w:noProof/>
                 <w:webHidden/>
               </w:rPr>
-              <w:instrText xml:space="preserve"> PAGEREF _Toc187737792 \h </w:instrText>
-            </w:r>
-            <w:r>
-              <w:rPr>
-                <w:noProof/>
+              <w:instrText xml:space="preserve"> PAGEREF _Toc187782209 \h </w:instrText>
+            </w:r>
+            <w:r>
+              <w:rPr>
                 <w:webHidden/>
               </w:rPr>
             </w:r>
             <w:r>
               <w:rPr>
-                <w:noProof/>
                 <w:webHidden/>
               </w:rPr>
               <w:fldChar w:fldCharType="separate"/>
             </w:r>
             <w:r>
               <w:rPr>
-                <w:noProof/>
                 <w:webHidden/>
               </w:rPr>
               <w:t>11</w:t>
             </w:r>
             <w:r>
               <w:rPr>
-                <w:noProof/>
                 <w:webHidden/>
               </w:rPr>
               <w:fldChar w:fldCharType="end"/>
@@ -2296,7 +2131,6 @@
               <w:tab w:val="right" w:leader="dot" w:pos="9062"/>
             </w:tabs>
             <w:rPr>
-              <w:noProof/>
               <w:kern w:val="2"/>
               <w:sz w:val="24"/>
               <w:szCs w:val="24"/>
@@ -2304,17 +2138,15 @@
               <w14:ligatures w14:val="standardContextual"/>
             </w:rPr>
           </w:pPr>
-          <w:hyperlink w:anchor="_Toc187737793" w:history="1">
+          <w:hyperlink w:anchor="_Toc187782210" w:history="1">
             <w:r>
               <w:rPr>
                 <w:rStyle w:val="Hypertextovodkaz"/>
-                <w:noProof/>
               </w:rPr>
               <w:t>2.2</w:t>
             </w:r>
             <w:r>
               <w:rPr>
-                <w:noProof/>
                 <w:kern w:val="2"/>
                 <w:sz w:val="24"/>
                 <w:szCs w:val="24"/>
@@ -2326,54 +2158,46 @@
             <w:r>
               <w:rPr>
                 <w:rStyle w:val="Hypertextovodkaz"/>
-                <w:noProof/>
               </w:rPr>
               <w:t>Produktizace</w:t>
             </w:r>
             <w:r>
               <w:rPr>
-                <w:noProof/>
                 <w:webHidden/>
               </w:rPr>
               <w:tab/>
             </w:r>
             <w:r>
               <w:rPr>
-                <w:noProof/>
                 <w:webHidden/>
               </w:rPr>
               <w:fldChar w:fldCharType="begin"/>
             </w:r>
             <w:r>
               <w:rPr>
-                <w:noProof/>
                 <w:webHidden/>
               </w:rPr>
-              <w:instrText xml:space="preserve"> PAGEREF _Toc187737793 \h </w:instrText>
-            </w:r>
-            <w:r>
-              <w:rPr>
-                <w:noProof/>
+              <w:instrText xml:space="preserve"> PAGEREF _Toc187782210 \h </w:instrText>
+            </w:r>
+            <w:r>
+              <w:rPr>
                 <w:webHidden/>
               </w:rPr>
             </w:r>
             <w:r>
               <w:rPr>
-                <w:noProof/>
                 <w:webHidden/>
               </w:rPr>
               <w:fldChar w:fldCharType="separate"/>
             </w:r>
             <w:r>
               <w:rPr>
-                <w:noProof/>
                 <w:webHidden/>
               </w:rPr>
               <w:t>13</w:t>
             </w:r>
             <w:r>
               <w:rPr>
-                <w:noProof/>
                 <w:webHidden/>
               </w:rPr>
               <w:fldChar w:fldCharType="end"/>
@@ -2388,7 +2212,6 @@
               <w:tab w:val="right" w:leader="dot" w:pos="9062"/>
             </w:tabs>
             <w:rPr>
-              <w:noProof/>
               <w:kern w:val="2"/>
               <w:sz w:val="24"/>
               <w:szCs w:val="24"/>
@@ -2396,17 +2219,15 @@
               <w14:ligatures w14:val="standardContextual"/>
             </w:rPr>
           </w:pPr>
-          <w:hyperlink w:anchor="_Toc187737794" w:history="1">
+          <w:hyperlink w:anchor="_Toc187782211" w:history="1">
             <w:r>
               <w:rPr>
                 <w:rStyle w:val="Hypertextovodkaz"/>
-                <w:noProof/>
               </w:rPr>
               <w:t>2.2.1</w:t>
             </w:r>
             <w:r>
               <w:rPr>
-                <w:noProof/>
                 <w:kern w:val="2"/>
                 <w:sz w:val="24"/>
                 <w:szCs w:val="24"/>
@@ -2418,54 +2239,46 @@
             <w:r>
               <w:rPr>
                 <w:rStyle w:val="Hypertextovodkaz"/>
-                <w:noProof/>
               </w:rPr>
               <w:t>Kód pro výměnu kamer</w:t>
             </w:r>
             <w:r>
               <w:rPr>
-                <w:noProof/>
                 <w:webHidden/>
               </w:rPr>
               <w:tab/>
             </w:r>
             <w:r>
               <w:rPr>
-                <w:noProof/>
                 <w:webHidden/>
               </w:rPr>
               <w:fldChar w:fldCharType="begin"/>
             </w:r>
             <w:r>
               <w:rPr>
-                <w:noProof/>
                 <w:webHidden/>
               </w:rPr>
-              <w:instrText xml:space="preserve"> PAGEREF _Toc187737794 \h </w:instrText>
-            </w:r>
-            <w:r>
-              <w:rPr>
-                <w:noProof/>
+              <w:instrText xml:space="preserve"> PAGEREF _Toc187782211 \h </w:instrText>
+            </w:r>
+            <w:r>
+              <w:rPr>
                 <w:webHidden/>
               </w:rPr>
             </w:r>
             <w:r>
               <w:rPr>
-                <w:noProof/>
                 <w:webHidden/>
               </w:rPr>
               <w:fldChar w:fldCharType="separate"/>
             </w:r>
             <w:r>
               <w:rPr>
-                <w:noProof/>
                 <w:webHidden/>
               </w:rPr>
               <w:t>13</w:t>
             </w:r>
             <w:r>
               <w:rPr>
-                <w:noProof/>
                 <w:webHidden/>
               </w:rPr>
               <w:fldChar w:fldCharType="end"/>
@@ -2480,7 +2293,6 @@
               <w:tab w:val="right" w:leader="dot" w:pos="9062"/>
             </w:tabs>
             <w:rPr>
-              <w:noProof/>
               <w:kern w:val="2"/>
               <w:sz w:val="24"/>
               <w:szCs w:val="24"/>
@@ -2488,17 +2300,15 @@
               <w14:ligatures w14:val="standardContextual"/>
             </w:rPr>
           </w:pPr>
-          <w:hyperlink w:anchor="_Toc187737795" w:history="1">
+          <w:hyperlink w:anchor="_Toc187782212" w:history="1">
             <w:r>
               <w:rPr>
                 <w:rStyle w:val="Hypertextovodkaz"/>
-                <w:noProof/>
               </w:rPr>
               <w:t>2.2.2</w:t>
             </w:r>
             <w:r>
               <w:rPr>
-                <w:noProof/>
                 <w:kern w:val="2"/>
                 <w:sz w:val="24"/>
                 <w:szCs w:val="24"/>
@@ -2510,54 +2320,46 @@
             <w:r>
               <w:rPr>
                 <w:rStyle w:val="Hypertextovodkaz"/>
-                <w:noProof/>
               </w:rPr>
               <w:t>Ragdoll kolize</w:t>
             </w:r>
             <w:r>
               <w:rPr>
-                <w:noProof/>
                 <w:webHidden/>
               </w:rPr>
               <w:tab/>
             </w:r>
             <w:r>
               <w:rPr>
-                <w:noProof/>
                 <w:webHidden/>
               </w:rPr>
               <w:fldChar w:fldCharType="begin"/>
             </w:r>
             <w:r>
               <w:rPr>
-                <w:noProof/>
                 <w:webHidden/>
               </w:rPr>
-              <w:instrText xml:space="preserve"> PAGEREF _Toc187737795 \h </w:instrText>
-            </w:r>
-            <w:r>
-              <w:rPr>
-                <w:noProof/>
+              <w:instrText xml:space="preserve"> PAGEREF _Toc187782212 \h </w:instrText>
+            </w:r>
+            <w:r>
+              <w:rPr>
                 <w:webHidden/>
               </w:rPr>
             </w:r>
             <w:r>
               <w:rPr>
-                <w:noProof/>
                 <w:webHidden/>
               </w:rPr>
               <w:fldChar w:fldCharType="separate"/>
             </w:r>
             <w:r>
               <w:rPr>
-                <w:noProof/>
                 <w:webHidden/>
               </w:rPr>
               <w:t>15</w:t>
             </w:r>
             <w:r>
               <w:rPr>
-                <w:noProof/>
                 <w:webHidden/>
               </w:rPr>
               <w:fldChar w:fldCharType="end"/>
@@ -2572,7 +2374,6 @@
               <w:tab w:val="right" w:leader="dot" w:pos="9062"/>
             </w:tabs>
             <w:rPr>
-              <w:noProof/>
               <w:kern w:val="2"/>
               <w:sz w:val="24"/>
               <w:szCs w:val="24"/>
@@ -2580,17 +2381,15 @@
               <w14:ligatures w14:val="standardContextual"/>
             </w:rPr>
           </w:pPr>
-          <w:hyperlink w:anchor="_Toc187737796" w:history="1">
+          <w:hyperlink w:anchor="_Toc187782213" w:history="1">
             <w:r>
               <w:rPr>
                 <w:rStyle w:val="Hypertextovodkaz"/>
-                <w:noProof/>
               </w:rPr>
               <w:t>2.3</w:t>
             </w:r>
             <w:r>
               <w:rPr>
-                <w:noProof/>
                 <w:kern w:val="2"/>
                 <w:sz w:val="24"/>
                 <w:szCs w:val="24"/>
@@ -2602,54 +2401,46 @@
             <w:r>
               <w:rPr>
                 <w:rStyle w:val="Hypertextovodkaz"/>
-                <w:noProof/>
               </w:rPr>
               <w:t>Popis pro uživatele</w:t>
             </w:r>
             <w:r>
               <w:rPr>
-                <w:noProof/>
                 <w:webHidden/>
               </w:rPr>
               <w:tab/>
             </w:r>
             <w:r>
               <w:rPr>
-                <w:noProof/>
                 <w:webHidden/>
               </w:rPr>
               <w:fldChar w:fldCharType="begin"/>
             </w:r>
             <w:r>
               <w:rPr>
-                <w:noProof/>
                 <w:webHidden/>
               </w:rPr>
-              <w:instrText xml:space="preserve"> PAGEREF _Toc187737796 \h </w:instrText>
-            </w:r>
-            <w:r>
-              <w:rPr>
-                <w:noProof/>
+              <w:instrText xml:space="preserve"> PAGEREF _Toc187782213 \h </w:instrText>
+            </w:r>
+            <w:r>
+              <w:rPr>
                 <w:webHidden/>
               </w:rPr>
             </w:r>
             <w:r>
               <w:rPr>
-                <w:noProof/>
                 <w:webHidden/>
               </w:rPr>
               <w:fldChar w:fldCharType="separate"/>
             </w:r>
             <w:r>
               <w:rPr>
-                <w:noProof/>
                 <w:webHidden/>
               </w:rPr>
               <w:t>16</w:t>
             </w:r>
             <w:r>
               <w:rPr>
-                <w:noProof/>
                 <w:webHidden/>
               </w:rPr>
               <w:fldChar w:fldCharType="end"/>
@@ -2664,7 +2455,6 @@
               <w:tab w:val="right" w:leader="dot" w:pos="9062"/>
             </w:tabs>
             <w:rPr>
-              <w:noProof/>
               <w:kern w:val="2"/>
               <w:sz w:val="24"/>
               <w:szCs w:val="24"/>
@@ -2672,17 +2462,15 @@
               <w14:ligatures w14:val="standardContextual"/>
             </w:rPr>
           </w:pPr>
-          <w:hyperlink w:anchor="_Toc187737797" w:history="1">
+          <w:hyperlink w:anchor="_Toc187782214" w:history="1">
             <w:r>
               <w:rPr>
                 <w:rStyle w:val="Hypertextovodkaz"/>
-                <w:noProof/>
               </w:rPr>
               <w:t>2.3.1</w:t>
             </w:r>
             <w:r>
               <w:rPr>
-                <w:noProof/>
                 <w:kern w:val="2"/>
                 <w:sz w:val="24"/>
                 <w:szCs w:val="24"/>
@@ -2694,54 +2482,46 @@
             <w:r>
               <w:rPr>
                 <w:rStyle w:val="Hypertextovodkaz"/>
-                <w:noProof/>
               </w:rPr>
               <w:t>Mechaniky a jejich krátký popis</w:t>
             </w:r>
             <w:r>
               <w:rPr>
-                <w:noProof/>
                 <w:webHidden/>
               </w:rPr>
               <w:tab/>
             </w:r>
             <w:r>
               <w:rPr>
-                <w:noProof/>
                 <w:webHidden/>
               </w:rPr>
               <w:fldChar w:fldCharType="begin"/>
             </w:r>
             <w:r>
               <w:rPr>
-                <w:noProof/>
                 <w:webHidden/>
               </w:rPr>
-              <w:instrText xml:space="preserve"> PAGEREF _Toc187737797 \h </w:instrText>
-            </w:r>
-            <w:r>
-              <w:rPr>
-                <w:noProof/>
+              <w:instrText xml:space="preserve"> PAGEREF _Toc187782214 \h </w:instrText>
+            </w:r>
+            <w:r>
+              <w:rPr>
                 <w:webHidden/>
               </w:rPr>
             </w:r>
             <w:r>
               <w:rPr>
-                <w:noProof/>
                 <w:webHidden/>
               </w:rPr>
               <w:fldChar w:fldCharType="separate"/>
             </w:r>
             <w:r>
               <w:rPr>
-                <w:noProof/>
                 <w:webHidden/>
               </w:rPr>
               <w:t>16</w:t>
             </w:r>
             <w:r>
               <w:rPr>
-                <w:noProof/>
                 <w:webHidden/>
               </w:rPr>
               <w:fldChar w:fldCharType="end"/>
@@ -2755,7 +2535,6 @@
               <w:tab w:val="right" w:leader="dot" w:pos="9062"/>
             </w:tabs>
             <w:rPr>
-              <w:noProof/>
               <w:kern w:val="2"/>
               <w:sz w:val="24"/>
               <w:szCs w:val="24"/>
@@ -2763,150 +2542,50 @@
               <w14:ligatures w14:val="standardContextual"/>
             </w:rPr>
           </w:pPr>
-          <w:hyperlink w:anchor="_Toc187737798" w:history="1">
+          <w:hyperlink w:anchor="_Toc187782215" w:history="1">
             <w:r>
               <w:rPr>
                 <w:rStyle w:val="Hypertextovodkaz"/>
-                <w:noProof/>
               </w:rPr>
               <w:t>Závěr</w:t>
             </w:r>
             <w:r>
               <w:rPr>
-                <w:noProof/>
                 <w:webHidden/>
               </w:rPr>
               <w:tab/>
             </w:r>
             <w:r>
               <w:rPr>
-                <w:noProof/>
                 <w:webHidden/>
               </w:rPr>
               <w:fldChar w:fldCharType="begin"/>
             </w:r>
             <w:r>
               <w:rPr>
-                <w:noProof/>
                 <w:webHidden/>
               </w:rPr>
-              <w:instrText xml:space="preserve"> PAGEREF _Toc187737798 \h </w:instrText>
-            </w:r>
-            <w:r>
-              <w:rPr>
-                <w:noProof/>
+              <w:instrText xml:space="preserve"> PAGEREF _Toc187782215 \h </w:instrText>
+            </w:r>
+            <w:r>
+              <w:rPr>
                 <w:webHidden/>
               </w:rPr>
             </w:r>
             <w:r>
               <w:rPr>
-                <w:noProof/>
                 <w:webHidden/>
               </w:rPr>
               <w:fldChar w:fldCharType="separate"/>
             </w:r>
             <w:r>
               <w:rPr>
-                <w:noProof/>
                 <w:webHidden/>
               </w:rPr>
               <w:t>17</w:t>
             </w:r>
             <w:r>
               <w:rPr>
-                <w:noProof/>
-                <w:webHidden/>
-              </w:rPr>
-              <w:fldChar w:fldCharType="end"/>
-            </w:r>
-          </w:hyperlink>
-        </w:p>
-        <w:p>
-          <w:pPr>
-            <w:pStyle w:val="Obsah1"/>
-            <w:tabs>
-              <w:tab w:val="left" w:pos="440"/>
-              <w:tab w:val="right" w:leader="dot" w:pos="9062"/>
-            </w:tabs>
-            <w:rPr>
-              <w:noProof/>
-              <w:kern w:val="2"/>
-              <w:sz w:val="24"/>
-              <w:szCs w:val="24"/>
-              <w:lang w:eastAsia="cs-CZ"/>
-              <w14:ligatures w14:val="standardContextual"/>
-            </w:rPr>
-          </w:pPr>
-          <w:hyperlink w:anchor="_Toc187737799" w:history="1">
-            <w:r>
-              <w:rPr>
-                <w:rStyle w:val="Hypertextovodkaz"/>
-                <w:noProof/>
-              </w:rPr>
-              <w:t>3</w:t>
-            </w:r>
-            <w:r>
-              <w:rPr>
-                <w:noProof/>
-                <w:kern w:val="2"/>
-                <w:sz w:val="24"/>
-                <w:szCs w:val="24"/>
-                <w:lang w:eastAsia="cs-CZ"/>
-                <w14:ligatures w14:val="standardContextual"/>
-              </w:rPr>
-              <w:tab/>
-            </w:r>
-            <w:r>
-              <w:rPr>
-                <w:rStyle w:val="Hypertextovodkaz"/>
-                <w:noProof/>
-              </w:rPr>
-              <w:t>Použitá literatura</w:t>
-            </w:r>
-            <w:r>
-              <w:rPr>
-                <w:noProof/>
-                <w:webHidden/>
-              </w:rPr>
-              <w:tab/>
-            </w:r>
-            <w:r>
-              <w:rPr>
-                <w:noProof/>
-                <w:webHidden/>
-              </w:rPr>
-              <w:fldChar w:fldCharType="begin"/>
-            </w:r>
-            <w:r>
-              <w:rPr>
-                <w:noProof/>
-                <w:webHidden/>
-              </w:rPr>
-              <w:instrText xml:space="preserve"> PAGEREF _Toc187737799 \h </w:instrText>
-            </w:r>
-            <w:r>
-              <w:rPr>
-                <w:noProof/>
-                <w:webHidden/>
-              </w:rPr>
-            </w:r>
-            <w:r>
-              <w:rPr>
-                <w:noProof/>
-                <w:webHidden/>
-              </w:rPr>
-              <w:fldChar w:fldCharType="separate"/>
-            </w:r>
-            <w:r>
-              <w:rPr>
-                <w:noProof/>
-                <w:webHidden/>
-              </w:rPr>
-              <w:t>18</w:t>
-            </w:r>
-            <w:r>
-              <w:rPr>
-                <w:noProof/>
                 <w:webHidden/>
               </w:rPr>
               <w:fldChar w:fldCharType="end"/>
@@ -2920,7 +2599,6 @@
               <w:tab w:val="right" w:leader="dot" w:pos="9062"/>
             </w:tabs>
             <w:rPr>
-              <w:noProof/>
               <w:kern w:val="2"/>
               <w:sz w:val="24"/>
               <w:szCs w:val="24"/>
@@ -2928,58 +2606,50 @@
               <w14:ligatures w14:val="standardContextual"/>
             </w:rPr>
           </w:pPr>
-          <w:hyperlink w:anchor="_Toc187737800" w:history="1">
+          <w:hyperlink w:anchor="_Toc187782216" w:history="1">
             <w:r>
               <w:rPr>
                 <w:rStyle w:val="Hypertextovodkaz"/>
-                <w:noProof/>
-              </w:rPr>
-              <w:t>Seznam obrázků</w:t>
-            </w:r>
-            <w:r>
-              <w:rPr>
-                <w:noProof/>
+              </w:rPr>
+              <w:t>Použitá literatura</w:t>
+            </w:r>
+            <w:r>
+              <w:rPr>
                 <w:webHidden/>
               </w:rPr>
               <w:tab/>
             </w:r>
             <w:r>
               <w:rPr>
-                <w:noProof/>
                 <w:webHidden/>
               </w:rPr>
               <w:fldChar w:fldCharType="begin"/>
             </w:r>
             <w:r>
               <w:rPr>
-                <w:noProof/>
                 <w:webHidden/>
               </w:rPr>
-              <w:instrText xml:space="preserve"> PAGEREF _Toc187737800 \h </w:instrText>
-            </w:r>
-            <w:r>
-              <w:rPr>
-                <w:noProof/>
+              <w:instrText xml:space="preserve"> PAGEREF _Toc187782216 \h </w:instrText>
+            </w:r>
+            <w:r>
+              <w:rPr>
                 <w:webHidden/>
               </w:rPr>
             </w:r>
             <w:r>
               <w:rPr>
-                <w:noProof/>
                 <w:webHidden/>
               </w:rPr>
               <w:fldChar w:fldCharType="separate"/>
             </w:r>
             <w:r>
               <w:rPr>
-                <w:noProof/>
                 <w:webHidden/>
               </w:rPr>
-              <w:t>20</w:t>
-            </w:r>
-            <w:r>
-              <w:rPr>
-                <w:noProof/>
+              <w:t>18</w:t>
+            </w:r>
+            <w:r>
+              <w:rPr>
                 <w:webHidden/>
               </w:rPr>
               <w:fldChar w:fldCharType="end"/>
@@ -2993,7 +2663,6 @@
               <w:tab w:val="right" w:leader="dot" w:pos="9062"/>
             </w:tabs>
             <w:rPr>
-              <w:noProof/>
               <w:kern w:val="2"/>
               <w:sz w:val="24"/>
               <w:szCs w:val="24"/>
@@ -3001,58 +2670,114 @@
               <w14:ligatures w14:val="standardContextual"/>
             </w:rPr>
           </w:pPr>
-          <w:hyperlink w:anchor="_Toc187737801" w:history="1">
+          <w:hyperlink w:anchor="_Toc187782217" w:history="1">
             <w:r>
               <w:rPr>
                 <w:rStyle w:val="Hypertextovodkaz"/>
-                <w:noProof/>
+              </w:rPr>
+              <w:t>Seznam obrázků</w:t>
+            </w:r>
+            <w:r>
+              <w:rPr>
+                <w:webHidden/>
+              </w:rPr>
+              <w:tab/>
+            </w:r>
+            <w:r>
+              <w:rPr>
+                <w:webHidden/>
+              </w:rPr>
+              <w:fldChar w:fldCharType="begin"/>
+            </w:r>
+            <w:r>
+              <w:rPr>
+                <w:webHidden/>
+              </w:rPr>
+              <w:instrText xml:space="preserve"> PAGEREF _Toc187782217 \h </w:instrText>
+            </w:r>
+            <w:r>
+              <w:rPr>
+                <w:webHidden/>
+              </w:rPr>
+            </w:r>
+            <w:r>
+              <w:rPr>
+                <w:webHidden/>
+              </w:rPr>
+              <w:fldChar w:fldCharType="separate"/>
+            </w:r>
+            <w:r>
+              <w:rPr>
+                <w:webHidden/>
+              </w:rPr>
+              <w:t>20</w:t>
+            </w:r>
+            <w:r>
+              <w:rPr>
+                <w:webHidden/>
+              </w:rPr>
+              <w:fldChar w:fldCharType="end"/>
+            </w:r>
+          </w:hyperlink>
+        </w:p>
+        <w:p>
+          <w:pPr>
+            <w:pStyle w:val="Obsah1"/>
+            <w:tabs>
+              <w:tab w:val="right" w:leader="dot" w:pos="9062"/>
+            </w:tabs>
+            <w:rPr>
+              <w:kern w:val="2"/>
+              <w:sz w:val="24"/>
+              <w:szCs w:val="24"/>
+              <w:lang w:eastAsia="cs-CZ"/>
+              <w14:ligatures w14:val="standardContextual"/>
+            </w:rPr>
+          </w:pPr>
+          <w:hyperlink w:anchor="_Toc187782218" w:history="1">
+            <w:r>
+              <w:rPr>
+                <w:rStyle w:val="Hypertextovodkaz"/>
               </w:rPr>
               <w:t>Obsah média</w:t>
             </w:r>
             <w:r>
               <w:rPr>
-                <w:noProof/>
                 <w:webHidden/>
               </w:rPr>
               <w:tab/>
             </w:r>
             <w:r>
               <w:rPr>
-                <w:noProof/>
                 <w:webHidden/>
               </w:rPr>
               <w:fldChar w:fldCharType="begin"/>
             </w:r>
             <w:r>
               <w:rPr>
-                <w:noProof/>
                 <w:webHidden/>
               </w:rPr>
-              <w:instrText xml:space="preserve"> PAGEREF _Toc187737801 \h </w:instrText>
-            </w:r>
-            <w:r>
-              <w:rPr>
-                <w:noProof/>
+              <w:instrText xml:space="preserve"> PAGEREF _Toc187782218 \h </w:instrText>
+            </w:r>
+            <w:r>
+              <w:rPr>
                 <w:webHidden/>
               </w:rPr>
             </w:r>
             <w:r>
               <w:rPr>
-                <w:noProof/>
                 <w:webHidden/>
               </w:rPr>
               <w:fldChar w:fldCharType="separate"/>
             </w:r>
             <w:r>
               <w:rPr>
-                <w:noProof/>
                 <w:webHidden/>
               </w:rPr>
               <w:t>21</w:t>
             </w:r>
             <w:r>
               <w:rPr>
-                <w:noProof/>
                 <w:webHidden/>
               </w:rPr>
               <w:fldChar w:fldCharType="end"/>
@@ -3086,13 +2811,22 @@
         <w:pBdr>
           <w:bottom w:val="single" w:sz="4" w:space="1" w:color="FFC000"/>
         </w:pBdr>
-      </w:pPr>
-      <w:bookmarkStart w:id="1" w:name="_Toc187737778"/>
-      <w:r>
+        <w:rPr>
+          <w:noProof w:val="0"/>
+        </w:rPr>
+      </w:pPr>
+      <w:bookmarkStart w:id="1" w:name="_Toc187782195"/>
+      <w:r>
+        <w:rPr>
+          <w:noProof w:val="0"/>
+        </w:rPr>
         <w:lastRenderedPageBreak/>
         <w:t>Ú</w:t>
       </w:r>
       <w:r>
+        <w:rPr>
+          <w:noProof w:val="0"/>
+        </w:rPr>
         <w:t>vod</w:t>
       </w:r>
       <w:bookmarkEnd w:id="1"/>
@@ -3190,10 +2924,7 @@
       </w:r>
       <w:proofErr w:type="spellEnd"/>
       <w:r>
-        <w:t xml:space="preserve"> </w:t>
-      </w:r>
-      <w:r>
-        <w:t xml:space="preserve">a využity pro vývoj této hry. Věděl jsem totiž, že kdybych si měl modely vytvářet sám, tak tento projekt nejspíš nestihnu dokončit v omezeném čase, anebo bych v něm nechal stovky hodin. </w:t>
+        <w:t xml:space="preserve"> a využity pro vývoj této hry. Věděl jsem totiž, že kdybych si měl modely vytvářet sám, tak tento projekt nejspíš nestihnu dokončit v omezeném čase, anebo bych v něm nechal stovky hodin. </w:t>
       </w:r>
       <w:r>
         <w:br w:type="page"/>
@@ -3206,7 +2937,7 @@
           <w:bottom w:val="single" w:sz="4" w:space="1" w:color="FFC000"/>
         </w:pBdr>
       </w:pPr>
-      <w:bookmarkStart w:id="2" w:name="_Toc187737779"/>
+      <w:bookmarkStart w:id="2" w:name="_Toc187782196"/>
       <w:r>
         <w:lastRenderedPageBreak/>
         <w:t>Teoretická část</w:t>
@@ -3217,7 +2948,7 @@
       <w:pPr>
         <w:pStyle w:val="Nadpis2"/>
       </w:pPr>
-      <w:bookmarkStart w:id="3" w:name="_Toc187737780"/>
+      <w:bookmarkStart w:id="3" w:name="_Toc187782197"/>
       <w:r>
         <w:t>Rešerše</w:t>
       </w:r>
@@ -3227,7 +2958,7 @@
       <w:pPr>
         <w:pStyle w:val="Nadpis3"/>
       </w:pPr>
-      <w:bookmarkStart w:id="4" w:name="_Toc187737781"/>
+      <w:bookmarkStart w:id="4" w:name="_Toc187782198"/>
       <w:r>
         <w:t>AltF4</w:t>
       </w:r>
@@ -3238,9 +2969,6 @@
         <w:ind w:firstLine="578"/>
       </w:pPr>
       <w:r>
-        <w:rPr>
-          <w:noProof/>
-        </w:rPr>
         <mc:AlternateContent>
           <mc:Choice Requires="wps">
             <w:drawing>
@@ -3283,26 +3011,17 @@
                               <w:pStyle w:val="Titulek"/>
                               <w:jc w:val="right"/>
                             </w:pPr>
-                            <w:bookmarkStart w:id="5" w:name="_Toc187654905"/>
+                            <w:bookmarkStart w:id="5" w:name="_Toc187782219"/>
                             <w:r>
                               <w:t xml:space="preserve">Obrázek </w:t>
                             </w:r>
                             <w:fldSimple w:instr=" SEQ Obrázek \* ARABIC ">
                               <w:r>
-                                <w:rPr>
-                                  <w:noProof/>
-                                </w:rPr>
                                 <w:t>1</w:t>
                               </w:r>
                             </w:fldSimple>
                             <w:r>
-                              <w:t xml:space="preserve"> </w:t>
-                            </w:r>
-                            <w:r>
-                              <w:t>|</w:t>
-                            </w:r>
-                            <w:r>
-                              <w:t xml:space="preserve"> AltF</w:t>
+                              <w:t xml:space="preserve"> | AltF</w:t>
                             </w:r>
                             <w:r>
                               <w:t>4</w:t>
@@ -3323,10 +3042,7 @@
                                   <w:fldChar w:fldCharType="separate"/>
                                 </w:r>
                                 <w:r>
-                                  <w:rPr>
-                                    <w:noProof/>
-                                  </w:rPr>
-                                  <w:t xml:space="preserve"> (14)</w:t>
+                                  <w:t xml:space="preserve"> (15)</w:t>
                                 </w:r>
                                 <w:r>
                                   <w:fldChar w:fldCharType="end"/>
@@ -3363,26 +3079,17 @@
                         <w:pStyle w:val="Titulek"/>
                         <w:jc w:val="right"/>
                       </w:pPr>
-                      <w:bookmarkStart w:id="6" w:name="_Toc187654905"/>
+                      <w:bookmarkStart w:id="6" w:name="_Toc187782219"/>
                       <w:r>
                         <w:t xml:space="preserve">Obrázek </w:t>
                       </w:r>
                       <w:fldSimple w:instr=" SEQ Obrázek \* ARABIC ">
                         <w:r>
-                          <w:rPr>
-                            <w:noProof/>
-                          </w:rPr>
                           <w:t>1</w:t>
                         </w:r>
                       </w:fldSimple>
                       <w:r>
-                        <w:t xml:space="preserve"> </w:t>
-                      </w:r>
-                      <w:r>
-                        <w:t>|</w:t>
-                      </w:r>
-                      <w:r>
-                        <w:t xml:space="preserve"> AltF</w:t>
+                        <w:t xml:space="preserve"> | AltF</w:t>
                       </w:r>
                       <w:r>
                         <w:t>4</w:t>
@@ -3403,10 +3110,7 @@
                             <w:fldChar w:fldCharType="separate"/>
                           </w:r>
                           <w:r>
-                            <w:rPr>
-                              <w:noProof/>
-                            </w:rPr>
-                            <w:t xml:space="preserve"> (14)</w:t>
+                            <w:t xml:space="preserve"> (15)</w:t>
                           </w:r>
                           <w:r>
                             <w:fldChar w:fldCharType="end"/>
@@ -3424,9 +3128,6 @@
         </mc:AlternateContent>
       </w:r>
       <w:r>
-        <w:rPr>
-          <w:noProof/>
-        </w:rPr>
         <w:drawing>
           <wp:anchor distT="0" distB="0" distL="114300" distR="114300" simplePos="0" relativeHeight="251662336" behindDoc="0" locked="0" layoutInCell="1" allowOverlap="1" wp14:anchorId="7253F19E" wp14:editId="5679A2DD">
             <wp:simplePos x="0" y="0"/>
@@ -3512,10 +3213,7 @@
         <w:t xml:space="preserve"> hra AltF4. </w:t>
       </w:r>
       <w:r>
-        <w:t>Díky této hře vznikl nápad vytvořit alternativní verzi podle mých představ</w:t>
-      </w:r>
-      <w:r>
-        <w:t>.</w:t>
+        <w:t>Díky této hře vznikl nápad vytvořit alternativní verzi podle mých představ.</w:t>
       </w:r>
       <w:r>
         <w:t xml:space="preserve"> Základ pro moji hru a AltF4 je stejný, ale každá z nich má </w:t>
@@ -3635,9 +3333,6 @@
             <w:fldChar w:fldCharType="separate"/>
           </w:r>
           <w:r>
-            <w:rPr>
-              <w:noProof/>
-            </w:rPr>
             <w:t>(1)</w:t>
           </w:r>
           <w:r>
@@ -3653,7 +3348,7 @@
       <w:pPr>
         <w:pStyle w:val="Nadpis3"/>
       </w:pPr>
-      <w:bookmarkStart w:id="7" w:name="_Toc187737782"/>
+      <w:bookmarkStart w:id="7" w:name="_Toc187782199"/>
       <w:proofErr w:type="spellStart"/>
       <w:r>
         <w:t>Jump</w:t>
@@ -3669,9 +3364,6 @@
         <w:ind w:firstLine="578"/>
       </w:pPr>
       <w:r>
-        <w:rPr>
-          <w:noProof/>
-        </w:rPr>
         <mc:AlternateContent>
           <mc:Choice Requires="wps">
             <w:drawing>
@@ -3713,31 +3405,21 @@
                             <w:pPr>
                               <w:pStyle w:val="Titulek"/>
                               <w:rPr>
-                                <w:noProof/>
                                 <w:sz w:val="22"/>
                                 <w:szCs w:val="22"/>
                               </w:rPr>
                             </w:pPr>
-                            <w:bookmarkStart w:id="8" w:name="_Toc187654906"/>
+                            <w:bookmarkStart w:id="8" w:name="_Toc187782220"/>
                             <w:r>
                               <w:t xml:space="preserve">Obrázek </w:t>
                             </w:r>
                             <w:fldSimple w:instr=" SEQ Obrázek \* ARABIC ">
                               <w:r>
-                                <w:rPr>
-                                  <w:noProof/>
-                                </w:rPr>
                                 <w:t>2</w:t>
                               </w:r>
                             </w:fldSimple>
                             <w:r>
-                              <w:t xml:space="preserve"> </w:t>
-                            </w:r>
-                            <w:r>
-                              <w:t>|</w:t>
-                            </w:r>
-                            <w:r>
-                              <w:t xml:space="preserve"> </w:t>
+                              <w:t xml:space="preserve"> | </w:t>
                             </w:r>
                             <w:proofErr w:type="spellStart"/>
                             <w:r>
@@ -3747,7 +3429,6 @@
                             <w:r>
                               <w:t xml:space="preserve"> King</w:t>
                             </w:r>
-                            <w:bookmarkEnd w:id="8"/>
                             <w:sdt>
                               <w:sdtPr>
                                 <w:id w:val="-1237090532"/>
@@ -3764,16 +3445,14 @@
                                   <w:fldChar w:fldCharType="separate"/>
                                 </w:r>
                                 <w:r>
-                                  <w:rPr>
-                                    <w:noProof/>
-                                  </w:rPr>
-                                  <w:t xml:space="preserve"> (15)</w:t>
+                                  <w:t xml:space="preserve"> (16)</w:t>
                                 </w:r>
                                 <w:r>
                                   <w:fldChar w:fldCharType="end"/>
                                 </w:r>
                               </w:sdtContent>
                             </w:sdt>
+                            <w:bookmarkEnd w:id="8"/>
                           </w:p>
                         </w:txbxContent>
                       </wps:txbx>
@@ -3798,31 +3477,21 @@
                       <w:pPr>
                         <w:pStyle w:val="Titulek"/>
                         <w:rPr>
-                          <w:noProof/>
                           <w:sz w:val="22"/>
                           <w:szCs w:val="22"/>
                         </w:rPr>
                       </w:pPr>
-                      <w:bookmarkStart w:id="9" w:name="_Toc187654906"/>
+                      <w:bookmarkStart w:id="9" w:name="_Toc187782220"/>
                       <w:r>
                         <w:t xml:space="preserve">Obrázek </w:t>
                       </w:r>
                       <w:fldSimple w:instr=" SEQ Obrázek \* ARABIC ">
                         <w:r>
-                          <w:rPr>
-                            <w:noProof/>
-                          </w:rPr>
                           <w:t>2</w:t>
                         </w:r>
                       </w:fldSimple>
                       <w:r>
-                        <w:t xml:space="preserve"> </w:t>
-                      </w:r>
-                      <w:r>
-                        <w:t>|</w:t>
-                      </w:r>
-                      <w:r>
-                        <w:t xml:space="preserve"> </w:t>
+                        <w:t xml:space="preserve"> | </w:t>
                       </w:r>
                       <w:proofErr w:type="spellStart"/>
                       <w:r>
@@ -3832,7 +3501,6 @@
                       <w:r>
                         <w:t xml:space="preserve"> King</w:t>
                       </w:r>
-                      <w:bookmarkEnd w:id="9"/>
                       <w:sdt>
                         <w:sdtPr>
                           <w:id w:val="-1237090532"/>
@@ -3849,16 +3517,14 @@
                             <w:fldChar w:fldCharType="separate"/>
                           </w:r>
                           <w:r>
-                            <w:rPr>
-                              <w:noProof/>
-                            </w:rPr>
-                            <w:t xml:space="preserve"> (15)</w:t>
+                            <w:t xml:space="preserve"> (16)</w:t>
                           </w:r>
                           <w:r>
                             <w:fldChar w:fldCharType="end"/>
                           </w:r>
                         </w:sdtContent>
                       </w:sdt>
+                      <w:bookmarkEnd w:id="9"/>
                     </w:p>
                   </w:txbxContent>
                 </v:textbox>
@@ -3869,9 +3535,6 @@
         </mc:AlternateContent>
       </w:r>
       <w:r>
-        <w:rPr>
-          <w:noProof/>
-        </w:rPr>
         <w:drawing>
           <wp:anchor distT="0" distB="0" distL="114300" distR="114300" simplePos="0" relativeHeight="251663360" behindDoc="0" locked="0" layoutInCell="1" allowOverlap="1" wp14:anchorId="2F55A915" wp14:editId="7676D8CF">
             <wp:simplePos x="0" y="0"/>
@@ -3962,13 +3625,7 @@
       </w:r>
       <w:proofErr w:type="spellEnd"/>
       <w:r>
-        <w:t xml:space="preserve"> King je ve 2D. Ve hře je </w:t>
-      </w:r>
-      <w:r>
-        <w:t>taktéž</w:t>
-      </w:r>
-      <w:r>
-        <w:t xml:space="preserve"> úkolem vyskákat několik map. Na každé z těchto map na hlavního hrdinu čeká jeho princezna, kterou chce zachránit a mapu tak dokončit</w:t>
+        <w:t xml:space="preserve"> King je ve 2D. Ve hře je taktéž úkolem vyskákat několik map. Na každé z těchto map na hlavního hrdinu čeká jeho princezna, kterou chce zachránit a mapu tak dokončit</w:t>
       </w:r>
       <w:r>
         <w:t xml:space="preserve"> </w:t>
@@ -3989,9 +3646,6 @@
             <w:fldChar w:fldCharType="separate"/>
           </w:r>
           <w:r>
-            <w:rPr>
-              <w:noProof/>
-            </w:rPr>
             <w:t>(2)</w:t>
           </w:r>
           <w:r>
@@ -4012,7 +3666,7 @@
       <w:pPr>
         <w:pStyle w:val="Nadpis3"/>
       </w:pPr>
-      <w:bookmarkStart w:id="10" w:name="_Toc187737783"/>
+      <w:bookmarkStart w:id="10" w:name="_Toc187782200"/>
       <w:proofErr w:type="spellStart"/>
       <w:r>
         <w:t>Slackers</w:t>
@@ -4049,9 +3703,6 @@
         <w:ind w:firstLine="578"/>
       </w:pPr>
       <w:r>
-        <w:rPr>
-          <w:noProof/>
-        </w:rPr>
         <w:drawing>
           <wp:anchor distT="0" distB="0" distL="114300" distR="114300" simplePos="0" relativeHeight="251664384" behindDoc="0" locked="0" layoutInCell="1" allowOverlap="1" wp14:anchorId="2CE2748F" wp14:editId="124DE4BD">
             <wp:simplePos x="0" y="0"/>
@@ -4116,9 +3767,6 @@
         </w:drawing>
       </w:r>
       <w:r>
-        <w:rPr>
-          <w:noProof/>
-        </w:rPr>
         <mc:AlternateContent>
           <mc:Choice Requires="wps">
             <w:drawing>
@@ -4161,77 +3809,75 @@
                               <w:pStyle w:val="Titulek"/>
                               <w:jc w:val="right"/>
                               <w:rPr>
-                                <w:noProof/>
                                 <w:sz w:val="22"/>
                                 <w:szCs w:val="22"/>
                               </w:rPr>
                             </w:pPr>
-                            <w:bookmarkStart w:id="11" w:name="_Toc187654907"/>
+                            <w:bookmarkStart w:id="11" w:name="_Toc187782221"/>
                             <w:r>
                               <w:t xml:space="preserve">Obrázek </w:t>
                             </w:r>
                             <w:fldSimple w:instr=" SEQ Obrázek \* ARABIC ">
                               <w:r>
-                                <w:rPr>
-                                  <w:noProof/>
-                                </w:rPr>
                                 <w:t>3</w:t>
                               </w:r>
                             </w:fldSimple>
                             <w:r>
+                              <w:t xml:space="preserve"> | </w:t>
+                            </w:r>
+                            <w:proofErr w:type="spellStart"/>
+                            <w:r>
+                              <w:t>Slackers</w:t>
+                            </w:r>
+                            <w:proofErr w:type="spellEnd"/>
+                            <w:r>
                               <w:t xml:space="preserve"> </w:t>
                             </w:r>
+                            <w:proofErr w:type="spellStart"/>
                             <w:r>
-                              <w:t>|</w:t>
+                              <w:t>Carts</w:t>
                             </w:r>
+                            <w:proofErr w:type="spellEnd"/>
                             <w:r>
-                              <w:rPr>
-                                <w:noProof/>
-                              </w:rPr>
-                              <w:t xml:space="preserve"> Slackers Carts of Glory</w:t>
+                              <w:t xml:space="preserve"> </w:t>
                             </w:r>
-                            <w:bookmarkEnd w:id="11"/>
+                            <w:proofErr w:type="spellStart"/>
+                            <w:r>
+                              <w:t>of</w:t>
+                            </w:r>
+                            <w:proofErr w:type="spellEnd"/>
+                            <w:r>
+                              <w:t xml:space="preserve"> </w:t>
+                            </w:r>
+                            <w:proofErr w:type="spellStart"/>
+                            <w:r>
+                              <w:t>Glory</w:t>
+                            </w:r>
+                            <w:proofErr w:type="spellEnd"/>
                             <w:sdt>
                               <w:sdtPr>
-                                <w:rPr>
-                                  <w:noProof/>
-                                </w:rPr>
                                 <w:id w:val="-1631858810"/>
                                 <w:citation/>
                               </w:sdtPr>
                               <w:sdtContent>
                                 <w:r>
-                                  <w:rPr>
-                                    <w:noProof/>
-                                  </w:rPr>
                                   <w:fldChar w:fldCharType="begin"/>
                                 </w:r>
                                 <w:r>
-                                  <w:rPr>
-                                    <w:noProof/>
-                                  </w:rPr>
                                   <w:instrText xml:space="preserve"> CITATION Sla25 \l 1029 </w:instrText>
                                 </w:r>
                                 <w:r>
-                                  <w:rPr>
-                                    <w:noProof/>
-                                  </w:rPr>
                                   <w:fldChar w:fldCharType="separate"/>
                                 </w:r>
                                 <w:r>
-                                  <w:rPr>
-                                    <w:noProof/>
-                                  </w:rPr>
-                                  <w:t xml:space="preserve"> (16)</w:t>
+                                  <w:t xml:space="preserve"> (17)</w:t>
                                 </w:r>
                                 <w:r>
-                                  <w:rPr>
-                                    <w:noProof/>
-                                  </w:rPr>
                                   <w:fldChar w:fldCharType="end"/>
                                 </w:r>
                               </w:sdtContent>
                             </w:sdt>
+                            <w:bookmarkEnd w:id="11"/>
                           </w:p>
                         </w:txbxContent>
                       </wps:txbx>
@@ -4257,77 +3903,75 @@
                         <w:pStyle w:val="Titulek"/>
                         <w:jc w:val="right"/>
                         <w:rPr>
-                          <w:noProof/>
                           <w:sz w:val="22"/>
                           <w:szCs w:val="22"/>
                         </w:rPr>
                       </w:pPr>
-                      <w:bookmarkStart w:id="12" w:name="_Toc187654907"/>
+                      <w:bookmarkStart w:id="12" w:name="_Toc187782221"/>
                       <w:r>
                         <w:t xml:space="preserve">Obrázek </w:t>
                       </w:r>
                       <w:fldSimple w:instr=" SEQ Obrázek \* ARABIC ">
                         <w:r>
-                          <w:rPr>
-                            <w:noProof/>
-                          </w:rPr>
                           <w:t>3</w:t>
                         </w:r>
                       </w:fldSimple>
                       <w:r>
+                        <w:t xml:space="preserve"> | </w:t>
+                      </w:r>
+                      <w:proofErr w:type="spellStart"/>
+                      <w:r>
+                        <w:t>Slackers</w:t>
+                      </w:r>
+                      <w:proofErr w:type="spellEnd"/>
+                      <w:r>
                         <w:t xml:space="preserve"> </w:t>
                       </w:r>
+                      <w:proofErr w:type="spellStart"/>
                       <w:r>
-                        <w:t>|</w:t>
+                        <w:t>Carts</w:t>
                       </w:r>
+                      <w:proofErr w:type="spellEnd"/>
                       <w:r>
-                        <w:rPr>
-                          <w:noProof/>
-                        </w:rPr>
-                        <w:t xml:space="preserve"> Slackers Carts of Glory</w:t>
+                        <w:t xml:space="preserve"> </w:t>
                       </w:r>
-                      <w:bookmarkEnd w:id="12"/>
+                      <w:proofErr w:type="spellStart"/>
+                      <w:r>
+                        <w:t>of</w:t>
+                      </w:r>
+                      <w:proofErr w:type="spellEnd"/>
+                      <w:r>
+                        <w:t xml:space="preserve"> </w:t>
+                      </w:r>
+                      <w:proofErr w:type="spellStart"/>
+                      <w:r>
+                        <w:t>Glory</w:t>
+                      </w:r>
+                      <w:proofErr w:type="spellEnd"/>
                       <w:sdt>
                         <w:sdtPr>
-                          <w:rPr>
-                            <w:noProof/>
-                          </w:rPr>
                           <w:id w:val="-1631858810"/>
                           <w:citation/>
                         </w:sdtPr>
                         <w:sdtContent>
                           <w:r>
-                            <w:rPr>
-                              <w:noProof/>
-                            </w:rPr>
                             <w:fldChar w:fldCharType="begin"/>
                           </w:r>
                           <w:r>
-                            <w:rPr>
-                              <w:noProof/>
-                            </w:rPr>
                             <w:instrText xml:space="preserve"> CITATION Sla25 \l 1029 </w:instrText>
                           </w:r>
                           <w:r>
-                            <w:rPr>
-                              <w:noProof/>
-                            </w:rPr>
                             <w:fldChar w:fldCharType="separate"/>
                           </w:r>
                           <w:r>
-                            <w:rPr>
-                              <w:noProof/>
-                            </w:rPr>
-                            <w:t xml:space="preserve"> (16)</w:t>
+                            <w:t xml:space="preserve"> (17)</w:t>
                           </w:r>
                           <w:r>
-                            <w:rPr>
-                              <w:noProof/>
-                            </w:rPr>
                             <w:fldChar w:fldCharType="end"/>
                           </w:r>
                         </w:sdtContent>
                       </w:sdt>
+                      <w:bookmarkEnd w:id="12"/>
                     </w:p>
                   </w:txbxContent>
                 </v:textbox>
@@ -4401,9 +4045,6 @@
             <w:fldChar w:fldCharType="separate"/>
           </w:r>
           <w:r>
-            <w:rPr>
-              <w:noProof/>
-            </w:rPr>
             <w:t>(3)</w:t>
           </w:r>
           <w:r>
@@ -4425,7 +4066,7 @@
       <w:pPr>
         <w:pStyle w:val="Nadpis2"/>
       </w:pPr>
-      <w:bookmarkStart w:id="13" w:name="_Toc187737784"/>
+      <w:bookmarkStart w:id="13" w:name="_Toc187782201"/>
       <w:r>
         <w:lastRenderedPageBreak/>
         <w:t>Technologie</w:t>
@@ -4436,7 +4077,7 @@
       <w:pPr>
         <w:pStyle w:val="Nadpis3"/>
       </w:pPr>
-      <w:bookmarkStart w:id="14" w:name="_Toc187737785"/>
+      <w:bookmarkStart w:id="14" w:name="_Toc187782202"/>
       <w:r>
         <w:t>Unity</w:t>
       </w:r>
@@ -4446,14 +4087,8 @@
     <w:p>
       <w:pPr>
         <w:ind w:firstLine="708"/>
-        <w:rPr>
-          <w:noProof/>
-        </w:rPr>
-      </w:pPr>
-      <w:r>
-        <w:rPr>
-          <w:noProof/>
-        </w:rPr>
+      </w:pPr>
+      <w:r>
         <mc:AlternateContent>
           <mc:Choice Requires="wps">
             <w:drawing>
@@ -4496,33 +4131,22 @@
                               <w:pStyle w:val="Titulek"/>
                               <w:jc w:val="right"/>
                               <w:rPr>
-                                <w:noProof/>
                                 <w:sz w:val="22"/>
                                 <w:szCs w:val="22"/>
                               </w:rPr>
                             </w:pPr>
-                            <w:bookmarkStart w:id="15" w:name="_Toc187654908"/>
+                            <w:bookmarkStart w:id="15" w:name="_Toc187782222"/>
                             <w:r>
                               <w:t xml:space="preserve">Obrázek </w:t>
                             </w:r>
                             <w:fldSimple w:instr=" SEQ Obrázek \* ARABIC ">
                               <w:r>
-                                <w:rPr>
-                                  <w:noProof/>
-                                </w:rPr>
                                 <w:t>4</w:t>
                               </w:r>
                             </w:fldSimple>
                             <w:r>
-                              <w:t xml:space="preserve"> </w:t>
+                              <w:t xml:space="preserve"> | Unity</w:t>
                             </w:r>
-                            <w:r>
-                              <w:t>|</w:t>
-                            </w:r>
-                            <w:r>
-                              <w:t xml:space="preserve"> Unity</w:t>
-                            </w:r>
-                            <w:bookmarkEnd w:id="15"/>
                             <w:sdt>
                               <w:sdtPr>
                                 <w:id w:val="-780645658"/>
@@ -4539,16 +4163,14 @@
                                   <w:fldChar w:fldCharType="separate"/>
                                 </w:r>
                                 <w:r>
-                                  <w:rPr>
-                                    <w:noProof/>
-                                  </w:rPr>
-                                  <w:t xml:space="preserve"> (17)</w:t>
+                                  <w:t xml:space="preserve"> (18)</w:t>
                                 </w:r>
                                 <w:r>
                                   <w:fldChar w:fldCharType="end"/>
                                 </w:r>
                               </w:sdtContent>
                             </w:sdt>
+                            <w:bookmarkEnd w:id="15"/>
                           </w:p>
                         </w:txbxContent>
                       </wps:txbx>
@@ -4577,33 +4199,22 @@
                         <w:pStyle w:val="Titulek"/>
                         <w:jc w:val="right"/>
                         <w:rPr>
-                          <w:noProof/>
                           <w:sz w:val="22"/>
                           <w:szCs w:val="22"/>
                         </w:rPr>
                       </w:pPr>
-                      <w:bookmarkStart w:id="16" w:name="_Toc187654908"/>
+                      <w:bookmarkStart w:id="16" w:name="_Toc187782222"/>
                       <w:r>
                         <w:t xml:space="preserve">Obrázek </w:t>
                       </w:r>
                       <w:fldSimple w:instr=" SEQ Obrázek \* ARABIC ">
                         <w:r>
-                          <w:rPr>
-                            <w:noProof/>
-                          </w:rPr>
                           <w:t>4</w:t>
                         </w:r>
                       </w:fldSimple>
                       <w:r>
-                        <w:t xml:space="preserve"> </w:t>
+                        <w:t xml:space="preserve"> | Unity</w:t>
                       </w:r>
-                      <w:r>
-                        <w:t>|</w:t>
-                      </w:r>
-                      <w:r>
-                        <w:t xml:space="preserve"> Unity</w:t>
-                      </w:r>
-                      <w:bookmarkEnd w:id="16"/>
                       <w:sdt>
                         <w:sdtPr>
                           <w:id w:val="-780645658"/>
@@ -4620,16 +4231,14 @@
                             <w:fldChar w:fldCharType="separate"/>
                           </w:r>
                           <w:r>
-                            <w:rPr>
-                              <w:noProof/>
-                            </w:rPr>
-                            <w:t xml:space="preserve"> (17)</w:t>
+                            <w:t xml:space="preserve"> (18)</w:t>
                           </w:r>
                           <w:r>
                             <w:fldChar w:fldCharType="end"/>
                           </w:r>
                         </w:sdtContent>
                       </w:sdt>
+                      <w:bookmarkEnd w:id="16"/>
                     </w:p>
                   </w:txbxContent>
                 </v:textbox>
@@ -4640,9 +4249,6 @@
         </mc:AlternateContent>
       </w:r>
       <w:r>
-        <w:rPr>
-          <w:noProof/>
-        </w:rPr>
         <w:drawing>
           <wp:anchor distT="0" distB="0" distL="114300" distR="114300" simplePos="0" relativeHeight="251666432" behindDoc="0" locked="0" layoutInCell="1" allowOverlap="1" wp14:anchorId="01DFF2FA" wp14:editId="1DEF1995">
             <wp:simplePos x="0" y="0"/>
@@ -4821,16 +4427,8 @@
           <w:r>
             <w:rPr>
               <w:rFonts w:cstheme="minorHAnsi"/>
-              <w:noProof/>
-            </w:rPr>
-            <w:t xml:space="preserve"> </w:t>
-          </w:r>
-          <w:r>
-            <w:rPr>
-              <w:rFonts w:cstheme="minorHAnsi"/>
-              <w:noProof/>
-            </w:rPr>
-            <w:t>(4)</w:t>
+            </w:rPr>
+            <w:t xml:space="preserve"> (4)</w:t>
           </w:r>
           <w:r>
             <w:rPr>
@@ -4852,7 +4450,7 @@
       <w:pPr>
         <w:pStyle w:val="Nadpis3"/>
       </w:pPr>
-      <w:bookmarkStart w:id="17" w:name="_Toc187737786"/>
+      <w:bookmarkStart w:id="17" w:name="_Toc187782203"/>
       <w:proofErr w:type="spellStart"/>
       <w:r>
         <w:t>Visual</w:t>
@@ -4869,9 +4467,6 @@
         <w:ind w:firstLine="708"/>
       </w:pPr>
       <w:r>
-        <w:rPr>
-          <w:noProof/>
-        </w:rPr>
         <w:drawing>
           <wp:anchor distT="0" distB="0" distL="114300" distR="114300" simplePos="0" relativeHeight="251672576" behindDoc="0" locked="0" layoutInCell="1" allowOverlap="1" wp14:anchorId="52423696" wp14:editId="1B5ECFD1">
             <wp:simplePos x="0" y="0"/>
@@ -4962,9 +4557,6 @@
             <w:fldChar w:fldCharType="separate"/>
           </w:r>
           <w:r>
-            <w:rPr>
-              <w:noProof/>
-            </w:rPr>
             <w:t>(5)</w:t>
           </w:r>
           <w:r>
@@ -4981,9 +4573,6 @@
     </w:p>
     <w:p>
       <w:r>
-        <w:rPr>
-          <w:noProof/>
-        </w:rPr>
         <mc:AlternateContent>
           <mc:Choice Requires="wps">
             <w:drawing>
@@ -5025,31 +4614,21 @@
                             <w:pPr>
                               <w:pStyle w:val="Titulek"/>
                               <w:rPr>
-                                <w:noProof/>
                                 <w:sz w:val="22"/>
                                 <w:szCs w:val="22"/>
                               </w:rPr>
                             </w:pPr>
-                            <w:bookmarkStart w:id="18" w:name="_Toc187654909"/>
+                            <w:bookmarkStart w:id="18" w:name="_Toc187782223"/>
                             <w:r>
                               <w:t xml:space="preserve">Obrázek </w:t>
                             </w:r>
                             <w:fldSimple w:instr=" SEQ Obrázek \* ARABIC ">
                               <w:r>
-                                <w:rPr>
-                                  <w:noProof/>
-                                </w:rPr>
                                 <w:t>5</w:t>
                               </w:r>
                             </w:fldSimple>
                             <w:r>
-                              <w:t xml:space="preserve"> </w:t>
-                            </w:r>
-                            <w:r>
-                              <w:t>|</w:t>
-                            </w:r>
-                            <w:r>
-                              <w:t xml:space="preserve"> </w:t>
+                              <w:t xml:space="preserve"> | </w:t>
                             </w:r>
                             <w:proofErr w:type="spellStart"/>
                             <w:r>
@@ -5059,7 +4638,6 @@
                             <w:r>
                               <w:t xml:space="preserve"> Studio 2022</w:t>
                             </w:r>
-                            <w:bookmarkEnd w:id="18"/>
                             <w:r>
                               <w:t xml:space="preserve"> </w:t>
                             </w:r>
@@ -5079,16 +4657,14 @@
                                   <w:fldChar w:fldCharType="separate"/>
                                 </w:r>
                                 <w:r>
-                                  <w:rPr>
-                                    <w:noProof/>
-                                  </w:rPr>
-                                  <w:t>(19)</w:t>
+                                  <w:t>(20)</w:t>
                                 </w:r>
                                 <w:r>
                                   <w:fldChar w:fldCharType="end"/>
                                 </w:r>
                               </w:sdtContent>
                             </w:sdt>
+                            <w:bookmarkEnd w:id="18"/>
                           </w:p>
                         </w:txbxContent>
                       </wps:txbx>
@@ -5116,31 +4692,21 @@
                       <w:pPr>
                         <w:pStyle w:val="Titulek"/>
                         <w:rPr>
-                          <w:noProof/>
                           <w:sz w:val="22"/>
                           <w:szCs w:val="22"/>
                         </w:rPr>
                       </w:pPr>
-                      <w:bookmarkStart w:id="19" w:name="_Toc187654909"/>
+                      <w:bookmarkStart w:id="19" w:name="_Toc187782223"/>
                       <w:r>
                         <w:t xml:space="preserve">Obrázek </w:t>
                       </w:r>
                       <w:fldSimple w:instr=" SEQ Obrázek \* ARABIC ">
                         <w:r>
-                          <w:rPr>
-                            <w:noProof/>
-                          </w:rPr>
                           <w:t>5</w:t>
                         </w:r>
                       </w:fldSimple>
                       <w:r>
-                        <w:t xml:space="preserve"> </w:t>
-                      </w:r>
-                      <w:r>
-                        <w:t>|</w:t>
-                      </w:r>
-                      <w:r>
-                        <w:t xml:space="preserve"> </w:t>
+                        <w:t xml:space="preserve"> | </w:t>
                       </w:r>
                       <w:proofErr w:type="spellStart"/>
                       <w:r>
@@ -5150,7 +4716,6 @@
                       <w:r>
                         <w:t xml:space="preserve"> Studio 2022</w:t>
                       </w:r>
-                      <w:bookmarkEnd w:id="19"/>
                       <w:r>
                         <w:t xml:space="preserve"> </w:t>
                       </w:r>
@@ -5170,16 +4735,14 @@
                             <w:fldChar w:fldCharType="separate"/>
                           </w:r>
                           <w:r>
-                            <w:rPr>
-                              <w:noProof/>
-                            </w:rPr>
-                            <w:t>(19)</w:t>
+                            <w:t>(20)</w:t>
                           </w:r>
                           <w:r>
                             <w:fldChar w:fldCharType="end"/>
                           </w:r>
                         </w:sdtContent>
                       </w:sdt>
+                      <w:bookmarkEnd w:id="19"/>
                     </w:p>
                   </w:txbxContent>
                 </v:textbox>
@@ -5195,7 +4758,7 @@
       <w:pPr>
         <w:pStyle w:val="Nadpis3"/>
       </w:pPr>
-      <w:bookmarkStart w:id="20" w:name="_Toc187737787"/>
+      <w:bookmarkStart w:id="20" w:name="_Toc187782204"/>
       <w:r>
         <w:t>C#</w:t>
       </w:r>
@@ -5207,9 +4770,6 @@
         <w:ind w:firstLine="708"/>
       </w:pPr>
       <w:r>
-        <w:rPr>
-          <w:noProof/>
-        </w:rPr>
         <w:drawing>
           <wp:anchor distT="0" distB="0" distL="114300" distR="114300" simplePos="0" relativeHeight="251670528" behindDoc="0" locked="0" layoutInCell="1" allowOverlap="1" wp14:anchorId="1776997F" wp14:editId="02F729A0">
             <wp:simplePos x="0" y="0"/>
@@ -5325,9 +4885,6 @@
             <w:fldChar w:fldCharType="separate"/>
           </w:r>
           <w:r>
-            <w:rPr>
-              <w:noProof/>
-            </w:rPr>
             <w:t>(6)</w:t>
           </w:r>
           <w:r>
@@ -5344,9 +4901,6 @@
     </w:p>
     <w:p>
       <w:r>
-        <w:rPr>
-          <w:noProof/>
-        </w:rPr>
         <mc:AlternateContent>
           <mc:Choice Requires="wps">
             <w:drawing>
@@ -5388,33 +4942,22 @@
                             <w:pPr>
                               <w:pStyle w:val="Titulek"/>
                               <w:rPr>
-                                <w:noProof/>
                                 <w:sz w:val="22"/>
                                 <w:szCs w:val="22"/>
                               </w:rPr>
                             </w:pPr>
-                            <w:bookmarkStart w:id="21" w:name="_Toc187654910"/>
+                            <w:bookmarkStart w:id="21" w:name="_Toc187782224"/>
                             <w:r>
                               <w:t xml:space="preserve">Obrázek </w:t>
                             </w:r>
                             <w:fldSimple w:instr=" SEQ Obrázek \* ARABIC ">
                               <w:r>
-                                <w:rPr>
-                                  <w:noProof/>
-                                </w:rPr>
                                 <w:t>6</w:t>
                               </w:r>
                             </w:fldSimple>
                             <w:r>
-                              <w:t xml:space="preserve"> </w:t>
+                              <w:t xml:space="preserve"> | C#</w:t>
                             </w:r>
-                            <w:r>
-                              <w:t>|</w:t>
-                            </w:r>
-                            <w:r>
-                              <w:t xml:space="preserve"> C#</w:t>
-                            </w:r>
-                            <w:bookmarkEnd w:id="21"/>
                             <w:r>
                               <w:t xml:space="preserve"> </w:t>
                             </w:r>
@@ -5434,23 +4977,20 @@
                                   <w:fldChar w:fldCharType="separate"/>
                                 </w:r>
                                 <w:r>
-                                  <w:rPr>
-                                    <w:noProof/>
-                                  </w:rPr>
-                                  <w:t>(18)</w:t>
+                                  <w:t>(19)</w:t>
                                 </w:r>
                                 <w:r>
                                   <w:fldChar w:fldCharType="end"/>
                                 </w:r>
                               </w:sdtContent>
                             </w:sdt>
+                            <w:bookmarkEnd w:id="21"/>
                           </w:p>
                           <w:p>
                             <w:pPr>
                               <w:pStyle w:val="Titulek"/>
                               <w:jc w:val="right"/>
                               <w:rPr>
-                                <w:noProof/>
                                 <w:sz w:val="22"/>
                                 <w:szCs w:val="22"/>
                               </w:rPr>
@@ -5485,33 +5025,22 @@
                       <w:pPr>
                         <w:pStyle w:val="Titulek"/>
                         <w:rPr>
-                          <w:noProof/>
                           <w:sz w:val="22"/>
                           <w:szCs w:val="22"/>
                         </w:rPr>
                       </w:pPr>
-                      <w:bookmarkStart w:id="22" w:name="_Toc187654910"/>
+                      <w:bookmarkStart w:id="22" w:name="_Toc187782224"/>
                       <w:r>
                         <w:t xml:space="preserve">Obrázek </w:t>
                       </w:r>
                       <w:fldSimple w:instr=" SEQ Obrázek \* ARABIC ">
                         <w:r>
-                          <w:rPr>
-                            <w:noProof/>
-                          </w:rPr>
                           <w:t>6</w:t>
                         </w:r>
                       </w:fldSimple>
                       <w:r>
-                        <w:t xml:space="preserve"> </w:t>
+                        <w:t xml:space="preserve"> | C#</w:t>
                       </w:r>
-                      <w:r>
-                        <w:t>|</w:t>
-                      </w:r>
-                      <w:r>
-                        <w:t xml:space="preserve"> C#</w:t>
-                      </w:r>
-                      <w:bookmarkEnd w:id="22"/>
                       <w:r>
                         <w:t xml:space="preserve"> </w:t>
                       </w:r>
@@ -5531,23 +5060,20 @@
                             <w:fldChar w:fldCharType="separate"/>
                           </w:r>
                           <w:r>
-                            <w:rPr>
-                              <w:noProof/>
-                            </w:rPr>
-                            <w:t>(18)</w:t>
+                            <w:t>(19)</w:t>
                           </w:r>
                           <w:r>
                             <w:fldChar w:fldCharType="end"/>
                           </w:r>
                         </w:sdtContent>
                       </w:sdt>
+                      <w:bookmarkEnd w:id="22"/>
                     </w:p>
                     <w:p>
                       <w:pPr>
                         <w:pStyle w:val="Titulek"/>
                         <w:jc w:val="right"/>
                         <w:rPr>
-                          <w:noProof/>
                           <w:sz w:val="22"/>
                           <w:szCs w:val="22"/>
                         </w:rPr>
@@ -5566,7 +5092,7 @@
       <w:pPr>
         <w:pStyle w:val="Nadpis3"/>
       </w:pPr>
-      <w:bookmarkStart w:id="23" w:name="_Toc187737788"/>
+      <w:bookmarkStart w:id="23" w:name="_Toc187782205"/>
       <w:r>
         <w:t>GitHub</w:t>
       </w:r>
@@ -5574,11 +5100,8 @@
     </w:p>
     <w:p>
       <w:r>
-        <w:rPr>
-          <w:noProof/>
-        </w:rPr>
         <w:drawing>
-          <wp:anchor distT="0" distB="0" distL="114300" distR="114300" simplePos="0" relativeHeight="251674624" behindDoc="0" locked="0" layoutInCell="1" allowOverlap="1" wp14:anchorId="09A12991" wp14:editId="04C84584">
+          <wp:anchor distT="0" distB="0" distL="114300" distR="114300" simplePos="0" relativeHeight="251674624" behindDoc="0" locked="0" layoutInCell="1" allowOverlap="1" wp14:anchorId="09A12991" wp14:editId="02C7421B">
             <wp:simplePos x="0" y="0"/>
             <wp:positionH relativeFrom="margin">
               <wp:align>left</wp:align>
@@ -5641,9 +5164,6 @@
         </w:drawing>
       </w:r>
       <w:r>
-        <w:rPr>
-          <w:noProof/>
-        </w:rPr>
         <mc:AlternateContent>
           <mc:Choice Requires="wps">
             <w:drawing>
@@ -5685,37 +5205,26 @@
                             <w:pPr>
                               <w:pStyle w:val="Titulek"/>
                               <w:rPr>
-                                <w:noProof/>
                                 <w:sz w:val="22"/>
                                 <w:szCs w:val="22"/>
                               </w:rPr>
                             </w:pPr>
-                            <w:bookmarkStart w:id="24" w:name="_Toc187654911"/>
+                            <w:bookmarkStart w:id="24" w:name="_Toc187782225"/>
                             <w:r>
                               <w:t xml:space="preserve">Obrázek </w:t>
                             </w:r>
                             <w:fldSimple w:instr=" SEQ Obrázek \* ARABIC ">
                               <w:r>
-                                <w:rPr>
-                                  <w:noProof/>
-                                </w:rPr>
                                 <w:t>7</w:t>
                               </w:r>
                             </w:fldSimple>
                             <w:r>
-                              <w:t xml:space="preserve"> </w:t>
-                            </w:r>
-                            <w:r>
-                              <w:t>|</w:t>
-                            </w:r>
-                            <w:r>
-                              <w:t xml:space="preserve"> </w:t>
+                              <w:t xml:space="preserve"> | </w:t>
                             </w:r>
                             <w:proofErr w:type="spellStart"/>
                             <w:r>
                               <w:t>Github</w:t>
                             </w:r>
-                            <w:bookmarkEnd w:id="24"/>
                             <w:proofErr w:type="spellEnd"/>
                             <w:r>
                               <w:t xml:space="preserve">  </w:t>
@@ -5736,16 +5245,14 @@
                                   <w:fldChar w:fldCharType="separate"/>
                                 </w:r>
                                 <w:r>
-                                  <w:rPr>
-                                    <w:noProof/>
-                                  </w:rPr>
-                                  <w:t>(20)</w:t>
+                                  <w:t>(21)</w:t>
                                 </w:r>
                                 <w:r>
                                   <w:fldChar w:fldCharType="end"/>
                                 </w:r>
                               </w:sdtContent>
                             </w:sdt>
+                            <w:bookmarkEnd w:id="24"/>
                           </w:p>
                         </w:txbxContent>
                       </wps:txbx>
@@ -5770,37 +5277,26 @@
                       <w:pPr>
                         <w:pStyle w:val="Titulek"/>
                         <w:rPr>
-                          <w:noProof/>
                           <w:sz w:val="22"/>
                           <w:szCs w:val="22"/>
                         </w:rPr>
                       </w:pPr>
-                      <w:bookmarkStart w:id="25" w:name="_Toc187654911"/>
+                      <w:bookmarkStart w:id="25" w:name="_Toc187782225"/>
                       <w:r>
                         <w:t xml:space="preserve">Obrázek </w:t>
                       </w:r>
                       <w:fldSimple w:instr=" SEQ Obrázek \* ARABIC ">
                         <w:r>
-                          <w:rPr>
-                            <w:noProof/>
-                          </w:rPr>
                           <w:t>7</w:t>
                         </w:r>
                       </w:fldSimple>
                       <w:r>
-                        <w:t xml:space="preserve"> </w:t>
-                      </w:r>
-                      <w:r>
-                        <w:t>|</w:t>
-                      </w:r>
-                      <w:r>
-                        <w:t xml:space="preserve"> </w:t>
+                        <w:t xml:space="preserve"> | </w:t>
                       </w:r>
                       <w:proofErr w:type="spellStart"/>
                       <w:r>
                         <w:t>Github</w:t>
                       </w:r>
-                      <w:bookmarkEnd w:id="25"/>
                       <w:proofErr w:type="spellEnd"/>
                       <w:r>
                         <w:t xml:space="preserve">  </w:t>
@@ -5821,16 +5317,14 @@
                             <w:fldChar w:fldCharType="separate"/>
                           </w:r>
                           <w:r>
-                            <w:rPr>
-                              <w:noProof/>
-                            </w:rPr>
-                            <w:t>(20)</w:t>
+                            <w:t>(21)</w:t>
                           </w:r>
                           <w:r>
                             <w:fldChar w:fldCharType="end"/>
                           </w:r>
                         </w:sdtContent>
                       </w:sdt>
+                      <w:bookmarkEnd w:id="25"/>
                     </w:p>
                   </w:txbxContent>
                 </v:textbox>
@@ -5867,11 +5361,8 @@
     </w:p>
     <w:p>
       <w:r>
-        <w:rPr>
-          <w:noProof/>
-        </w:rPr>
         <w:drawing>
-          <wp:anchor distT="0" distB="0" distL="114300" distR="114300" simplePos="0" relativeHeight="251676672" behindDoc="0" locked="0" layoutInCell="1" allowOverlap="1" wp14:anchorId="2241B8B0" wp14:editId="2F986786">
+          <wp:anchor distT="0" distB="0" distL="114300" distR="114300" simplePos="0" relativeHeight="251676672" behindDoc="0" locked="0" layoutInCell="1" allowOverlap="1" wp14:anchorId="2241B8B0" wp14:editId="4B1F1722">
             <wp:simplePos x="0" y="0"/>
             <wp:positionH relativeFrom="margin">
               <wp:posOffset>4627245</wp:posOffset>
@@ -5941,9 +5432,6 @@
         <w:ind w:firstLine="708"/>
       </w:pPr>
       <w:r>
-        <w:rPr>
-          <w:noProof/>
-        </w:rPr>
         <mc:AlternateContent>
           <mc:Choice Requires="wps">
             <w:drawing>
@@ -5986,31 +5474,21 @@
                               <w:pStyle w:val="Titulek"/>
                               <w:jc w:val="right"/>
                               <w:rPr>
-                                <w:noProof/>
                                 <w:sz w:val="22"/>
                                 <w:szCs w:val="22"/>
                               </w:rPr>
                             </w:pPr>
-                            <w:bookmarkStart w:id="26" w:name="_Toc187654912"/>
+                            <w:bookmarkStart w:id="26" w:name="_Toc187782226"/>
                             <w:r>
                               <w:t xml:space="preserve">Obrázek </w:t>
                             </w:r>
                             <w:fldSimple w:instr=" SEQ Obrázek \* ARABIC ">
                               <w:r>
-                                <w:rPr>
-                                  <w:noProof/>
-                                </w:rPr>
                                 <w:t>8</w:t>
                               </w:r>
                             </w:fldSimple>
                             <w:r>
-                              <w:t xml:space="preserve"> </w:t>
-                            </w:r>
-                            <w:r>
-                              <w:t>|</w:t>
-                            </w:r>
-                            <w:r>
-                              <w:t xml:space="preserve"> </w:t>
+                              <w:t xml:space="preserve"> | </w:t>
                             </w:r>
                             <w:proofErr w:type="spellStart"/>
                             <w:r>
@@ -6020,7 +5498,6 @@
                             <w:r>
                               <w:t xml:space="preserve"> Desktop</w:t>
                             </w:r>
-                            <w:bookmarkEnd w:id="26"/>
                             <w:r>
                               <w:t xml:space="preserve"> </w:t>
                             </w:r>
@@ -6040,16 +5517,14 @@
                                   <w:fldChar w:fldCharType="separate"/>
                                 </w:r>
                                 <w:r>
-                                  <w:rPr>
-                                    <w:noProof/>
-                                  </w:rPr>
-                                  <w:t>(21)</w:t>
+                                  <w:t>(22)</w:t>
                                 </w:r>
                                 <w:r>
                                   <w:fldChar w:fldCharType="end"/>
                                 </w:r>
                               </w:sdtContent>
                             </w:sdt>
+                            <w:bookmarkEnd w:id="26"/>
                           </w:p>
                         </w:txbxContent>
                       </wps:txbx>
@@ -6078,31 +5553,21 @@
                         <w:pStyle w:val="Titulek"/>
                         <w:jc w:val="right"/>
                         <w:rPr>
-                          <w:noProof/>
                           <w:sz w:val="22"/>
                           <w:szCs w:val="22"/>
                         </w:rPr>
                       </w:pPr>
-                      <w:bookmarkStart w:id="27" w:name="_Toc187654912"/>
+                      <w:bookmarkStart w:id="27" w:name="_Toc187782226"/>
                       <w:r>
                         <w:t xml:space="preserve">Obrázek </w:t>
                       </w:r>
                       <w:fldSimple w:instr=" SEQ Obrázek \* ARABIC ">
                         <w:r>
-                          <w:rPr>
-                            <w:noProof/>
-                          </w:rPr>
                           <w:t>8</w:t>
                         </w:r>
                       </w:fldSimple>
                       <w:r>
-                        <w:t xml:space="preserve"> </w:t>
-                      </w:r>
-                      <w:r>
-                        <w:t>|</w:t>
-                      </w:r>
-                      <w:r>
-                        <w:t xml:space="preserve"> </w:t>
+                        <w:t xml:space="preserve"> | </w:t>
                       </w:r>
                       <w:proofErr w:type="spellStart"/>
                       <w:r>
@@ -6112,7 +5577,6 @@
                       <w:r>
                         <w:t xml:space="preserve"> Desktop</w:t>
                       </w:r>
-                      <w:bookmarkEnd w:id="27"/>
                       <w:r>
                         <w:t xml:space="preserve"> </w:t>
                       </w:r>
@@ -6132,16 +5596,14 @@
                             <w:fldChar w:fldCharType="separate"/>
                           </w:r>
                           <w:r>
-                            <w:rPr>
-                              <w:noProof/>
-                            </w:rPr>
-                            <w:t>(21)</w:t>
+                            <w:t>(22)</w:t>
                           </w:r>
                           <w:r>
                             <w:fldChar w:fldCharType="end"/>
                           </w:r>
                         </w:sdtContent>
                       </w:sdt>
+                      <w:bookmarkEnd w:id="27"/>
                     </w:p>
                   </w:txbxContent>
                 </v:textbox>
@@ -6164,7 +5626,7 @@
       <w:pPr>
         <w:pStyle w:val="Nadpis3"/>
       </w:pPr>
-      <w:bookmarkStart w:id="28" w:name="_Toc187737789"/>
+      <w:bookmarkStart w:id="28" w:name="_Toc187782206"/>
       <w:proofErr w:type="spellStart"/>
       <w:r>
         <w:lastRenderedPageBreak/>
@@ -6178,9 +5640,6 @@
         <w:ind w:left="1416" w:firstLine="708"/>
       </w:pPr>
       <w:r>
-        <w:rPr>
-          <w:noProof/>
-        </w:rPr>
         <w:drawing>
           <wp:anchor distT="0" distB="0" distL="114300" distR="114300" simplePos="0" relativeHeight="251694080" behindDoc="1" locked="0" layoutInCell="1" allowOverlap="1" wp14:anchorId="5EAE7A76" wp14:editId="3F8DC7D4">
             <wp:simplePos x="0" y="0"/>
@@ -6292,9 +5751,6 @@
             <w:fldChar w:fldCharType="separate"/>
           </w:r>
           <w:r>
-            <w:rPr>
-              <w:noProof/>
-            </w:rPr>
             <w:t>(7)</w:t>
           </w:r>
           <w:r>
@@ -6312,15 +5768,12 @@
       <w:pPr>
         <w:pStyle w:val="Titulek"/>
       </w:pPr>
-      <w:bookmarkStart w:id="29" w:name="_Toc187654913"/>
+      <w:bookmarkStart w:id="29" w:name="_Toc187782227"/>
       <w:r>
         <w:t xml:space="preserve">Obrázek </w:t>
       </w:r>
       <w:fldSimple w:instr=" SEQ Obrázek \* ARABIC ">
         <w:r>
-          <w:rPr>
-            <w:noProof/>
-          </w:rPr>
           <w:t>9</w:t>
         </w:r>
       </w:fldSimple>
@@ -6331,7 +5784,6 @@
       <w:r>
         <w:t>ChatGPT</w:t>
       </w:r>
-      <w:bookmarkEnd w:id="29"/>
       <w:proofErr w:type="spellEnd"/>
       <w:r>
         <w:t xml:space="preserve"> </w:t>
@@ -6352,9 +5804,6 @@
             <w:fldChar w:fldCharType="separate"/>
           </w:r>
           <w:r>
-            <w:rPr>
-              <w:noProof/>
-            </w:rPr>
             <w:t>(8)</w:t>
           </w:r>
           <w:r>
@@ -6362,6 +5811,7 @@
           </w:r>
         </w:sdtContent>
       </w:sdt>
+      <w:bookmarkEnd w:id="29"/>
     </w:p>
     <w:p>
       <w:pPr>
@@ -6372,11 +5822,8 @@
       <w:pPr>
         <w:pStyle w:val="Nadpis3"/>
       </w:pPr>
-      <w:bookmarkStart w:id="30" w:name="_Toc187737790"/>
-      <w:r>
-        <w:rPr>
-          <w:noProof/>
-        </w:rPr>
+      <w:bookmarkStart w:id="30" w:name="_Toc187782207"/>
+      <w:r>
         <w:drawing>
           <wp:anchor distT="0" distB="0" distL="114300" distR="114300" simplePos="0" relativeHeight="251695104" behindDoc="1" locked="0" layoutInCell="1" allowOverlap="1" wp14:anchorId="246388EE" wp14:editId="29DA89D4">
             <wp:simplePos x="0" y="0"/>
@@ -6479,7 +5926,6 @@
         <w:rPr>
           <w:b/>
           <w:bCs/>
-          <w:noProof/>
         </w:rPr>
         <mc:AlternateContent>
           <mc:Choice Requires="wps">
@@ -6530,20 +5976,16 @@
                             <w:pPr>
                               <w:pStyle w:val="Titulek"/>
                               <w:rPr>
-                                <w:noProof/>
                                 <w:sz w:val="22"/>
                                 <w:szCs w:val="22"/>
                               </w:rPr>
                             </w:pPr>
-                            <w:bookmarkStart w:id="31" w:name="_Toc187654914"/>
+                            <w:bookmarkStart w:id="31" w:name="_Toc187782228"/>
                             <w:r>
                               <w:t xml:space="preserve">Obrázek </w:t>
                             </w:r>
                             <w:fldSimple w:instr=" SEQ Obrázek \* ARABIC ">
                               <w:r>
-                                <w:rPr>
-                                  <w:noProof/>
-                                </w:rPr>
                                 <w:t>10</w:t>
                               </w:r>
                             </w:fldSimple>
@@ -6554,7 +5996,6 @@
                             <w:r>
                               <w:t>Cinemachine</w:t>
                             </w:r>
-                            <w:bookmarkEnd w:id="31"/>
                             <w:proofErr w:type="spellEnd"/>
                             <w:r>
                               <w:t xml:space="preserve"> </w:t>
@@ -6575,16 +6016,14 @@
                                   <w:fldChar w:fldCharType="separate"/>
                                 </w:r>
                                 <w:r>
-                                  <w:rPr>
-                                    <w:noProof/>
-                                  </w:rPr>
-                                  <w:t>(22)</w:t>
+                                  <w:t>(23)</w:t>
                                 </w:r>
                                 <w:r>
                                   <w:fldChar w:fldCharType="end"/>
                                 </w:r>
                               </w:sdtContent>
                             </w:sdt>
+                            <w:bookmarkEnd w:id="31"/>
                           </w:p>
                         </w:txbxContent>
                       </wps:txbx>
@@ -6612,20 +6051,16 @@
                       <w:pPr>
                         <w:pStyle w:val="Titulek"/>
                         <w:rPr>
-                          <w:noProof/>
                           <w:sz w:val="22"/>
                           <w:szCs w:val="22"/>
                         </w:rPr>
                       </w:pPr>
-                      <w:bookmarkStart w:id="32" w:name="_Toc187654914"/>
+                      <w:bookmarkStart w:id="32" w:name="_Toc187782228"/>
                       <w:r>
                         <w:t xml:space="preserve">Obrázek </w:t>
                       </w:r>
                       <w:fldSimple w:instr=" SEQ Obrázek \* ARABIC ">
                         <w:r>
-                          <w:rPr>
-                            <w:noProof/>
-                          </w:rPr>
                           <w:t>10</w:t>
                         </w:r>
                       </w:fldSimple>
@@ -6636,7 +6071,6 @@
                       <w:r>
                         <w:t>Cinemachine</w:t>
                       </w:r>
-                      <w:bookmarkEnd w:id="32"/>
                       <w:proofErr w:type="spellEnd"/>
                       <w:r>
                         <w:t xml:space="preserve"> </w:t>
@@ -6657,16 +6091,14 @@
                             <w:fldChar w:fldCharType="separate"/>
                           </w:r>
                           <w:r>
-                            <w:rPr>
-                              <w:noProof/>
-                            </w:rPr>
-                            <w:t>(22)</w:t>
+                            <w:t>(23)</w:t>
                           </w:r>
                           <w:r>
                             <w:fldChar w:fldCharType="end"/>
                           </w:r>
                         </w:sdtContent>
                       </w:sdt>
+                      <w:bookmarkEnd w:id="32"/>
                     </w:p>
                   </w:txbxContent>
                 </v:textbox>
@@ -6707,9 +6139,6 @@
             <w:fldChar w:fldCharType="separate"/>
           </w:r>
           <w:r>
-            <w:rPr>
-              <w:noProof/>
-            </w:rPr>
             <w:t>(9)</w:t>
           </w:r>
           <w:r>
@@ -6763,9 +6192,6 @@
             <w:fldChar w:fldCharType="separate"/>
           </w:r>
           <w:r>
-            <w:rPr>
-              <w:noProof/>
-            </w:rPr>
             <w:t>(10)</w:t>
           </w:r>
           <w:r>
@@ -6787,13 +6213,10 @@
           <w:bottom w:val="single" w:sz="4" w:space="1" w:color="FFC000"/>
         </w:pBdr>
       </w:pPr>
-      <w:bookmarkStart w:id="33" w:name="_Toc187737791"/>
+      <w:bookmarkStart w:id="33" w:name="_Toc187782208"/>
       <w:r>
         <w:lastRenderedPageBreak/>
-        <w:t>Praktická</w:t>
-      </w:r>
-      <w:r>
-        <w:t xml:space="preserve"> čás</w:t>
+        <w:t>Praktická čás</w:t>
       </w:r>
       <w:r>
         <w:t>t</w:t>
@@ -6807,7 +6230,7 @@
           <w:bottom w:val="single" w:sz="4" w:space="1" w:color="FFE79B"/>
         </w:pBdr>
       </w:pPr>
-      <w:bookmarkStart w:id="34" w:name="_Toc187737792"/>
+      <w:bookmarkStart w:id="34" w:name="_Toc187782209"/>
       <w:r>
         <w:t>Návrhy</w:t>
       </w:r>
@@ -6858,15 +6281,13 @@
     <w:p>
       <w:pPr>
         <w:keepNext/>
-      </w:pPr>
-      <w:r>
-        <w:rPr>
-          <w:noProof/>
-        </w:rPr>
+        <w:jc w:val="center"/>
+      </w:pPr>
+      <w:r>
         <w:drawing>
-          <wp:inline distT="0" distB="0" distL="0" distR="0" wp14:anchorId="4DFB6FB6" wp14:editId="08AD72DA">
-            <wp:extent cx="5760720" cy="3079115"/>
-            <wp:effectExtent l="0" t="0" r="0" b="6985"/>
+          <wp:inline distT="0" distB="0" distL="0" distR="0" wp14:anchorId="4DFB6FB6" wp14:editId="7C4BA0B6">
+            <wp:extent cx="4189596" cy="2239346"/>
+            <wp:effectExtent l="0" t="0" r="1905" b="8890"/>
             <wp:docPr id="366742263" name="Obrázek 1" descr="Obsah obrázku snímek obrazovky, Multimediální software, text, počítač&#10;&#10;Popis byl vytvořen automaticky"/>
             <wp:cNvGraphicFramePr>
               <a:graphicFrameLocks xmlns:a="http://schemas.openxmlformats.org/drawingml/2006/main" noChangeAspect="1"/>
@@ -6887,7 +6308,7 @@
                   <pic:spPr>
                     <a:xfrm>
                       <a:off x="0" y="0"/>
-                      <a:ext cx="5760720" cy="3079115"/>
+                      <a:ext cx="4223751" cy="2257602"/>
                     </a:xfrm>
                     <a:prstGeom prst="rect">
                       <a:avLst/>
@@ -6903,39 +6324,180 @@
     <w:p>
       <w:pPr>
         <w:pStyle w:val="Titulek"/>
-      </w:pPr>
-      <w:bookmarkStart w:id="35" w:name="_Toc187654915"/>
+        <w:jc w:val="center"/>
+      </w:pPr>
+      <w:bookmarkStart w:id="35" w:name="_Toc187782229"/>
       <w:r>
         <w:t xml:space="preserve">Obrázek </w:t>
       </w:r>
       <w:fldSimple w:instr=" SEQ Obrázek \* ARABIC ">
         <w:r>
-          <w:rPr>
-            <w:noProof/>
-          </w:rPr>
           <w:t>11</w:t>
         </w:r>
       </w:fldSimple>
       <w:r>
+        <w:t xml:space="preserve"> | Testovací scéna</w:t>
+      </w:r>
+      <w:bookmarkEnd w:id="35"/>
+    </w:p>
+    <w:p/>
+    <w:p>
+      <w:r>
+        <w:tab/>
+        <w:t>Velké množství</w:t>
+      </w:r>
+      <w:r>
         <w:t xml:space="preserve"> </w:t>
       </w:r>
-      <w:r>
-        <w:t>|</w:t>
-      </w:r>
-      <w:r>
-        <w:t xml:space="preserve"> Testovací scéna</w:t>
-      </w:r>
-      <w:bookmarkEnd w:id="35"/>
-    </w:p>
-    <w:p>
-      <w:pPr>
+      <w:proofErr w:type="spellStart"/>
+      <w:r>
+        <w:t>assetů</w:t>
+      </w:r>
+      <w:proofErr w:type="spellEnd"/>
+      <w:r>
+        <w:t xml:space="preserve"> jsem získal z balíčku od autora</w:t>
+      </w:r>
+      <w:r>
+        <w:t xml:space="preserve"> Ata </w:t>
+      </w:r>
+      <w:proofErr w:type="spellStart"/>
+      <w:r>
+        <w:t>Khani</w:t>
+      </w:r>
+      <w:proofErr w:type="spellEnd"/>
+      <w:r>
+        <w:t xml:space="preserve">, jako např.: Kupu barelů, </w:t>
+      </w:r>
+      <w:r>
+        <w:t>dvojité dřevěné lešení a lampa visící ze stropu</w:t>
+      </w:r>
+      <w:r>
+        <w:t xml:space="preserve"> </w:t>
+      </w:r>
+      <w:sdt>
+        <w:sdtPr>
+          <w:id w:val="-407923143"/>
+          <w:citation/>
+        </w:sdtPr>
+        <w:sdtContent>
+          <w:r>
+            <w:fldChar w:fldCharType="begin"/>
+          </w:r>
+          <w:r>
+            <w:instrText xml:space="preserve"> CITATION Mod25 \l 1033 </w:instrText>
+          </w:r>
+          <w:r>
+            <w:fldChar w:fldCharType="separate"/>
+          </w:r>
+          <w:r>
+            <w:t>(11)</w:t>
+          </w:r>
+          <w:r>
+            <w:fldChar w:fldCharType="end"/>
+          </w:r>
+        </w:sdtContent>
+      </w:sdt>
+      <w:r>
+        <w:t>.</w:t>
+      </w:r>
+    </w:p>
+    <w:p>
+      <w:pPr>
+        <w:keepNext/>
         <w:jc w:val="left"/>
       </w:pPr>
       <w:r>
+        <w:drawing>
+          <wp:inline distT="0" distB="0" distL="0" distR="0" wp14:anchorId="24CC3D47" wp14:editId="1FDAEB9E">
+            <wp:extent cx="5760720" cy="2137410"/>
+            <wp:effectExtent l="0" t="0" r="0" b="0"/>
+            <wp:docPr id="2110545060" name="Obrázek 1" descr="Obsah obrázku umění, kresba, obraz, design&#10;&#10;Popis byl vytvořen automaticky"/>
+            <wp:cNvGraphicFramePr>
+              <a:graphicFrameLocks xmlns:a="http://schemas.openxmlformats.org/drawingml/2006/main" noChangeAspect="1"/>
+            </wp:cNvGraphicFramePr>
+            <a:graphic xmlns:a="http://schemas.openxmlformats.org/drawingml/2006/main">
+              <a:graphicData uri="http://schemas.openxmlformats.org/drawingml/2006/picture">
+                <pic:pic xmlns:pic="http://schemas.openxmlformats.org/drawingml/2006/picture">
+                  <pic:nvPicPr>
+                    <pic:cNvPr id="2110545060" name="Obrázek 1" descr="Obsah obrázku umění, kresba, obraz, design&#10;&#10;Popis byl vytvořen automaticky"/>
+                    <pic:cNvPicPr/>
+                  </pic:nvPicPr>
+                  <pic:blipFill>
+                    <a:blip r:embed="rId25"/>
+                    <a:stretch>
+                      <a:fillRect/>
+                    </a:stretch>
+                  </pic:blipFill>
+                  <pic:spPr>
+                    <a:xfrm>
+                      <a:off x="0" y="0"/>
+                      <a:ext cx="5760720" cy="2137410"/>
+                    </a:xfrm>
+                    <a:prstGeom prst="rect">
+                      <a:avLst/>
+                    </a:prstGeom>
+                  </pic:spPr>
+                </pic:pic>
+              </a:graphicData>
+            </a:graphic>
+          </wp:inline>
+        </w:drawing>
+      </w:r>
+    </w:p>
+    <w:p>
+      <w:pPr>
+        <w:pStyle w:val="Titulek"/>
+        <w:jc w:val="left"/>
+      </w:pPr>
+      <w:bookmarkStart w:id="36" w:name="_Toc187782230"/>
+      <w:r>
+        <w:t xml:space="preserve">Obrázek </w:t>
+      </w:r>
+      <w:fldSimple w:instr=" SEQ Obrázek \* ARABIC ">
+        <w:r>
+          <w:t>12</w:t>
+        </w:r>
+      </w:fldSimple>
+      <w:r>
+        <w:t xml:space="preserve"> | </w:t>
+      </w:r>
+      <w:proofErr w:type="spellStart"/>
+      <w:r>
+        <w:t>Assety</w:t>
+      </w:r>
+      <w:proofErr w:type="spellEnd"/>
+      <w:r>
+        <w:t xml:space="preserve"> – Dvojité</w:t>
+      </w:r>
+      <w:r>
+        <w:t xml:space="preserve"> dřevěné lešení</w:t>
+      </w:r>
+      <w:r>
+        <w:t xml:space="preserve">, </w:t>
+      </w:r>
+      <w:r>
+        <w:t>lampa visící ze stropu</w:t>
+      </w:r>
+      <w:r>
+        <w:t xml:space="preserve"> a k</w:t>
+      </w:r>
+      <w:r>
+        <w:t>upa barelů</w:t>
+      </w:r>
+      <w:bookmarkEnd w:id="36"/>
+    </w:p>
+    <w:p>
+      <w:pPr>
+        <w:jc w:val="left"/>
+      </w:pPr>
+      <w:r>
         <w:br w:type="page"/>
       </w:r>
     </w:p>
     <w:p>
+      <w:pPr>
+        <w:jc w:val="left"/>
+      </w:pPr>
       <w:r>
         <w:lastRenderedPageBreak/>
         <w:t xml:space="preserve">Hlavní postava měla více vypadat jako rytíř, každopádně jsem se uchýlil k tomu, že hlavní postava může být jak muž, tak žena. Oba ale vypadají více jako </w:t>
@@ -6976,10 +6538,7 @@
             <w:fldChar w:fldCharType="separate"/>
           </w:r>
           <w:r>
-            <w:rPr>
-              <w:noProof/>
-            </w:rPr>
-            <w:t>(11)</w:t>
+            <w:t>(12)</w:t>
           </w:r>
           <w:r>
             <w:fldChar w:fldCharType="end"/>
@@ -6993,11 +6552,9 @@
     <w:p>
       <w:pPr>
         <w:keepNext/>
-      </w:pPr>
-      <w:r>
-        <w:rPr>
-          <w:noProof/>
-        </w:rPr>
+        <w:jc w:val="center"/>
+      </w:pPr>
+      <w:r>
         <w:drawing>
           <wp:inline distT="0" distB="0" distL="0" distR="0" wp14:anchorId="79A5BB3C" wp14:editId="18D31333">
             <wp:extent cx="4259580" cy="2640170"/>
@@ -7014,7 +6571,7 @@
                     <pic:cNvPicPr/>
                   </pic:nvPicPr>
                   <pic:blipFill>
-                    <a:blip r:embed="rId25"/>
+                    <a:blip r:embed="rId26"/>
                     <a:stretch>
                       <a:fillRect/>
                     </a:stretch>
@@ -7038,23 +6595,20 @@
     <w:p>
       <w:pPr>
         <w:pStyle w:val="Titulek"/>
-      </w:pPr>
-      <w:bookmarkStart w:id="36" w:name="_Toc187654916"/>
+        <w:jc w:val="center"/>
+      </w:pPr>
+      <w:bookmarkStart w:id="37" w:name="_Toc187782231"/>
       <w:r>
         <w:t xml:space="preserve">Obrázek </w:t>
       </w:r>
       <w:fldSimple w:instr=" SEQ Obrázek \* ARABIC ">
         <w:r>
-          <w:rPr>
-            <w:noProof/>
-          </w:rPr>
-          <w:t>12</w:t>
+          <w:t>13</w:t>
         </w:r>
       </w:fldSimple>
       <w:r>
         <w:t xml:space="preserve"> | Hlavní postavy</w:t>
       </w:r>
-      <w:bookmarkEnd w:id="36"/>
       <w:r>
         <w:t xml:space="preserve"> </w:t>
       </w:r>
@@ -7074,10 +6628,7 @@
             <w:fldChar w:fldCharType="separate"/>
           </w:r>
           <w:r>
-            <w:rPr>
-              <w:noProof/>
-            </w:rPr>
-            <w:t>(12)</w:t>
+            <w:t>(13)</w:t>
           </w:r>
           <w:r>
             <w:fldChar w:fldCharType="end"/>
@@ -7103,16 +6654,14 @@
             <w:fldChar w:fldCharType="separate"/>
           </w:r>
           <w:r>
-            <w:rPr>
-              <w:noProof/>
-            </w:rPr>
-            <w:t>(13)</w:t>
+            <w:t>(14)</w:t>
           </w:r>
           <w:r>
             <w:fldChar w:fldCharType="end"/>
           </w:r>
         </w:sdtContent>
       </w:sdt>
+      <w:bookmarkEnd w:id="37"/>
     </w:p>
     <w:p>
       <w:r>
@@ -7126,24 +6675,24 @@
           <w:bottom w:val="single" w:sz="4" w:space="1" w:color="FFE79B"/>
         </w:pBdr>
       </w:pPr>
-      <w:bookmarkStart w:id="37" w:name="_Toc187737793"/>
+      <w:bookmarkStart w:id="38" w:name="_Toc187782210"/>
       <w:proofErr w:type="spellStart"/>
       <w:r>
         <w:lastRenderedPageBreak/>
         <w:t>Produktizace</w:t>
       </w:r>
-      <w:bookmarkEnd w:id="37"/>
+      <w:bookmarkEnd w:id="38"/>
       <w:proofErr w:type="spellEnd"/>
     </w:p>
     <w:p>
       <w:pPr>
         <w:pStyle w:val="Nadpis3"/>
       </w:pPr>
-      <w:bookmarkStart w:id="38" w:name="_Toc187737794"/>
+      <w:bookmarkStart w:id="39" w:name="_Toc187782211"/>
       <w:r>
         <w:t>Kód pro výměnu kamer</w:t>
       </w:r>
-      <w:bookmarkEnd w:id="38"/>
+      <w:bookmarkEnd w:id="39"/>
     </w:p>
     <w:p>
       <w:pPr>
@@ -8824,26 +8373,17 @@
           <w:highlight w:val="white"/>
         </w:rPr>
       </w:pPr>
-      <w:bookmarkStart w:id="39" w:name="_Toc187654917"/>
+      <w:bookmarkStart w:id="40" w:name="_Toc187782232"/>
       <w:r>
         <w:t xml:space="preserve">Obrázek </w:t>
       </w:r>
       <w:fldSimple w:instr=" SEQ Obrázek \* ARABIC ">
         <w:r>
-          <w:rPr>
-            <w:noProof/>
-          </w:rPr>
-          <w:t>13</w:t>
+          <w:t>14</w:t>
         </w:r>
       </w:fldSimple>
       <w:r>
-        <w:t xml:space="preserve"> </w:t>
-      </w:r>
-      <w:r>
-        <w:t>|</w:t>
-      </w:r>
-      <w:r>
-        <w:t xml:space="preserve"> Výměna </w:t>
+        <w:t xml:space="preserve"> | Výměna </w:t>
       </w:r>
       <w:proofErr w:type="gramStart"/>
       <w:r>
@@ -8853,7 +8393,7 @@
       <w:r>
         <w:t>: Proměnné a Start</w:t>
       </w:r>
-      <w:bookmarkEnd w:id="39"/>
+      <w:bookmarkEnd w:id="40"/>
     </w:p>
     <w:p>
       <w:pPr>
@@ -11292,26 +10832,17 @@
           <w:highlight w:val="white"/>
         </w:rPr>
       </w:pPr>
-      <w:bookmarkStart w:id="40" w:name="_Toc187654918"/>
+      <w:bookmarkStart w:id="41" w:name="_Toc187782233"/>
       <w:r>
         <w:t xml:space="preserve">Obrázek </w:t>
       </w:r>
       <w:fldSimple w:instr=" SEQ Obrázek \* ARABIC ">
         <w:r>
-          <w:rPr>
-            <w:noProof/>
-          </w:rPr>
-          <w:t>14</w:t>
+          <w:t>15</w:t>
         </w:r>
       </w:fldSimple>
       <w:r>
-        <w:t xml:space="preserve"> </w:t>
-      </w:r>
-      <w:r>
-        <w:t>|</w:t>
-      </w:r>
-      <w:r>
-        <w:t xml:space="preserve"> Výměna </w:t>
+        <w:t xml:space="preserve"> | Výměna </w:t>
       </w:r>
       <w:proofErr w:type="gramStart"/>
       <w:r>
@@ -11321,7 +10852,7 @@
       <w:r>
         <w:t>: Metody</w:t>
       </w:r>
-      <w:bookmarkEnd w:id="40"/>
+      <w:bookmarkEnd w:id="41"/>
       <w:r>
         <w:rPr>
           <w:rFonts w:ascii="Cascadia Mono" w:hAnsi="Cascadia Mono" w:cs="Cascadia Mono"/>
@@ -12303,79 +11834,76 @@
       <w:pPr>
         <w:pStyle w:val="Titulek"/>
       </w:pPr>
-      <w:bookmarkStart w:id="41" w:name="_Toc187654919"/>
+      <w:bookmarkStart w:id="42" w:name="_Toc187782234"/>
       <w:r>
         <w:t xml:space="preserve">Obrázek </w:t>
       </w:r>
       <w:fldSimple w:instr=" SEQ Obrázek \* ARABIC ">
         <w:r>
-          <w:rPr>
-            <w:noProof/>
-          </w:rPr>
-          <w:t>15</w:t>
+          <w:t>16</w:t>
         </w:r>
       </w:fldSimple>
       <w:r>
+        <w:t xml:space="preserve"> | Výměna </w:t>
+      </w:r>
+      <w:proofErr w:type="gramStart"/>
+      <w:r>
+        <w:t>kamer - Část</w:t>
+      </w:r>
+      <w:proofErr w:type="gramEnd"/>
+      <w:r>
+        <w:t>: Priority kamer</w:t>
+      </w:r>
+      <w:bookmarkEnd w:id="42"/>
+    </w:p>
+    <w:p/>
+    <w:p>
+      <w:pPr>
+        <w:pStyle w:val="Nadpis3"/>
+      </w:pPr>
+      <w:bookmarkStart w:id="43" w:name="_Toc187782212"/>
+      <w:proofErr w:type="spellStart"/>
+      <w:r>
+        <w:t>Ragdoll</w:t>
+      </w:r>
+      <w:proofErr w:type="spellEnd"/>
+      <w:r>
+        <w:t xml:space="preserve"> kolize</w:t>
+      </w:r>
+      <w:bookmarkEnd w:id="43"/>
+    </w:p>
+    <w:p>
+      <w:r>
+        <w:t xml:space="preserve">Hlavní postava má dva druhy </w:t>
+      </w:r>
+      <w:proofErr w:type="spellStart"/>
+      <w:r>
+        <w:t>colliderů</w:t>
+      </w:r>
+      <w:proofErr w:type="spellEnd"/>
+      <w:r>
+        <w:t xml:space="preserve">. První je hlavní </w:t>
+      </w:r>
+      <w:proofErr w:type="spellStart"/>
+      <w:r>
+        <w:t>capsule</w:t>
+      </w:r>
+      <w:proofErr w:type="spellEnd"/>
+      <w:r>
         <w:t xml:space="preserve"> </w:t>
       </w:r>
-      <w:r>
-        <w:t>|</w:t>
-      </w:r>
-      <w:r>
-        <w:t xml:space="preserve"> Výměna </w:t>
-      </w:r>
-      <w:proofErr w:type="gramStart"/>
-      <w:r>
-        <w:t>kamer - Část</w:t>
-      </w:r>
-      <w:proofErr w:type="gramEnd"/>
-      <w:r>
-        <w:t>: Priority kamer</w:t>
-      </w:r>
-      <w:bookmarkEnd w:id="41"/>
-    </w:p>
-    <w:p/>
-    <w:p>
-      <w:pPr>
-        <w:pStyle w:val="Nadpis3"/>
-      </w:pPr>
-      <w:bookmarkStart w:id="42" w:name="_Toc187737795"/>
-      <w:proofErr w:type="spellStart"/>
-      <w:r>
-        <w:t>Ragdoll</w:t>
-      </w:r>
-      <w:proofErr w:type="spellEnd"/>
-      <w:r>
-        <w:t xml:space="preserve"> kolize</w:t>
-      </w:r>
-      <w:bookmarkEnd w:id="42"/>
-    </w:p>
-    <w:p>
-      <w:r>
-        <w:t xml:space="preserve">Hlavní postava má dva druhy </w:t>
-      </w:r>
-      <w:proofErr w:type="spellStart"/>
-      <w:r>
-        <w:t>colliderů</w:t>
-      </w:r>
-      <w:proofErr w:type="spellEnd"/>
-      <w:r>
-        <w:t xml:space="preserve">. První je hlavní </w:t>
-      </w:r>
-      <w:proofErr w:type="spellStart"/>
-      <w:r>
-        <w:t>capsule</w:t>
-      </w:r>
-      <w:proofErr w:type="spellEnd"/>
-      <w:r>
-        <w:t xml:space="preserve"> </w:t>
-      </w:r>
       <w:proofErr w:type="spellStart"/>
       <w:r>
         <w:t>collider</w:t>
       </w:r>
       <w:proofErr w:type="spellEnd"/>
       <w:r>
+        <w:rPr>
+          <w:rStyle w:val="Znakapoznpodarou"/>
+        </w:rPr>
+        <w:footnoteReference w:id="1"/>
+      </w:r>
+      <w:r>
         <w:t xml:space="preserve">, </w:t>
       </w:r>
       <w:r>
@@ -12390,6 +11918,12 @@
       </w:r>
       <w:proofErr w:type="spellEnd"/>
       <w:r>
+        <w:rPr>
+          <w:rStyle w:val="Znakapoznpodarou"/>
+        </w:rPr>
+        <w:footnoteReference w:id="2"/>
+      </w:r>
+      <w:r>
         <w:t xml:space="preserve"> postavy. Druh</w:t>
       </w:r>
       <w:r>
@@ -12407,11 +11941,9 @@
     <w:p>
       <w:pPr>
         <w:keepNext/>
-      </w:pPr>
-      <w:r>
-        <w:rPr>
-          <w:noProof/>
-        </w:rPr>
+        <w:jc w:val="center"/>
+      </w:pPr>
+      <w:r>
         <w:drawing>
           <wp:inline distT="0" distB="0" distL="0" distR="0" wp14:anchorId="25AF1F4B" wp14:editId="3CF03C2F">
             <wp:extent cx="2998596" cy="2599267"/>
@@ -12428,7 +11960,7 @@
                     <pic:cNvPicPr/>
                   </pic:nvPicPr>
                   <pic:blipFill>
-                    <a:blip r:embed="rId26"/>
+                    <a:blip r:embed="rId27"/>
                     <a:stretch>
                       <a:fillRect/>
                     </a:stretch>
@@ -12452,17 +11984,15 @@
     <w:p>
       <w:pPr>
         <w:pStyle w:val="Titulek"/>
-      </w:pPr>
-      <w:bookmarkStart w:id="43" w:name="_Toc187654920"/>
+        <w:jc w:val="center"/>
+      </w:pPr>
+      <w:bookmarkStart w:id="44" w:name="_Toc187782235"/>
       <w:r>
         <w:t xml:space="preserve">Obrázek </w:t>
       </w:r>
       <w:fldSimple w:instr=" SEQ Obrázek \* ARABIC ">
         <w:r>
-          <w:rPr>
-            <w:noProof/>
-          </w:rPr>
-          <w:t>16</w:t>
+          <w:t>17</w:t>
         </w:r>
       </w:fldSimple>
       <w:r>
@@ -12476,42 +12006,7 @@
       <w:r>
         <w:t xml:space="preserve"> kolize</w:t>
       </w:r>
-      <w:bookmarkEnd w:id="43"/>
-    </w:p>
-    <w:p>
-      <w:pPr>
-        <w:rPr>
-          <w:highlight w:val="white"/>
-        </w:rPr>
-      </w:pPr>
-      <w:r>
-        <w:rPr>
-          <w:highlight w:val="white"/>
-        </w:rPr>
-        <w:br w:type="page"/>
-      </w:r>
-    </w:p>
-    <w:p>
-      <w:pPr>
-        <w:rPr>
-          <w:rFonts w:ascii="Cascadia Mono" w:hAnsi="Cascadia Mono" w:cs="Cascadia Mono"/>
-          <w:color w:val="FFD702"/>
-          <w:sz w:val="19"/>
-          <w:szCs w:val="19"/>
-          <w:highlight w:val="white"/>
-        </w:rPr>
-      </w:pPr>
-    </w:p>
-    <w:p>
-      <w:pPr>
-        <w:rPr>
-          <w:rFonts w:ascii="Cascadia Mono" w:hAnsi="Cascadia Mono" w:cs="Cascadia Mono"/>
-          <w:color w:val="FFD702"/>
-          <w:sz w:val="19"/>
-          <w:szCs w:val="19"/>
-          <w:highlight w:val="white"/>
-        </w:rPr>
-      </w:pPr>
+      <w:bookmarkEnd w:id="44"/>
     </w:p>
     <w:p>
       <w:pPr>
@@ -12520,11 +12015,12 @@
           <w:bottom w:val="single" w:sz="4" w:space="1" w:color="FFE79B"/>
         </w:pBdr>
       </w:pPr>
-      <w:bookmarkStart w:id="44" w:name="_Toc187737796"/>
-      <w:r>
+      <w:bookmarkStart w:id="45" w:name="_Toc187782213"/>
+      <w:r>
+        <w:lastRenderedPageBreak/>
         <w:t>Popis pro uživatele</w:t>
       </w:r>
-      <w:bookmarkEnd w:id="44"/>
+      <w:bookmarkEnd w:id="45"/>
     </w:p>
     <w:p>
       <w:pPr>
@@ -12546,11 +12042,11 @@
       <w:pPr>
         <w:pStyle w:val="Nadpis3"/>
       </w:pPr>
-      <w:bookmarkStart w:id="45" w:name="_Toc187737797"/>
+      <w:bookmarkStart w:id="46" w:name="_Toc187782214"/>
       <w:r>
         <w:t>Mechaniky a jejich krátký popis</w:t>
       </w:r>
-      <w:bookmarkEnd w:id="45"/>
+      <w:bookmarkEnd w:id="46"/>
     </w:p>
     <w:p>
       <w:pPr>
@@ -12620,11 +12116,9 @@
     <w:p>
       <w:pPr>
         <w:keepNext/>
-      </w:pPr>
-      <w:r>
-        <w:rPr>
-          <w:noProof/>
-        </w:rPr>
+        <w:jc w:val="center"/>
+      </w:pPr>
+      <w:r>
         <w:drawing>
           <wp:inline distT="0" distB="0" distL="0" distR="0" wp14:anchorId="6D11F794" wp14:editId="1AF17AFB">
             <wp:extent cx="1914525" cy="1064680"/>
@@ -12641,7 +12135,7 @@
                     <pic:cNvPicPr/>
                   </pic:nvPicPr>
                   <pic:blipFill>
-                    <a:blip r:embed="rId27"/>
+                    <a:blip r:embed="rId28"/>
                     <a:stretch>
                       <a:fillRect/>
                     </a:stretch>
@@ -12665,23 +12159,21 @@
     <w:p>
       <w:pPr>
         <w:pStyle w:val="Titulek"/>
-      </w:pPr>
-      <w:bookmarkStart w:id="46" w:name="_Toc187654921"/>
+        <w:jc w:val="center"/>
+      </w:pPr>
+      <w:bookmarkStart w:id="47" w:name="_Toc187782236"/>
       <w:r>
         <w:t xml:space="preserve">Obrázek </w:t>
       </w:r>
       <w:fldSimple w:instr=" SEQ Obrázek \* ARABIC ">
         <w:r>
-          <w:rPr>
-            <w:noProof/>
-          </w:rPr>
-          <w:t>17</w:t>
+          <w:t>18</w:t>
         </w:r>
       </w:fldSimple>
       <w:r>
         <w:t xml:space="preserve"> | Hod objektu</w:t>
       </w:r>
-      <w:bookmarkEnd w:id="46"/>
+      <w:bookmarkEnd w:id="47"/>
     </w:p>
     <w:p>
       <w:pPr>
@@ -12775,9 +12267,6 @@
         <w:keepNext/>
       </w:pPr>
       <w:r>
-        <w:rPr>
-          <w:noProof/>
-        </w:rPr>
         <w:drawing>
           <wp:anchor distT="0" distB="0" distL="114300" distR="114300" simplePos="0" relativeHeight="251699200" behindDoc="1" locked="0" layoutInCell="1" allowOverlap="1" wp14:anchorId="4D7E0B62" wp14:editId="47A5FF41">
             <wp:simplePos x="0" y="0"/>
@@ -12810,7 +12299,7 @@
                     <pic:cNvPicPr/>
                   </pic:nvPicPr>
                   <pic:blipFill>
-                    <a:blip r:embed="rId28" cstate="print">
+                    <a:blip r:embed="rId29" cstate="print">
                       <a:extLst>
                         <a:ext uri="{28A0092B-C50C-407E-A947-70E740481C1C}">
                           <a14:useLocalDpi xmlns:a14="http://schemas.microsoft.com/office/drawing/2010/main" val="0"/>
@@ -12837,9 +12326,6 @@
         </w:drawing>
       </w:r>
       <w:r>
-        <w:rPr>
-          <w:noProof/>
-        </w:rPr>
         <w:drawing>
           <wp:anchor distT="0" distB="0" distL="114300" distR="114300" simplePos="0" relativeHeight="251698176" behindDoc="1" locked="0" layoutInCell="1" allowOverlap="1" wp14:anchorId="212BCD1D" wp14:editId="334DB859">
             <wp:simplePos x="0" y="0"/>
@@ -12872,7 +12358,7 @@
                     <pic:cNvPicPr/>
                   </pic:nvPicPr>
                   <pic:blipFill>
-                    <a:blip r:embed="rId29" cstate="print">
+                    <a:blip r:embed="rId30" cstate="print">
                       <a:extLst>
                         <a:ext uri="{28A0092B-C50C-407E-A947-70E740481C1C}">
                           <a14:useLocalDpi xmlns:a14="http://schemas.microsoft.com/office/drawing/2010/main" val="0"/>
@@ -12902,9 +12388,6 @@
     <w:p/>
     <w:p>
       <w:r>
-        <w:rPr>
-          <w:noProof/>
-        </w:rPr>
         <mc:AlternateContent>
           <mc:Choice Requires="wps">
             <w:drawing>
@@ -12958,22 +12441,19 @@
                                 <w:szCs w:val="22"/>
                               </w:rPr>
                             </w:pPr>
-                            <w:bookmarkStart w:id="47" w:name="_Toc187654922"/>
+                            <w:bookmarkStart w:id="48" w:name="_Toc187782237"/>
                             <w:r>
                               <w:t xml:space="preserve">Obrázek </w:t>
                             </w:r>
                             <w:fldSimple w:instr=" SEQ Obrázek \* ARABIC ">
                               <w:r>
-                                <w:rPr>
-                                  <w:noProof/>
-                                </w:rPr>
-                                <w:t>18</w:t>
+                                <w:t>19</w:t>
                               </w:r>
                             </w:fldSimple>
                             <w:r>
                               <w:t xml:space="preserve"> | Mířící kamera</w:t>
                             </w:r>
-                            <w:bookmarkEnd w:id="47"/>
+                            <w:bookmarkEnd w:id="48"/>
                           </w:p>
                         </w:txbxContent>
                       </wps:txbx>
@@ -13002,22 +12482,19 @@
                           <w:szCs w:val="22"/>
                         </w:rPr>
                       </w:pPr>
-                      <w:bookmarkStart w:id="48" w:name="_Toc187654922"/>
+                      <w:bookmarkStart w:id="49" w:name="_Toc187782237"/>
                       <w:r>
                         <w:t xml:space="preserve">Obrázek </w:t>
                       </w:r>
                       <w:fldSimple w:instr=" SEQ Obrázek \* ARABIC ">
                         <w:r>
-                          <w:rPr>
-                            <w:noProof/>
-                          </w:rPr>
-                          <w:t>18</w:t>
+                          <w:t>19</w:t>
                         </w:r>
                       </w:fldSimple>
                       <w:r>
                         <w:t xml:space="preserve"> | Mířící kamera</w:t>
                       </w:r>
-                      <w:bookmarkEnd w:id="48"/>
+                      <w:bookmarkEnd w:id="49"/>
                     </w:p>
                   </w:txbxContent>
                 </v:textbox>
@@ -13028,9 +12505,6 @@
         </mc:AlternateContent>
       </w:r>
       <w:r>
-        <w:rPr>
-          <w:noProof/>
-        </w:rPr>
         <mc:AlternateContent>
           <mc:Choice Requires="wps">
             <w:drawing>
@@ -13084,22 +12558,19 @@
                                 <w:szCs w:val="22"/>
                               </w:rPr>
                             </w:pPr>
-                            <w:bookmarkStart w:id="48" w:name="_Toc187654923"/>
+                            <w:bookmarkStart w:id="50" w:name="_Toc187782238"/>
                             <w:r>
                               <w:t xml:space="preserve">Obrázek </w:t>
                             </w:r>
                             <w:fldSimple w:instr=" SEQ Obrázek \* ARABIC ">
                               <w:r>
-                                <w:rPr>
-                                  <w:noProof/>
-                                </w:rPr>
-                                <w:t>19</w:t>
+                                <w:t>20</w:t>
                               </w:r>
                             </w:fldSimple>
                             <w:r>
                               <w:t xml:space="preserve"> | Hlavní kamera</w:t>
                             </w:r>
-                            <w:bookmarkEnd w:id="48"/>
+                            <w:bookmarkEnd w:id="50"/>
                           </w:p>
                         </w:txbxContent>
                       </wps:txbx>
@@ -13131,22 +12602,19 @@
                           <w:szCs w:val="22"/>
                         </w:rPr>
                       </w:pPr>
-                      <w:bookmarkStart w:id="50" w:name="_Toc187654923"/>
+                      <w:bookmarkStart w:id="51" w:name="_Toc187782238"/>
                       <w:r>
                         <w:t xml:space="preserve">Obrázek </w:t>
                       </w:r>
                       <w:fldSimple w:instr=" SEQ Obrázek \* ARABIC ">
                         <w:r>
-                          <w:rPr>
-                            <w:noProof/>
-                          </w:rPr>
-                          <w:t>19</w:t>
+                          <w:t>20</w:t>
                         </w:r>
                       </w:fldSimple>
                       <w:r>
                         <w:t xml:space="preserve"> | Hlavní kamera</w:t>
                       </w:r>
-                      <w:bookmarkEnd w:id="50"/>
+                      <w:bookmarkEnd w:id="51"/>
                     </w:p>
                   </w:txbxContent>
                 </v:textbox>
@@ -13166,20 +12634,26 @@
         <w:pBdr>
           <w:bottom w:val="single" w:sz="4" w:space="1" w:color="FFC000"/>
         </w:pBdr>
-      </w:pPr>
-      <w:bookmarkStart w:id="49" w:name="_Toc187737798"/>
-      <w:r>
+        <w:rPr>
+          <w:noProof w:val="0"/>
+        </w:rPr>
+      </w:pPr>
+      <w:bookmarkStart w:id="52" w:name="_Toc187782215"/>
+      <w:r>
+        <w:rPr>
+          <w:noProof w:val="0"/>
+        </w:rPr>
         <w:lastRenderedPageBreak/>
         <w:t>Závěr</w:t>
       </w:r>
-      <w:bookmarkEnd w:id="49"/>
+      <w:bookmarkEnd w:id="52"/>
     </w:p>
     <w:p>
       <w:pPr>
         <w:ind w:firstLine="357"/>
       </w:pPr>
       <w:r>
-        <w:t>Cílem projektu za tento půl-rok bylo vytvořit plně funkční a hratelnou hru, což se z mého pohledu zdaleka nepovedlo, tak jsem chtěl, a tak jak jsem si představoval. Hned prvním faktorem toho, že se mi nedařilo plnit cíle na 100 % bylo, že se mi 20.11.2024 zničil notebook. Následně byl odeslán do servisu, kde nastali další komplikace a notebook mi přišel až 8.1.2025. Od školy jsem si vypůjčil stolní počítač před Vánoci abych mohl aspoň v mezičase nějak pracovat.</w:t>
+        <w:t>Cílem projektu za tento půlrok bylo vytvořit plně funkční a hratelnou hru, což se z mého pohledu zdaleka nepovedlo, tak jsem chtěl, a tak jak jsem si představoval. Hned prvním faktorem toho, že se mi nedařilo plnit cíle na 100 % bylo, že se mi 20.11.2024 zničil notebook. Následně byl odeslán do servisu, kde nastaly další komplikace a notebook mi přišel až 8.1.2025. Od školy jsem si vypůjčil stolní počítač před Vánoci, abych mohl aspoň v mezičase nějak pracovat.</w:t>
       </w:r>
     </w:p>
     <w:p>
@@ -13187,28 +12661,7 @@
         <w:ind w:firstLine="357"/>
       </w:pPr>
       <w:r>
-        <w:t xml:space="preserve">Cíle, které jsem si vytyčil, že splním do prvních obhajob byly splněny tak na </w:t>
-      </w:r>
-      <w:r>
-        <w:t xml:space="preserve">70 </w:t>
-      </w:r>
-      <w:r>
-        <w:t xml:space="preserve">%. </w:t>
-      </w:r>
-      <w:r>
-        <w:t>Nejvíce času mi zabralo učení se s novými funkcemi ať už v Unity, nebo v knihovnách, dále taktéž psaní kódu</w:t>
-      </w:r>
-      <w:r>
-        <w:t xml:space="preserve"> a seřizování animací</w:t>
-      </w:r>
-      <w:r>
-        <w:t xml:space="preserve">. </w:t>
-      </w:r>
-      <w:r>
-        <w:t xml:space="preserve">Mapy jsou např. jeden z cílů, který jsem nesplnil, do obhajob mám jen jednu kratší mapu místo tří celých a vyšperkovaných map. Skok a jeho animace mi stále celkem dělá problém, </w:t>
-      </w:r>
-      <w:r>
-        <w:t xml:space="preserve">chtěl jsem si již hotovou animaci skoku rozkouskovat na výskok, let a přistání, tento plán ale moc nevyšel z důvodu </w:t>
+        <w:t xml:space="preserve">Cíle, které jsem si vytyčil, že splním do prvních obhajob byly splněny tak na 70 %. Nejvíce času mi zabralo učení se s novými funkcemi ať už v Unity, nebo v knihovnách, dále taktéž psaní kódu a seřizování animací. Mapy jsou např. jeden z cílů, který jsem nesplnil. Do obhajob mám jen jednu kratší mapu místo tří celých a vyšperkovaných map. Skok a jeho animace mi stále celkem dělá problém, chtěl jsem si již hotovou animaci skoku rozkouskovat na výskok, let a přistání. Tento plán ale moc nevyšel z důvodu </w:t>
       </w:r>
       <w:proofErr w:type="spellStart"/>
       <w:r>
@@ -13216,7 +12669,7 @@
       </w:r>
       <w:proofErr w:type="spellEnd"/>
       <w:r>
-        <w:t xml:space="preserve"> textur při animaci letu. Měl jsem v plánu taktéž dělat pasti, překážky a jejich funkčnost, což jsem taky nestíhal. Další cíl byly checkpointy, splnil jsem to, že padá cedule z nebe na určitém místě, ale nesplnil jsem, že ta cedule má nějaký efekt na hru, dotyk hlavní postavy s touto cedulí měl totiž uložit herní postup, dokud jednou hráč nezemře.</w:t>
+        <w:t xml:space="preserve"> textur při animaci letu. Měl jsem v plánu taktéž dělat pasti, překážky a jejich funkčnost, což jsem taky nestíhal. Další cíl byly checkpointy, které jsem vyřešil tak, že cedule padá z nebe na určitém místě, ale nesplnil jsem, že ta cedule má nějaký efekt na hru. Dotyk hlavní postavy s touto cedulí měl totiž uložit herní postup pro případ, že hráč zemře.</w:t>
       </w:r>
     </w:p>
     <w:p>
@@ -13224,16 +12677,7 @@
         <w:ind w:firstLine="357"/>
       </w:pPr>
       <w:r>
-        <w:t xml:space="preserve">Úkolů, co jsem splnil </w:t>
-      </w:r>
-      <w:r>
-        <w:t>není</w:t>
-      </w:r>
-      <w:r>
-        <w:t xml:space="preserve"> ale, jak jsem říkal, </w:t>
-      </w:r>
-      <w:r>
-        <w:t xml:space="preserve">i k mému údivu, až tak málo. Našel jsem si dvě hlavní postavy s animacemi a zprovoznil je ve hře. Těmto dvěma postavám jsem udělal jak manuální </w:t>
+        <w:t xml:space="preserve">Navzdory všem problémům a nástrahám je i tak splněných úkolů celkem dost. Našel jsem si dvě hlavní postavy s animacemi a zprovoznil je ve hře. Těmto dvěma postavám jsem udělal jak manuální </w:t>
       </w:r>
       <w:proofErr w:type="spellStart"/>
       <w:r>
@@ -13241,21 +12685,7 @@
       </w:r>
       <w:proofErr w:type="spellEnd"/>
       <w:r>
-        <w:t xml:space="preserve">, tak i ten automatický, ten se nachází při úmrtí. Splnil jsem možnost brát a házet </w:t>
-      </w:r>
-      <w:proofErr w:type="spellStart"/>
-      <w:r>
-        <w:t>itemy</w:t>
-      </w:r>
-      <w:proofErr w:type="spellEnd"/>
-      <w:r>
-        <w:t xml:space="preserve"> a s tím spojené přepínání kamer mezi mířící kamerou a kamerou s pohledem ze třetí osoby pomocí pravého kliknutí myši</w:t>
-      </w:r>
-      <w:r>
-        <w:t xml:space="preserve"> a </w:t>
-      </w:r>
-      <w:r>
-        <w:t xml:space="preserve">k tomu </w:t>
+        <w:t xml:space="preserve">, tak i ten automatický, který se spustí při úmrtí. Splnil jsem možnost brát a házet předměty a s tím spojené přepínání kamer mezi mířící kamerou a kamerou s pohledem ze třetí osoby pomocí pravého kliknutí myši a k tomu </w:t>
       </w:r>
       <w:proofErr w:type="spellStart"/>
       <w:r>
@@ -13263,10 +12693,66 @@
       </w:r>
       <w:proofErr w:type="spellEnd"/>
       <w:r>
+        <w:t xml:space="preserve"> pro míření. Dále jsem vytvořil lektvary pro zlepšení schopností hlavní postavy, mezi které patří například lektvar pro zpomalení času, lektvar pro zrychlení a lektvar pro super skok.</w:t>
+      </w:r>
+    </w:p>
+    <w:p>
+      <w:pPr>
+        <w:ind w:firstLine="357"/>
+      </w:pPr>
+      <w:r>
+        <w:t>V</w:t>
+      </w:r>
+      <w:r>
+        <w:t>e druhém</w:t>
+      </w:r>
+      <w:r>
+        <w:t xml:space="preserve"> pololetí hodlám dodělat zbytek všech ostatních cílů, ať už ty, co jsou zmíněné jako nesplněné, tak ty, ke kterým jsem se ještě nedostal. Mezi ně se řadí </w:t>
+      </w:r>
+      <w:r>
+        <w:t>skryté cesty, díky kterým se mám</w:t>
+      </w:r>
+      <w:r>
         <w:t xml:space="preserve"> </w:t>
       </w:r>
       <w:r>
-        <w:t xml:space="preserve">pro míření. Dále jsem vytvořil lektvary pro zlepšení schopností hlavní postavy, jmenovitě to jsou: lektvar pro zpomalení času, lektvar pro zrychlení a lektvar pro super skok. </w:t>
+        <w:t>dostat vždy k</w:t>
+      </w:r>
+      <w:r>
+        <w:t> </w:t>
+      </w:r>
+      <w:r>
+        <w:t>jednomu</w:t>
+      </w:r>
+      <w:r>
+        <w:t xml:space="preserve"> </w:t>
+      </w:r>
+      <w:r>
+        <w:t>z lektvarů.</w:t>
+      </w:r>
+      <w:r>
+        <w:t xml:space="preserve"> Dále taktéž hodlám udělat všechny </w:t>
+      </w:r>
+      <w:r>
+        <w:t>zvuky, ale zatím si nejsem jistý, zda</w:t>
+      </w:r>
+      <w:r>
+        <w:t xml:space="preserve"> </w:t>
+      </w:r>
+      <w:r>
+        <w:t xml:space="preserve">mezi některé z nich zapojím svoji představu a vytvořím je, </w:t>
+      </w:r>
+      <w:r>
+        <w:t>nebo je budu kompletně hledat</w:t>
+      </w:r>
+      <w:r>
+        <w:t xml:space="preserve"> </w:t>
+      </w:r>
+      <w:r>
+        <w:t xml:space="preserve">na internetu. Poslední úkol, ke kterému jsem se zatím nedostal je uživatelské rozhraní (GUI). Tímto </w:t>
+      </w:r>
+      <w:r>
+        <w:t>úkolem bych měl zkompletovat a završit celý tento projekt.</w:t>
       </w:r>
     </w:p>
     <w:p>
@@ -13274,7 +12760,7 @@
         <w:br w:type="page"/>
       </w:r>
     </w:p>
-    <w:bookmarkStart w:id="50" w:name="_Toc187737799" w:displacedByCustomXml="next"/>
+    <w:bookmarkStart w:id="53" w:name="_Toc187782216" w:displacedByCustomXml="next"/>
     <w:sdt>
       <w:sdtPr>
         <w:rPr>
@@ -13298,11 +12784,16 @@
         <w:p>
           <w:pPr>
             <w:pStyle w:val="Nadpis1"/>
+            <w:numPr>
+              <w:ilvl w:val="0"/>
+              <w:numId w:val="0"/>
+            </w:numPr>
+            <w:ind w:left="788"/>
           </w:pPr>
           <w:r>
             <w:t>Použitá literatura</w:t>
           </w:r>
-          <w:bookmarkEnd w:id="50"/>
+          <w:bookmarkEnd w:id="53"/>
         </w:p>
         <w:p>
           <w:pPr>
@@ -13310,7 +12801,6 @@
             <w:rPr>
               <w:b/>
               <w:bCs/>
-              <w:noProof/>
               <w:sz w:val="24"/>
               <w:szCs w:val="24"/>
             </w:rPr>
@@ -13325,34 +12815,64 @@
             <w:fldChar w:fldCharType="separate"/>
           </w:r>
           <w:r>
-            <w:rPr>
-              <w:noProof/>
-            </w:rPr>
             <w:t xml:space="preserve">1. </w:t>
           </w:r>
           <w:r>
             <w:rPr>
               <w:b/>
               <w:bCs/>
-              <w:noProof/>
-            </w:rPr>
-            <w:t xml:space="preserve">PROČ SI TO ZAS DĚLÁM?! ALTF4 - Youtube. </w:t>
-          </w:r>
+            </w:rPr>
+            <w:t xml:space="preserve">PROČ SI TO ZAS DĚLÁM?! </w:t>
+          </w:r>
+          <w:proofErr w:type="gramStart"/>
+          <w:r>
+            <w:rPr>
+              <w:b/>
+              <w:bCs/>
+            </w:rPr>
+            <w:t xml:space="preserve">ALTF4 - </w:t>
+          </w:r>
+          <w:proofErr w:type="spellStart"/>
+          <w:r>
+            <w:rPr>
+              <w:b/>
+              <w:bCs/>
+            </w:rPr>
+            <w:t>Youtube</w:t>
+          </w:r>
+          <w:proofErr w:type="spellEnd"/>
+          <w:proofErr w:type="gramEnd"/>
+          <w:r>
+            <w:rPr>
+              <w:b/>
+              <w:bCs/>
+            </w:rPr>
+            <w:t xml:space="preserve">. </w:t>
+          </w:r>
+          <w:proofErr w:type="spellStart"/>
           <w:r>
             <w:rPr>
               <w:b/>
               <w:bCs/>
               <w:i/>
               <w:iCs/>
-              <w:noProof/>
-            </w:rPr>
-            <w:t xml:space="preserve">Youtube. </w:t>
-          </w:r>
-          <w:r>
-            <w:rPr>
-              <w:b/>
-              <w:bCs/>
-              <w:noProof/>
+            </w:rPr>
+            <w:t>Youtube</w:t>
+          </w:r>
+          <w:proofErr w:type="spellEnd"/>
+          <w:r>
+            <w:rPr>
+              <w:b/>
+              <w:bCs/>
+              <w:i/>
+              <w:iCs/>
+            </w:rPr>
+            <w:t xml:space="preserve">. </w:t>
+          </w:r>
+          <w:r>
+            <w:rPr>
+              <w:b/>
+              <w:bCs/>
             </w:rPr>
             <w:t>[Online] [Citace: 14. 1. 2025.] https://www.youtube.com/watch?v=LWt7xg_fC3A.</w:t>
           </w:r>
@@ -13363,32 +12883,80 @@
             <w:rPr>
               <w:b/>
               <w:bCs/>
-              <w:noProof/>
             </w:rPr>
           </w:pPr>
           <w:r>
             <w:rPr>
               <w:b/>
               <w:bCs/>
-              <w:noProof/>
-            </w:rPr>
-            <w:t xml:space="preserve">2. Osobní rekord! - Jump King - Youtube. </w:t>
-          </w:r>
+            </w:rPr>
+            <w:t xml:space="preserve">2. Osobní rekord! - </w:t>
+          </w:r>
+          <w:proofErr w:type="spellStart"/>
+          <w:r>
+            <w:rPr>
+              <w:b/>
+              <w:bCs/>
+            </w:rPr>
+            <w:t>Jump</w:t>
+          </w:r>
+          <w:proofErr w:type="spellEnd"/>
+          <w:r>
+            <w:rPr>
+              <w:b/>
+              <w:bCs/>
+            </w:rPr>
+            <w:t xml:space="preserve"> </w:t>
+          </w:r>
+          <w:proofErr w:type="gramStart"/>
+          <w:r>
+            <w:rPr>
+              <w:b/>
+              <w:bCs/>
+            </w:rPr>
+            <w:t xml:space="preserve">King - </w:t>
+          </w:r>
+          <w:proofErr w:type="spellStart"/>
+          <w:r>
+            <w:rPr>
+              <w:b/>
+              <w:bCs/>
+            </w:rPr>
+            <w:t>Youtube</w:t>
+          </w:r>
+          <w:proofErr w:type="spellEnd"/>
+          <w:proofErr w:type="gramEnd"/>
+          <w:r>
+            <w:rPr>
+              <w:b/>
+              <w:bCs/>
+            </w:rPr>
+            <w:t xml:space="preserve">. </w:t>
+          </w:r>
+          <w:proofErr w:type="spellStart"/>
           <w:r>
             <w:rPr>
               <w:b/>
               <w:bCs/>
               <w:i/>
               <w:iCs/>
-              <w:noProof/>
-            </w:rPr>
-            <w:t xml:space="preserve">Youtube. </w:t>
-          </w:r>
-          <w:r>
-            <w:rPr>
-              <w:b/>
-              <w:bCs/>
-              <w:noProof/>
+            </w:rPr>
+            <w:t>Youtube</w:t>
+          </w:r>
+          <w:proofErr w:type="spellEnd"/>
+          <w:r>
+            <w:rPr>
+              <w:b/>
+              <w:bCs/>
+              <w:i/>
+              <w:iCs/>
+            </w:rPr>
+            <w:t xml:space="preserve">. </w:t>
+          </w:r>
+          <w:r>
+            <w:rPr>
+              <w:b/>
+              <w:bCs/>
             </w:rPr>
             <w:t>[Online] [Citace: 14. 1. 2025.] https://www.youtube.com/watch?v=O-GC_eLPoek.</w:t>
           </w:r>
@@ -13399,32 +12967,71 @@
             <w:rPr>
               <w:b/>
               <w:bCs/>
-              <w:noProof/>
             </w:rPr>
           </w:pPr>
           <w:r>
             <w:rPr>
               <w:b/>
               <w:bCs/>
-              <w:noProof/>
-            </w:rPr>
-            <w:t xml:space="preserve">3. PIJU pokaždé, když se rozsekám ve VOZÍKU! - Youtube. </w:t>
-          </w:r>
+            </w:rPr>
+            <w:t xml:space="preserve">3. </w:t>
+          </w:r>
+          <w:proofErr w:type="gramStart"/>
+          <w:r>
+            <w:rPr>
+              <w:b/>
+              <w:bCs/>
+            </w:rPr>
+            <w:t>PIJU</w:t>
+          </w:r>
+          <w:proofErr w:type="gramEnd"/>
+          <w:r>
+            <w:rPr>
+              <w:b/>
+              <w:bCs/>
+            </w:rPr>
+            <w:t xml:space="preserve"> pokaždé, když se rozsekám ve VOZÍKU! - </w:t>
+          </w:r>
+          <w:proofErr w:type="spellStart"/>
+          <w:r>
+            <w:rPr>
+              <w:b/>
+              <w:bCs/>
+            </w:rPr>
+            <w:t>Youtube</w:t>
+          </w:r>
+          <w:proofErr w:type="spellEnd"/>
+          <w:r>
+            <w:rPr>
+              <w:b/>
+              <w:bCs/>
+            </w:rPr>
+            <w:t xml:space="preserve">. </w:t>
+          </w:r>
+          <w:proofErr w:type="spellStart"/>
           <w:r>
             <w:rPr>
               <w:b/>
               <w:bCs/>
               <w:i/>
               <w:iCs/>
-              <w:noProof/>
-            </w:rPr>
-            <w:t xml:space="preserve">Youtube. </w:t>
-          </w:r>
-          <w:r>
-            <w:rPr>
-              <w:b/>
-              <w:bCs/>
-              <w:noProof/>
+            </w:rPr>
+            <w:t>Youtube</w:t>
+          </w:r>
+          <w:proofErr w:type="spellEnd"/>
+          <w:r>
+            <w:rPr>
+              <w:b/>
+              <w:bCs/>
+              <w:i/>
+              <w:iCs/>
+            </w:rPr>
+            <w:t xml:space="preserve">. </w:t>
+          </w:r>
+          <w:r>
+            <w:rPr>
+              <w:b/>
+              <w:bCs/>
             </w:rPr>
             <w:t>[Online] [Citace: 14. 1. 2025.] https://www.youtube.com/watch?v=FAfCs4zXMYw&amp;list=PLIO7VUzfNfIVBBfZGrYQlx3k1-sp9WInZ&amp;index=6.</w:t>
           </w:r>
@@ -13435,16 +13042,62 @@
             <w:rPr>
               <w:b/>
               <w:bCs/>
-              <w:noProof/>
             </w:rPr>
           </w:pPr>
           <w:r>
             <w:rPr>
               <w:b/>
               <w:bCs/>
-              <w:noProof/>
-            </w:rPr>
-            <w:t xml:space="preserve">4. Programming and scripting with Unity. </w:t>
+            </w:rPr>
+            <w:t xml:space="preserve">4. </w:t>
+          </w:r>
+          <w:proofErr w:type="spellStart"/>
+          <w:r>
+            <w:rPr>
+              <w:b/>
+              <w:bCs/>
+            </w:rPr>
+            <w:t>Programming</w:t>
+          </w:r>
+          <w:proofErr w:type="spellEnd"/>
+          <w:r>
+            <w:rPr>
+              <w:b/>
+              <w:bCs/>
+            </w:rPr>
+            <w:t xml:space="preserve"> and </w:t>
+          </w:r>
+          <w:proofErr w:type="spellStart"/>
+          <w:r>
+            <w:rPr>
+              <w:b/>
+              <w:bCs/>
+            </w:rPr>
+            <w:t>scripting</w:t>
+          </w:r>
+          <w:proofErr w:type="spellEnd"/>
+          <w:r>
+            <w:rPr>
+              <w:b/>
+              <w:bCs/>
+            </w:rPr>
+            <w:t xml:space="preserve"> </w:t>
+          </w:r>
+          <w:proofErr w:type="spellStart"/>
+          <w:r>
+            <w:rPr>
+              <w:b/>
+              <w:bCs/>
+            </w:rPr>
+            <w:t>with</w:t>
+          </w:r>
+          <w:proofErr w:type="spellEnd"/>
+          <w:r>
+            <w:rPr>
+              <w:b/>
+              <w:bCs/>
+            </w:rPr>
+            <w:t xml:space="preserve"> Unity. </w:t>
           </w:r>
           <w:r>
             <w:rPr>
@@ -13452,7 +13105,6 @@
               <w:bCs/>
               <w:i/>
               <w:iCs/>
-              <w:noProof/>
             </w:rPr>
             <w:t xml:space="preserve">Unity. </w:t>
           </w:r>
@@ -13460,7 +13112,6 @@
             <w:rPr>
               <w:b/>
               <w:bCs/>
-              <w:noProof/>
             </w:rPr>
             <w:t>[Online] [Citace: 13. 1. 2025.] https://unity.com/solutions/programming.</w:t>
           </w:r>
@@ -13471,16 +13122,46 @@
             <w:rPr>
               <w:b/>
               <w:bCs/>
-              <w:noProof/>
             </w:rPr>
           </w:pPr>
           <w:r>
             <w:rPr>
               <w:b/>
               <w:bCs/>
-              <w:noProof/>
-            </w:rPr>
-            <w:t xml:space="preserve">5. Visual Studio 2022 IDE - programovací jazyk pro vývojáře software. </w:t>
+            </w:rPr>
+            <w:t xml:space="preserve">5. </w:t>
+          </w:r>
+          <w:proofErr w:type="spellStart"/>
+          <w:r>
+            <w:rPr>
+              <w:b/>
+              <w:bCs/>
+            </w:rPr>
+            <w:t>Visual</w:t>
+          </w:r>
+          <w:proofErr w:type="spellEnd"/>
+          <w:r>
+            <w:rPr>
+              <w:b/>
+              <w:bCs/>
+            </w:rPr>
+            <w:t xml:space="preserve"> Studio 2022 </w:t>
+          </w:r>
+          <w:proofErr w:type="gramStart"/>
+          <w:r>
+            <w:rPr>
+              <w:b/>
+              <w:bCs/>
+            </w:rPr>
+            <w:t>IDE - programovací</w:t>
+          </w:r>
+          <w:proofErr w:type="gramEnd"/>
+          <w:r>
+            <w:rPr>
+              <w:b/>
+              <w:bCs/>
+            </w:rPr>
+            <w:t xml:space="preserve"> jazyk pro vývojáře software. </w:t>
           </w:r>
           <w:r>
             <w:rPr>
@@ -13488,7 +13169,6 @@
               <w:bCs/>
               <w:i/>
               <w:iCs/>
-              <w:noProof/>
             </w:rPr>
             <w:t xml:space="preserve">Microsoft. </w:t>
           </w:r>
@@ -13496,7 +13176,6 @@
             <w:rPr>
               <w:b/>
               <w:bCs/>
-              <w:noProof/>
             </w:rPr>
             <w:t>[Online] [Citace: 13. 1. 2025.] https://visualstudio.microsoft.com/cs/vs/.</w:t>
           </w:r>
@@ -13507,16 +13186,87 @@
             <w:rPr>
               <w:b/>
               <w:bCs/>
-              <w:noProof/>
             </w:rPr>
           </w:pPr>
           <w:r>
             <w:rPr>
               <w:b/>
               <w:bCs/>
-              <w:noProof/>
-            </w:rPr>
-            <w:t xml:space="preserve">6. A tour of the C# - Overwiev - C# | Microsoft Learn. </w:t>
+            </w:rPr>
+            <w:t xml:space="preserve">6. A tour </w:t>
+          </w:r>
+          <w:proofErr w:type="spellStart"/>
+          <w:r>
+            <w:rPr>
+              <w:b/>
+              <w:bCs/>
+            </w:rPr>
+            <w:t>of</w:t>
+          </w:r>
+          <w:proofErr w:type="spellEnd"/>
+          <w:r>
+            <w:rPr>
+              <w:b/>
+              <w:bCs/>
+            </w:rPr>
+            <w:t xml:space="preserve"> </w:t>
+          </w:r>
+          <w:proofErr w:type="spellStart"/>
+          <w:r>
+            <w:rPr>
+              <w:b/>
+              <w:bCs/>
+            </w:rPr>
+            <w:t>the</w:t>
+          </w:r>
+          <w:proofErr w:type="spellEnd"/>
+          <w:r>
+            <w:rPr>
+              <w:b/>
+              <w:bCs/>
+            </w:rPr>
+            <w:t xml:space="preserve"> </w:t>
+          </w:r>
+          <w:proofErr w:type="gramStart"/>
+          <w:r>
+            <w:rPr>
+              <w:b/>
+              <w:bCs/>
+            </w:rPr>
+            <w:t xml:space="preserve">C# - </w:t>
+          </w:r>
+          <w:proofErr w:type="spellStart"/>
+          <w:r>
+            <w:rPr>
+              <w:b/>
+              <w:bCs/>
+            </w:rPr>
+            <w:t>Overwiev</w:t>
+          </w:r>
+          <w:proofErr w:type="spellEnd"/>
+          <w:proofErr w:type="gramEnd"/>
+          <w:r>
+            <w:rPr>
+              <w:b/>
+              <w:bCs/>
+            </w:rPr>
+            <w:t xml:space="preserve"> - C# | Microsoft </w:t>
+          </w:r>
+          <w:proofErr w:type="spellStart"/>
+          <w:r>
+            <w:rPr>
+              <w:b/>
+              <w:bCs/>
+            </w:rPr>
+            <w:t>Learn</w:t>
+          </w:r>
+          <w:proofErr w:type="spellEnd"/>
+          <w:r>
+            <w:rPr>
+              <w:b/>
+              <w:bCs/>
+            </w:rPr>
+            <w:t xml:space="preserve">. </w:t>
           </w:r>
           <w:r>
             <w:rPr>
@@ -13524,15 +13274,33 @@
               <w:bCs/>
               <w:i/>
               <w:iCs/>
-              <w:noProof/>
-            </w:rPr>
-            <w:t xml:space="preserve">Microsoft Learn. </w:t>
-          </w:r>
-          <w:r>
-            <w:rPr>
-              <w:b/>
-              <w:bCs/>
-              <w:noProof/>
+            </w:rPr>
+            <w:t xml:space="preserve">Microsoft </w:t>
+          </w:r>
+          <w:proofErr w:type="spellStart"/>
+          <w:r>
+            <w:rPr>
+              <w:b/>
+              <w:bCs/>
+              <w:i/>
+              <w:iCs/>
+            </w:rPr>
+            <w:t>Learn</w:t>
+          </w:r>
+          <w:proofErr w:type="spellEnd"/>
+          <w:r>
+            <w:rPr>
+              <w:b/>
+              <w:bCs/>
+              <w:i/>
+              <w:iCs/>
+            </w:rPr>
+            <w:t xml:space="preserve">. </w:t>
+          </w:r>
+          <w:r>
+            <w:rPr>
+              <w:b/>
+              <w:bCs/>
             </w:rPr>
             <w:t>[Online] [Citace: 13. 1. 2025.] https://learn.microsoft.com/en-us/dotnet/csharp/tour-of-csharp/.</w:t>
           </w:r>
@@ -13543,32 +13311,55 @@
             <w:rPr>
               <w:b/>
               <w:bCs/>
-              <w:noProof/>
             </w:rPr>
           </w:pPr>
           <w:r>
             <w:rPr>
               <w:b/>
               <w:bCs/>
-              <w:noProof/>
-            </w:rPr>
-            <w:t xml:space="preserve">7. ChatGPT popis a parafráze. </w:t>
-          </w:r>
+            </w:rPr>
+            <w:t xml:space="preserve">7. </w:t>
+          </w:r>
+          <w:proofErr w:type="spellStart"/>
+          <w:r>
+            <w:rPr>
+              <w:b/>
+              <w:bCs/>
+            </w:rPr>
+            <w:t>ChatGPT</w:t>
+          </w:r>
+          <w:proofErr w:type="spellEnd"/>
+          <w:r>
+            <w:rPr>
+              <w:b/>
+              <w:bCs/>
+            </w:rPr>
+            <w:t xml:space="preserve"> popis a parafráze. </w:t>
+          </w:r>
+          <w:proofErr w:type="spellStart"/>
           <w:r>
             <w:rPr>
               <w:b/>
               <w:bCs/>
               <w:i/>
               <w:iCs/>
-              <w:noProof/>
-            </w:rPr>
-            <w:t xml:space="preserve">ChatGPT. </w:t>
-          </w:r>
-          <w:r>
-            <w:rPr>
-              <w:b/>
-              <w:bCs/>
-              <w:noProof/>
+            </w:rPr>
+            <w:t>ChatGPT</w:t>
+          </w:r>
+          <w:proofErr w:type="spellEnd"/>
+          <w:r>
+            <w:rPr>
+              <w:b/>
+              <w:bCs/>
+              <w:i/>
+              <w:iCs/>
+            </w:rPr>
+            <w:t xml:space="preserve">. </w:t>
+          </w:r>
+          <w:r>
+            <w:rPr>
+              <w:b/>
+              <w:bCs/>
             </w:rPr>
             <w:t>[Online] [Citace: 13. 1. 2025.] https://chatgpt.com/share/678577c5-76f0-8007-baf4-82cd62827d5d.</w:t>
           </w:r>
@@ -13579,32 +13370,116 @@
             <w:rPr>
               <w:b/>
               <w:bCs/>
-              <w:noProof/>
             </w:rPr>
           </w:pPr>
           <w:r>
             <w:rPr>
               <w:b/>
               <w:bCs/>
-              <w:noProof/>
-            </w:rPr>
-            <w:t xml:space="preserve">8. Chatgpt Vector Logo - Download Free. </w:t>
-          </w:r>
+            </w:rPr>
+            <w:t xml:space="preserve">8. </w:t>
+          </w:r>
+          <w:proofErr w:type="spellStart"/>
+          <w:r>
+            <w:rPr>
+              <w:b/>
+              <w:bCs/>
+            </w:rPr>
+            <w:t>Chatgpt</w:t>
+          </w:r>
+          <w:proofErr w:type="spellEnd"/>
+          <w:r>
+            <w:rPr>
+              <w:b/>
+              <w:bCs/>
+            </w:rPr>
+            <w:t xml:space="preserve"> </w:t>
+          </w:r>
+          <w:proofErr w:type="spellStart"/>
+          <w:r>
+            <w:rPr>
+              <w:b/>
+              <w:bCs/>
+            </w:rPr>
+            <w:t>Vector</w:t>
+          </w:r>
+          <w:proofErr w:type="spellEnd"/>
+          <w:r>
+            <w:rPr>
+              <w:b/>
+              <w:bCs/>
+            </w:rPr>
+            <w:t xml:space="preserve"> </w:t>
+          </w:r>
+          <w:proofErr w:type="gramStart"/>
+          <w:r>
+            <w:rPr>
+              <w:b/>
+              <w:bCs/>
+            </w:rPr>
+            <w:t xml:space="preserve">Logo - </w:t>
+          </w:r>
+          <w:proofErr w:type="spellStart"/>
+          <w:r>
+            <w:rPr>
+              <w:b/>
+              <w:bCs/>
+            </w:rPr>
+            <w:t>Download</w:t>
+          </w:r>
+          <w:proofErr w:type="spellEnd"/>
+          <w:proofErr w:type="gramEnd"/>
+          <w:r>
+            <w:rPr>
+              <w:b/>
+              <w:bCs/>
+            </w:rPr>
+            <w:t xml:space="preserve"> Free. </w:t>
+          </w:r>
+          <w:proofErr w:type="spellStart"/>
           <w:r>
             <w:rPr>
               <w:b/>
               <w:bCs/>
               <w:i/>
               <w:iCs/>
-              <w:noProof/>
-            </w:rPr>
-            <w:t xml:space="preserve">World Vector Logo. </w:t>
-          </w:r>
-          <w:r>
-            <w:rPr>
-              <w:b/>
-              <w:bCs/>
-              <w:noProof/>
+            </w:rPr>
+            <w:t>World</w:t>
+          </w:r>
+          <w:proofErr w:type="spellEnd"/>
+          <w:r>
+            <w:rPr>
+              <w:b/>
+              <w:bCs/>
+              <w:i/>
+              <w:iCs/>
+            </w:rPr>
+            <w:t xml:space="preserve"> </w:t>
+          </w:r>
+          <w:proofErr w:type="spellStart"/>
+          <w:r>
+            <w:rPr>
+              <w:b/>
+              <w:bCs/>
+              <w:i/>
+              <w:iCs/>
+            </w:rPr>
+            <w:t>Vector</w:t>
+          </w:r>
+          <w:proofErr w:type="spellEnd"/>
+          <w:r>
+            <w:rPr>
+              <w:b/>
+              <w:bCs/>
+              <w:i/>
+              <w:iCs/>
+            </w:rPr>
+            <w:t xml:space="preserve"> Logo. </w:t>
+          </w:r>
+          <w:r>
+            <w:rPr>
+              <w:b/>
+              <w:bCs/>
             </w:rPr>
             <w:t>[Online] [Citace: 13. 1. 2025.] https://worldvectorlogo.com/logo/chatgpt-6.</w:t>
           </w:r>
@@ -13615,32 +13490,55 @@
             <w:rPr>
               <w:b/>
               <w:bCs/>
-              <w:noProof/>
             </w:rPr>
           </w:pPr>
           <w:r>
             <w:rPr>
               <w:b/>
               <w:bCs/>
-              <w:noProof/>
-            </w:rPr>
-            <w:t xml:space="preserve">9. ChatGPT popis a parafráze. </w:t>
-          </w:r>
+            </w:rPr>
+            <w:t xml:space="preserve">9. </w:t>
+          </w:r>
+          <w:proofErr w:type="spellStart"/>
+          <w:r>
+            <w:rPr>
+              <w:b/>
+              <w:bCs/>
+            </w:rPr>
+            <w:t>ChatGPT</w:t>
+          </w:r>
+          <w:proofErr w:type="spellEnd"/>
+          <w:r>
+            <w:rPr>
+              <w:b/>
+              <w:bCs/>
+            </w:rPr>
+            <w:t xml:space="preserve"> popis a parafráze. </w:t>
+          </w:r>
+          <w:proofErr w:type="spellStart"/>
           <w:r>
             <w:rPr>
               <w:b/>
               <w:bCs/>
               <w:i/>
               <w:iCs/>
-              <w:noProof/>
-            </w:rPr>
-            <w:t xml:space="preserve">ChatGPT. </w:t>
-          </w:r>
-          <w:r>
-            <w:rPr>
-              <w:b/>
-              <w:bCs/>
-              <w:noProof/>
+            </w:rPr>
+            <w:t>ChatGPT</w:t>
+          </w:r>
+          <w:proofErr w:type="spellEnd"/>
+          <w:r>
+            <w:rPr>
+              <w:b/>
+              <w:bCs/>
+              <w:i/>
+              <w:iCs/>
+            </w:rPr>
+            <w:t xml:space="preserve">. </w:t>
+          </w:r>
+          <w:r>
+            <w:rPr>
+              <w:b/>
+              <w:bCs/>
             </w:rPr>
             <w:t>[Online] [Citace: 13. 1. 2025.] https://chatgpt.com/share/678577c5-76f0-8007-baf4-82cd62827d5d.</w:t>
           </w:r>
@@ -13651,32 +13549,55 @@
             <w:rPr>
               <w:b/>
               <w:bCs/>
-              <w:noProof/>
             </w:rPr>
           </w:pPr>
           <w:r>
             <w:rPr>
               <w:b/>
               <w:bCs/>
-              <w:noProof/>
-            </w:rPr>
-            <w:t xml:space="preserve">10. ChatGPT popis a parafráze. </w:t>
-          </w:r>
+            </w:rPr>
+            <w:t xml:space="preserve">10. </w:t>
+          </w:r>
+          <w:proofErr w:type="spellStart"/>
+          <w:r>
+            <w:rPr>
+              <w:b/>
+              <w:bCs/>
+            </w:rPr>
+            <w:t>ChatGPT</w:t>
+          </w:r>
+          <w:proofErr w:type="spellEnd"/>
+          <w:r>
+            <w:rPr>
+              <w:b/>
+              <w:bCs/>
+            </w:rPr>
+            <w:t xml:space="preserve"> popis a parafráze. </w:t>
+          </w:r>
+          <w:proofErr w:type="spellStart"/>
           <w:r>
             <w:rPr>
               <w:b/>
               <w:bCs/>
               <w:i/>
               <w:iCs/>
-              <w:noProof/>
-            </w:rPr>
-            <w:t xml:space="preserve">ChatGPT. </w:t>
-          </w:r>
-          <w:r>
-            <w:rPr>
-              <w:b/>
-              <w:bCs/>
-              <w:noProof/>
+            </w:rPr>
+            <w:t>ChatGPT</w:t>
+          </w:r>
+          <w:proofErr w:type="spellEnd"/>
+          <w:r>
+            <w:rPr>
+              <w:b/>
+              <w:bCs/>
+              <w:i/>
+              <w:iCs/>
+            </w:rPr>
+            <w:t xml:space="preserve">. </w:t>
+          </w:r>
+          <w:r>
+            <w:rPr>
+              <w:b/>
+              <w:bCs/>
             </w:rPr>
             <w:t>[Online] [Citace: 13. 1. 2025.] https://chatgpt.com/share/678577c5-76f0-8007-baf4-82cd62827d5d.</w:t>
           </w:r>
@@ -13687,16 +13608,94 @@
             <w:rPr>
               <w:b/>
               <w:bCs/>
-              <w:noProof/>
             </w:rPr>
           </w:pPr>
           <w:r>
             <w:rPr>
               <w:b/>
               <w:bCs/>
-              <w:noProof/>
-            </w:rPr>
-            <w:t xml:space="preserve">11. Anton Puzanov - Asset Store. </w:t>
+            </w:rPr>
+            <w:t xml:space="preserve">11. </w:t>
+          </w:r>
+          <w:proofErr w:type="spellStart"/>
+          <w:r>
+            <w:rPr>
+              <w:b/>
+              <w:bCs/>
+            </w:rPr>
+            <w:t>Modular</w:t>
+          </w:r>
+          <w:proofErr w:type="spellEnd"/>
+          <w:r>
+            <w:rPr>
+              <w:b/>
+              <w:bCs/>
+            </w:rPr>
+            <w:t xml:space="preserve"> </w:t>
+          </w:r>
+          <w:proofErr w:type="spellStart"/>
+          <w:r>
+            <w:rPr>
+              <w:b/>
+              <w:bCs/>
+            </w:rPr>
+            <w:t>Sewer</w:t>
+          </w:r>
+          <w:proofErr w:type="spellEnd"/>
+          <w:r>
+            <w:rPr>
+              <w:b/>
+              <w:bCs/>
+            </w:rPr>
+            <w:t xml:space="preserve"> </w:t>
+          </w:r>
+          <w:proofErr w:type="spellStart"/>
+          <w:r>
+            <w:rPr>
+              <w:b/>
+              <w:bCs/>
+            </w:rPr>
+            <w:t>Props</w:t>
+          </w:r>
+          <w:proofErr w:type="spellEnd"/>
+          <w:r>
+            <w:rPr>
+              <w:b/>
+              <w:bCs/>
+            </w:rPr>
+            <w:t xml:space="preserve"> | </w:t>
+          </w:r>
+          <w:proofErr w:type="gramStart"/>
+          <w:r>
+            <w:rPr>
+              <w:b/>
+              <w:bCs/>
+            </w:rPr>
+            <w:t>3D</w:t>
+          </w:r>
+          <w:proofErr w:type="gramEnd"/>
+          <w:r>
+            <w:rPr>
+              <w:b/>
+              <w:bCs/>
+            </w:rPr>
+            <w:t xml:space="preserve"> </w:t>
+          </w:r>
+          <w:proofErr w:type="spellStart"/>
+          <w:r>
+            <w:rPr>
+              <w:b/>
+              <w:bCs/>
+            </w:rPr>
+            <w:t>Props</w:t>
+          </w:r>
+          <w:proofErr w:type="spellEnd"/>
+          <w:r>
+            <w:rPr>
+              <w:b/>
+              <w:bCs/>
+            </w:rPr>
+            <w:t xml:space="preserve"> | Unity. </w:t>
           </w:r>
           <w:r>
             <w:rPr>
@@ -13704,17 +13703,55 @@
               <w:bCs/>
               <w:i/>
               <w:iCs/>
-              <w:noProof/>
-            </w:rPr>
-            <w:t xml:space="preserve">Unity Asset Store. </w:t>
-          </w:r>
-          <w:r>
-            <w:rPr>
-              <w:b/>
-              <w:bCs/>
-              <w:noProof/>
-            </w:rPr>
-            <w:t>[Online] [Citace: 13. 1. 2025.] https://assetstore.unity.com/publishers/43856.</w:t>
+            </w:rPr>
+            <w:t xml:space="preserve">Unity </w:t>
+          </w:r>
+          <w:proofErr w:type="spellStart"/>
+          <w:r>
+            <w:rPr>
+              <w:b/>
+              <w:bCs/>
+              <w:i/>
+              <w:iCs/>
+            </w:rPr>
+            <w:t>Asset</w:t>
+          </w:r>
+          <w:proofErr w:type="spellEnd"/>
+          <w:r>
+            <w:rPr>
+              <w:b/>
+              <w:bCs/>
+              <w:i/>
+              <w:iCs/>
+            </w:rPr>
+            <w:t xml:space="preserve"> </w:t>
+          </w:r>
+          <w:proofErr w:type="spellStart"/>
+          <w:r>
+            <w:rPr>
+              <w:b/>
+              <w:bCs/>
+              <w:i/>
+              <w:iCs/>
+            </w:rPr>
+            <w:t>Store</w:t>
+          </w:r>
+          <w:proofErr w:type="spellEnd"/>
+          <w:r>
+            <w:rPr>
+              <w:b/>
+              <w:bCs/>
+              <w:i/>
+              <w:iCs/>
+            </w:rPr>
+            <w:t xml:space="preserve">. </w:t>
+          </w:r>
+          <w:r>
+            <w:rPr>
+              <w:b/>
+              <w:bCs/>
+            </w:rPr>
+            <w:t>[Online] [Citace: 14. 1. 2025.] https://assetstore.unity.com/packages/3d/props/modular-sewer-props-277458.</w:t>
           </w:r>
         </w:p>
         <w:p>
@@ -13723,16 +13760,64 @@
             <w:rPr>
               <w:b/>
               <w:bCs/>
-              <w:noProof/>
             </w:rPr>
           </w:pPr>
           <w:r>
             <w:rPr>
               <w:b/>
               <w:bCs/>
-              <w:noProof/>
-            </w:rPr>
-            <w:t xml:space="preserve">12. Warrior 3 | Characters | Unity Asset Store. </w:t>
+            </w:rPr>
+            <w:t xml:space="preserve">12. Anton </w:t>
+          </w:r>
+          <w:proofErr w:type="spellStart"/>
+          <w:proofErr w:type="gramStart"/>
+          <w:r>
+            <w:rPr>
+              <w:b/>
+              <w:bCs/>
+            </w:rPr>
+            <w:t>Puzanov</w:t>
+          </w:r>
+          <w:proofErr w:type="spellEnd"/>
+          <w:r>
+            <w:rPr>
+              <w:b/>
+              <w:bCs/>
+            </w:rPr>
+            <w:t xml:space="preserve"> - </w:t>
+          </w:r>
+          <w:proofErr w:type="spellStart"/>
+          <w:r>
+            <w:rPr>
+              <w:b/>
+              <w:bCs/>
+            </w:rPr>
+            <w:t>Asset</w:t>
+          </w:r>
+          <w:proofErr w:type="spellEnd"/>
+          <w:proofErr w:type="gramEnd"/>
+          <w:r>
+            <w:rPr>
+              <w:b/>
+              <w:bCs/>
+            </w:rPr>
+            <w:t xml:space="preserve"> </w:t>
+          </w:r>
+          <w:proofErr w:type="spellStart"/>
+          <w:r>
+            <w:rPr>
+              <w:b/>
+              <w:bCs/>
+            </w:rPr>
+            <w:t>Store</w:t>
+          </w:r>
+          <w:proofErr w:type="spellEnd"/>
+          <w:r>
+            <w:rPr>
+              <w:b/>
+              <w:bCs/>
+            </w:rPr>
+            <w:t xml:space="preserve">. </w:t>
           </w:r>
           <w:r>
             <w:rPr>
@@ -13740,17 +13825,55 @@
               <w:bCs/>
               <w:i/>
               <w:iCs/>
-              <w:noProof/>
-            </w:rPr>
-            <w:t xml:space="preserve">Unity Asset Store. </w:t>
-          </w:r>
-          <w:r>
-            <w:rPr>
-              <w:b/>
-              <w:bCs/>
-              <w:noProof/>
-            </w:rPr>
-            <w:t>[Online] [Citace: 13. 1. 2025.] https://assetstore.unity.com/packages/3d/characters/humanoids/fantasy/warrior-3-180877.</w:t>
+            </w:rPr>
+            <w:t xml:space="preserve">Unity </w:t>
+          </w:r>
+          <w:proofErr w:type="spellStart"/>
+          <w:r>
+            <w:rPr>
+              <w:b/>
+              <w:bCs/>
+              <w:i/>
+              <w:iCs/>
+            </w:rPr>
+            <w:t>Asset</w:t>
+          </w:r>
+          <w:proofErr w:type="spellEnd"/>
+          <w:r>
+            <w:rPr>
+              <w:b/>
+              <w:bCs/>
+              <w:i/>
+              <w:iCs/>
+            </w:rPr>
+            <w:t xml:space="preserve"> </w:t>
+          </w:r>
+          <w:proofErr w:type="spellStart"/>
+          <w:r>
+            <w:rPr>
+              <w:b/>
+              <w:bCs/>
+              <w:i/>
+              <w:iCs/>
+            </w:rPr>
+            <w:t>Store</w:t>
+          </w:r>
+          <w:proofErr w:type="spellEnd"/>
+          <w:r>
+            <w:rPr>
+              <w:b/>
+              <w:bCs/>
+              <w:i/>
+              <w:iCs/>
+            </w:rPr>
+            <w:t xml:space="preserve">. </w:t>
+          </w:r>
+          <w:r>
+            <w:rPr>
+              <w:b/>
+              <w:bCs/>
+            </w:rPr>
+            <w:t>[Online] [Citace: 13. 1. 2025.] https://assetstore.unity.com/publishers/43856.</w:t>
           </w:r>
         </w:p>
         <w:p>
@@ -13759,16 +13882,78 @@
             <w:rPr>
               <w:b/>
               <w:bCs/>
-              <w:noProof/>
             </w:rPr>
           </w:pPr>
           <w:r>
             <w:rPr>
               <w:b/>
               <w:bCs/>
-              <w:noProof/>
-            </w:rPr>
-            <w:t xml:space="preserve">13. Warrior Maiden | 3D animals | Unity Asset Store. </w:t>
+            </w:rPr>
+            <w:t xml:space="preserve">13. </w:t>
+          </w:r>
+          <w:proofErr w:type="spellStart"/>
+          <w:r>
+            <w:rPr>
+              <w:b/>
+              <w:bCs/>
+            </w:rPr>
+            <w:t>Warrior</w:t>
+          </w:r>
+          <w:proofErr w:type="spellEnd"/>
+          <w:r>
+            <w:rPr>
+              <w:b/>
+              <w:bCs/>
+            </w:rPr>
+            <w:t xml:space="preserve"> 3 | </w:t>
+          </w:r>
+          <w:proofErr w:type="spellStart"/>
+          <w:r>
+            <w:rPr>
+              <w:b/>
+              <w:bCs/>
+            </w:rPr>
+            <w:t>Characters</w:t>
+          </w:r>
+          <w:proofErr w:type="spellEnd"/>
+          <w:r>
+            <w:rPr>
+              <w:b/>
+              <w:bCs/>
+            </w:rPr>
+            <w:t xml:space="preserve"> | Unity </w:t>
+          </w:r>
+          <w:proofErr w:type="spellStart"/>
+          <w:r>
+            <w:rPr>
+              <w:b/>
+              <w:bCs/>
+            </w:rPr>
+            <w:t>Asset</w:t>
+          </w:r>
+          <w:proofErr w:type="spellEnd"/>
+          <w:r>
+            <w:rPr>
+              <w:b/>
+              <w:bCs/>
+            </w:rPr>
+            <w:t xml:space="preserve"> </w:t>
+          </w:r>
+          <w:proofErr w:type="spellStart"/>
+          <w:r>
+            <w:rPr>
+              <w:b/>
+              <w:bCs/>
+            </w:rPr>
+            <w:t>Store</w:t>
+          </w:r>
+          <w:proofErr w:type="spellEnd"/>
+          <w:r>
+            <w:rPr>
+              <w:b/>
+              <w:bCs/>
+            </w:rPr>
+            <w:t xml:space="preserve">. </w:t>
           </w:r>
           <w:r>
             <w:rPr>
@@ -13776,17 +13961,55 @@
               <w:bCs/>
               <w:i/>
               <w:iCs/>
-              <w:noProof/>
-            </w:rPr>
-            <w:t xml:space="preserve">Unity Asset Store. </w:t>
-          </w:r>
-          <w:r>
-            <w:rPr>
-              <w:b/>
-              <w:bCs/>
-              <w:noProof/>
-            </w:rPr>
-            <w:t>[Online] [Citace: 13. 1. 2025.] https://assetstore.unity.com/packages/3d/characters/animals/warrior-maiden-156715.</w:t>
+            </w:rPr>
+            <w:t xml:space="preserve">Unity </w:t>
+          </w:r>
+          <w:proofErr w:type="spellStart"/>
+          <w:r>
+            <w:rPr>
+              <w:b/>
+              <w:bCs/>
+              <w:i/>
+              <w:iCs/>
+            </w:rPr>
+            <w:t>Asset</w:t>
+          </w:r>
+          <w:proofErr w:type="spellEnd"/>
+          <w:r>
+            <w:rPr>
+              <w:b/>
+              <w:bCs/>
+              <w:i/>
+              <w:iCs/>
+            </w:rPr>
+            <w:t xml:space="preserve"> </w:t>
+          </w:r>
+          <w:proofErr w:type="spellStart"/>
+          <w:r>
+            <w:rPr>
+              <w:b/>
+              <w:bCs/>
+              <w:i/>
+              <w:iCs/>
+            </w:rPr>
+            <w:t>Store</w:t>
+          </w:r>
+          <w:proofErr w:type="spellEnd"/>
+          <w:r>
+            <w:rPr>
+              <w:b/>
+              <w:bCs/>
+              <w:i/>
+              <w:iCs/>
+            </w:rPr>
+            <w:t xml:space="preserve">. </w:t>
+          </w:r>
+          <w:r>
+            <w:rPr>
+              <w:b/>
+              <w:bCs/>
+            </w:rPr>
+            <w:t>[Online] [Citace: 13. 1. 2025.] https://assetstore.unity.com/packages/3d/characters/humanoids/fantasy/warrior-3-180877.</w:t>
           </w:r>
         </w:p>
         <w:p>
@@ -13795,16 +14018,110 @@
             <w:rPr>
               <w:b/>
               <w:bCs/>
-              <w:noProof/>
             </w:rPr>
           </w:pPr>
           <w:r>
             <w:rPr>
               <w:b/>
               <w:bCs/>
-              <w:noProof/>
-            </w:rPr>
-            <w:t xml:space="preserve">14. ALTF4 ve službě Steam. </w:t>
+            </w:rPr>
+            <w:t xml:space="preserve">14. </w:t>
+          </w:r>
+          <w:proofErr w:type="spellStart"/>
+          <w:r>
+            <w:rPr>
+              <w:b/>
+              <w:bCs/>
+            </w:rPr>
+            <w:t>Warrior</w:t>
+          </w:r>
+          <w:proofErr w:type="spellEnd"/>
+          <w:r>
+            <w:rPr>
+              <w:b/>
+              <w:bCs/>
+            </w:rPr>
+            <w:t xml:space="preserve"> </w:t>
+          </w:r>
+          <w:proofErr w:type="spellStart"/>
+          <w:r>
+            <w:rPr>
+              <w:b/>
+              <w:bCs/>
+            </w:rPr>
+            <w:t>Maiden</w:t>
+          </w:r>
+          <w:proofErr w:type="spellEnd"/>
+          <w:r>
+            <w:rPr>
+              <w:b/>
+              <w:bCs/>
+            </w:rPr>
+            <w:t xml:space="preserve"> | </w:t>
+          </w:r>
+          <w:proofErr w:type="gramStart"/>
+          <w:r>
+            <w:rPr>
+              <w:b/>
+              <w:bCs/>
+            </w:rPr>
+            <w:t>3D</w:t>
+          </w:r>
+          <w:proofErr w:type="gramEnd"/>
+          <w:r>
+            <w:rPr>
+              <w:b/>
+              <w:bCs/>
+            </w:rPr>
+            <w:t xml:space="preserve"> </w:t>
+          </w:r>
+          <w:proofErr w:type="spellStart"/>
+          <w:r>
+            <w:rPr>
+              <w:b/>
+              <w:bCs/>
+            </w:rPr>
+            <w:t>animals</w:t>
+          </w:r>
+          <w:proofErr w:type="spellEnd"/>
+          <w:r>
+            <w:rPr>
+              <w:b/>
+              <w:bCs/>
+            </w:rPr>
+            <w:t xml:space="preserve"> | Unity </w:t>
+          </w:r>
+          <w:proofErr w:type="spellStart"/>
+          <w:r>
+            <w:rPr>
+              <w:b/>
+              <w:bCs/>
+            </w:rPr>
+            <w:t>Asset</w:t>
+          </w:r>
+          <w:proofErr w:type="spellEnd"/>
+          <w:r>
+            <w:rPr>
+              <w:b/>
+              <w:bCs/>
+            </w:rPr>
+            <w:t xml:space="preserve"> </w:t>
+          </w:r>
+          <w:proofErr w:type="spellStart"/>
+          <w:r>
+            <w:rPr>
+              <w:b/>
+              <w:bCs/>
+            </w:rPr>
+            <w:t>Store</w:t>
+          </w:r>
+          <w:proofErr w:type="spellEnd"/>
+          <w:r>
+            <w:rPr>
+              <w:b/>
+              <w:bCs/>
+            </w:rPr>
+            <w:t xml:space="preserve">. </w:t>
           </w:r>
           <w:r>
             <w:rPr>
@@ -13812,17 +14129,55 @@
               <w:bCs/>
               <w:i/>
               <w:iCs/>
-              <w:noProof/>
-            </w:rPr>
-            <w:t xml:space="preserve">Steam. </w:t>
-          </w:r>
-          <w:r>
-            <w:rPr>
-              <w:b/>
-              <w:bCs/>
-              <w:noProof/>
-            </w:rPr>
-            <w:t>[Online] [Citace: 13. 1. 2025.] https://store.steampowered.com/app/1137460/ALTF4/?l=czech.</w:t>
+            </w:rPr>
+            <w:t xml:space="preserve">Unity </w:t>
+          </w:r>
+          <w:proofErr w:type="spellStart"/>
+          <w:r>
+            <w:rPr>
+              <w:b/>
+              <w:bCs/>
+              <w:i/>
+              <w:iCs/>
+            </w:rPr>
+            <w:t>Asset</w:t>
+          </w:r>
+          <w:proofErr w:type="spellEnd"/>
+          <w:r>
+            <w:rPr>
+              <w:b/>
+              <w:bCs/>
+              <w:i/>
+              <w:iCs/>
+            </w:rPr>
+            <w:t xml:space="preserve"> </w:t>
+          </w:r>
+          <w:proofErr w:type="spellStart"/>
+          <w:r>
+            <w:rPr>
+              <w:b/>
+              <w:bCs/>
+              <w:i/>
+              <w:iCs/>
+            </w:rPr>
+            <w:t>Store</w:t>
+          </w:r>
+          <w:proofErr w:type="spellEnd"/>
+          <w:r>
+            <w:rPr>
+              <w:b/>
+              <w:bCs/>
+              <w:i/>
+              <w:iCs/>
+            </w:rPr>
+            <w:t xml:space="preserve">. </w:t>
+          </w:r>
+          <w:r>
+            <w:rPr>
+              <w:b/>
+              <w:bCs/>
+            </w:rPr>
+            <w:t>[Online] [Citace: 13. 1. 2025.] https://assetstore.unity.com/packages/3d/characters/animals/warrior-maiden-156715.</w:t>
           </w:r>
         </w:p>
         <w:p>
@@ -13831,34 +14186,57 @@
             <w:rPr>
               <w:b/>
               <w:bCs/>
-              <w:noProof/>
             </w:rPr>
           </w:pPr>
           <w:r>
             <w:rPr>
               <w:b/>
               <w:bCs/>
-              <w:noProof/>
-            </w:rPr>
-            <w:t xml:space="preserve">15. Jump King ve službě Steam. </w:t>
-          </w:r>
+            </w:rPr>
+            <w:t xml:space="preserve">15. ALTF4 ve službě </w:t>
+          </w:r>
+          <w:proofErr w:type="spellStart"/>
+          <w:r>
+            <w:rPr>
+              <w:b/>
+              <w:bCs/>
+            </w:rPr>
+            <w:t>Steam</w:t>
+          </w:r>
+          <w:proofErr w:type="spellEnd"/>
+          <w:r>
+            <w:rPr>
+              <w:b/>
+              <w:bCs/>
+            </w:rPr>
+            <w:t xml:space="preserve">. </w:t>
+          </w:r>
+          <w:proofErr w:type="spellStart"/>
           <w:r>
             <w:rPr>
               <w:b/>
               <w:bCs/>
               <w:i/>
               <w:iCs/>
-              <w:noProof/>
-            </w:rPr>
-            <w:t xml:space="preserve">Steam. </w:t>
-          </w:r>
-          <w:r>
-            <w:rPr>
-              <w:b/>
-              <w:bCs/>
-              <w:noProof/>
-            </w:rPr>
-            <w:t>[Online] [Citace: 13. 1. 2025.] https://store.steampowered.com/app/1061090/Jump_King/.</w:t>
+            </w:rPr>
+            <w:t>Steam</w:t>
+          </w:r>
+          <w:proofErr w:type="spellEnd"/>
+          <w:r>
+            <w:rPr>
+              <w:b/>
+              <w:bCs/>
+              <w:i/>
+              <w:iCs/>
+            </w:rPr>
+            <w:t xml:space="preserve">. </w:t>
+          </w:r>
+          <w:r>
+            <w:rPr>
+              <w:b/>
+              <w:bCs/>
+            </w:rPr>
+            <w:t>[Online] [Citace: 13. 1. 2025.] https://store.steampowered.com/app/1137460/ALTF4/?l=czech.</w:t>
           </w:r>
         </w:p>
         <w:p>
@@ -13867,34 +14245,73 @@
             <w:rPr>
               <w:b/>
               <w:bCs/>
-              <w:noProof/>
             </w:rPr>
           </w:pPr>
           <w:r>
             <w:rPr>
               <w:b/>
               <w:bCs/>
-              <w:noProof/>
-            </w:rPr>
-            <w:t xml:space="preserve">16. Slackers - Carts of Glory ve službě Steam. </w:t>
-          </w:r>
+            </w:rPr>
+            <w:t xml:space="preserve">16. </w:t>
+          </w:r>
+          <w:proofErr w:type="spellStart"/>
+          <w:r>
+            <w:rPr>
+              <w:b/>
+              <w:bCs/>
+            </w:rPr>
+            <w:t>Jump</w:t>
+          </w:r>
+          <w:proofErr w:type="spellEnd"/>
+          <w:r>
+            <w:rPr>
+              <w:b/>
+              <w:bCs/>
+            </w:rPr>
+            <w:t xml:space="preserve"> King ve službě </w:t>
+          </w:r>
+          <w:proofErr w:type="spellStart"/>
+          <w:r>
+            <w:rPr>
+              <w:b/>
+              <w:bCs/>
+            </w:rPr>
+            <w:t>Steam</w:t>
+          </w:r>
+          <w:proofErr w:type="spellEnd"/>
+          <w:r>
+            <w:rPr>
+              <w:b/>
+              <w:bCs/>
+            </w:rPr>
+            <w:t xml:space="preserve">. </w:t>
+          </w:r>
+          <w:proofErr w:type="spellStart"/>
           <w:r>
             <w:rPr>
               <w:b/>
               <w:bCs/>
               <w:i/>
               <w:iCs/>
-              <w:noProof/>
-            </w:rPr>
-            <w:t xml:space="preserve">Steam. </w:t>
-          </w:r>
-          <w:r>
-            <w:rPr>
-              <w:b/>
-              <w:bCs/>
-              <w:noProof/>
-            </w:rPr>
-            <w:t>[Online] [Citace: 13. 1. 2025.] https://store.steampowered.com/app/2354000/Slackers__Carts_of_Glory/.</w:t>
+            </w:rPr>
+            <w:t>Steam</w:t>
+          </w:r>
+          <w:proofErr w:type="spellEnd"/>
+          <w:r>
+            <w:rPr>
+              <w:b/>
+              <w:bCs/>
+              <w:i/>
+              <w:iCs/>
+            </w:rPr>
+            <w:t xml:space="preserve">. </w:t>
+          </w:r>
+          <w:r>
+            <w:rPr>
+              <w:b/>
+              <w:bCs/>
+            </w:rPr>
+            <w:t>[Online] [Citace: 13. 1. 2025.] https://store.steampowered.com/app/1061090/Jump_King/.</w:t>
           </w:r>
         </w:p>
         <w:p>
@@ -13903,34 +14320,123 @@
             <w:rPr>
               <w:b/>
               <w:bCs/>
-              <w:noProof/>
             </w:rPr>
           </w:pPr>
           <w:r>
             <w:rPr>
               <w:b/>
               <w:bCs/>
-              <w:noProof/>
-            </w:rPr>
-            <w:t xml:space="preserve">17. Unity 3D. </w:t>
-          </w:r>
+            </w:rPr>
+            <w:t xml:space="preserve">17. </w:t>
+          </w:r>
+          <w:proofErr w:type="spellStart"/>
+          <w:proofErr w:type="gramStart"/>
+          <w:r>
+            <w:rPr>
+              <w:b/>
+              <w:bCs/>
+            </w:rPr>
+            <w:t>Slackers</w:t>
+          </w:r>
+          <w:proofErr w:type="spellEnd"/>
+          <w:r>
+            <w:rPr>
+              <w:b/>
+              <w:bCs/>
+            </w:rPr>
+            <w:t xml:space="preserve"> - </w:t>
+          </w:r>
+          <w:proofErr w:type="spellStart"/>
+          <w:r>
+            <w:rPr>
+              <w:b/>
+              <w:bCs/>
+            </w:rPr>
+            <w:t>Carts</w:t>
+          </w:r>
+          <w:proofErr w:type="spellEnd"/>
+          <w:proofErr w:type="gramEnd"/>
+          <w:r>
+            <w:rPr>
+              <w:b/>
+              <w:bCs/>
+            </w:rPr>
+            <w:t xml:space="preserve"> </w:t>
+          </w:r>
+          <w:proofErr w:type="spellStart"/>
+          <w:r>
+            <w:rPr>
+              <w:b/>
+              <w:bCs/>
+            </w:rPr>
+            <w:t>of</w:t>
+          </w:r>
+          <w:proofErr w:type="spellEnd"/>
+          <w:r>
+            <w:rPr>
+              <w:b/>
+              <w:bCs/>
+            </w:rPr>
+            <w:t xml:space="preserve"> </w:t>
+          </w:r>
+          <w:proofErr w:type="spellStart"/>
+          <w:r>
+            <w:rPr>
+              <w:b/>
+              <w:bCs/>
+            </w:rPr>
+            <w:t>Glory</w:t>
+          </w:r>
+          <w:proofErr w:type="spellEnd"/>
+          <w:r>
+            <w:rPr>
+              <w:b/>
+              <w:bCs/>
+            </w:rPr>
+            <w:t xml:space="preserve"> ve službě </w:t>
+          </w:r>
+          <w:proofErr w:type="spellStart"/>
+          <w:r>
+            <w:rPr>
+              <w:b/>
+              <w:bCs/>
+            </w:rPr>
+            <w:t>Steam</w:t>
+          </w:r>
+          <w:proofErr w:type="spellEnd"/>
+          <w:r>
+            <w:rPr>
+              <w:b/>
+              <w:bCs/>
+            </w:rPr>
+            <w:t xml:space="preserve">. </w:t>
+          </w:r>
+          <w:proofErr w:type="spellStart"/>
           <w:r>
             <w:rPr>
               <w:b/>
               <w:bCs/>
               <w:i/>
               <w:iCs/>
-              <w:noProof/>
-            </w:rPr>
-            <w:t xml:space="preserve">Facebook. </w:t>
-          </w:r>
-          <w:r>
-            <w:rPr>
-              <w:b/>
-              <w:bCs/>
-              <w:noProof/>
-            </w:rPr>
-            <w:t>[Online] [Citace: 13. 1. 2025.] https://www.facebook.com/unity3d/.</w:t>
+            </w:rPr>
+            <w:t>Steam</w:t>
+          </w:r>
+          <w:proofErr w:type="spellEnd"/>
+          <w:r>
+            <w:rPr>
+              <w:b/>
+              <w:bCs/>
+              <w:i/>
+              <w:iCs/>
+            </w:rPr>
+            <w:t xml:space="preserve">. </w:t>
+          </w:r>
+          <w:r>
+            <w:rPr>
+              <w:b/>
+              <w:bCs/>
+            </w:rPr>
+            <w:t>[Online] [Citace: 13. 1. 2025.] https://store.steampowered.com/app/2354000/Slackers__Carts_of_Glory/.</w:t>
           </w:r>
         </w:p>
         <w:p>
@@ -13939,16 +14445,30 @@
             <w:rPr>
               <w:b/>
               <w:bCs/>
-              <w:noProof/>
             </w:rPr>
           </w:pPr>
           <w:r>
             <w:rPr>
               <w:b/>
               <w:bCs/>
-              <w:noProof/>
-            </w:rPr>
-            <w:t xml:space="preserve">18. Exercises C# - Aplikace na Google Play. </w:t>
+            </w:rPr>
+            <w:t xml:space="preserve">18. Unity </w:t>
+          </w:r>
+          <w:proofErr w:type="gramStart"/>
+          <w:r>
+            <w:rPr>
+              <w:b/>
+              <w:bCs/>
+            </w:rPr>
+            <w:t>3D</w:t>
+          </w:r>
+          <w:proofErr w:type="gramEnd"/>
+          <w:r>
+            <w:rPr>
+              <w:b/>
+              <w:bCs/>
+            </w:rPr>
+            <w:t xml:space="preserve">. </w:t>
           </w:r>
           <w:r>
             <w:rPr>
@@ -13956,17 +14476,15 @@
               <w:bCs/>
               <w:i/>
               <w:iCs/>
-              <w:noProof/>
-            </w:rPr>
-            <w:t xml:space="preserve">Google Play. </w:t>
-          </w:r>
-          <w:r>
-            <w:rPr>
-              <w:b/>
-              <w:bCs/>
-              <w:noProof/>
-            </w:rPr>
-            <w:t>[Online] [Citace: 13. 1. 2025.] https://play.google.com/store/apps/details?id=juanantonioripoll.practiceexercisescsharp&amp;hl=cs.</w:t>
+            </w:rPr>
+            <w:t xml:space="preserve">Facebook. </w:t>
+          </w:r>
+          <w:r>
+            <w:rPr>
+              <w:b/>
+              <w:bCs/>
+            </w:rPr>
+            <w:t>[Online] [Citace: 13. 1. 2025.] https://www.facebook.com/unity3d/.</w:t>
           </w:r>
         </w:p>
         <w:p>
@@ -13975,17 +14493,47 @@
             <w:rPr>
               <w:b/>
               <w:bCs/>
-              <w:noProof/>
             </w:rPr>
           </w:pPr>
           <w:r>
             <w:rPr>
               <w:b/>
               <w:bCs/>
-              <w:noProof/>
             </w:rPr>
             <w:lastRenderedPageBreak/>
-            <w:t xml:space="preserve">19. Visual Studio Community 2022 - Aplikace Microsoft. </w:t>
+            <w:t xml:space="preserve">19. </w:t>
+          </w:r>
+          <w:proofErr w:type="spellStart"/>
+          <w:r>
+            <w:rPr>
+              <w:b/>
+              <w:bCs/>
+            </w:rPr>
+            <w:t>Exercises</w:t>
+          </w:r>
+          <w:proofErr w:type="spellEnd"/>
+          <w:r>
+            <w:rPr>
+              <w:b/>
+              <w:bCs/>
+            </w:rPr>
+            <w:t xml:space="preserve"> </w:t>
+          </w:r>
+          <w:proofErr w:type="gramStart"/>
+          <w:r>
+            <w:rPr>
+              <w:b/>
+              <w:bCs/>
+            </w:rPr>
+            <w:t>C# - Aplikace</w:t>
+          </w:r>
+          <w:proofErr w:type="gramEnd"/>
+          <w:r>
+            <w:rPr>
+              <w:b/>
+              <w:bCs/>
+            </w:rPr>
+            <w:t xml:space="preserve"> na Google Play. </w:t>
           </w:r>
           <w:r>
             <w:rPr>
@@ -13993,17 +14541,15 @@
               <w:bCs/>
               <w:i/>
               <w:iCs/>
-              <w:noProof/>
-            </w:rPr>
-            <w:t xml:space="preserve">Microsoft Store. </w:t>
-          </w:r>
-          <w:r>
-            <w:rPr>
-              <w:b/>
-              <w:bCs/>
-              <w:noProof/>
-            </w:rPr>
-            <w:t>[Online] [Citace: 13. 1. 2025.] https://apps.microsoft.com/detail/XPDCFJDKLZJLP8?hl=cs-CZ&amp;gl=CL.</w:t>
+            </w:rPr>
+            <w:t xml:space="preserve">Google Play. </w:t>
+          </w:r>
+          <w:r>
+            <w:rPr>
+              <w:b/>
+              <w:bCs/>
+            </w:rPr>
+            <w:t>[Online] [Citace: 13. 1. 2025.] https://play.google.com/store/apps/details?id=juanantonioripoll.practiceexercisescsharp&amp;hl=cs.</w:t>
           </w:r>
         </w:p>
         <w:p>
@@ -14012,16 +14558,46 @@
             <w:rPr>
               <w:b/>
               <w:bCs/>
-              <w:noProof/>
             </w:rPr>
           </w:pPr>
           <w:r>
             <w:rPr>
               <w:b/>
               <w:bCs/>
-              <w:noProof/>
-            </w:rPr>
-            <w:t xml:space="preserve">20. GitHub — A Beginner’s Introduction | by Thiago Marsal Farias | Dec, 2023 | Medium. </w:t>
+            </w:rPr>
+            <w:t xml:space="preserve">20. </w:t>
+          </w:r>
+          <w:proofErr w:type="spellStart"/>
+          <w:r>
+            <w:rPr>
+              <w:b/>
+              <w:bCs/>
+            </w:rPr>
+            <w:t>Visual</w:t>
+          </w:r>
+          <w:proofErr w:type="spellEnd"/>
+          <w:r>
+            <w:rPr>
+              <w:b/>
+              <w:bCs/>
+            </w:rPr>
+            <w:t xml:space="preserve"> Studio </w:t>
+          </w:r>
+          <w:proofErr w:type="spellStart"/>
+          <w:r>
+            <w:rPr>
+              <w:b/>
+              <w:bCs/>
+            </w:rPr>
+            <w:t>Community</w:t>
+          </w:r>
+          <w:proofErr w:type="spellEnd"/>
+          <w:r>
+            <w:rPr>
+              <w:b/>
+              <w:bCs/>
+            </w:rPr>
+            <w:t xml:space="preserve"> 2022 - Aplikace Microsoft. </w:t>
           </w:r>
           <w:r>
             <w:rPr>
@@ -14029,17 +14605,35 @@
               <w:bCs/>
               <w:i/>
               <w:iCs/>
-              <w:noProof/>
-            </w:rPr>
-            <w:t xml:space="preserve">Medium. </w:t>
-          </w:r>
-          <w:r>
-            <w:rPr>
-              <w:b/>
-              <w:bCs/>
-              <w:noProof/>
-            </w:rPr>
-            <w:t>[Online] [Citace: 13. 1. 2025.] https://thiago-marsal.medium.com/github-a-beginners-introduction-00046817208a.</w:t>
+            </w:rPr>
+            <w:t xml:space="preserve">Microsoft </w:t>
+          </w:r>
+          <w:proofErr w:type="spellStart"/>
+          <w:r>
+            <w:rPr>
+              <w:b/>
+              <w:bCs/>
+              <w:i/>
+              <w:iCs/>
+            </w:rPr>
+            <w:t>Store</w:t>
+          </w:r>
+          <w:proofErr w:type="spellEnd"/>
+          <w:r>
+            <w:rPr>
+              <w:b/>
+              <w:bCs/>
+              <w:i/>
+              <w:iCs/>
+            </w:rPr>
+            <w:t xml:space="preserve">. </w:t>
+          </w:r>
+          <w:r>
+            <w:rPr>
+              <w:b/>
+              <w:bCs/>
+            </w:rPr>
+            <w:t>[Online] [Citace: 13. 1. 2025.] https://apps.microsoft.com/detail/XPDCFJDKLZJLP8?hl=cs-CZ&amp;gl=CL.</w:t>
           </w:r>
         </w:p>
         <w:p>
@@ -14048,16 +14642,94 @@
             <w:rPr>
               <w:b/>
               <w:bCs/>
-              <w:noProof/>
             </w:rPr>
           </w:pPr>
           <w:r>
             <w:rPr>
               <w:b/>
               <w:bCs/>
-              <w:noProof/>
-            </w:rPr>
-            <w:t xml:space="preserve">21. File:Github-desktop-logo-symbol.svg - Wikipedia. </w:t>
+            </w:rPr>
+            <w:t xml:space="preserve">21. GitHub — A </w:t>
+          </w:r>
+          <w:proofErr w:type="spellStart"/>
+          <w:r>
+            <w:rPr>
+              <w:b/>
+              <w:bCs/>
+            </w:rPr>
+            <w:t>Beginner’s</w:t>
+          </w:r>
+          <w:proofErr w:type="spellEnd"/>
+          <w:r>
+            <w:rPr>
+              <w:b/>
+              <w:bCs/>
+            </w:rPr>
+            <w:t xml:space="preserve"> </w:t>
+          </w:r>
+          <w:proofErr w:type="spellStart"/>
+          <w:r>
+            <w:rPr>
+              <w:b/>
+              <w:bCs/>
+            </w:rPr>
+            <w:t>Introduction</w:t>
+          </w:r>
+          <w:proofErr w:type="spellEnd"/>
+          <w:r>
+            <w:rPr>
+              <w:b/>
+              <w:bCs/>
+            </w:rPr>
+            <w:t xml:space="preserve"> | by </w:t>
+          </w:r>
+          <w:proofErr w:type="spellStart"/>
+          <w:r>
+            <w:rPr>
+              <w:b/>
+              <w:bCs/>
+            </w:rPr>
+            <w:t>Thiago</w:t>
+          </w:r>
+          <w:proofErr w:type="spellEnd"/>
+          <w:r>
+            <w:rPr>
+              <w:b/>
+              <w:bCs/>
+            </w:rPr>
+            <w:t xml:space="preserve"> </w:t>
+          </w:r>
+          <w:proofErr w:type="spellStart"/>
+          <w:r>
+            <w:rPr>
+              <w:b/>
+              <w:bCs/>
+            </w:rPr>
+            <w:t>Marsal</w:t>
+          </w:r>
+          <w:proofErr w:type="spellEnd"/>
+          <w:r>
+            <w:rPr>
+              <w:b/>
+              <w:bCs/>
+            </w:rPr>
+            <w:t xml:space="preserve"> </w:t>
+          </w:r>
+          <w:proofErr w:type="spellStart"/>
+          <w:r>
+            <w:rPr>
+              <w:b/>
+              <w:bCs/>
+            </w:rPr>
+            <w:t>Farias</w:t>
+          </w:r>
+          <w:proofErr w:type="spellEnd"/>
+          <w:r>
+            <w:rPr>
+              <w:b/>
+              <w:bCs/>
+            </w:rPr>
+            <w:t xml:space="preserve"> | Dec, 2023 | Medium. </w:t>
           </w:r>
           <w:r>
             <w:rPr>
@@ -14065,17 +14737,15 @@
               <w:bCs/>
               <w:i/>
               <w:iCs/>
-              <w:noProof/>
-            </w:rPr>
-            <w:t xml:space="preserve">Wikipedia. </w:t>
-          </w:r>
-          <w:r>
-            <w:rPr>
-              <w:b/>
-              <w:bCs/>
-              <w:noProof/>
-            </w:rPr>
-            <w:t>[Online] [Citace: 13. 1. 2025.] https://en.m.wikipedia.org/wiki/File:Github-desktop-logo-symbol.svg.</w:t>
+            </w:rPr>
+            <w:t xml:space="preserve">Medium. </w:t>
+          </w:r>
+          <w:r>
+            <w:rPr>
+              <w:b/>
+              <w:bCs/>
+            </w:rPr>
+            <w:t>[Online] [Citace: 13. 1. 2025.] https://thiago-marsal.medium.com/github-a-beginners-introduction-00046817208a.</w:t>
           </w:r>
         </w:p>
         <w:p>
@@ -14084,16 +14754,30 @@
             <w:rPr>
               <w:b/>
               <w:bCs/>
-              <w:noProof/>
             </w:rPr>
           </w:pPr>
           <w:r>
             <w:rPr>
               <w:b/>
               <w:bCs/>
-              <w:noProof/>
-            </w:rPr>
-            <w:t xml:space="preserve">22. CinemachineExternalCamera -. </w:t>
+            </w:rPr>
+            <w:t xml:space="preserve">22. </w:t>
+          </w:r>
+          <w:proofErr w:type="gramStart"/>
+          <w:r>
+            <w:rPr>
+              <w:b/>
+              <w:bCs/>
+            </w:rPr>
+            <w:t>File:Github-desktop-logo-symbol.svg</w:t>
+          </w:r>
+          <w:proofErr w:type="gramEnd"/>
+          <w:r>
+            <w:rPr>
+              <w:b/>
+              <w:bCs/>
+            </w:rPr>
+            <w:t xml:space="preserve"> - Wikipedia. </w:t>
           </w:r>
           <w:r>
             <w:rPr>
@@ -14101,17 +14785,212 @@
               <w:bCs/>
               <w:i/>
               <w:iCs/>
-              <w:noProof/>
-            </w:rPr>
-            <w:t xml:space="preserve">documentation.help! </w:t>
-          </w:r>
-          <w:r>
-            <w:rPr>
-              <w:b/>
-              <w:bCs/>
-              <w:noProof/>
+            </w:rPr>
+            <w:t xml:space="preserve">Wikipedia. </w:t>
+          </w:r>
+          <w:r>
+            <w:rPr>
+              <w:b/>
+              <w:bCs/>
+            </w:rPr>
+            <w:t>[Online] [Citace: 13. 1. 2025.] https://en.m.wikipedia.org/wiki/File:Github-desktop-logo-symbol.svg.</w:t>
+          </w:r>
+        </w:p>
+        <w:p>
+          <w:pPr>
+            <w:pStyle w:val="Bibliografie"/>
+            <w:rPr>
+              <w:b/>
+              <w:bCs/>
+            </w:rPr>
+          </w:pPr>
+          <w:r>
+            <w:rPr>
+              <w:b/>
+              <w:bCs/>
+            </w:rPr>
+            <w:t xml:space="preserve">23. </w:t>
+          </w:r>
+          <w:proofErr w:type="spellStart"/>
+          <w:r>
+            <w:rPr>
+              <w:b/>
+              <w:bCs/>
+            </w:rPr>
+            <w:t>CinemachineExternalCamera</w:t>
+          </w:r>
+          <w:proofErr w:type="spellEnd"/>
+          <w:r>
+            <w:rPr>
+              <w:b/>
+              <w:bCs/>
+            </w:rPr>
+            <w:t xml:space="preserve"> -. </w:t>
+          </w:r>
+          <w:proofErr w:type="spellStart"/>
+          <w:proofErr w:type="gramStart"/>
+          <w:r>
+            <w:rPr>
+              <w:b/>
+              <w:bCs/>
+              <w:i/>
+              <w:iCs/>
+            </w:rPr>
+            <w:t>documentation.help</w:t>
+          </w:r>
+          <w:proofErr w:type="spellEnd"/>
+          <w:proofErr w:type="gramEnd"/>
+          <w:r>
+            <w:rPr>
+              <w:b/>
+              <w:bCs/>
+              <w:i/>
+              <w:iCs/>
+            </w:rPr>
+            <w:t xml:space="preserve">! </w:t>
+          </w:r>
+          <w:r>
+            <w:rPr>
+              <w:b/>
+              <w:bCs/>
             </w:rPr>
             <w:t>[Online] [Citace: 13. 1. 2025.] https://documentation.help/Cinemachine/b80f823a-e6de-2e54-8da3-7a269e4f3771.htm.</w:t>
+          </w:r>
+        </w:p>
+        <w:p>
+          <w:pPr>
+            <w:pStyle w:val="Bibliografie"/>
+            <w:rPr>
+              <w:b/>
+              <w:bCs/>
+            </w:rPr>
+          </w:pPr>
+          <w:r>
+            <w:rPr>
+              <w:b/>
+              <w:bCs/>
+            </w:rPr>
+            <w:t xml:space="preserve">24. </w:t>
+          </w:r>
+          <w:proofErr w:type="spellStart"/>
+          <w:r>
+            <w:rPr>
+              <w:b/>
+              <w:bCs/>
+            </w:rPr>
+            <w:t>The</w:t>
+          </w:r>
+          <w:proofErr w:type="spellEnd"/>
+          <w:r>
+            <w:rPr>
+              <w:b/>
+              <w:bCs/>
+            </w:rPr>
+            <w:t xml:space="preserve"> Best </w:t>
+          </w:r>
+          <w:proofErr w:type="spellStart"/>
+          <w:r>
+            <w:rPr>
+              <w:b/>
+              <w:bCs/>
+            </w:rPr>
+            <w:t>Assets</w:t>
+          </w:r>
+          <w:proofErr w:type="spellEnd"/>
+          <w:r>
+            <w:rPr>
+              <w:b/>
+              <w:bCs/>
+            </w:rPr>
+            <w:t xml:space="preserve"> </w:t>
+          </w:r>
+          <w:proofErr w:type="spellStart"/>
+          <w:r>
+            <w:rPr>
+              <w:b/>
+              <w:bCs/>
+            </w:rPr>
+            <w:t>for</w:t>
+          </w:r>
+          <w:proofErr w:type="spellEnd"/>
+          <w:r>
+            <w:rPr>
+              <w:b/>
+              <w:bCs/>
+            </w:rPr>
+            <w:t xml:space="preserve"> Game </w:t>
+          </w:r>
+          <w:proofErr w:type="spellStart"/>
+          <w:r>
+            <w:rPr>
+              <w:b/>
+              <w:bCs/>
+            </w:rPr>
+            <w:t>Making</w:t>
+          </w:r>
+          <w:proofErr w:type="spellEnd"/>
+          <w:r>
+            <w:rPr>
+              <w:b/>
+              <w:bCs/>
+            </w:rPr>
+            <w:t xml:space="preserve"> | Unity. </w:t>
+          </w:r>
+          <w:r>
+            <w:rPr>
+              <w:b/>
+              <w:bCs/>
+              <w:i/>
+              <w:iCs/>
+            </w:rPr>
+            <w:t xml:space="preserve">Unity </w:t>
+          </w:r>
+          <w:proofErr w:type="spellStart"/>
+          <w:r>
+            <w:rPr>
+              <w:b/>
+              <w:bCs/>
+              <w:i/>
+              <w:iCs/>
+            </w:rPr>
+            <w:t>Asset</w:t>
+          </w:r>
+          <w:proofErr w:type="spellEnd"/>
+          <w:r>
+            <w:rPr>
+              <w:b/>
+              <w:bCs/>
+              <w:i/>
+              <w:iCs/>
+            </w:rPr>
+            <w:t xml:space="preserve"> </w:t>
+          </w:r>
+          <w:proofErr w:type="spellStart"/>
+          <w:r>
+            <w:rPr>
+              <w:b/>
+              <w:bCs/>
+              <w:i/>
+              <w:iCs/>
+            </w:rPr>
+            <w:t>Store</w:t>
+          </w:r>
+          <w:proofErr w:type="spellEnd"/>
+          <w:r>
+            <w:rPr>
+              <w:b/>
+              <w:bCs/>
+              <w:i/>
+              <w:iCs/>
+            </w:rPr>
+            <w:t xml:space="preserve">. </w:t>
+          </w:r>
+          <w:r>
+            <w:rPr>
+              <w:b/>
+              <w:bCs/>
+            </w:rPr>
+            <w:t>[Online] [Citace: 14. 1. 2025.] https://assetstore.unity.com/search#q=azerilo%20rug.</w:t>
           </w:r>
         </w:p>
         <w:p>
@@ -14136,13 +15015,19 @@
         <w:pBdr>
           <w:bottom w:val="single" w:sz="4" w:space="1" w:color="FFC000"/>
         </w:pBdr>
-      </w:pPr>
-      <w:bookmarkStart w:id="51" w:name="_Toc187737800"/>
-      <w:r>
+        <w:rPr>
+          <w:noProof w:val="0"/>
+        </w:rPr>
+      </w:pPr>
+      <w:bookmarkStart w:id="54" w:name="_Toc187782217"/>
+      <w:r>
+        <w:rPr>
+          <w:noProof w:val="0"/>
+        </w:rPr>
         <w:lastRenderedPageBreak/>
         <w:t>Seznam obrázků</w:t>
       </w:r>
-      <w:bookmarkEnd w:id="51"/>
+      <w:bookmarkEnd w:id="54"/>
     </w:p>
     <w:p>
       <w:pPr>
@@ -14151,7 +15036,6 @@
           <w:tab w:val="right" w:leader="dot" w:pos="9062"/>
         </w:tabs>
         <w:rPr>
-          <w:noProof/>
           <w:kern w:val="2"/>
           <w:sz w:val="24"/>
           <w:szCs w:val="24"/>
@@ -14169,50 +15053,24 @@
         <w:fldChar w:fldCharType="separate"/>
       </w:r>
       <w:r>
-        <w:rPr>
-          <w:noProof/>
-        </w:rPr>
-        <w:t>Obrázek 1 | AltF4</w:t>
-      </w:r>
-      <w:r>
-        <w:rPr>
-          <w:noProof/>
-        </w:rPr>
+        <w:t>Obrázek 1 | AltF4 (15)</w:t>
+      </w:r>
+      <w:r>
         <w:tab/>
       </w:r>
       <w:r>
-        <w:rPr>
-          <w:noProof/>
-        </w:rPr>
         <w:fldChar w:fldCharType="begin"/>
       </w:r>
       <w:r>
-        <w:rPr>
-          <w:noProof/>
-        </w:rPr>
-        <w:instrText xml:space="preserve"> PAGEREF _Toc187654905 \h </w:instrText>
-      </w:r>
-      <w:r>
-        <w:rPr>
-          <w:noProof/>
-        </w:rPr>
-      </w:r>
-      <w:r>
-        <w:rPr>
-          <w:noProof/>
-        </w:rPr>
+        <w:instrText xml:space="preserve"> PAGEREF _Toc187782219 \h </w:instrText>
+      </w:r>
+      <w:r>
         <w:fldChar w:fldCharType="separate"/>
       </w:r>
       <w:r>
-        <w:rPr>
-          <w:noProof/>
-        </w:rPr>
         <w:t>8</w:t>
       </w:r>
       <w:r>
-        <w:rPr>
-          <w:noProof/>
-        </w:rPr>
         <w:fldChar w:fldCharType="end"/>
       </w:r>
     </w:p>
@@ -14223,7 +15081,6 @@
           <w:tab w:val="right" w:leader="dot" w:pos="9062"/>
         </w:tabs>
         <w:rPr>
-          <w:noProof/>
           <w:kern w:val="2"/>
           <w:sz w:val="24"/>
           <w:szCs w:val="24"/>
@@ -14232,50 +15089,32 @@
         </w:rPr>
       </w:pPr>
       <w:r>
-        <w:rPr>
-          <w:noProof/>
-        </w:rPr>
-        <w:t>Obrázek 2 | Jump King</w:t>
-      </w:r>
-      <w:r>
-        <w:rPr>
-          <w:noProof/>
-        </w:rPr>
+        <w:t xml:space="preserve">Obrázek 2 | </w:t>
+      </w:r>
+      <w:proofErr w:type="spellStart"/>
+      <w:r>
+        <w:t>Jump</w:t>
+      </w:r>
+      <w:proofErr w:type="spellEnd"/>
+      <w:r>
+        <w:t xml:space="preserve"> King (16)</w:t>
+      </w:r>
+      <w:r>
         <w:tab/>
       </w:r>
       <w:r>
-        <w:rPr>
-          <w:noProof/>
-        </w:rPr>
         <w:fldChar w:fldCharType="begin"/>
       </w:r>
       <w:r>
-        <w:rPr>
-          <w:noProof/>
-        </w:rPr>
-        <w:instrText xml:space="preserve"> PAGEREF _Toc187654906 \h </w:instrText>
-      </w:r>
-      <w:r>
-        <w:rPr>
-          <w:noProof/>
-        </w:rPr>
-      </w:r>
-      <w:r>
-        <w:rPr>
-          <w:noProof/>
-        </w:rPr>
+        <w:instrText xml:space="preserve"> PAGEREF _Toc187782220 \h </w:instrText>
+      </w:r>
+      <w:r>
         <w:fldChar w:fldCharType="separate"/>
       </w:r>
       <w:r>
-        <w:rPr>
-          <w:noProof/>
-        </w:rPr>
         <w:t>8</w:t>
       </w:r>
       <w:r>
-        <w:rPr>
-          <w:noProof/>
-        </w:rPr>
         <w:fldChar w:fldCharType="end"/>
       </w:r>
     </w:p>
@@ -14286,7 +15125,6 @@
           <w:tab w:val="right" w:leader="dot" w:pos="9062"/>
         </w:tabs>
         <w:rPr>
-          <w:noProof/>
           <w:kern w:val="2"/>
           <w:sz w:val="24"/>
           <w:szCs w:val="24"/>
@@ -14295,50 +15133,56 @@
         </w:rPr>
       </w:pPr>
       <w:r>
-        <w:rPr>
-          <w:noProof/>
-        </w:rPr>
-        <w:t>Obrázek 3 | Slackers Carts of Glory</w:t>
-      </w:r>
-      <w:r>
-        <w:rPr>
-          <w:noProof/>
-        </w:rPr>
+        <w:t xml:space="preserve">Obrázek 3 | </w:t>
+      </w:r>
+      <w:proofErr w:type="spellStart"/>
+      <w:r>
+        <w:t>Slackers</w:t>
+      </w:r>
+      <w:proofErr w:type="spellEnd"/>
+      <w:r>
+        <w:t xml:space="preserve"> </w:t>
+      </w:r>
+      <w:proofErr w:type="spellStart"/>
+      <w:r>
+        <w:t>Carts</w:t>
+      </w:r>
+      <w:proofErr w:type="spellEnd"/>
+      <w:r>
+        <w:t xml:space="preserve"> </w:t>
+      </w:r>
+      <w:proofErr w:type="spellStart"/>
+      <w:r>
+        <w:t>of</w:t>
+      </w:r>
+      <w:proofErr w:type="spellEnd"/>
+      <w:r>
+        <w:t xml:space="preserve"> </w:t>
+      </w:r>
+      <w:proofErr w:type="spellStart"/>
+      <w:r>
+        <w:t>Glory</w:t>
+      </w:r>
+      <w:proofErr w:type="spellEnd"/>
+      <w:r>
+        <w:t xml:space="preserve"> (17)</w:t>
+      </w:r>
+      <w:r>
         <w:tab/>
       </w:r>
       <w:r>
-        <w:rPr>
-          <w:noProof/>
-        </w:rPr>
         <w:fldChar w:fldCharType="begin"/>
       </w:r>
       <w:r>
-        <w:rPr>
-          <w:noProof/>
-        </w:rPr>
-        <w:instrText xml:space="preserve"> PAGEREF _Toc187654907 \h </w:instrText>
-      </w:r>
-      <w:r>
-        <w:rPr>
-          <w:noProof/>
-        </w:rPr>
-      </w:r>
-      <w:r>
-        <w:rPr>
-          <w:noProof/>
-        </w:rPr>
+        <w:instrText xml:space="preserve"> PAGEREF _Toc187782221 \h </w:instrText>
+      </w:r>
+      <w:r>
         <w:fldChar w:fldCharType="separate"/>
       </w:r>
       <w:r>
-        <w:rPr>
-          <w:noProof/>
-        </w:rPr>
         <w:t>8</w:t>
       </w:r>
       <w:r>
-        <w:rPr>
-          <w:noProof/>
-        </w:rPr>
         <w:fldChar w:fldCharType="end"/>
       </w:r>
     </w:p>
@@ -14349,7 +15193,6 @@
           <w:tab w:val="right" w:leader="dot" w:pos="9062"/>
         </w:tabs>
         <w:rPr>
-          <w:noProof/>
           <w:kern w:val="2"/>
           <w:sz w:val="24"/>
           <w:szCs w:val="24"/>
@@ -14358,50 +15201,24 @@
         </w:rPr>
       </w:pPr>
       <w:r>
-        <w:rPr>
-          <w:noProof/>
-        </w:rPr>
-        <w:t>Obrázek 4 | Unity</w:t>
-      </w:r>
-      <w:r>
-        <w:rPr>
-          <w:noProof/>
-        </w:rPr>
+        <w:t>Obrázek 4 | Unity (18)</w:t>
+      </w:r>
+      <w:r>
         <w:tab/>
       </w:r>
       <w:r>
-        <w:rPr>
-          <w:noProof/>
-        </w:rPr>
         <w:fldChar w:fldCharType="begin"/>
       </w:r>
       <w:r>
-        <w:rPr>
-          <w:noProof/>
-        </w:rPr>
-        <w:instrText xml:space="preserve"> PAGEREF _Toc187654908 \h </w:instrText>
-      </w:r>
-      <w:r>
-        <w:rPr>
-          <w:noProof/>
-        </w:rPr>
-      </w:r>
-      <w:r>
-        <w:rPr>
-          <w:noProof/>
-        </w:rPr>
+        <w:instrText xml:space="preserve"> PAGEREF _Toc187782222 \h </w:instrText>
+      </w:r>
+      <w:r>
         <w:fldChar w:fldCharType="separate"/>
       </w:r>
       <w:r>
-        <w:rPr>
-          <w:noProof/>
-        </w:rPr>
         <w:t>9</w:t>
       </w:r>
       <w:r>
-        <w:rPr>
-          <w:noProof/>
-        </w:rPr>
         <w:fldChar w:fldCharType="end"/>
       </w:r>
     </w:p>
@@ -14412,7 +15229,6 @@
           <w:tab w:val="right" w:leader="dot" w:pos="9062"/>
         </w:tabs>
         <w:rPr>
-          <w:noProof/>
           <w:kern w:val="2"/>
           <w:sz w:val="24"/>
           <w:szCs w:val="24"/>
@@ -14421,50 +15237,32 @@
         </w:rPr>
       </w:pPr>
       <w:r>
-        <w:rPr>
-          <w:noProof/>
-        </w:rPr>
-        <w:t>Obrázek 5 | Visual Studio 2022</w:t>
-      </w:r>
-      <w:r>
-        <w:rPr>
-          <w:noProof/>
-        </w:rPr>
+        <w:t xml:space="preserve">Obrázek 5 | </w:t>
+      </w:r>
+      <w:proofErr w:type="spellStart"/>
+      <w:r>
+        <w:t>Visual</w:t>
+      </w:r>
+      <w:proofErr w:type="spellEnd"/>
+      <w:r>
+        <w:t xml:space="preserve"> Studio 2022 (20)</w:t>
+      </w:r>
+      <w:r>
         <w:tab/>
       </w:r>
       <w:r>
-        <w:rPr>
-          <w:noProof/>
-        </w:rPr>
         <w:fldChar w:fldCharType="begin"/>
       </w:r>
       <w:r>
-        <w:rPr>
-          <w:noProof/>
-        </w:rPr>
-        <w:instrText xml:space="preserve"> PAGEREF _Toc187654909 \h </w:instrText>
-      </w:r>
-      <w:r>
-        <w:rPr>
-          <w:noProof/>
-        </w:rPr>
-      </w:r>
-      <w:r>
-        <w:rPr>
-          <w:noProof/>
-        </w:rPr>
+        <w:instrText xml:space="preserve"> PAGEREF _Toc187782223 \h </w:instrText>
+      </w:r>
+      <w:r>
         <w:fldChar w:fldCharType="separate"/>
       </w:r>
       <w:r>
-        <w:rPr>
-          <w:noProof/>
-        </w:rPr>
         <w:t>9</w:t>
       </w:r>
       <w:r>
-        <w:rPr>
-          <w:noProof/>
-        </w:rPr>
         <w:fldChar w:fldCharType="end"/>
       </w:r>
     </w:p>
@@ -14475,7 +15273,6 @@
           <w:tab w:val="right" w:leader="dot" w:pos="9062"/>
         </w:tabs>
         <w:rPr>
-          <w:noProof/>
           <w:kern w:val="2"/>
           <w:sz w:val="24"/>
           <w:szCs w:val="24"/>
@@ -14484,50 +15281,24 @@
         </w:rPr>
       </w:pPr>
       <w:r>
-        <w:rPr>
-          <w:noProof/>
-        </w:rPr>
-        <w:t>Obrázek 6 | C#</w:t>
-      </w:r>
-      <w:r>
-        <w:rPr>
-          <w:noProof/>
-        </w:rPr>
+        <w:t>Obrázek 6 | C# (19)</w:t>
+      </w:r>
+      <w:r>
         <w:tab/>
       </w:r>
       <w:r>
-        <w:rPr>
-          <w:noProof/>
-        </w:rPr>
         <w:fldChar w:fldCharType="begin"/>
       </w:r>
       <w:r>
-        <w:rPr>
-          <w:noProof/>
-        </w:rPr>
-        <w:instrText xml:space="preserve"> PAGEREF _Toc187654910 \h </w:instrText>
-      </w:r>
-      <w:r>
-        <w:rPr>
-          <w:noProof/>
-        </w:rPr>
-      </w:r>
-      <w:r>
-        <w:rPr>
-          <w:noProof/>
-        </w:rPr>
+        <w:instrText xml:space="preserve"> PAGEREF _Toc187782224 \h </w:instrText>
+      </w:r>
+      <w:r>
         <w:fldChar w:fldCharType="separate"/>
       </w:r>
       <w:r>
-        <w:rPr>
-          <w:noProof/>
-        </w:rPr>
         <w:t>9</w:t>
       </w:r>
       <w:r>
-        <w:rPr>
-          <w:noProof/>
-        </w:rPr>
         <w:fldChar w:fldCharType="end"/>
       </w:r>
     </w:p>
@@ -14538,7 +15309,6 @@
           <w:tab w:val="right" w:leader="dot" w:pos="9062"/>
         </w:tabs>
         <w:rPr>
-          <w:noProof/>
           <w:kern w:val="2"/>
           <w:sz w:val="24"/>
           <w:szCs w:val="24"/>
@@ -14547,50 +15317,37 @@
         </w:rPr>
       </w:pPr>
       <w:r>
-        <w:rPr>
-          <w:noProof/>
-        </w:rPr>
-        <w:t>Obrázek 7 | Github</w:t>
-      </w:r>
-      <w:r>
-        <w:rPr>
-          <w:noProof/>
-        </w:rPr>
+        <w:t xml:space="preserve">Obrázek 7 | </w:t>
+      </w:r>
+      <w:proofErr w:type="spellStart"/>
+      <w:proofErr w:type="gramStart"/>
+      <w:r>
+        <w:t>Github</w:t>
+      </w:r>
+      <w:proofErr w:type="spellEnd"/>
+      <w:r>
+        <w:t xml:space="preserve">  (</w:t>
+      </w:r>
+      <w:proofErr w:type="gramEnd"/>
+      <w:r>
+        <w:t>21)</w:t>
+      </w:r>
+      <w:r>
         <w:tab/>
       </w:r>
       <w:r>
-        <w:rPr>
-          <w:noProof/>
-        </w:rPr>
         <w:fldChar w:fldCharType="begin"/>
       </w:r>
       <w:r>
-        <w:rPr>
-          <w:noProof/>
-        </w:rPr>
-        <w:instrText xml:space="preserve"> PAGEREF _Toc187654911 \h </w:instrText>
-      </w:r>
-      <w:r>
-        <w:rPr>
-          <w:noProof/>
-        </w:rPr>
-      </w:r>
-      <w:r>
-        <w:rPr>
-          <w:noProof/>
-        </w:rPr>
+        <w:instrText xml:space="preserve"> PAGEREF _Toc187782225 \h </w:instrText>
+      </w:r>
+      <w:r>
         <w:fldChar w:fldCharType="separate"/>
       </w:r>
       <w:r>
-        <w:rPr>
-          <w:noProof/>
-        </w:rPr>
         <w:t>9</w:t>
       </w:r>
       <w:r>
-        <w:rPr>
-          <w:noProof/>
-        </w:rPr>
         <w:fldChar w:fldCharType="end"/>
       </w:r>
     </w:p>
@@ -14601,7 +15358,6 @@
           <w:tab w:val="right" w:leader="dot" w:pos="9062"/>
         </w:tabs>
         <w:rPr>
-          <w:noProof/>
           <w:kern w:val="2"/>
           <w:sz w:val="24"/>
           <w:szCs w:val="24"/>
@@ -14610,50 +15366,32 @@
         </w:rPr>
       </w:pPr>
       <w:r>
-        <w:rPr>
-          <w:noProof/>
-        </w:rPr>
-        <w:t>Obrázek 8 | Github Desktop</w:t>
-      </w:r>
-      <w:r>
-        <w:rPr>
-          <w:noProof/>
-        </w:rPr>
+        <w:t xml:space="preserve">Obrázek 8 | </w:t>
+      </w:r>
+      <w:proofErr w:type="spellStart"/>
+      <w:r>
+        <w:t>Github</w:t>
+      </w:r>
+      <w:proofErr w:type="spellEnd"/>
+      <w:r>
+        <w:t xml:space="preserve"> Desktop (22)</w:t>
+      </w:r>
+      <w:r>
         <w:tab/>
       </w:r>
       <w:r>
-        <w:rPr>
-          <w:noProof/>
-        </w:rPr>
         <w:fldChar w:fldCharType="begin"/>
       </w:r>
       <w:r>
-        <w:rPr>
-          <w:noProof/>
-        </w:rPr>
-        <w:instrText xml:space="preserve"> PAGEREF _Toc187654912 \h </w:instrText>
-      </w:r>
-      <w:r>
-        <w:rPr>
-          <w:noProof/>
-        </w:rPr>
-      </w:r>
-      <w:r>
-        <w:rPr>
-          <w:noProof/>
-        </w:rPr>
+        <w:instrText xml:space="preserve"> PAGEREF _Toc187782226 \h </w:instrText>
+      </w:r>
+      <w:r>
         <w:fldChar w:fldCharType="separate"/>
       </w:r>
       <w:r>
-        <w:rPr>
-          <w:noProof/>
-        </w:rPr>
         <w:t>9</w:t>
       </w:r>
       <w:r>
-        <w:rPr>
-          <w:noProof/>
-        </w:rPr>
         <w:fldChar w:fldCharType="end"/>
       </w:r>
     </w:p>
@@ -14664,7 +15402,6 @@
           <w:tab w:val="right" w:leader="dot" w:pos="9062"/>
         </w:tabs>
         <w:rPr>
-          <w:noProof/>
           <w:kern w:val="2"/>
           <w:sz w:val="24"/>
           <w:szCs w:val="24"/>
@@ -14673,50 +15410,32 @@
         </w:rPr>
       </w:pPr>
       <w:r>
-        <w:rPr>
-          <w:noProof/>
-        </w:rPr>
-        <w:t>Obrázek 9 | ChatGPT</w:t>
-      </w:r>
-      <w:r>
-        <w:rPr>
-          <w:noProof/>
-        </w:rPr>
+        <w:t xml:space="preserve">Obrázek 9 | </w:t>
+      </w:r>
+      <w:proofErr w:type="spellStart"/>
+      <w:r>
+        <w:t>ChatGPT</w:t>
+      </w:r>
+      <w:proofErr w:type="spellEnd"/>
+      <w:r>
+        <w:t xml:space="preserve"> (8)</w:t>
+      </w:r>
+      <w:r>
         <w:tab/>
       </w:r>
       <w:r>
-        <w:rPr>
-          <w:noProof/>
-        </w:rPr>
         <w:fldChar w:fldCharType="begin"/>
       </w:r>
       <w:r>
-        <w:rPr>
-          <w:noProof/>
-        </w:rPr>
-        <w:instrText xml:space="preserve"> PAGEREF _Toc187654913 \h </w:instrText>
-      </w:r>
-      <w:r>
-        <w:rPr>
-          <w:noProof/>
-        </w:rPr>
-      </w:r>
-      <w:r>
-        <w:rPr>
-          <w:noProof/>
-        </w:rPr>
+        <w:instrText xml:space="preserve"> PAGEREF _Toc187782227 \h </w:instrText>
+      </w:r>
+      <w:r>
         <w:fldChar w:fldCharType="separate"/>
       </w:r>
       <w:r>
-        <w:rPr>
-          <w:noProof/>
-        </w:rPr>
         <w:t>10</w:t>
       </w:r>
       <w:r>
-        <w:rPr>
-          <w:noProof/>
-        </w:rPr>
         <w:fldChar w:fldCharType="end"/>
       </w:r>
     </w:p>
@@ -14727,7 +15446,6 @@
           <w:tab w:val="right" w:leader="dot" w:pos="9062"/>
         </w:tabs>
         <w:rPr>
-          <w:noProof/>
           <w:kern w:val="2"/>
           <w:sz w:val="24"/>
           <w:szCs w:val="24"/>
@@ -14736,50 +15454,32 @@
         </w:rPr>
       </w:pPr>
       <w:r>
-        <w:rPr>
-          <w:noProof/>
-        </w:rPr>
-        <w:t>Obrázek 10 | Cinemachine</w:t>
-      </w:r>
-      <w:r>
-        <w:rPr>
-          <w:noProof/>
-        </w:rPr>
+        <w:t xml:space="preserve">Obrázek 10 | </w:t>
+      </w:r>
+      <w:proofErr w:type="spellStart"/>
+      <w:r>
+        <w:t>Cinemachine</w:t>
+      </w:r>
+      <w:proofErr w:type="spellEnd"/>
+      <w:r>
+        <w:t xml:space="preserve"> (23)</w:t>
+      </w:r>
+      <w:r>
         <w:tab/>
       </w:r>
       <w:r>
-        <w:rPr>
-          <w:noProof/>
-        </w:rPr>
         <w:fldChar w:fldCharType="begin"/>
       </w:r>
       <w:r>
-        <w:rPr>
-          <w:noProof/>
-        </w:rPr>
-        <w:instrText xml:space="preserve"> PAGEREF _Toc187654914 \h </w:instrText>
-      </w:r>
-      <w:r>
-        <w:rPr>
-          <w:noProof/>
-        </w:rPr>
-      </w:r>
-      <w:r>
-        <w:rPr>
-          <w:noProof/>
-        </w:rPr>
+        <w:instrText xml:space="preserve"> PAGEREF _Toc187782228 \h </w:instrText>
+      </w:r>
+      <w:r>
         <w:fldChar w:fldCharType="separate"/>
       </w:r>
       <w:r>
-        <w:rPr>
-          <w:noProof/>
-        </w:rPr>
         <w:t>10</w:t>
       </w:r>
       <w:r>
-        <w:rPr>
-          <w:noProof/>
-        </w:rPr>
         <w:fldChar w:fldCharType="end"/>
       </w:r>
     </w:p>
@@ -14790,7 +15490,6 @@
           <w:tab w:val="right" w:leader="dot" w:pos="9062"/>
         </w:tabs>
         <w:rPr>
-          <w:noProof/>
           <w:kern w:val="2"/>
           <w:sz w:val="24"/>
           <w:szCs w:val="24"/>
@@ -14799,50 +15498,24 @@
         </w:rPr>
       </w:pPr>
       <w:r>
-        <w:rPr>
-          <w:noProof/>
-        </w:rPr>
         <w:t>Obrázek 11 | Testovací scéna</w:t>
       </w:r>
       <w:r>
-        <w:rPr>
-          <w:noProof/>
-        </w:rPr>
         <w:tab/>
       </w:r>
       <w:r>
-        <w:rPr>
-          <w:noProof/>
-        </w:rPr>
         <w:fldChar w:fldCharType="begin"/>
       </w:r>
       <w:r>
-        <w:rPr>
-          <w:noProof/>
-        </w:rPr>
-        <w:instrText xml:space="preserve"> PAGEREF _Toc187654915 \h </w:instrText>
-      </w:r>
-      <w:r>
-        <w:rPr>
-          <w:noProof/>
-        </w:rPr>
-      </w:r>
-      <w:r>
-        <w:rPr>
-          <w:noProof/>
-        </w:rPr>
+        <w:instrText xml:space="preserve"> PAGEREF _Toc187782229 \h </w:instrText>
+      </w:r>
+      <w:r>
         <w:fldChar w:fldCharType="separate"/>
       </w:r>
       <w:r>
-        <w:rPr>
-          <w:noProof/>
-        </w:rPr>
         <w:t>11</w:t>
       </w:r>
       <w:r>
-        <w:rPr>
-          <w:noProof/>
-        </w:rPr>
         <w:fldChar w:fldCharType="end"/>
       </w:r>
     </w:p>
@@ -14853,7 +15526,6 @@
           <w:tab w:val="right" w:leader="dot" w:pos="9062"/>
         </w:tabs>
         <w:rPr>
-          <w:noProof/>
           <w:kern w:val="2"/>
           <w:sz w:val="24"/>
           <w:szCs w:val="24"/>
@@ -14862,50 +15534,32 @@
         </w:rPr>
       </w:pPr>
       <w:r>
-        <w:rPr>
-          <w:noProof/>
-        </w:rPr>
-        <w:t>Obrázek 12 | Hlavní postavy</w:t>
-      </w:r>
-      <w:r>
-        <w:rPr>
-          <w:noProof/>
-        </w:rPr>
+        <w:t xml:space="preserve">Obrázek 12 | </w:t>
+      </w:r>
+      <w:proofErr w:type="spellStart"/>
+      <w:r>
+        <w:t>Assety</w:t>
+      </w:r>
+      <w:proofErr w:type="spellEnd"/>
+      <w:r>
+        <w:t xml:space="preserve"> – Dvojité dřevěné lešení, lampa visící ze stropu a kupa barelů</w:t>
+      </w:r>
+      <w:r>
         <w:tab/>
       </w:r>
       <w:r>
-        <w:rPr>
-          <w:noProof/>
-        </w:rPr>
         <w:fldChar w:fldCharType="begin"/>
       </w:r>
       <w:r>
-        <w:rPr>
-          <w:noProof/>
-        </w:rPr>
-        <w:instrText xml:space="preserve"> PAGEREF _Toc187654916 \h </w:instrText>
-      </w:r>
-      <w:r>
-        <w:rPr>
-          <w:noProof/>
-        </w:rPr>
-      </w:r>
-      <w:r>
-        <w:rPr>
-          <w:noProof/>
-        </w:rPr>
+        <w:instrText xml:space="preserve"> PAGEREF _Toc187782230 \h </w:instrText>
+      </w:r>
+      <w:r>
         <w:fldChar w:fldCharType="separate"/>
       </w:r>
       <w:r>
-        <w:rPr>
-          <w:noProof/>
-        </w:rPr>
-        <w:t>12</w:t>
-      </w:r>
-      <w:r>
-        <w:rPr>
-          <w:noProof/>
-        </w:rPr>
+        <w:t>11</w:t>
+      </w:r>
+      <w:r>
         <w:fldChar w:fldCharType="end"/>
       </w:r>
     </w:p>
@@ -14916,7 +15570,6 @@
           <w:tab w:val="right" w:leader="dot" w:pos="9062"/>
         </w:tabs>
         <w:rPr>
-          <w:noProof/>
           <w:kern w:val="2"/>
           <w:sz w:val="24"/>
           <w:szCs w:val="24"/>
@@ -14925,50 +15578,24 @@
         </w:rPr>
       </w:pPr>
       <w:r>
-        <w:rPr>
-          <w:noProof/>
-        </w:rPr>
-        <w:t>Obrázek 13 | Výměna kamer - Část: Proměnné a Start</w:t>
-      </w:r>
-      <w:r>
-        <w:rPr>
-          <w:noProof/>
-        </w:rPr>
+        <w:t>Obrázek 13 | Hlavní postavy (13) (14)</w:t>
+      </w:r>
+      <w:r>
         <w:tab/>
       </w:r>
       <w:r>
-        <w:rPr>
-          <w:noProof/>
-        </w:rPr>
         <w:fldChar w:fldCharType="begin"/>
       </w:r>
       <w:r>
-        <w:rPr>
-          <w:noProof/>
-        </w:rPr>
-        <w:instrText xml:space="preserve"> PAGEREF _Toc187654917 \h </w:instrText>
-      </w:r>
-      <w:r>
-        <w:rPr>
-          <w:noProof/>
-        </w:rPr>
-      </w:r>
-      <w:r>
-        <w:rPr>
-          <w:noProof/>
-        </w:rPr>
+        <w:instrText xml:space="preserve"> PAGEREF _Toc187782231 \h </w:instrText>
+      </w:r>
+      <w:r>
         <w:fldChar w:fldCharType="separate"/>
       </w:r>
       <w:r>
-        <w:rPr>
-          <w:noProof/>
-        </w:rPr>
-        <w:t>13</w:t>
-      </w:r>
-      <w:r>
-        <w:rPr>
-          <w:noProof/>
-        </w:rPr>
+        <w:t>12</w:t>
+      </w:r>
+      <w:r>
         <w:fldChar w:fldCharType="end"/>
       </w:r>
     </w:p>
@@ -14979,7 +15606,6 @@
           <w:tab w:val="right" w:leader="dot" w:pos="9062"/>
         </w:tabs>
         <w:rPr>
-          <w:noProof/>
           <w:kern w:val="2"/>
           <w:sz w:val="24"/>
           <w:szCs w:val="24"/>
@@ -14988,50 +15614,32 @@
         </w:rPr>
       </w:pPr>
       <w:r>
-        <w:rPr>
-          <w:noProof/>
-        </w:rPr>
-        <w:t>Obrázek 14 | Výměna kamer - Část: Metody</w:t>
-      </w:r>
-      <w:r>
-        <w:rPr>
-          <w:noProof/>
-        </w:rPr>
+        <w:t xml:space="preserve">Obrázek 14 | Výměna </w:t>
+      </w:r>
+      <w:proofErr w:type="gramStart"/>
+      <w:r>
+        <w:t>kamer - Část</w:t>
+      </w:r>
+      <w:proofErr w:type="gramEnd"/>
+      <w:r>
+        <w:t>: Proměnné a Start</w:t>
+      </w:r>
+      <w:r>
         <w:tab/>
       </w:r>
       <w:r>
-        <w:rPr>
-          <w:noProof/>
-        </w:rPr>
         <w:fldChar w:fldCharType="begin"/>
       </w:r>
       <w:r>
-        <w:rPr>
-          <w:noProof/>
-        </w:rPr>
-        <w:instrText xml:space="preserve"> PAGEREF _Toc187654918 \h </w:instrText>
-      </w:r>
-      <w:r>
-        <w:rPr>
-          <w:noProof/>
-        </w:rPr>
-      </w:r>
-      <w:r>
-        <w:rPr>
-          <w:noProof/>
-        </w:rPr>
+        <w:instrText xml:space="preserve"> PAGEREF _Toc187782232 \h </w:instrText>
+      </w:r>
+      <w:r>
         <w:fldChar w:fldCharType="separate"/>
       </w:r>
       <w:r>
-        <w:rPr>
-          <w:noProof/>
-        </w:rPr>
-        <w:t>14</w:t>
-      </w:r>
-      <w:r>
-        <w:rPr>
-          <w:noProof/>
-        </w:rPr>
+        <w:t>13</w:t>
+      </w:r>
+      <w:r>
         <w:fldChar w:fldCharType="end"/>
       </w:r>
     </w:p>
@@ -15042,7 +15650,6 @@
           <w:tab w:val="right" w:leader="dot" w:pos="9062"/>
         </w:tabs>
         <w:rPr>
-          <w:noProof/>
           <w:kern w:val="2"/>
           <w:sz w:val="24"/>
           <w:szCs w:val="24"/>
@@ -15051,50 +15658,32 @@
         </w:rPr>
       </w:pPr>
       <w:r>
-        <w:rPr>
-          <w:noProof/>
-        </w:rPr>
-        <w:t>Obrázek 15 | Výměna kamer - Část: Priority kamer</w:t>
-      </w:r>
-      <w:r>
-        <w:rPr>
-          <w:noProof/>
-        </w:rPr>
+        <w:t xml:space="preserve">Obrázek 15 | Výměna </w:t>
+      </w:r>
+      <w:proofErr w:type="gramStart"/>
+      <w:r>
+        <w:t>kamer - Část</w:t>
+      </w:r>
+      <w:proofErr w:type="gramEnd"/>
+      <w:r>
+        <w:t>: Metody</w:t>
+      </w:r>
+      <w:r>
         <w:tab/>
       </w:r>
       <w:r>
-        <w:rPr>
-          <w:noProof/>
-        </w:rPr>
         <w:fldChar w:fldCharType="begin"/>
       </w:r>
       <w:r>
-        <w:rPr>
-          <w:noProof/>
-        </w:rPr>
-        <w:instrText xml:space="preserve"> PAGEREF _Toc187654919 \h </w:instrText>
-      </w:r>
-      <w:r>
-        <w:rPr>
-          <w:noProof/>
-        </w:rPr>
-      </w:r>
-      <w:r>
-        <w:rPr>
-          <w:noProof/>
-        </w:rPr>
+        <w:instrText xml:space="preserve"> PAGEREF _Toc187782233 \h </w:instrText>
+      </w:r>
+      <w:r>
         <w:fldChar w:fldCharType="separate"/>
       </w:r>
       <w:r>
-        <w:rPr>
-          <w:noProof/>
-        </w:rPr>
-        <w:t>15</w:t>
-      </w:r>
-      <w:r>
-        <w:rPr>
-          <w:noProof/>
-        </w:rPr>
+        <w:t>14</w:t>
+      </w:r>
+      <w:r>
         <w:fldChar w:fldCharType="end"/>
       </w:r>
     </w:p>
@@ -15105,7 +15694,6 @@
           <w:tab w:val="right" w:leader="dot" w:pos="9062"/>
         </w:tabs>
         <w:rPr>
-          <w:noProof/>
           <w:kern w:val="2"/>
           <w:sz w:val="24"/>
           <w:szCs w:val="24"/>
@@ -15114,50 +15702,32 @@
         </w:rPr>
       </w:pPr>
       <w:r>
-        <w:rPr>
-          <w:noProof/>
-        </w:rPr>
-        <w:t>Obrázek 16 | Ragdoll kolize</w:t>
-      </w:r>
-      <w:r>
-        <w:rPr>
-          <w:noProof/>
-        </w:rPr>
+        <w:t xml:space="preserve">Obrázek 16 | Výměna </w:t>
+      </w:r>
+      <w:proofErr w:type="gramStart"/>
+      <w:r>
+        <w:t>kamer - Část</w:t>
+      </w:r>
+      <w:proofErr w:type="gramEnd"/>
+      <w:r>
+        <w:t>: Priority kamer</w:t>
+      </w:r>
+      <w:r>
         <w:tab/>
       </w:r>
       <w:r>
-        <w:rPr>
-          <w:noProof/>
-        </w:rPr>
         <w:fldChar w:fldCharType="begin"/>
       </w:r>
       <w:r>
-        <w:rPr>
-          <w:noProof/>
-        </w:rPr>
-        <w:instrText xml:space="preserve"> PAGEREF _Toc187654920 \h </w:instrText>
-      </w:r>
-      <w:r>
-        <w:rPr>
-          <w:noProof/>
-        </w:rPr>
-      </w:r>
-      <w:r>
-        <w:rPr>
-          <w:noProof/>
-        </w:rPr>
+        <w:instrText xml:space="preserve"> PAGEREF _Toc187782234 \h </w:instrText>
+      </w:r>
+      <w:r>
         <w:fldChar w:fldCharType="separate"/>
       </w:r>
       <w:r>
-        <w:rPr>
-          <w:noProof/>
-        </w:rPr>
         <w:t>15</w:t>
       </w:r>
       <w:r>
-        <w:rPr>
-          <w:noProof/>
-        </w:rPr>
         <w:fldChar w:fldCharType="end"/>
       </w:r>
     </w:p>
@@ -15168,7 +15738,6 @@
           <w:tab w:val="right" w:leader="dot" w:pos="9062"/>
         </w:tabs>
         <w:rPr>
-          <w:noProof/>
           <w:kern w:val="2"/>
           <w:sz w:val="24"/>
           <w:szCs w:val="24"/>
@@ -15177,50 +15746,32 @@
         </w:rPr>
       </w:pPr>
       <w:r>
-        <w:rPr>
-          <w:noProof/>
-        </w:rPr>
-        <w:t>Obrázek 17 | Hod objektu</w:t>
-      </w:r>
-      <w:r>
-        <w:rPr>
-          <w:noProof/>
-        </w:rPr>
+        <w:t xml:space="preserve">Obrázek 17 | </w:t>
+      </w:r>
+      <w:proofErr w:type="spellStart"/>
+      <w:r>
+        <w:t>Ragdoll</w:t>
+      </w:r>
+      <w:proofErr w:type="spellEnd"/>
+      <w:r>
+        <w:t xml:space="preserve"> kolize</w:t>
+      </w:r>
+      <w:r>
         <w:tab/>
       </w:r>
       <w:r>
-        <w:rPr>
-          <w:noProof/>
-        </w:rPr>
         <w:fldChar w:fldCharType="begin"/>
       </w:r>
       <w:r>
-        <w:rPr>
-          <w:noProof/>
-        </w:rPr>
-        <w:instrText xml:space="preserve"> PAGEREF _Toc187654921 \h </w:instrText>
-      </w:r>
-      <w:r>
-        <w:rPr>
-          <w:noProof/>
-        </w:rPr>
-      </w:r>
-      <w:r>
-        <w:rPr>
-          <w:noProof/>
-        </w:rPr>
+        <w:instrText xml:space="preserve"> PAGEREF _Toc187782235 \h </w:instrText>
+      </w:r>
+      <w:r>
         <w:fldChar w:fldCharType="separate"/>
       </w:r>
       <w:r>
-        <w:rPr>
-          <w:noProof/>
-        </w:rPr>
-        <w:t>16</w:t>
-      </w:r>
-      <w:r>
-        <w:rPr>
-          <w:noProof/>
-        </w:rPr>
+        <w:t>15</w:t>
+      </w:r>
+      <w:r>
         <w:fldChar w:fldCharType="end"/>
       </w:r>
     </w:p>
@@ -15231,7 +15782,6 @@
           <w:tab w:val="right" w:leader="dot" w:pos="9062"/>
         </w:tabs>
         <w:rPr>
-          <w:noProof/>
           <w:kern w:val="2"/>
           <w:sz w:val="24"/>
           <w:szCs w:val="24"/>
@@ -15240,50 +15790,24 @@
         </w:rPr>
       </w:pPr>
       <w:r>
-        <w:rPr>
-          <w:noProof/>
-        </w:rPr>
-        <w:t>Obrázek 18 | Mířící kamera</w:t>
-      </w:r>
-      <w:r>
-        <w:rPr>
-          <w:noProof/>
-        </w:rPr>
+        <w:t>Obrázek 18 | Hod objektu</w:t>
+      </w:r>
+      <w:r>
         <w:tab/>
       </w:r>
       <w:r>
-        <w:rPr>
-          <w:noProof/>
-        </w:rPr>
         <w:fldChar w:fldCharType="begin"/>
       </w:r>
       <w:r>
-        <w:rPr>
-          <w:noProof/>
-        </w:rPr>
-        <w:instrText xml:space="preserve"> PAGEREF _Toc187654922 \h </w:instrText>
-      </w:r>
-      <w:r>
-        <w:rPr>
-          <w:noProof/>
-        </w:rPr>
-      </w:r>
-      <w:r>
-        <w:rPr>
-          <w:noProof/>
-        </w:rPr>
+        <w:instrText xml:space="preserve"> PAGEREF _Toc187782236 \h </w:instrText>
+      </w:r>
+      <w:r>
         <w:fldChar w:fldCharType="separate"/>
       </w:r>
       <w:r>
-        <w:rPr>
-          <w:noProof/>
-        </w:rPr>
         <w:t>16</w:t>
       </w:r>
       <w:r>
-        <w:rPr>
-          <w:noProof/>
-        </w:rPr>
         <w:fldChar w:fldCharType="end"/>
       </w:r>
     </w:p>
@@ -15294,7 +15818,6 @@
           <w:tab w:val="right" w:leader="dot" w:pos="9062"/>
         </w:tabs>
         <w:rPr>
-          <w:noProof/>
           <w:kern w:val="2"/>
           <w:sz w:val="24"/>
           <w:szCs w:val="24"/>
@@ -15303,50 +15826,60 @@
         </w:rPr>
       </w:pPr>
       <w:r>
-        <w:rPr>
-          <w:noProof/>
-        </w:rPr>
-        <w:t>Obrázek 19 | Hlavní kamera</w:t>
-      </w:r>
-      <w:r>
-        <w:rPr>
-          <w:noProof/>
-        </w:rPr>
+        <w:t>Obrázek 19 | Mířící kamera</w:t>
+      </w:r>
+      <w:r>
         <w:tab/>
       </w:r>
       <w:r>
-        <w:rPr>
-          <w:noProof/>
-        </w:rPr>
         <w:fldChar w:fldCharType="begin"/>
       </w:r>
       <w:r>
-        <w:rPr>
-          <w:noProof/>
-        </w:rPr>
-        <w:instrText xml:space="preserve"> PAGEREF _Toc187654923 \h </w:instrText>
-      </w:r>
-      <w:r>
-        <w:rPr>
-          <w:noProof/>
-        </w:rPr>
-      </w:r>
-      <w:r>
-        <w:rPr>
-          <w:noProof/>
-        </w:rPr>
+        <w:instrText xml:space="preserve"> PAGEREF _Toc187782237 \h </w:instrText>
+      </w:r>
+      <w:r>
         <w:fldChar w:fldCharType="separate"/>
       </w:r>
       <w:r>
-        <w:rPr>
-          <w:noProof/>
-        </w:rPr>
         <w:t>16</w:t>
       </w:r>
       <w:r>
-        <w:rPr>
-          <w:noProof/>
-        </w:rPr>
+        <w:fldChar w:fldCharType="end"/>
+      </w:r>
+    </w:p>
+    <w:p>
+      <w:pPr>
+        <w:pStyle w:val="Seznamobrzk"/>
+        <w:tabs>
+          <w:tab w:val="right" w:leader="dot" w:pos="9062"/>
+        </w:tabs>
+        <w:rPr>
+          <w:kern w:val="2"/>
+          <w:sz w:val="24"/>
+          <w:szCs w:val="24"/>
+          <w:lang w:eastAsia="cs-CZ"/>
+          <w14:ligatures w14:val="standardContextual"/>
+        </w:rPr>
+      </w:pPr>
+      <w:r>
+        <w:t>Obrázek 20 | Hlavní kamera</w:t>
+      </w:r>
+      <w:r>
+        <w:tab/>
+      </w:r>
+      <w:r>
+        <w:fldChar w:fldCharType="begin"/>
+      </w:r>
+      <w:r>
+        <w:instrText xml:space="preserve"> PAGEREF _Toc187782238 \h </w:instrText>
+      </w:r>
+      <w:r>
+        <w:fldChar w:fldCharType="separate"/>
+      </w:r>
+      <w:r>
+        <w:t>16</w:t>
+      </w:r>
+      <w:r>
         <w:fldChar w:fldCharType="end"/>
       </w:r>
     </w:p>
@@ -15364,13 +15897,19 @@
         <w:pBdr>
           <w:bottom w:val="single" w:sz="4" w:space="1" w:color="FFC000"/>
         </w:pBdr>
-      </w:pPr>
-      <w:bookmarkStart w:id="52" w:name="_Toc187737801"/>
-      <w:r>
+        <w:rPr>
+          <w:noProof w:val="0"/>
+        </w:rPr>
+      </w:pPr>
+      <w:bookmarkStart w:id="55" w:name="_Toc187782218"/>
+      <w:r>
+        <w:rPr>
+          <w:noProof w:val="0"/>
+        </w:rPr>
         <w:lastRenderedPageBreak/>
         <w:t>Obsah média</w:t>
       </w:r>
-      <w:bookmarkEnd w:id="52"/>
+      <w:bookmarkEnd w:id="55"/>
     </w:p>
     <w:p>
       <w:pPr>
@@ -15422,18 +15961,12 @@
     </w:p>
     <w:p>
       <w:r>
-        <w:t xml:space="preserve">Dále také můžete najít celý projekt a všechny soubory na </w:t>
-      </w:r>
-      <w:r>
-        <w:t>https://github.com/vostrak318/</w:t>
-      </w:r>
-      <w:r>
-        <w:t>CtrlAltDelete</w:t>
+        <w:t>Dále také můžete najít celý projekt a všechny soubory na https://github.com/vostrak318/CtrlAltDelete</w:t>
       </w:r>
     </w:p>
     <w:sectPr>
-      <w:footerReference w:type="default" r:id="rId30"/>
-      <w:footerReference w:type="first" r:id="rId31"/>
+      <w:footerReference w:type="default" r:id="rId31"/>
+      <w:footerReference w:type="first" r:id="rId32"/>
       <w:pgSz w:w="11906" w:h="16838"/>
       <w:pgMar w:top="1417" w:right="1417" w:bottom="1417" w:left="1417" w:header="850" w:footer="680" w:gutter="0"/>
       <w:cols w:space="708"/>
@@ -15613,6 +16146,50 @@
       </w:pPr>
       <w:r>
         <w:continuationSeparator/>
+      </w:r>
+    </w:p>
+  </w:footnote>
+  <w:footnote w:id="1">
+    <w:p>
+      <w:pPr>
+        <w:pStyle w:val="Textpoznpodarou"/>
+      </w:pPr>
+      <w:r>
+        <w:rPr>
+          <w:rStyle w:val="Znakapoznpodarou"/>
+        </w:rPr>
+        <w:footnoteRef/>
+      </w:r>
+      <w:r>
+        <w:t xml:space="preserve"> Capsule collider – objekt</w:t>
+      </w:r>
+      <w:r>
+        <w:t>,</w:t>
+      </w:r>
+      <w:r>
+        <w:t xml:space="preserve"> který detekuje kolize ve tvaru kapsle.</w:t>
+      </w:r>
+    </w:p>
+  </w:footnote>
+  <w:footnote w:id="2">
+    <w:p>
+      <w:pPr>
+        <w:pStyle w:val="Textpoznpodarou"/>
+      </w:pPr>
+      <w:r>
+        <w:rPr>
+          <w:rStyle w:val="Znakapoznpodarou"/>
+        </w:rPr>
+        <w:footnoteRef/>
+      </w:r>
+      <w:r>
+        <w:t xml:space="preserve"> Hitboxy – objekty</w:t>
+      </w:r>
+      <w:r>
+        <w:t>,</w:t>
+      </w:r>
+      <w:r>
+        <w:t xml:space="preserve"> do kterých lze hlavní postavy trefit.</w:t>
       </w:r>
     </w:p>
   </w:footnote>
@@ -17057,7 +17634,6 @@
   <w:style w:type="character" w:default="1" w:styleId="Standardnpsmoodstavce">
     <w:name w:val="Default Paragraph Font"/>
     <w:uiPriority w:val="1"/>
-    <w:semiHidden/>
     <w:unhideWhenUsed/>
   </w:style>
   <w:style w:type="table" w:default="1" w:styleId="Normlntabulka">
@@ -17449,6 +18025,57 @@
     <w:unhideWhenUsed/>
     <w:rsid w:val="0098314B"/>
   </w:style>
+  <w:style w:type="character" w:styleId="Odkaznakoment">
+    <w:name w:val="annotation reference"/>
+    <w:basedOn w:val="Standardnpsmoodstavce"/>
+    <w:uiPriority w:val="99"/>
+    <w:semiHidden/>
+    <w:unhideWhenUsed/>
+    <w:rsid w:val="00DB3717"/>
+    <w:rPr>
+      <w:sz w:val="16"/>
+      <w:szCs w:val="16"/>
+    </w:rPr>
+  </w:style>
+  <w:style w:type="paragraph" w:styleId="Textpoznpodarou">
+    <w:name w:val="footnote text"/>
+    <w:basedOn w:val="Normln"/>
+    <w:link w:val="TextpoznpodarouChar"/>
+    <w:uiPriority w:val="99"/>
+    <w:semiHidden/>
+    <w:unhideWhenUsed/>
+    <w:rsid w:val="00EE0D93"/>
+    <w:pPr>
+      <w:spacing w:after="0" w:line="240" w:lineRule="auto"/>
+    </w:pPr>
+    <w:rPr>
+      <w:sz w:val="20"/>
+      <w:szCs w:val="20"/>
+    </w:rPr>
+  </w:style>
+  <w:style w:type="character" w:customStyle="1" w:styleId="TextpoznpodarouChar">
+    <w:name w:val="Text pozn. pod čarou Char"/>
+    <w:basedOn w:val="Standardnpsmoodstavce"/>
+    <w:link w:val="Textpoznpodarou"/>
+    <w:uiPriority w:val="99"/>
+    <w:semiHidden/>
+    <w:rsid w:val="00EE0D93"/>
+    <w:rPr>
+      <w:sz w:val="20"/>
+      <w:szCs w:val="20"/>
+    </w:rPr>
+  </w:style>
+  <w:style w:type="character" w:styleId="Znakapoznpodarou">
+    <w:name w:val="footnote reference"/>
+    <w:basedOn w:val="Standardnpsmoodstavce"/>
+    <w:uiPriority w:val="99"/>
+    <w:semiHidden/>
+    <w:unhideWhenUsed/>
+    <w:rsid w:val="00EE0D93"/>
+    <w:rPr>
+      <w:vertAlign w:val="superscript"/>
+    </w:rPr>
+  </w:style>
 </w:styles>
 </file>
 
@@ -17748,18 +18375,18 @@
 </file>
 
 <file path=customXml/item1.xml><?xml version="1.0" encoding="utf-8"?>
+<p:properties xmlns:p="http://schemas.microsoft.com/office/2006/metadata/properties" xmlns:xsi="http://www.w3.org/2001/XMLSchema-instance" xmlns:pc="http://schemas.microsoft.com/office/infopath/2007/PartnerControls">
+  <documentManagement/>
+</p:properties>
+</file>
+
+<file path=customXml/item2.xml><?xml version="1.0" encoding="utf-8"?>
 <?mso-contentType ?>
 <FormTemplates xmlns="http://schemas.microsoft.com/sharepoint/v3/contenttype/forms">
   <Display>DocumentLibraryForm</Display>
   <Edit>DocumentLibraryForm</Edit>
   <New>DocumentLibraryForm</New>
 </FormTemplates>
-</file>
-
-<file path=customXml/item2.xml><?xml version="1.0" encoding="utf-8"?>
-<p:properties xmlns:p="http://schemas.microsoft.com/office/2006/metadata/properties" xmlns:xsi="http://www.w3.org/2001/XMLSchema-instance" xmlns:pc="http://schemas.microsoft.com/office/infopath/2007/PartnerControls">
-  <documentManagement/>
-</p:properties>
 </file>
 
 <file path=customXml/item3.xml><?xml version="1.0" encoding="utf-8"?>
@@ -17939,7 +18566,7 @@
     <b:MonthAccessed>1.</b:MonthAccessed>
     <b:DayAccessed>13</b:DayAccessed>
     <b:URL>https://store.steampowered.com/app/1137460/ALTF4/?l=czech</b:URL>
-    <b:RefOrder>14</b:RefOrder>
+    <b:RefOrder>15</b:RefOrder>
   </b:Source>
   <b:Source>
     <b:Tag>Jum25</b:Tag>
@@ -17951,7 +18578,7 @@
     <b:MonthAccessed>1.</b:MonthAccessed>
     <b:DayAccessed>13</b:DayAccessed>
     <b:URL>https://store.steampowered.com/app/1061090/Jump_King/</b:URL>
-    <b:RefOrder>15</b:RefOrder>
+    <b:RefOrder>16</b:RefOrder>
   </b:Source>
   <b:Source>
     <b:Tag>Sla25</b:Tag>
@@ -17963,7 +18590,7 @@
     <b:MonthAccessed>1.</b:MonthAccessed>
     <b:DayAccessed>13</b:DayAccessed>
     <b:URL>https://store.steampowered.com/app/2354000/Slackers__Carts_of_Glory/</b:URL>
-    <b:RefOrder>16</b:RefOrder>
+    <b:RefOrder>17</b:RefOrder>
   </b:Source>
   <b:Source>
     <b:Tag>Pro25</b:Tag>
@@ -17987,7 +18614,7 @@
     <b:MonthAccessed>1.</b:MonthAccessed>
     <b:DayAccessed>13</b:DayAccessed>
     <b:URL>https://www.facebook.com/unity3d/</b:URL>
-    <b:RefOrder>17</b:RefOrder>
+    <b:RefOrder>18</b:RefOrder>
   </b:Source>
   <b:Source>
     <b:Tag>Ato25</b:Tag>
@@ -18011,7 +18638,7 @@
     <b:MonthAccessed>1.</b:MonthAccessed>
     <b:DayAccessed>13</b:DayAccessed>
     <b:URL>https://play.google.com/store/apps/details?id=juanantonioripoll.practiceexercisescsharp&amp;hl=cs</b:URL>
-    <b:RefOrder>18</b:RefOrder>
+    <b:RefOrder>19</b:RefOrder>
   </b:Source>
   <b:Source>
     <b:Tag>Vis25</b:Tag>
@@ -18035,7 +18662,7 @@
     <b:MonthAccessed>1.</b:MonthAccessed>
     <b:DayAccessed>13</b:DayAccessed>
     <b:URL>https://apps.microsoft.com/detail/XPDCFJDKLZJLP8?hl=cs-CZ&amp;gl=CL</b:URL>
-    <b:RefOrder>19</b:RefOrder>
+    <b:RefOrder>20</b:RefOrder>
   </b:Source>
   <b:Source>
     <b:Tag>Git25</b:Tag>
@@ -18047,7 +18674,7 @@
     <b:MonthAccessed>1.</b:MonthAccessed>
     <b:DayAccessed>13</b:DayAccessed>
     <b:URL>https://thiago-marsal.medium.com/github-a-beginners-introduction-00046817208a</b:URL>
-    <b:RefOrder>20</b:RefOrder>
+    <b:RefOrder>21</b:RefOrder>
   </b:Source>
   <b:Source>
     <b:Tag>Fil25</b:Tag>
@@ -18059,7 +18686,7 @@
     <b:MonthAccessed>1.</b:MonthAccessed>
     <b:DayAccessed>13</b:DayAccessed>
     <b:URL>https://en.m.wikipedia.org/wiki/File:Github-desktop-logo-symbol.svg</b:URL>
-    <b:RefOrder>21</b:RefOrder>
+    <b:RefOrder>22</b:RefOrder>
   </b:Source>
   <b:Source>
     <b:Tag>Cha25</b:Tag>
@@ -18119,7 +18746,7 @@
     <b:MonthAccessed>1.</b:MonthAccessed>
     <b:DayAccessed>13</b:DayAccessed>
     <b:URL>https://documentation.help/Cinemachine/b80f823a-e6de-2e54-8da3-7a269e4f3771.htm</b:URL>
-    <b:RefOrder>22</b:RefOrder>
+    <b:RefOrder>23</b:RefOrder>
   </b:Source>
   <b:Source>
     <b:Tag>War25</b:Tag>
@@ -18131,7 +18758,7 @@
     <b:MonthAccessed>1.</b:MonthAccessed>
     <b:DayAccessed>13</b:DayAccessed>
     <b:URL>https://assetstore.unity.com/packages/3d/characters/humanoids/fantasy/warrior-3-180877</b:URL>
-    <b:RefOrder>12</b:RefOrder>
+    <b:RefOrder>13</b:RefOrder>
   </b:Source>
   <b:Source>
     <b:Tag>War251</b:Tag>
@@ -18143,7 +18770,7 @@
     <b:MonthAccessed>1.</b:MonthAccessed>
     <b:DayAccessed>13</b:DayAccessed>
     <b:URL>https://assetstore.unity.com/packages/3d/characters/animals/warrior-maiden-156715</b:URL>
-    <b:RefOrder>13</b:RefOrder>
+    <b:RefOrder>14</b:RefOrder>
   </b:Source>
   <b:Source>
     <b:Tag>Ant25</b:Tag>
@@ -18155,7 +18782,7 @@
     <b:MonthAccessed>1.</b:MonthAccessed>
     <b:DayAccessed>13</b:DayAccessed>
     <b:URL>https://assetstore.unity.com/publishers/43856</b:URL>
-    <b:RefOrder>11</b:RefOrder>
+    <b:RefOrder>12</b:RefOrder>
   </b:Source>
   <b:Source>
     <b:Tag>PRO25</b:Tag>
@@ -18193,22 +18820,46 @@
     <b:URL>https://www.youtube.com/watch?v=FAfCs4zXMYw&amp;list=PLIO7VUzfNfIVBBfZGrYQlx3k1-sp9WInZ&amp;index=6</b:URL>
     <b:RefOrder>3</b:RefOrder>
   </b:Source>
+  <b:Source>
+    <b:Tag>The25</b:Tag>
+    <b:SourceType>InternetSite</b:SourceType>
+    <b:Guid>{9AA5DDA9-CC66-4C8E-91C0-C3BCF2319B4D}</b:Guid>
+    <b:Title>The Best Assets for Game Making | Unity</b:Title>
+    <b:InternetSiteTitle>Unity Asset Store</b:InternetSiteTitle>
+    <b:YearAccessed>2025</b:YearAccessed>
+    <b:MonthAccessed>1.</b:MonthAccessed>
+    <b:DayAccessed>14</b:DayAccessed>
+    <b:URL>https://assetstore.unity.com/search#q=azerilo%20rug</b:URL>
+    <b:RefOrder>24</b:RefOrder>
+  </b:Source>
+  <b:Source>
+    <b:Tag>Mod25</b:Tag>
+    <b:SourceType>InternetSite</b:SourceType>
+    <b:Guid>{B695CC61-B564-4E5E-9580-716F01E9072A}</b:Guid>
+    <b:Title>Modular Sewer Props | 3D Props | Unity</b:Title>
+    <b:InternetSiteTitle>Unity Asset Store</b:InternetSiteTitle>
+    <b:YearAccessed>2025</b:YearAccessed>
+    <b:MonthAccessed>1.</b:MonthAccessed>
+    <b:DayAccessed>14</b:DayAccessed>
+    <b:URL>https://assetstore.unity.com/packages/3d/props/modular-sewer-props-277458</b:URL>
+    <b:RefOrder>11</b:RefOrder>
+  </b:Source>
 </b:Sources>
 </file>
 
 <file path=customXml/itemProps1.xml><?xml version="1.0" encoding="utf-8"?>
-<ds:datastoreItem xmlns:ds="http://schemas.openxmlformats.org/officeDocument/2006/customXml" ds:itemID="{4FF85B71-35EB-4667-B5A7-25BC67E7B3EE}">
+<ds:datastoreItem xmlns:ds="http://schemas.openxmlformats.org/officeDocument/2006/customXml" ds:itemID="{43079A01-61F3-44B1-90C1-B1FEC405C657}">
   <ds:schemaRefs>
-    <ds:schemaRef ds:uri="http://schemas.microsoft.com/sharepoint/v3/contenttype/forms"/>
+    <ds:schemaRef ds:uri="http://schemas.microsoft.com/office/2006/metadata/properties"/>
+    <ds:schemaRef ds:uri="http://schemas.microsoft.com/office/infopath/2007/PartnerControls"/>
   </ds:schemaRefs>
 </ds:datastoreItem>
 </file>
 
 <file path=customXml/itemProps2.xml><?xml version="1.0" encoding="utf-8"?>
-<ds:datastoreItem xmlns:ds="http://schemas.openxmlformats.org/officeDocument/2006/customXml" ds:itemID="{43079A01-61F3-44B1-90C1-B1FEC405C657}">
+<ds:datastoreItem xmlns:ds="http://schemas.openxmlformats.org/officeDocument/2006/customXml" ds:itemID="{4FF85B71-35EB-4667-B5A7-25BC67E7B3EE}">
   <ds:schemaRefs>
-    <ds:schemaRef ds:uri="http://schemas.microsoft.com/office/2006/metadata/properties"/>
-    <ds:schemaRef ds:uri="http://schemas.microsoft.com/office/infopath/2007/PartnerControls"/>
+    <ds:schemaRef ds:uri="http://schemas.microsoft.com/sharepoint/v3/contenttype/forms"/>
   </ds:schemaRefs>
 </ds:datastoreItem>
 </file>
@@ -18233,7 +18884,7 @@
 </file>
 
 <file path=customXml/itemProps4.xml><?xml version="1.0" encoding="utf-8"?>
-<ds:datastoreItem xmlns:ds="http://schemas.openxmlformats.org/officeDocument/2006/customXml" ds:itemID="{0A326BF4-9AE7-432B-B6C9-1B7BBFEA15D4}">
+<ds:datastoreItem xmlns:ds="http://schemas.openxmlformats.org/officeDocument/2006/customXml" ds:itemID="{C5DE5A93-1E31-4F7C-8B0C-5C8CD587094A}">
   <ds:schemaRefs>
     <ds:schemaRef ds:uri="http://schemas.openxmlformats.org/officeDocument/2006/bibliography"/>
   </ds:schemaRefs>
